--- a/plantillas_maestras/03_seguro_desgravamen/negativa_cobertura/2_o_mas_ddos_varios/varon/TPL_2010_2026_SEGURO_DESGRAVAMEN_NEGATIVA_COBERTURA_ASEGURADORA_VARON_R227.docx
+++ b/plantillas_maestras/03_seguro_desgravamen/negativa_cobertura/2_o_mas_ddos_varios/varon/TPL_2010_2026_SEGURO_DESGRAVAMEN_NEGATIVA_COBERTURA_ASEGURADORA_VARON_R227.docx
@@ -658,7 +658,7 @@
           <w:sz w:val="22"/>
           <w:szCs w:val="22"/>
         </w:rPr>
-        <w:t xml:space="preserve">por presuntas infracciones a la Ley Nº 29571, Código de Protección y Defensa del </w:t>
+        <w:t xml:space="preserve">por presuntas infracciones a la Ley 29571, Código de Protección y Defensa del </w:t>
       </w:r>
       <w:r>
         <w:rPr>
@@ -1542,7 +1542,7 @@
           <w:sz w:val="22"/>
           <w:szCs w:val="22"/>
         </w:rPr>
-        <w:t>El artículo 6° de la Ley sobre Facultades, Normas y Organización del Indecopi, aprobada por el Decreto Legislativo N° 807, establece que la información recibida por una Comisión, Oficina o Sala del Tribunal de Defensa de la Competencia y de la Propiedad Intelectual, que constituya un secreto industrial o comercial, deberá ser declarada reservada por la Comisión, Oficina o Sala del Tribunal respectiva, debiendo adoptar las medidas necesarias para garantizar la reserva y confidencialidad de la información.</w:t>
+        <w:t>El artículo 6 de la Ley sobre Facultades, Normas y Organización del Indecopi, aprobada por el Decreto Legislativo 807, establece que la información recibida por una Comisión, Oficina o Sala del Tribunal de Defensa de la Competencia y de la Propiedad Intelectual, que constituya un secreto industrial o comercial, deberá ser declarada reservada por la Comisión, Oficina o Sala del Tribunal respectiva, debiendo adoptar las medidas necesarias para garantizar la reserva y confidencialidad de la información.</w:t>
       </w:r>
     </w:p>
     <w:p>
@@ -1578,7 +1578,7 @@
           <w:sz w:val="22"/>
           <w:szCs w:val="22"/>
         </w:rPr>
-        <w:t>De otro lado, la Directiva N° 001-2008/TRI-INDECOPI, Directiva sobre confidencialidad de la información en los procedimientos seguidos por los órganos funcionales del Indecopi (en adelante, Directiva), modificada por la Directiva Nº 002-2017/TRI-INDECOPI y 003-2022/TRI-INDECOPI, establece lo siguiente:</w:t>
+        <w:t>De otro lado, la Directiva 001-2008/TRI-INDECOPI, Directiva sobre confidencialidad de la información en los procedimientos seguidos por los órganos funcionales del Indecopi (en adelante, Directiva), modificada por la Directiva 002-2017/TRI-INDECOPI y 003-2022/TRI-INDECOPI, establece lo siguiente:</w:t>
       </w:r>
     </w:p>
     <w:p>
@@ -2914,7 +2914,7 @@
           <w:sz w:val="20"/>
           <w:szCs w:val="20"/>
         </w:rPr>
-        <w:t xml:space="preserve">     </w:t>
+        <w:t xml:space="preserve"> </w:t>
       </w:r>
       <w:r>
         <w:rPr>
@@ -2963,7 +2963,7 @@
           <w:sz w:val="20"/>
           <w:szCs w:val="20"/>
         </w:rPr>
-        <w:t xml:space="preserve">    </w:t>
+        <w:t xml:space="preserve"> </w:t>
       </w:r>
       <w:r>
         <w:rPr>
@@ -3034,7 +3034,7 @@
           <w:sz w:val="20"/>
           <w:szCs w:val="20"/>
         </w:rPr>
-        <w:t xml:space="preserve">     e) </w:t>
+        <w:t xml:space="preserve"> e) </w:t>
       </w:r>
       <w:r>
         <w:rPr>
@@ -3123,7 +3123,7 @@
           <w:sz w:val="22"/>
           <w:szCs w:val="22"/>
         </w:rPr>
-        <w:t>Directiva N° 001-2008/TRI-INDECOPI</w:t>
+        <w:t>Directiva 001-2008/TRI-INDECOPI</w:t>
       </w:r>
       <w:r>
         <w:rPr>
@@ -3256,7 +3256,7 @@
           <w:sz w:val="22"/>
           <w:szCs w:val="22"/>
         </w:rPr>
-        <w:t>e acuerdo con el inciso 7.1.3 del numeral 7.1 del acápite 7 Directiva Nº 001-2025-GEG/INDECOPI, Directiva que regula la tramitación del expediente electrónico del Instituto Nacional de Defensa de la Competencia y de la Protección de la Propiedad Intelectual-Indecopi; el solicitante debe señalar de manera expresa la confidencialidad y adjuntar el archivo de manera independiente</w:t>
+        <w:t>e acuerdo con el inciso 7.1.3 del numeral 7.1 del acápite 7 Directiva 001-2025-GEG/INDECOPI, Directiva que regula la tramitación del expediente electrónico del Instituto Nacional de Defensa de la Competencia y de la Protección de la Propiedad Intelectual-Indecopi; el solicitante debe señalar de manera expresa la confidencialidad y adjuntar el archivo de manera independiente</w:t>
       </w:r>
       <w:r>
         <w:rPr>
@@ -3308,7 +3308,7 @@
           <w:sz w:val="22"/>
           <w:szCs w:val="22"/>
         </w:rPr>
-        <w:t xml:space="preserve">Mediante Resolución Nº 1 de fecha </w:t>
+        <w:t xml:space="preserve">Mediante Resolución 1 de fecha </w:t>
       </w:r>
       <w:r>
         <w:rPr>
@@ -3511,7 +3511,7 @@
           <w:szCs w:val="21"/>
           <w:lang w:val="es-ES"/>
         </w:rPr>
-        <w:t>que, de acuerdo con la Directiva Nº 001-2025-GEG/INDECOPI, cumpla con</w:t>
+        <w:t>que, de acuerdo con la Directiva 001-2025-GEG/INDECOPI, cumpla con</w:t>
       </w:r>
       <w:bookmarkEnd w:id="3"/>
       <w:r>
@@ -4157,7 +4157,7 @@
           <w:u w:val="single"/>
           <w:lang w:val="es-ES"/>
         </w:rPr>
-        <w:t xml:space="preserve">Directiva Nº 001-2008/TRI-INDECOPI, de manera </w:t>
+        <w:t xml:space="preserve">Directiva 001-2008/TRI-INDECOPI, de manera </w:t>
       </w:r>
       <w:r>
         <w:rPr>
@@ -4218,7 +4218,7 @@
           <w:szCs w:val="22"/>
           <w:lang w:val="es-ES"/>
         </w:rPr>
-        <w:t xml:space="preserve">La Resolución Nº1 fue debidamente notificada </w:t>
+        <w:t xml:space="preserve">La Resolución 1 fue debidamente notificada </w:t>
       </w:r>
       <w:r>
         <w:rPr>
@@ -4657,7 +4657,7 @@
           <w:sz w:val="22"/>
           <w:szCs w:val="22"/>
         </w:rPr>
-        <w:t>Directiva N° 001-2008/TRI-INDECOPI</w:t>
+        <w:t>Directiva 001-2008/TRI-INDECOPI</w:t>
       </w:r>
       <w:r>
         <w:rPr>
@@ -5320,7 +5320,7 @@
           <w:sz w:val="22"/>
           <w:szCs w:val="22"/>
         </w:rPr>
-        <w:t xml:space="preserve">solicita. En este contexto, y en aplicación del artículo 2.1, literal a) de la Directiva N° 001-2008/TRI-INDECOPI, los datos relacionados con la salud </w:t>
+        <w:t xml:space="preserve">solicita. En este contexto, y en aplicación del artículo 2.1, literal a) de la Directiva 001-2008/TRI-INDECOPI, los datos relacionados con la salud </w:t>
       </w:r>
       <w:r>
         <w:rPr>
@@ -5491,7 +5491,7 @@
           <w:sz w:val="22"/>
           <w:szCs w:val="22"/>
         </w:rPr>
-        <w:t>Directiva N° 001-2008/TRI-INDECOPI</w:t>
+        <w:t>Directiva 001-2008/TRI-INDECOPI</w:t>
       </w:r>
       <w:r>
         <w:rPr>
@@ -5568,7 +5568,7 @@
           <w:sz w:val="22"/>
           <w:szCs w:val="22"/>
         </w:rPr>
-        <w:t xml:space="preserve">documento N° </w:t>
+        <w:t xml:space="preserve">documento </w:t>
       </w:r>
       <w:r>
         <w:rPr>
@@ -5636,7 +5636,7 @@
           <w:sz w:val="22"/>
           <w:szCs w:val="22"/>
         </w:rPr>
-        <w:t xml:space="preserve">N° </w:t>
+        <w:t xml:space="preserve"/>
       </w:r>
       <w:r>
         <w:rPr>
@@ -5676,7 +5676,7 @@
           <w:sz w:val="22"/>
           <w:szCs w:val="22"/>
         </w:rPr>
-        <w:t>”, ambos de la pieza Nº</w:t>
+        <w:t>”, ambos de la pieza </w:t>
       </w:r>
       <w:r>
         <w:rPr>
@@ -5780,7 +5780,7 @@
           <w:sz w:val="22"/>
           <w:szCs w:val="22"/>
         </w:rPr>
-        <w:t xml:space="preserve">documento N° 2 denominado “ANEXOS SUJETOS A CONFIDENCIALIDAD </w:t>
+        <w:t xml:space="preserve">documento 2 denominado “ANEXOS SUJETOS A CONFIDENCIALIDAD </w:t>
       </w:r>
       <w:r>
         <w:rPr>
@@ -5791,7 +5791,7 @@
           <w:szCs w:val="22"/>
         </w:rPr>
         <w:lastRenderedPageBreak/>
-        <w:t>(CONSOLIDADO).PDF” de la pieza Nº 7</w:t>
+        <w:t>(CONSOLIDADO).PDF” de la pieza 7</w:t>
       </w:r>
       <w:r>
         <w:rPr>
@@ -5905,7 +5905,7 @@
           <w:sz w:val="22"/>
           <w:szCs w:val="22"/>
         </w:rPr>
-        <w:t>La Secretaría Técnica de la Comisión de Protección al Consumidor N° 1 (en adelante, Secretaría Técnica), en ejercicio de sus facultades</w:t>
+        <w:t>La Secretaría Técnica de la Comisión de Protección al Consumidor 1 (en adelante, Secretaría Técnica), en ejercicio de sus facultades</w:t>
       </w:r>
       <w:r>
         <w:rPr>
@@ -5952,7 +5952,7 @@
           <w:szCs w:val="22"/>
           <w:shd w:val="clear" w:color="auto" w:fill="FFFFFF"/>
         </w:rPr>
-        <w:t>la compañía aseguradora no habría cumplido con responder dentro del plazo legal la solicitud del 15 de agosto de 2025 de cobertura de la Póliza N° S000082035 del Seguro de Desgravamen por la invalidez total y permanente que padece, configurándose el consentimiento del siniestro</w:t>
+        <w:t>la compañía aseguradora no habría cumplido con responder dentro del plazo legal la solicitud del 15 de agosto de 2025 de cobertura de la Póliza S000082035 del Seguro de Desgravamen por la invalidez total y permanente que padece, configurándose el consentimiento del siniestro</w:t>
       </w:r>
       <w:r>
         <w:rPr>
@@ -5968,7 +5968,7 @@
           <w:sz w:val="22"/>
           <w:szCs w:val="22"/>
         </w:rPr>
-        <w:t>°</w:t>
+        <w:t/>
       </w:r>
       <w:r>
         <w:rPr>
@@ -5984,7 +5984,7 @@
           <w:sz w:val="22"/>
           <w:szCs w:val="22"/>
         </w:rPr>
-        <w:t>°</w:t>
+        <w:t/>
       </w:r>
       <w:r>
         <w:rPr>
@@ -6062,7 +6062,7 @@
           <w:sz w:val="22"/>
           <w:szCs w:val="22"/>
         </w:rPr>
-        <w:t>la compañía aseguradora no habría cumplido con brindar información a la denunciante respecto del estado de su solicitud de cobertura, del 15 de agosto de 2025, de la Póliza N° S000082035 del Seguro de Desgravamen por la invalidez total y permanente que padece</w:t>
+        <w:t>la compañía aseguradora no habría cumplido con brindar información a la denunciante respecto del estado de su solicitud de cobertura, del 15 de agosto de 2025, de la Póliza S000082035 del Seguro de Desgravamen por la invalidez total y permanente que padece</w:t>
       </w:r>
       <w:r>
         <w:rPr>
@@ -6244,7 +6244,7 @@
           <w:szCs w:val="22"/>
           <w:shd w:val="clear" w:color="auto" w:fill="FFFFFF"/>
         </w:rPr>
-        <w:t xml:space="preserve">artículo 57° </w:t>
+        <w:t xml:space="preserve">artículo 57 </w:t>
       </w:r>
       <w:r>
         <w:rPr>
@@ -6270,7 +6270,7 @@
           <w:sz w:val="22"/>
           <w:szCs w:val="22"/>
         </w:rPr>
-        <w:t xml:space="preserve">.  </w:t>
+        <w:t xml:space="preserve">. </w:t>
       </w:r>
     </w:p>
     <w:p>
@@ -6537,7 +6537,7 @@
           <w:szCs w:val="22"/>
           <w:lang w:eastAsia="es-ES"/>
         </w:rPr>
-        <w:t>Póliza N°</w:t>
+        <w:t>Póliza </w:t>
       </w:r>
       <w:r>
         <w:rPr>
@@ -6655,7 +6655,7 @@
           <w:sz w:val="22"/>
           <w:szCs w:val="22"/>
         </w:rPr>
-        <w:t xml:space="preserve">.  </w:t>
+        <w:t xml:space="preserve">. </w:t>
       </w:r>
     </w:p>
     <w:p>
@@ -6844,7 +6844,7 @@
           <w:sz w:val="22"/>
           <w:szCs w:val="22"/>
         </w:rPr>
-        <w:t>documento N° 3 denominado “ANEXOS SUJETOS A CONFIDENCIALIDAD PARTE 1.PDF”</w:t>
+        <w:t>documento 3 denominado “ANEXOS SUJETOS A CONFIDENCIALIDAD PARTE 1.PDF”</w:t>
       </w:r>
       <w:r>
         <w:rPr>
@@ -6862,7 +6862,7 @@
           <w:sz w:val="22"/>
           <w:szCs w:val="22"/>
         </w:rPr>
-        <w:t>documento N° 4 denominado “ANEXOS SUJETOS A CONFIDENCIALIDAD PARTE 2 (1).PDF”, ambos de la pieza Nº</w:t>
+        <w:t>documento 4 denominado “ANEXOS SUJETOS A CONFIDENCIALIDAD PARTE 2 (1).PDF”, ambos de la pieza </w:t>
       </w:r>
       <w:r>
         <w:rPr>
@@ -6942,7 +6942,7 @@
           <w:sz w:val="22"/>
           <w:szCs w:val="22"/>
         </w:rPr>
-        <w:t>documento N° 2 denominado “ANEXOS SUJETOS A CONFIDENCIALIDAD (CONSOLIDADO).PDF” de la pieza Nº 7</w:t>
+        <w:t>documento 2 denominado “ANEXOS SUJETOS A CONFIDENCIALIDAD (CONSOLIDADO).PDF” de la pieza 7</w:t>
       </w:r>
       <w:r>
         <w:rPr>
@@ -7157,7 +7157,7 @@
           <w:szCs w:val="22"/>
           <w:shd w:val="clear" w:color="auto" w:fill="FFFFFF"/>
         </w:rPr>
-        <w:t>°</w:t>
+        <w:t/>
       </w:r>
       <w:r>
         <w:rPr>
@@ -7175,7 +7175,7 @@
           <w:szCs w:val="22"/>
           <w:shd w:val="clear" w:color="auto" w:fill="FFFFFF"/>
         </w:rPr>
-        <w:t>°</w:t>
+        <w:t/>
       </w:r>
       <w:r>
         <w:rPr>
@@ -7201,7 +7201,7 @@
           <w:szCs w:val="22"/>
           <w:shd w:val="clear" w:color="auto" w:fill="FFFFFF"/>
         </w:rPr>
-        <w:t xml:space="preserve"> N°</w:t>
+        <w:t xml:space="preserve"> </w:t>
       </w:r>
       <w:r>
         <w:rPr>
@@ -7263,7 +7263,7 @@
           <w:szCs w:val="22"/>
           <w:lang w:eastAsia="es-ES"/>
         </w:rPr>
-        <w:t>Póliza N°</w:t>
+        <w:t>Póliza </w:t>
       </w:r>
       <w:r>
         <w:rPr>
@@ -7362,7 +7362,7 @@
           <w:sz w:val="22"/>
           <w:szCs w:val="22"/>
         </w:rPr>
-        <w:t>°</w:t>
+        <w:t/>
       </w:r>
       <w:r>
         <w:rPr>
@@ -7378,7 +7378,7 @@
           <w:sz w:val="22"/>
           <w:szCs w:val="22"/>
         </w:rPr>
-        <w:t>°</w:t>
+        <w:t/>
       </w:r>
       <w:r>
         <w:rPr>
@@ -7394,7 +7394,7 @@
           <w:sz w:val="22"/>
           <w:szCs w:val="22"/>
         </w:rPr>
-        <w:t xml:space="preserve">N° </w:t>
+        <w:t xml:space="preserve"/>
       </w:r>
       <w:r>
         <w:rPr>
@@ -7489,7 +7489,7 @@
           <w:szCs w:val="22"/>
           <w:lang w:eastAsia="es-ES"/>
         </w:rPr>
-        <w:t>Póliza N°</w:t>
+        <w:t>Póliza </w:t>
       </w:r>
       <w:r>
         <w:rPr>
@@ -7580,7 +7580,7 @@
           <w:sz w:val="22"/>
           <w:szCs w:val="22"/>
         </w:rPr>
-        <w:t>° de la Ley N° 29571, Código de Protección y Defensa del Consumidor</w:t>
+        <w:t> de la Ley 29571, Código de Protección y Defensa del Consumidor</w:t>
       </w:r>
       <w:r>
         <w:rPr>
@@ -7927,7 +7927,7 @@
           <w:sz w:val="22"/>
           <w:szCs w:val="22"/>
         </w:rPr>
-        <w:t>fijar domicilio procesal para el procedimiento, de conformidad con el numeral 1 del artículo 442° del Código Procesal Civil; y,</w:t>
+        <w:t>fijar domicilio procesal para el procedimiento, de conformidad con el numeral 1 del artículo 442 del Código Procesal Civil; y,</w:t>
       </w:r>
       <w:bookmarkStart w:id="15" w:name="_Hlk136948279"/>
     </w:p>
@@ -8017,7 +8017,7 @@
           <w:sz w:val="22"/>
           <w:szCs w:val="22"/>
         </w:rPr>
-        <w:t xml:space="preserve"> dicha documentación, conforme lo establece el artículo 110º del </w:t>
+        <w:t xml:space="preserve"> dicha documentación, conforme lo establece el artículo 110 del </w:t>
       </w:r>
       <w:r>
         <w:rPr>
@@ -8172,7 +8172,7 @@
           <w:szCs w:val="22"/>
           <w:lang w:val="es-ES" w:eastAsia="es-ES"/>
         </w:rPr>
-        <w:t xml:space="preserve">. Ello, para que, de conformidad con lo dispuesto por el artículo 26° del Decreto Legislativo N° 807, presente sus descargos en un plazo no mayor de cinco (5) días hábiles contado desde el día siguiente de la notificación de la presente resolución, vencido el cual, </w:t>
+        <w:t xml:space="preserve">. Ello, para que, de conformidad con lo dispuesto por el artículo 26 del Decreto Legislativo 807, presente sus descargos en un plazo no mayor de cinco (5) días hábiles contado desde el día siguiente de la notificación de la presente resolución, vencido el cual, </w:t>
       </w:r>
       <w:r>
         <w:rPr>
@@ -8262,7 +8262,7 @@
           <w:szCs w:val="22"/>
           <w:lang w:val="es-ES" w:eastAsia="es-ES"/>
         </w:rPr>
-        <w:t xml:space="preserve">° del Texto Único Ordenado de la Ley N° 27444, Ley del Procedimiento Administrativo General, las alegaciones y los hechos relevantes de la reclamación, salvo que hayan sido específicamente negadas en la contestación, se tendrán por aceptadas o </w:t>
+        <w:t xml:space="preserve"> del Texto Único Ordenado de la Ley 27444, Ley del Procedimiento Administrativo General, las alegaciones y los hechos relevantes de la reclamación, salvo que hayan sido específicamente negadas en la contestación, se tendrán por aceptadas o </w:t>
       </w:r>
       <w:r>
         <w:rPr>
@@ -8427,7 +8427,7 @@
           <w:szCs w:val="22"/>
           <w:lang w:val="es-ES" w:eastAsia="es-ES"/>
         </w:rPr>
-        <w:t>(i) presentar una copia completa, legible y debidamente suscrita de la Póliza N° S000082035 del Seguro de Desgravamen, así como el cargo de remisión de la póliza; (</w:t>
+        <w:t>(i) presentar una copia completa, legible y debidamente suscrita de la Póliza S000082035 del Seguro de Desgravamen, así como el cargo de remisión de la póliza; (</w:t>
       </w:r>
       <w:proofErr w:type="spellStart"/>
       <w:r>
@@ -8483,7 +8483,7 @@
           <w:sz w:val="22"/>
           <w:szCs w:val="22"/>
         </w:rPr>
-        <w:t xml:space="preserve">  </w:t>
+        <w:t xml:space="preserve"> </w:t>
       </w:r>
     </w:p>
     <w:p>
@@ -8554,15 +8554,15 @@
           <w:sz w:val="22"/>
           <w:szCs w:val="22"/>
         </w:rPr>
-        <w:t>°</w:t>
-      </w:r>
-      <w:r>
-        <w:rPr>
-          <w:rFonts w:ascii="Arial Narrow" w:eastAsia="Arial Narrow" w:hAnsi="Arial Narrow" w:cs="Arial Narrow"/>
-          <w:sz w:val="22"/>
-          <w:szCs w:val="22"/>
-        </w:rPr>
-        <w:t xml:space="preserve"> de la Ley Nº 29571, Código de Protección y Defensa del </w:t>
+        <w:t/>
+      </w:r>
+      <w:r>
+        <w:rPr>
+          <w:rFonts w:ascii="Arial Narrow" w:eastAsia="Arial Narrow" w:hAnsi="Arial Narrow" w:cs="Arial Narrow"/>
+          <w:sz w:val="22"/>
+          <w:szCs w:val="22"/>
+        </w:rPr>
+        <w:t xml:space="preserve"> de la Ley 29571, Código de Protección y Defensa del </w:t>
       </w:r>
       <w:r>
         <w:rPr>
@@ -8595,7 +8595,7 @@
           <w:sz w:val="22"/>
           <w:szCs w:val="22"/>
         </w:rPr>
-        <w:t>°</w:t>
+        <w:t/>
       </w:r>
       <w:r>
         <w:rPr>
@@ -8611,7 +8611,7 @@
           <w:sz w:val="22"/>
           <w:szCs w:val="22"/>
         </w:rPr>
-        <w:t>°</w:t>
+        <w:t/>
       </w:r>
       <w:r>
         <w:rPr>
@@ -8627,7 +8627,7 @@
           <w:sz w:val="22"/>
           <w:szCs w:val="22"/>
         </w:rPr>
-        <w:t>°</w:t>
+        <w:t/>
       </w:r>
       <w:r>
         <w:rPr>
@@ -8698,7 +8698,7 @@
           <w:sz w:val="22"/>
           <w:szCs w:val="22"/>
         </w:rPr>
-        <w:t>°</w:t>
+        <w:t/>
       </w:r>
       <w:r>
         <w:rPr>
@@ -8774,7 +8774,7 @@
           <w:sz w:val="22"/>
           <w:szCs w:val="22"/>
         </w:rPr>
-        <w:t xml:space="preserve"> informar a las partes que conforme a lo establecido en el artículo 39° del </w:t>
+        <w:t xml:space="preserve"> informar a las partes que conforme a lo establecido en el artículo 39 del </w:t>
       </w:r>
       <w:r>
         <w:rPr>
@@ -8783,7 +8783,7 @@
           <w:szCs w:val="22"/>
           <w:lang w:eastAsia="es-ES"/>
         </w:rPr>
-        <w:t>Decreto Legislativo N° 807</w:t>
+        <w:t>Decreto Legislativo 807</w:t>
       </w:r>
       <w:r>
         <w:rPr>
@@ -8860,7 +8860,7 @@
           <w:sz w:val="22"/>
           <w:szCs w:val="22"/>
         </w:rPr>
-        <w:t xml:space="preserve"> lo señalado por el artículo 29° del Decreto Legislativo N° 807</w:t>
+        <w:t xml:space="preserve"> lo señalado por el artículo 29 del Decreto Legislativo 807</w:t>
       </w:r>
       <w:r>
         <w:rPr>
@@ -9075,7 +9075,7 @@
           <w:sz w:val="22"/>
           <w:szCs w:val="22"/>
         </w:rPr>
-        <w:t>numeral 4 del artículo 20 del Texto Único Ordenado de la Ley del Procedimiento Administrativo General, aprobado mediante Decreto Supremo  006-2026-JUS, bajo apercibimiento de rehacer el acto de notificación y notificarle conforme al numeral 1 del artículo 20 del citado cuerpo normativo</w:t>
+        <w:t>numeral 4 del artículo 20 del Texto Único Ordenado de la Ley del Procedimiento Administrativo General, aprobado mediante Decreto Supremo 006-2026-JUS, bajo apercibimiento de rehacer el acto de notificación y notificarle conforme al numeral 1 del artículo 20 del citado cuerpo normativo</w:t>
       </w:r>
       <w:r>
         <w:rPr>
@@ -9397,7 +9397,7 @@
           <w:sz w:val="22"/>
           <w:szCs w:val="22"/>
         </w:rPr>
-        <w:t>n al Consumidor N° 1</w:t>
+        <w:t>n al Consumidor 1</w:t>
       </w:r>
       <w:r>
         <w:rPr>
@@ -9672,7 +9672,7 @@
           <w:sz w:val="16"/>
           <w:szCs w:val="16"/>
         </w:rPr>
-        <w:t>DIRECTIVA 001-2008-TRI-INDECOPI, DIRECTIVA SOBRE CONFIDENCIALIDAD DE LA INFORMACIÓN EN LOS PROCEDIMIENTOS SEGUIDOS POR LOS ÓRGANOS FUNCIONALES DEL INDECOPI, MODIFICADA POR LA DIRECTIVA N° 002-2017/TRI-INDECOPI, PUBLICADA EL 24 DE NOVIEMBRE DE 2017</w:t>
+        <w:t>DIRECTIVA 001-2008-TRI-INDECOPI, DIRECTIVA SOBRE CONFIDENCIALIDAD DE LA INFORMACIÓN EN LOS PROCEDIMIENTOS SEGUIDOS POR LOS ÓRGANOS FUNCIONALES DEL INDECOPI, MODIFICADA POR LA DIRECTIVA 002-2017/TRI-INDECOPI, PUBLICADA EL 24 DE NOVIEMBRE DE 2017</w:t>
       </w:r>
       <w:r>
         <w:rPr>
@@ -9838,7 +9838,7 @@
           <w:sz w:val="16"/>
           <w:szCs w:val="16"/>
         </w:rPr>
-        <w:t>DIRECTIVA Nº 001-2008/TRI-INDECOPI, SOBRE CONFIDENCIALIDAD DE LA INFORMACIÓN EN LOS PROCEDIMIENTOS SEGUIDOS POR LOS ÓRGANOS FUNCIONALES DEL INDECOPI</w:t>
+        <w:t>DIRECTIVA 001-2008/TRI-INDECOPI, SOBRE CONFIDENCIALIDAD DE LA INFORMACIÓN EN LOS PROCEDIMIENTOS SEGUIDOS POR LOS ÓRGANOS FUNCIONALES DEL INDECOPI</w:t>
       </w:r>
     </w:p>
     <w:p>
@@ -9858,7 +9858,7 @@
           <w:sz w:val="16"/>
           <w:szCs w:val="16"/>
         </w:rPr>
-        <w:t xml:space="preserve">        </w:t>
+        <w:t xml:space="preserve"> </w:t>
       </w:r>
       <w:r>
         <w:rPr>
@@ -9886,7 +9886,7 @@
           <w:sz w:val="16"/>
           <w:szCs w:val="16"/>
         </w:rPr>
-        <w:t xml:space="preserve"> (….)             </w:t>
+        <w:t xml:space="preserve"> (….) </w:t>
       </w:r>
     </w:p>
     <w:p>
@@ -9964,7 +9964,7 @@
           <w:sz w:val="16"/>
           <w:szCs w:val="16"/>
         </w:rPr>
-        <w:t xml:space="preserve">          </w:t>
+        <w:t xml:space="preserve"> </w:t>
       </w:r>
       <w:r>
         <w:rPr>
@@ -9982,7 +9982,7 @@
           <w:sz w:val="16"/>
           <w:szCs w:val="16"/>
         </w:rPr>
-        <w:t>Directiva Nº 001-2025-GEG/INDECOPI, Directiva que regula la tramitación del expediente electrónico del Instituto Nacional de Defensa de la Competencia y de la Protección de la Propiedad Intelectual</w:t>
+        <w:t>Directiva 001-2025-GEG/INDECOPI, Directiva que regula la tramitación del expediente electrónico del Instituto Nacional de Defensa de la Competencia y de la Protección de la Propiedad Intelectual</w:t>
       </w:r>
       <w:r>
         <w:rPr>
@@ -10436,7 +10436,7 @@
           <w:sz w:val="16"/>
           <w:szCs w:val="16"/>
         </w:rPr>
-        <w:t>DIRECTIVA 001-2008/TRI-INDECOPI, DIRECTIVA SOBRE CONFIDENCIALIDAD DE LA INFORMACIÓN EN LOS PROCEDIMIENTOS SEGUIDOS POR LOS ÓRGANOS FUNCIONALES DEL INDECOPI, MODIFICADA POR LA DIRECTIVA Nº 002-2017/TRI-INDECOPI Y LA DIRECTIVA Nº 003-2022/TRI-INDECOPI</w:t>
+        <w:t>DIRECTIVA 001-2008/TRI-INDECOPI, DIRECTIVA SOBRE CONFIDENCIALIDAD DE LA INFORMACIÓN EN LOS PROCEDIMIENTOS SEGUIDOS POR LOS ÓRGANOS FUNCIONALES DEL INDECOPI, MODIFICADA POR LA DIRECTIVA 002-2017/TRI-INDECOPI Y LA DIRECTIVA 003-2022/TRI-INDECOPI</w:t>
       </w:r>
     </w:p>
     <w:p>
@@ -10673,7 +10673,7 @@
           <w:sz w:val="16"/>
           <w:szCs w:val="16"/>
         </w:rPr>
-        <w:t xml:space="preserve">           </w:t>
+        <w:t xml:space="preserve"> </w:t>
       </w:r>
       <w:r>
         <w:rPr>
@@ -10691,7 +10691,7 @@
           <w:sz w:val="16"/>
           <w:szCs w:val="16"/>
         </w:rPr>
-        <w:t xml:space="preserve">LEY N° 29571, CÓDIGO DE PROTECCIÓN Y DEFENSA DEL CONSUMIDOR, publicado el 2 de setiembre de 2010 y modificado por Decreto Legislativo N° 1308  </w:t>
+        <w:t xml:space="preserve">LEY 29571, CÓDIGO DE PROTECCIÓN Y DEFENSA DEL CONSUMIDOR, publicado el 2 de setiembre de 2010 y modificado por Decreto Legislativo 1308 </w:t>
       </w:r>
     </w:p>
     <w:p>
@@ -10721,7 +10721,7 @@
           <w:sz w:val="16"/>
           <w:szCs w:val="16"/>
         </w:rPr>
-        <w:t xml:space="preserve">  </w:t>
+        <w:t xml:space="preserve"> </w:t>
       </w:r>
     </w:p>
     <w:p>
@@ -10741,7 +10741,7 @@
           <w:sz w:val="16"/>
           <w:szCs w:val="16"/>
         </w:rPr>
-        <w:t xml:space="preserve">El Instituto Nacional de Defensa de la Competencia y de la Protección de la Propiedad Intelectual (Indecopi) es la autoridad con competencia primaria y de alcance nacional para conocer las presuntas infracciones a las disposiciones contenidas en el presente Código, así como para imponer las sanciones y medidas correctivas establecidas en el presente capítulo, conforme al Decreto Legislativo N° 1033, Ley de Organización y Funciones del Indecopi. Dicha competencia solo puede ser negada cuando ella haya sido asignada o se asigne a favor de otro organismo por norma expresa con rango de ley.  </w:t>
+        <w:t xml:space="preserve">El Instituto Nacional de Defensa de la Competencia y de la Protección de la Propiedad Intelectual (Indecopi) es la autoridad con competencia primaria y de alcance nacional para conocer las presuntas infracciones a las disposiciones contenidas en el presente Código, así como para imponer las sanciones y medidas correctivas establecidas en el presente capítulo, conforme al Decreto Legislativo 1033, Ley de Organización y Funciones del Indecopi. Dicha competencia solo puede ser negada cuando ella haya sido asignada o se asigne a favor de otro organismo por norma expresa con rango de ley. </w:t>
       </w:r>
     </w:p>
     <w:p>
@@ -10761,7 +10761,7 @@
           <w:sz w:val="16"/>
           <w:szCs w:val="16"/>
         </w:rPr>
-        <w:t xml:space="preserve">(…).  </w:t>
+        <w:t xml:space="preserve">(…). </w:t>
       </w:r>
     </w:p>
     <w:p>
@@ -10805,7 +10805,7 @@
           <w:sz w:val="16"/>
           <w:szCs w:val="16"/>
         </w:rPr>
-        <w:t xml:space="preserve">LEY DE ORGANIZACIÓN Y FUNCIONES DEL INDECOPI, APROBADA POR DECRETO LEGISLATIVO N° 1033  </w:t>
+        <w:t xml:space="preserve">LEY DE ORGANIZACIÓN Y FUNCIONES DEL INDECOPI, APROBADA POR DECRETO LEGISLATIVO 1033 </w:t>
       </w:r>
     </w:p>
     <w:p>
@@ -10853,7 +10853,7 @@
           <w:sz w:val="16"/>
           <w:szCs w:val="16"/>
         </w:rPr>
-        <w:t xml:space="preserve">  </w:t>
+        <w:t xml:space="preserve"> </w:t>
       </w:r>
     </w:p>
     <w:p>
@@ -10873,7 +10873,7 @@
           <w:sz w:val="16"/>
           <w:szCs w:val="16"/>
         </w:rPr>
-        <w:t xml:space="preserve">Corresponde a la Comisión de Protección al Consumidor velar por el cumplimiento de la Ley de Protección al Consumidor y de las leyes que, en general, protegen a los consumidores de la falta de idoneidad de los bienes y servicios en función de la información brindada, de las omisiones de información y de la discriminación en el consumo, así como de aquellas que complementen o sustituyan a las anteriores.  </w:t>
+        <w:t xml:space="preserve">Corresponde a la Comisión de Protección al Consumidor velar por el cumplimiento de la Ley de Protección al Consumidor y de las leyes que, en general, protegen a los consumidores de la falta de idoneidad de los bienes y servicios en función de la información brindada, de las omisiones de información y de la discriminación en el consumo, así como de aquellas que complementen o sustituyan a las anteriores. </w:t>
       </w:r>
     </w:p>
     <w:p>
@@ -10917,7 +10917,7 @@
           <w:sz w:val="16"/>
           <w:szCs w:val="16"/>
         </w:rPr>
-        <w:t xml:space="preserve">LEY SOBRE FACULTADES, NORMAS Y ORGANIZACIÓN DEL INDECOPI, APROBADA POR DECRETO LEGISLATIVO N° 807  </w:t>
+        <w:t xml:space="preserve">LEY SOBRE FACULTADES, NORMAS Y ORGANIZACIÓN DEL INDECOPI, APROBADA POR DECRETO LEGISLATIVO 807 </w:t>
       </w:r>
     </w:p>
     <w:p>
@@ -10965,7 +10965,7 @@
           <w:sz w:val="16"/>
           <w:szCs w:val="16"/>
         </w:rPr>
-        <w:t xml:space="preserve"> se encargará de la tramitación del procedimiento. Para ello, cuenta con las siguientes facultades:  </w:t>
+        <w:t xml:space="preserve"> se encargará de la tramitación del procedimiento. Para ello, cuenta con las siguientes facultades: </w:t>
       </w:r>
     </w:p>
     <w:p>
@@ -10985,7 +10985,7 @@
           <w:sz w:val="16"/>
           <w:szCs w:val="16"/>
         </w:rPr>
-        <w:t xml:space="preserve">(...)  </w:t>
+        <w:t xml:space="preserve">(...) </w:t>
       </w:r>
     </w:p>
     <w:p>
@@ -11005,7 +11005,7 @@
           <w:sz w:val="16"/>
           <w:szCs w:val="16"/>
         </w:rPr>
-        <w:t xml:space="preserve">c) Admitir denuncias a trámite, en aquellos casos en que la Comisión le haya delegado esta facultad.  </w:t>
+        <w:t xml:space="preserve">c) Admitir denuncias a trámite, en aquellos casos en que la Comisión le haya delegado esta facultad. </w:t>
       </w:r>
     </w:p>
     <w:p>
@@ -11073,7 +11073,7 @@
           <w:sz w:val="16"/>
           <w:szCs w:val="16"/>
         </w:rPr>
-        <w:t xml:space="preserve">           </w:t>
+        <w:t xml:space="preserve"> </w:t>
       </w:r>
       <w:r>
         <w:rPr>
@@ -11102,7 +11102,7 @@
           <w:sz w:val="16"/>
           <w:szCs w:val="16"/>
         </w:rPr>
-        <w:t>Legislativo  1308</w:t>
+        <w:t>Legislativo 1308</w:t>
       </w:r>
       <w:proofErr w:type="gramEnd"/>
     </w:p>
@@ -11297,7 +11297,7 @@
           <w:sz w:val="16"/>
           <w:szCs w:val="16"/>
         </w:rPr>
-        <w:t>Legislativo  1308</w:t>
+        <w:t>Legislativo 1308</w:t>
       </w:r>
       <w:proofErr w:type="gramEnd"/>
     </w:p>
@@ -11618,7 +11618,7 @@
           <w:sz w:val="16"/>
           <w:szCs w:val="16"/>
         </w:rPr>
-        <w:t>Legislativo  1308</w:t>
+        <w:t>Legislativo 1308</w:t>
       </w:r>
       <w:proofErr w:type="gramEnd"/>
     </w:p>
@@ -11657,7 +11657,7 @@
           <w:szCs w:val="16"/>
           <w:lang w:val="pt-PT"/>
         </w:rPr>
-        <w:t xml:space="preserve">TÍTULO III  </w:t>
+        <w:t xml:space="preserve">TÍTULO III </w:t>
       </w:r>
     </w:p>
     <w:p>
@@ -11686,7 +11686,7 @@
           <w:lang w:val="pt-PT"/>
         </w:rPr>
         <w:tab/>
-        <w:t xml:space="preserve">MÉTODOS COMERCIALES ABUSIVOS  </w:t>
+        <w:t xml:space="preserve">MÉTODOS COMERCIALES ABUSIVOS </w:t>
       </w:r>
     </w:p>
     <w:p>
@@ -11715,7 +11715,7 @@
           <w:lang w:val="pt-PT"/>
         </w:rPr>
         <w:tab/>
-        <w:t xml:space="preserve">Capítulo I  </w:t>
+        <w:t xml:space="preserve">Capítulo I </w:t>
       </w:r>
     </w:p>
     <w:p>
@@ -11862,7 +11862,7 @@
           <w:sz w:val="16"/>
           <w:szCs w:val="16"/>
         </w:rPr>
-        <w:t>LEY SOBRE FACULTADES, NORMAS Y ORGANIZACIÓN DEL INDECOPI, aprobada por Decreto Legislativo N° 807, publicado el 18 de abril de 1996</w:t>
+        <w:t>LEY SOBRE FACULTADES, NORMAS Y ORGANIZACIÓN DEL INDECOPI, aprobada por Decreto Legislativo 807, publicado el 18 de abril de 1996</w:t>
       </w:r>
     </w:p>
     <w:p>
@@ -12185,7 +12185,7 @@
           <w:szCs w:val="16"/>
           <w:lang w:eastAsia="es-PE"/>
         </w:rPr>
-        <w:t xml:space="preserve">El número de trabajadores se atenderá siempre que la empresa haya sido constituida antes de la vigencia de la Ley Nº 30056, publicada el 2 de julio de 2013, que modificó el artículo 5º del Texto Único Ordenado de la Ley de Promoción de la Competitividad, Formalización y Desarrollo de la Micro y Pequeña Empresa y de Acceso al Empleo Decente (LEY MYPE). Ello, en la medida que la Tercera Disposición Complementaria Transitoria de la norma modificatoria precisa que las empresas constituidas antes de la </w:t>
+        <w:t xml:space="preserve">El número de trabajadores se atenderá siempre que la empresa haya sido constituida antes de la vigencia de la Ley 30056, publicada el 2 de julio de 2013, que modificó el artículo 5 del Texto Único Ordenado de la Ley de Promoción de la Competitividad, Formalización y Desarrollo de la Micro y Pequeña Empresa y de Acceso al Empleo Decente (LEY MYPE). Ello, en la medida que la Tercera Disposición Complementaria Transitoria de la norma modificatoria precisa que las empresas constituidas antes de la </w:t>
       </w:r>
       <w:proofErr w:type="gramStart"/>
       <w:r>
@@ -12275,7 +12275,7 @@
           <w:sz w:val="16"/>
           <w:szCs w:val="16"/>
         </w:rPr>
-        <w:t>° 29571, CÓDIGO DE PROTECCIÓN Y DEFENSA DEL CONSUMIDOR.</w:t>
+        <w:t> 29571, CÓDIGO DE PROTECCIÓN Y DEFENSA DEL CONSUMIDOR.</w:t>
       </w:r>
     </w:p>
     <w:p>
@@ -12307,7 +12307,7 @@
           <w:sz w:val="16"/>
           <w:szCs w:val="16"/>
         </w:rPr>
-        <w:t>Artículo 110º.- Sanciones Administrativas</w:t>
+        <w:t>Artículo 110.- Sanciones Administrativas</w:t>
       </w:r>
     </w:p>
     <w:p>
@@ -12418,7 +12418,7 @@
           <w:sz w:val="16"/>
           <w:szCs w:val="16"/>
         </w:rPr>
-        <w:t xml:space="preserve">            </w:t>
+        <w:t xml:space="preserve"> </w:t>
       </w:r>
       <w:r>
         <w:rPr>
@@ -12436,7 +12436,7 @@
           <w:sz w:val="16"/>
           <w:szCs w:val="16"/>
         </w:rPr>
-        <w:t xml:space="preserve">TEXTO ÚNICO ORDENADO DE LA LEY N° 27444, LEY DE PROCEDIMIENTO ADMINISTRATIVO GENERAL, aprobado por el Decreto Supremo N° </w:t>
+        <w:t xml:space="preserve">TEXTO ÚNICO ORDENADO DE LA LEY 27444, LEY DE PROCEDIMIENTO ADMINISTRATIVO GENERAL, aprobado por el Decreto Supremo </w:t>
       </w:r>
       <w:r>
         <w:rPr>
@@ -12572,17 +12572,17 @@
           <w:sz w:val="16"/>
           <w:szCs w:val="16"/>
         </w:rPr>
-        <w:t xml:space="preserve">            </w:t>
-      </w:r>
-      <w:r>
-        <w:rPr>
-          <w:rFonts w:ascii="Arial Narrow" w:hAnsi="Arial Narrow"/>
-          <w:b/>
-          <w:bCs/>
-          <w:sz w:val="16"/>
-          <w:szCs w:val="16"/>
-        </w:rPr>
-        <w:t>LEY 29571, CÓDIGO DE PROTECCIÓN Y DEFENSA DEL CONSUMIDOR, publicado el 2 de setiembre de 2010 y modificado por Decreto Legislativo N° 1308</w:t>
+        <w:t xml:space="preserve"> </w:t>
+      </w:r>
+      <w:r>
+        <w:rPr>
+          <w:rFonts w:ascii="Arial Narrow" w:hAnsi="Arial Narrow"/>
+          <w:b/>
+          <w:bCs/>
+          <w:sz w:val="16"/>
+          <w:szCs w:val="16"/>
+        </w:rPr>
+        <w:t>LEY 29571, CÓDIGO DE PROTECCIÓN Y DEFENSA DEL CONSUMIDOR, publicado el 2 de setiembre de 2010 y modificado por Decreto Legislativo 1308</w:t>
       </w:r>
     </w:p>
     <w:p>
@@ -12623,7 +12623,7 @@
           <w:sz w:val="16"/>
           <w:szCs w:val="16"/>
         </w:rPr>
-        <w:t xml:space="preserve">                El órgano resolutivo puede sancionar las infracciones administrativas a que se refiere el artículo 108º con amonestación y multas de hasta cuatrocientos cincuenta (450) Unidades Impositivas Tributarias (UIT), las cuales son calificadas de la siguiente manera:</w:t>
+        <w:t xml:space="preserve"> El órgano resolutivo puede sancionar las infracciones administrativas a que se refiere el artículo 108 con amonestación y multas de hasta cuatrocientos cincuenta (450) Unidades Impositivas Tributarias (UIT), las cuales son calificadas de la siguiente manera:</w:t>
       </w:r>
     </w:p>
     <w:p>
@@ -12773,7 +12773,7 @@
           <w:sz w:val="16"/>
           <w:szCs w:val="16"/>
         </w:rPr>
-        <w:t xml:space="preserve"> el proveedor incumpla un acuerdo conciliatorio o cualquier otro acuerdo que de forma indubitable deje constancia de la manifestación de voluntad expresa de las partes de dar por culminada la controversia, o un laudo arbitral, el órgano resolutivo puede sancionar con una multa entre una (1) Unidad Impositiva Tributaria y doscientos (200) Unidades Impositivas Tributarias. Para la graduación se observan los criterios establecidos en el presente Código y supletoriamente, los criterios que establece la Ley N° 27444, Ley del Procedimiento Administrativo General o la norma que la sustituya o complemente.</w:t>
+        <w:t xml:space="preserve"> el proveedor incumpla un acuerdo conciliatorio o cualquier otro acuerdo que de forma indubitable deje constancia de la manifestación de voluntad expresa de las partes de dar por culminada la controversia, o un laudo arbitral, el órgano resolutivo puede sancionar con una multa entre una (1) Unidad Impositiva Tributaria y doscientos (200) Unidades Impositivas Tributarias. Para la graduación se observan los criterios establecidos en el presente Código y supletoriamente, los criterios que establece la Ley 27444, Ley del Procedimiento Administrativo General o la norma que la sustituya o complemente.</w:t>
       </w:r>
     </w:p>
     <w:p>
@@ -12853,7 +12853,7 @@
           <w:sz w:val="16"/>
           <w:szCs w:val="16"/>
         </w:rPr>
-        <w:t>LEY 29571, CÓDIGO DE PROTECCIÓN Y DEFENSA DEL CONSUMIDOR, publicado el 2 de setiembre de 2010 y modificado por Decreto Legislativo N° 1308</w:t>
+        <w:t>LEY 29571, CÓDIGO DE PROTECCIÓN Y DEFENSA DEL CONSUMIDOR, publicado el 2 de setiembre de 2010 y modificado por Decreto Legislativo 1308</w:t>
       </w:r>
     </w:p>
     <w:p>
@@ -13042,7 +13042,7 @@
           <w:sz w:val="16"/>
           <w:szCs w:val="16"/>
         </w:rPr>
-        <w:t>Cambiar productos por otros de idénticas o similares características, cuando la reparación no sea posible o no resulte    razonable según las circunstancias.</w:t>
+        <w:t>Cambiar productos por otros de idénticas o similares características, cuando la reparación no sea posible o no resulte razonable según las circunstancias.</w:t>
       </w:r>
     </w:p>
     <w:p>
@@ -13236,7 +13236,7 @@
           <w:sz w:val="16"/>
           <w:szCs w:val="16"/>
         </w:rPr>
-        <w:t xml:space="preserve">115.2    Las medidas correctivas reparadoras no pueden ser solicitadas de manera acumulativa conjunta, pudiendo plantearse de manera alternativa o subsidiaria, con excepción de la medida correctiva señalada en el literal h) que puede solicitarse </w:t>
+        <w:t xml:space="preserve">115.2 Las medidas correctivas reparadoras no pueden ser solicitadas de manera acumulativa conjunta, pudiendo plantearse de manera alternativa o subsidiaria, con excepción de la medida correctiva señalada en el literal h) que puede solicitarse </w:t>
       </w:r>
       <w:proofErr w:type="gramStart"/>
       <w:r>
@@ -13284,7 +13284,7 @@
           <w:sz w:val="16"/>
           <w:szCs w:val="16"/>
         </w:rPr>
-        <w:t>115.3    Las medidas correctivas reparadoras pueden solicitarse en cualquier momento hasta antes de la notificación de cargo al proveedor, sin perjuicio de la facultad de secretaría técnica de la comisión de requerir al consumidor que precise la medida correctiva materia de solicitud. El consumidor puede variar su solicitud de medida correctiva hasta antes de la decisión de primera instancia, en cuyo caso se confiere traslado al proveedor para que formule su descargo.</w:t>
+        <w:t>115.3 Las medidas correctivas reparadoras pueden solicitarse en cualquier momento hasta antes de la notificación de cargo al proveedor, sin perjuicio de la facultad de secretaría técnica de la comisión de requerir al consumidor que precise la medida correctiva materia de solicitud. El consumidor puede variar su solicitud de medida correctiva hasta antes de la decisión de primera instancia, en cuyo caso se confiere traslado al proveedor para que formule su descargo.</w:t>
       </w:r>
     </w:p>
     <w:p>
@@ -13314,7 +13314,7 @@
           <w:sz w:val="16"/>
           <w:szCs w:val="16"/>
         </w:rPr>
-        <w:t>115.4     Corresponde al consumidor que solicita el dictado de la medida correctiva reparadora probar las consecuencias patrimoniales directas e inmediatas causadas por la comisión de la infracción administrativa.</w:t>
+        <w:t>115.4 Corresponde al consumidor que solicita el dictado de la medida correctiva reparadora probar las consecuencias patrimoniales directas e inmediatas causadas por la comisión de la infracción administrativa.</w:t>
       </w:r>
     </w:p>
     <w:p>
@@ -13344,7 +13344,7 @@
           <w:sz w:val="16"/>
           <w:szCs w:val="16"/>
         </w:rPr>
-        <w:t>115.5     Los bienes o montos objeto de medidas correctivas reparadoras son entregados por el proveedor directamente al consumidor que los reclama, salvo mandato distinto contenido en la resolución. Aquellos bienes o montos materia de una medida correctiva reparadora, que por algún motivo se encuentran en posesión del Indecopi y deban ser entregados a los consumidores beneficiados, son puestos a disposición de estos.</w:t>
+        <w:t>115.5 Los bienes o montos objeto de medidas correctivas reparadoras son entregados por el proveedor directamente al consumidor que los reclama, salvo mandato distinto contenido en la resolución. Aquellos bienes o montos materia de una medida correctiva reparadora, que por algún motivo se encuentran en posesión del Indecopi y deban ser entregados a los consumidores beneficiados, son puestos a disposición de estos.</w:t>
       </w:r>
     </w:p>
     <w:p>
@@ -13374,7 +13374,7 @@
           <w:sz w:val="16"/>
           <w:szCs w:val="16"/>
         </w:rPr>
-        <w:t>115.6      El extremo de la resolución final que ordena el cumplimiento de una medida correctiva reparadora a favor del consumidor constituye título ejecutivo conforme con lo dispuesto en el artículo 688 del Código Procesal Civil, una vez que quedan consentidas o causan estado en la vía administrativa. La legitimidad para obrar en los procesos civiles de ejecución corresponde a los consumidores beneficiados con la medida correctiva reparadora.</w:t>
+        <w:t>115.6 El extremo de la resolución final que ordena el cumplimiento de una medida correctiva reparadora a favor del consumidor constituye título ejecutivo conforme con lo dispuesto en el artículo 688 del Código Procesal Civil, una vez que quedan consentidas o causan estado en la vía administrativa. La legitimidad para obrar en los procesos civiles de ejecución corresponde a los consumidores beneficiados con la medida correctiva reparadora.</w:t>
       </w:r>
     </w:p>
     <w:p>
@@ -13404,7 +13404,7 @@
           <w:sz w:val="16"/>
           <w:szCs w:val="16"/>
         </w:rPr>
-        <w:t xml:space="preserve">115.7    </w:t>
+        <w:t xml:space="preserve">115.7 </w:t>
       </w:r>
       <w:r>
         <w:rPr>
@@ -14072,7 +14072,7 @@
           <w:szCs w:val="16"/>
         </w:rPr>
         <w:tab/>
-        <w:t>DECRETO LEGISLATIVO Nº 807, LEY SOBRE FACULTADES, NORMAS Y ORGANIZACIÓN DEL INDECOPI FACULTADES DE LAS COMISIONES Y OFICINAS DEL INDECOPI.</w:t>
+        <w:t>DECRETO LEGISLATIVO 807, LEY SOBRE FACULTADES, NORMAS Y ORGANIZACIÓN DEL INDECOPI FACULTADES DE LAS COMISIONES Y OFICINAS DEL INDECOPI.</w:t>
       </w:r>
     </w:p>
     <w:p>
@@ -14094,7 +14094,7 @@
           <w:sz w:val="16"/>
           <w:szCs w:val="16"/>
         </w:rPr>
-        <w:t xml:space="preserve">Artículo 29º.- </w:t>
+        <w:t xml:space="preserve">Artículo 29.- </w:t>
       </w:r>
       <w:r>
         <w:rPr>
@@ -14489,7 +14489,7 @@
               <w:sz w:val="16"/>
               <w:szCs w:val="16"/>
             </w:rPr>
-            <w:t xml:space="preserve">SECRETARIA TÉCNICA DE LA    </w:t>
+            <w:t xml:space="preserve">SECRETARIA TÉCNICA DE LA </w:t>
           </w:r>
         </w:p>
         <w:p>

--- a/plantillas_maestras/03_seguro_desgravamen/negativa_cobertura/2_o_mas_ddos_varios/varon/TPL_2010_2026_SEGURO_DESGRAVAMEN_NEGATIVA_COBERTURA_ASEGURADORA_VARON_R227.docx
+++ b/plantillas_maestras/03_seguro_desgravamen/negativa_cobertura/2_o_mas_ddos_varios/varon/TPL_2010_2026_SEGURO_DESGRAVAMEN_NEGATIVA_COBERTURA_ASEGURADORA_VARON_R227.docx
@@ -144,7 +144,7 @@
           <w:sz w:val="22"/>
           <w:szCs w:val="22"/>
         </w:rPr>
-        <w:t>DENUNCIANTE</w:t>
+        <w:t xml:space="preserve">DENUNCIANTE:[DENUNCIANTE] (SEÑORA [APELLIDO])</w:t>
       </w:r>
       <w:r>
         <w:rPr>
@@ -154,7 +154,7 @@
           <w:szCs w:val="22"/>
         </w:rPr>
         <w:tab/>
-        <w:t>:</w:t>
+        <w:t/>
       </w:r>
       <w:r>
         <w:rPr>
@@ -172,52 +172,52 @@
           <w:sz w:val="22"/>
           <w:szCs w:val="22"/>
         </w:rPr>
-        <w:t xml:space="preserve">SANDRA HOLLEMWEGUER CAMPOS </w:t>
-      </w:r>
-      <w:r>
-        <w:rPr>
-          <w:rFonts w:ascii="Arial Narrow" w:eastAsia="Arial Narrow" w:hAnsi="Arial Narrow" w:cs="Arial Narrow"/>
-          <w:b/>
-          <w:sz w:val="22"/>
-          <w:szCs w:val="22"/>
-        </w:rPr>
-        <w:t>(</w:t>
-      </w:r>
-      <w:r>
-        <w:rPr>
-          <w:rFonts w:ascii="Arial Narrow" w:eastAsia="Arial Narrow" w:hAnsi="Arial Narrow" w:cs="Arial Narrow"/>
-          <w:b/>
-          <w:sz w:val="22"/>
-          <w:szCs w:val="22"/>
-        </w:rPr>
-        <w:t>SEÑORA</w:t>
-      </w:r>
-      <w:r>
-        <w:rPr>
-          <w:rFonts w:ascii="Arial Narrow" w:eastAsia="Arial Narrow" w:hAnsi="Arial Narrow" w:cs="Arial Narrow"/>
-          <w:b/>
-          <w:sz w:val="22"/>
-          <w:szCs w:val="22"/>
-        </w:rPr>
-        <w:t xml:space="preserve"> </w:t>
-      </w:r>
-      <w:r>
-        <w:rPr>
-          <w:rFonts w:ascii="Arial Narrow" w:eastAsia="Arial Narrow" w:hAnsi="Arial Narrow" w:cs="Arial Narrow"/>
-          <w:b/>
-          <w:sz w:val="22"/>
-          <w:szCs w:val="22"/>
-        </w:rPr>
-        <w:t>HOLLEMWEGUER</w:t>
-      </w:r>
-      <w:r>
-        <w:rPr>
-          <w:rFonts w:ascii="Arial Narrow" w:eastAsia="Arial Narrow" w:hAnsi="Arial Narrow" w:cs="Arial Narrow"/>
-          <w:b/>
-          <w:sz w:val="22"/>
-          <w:szCs w:val="22"/>
-        </w:rPr>
-        <w:t>)</w:t>
+        <w:t xml:space="preserve"/>
+      </w:r>
+      <w:r>
+        <w:rPr>
+          <w:rFonts w:ascii="Arial Narrow" w:eastAsia="Arial Narrow" w:hAnsi="Arial Narrow" w:cs="Arial Narrow"/>
+          <w:b/>
+          <w:sz w:val="22"/>
+          <w:szCs w:val="22"/>
+        </w:rPr>
+        <w:t/>
+      </w:r>
+      <w:r>
+        <w:rPr>
+          <w:rFonts w:ascii="Arial Narrow" w:eastAsia="Arial Narrow" w:hAnsi="Arial Narrow" w:cs="Arial Narrow"/>
+          <w:b/>
+          <w:sz w:val="22"/>
+          <w:szCs w:val="22"/>
+        </w:rPr>
+        <w:t/>
+      </w:r>
+      <w:r>
+        <w:rPr>
+          <w:rFonts w:ascii="Arial Narrow" w:eastAsia="Arial Narrow" w:hAnsi="Arial Narrow" w:cs="Arial Narrow"/>
+          <w:b/>
+          <w:sz w:val="22"/>
+          <w:szCs w:val="22"/>
+        </w:rPr>
+        <w:t xml:space="preserve"/>
+      </w:r>
+      <w:r>
+        <w:rPr>
+          <w:rFonts w:ascii="Arial Narrow" w:eastAsia="Arial Narrow" w:hAnsi="Arial Narrow" w:cs="Arial Narrow"/>
+          <w:b/>
+          <w:sz w:val="22"/>
+          <w:szCs w:val="22"/>
+        </w:rPr>
+        <w:t/>
+      </w:r>
+      <w:r>
+        <w:rPr>
+          <w:rFonts w:ascii="Arial Narrow" w:eastAsia="Arial Narrow" w:hAnsi="Arial Narrow" w:cs="Arial Narrow"/>
+          <w:b/>
+          <w:sz w:val="22"/>
+          <w:szCs w:val="22"/>
+        </w:rPr>
+        <w:t/>
       </w:r>
     </w:p>
     <w:p>
@@ -568,47 +568,47 @@
           <w:sz w:val="22"/>
           <w:szCs w:val="22"/>
         </w:rPr>
-        <w:t>Mediante escrito</w:t>
-      </w:r>
-      <w:r>
-        <w:rPr>
-          <w:rFonts w:ascii="Arial Narrow" w:eastAsia="Arial Narrow" w:hAnsi="Arial Narrow" w:cs="Arial Narrow"/>
-          <w:sz w:val="22"/>
-          <w:szCs w:val="22"/>
-        </w:rPr>
-        <w:t xml:space="preserve"> del</w:t>
-      </w:r>
-      <w:r>
-        <w:rPr>
-          <w:rFonts w:ascii="Arial Narrow" w:eastAsia="Arial Narrow" w:hAnsi="Arial Narrow" w:cs="Arial Narrow"/>
-          <w:sz w:val="22"/>
-          <w:szCs w:val="22"/>
-        </w:rPr>
-        <w:t xml:space="preserve"> </w:t>
-      </w:r>
-      <w:r>
-        <w:rPr>
-          <w:rFonts w:ascii="Arial Narrow" w:eastAsia="Arial Narrow" w:hAnsi="Arial Narrow" w:cs="Arial Narrow"/>
-          <w:sz w:val="22"/>
-          <w:szCs w:val="22"/>
-        </w:rPr>
-        <w:t>29 de mayo de 2026, subsanado mediante escrito del 24 de junio de 2026</w:t>
-      </w:r>
-      <w:r>
-        <w:rPr>
-          <w:rFonts w:ascii="Arial Narrow" w:eastAsia="Arial Narrow" w:hAnsi="Arial Narrow" w:cs="Arial Narrow"/>
-          <w:sz w:val="22"/>
-          <w:szCs w:val="22"/>
-        </w:rPr>
-        <w:t xml:space="preserve">, </w:t>
-      </w:r>
-      <w:r>
-        <w:rPr>
-          <w:rFonts w:ascii="Arial Narrow" w:eastAsia="Arial Narrow" w:hAnsi="Arial Narrow" w:cs="Arial Narrow"/>
-          <w:sz w:val="22"/>
-          <w:szCs w:val="22"/>
-        </w:rPr>
-        <w:t xml:space="preserve">la señora </w:t>
+        <w:t xml:space="preserve">Mediante escrito del 29 de mayo de 2026, subsanado mediante escrito del 24 de junio de 2026, la señora [APELLIDO] denunció a Pacífico por presuntas infracciones a la Ley 29571, Código de Protección y Defensa del Consumidor (en adelante, Código), señalando lo siguiente:</w:t>
+      </w:r>
+      <w:r>
+        <w:rPr>
+          <w:rFonts w:ascii="Arial Narrow" w:eastAsia="Arial Narrow" w:hAnsi="Arial Narrow" w:cs="Arial Narrow"/>
+          <w:sz w:val="22"/>
+          <w:szCs w:val="22"/>
+        </w:rPr>
+        <w:t xml:space="preserve"/>
+      </w:r>
+      <w:r>
+        <w:rPr>
+          <w:rFonts w:ascii="Arial Narrow" w:eastAsia="Arial Narrow" w:hAnsi="Arial Narrow" w:cs="Arial Narrow"/>
+          <w:sz w:val="22"/>
+          <w:szCs w:val="22"/>
+        </w:rPr>
+        <w:t xml:space="preserve"/>
+      </w:r>
+      <w:r>
+        <w:rPr>
+          <w:rFonts w:ascii="Arial Narrow" w:eastAsia="Arial Narrow" w:hAnsi="Arial Narrow" w:cs="Arial Narrow"/>
+          <w:sz w:val="22"/>
+          <w:szCs w:val="22"/>
+        </w:rPr>
+        <w:t/>
+      </w:r>
+      <w:r>
+        <w:rPr>
+          <w:rFonts w:ascii="Arial Narrow" w:eastAsia="Arial Narrow" w:hAnsi="Arial Narrow" w:cs="Arial Narrow"/>
+          <w:sz w:val="22"/>
+          <w:szCs w:val="22"/>
+        </w:rPr>
+        <w:t xml:space="preserve"/>
+      </w:r>
+      <w:r>
+        <w:rPr>
+          <w:rFonts w:ascii="Arial Narrow" w:eastAsia="Arial Narrow" w:hAnsi="Arial Narrow" w:cs="Arial Narrow"/>
+          <w:sz w:val="22"/>
+          <w:szCs w:val="22"/>
+        </w:rPr>
+        <w:t xml:space="preserve"/>
       </w:r>
       <w:proofErr w:type="spellStart"/>
       <w:r>
@@ -617,7 +617,7 @@
           <w:sz w:val="22"/>
           <w:szCs w:val="22"/>
         </w:rPr>
-        <w:t>Hollemweguer</w:t>
+        <w:t/>
       </w:r>
       <w:proofErr w:type="spellEnd"/>
       <w:r>
@@ -626,47 +626,47 @@
           <w:sz w:val="22"/>
           <w:szCs w:val="22"/>
         </w:rPr>
-        <w:t xml:space="preserve"> </w:t>
-      </w:r>
-      <w:r>
-        <w:rPr>
-          <w:rFonts w:ascii="Arial Narrow" w:eastAsia="Arial Narrow" w:hAnsi="Arial Narrow" w:cs="Arial Narrow"/>
-          <w:sz w:val="22"/>
-          <w:szCs w:val="22"/>
-        </w:rPr>
-        <w:t xml:space="preserve">denunció </w:t>
-      </w:r>
-      <w:r>
-        <w:rPr>
-          <w:rFonts w:ascii="Arial Narrow" w:eastAsia="Arial Narrow" w:hAnsi="Arial Narrow" w:cs="Arial Narrow"/>
-          <w:sz w:val="22"/>
-          <w:szCs w:val="22"/>
-        </w:rPr>
-        <w:t xml:space="preserve">a </w:t>
-      </w:r>
-      <w:r>
-        <w:rPr>
-          <w:rFonts w:ascii="Arial Narrow" w:eastAsia="Arial Narrow" w:hAnsi="Arial Narrow" w:cs="Arial Narrow"/>
-          <w:sz w:val="22"/>
-          <w:szCs w:val="22"/>
-        </w:rPr>
-        <w:t xml:space="preserve">Pacífico </w:t>
-      </w:r>
-      <w:r>
-        <w:rPr>
-          <w:rFonts w:ascii="Arial Narrow" w:eastAsia="Arial Narrow" w:hAnsi="Arial Narrow" w:cs="Arial Narrow"/>
-          <w:sz w:val="22"/>
-          <w:szCs w:val="22"/>
-        </w:rPr>
-        <w:t xml:space="preserve">por presuntas infracciones a la Ley 29571, Código de Protección y Defensa del </w:t>
-      </w:r>
-      <w:r>
-        <w:rPr>
-          <w:rFonts w:ascii="Arial Narrow" w:eastAsia="Arial Narrow" w:hAnsi="Arial Narrow" w:cs="Arial Narrow"/>
-          <w:sz w:val="22"/>
-          <w:szCs w:val="22"/>
-        </w:rPr>
-        <w:t>Consumidor (en adelante, Código), señalando lo siguiente:</w:t>
+        <w:t xml:space="preserve"/>
+      </w:r>
+      <w:r>
+        <w:rPr>
+          <w:rFonts w:ascii="Arial Narrow" w:eastAsia="Arial Narrow" w:hAnsi="Arial Narrow" w:cs="Arial Narrow"/>
+          <w:sz w:val="22"/>
+          <w:szCs w:val="22"/>
+        </w:rPr>
+        <w:t xml:space="preserve"/>
+      </w:r>
+      <w:r>
+        <w:rPr>
+          <w:rFonts w:ascii="Arial Narrow" w:eastAsia="Arial Narrow" w:hAnsi="Arial Narrow" w:cs="Arial Narrow"/>
+          <w:sz w:val="22"/>
+          <w:szCs w:val="22"/>
+        </w:rPr>
+        <w:t xml:space="preserve"/>
+      </w:r>
+      <w:r>
+        <w:rPr>
+          <w:rFonts w:ascii="Arial Narrow" w:eastAsia="Arial Narrow" w:hAnsi="Arial Narrow" w:cs="Arial Narrow"/>
+          <w:sz w:val="22"/>
+          <w:szCs w:val="22"/>
+        </w:rPr>
+        <w:t xml:space="preserve"/>
+      </w:r>
+      <w:r>
+        <w:rPr>
+          <w:rFonts w:ascii="Arial Narrow" w:eastAsia="Arial Narrow" w:hAnsi="Arial Narrow" w:cs="Arial Narrow"/>
+          <w:sz w:val="22"/>
+          <w:szCs w:val="22"/>
+        </w:rPr>
+        <w:t xml:space="preserve"/>
+      </w:r>
+      <w:r>
+        <w:rPr>
+          <w:rFonts w:ascii="Arial Narrow" w:eastAsia="Arial Narrow" w:hAnsi="Arial Narrow" w:cs="Arial Narrow"/>
+          <w:sz w:val="22"/>
+          <w:szCs w:val="22"/>
+        </w:rPr>
+        <w:t/>
       </w:r>
     </w:p>
     <w:p>
@@ -1199,23 +1199,23 @@
           <w:sz w:val="22"/>
           <w:szCs w:val="22"/>
         </w:rPr>
-        <w:t>La</w:t>
-      </w:r>
-      <w:r>
-        <w:rPr>
-          <w:rFonts w:ascii="Arial Narrow" w:eastAsia="Arial Narrow" w:hAnsi="Arial Narrow" w:cs="Arial Narrow"/>
-          <w:sz w:val="22"/>
-          <w:szCs w:val="22"/>
-        </w:rPr>
-        <w:t xml:space="preserve"> </w:t>
-      </w:r>
-      <w:r>
-        <w:rPr>
-          <w:rFonts w:ascii="Arial Narrow" w:eastAsia="Arial Narrow" w:hAnsi="Arial Narrow" w:cs="Arial Narrow"/>
-          <w:sz w:val="22"/>
-          <w:szCs w:val="22"/>
-        </w:rPr>
-        <w:t xml:space="preserve">señora </w:t>
+        <w:t xml:space="preserve">La señora [APELLIDO] solicitó, en calidad de medidas correctivas, que Pacífico cumpla con: (i) evaluar y resolver su solicitud de cobertura del Seguro de Desgravamen dentro de un plazo perentorio; (ii) otorgarle la suma equivalente al pago de las cuotas que realizó desde que quedó en estado de invalidez. Asimismo, no requirió de manera expresa el reembolso de costos y costas del presente procedimiento.</w:t>
+      </w:r>
+      <w:r>
+        <w:rPr>
+          <w:rFonts w:ascii="Arial Narrow" w:eastAsia="Arial Narrow" w:hAnsi="Arial Narrow" w:cs="Arial Narrow"/>
+          <w:sz w:val="22"/>
+          <w:szCs w:val="22"/>
+        </w:rPr>
+        <w:t xml:space="preserve"/>
+      </w:r>
+      <w:r>
+        <w:rPr>
+          <w:rFonts w:ascii="Arial Narrow" w:eastAsia="Arial Narrow" w:hAnsi="Arial Narrow" w:cs="Arial Narrow"/>
+          <w:sz w:val="22"/>
+          <w:szCs w:val="22"/>
+        </w:rPr>
+        <w:t xml:space="preserve"/>
       </w:r>
       <w:proofErr w:type="spellStart"/>
       <w:r>
@@ -1224,7 +1224,7 @@
           <w:sz w:val="22"/>
           <w:szCs w:val="22"/>
         </w:rPr>
-        <w:t>Hollemweguer</w:t>
+        <w:t/>
       </w:r>
       <w:proofErr w:type="spellEnd"/>
       <w:r>
@@ -1233,7 +1233,7 @@
           <w:sz w:val="22"/>
           <w:szCs w:val="22"/>
         </w:rPr>
-        <w:t xml:space="preserve"> </w:t>
+        <w:t xml:space="preserve"/>
       </w:r>
       <w:r>
         <w:rPr>
@@ -1242,7 +1242,7 @@
           <w:szCs w:val="22"/>
           <w:lang w:eastAsia="es-ES"/>
         </w:rPr>
-        <w:t>solicitó, en calidad de medidas correctivas, que</w:t>
+        <w:t/>
       </w:r>
       <w:r>
         <w:rPr>
@@ -1251,15 +1251,15 @@
           <w:szCs w:val="22"/>
           <w:lang w:eastAsia="es-ES"/>
         </w:rPr>
-        <w:t xml:space="preserve"> </w:t>
-      </w:r>
-      <w:r>
-        <w:rPr>
-          <w:rFonts w:ascii="Arial Narrow" w:eastAsia="Arial Narrow" w:hAnsi="Arial Narrow" w:cs="Arial Narrow"/>
-          <w:sz w:val="22"/>
-          <w:szCs w:val="22"/>
-        </w:rPr>
-        <w:t>Pacífico cumpla con</w:t>
+        <w:t xml:space="preserve"/>
+      </w:r>
+      <w:r>
+        <w:rPr>
+          <w:rFonts w:ascii="Arial Narrow" w:eastAsia="Arial Narrow" w:hAnsi="Arial Narrow" w:cs="Arial Narrow"/>
+          <w:sz w:val="22"/>
+          <w:szCs w:val="22"/>
+        </w:rPr>
+        <w:t/>
       </w:r>
       <w:r>
         <w:rPr>
@@ -1268,7 +1268,7 @@
           <w:szCs w:val="22"/>
           <w:lang w:eastAsia="es-ES"/>
         </w:rPr>
-        <w:t>: (i)</w:t>
+        <w:t/>
       </w:r>
       <w:r>
         <w:rPr>
@@ -1277,7 +1277,7 @@
           <w:szCs w:val="22"/>
           <w:lang w:eastAsia="es-ES"/>
         </w:rPr>
-        <w:t xml:space="preserve"> </w:t>
+        <w:t xml:space="preserve"/>
       </w:r>
       <w:r>
         <w:rPr>
@@ -1286,7 +1286,7 @@
           <w:szCs w:val="22"/>
           <w:lang w:eastAsia="es-ES"/>
         </w:rPr>
-        <w:t xml:space="preserve">evaluar y </w:t>
+        <w:t xml:space="preserve"/>
       </w:r>
       <w:r>
         <w:rPr>
@@ -1295,7 +1295,7 @@
           <w:szCs w:val="22"/>
           <w:lang w:eastAsia="es-ES"/>
         </w:rPr>
-        <w:t>re</w:t>
+        <w:t/>
       </w:r>
       <w:r>
         <w:rPr>
@@ -1304,7 +1304,7 @@
           <w:szCs w:val="22"/>
           <w:lang w:eastAsia="es-ES"/>
         </w:rPr>
-        <w:t>s</w:t>
+        <w:t/>
       </w:r>
       <w:r>
         <w:rPr>
@@ -1313,7 +1313,7 @@
           <w:szCs w:val="22"/>
           <w:lang w:eastAsia="es-ES"/>
         </w:rPr>
-        <w:t>olver</w:t>
+        <w:t/>
       </w:r>
       <w:r>
         <w:rPr>
@@ -1322,7 +1322,7 @@
           <w:szCs w:val="22"/>
           <w:lang w:eastAsia="es-ES"/>
         </w:rPr>
-        <w:t xml:space="preserve"> </w:t>
+        <w:t xml:space="preserve"/>
       </w:r>
       <w:r>
         <w:rPr>
@@ -1331,7 +1331,7 @@
           <w:szCs w:val="22"/>
           <w:lang w:eastAsia="es-ES"/>
         </w:rPr>
-        <w:t>su</w:t>
+        <w:t/>
       </w:r>
       <w:r>
         <w:rPr>
@@ -1340,7 +1340,7 @@
           <w:szCs w:val="22"/>
           <w:lang w:eastAsia="es-ES"/>
         </w:rPr>
-        <w:t xml:space="preserve"> solicitud de cobertura del </w:t>
+        <w:t xml:space="preserve"/>
       </w:r>
       <w:r>
         <w:rPr>
@@ -1349,7 +1349,7 @@
           <w:szCs w:val="22"/>
           <w:lang w:eastAsia="es-ES"/>
         </w:rPr>
-        <w:t xml:space="preserve">Seguro de Desgravamen </w:t>
+        <w:t xml:space="preserve"/>
       </w:r>
       <w:r>
         <w:rPr>
@@ -1358,7 +1358,7 @@
           <w:szCs w:val="22"/>
           <w:lang w:eastAsia="es-ES"/>
         </w:rPr>
-        <w:t>dentro de un plazo perentorio; (</w:t>
+        <w:t/>
       </w:r>
       <w:proofErr w:type="spellStart"/>
       <w:r>
@@ -1368,7 +1368,7 @@
           <w:szCs w:val="22"/>
           <w:lang w:eastAsia="es-ES"/>
         </w:rPr>
-        <w:t>ii</w:t>
+        <w:t/>
       </w:r>
       <w:proofErr w:type="spellEnd"/>
       <w:r>
@@ -1378,7 +1378,7 @@
           <w:szCs w:val="22"/>
           <w:lang w:eastAsia="es-ES"/>
         </w:rPr>
-        <w:t>) otorgarle la suma equivalente</w:t>
+        <w:t/>
       </w:r>
       <w:r>
         <w:rPr>
@@ -1387,7 +1387,7 @@
           <w:szCs w:val="22"/>
           <w:lang w:eastAsia="es-ES"/>
         </w:rPr>
-        <w:t xml:space="preserve"> al pago de las cuotas que realizó desde que </w:t>
+        <w:t xml:space="preserve"/>
       </w:r>
       <w:r>
         <w:rPr>
@@ -1396,7 +1396,7 @@
           <w:szCs w:val="22"/>
           <w:lang w:eastAsia="es-ES"/>
         </w:rPr>
-        <w:t>quedó</w:t>
+        <w:t/>
       </w:r>
       <w:r>
         <w:rPr>
@@ -1405,7 +1405,7 @@
           <w:szCs w:val="22"/>
           <w:lang w:eastAsia="es-ES"/>
         </w:rPr>
-        <w:t xml:space="preserve"> en estado de invalidez.</w:t>
+        <w:t xml:space="preserve"/>
       </w:r>
       <w:r>
         <w:rPr>
@@ -1414,7 +1414,7 @@
           <w:szCs w:val="22"/>
           <w:lang w:eastAsia="es-ES"/>
         </w:rPr>
-        <w:t xml:space="preserve"> </w:t>
+        <w:t xml:space="preserve"/>
       </w:r>
       <w:r>
         <w:rPr>
@@ -1424,7 +1424,7 @@
           <w:szCs w:val="22"/>
           <w:lang w:val="es-ES" w:eastAsia="es-ES"/>
         </w:rPr>
-        <w:t xml:space="preserve">Asimismo, </w:t>
+        <w:t xml:space="preserve"/>
       </w:r>
       <w:r>
         <w:rPr>
@@ -1434,7 +1434,7 @@
           <w:szCs w:val="22"/>
           <w:lang w:val="es-ES" w:eastAsia="es-ES"/>
         </w:rPr>
-        <w:t xml:space="preserve">no </w:t>
+        <w:t xml:space="preserve"/>
       </w:r>
       <w:r>
         <w:rPr>
@@ -1444,7 +1444,7 @@
           <w:szCs w:val="22"/>
           <w:lang w:val="es-ES" w:eastAsia="es-ES"/>
         </w:rPr>
-        <w:t xml:space="preserve">requirió </w:t>
+        <w:t xml:space="preserve"/>
       </w:r>
       <w:r>
         <w:rPr>
@@ -1454,7 +1454,7 @@
           <w:szCs w:val="22"/>
           <w:lang w:val="es-ES" w:eastAsia="es-ES"/>
         </w:rPr>
-        <w:t xml:space="preserve">de manera expresa </w:t>
+        <w:t xml:space="preserve"/>
       </w:r>
       <w:r>
         <w:rPr>
@@ -1464,7 +1464,7 @@
           <w:szCs w:val="22"/>
           <w:lang w:val="es-ES" w:eastAsia="es-ES"/>
         </w:rPr>
-        <w:t>el reembolso de costos y costas del presente procedimiento.</w:t>
+        <w:t/>
       </w:r>
     </w:p>
     <w:p>
@@ -3308,7 +3308,7 @@
           <w:sz w:val="22"/>
           <w:szCs w:val="22"/>
         </w:rPr>
-        <w:t xml:space="preserve">Mediante Resolución 1 de fecha </w:t>
+        <w:t xml:space="preserve">Mediante Resolución 1 de fecha 17 de junio de 2026, se requirió a la señora [APELLIDO] lo siguiente: </w:t>
       </w:r>
       <w:r>
         <w:rPr>
@@ -3317,7 +3317,7 @@
           <w:sz w:val="22"/>
           <w:szCs w:val="22"/>
         </w:rPr>
-        <w:t>17 de junio de 2026</w:t>
+        <w:t/>
       </w:r>
       <w:r>
         <w:rPr>
@@ -3326,7 +3326,7 @@
           <w:sz w:val="22"/>
           <w:szCs w:val="22"/>
         </w:rPr>
-        <w:t>, se requirió</w:t>
+        <w:t/>
       </w:r>
       <w:r>
         <w:rPr>
@@ -3336,7 +3336,7 @@
           <w:szCs w:val="22"/>
           <w:lang w:val="es-ES"/>
         </w:rPr>
-        <w:t xml:space="preserve"> </w:t>
+        <w:t xml:space="preserve"/>
       </w:r>
       <w:r>
         <w:rPr>
@@ -3346,7 +3346,7 @@
           <w:szCs w:val="22"/>
           <w:lang w:val="es-ES"/>
         </w:rPr>
-        <w:t xml:space="preserve">a la señora </w:t>
+        <w:t xml:space="preserve"/>
       </w:r>
       <w:proofErr w:type="spellStart"/>
       <w:r>
@@ -3357,7 +3357,7 @@
           <w:szCs w:val="22"/>
           <w:lang w:val="es-ES"/>
         </w:rPr>
-        <w:t>Hollemweguer</w:t>
+        <w:t/>
       </w:r>
       <w:proofErr w:type="spellEnd"/>
       <w:r>
@@ -3368,15 +3368,15 @@
           <w:szCs w:val="22"/>
           <w:lang w:val="es-ES"/>
         </w:rPr>
-        <w:t xml:space="preserve"> lo siguiente</w:t>
-      </w:r>
-      <w:r>
-        <w:rPr>
-          <w:rFonts w:ascii="Arial Narrow" w:hAnsi="Arial Narrow" w:cs="Arial"/>
-          <w:sz w:val="22"/>
-          <w:szCs w:val="22"/>
-        </w:rPr>
-        <w:t xml:space="preserve">: </w:t>
+        <w:t xml:space="preserve"/>
+      </w:r>
+      <w:r>
+        <w:rPr>
+          <w:rFonts w:ascii="Arial Narrow" w:hAnsi="Arial Narrow" w:cs="Arial"/>
+          <w:sz w:val="22"/>
+          <w:szCs w:val="22"/>
+        </w:rPr>
+        <w:t xml:space="preserve"/>
       </w:r>
     </w:p>
     <w:p>
@@ -3420,7 +3420,7 @@
           <w:szCs w:val="21"/>
           <w:lang w:val="es-ES"/>
         </w:rPr>
-        <w:t>“</w:t>
+        <w:t xml:space="preserve">“PRIMERO: requerir en el plazo máximo de cuatro (4) días hábiles improrrogables, a la señora [DENUNCIANTE] que, de acuerdo con la Directiva 001-2025-GEG/INDECOPI, cumpla con:</w:t>
       </w:r>
       <w:r>
         <w:rPr>
@@ -3434,7 +3434,7 @@
           <w:szCs w:val="21"/>
           <w:lang w:val="es-ES"/>
         </w:rPr>
-        <w:t xml:space="preserve">PRIMERO: </w:t>
+        <w:t xml:space="preserve"/>
       </w:r>
       <w:bookmarkStart w:id="2" w:name="_Hlk208326890"/>
       <w:r>
@@ -3447,7 +3447,7 @@
           <w:szCs w:val="21"/>
           <w:lang w:val="es-ES"/>
         </w:rPr>
-        <w:t xml:space="preserve">requerir en el plazo máximo de </w:t>
+        <w:t xml:space="preserve"/>
       </w:r>
       <w:r>
         <w:rPr>
@@ -3462,7 +3462,7 @@
           <w:u w:val="single"/>
           <w:lang w:val="es-ES"/>
         </w:rPr>
-        <w:t>cuatro (4) días hábiles improrrogables</w:t>
+        <w:t/>
       </w:r>
       <w:r>
         <w:rPr>
@@ -3474,7 +3474,7 @@
           <w:szCs w:val="21"/>
           <w:lang w:val="es-ES"/>
         </w:rPr>
-        <w:t xml:space="preserve">, a </w:t>
+        <w:t xml:space="preserve"/>
       </w:r>
       <w:bookmarkStart w:id="3" w:name="_Hlk208326904"/>
       <w:bookmarkEnd w:id="2"/>
@@ -3487,7 +3487,7 @@
           <w:sz w:val="21"/>
           <w:szCs w:val="21"/>
         </w:rPr>
-        <w:t>la señora Sandra Hollemweguer Campos</w:t>
+        <w:t/>
       </w:r>
       <w:r>
         <w:rPr>
@@ -3499,7 +3499,7 @@
           <w:sz w:val="21"/>
           <w:szCs w:val="21"/>
         </w:rPr>
-        <w:t xml:space="preserve"> </w:t>
+        <w:t xml:space="preserve"/>
       </w:r>
       <w:r>
         <w:rPr>
@@ -3511,7 +3511,7 @@
           <w:szCs w:val="21"/>
           <w:lang w:val="es-ES"/>
         </w:rPr>
-        <w:t>que, de acuerdo con la Directiva 001-2025-GEG/INDECOPI, cumpla con</w:t>
+        <w:t/>
       </w:r>
       <w:bookmarkEnd w:id="3"/>
       <w:r>
@@ -3522,7 +3522,7 @@
           <w:sz w:val="21"/>
           <w:szCs w:val="21"/>
         </w:rPr>
-        <w:t>:</w:t>
+        <w:t/>
       </w:r>
     </w:p>
     <w:p>
@@ -3989,7 +3989,7 @@
           <w:szCs w:val="21"/>
           <w:lang w:val="es-ES"/>
         </w:rPr>
-        <w:t xml:space="preserve">SEGUNDO: </w:t>
+        <w:t xml:space="preserve">SEGUNDO: informar a la señora [DENUNCIANTE] que de querer declarar confidencialidad del documento denominado “anexos sujetos a confidencialidad parte 1.pdf” y del documento denominado “anexos sujetos a confidencialidad parte 2 (1).pdf” debe cumplir con los requisitos establecidos en la Directiva 001-2008/TRI-INDECOPI, de manera independiente para cada documento debidamente individualizado en piezas diferentes”.</w:t>
       </w:r>
       <w:bookmarkStart w:id="4" w:name="_Hlk208326960"/>
       <w:r>
@@ -4001,7 +4001,7 @@
           <w:sz w:val="21"/>
           <w:szCs w:val="21"/>
         </w:rPr>
-        <w:t xml:space="preserve">informar a </w:t>
+        <w:t xml:space="preserve"/>
       </w:r>
       <w:r>
         <w:rPr>
@@ -4012,7 +4012,7 @@
           <w:sz w:val="21"/>
           <w:szCs w:val="21"/>
         </w:rPr>
-        <w:t>la señora Sandra Hollemweguer Campos</w:t>
+        <w:t/>
       </w:r>
       <w:r>
         <w:rPr>
@@ -4024,7 +4024,7 @@
           <w:sz w:val="21"/>
           <w:szCs w:val="21"/>
         </w:rPr>
-        <w:t xml:space="preserve"> que de </w:t>
+        <w:t xml:space="preserve"/>
       </w:r>
       <w:r>
         <w:rPr>
@@ -4036,7 +4036,7 @@
           <w:sz w:val="21"/>
           <w:szCs w:val="21"/>
         </w:rPr>
-        <w:t>querer declarar confidencialidad</w:t>
+        <w:t/>
       </w:r>
       <w:r>
         <w:rPr>
@@ -4048,7 +4048,7 @@
           <w:sz w:val="21"/>
           <w:szCs w:val="21"/>
         </w:rPr>
-        <w:t xml:space="preserve"> del</w:t>
+        <w:t xml:space="preserve"/>
       </w:r>
       <w:r>
         <w:rPr>
@@ -4059,7 +4059,7 @@
           <w:sz w:val="21"/>
           <w:szCs w:val="21"/>
         </w:rPr>
-        <w:t xml:space="preserve"> documento denominado “</w:t>
+        <w:t xml:space="preserve"/>
       </w:r>
       <w:r>
         <w:rPr>
@@ -4070,7 +4070,7 @@
           <w:sz w:val="21"/>
           <w:szCs w:val="21"/>
         </w:rPr>
-        <w:t xml:space="preserve">anexos sujetos a confidencialidad parte 1.pdf” y del </w:t>
+        <w:t xml:space="preserve"/>
       </w:r>
       <w:r>
         <w:rPr>
@@ -4081,7 +4081,7 @@
           <w:sz w:val="21"/>
           <w:szCs w:val="21"/>
         </w:rPr>
-        <w:t>documento denominado</w:t>
+        <w:t/>
       </w:r>
       <w:r>
         <w:rPr>
@@ -4092,7 +4092,7 @@
           <w:sz w:val="21"/>
           <w:szCs w:val="21"/>
         </w:rPr>
-        <w:t xml:space="preserve"> “anexos sujetos a confidencialidad parte 2 (1).</w:t>
+        <w:t xml:space="preserve"/>
       </w:r>
       <w:proofErr w:type="spellStart"/>
       <w:r>
@@ -4104,7 +4104,7 @@
           <w:sz w:val="21"/>
           <w:szCs w:val="21"/>
         </w:rPr>
-        <w:t>pdf</w:t>
+        <w:t/>
       </w:r>
       <w:proofErr w:type="spellEnd"/>
       <w:r>
@@ -4116,7 +4116,7 @@
           <w:sz w:val="21"/>
           <w:szCs w:val="21"/>
         </w:rPr>
-        <w:t>”</w:t>
+        <w:t/>
       </w:r>
       <w:r>
         <w:rPr>
@@ -4127,7 +4127,7 @@
           <w:sz w:val="21"/>
           <w:szCs w:val="21"/>
         </w:rPr>
-        <w:t xml:space="preserve"> </w:t>
+        <w:t xml:space="preserve"/>
       </w:r>
       <w:bookmarkEnd w:id="4"/>
       <w:r>
@@ -4142,7 +4142,7 @@
           <w:szCs w:val="21"/>
           <w:u w:val="single"/>
         </w:rPr>
-        <w:t xml:space="preserve">debe cumplir con los requisitos establecidos en la </w:t>
+        <w:t xml:space="preserve"/>
       </w:r>
       <w:r>
         <w:rPr>
@@ -4157,7 +4157,7 @@
           <w:u w:val="single"/>
           <w:lang w:val="es-ES"/>
         </w:rPr>
-        <w:t xml:space="preserve">Directiva 001-2008/TRI-INDECOPI, de manera </w:t>
+        <w:t xml:space="preserve"/>
       </w:r>
       <w:r>
         <w:rPr>
@@ -4171,7 +4171,7 @@
           <w:u w:val="single"/>
           <w:lang w:eastAsia="es-ES"/>
         </w:rPr>
-        <w:t>independiente para cada documento debidamente individualizado en piezas diferentes</w:t>
+        <w:t/>
       </w:r>
       <w:r>
         <w:rPr>
@@ -4181,7 +4181,7 @@
           <w:szCs w:val="21"/>
           <w:lang w:val="es-ES"/>
         </w:rPr>
-        <w:t>”.</w:t>
+        <w:t/>
       </w:r>
     </w:p>
     <w:p>
@@ -4218,7 +4218,7 @@
           <w:szCs w:val="22"/>
           <w:lang w:val="es-ES"/>
         </w:rPr>
-        <w:t xml:space="preserve">La Resolución 1 fue debidamente notificada </w:t>
+        <w:t xml:space="preserve">La Resolución 1 fue debidamente notificada a la señora [APELLIDO] el 22 de junio de 2026, al correo electrónico [CORREO] y [CORREO].</w:t>
       </w:r>
       <w:r>
         <w:rPr>
@@ -4228,7 +4228,7 @@
           <w:szCs w:val="22"/>
           <w:lang w:val="es-ES"/>
         </w:rPr>
-        <w:t xml:space="preserve">a </w:t>
+        <w:t xml:space="preserve"/>
       </w:r>
       <w:r>
         <w:rPr>
@@ -4238,7 +4238,7 @@
           <w:szCs w:val="22"/>
           <w:lang w:val="es-ES"/>
         </w:rPr>
-        <w:t xml:space="preserve">la señora </w:t>
+        <w:t xml:space="preserve"/>
       </w:r>
       <w:proofErr w:type="spellStart"/>
       <w:r>
@@ -4249,7 +4249,7 @@
           <w:szCs w:val="22"/>
           <w:lang w:val="es-ES"/>
         </w:rPr>
-        <w:t>Hollemweguer</w:t>
+        <w:t/>
       </w:r>
       <w:proofErr w:type="spellEnd"/>
       <w:r>
@@ -4260,7 +4260,7 @@
           <w:szCs w:val="22"/>
           <w:lang w:val="es-ES"/>
         </w:rPr>
-        <w:t xml:space="preserve"> </w:t>
+        <w:t xml:space="preserve"/>
       </w:r>
       <w:r>
         <w:rPr>
@@ -4270,7 +4270,7 @@
           <w:szCs w:val="22"/>
           <w:lang w:val="es-ES"/>
         </w:rPr>
-        <w:t xml:space="preserve">el </w:t>
+        <w:t xml:space="preserve"/>
       </w:r>
       <w:r>
         <w:rPr>
@@ -4280,7 +4280,7 @@
           <w:szCs w:val="22"/>
           <w:lang w:val="es-ES"/>
         </w:rPr>
-        <w:t>22 de junio de 2026</w:t>
+        <w:t/>
       </w:r>
       <w:r>
         <w:rPr>
@@ -4290,31 +4290,31 @@
           <w:szCs w:val="22"/>
           <w:lang w:val="es-ES"/>
         </w:rPr>
-        <w:t xml:space="preserve">, al correo electrónico </w:t>
-      </w:r>
-      <w:r>
-        <w:rPr>
-          <w:rFonts w:ascii="Arial Narrow" w:hAnsi="Arial Narrow"/>
-          <w:sz w:val="22"/>
-          <w:szCs w:val="22"/>
-        </w:rPr>
-        <w:t>emirandacarnero@gmail.com y</w:t>
-      </w:r>
-      <w:r>
-        <w:rPr>
-          <w:rFonts w:ascii="Arial Narrow" w:hAnsi="Arial Narrow"/>
-          <w:sz w:val="22"/>
-          <w:szCs w:val="22"/>
-        </w:rPr>
-        <w:t xml:space="preserve"> emiranda@mirandalegal.pe</w:t>
-      </w:r>
-      <w:r>
-        <w:rPr>
-          <w:rFonts w:ascii="Arial Narrow" w:hAnsi="Arial Narrow"/>
-          <w:sz w:val="22"/>
-          <w:szCs w:val="22"/>
-        </w:rPr>
-        <w:t>.</w:t>
+        <w:t xml:space="preserve"/>
+      </w:r>
+      <w:r>
+        <w:rPr>
+          <w:rFonts w:ascii="Arial Narrow" w:hAnsi="Arial Narrow"/>
+          <w:sz w:val="22"/>
+          <w:szCs w:val="22"/>
+        </w:rPr>
+        <w:t/>
+      </w:r>
+      <w:r>
+        <w:rPr>
+          <w:rFonts w:ascii="Arial Narrow" w:hAnsi="Arial Narrow"/>
+          <w:sz w:val="22"/>
+          <w:szCs w:val="22"/>
+        </w:rPr>
+        <w:t xml:space="preserve"/>
+      </w:r>
+      <w:r>
+        <w:rPr>
+          <w:rFonts w:ascii="Arial Narrow" w:hAnsi="Arial Narrow"/>
+          <w:sz w:val="22"/>
+          <w:szCs w:val="22"/>
+        </w:rPr>
+        <w:t/>
       </w:r>
     </w:p>
     <w:p>
@@ -4353,7 +4353,7 @@
           <w:szCs w:val="22"/>
           <w:lang w:val="es-ES"/>
         </w:rPr>
-        <w:t xml:space="preserve">Con fecha </w:t>
+        <w:t xml:space="preserve">Con fecha 24 de junio 2026, la señora [APELLIDO] presentó un escrito mediante el cual precisó su solicitud de confidencialidad del documento denominado “ANEXOS SUJETOS A CONFIDENCIALIDAD (CONSOLIDADO).PDF”. En el presente caso, se verificó que el documento bajo análisis corresponde a datos personales relativos a la salud de la denunciante.</w:t>
       </w:r>
       <w:r>
         <w:rPr>
@@ -4363,7 +4363,7 @@
           <w:szCs w:val="22"/>
           <w:lang w:val="es-ES" w:eastAsia="es-ES"/>
         </w:rPr>
-        <w:t>24 de junio 2026</w:t>
+        <w:t/>
       </w:r>
       <w:r>
         <w:rPr>
@@ -4373,16 +4373,16 @@
           <w:szCs w:val="22"/>
           <w:lang w:val="es-ES"/>
         </w:rPr>
-        <w:t xml:space="preserve">, </w:t>
-      </w:r>
-      <w:r>
-        <w:rPr>
-          <w:rFonts w:ascii="Arial Narrow" w:eastAsia="Arial Narrow" w:hAnsi="Arial Narrow" w:cs="Arial Narrow"/>
-          <w:bCs/>
-          <w:sz w:val="22"/>
-          <w:szCs w:val="22"/>
-        </w:rPr>
-        <w:t xml:space="preserve">la señora </w:t>
+        <w:t xml:space="preserve"/>
+      </w:r>
+      <w:r>
+        <w:rPr>
+          <w:rFonts w:ascii="Arial Narrow" w:eastAsia="Arial Narrow" w:hAnsi="Arial Narrow" w:cs="Arial Narrow"/>
+          <w:bCs/>
+          <w:sz w:val="22"/>
+          <w:szCs w:val="22"/>
+        </w:rPr>
+        <w:t xml:space="preserve"/>
       </w:r>
       <w:proofErr w:type="spellStart"/>
       <w:r>
@@ -4392,7 +4392,7 @@
           <w:sz w:val="22"/>
           <w:szCs w:val="22"/>
         </w:rPr>
-        <w:t>Hollemweguer</w:t>
+        <w:t/>
       </w:r>
       <w:proofErr w:type="spellEnd"/>
       <w:r>
@@ -4402,7 +4402,7 @@
           <w:sz w:val="22"/>
           <w:szCs w:val="22"/>
         </w:rPr>
-        <w:t xml:space="preserve"> </w:t>
+        <w:t xml:space="preserve"/>
       </w:r>
       <w:r>
         <w:rPr>
@@ -4412,7 +4412,7 @@
           <w:szCs w:val="22"/>
           <w:lang w:val="es-ES"/>
         </w:rPr>
-        <w:t xml:space="preserve">presentó un escrito mediante el cual precisó su solicitud de confidencialidad </w:t>
+        <w:t xml:space="preserve"/>
       </w:r>
       <w:r>
         <w:rPr>
@@ -4422,7 +4422,7 @@
           <w:szCs w:val="22"/>
           <w:lang w:val="es-ES"/>
         </w:rPr>
-        <w:t>del</w:t>
+        <w:t/>
       </w:r>
       <w:r>
         <w:rPr>
@@ -4432,7 +4432,7 @@
           <w:szCs w:val="22"/>
           <w:lang w:val="es-ES"/>
         </w:rPr>
-        <w:t xml:space="preserve"> documento denominado “</w:t>
+        <w:t xml:space="preserve"/>
       </w:r>
       <w:r>
         <w:rPr>
@@ -4444,7 +4444,7 @@
           <w:szCs w:val="22"/>
           <w:lang w:val="es-ES"/>
         </w:rPr>
-        <w:t>ANEXOS SUJETOS A CONFIDENCIALIDAD (CONSOLIDADO).PDF</w:t>
+        <w:t/>
       </w:r>
       <w:r>
         <w:rPr>
@@ -4454,7 +4454,7 @@
           <w:szCs w:val="22"/>
           <w:lang w:val="es-ES"/>
         </w:rPr>
-        <w:t>”</w:t>
+        <w:t/>
       </w:r>
       <w:r>
         <w:rPr>
@@ -4464,47 +4464,47 @@
           <w:szCs w:val="22"/>
           <w:lang w:val="es-ES"/>
         </w:rPr>
-        <w:t xml:space="preserve">. </w:t>
-      </w:r>
-      <w:r>
-        <w:rPr>
-          <w:rFonts w:ascii="Arial Narrow" w:hAnsi="Arial Narrow" w:cs="Arial"/>
-          <w:sz w:val="22"/>
-          <w:szCs w:val="22"/>
-        </w:rPr>
-        <w:t xml:space="preserve">En el presente caso, </w:t>
-      </w:r>
-      <w:r>
-        <w:rPr>
-          <w:rFonts w:ascii="Arial Narrow" w:hAnsi="Arial Narrow" w:cs="Arial"/>
-          <w:sz w:val="22"/>
-          <w:szCs w:val="22"/>
-        </w:rPr>
-        <w:t xml:space="preserve">se verificó que el documento </w:t>
-      </w:r>
-      <w:r>
-        <w:rPr>
-          <w:rFonts w:ascii="Arial Narrow" w:hAnsi="Arial Narrow" w:cs="Arial"/>
-          <w:sz w:val="22"/>
-          <w:szCs w:val="22"/>
-        </w:rPr>
-        <w:t xml:space="preserve">bajo análisis corresponde </w:t>
-      </w:r>
-      <w:r>
-        <w:rPr>
-          <w:rFonts w:ascii="Arial Narrow" w:eastAsia="Arial Narrow" w:hAnsi="Arial Narrow" w:cs="Arial Narrow"/>
-          <w:sz w:val="22"/>
-          <w:szCs w:val="22"/>
-        </w:rPr>
-        <w:t>a datos personales relativos a la salud de la denunciante</w:t>
-      </w:r>
-      <w:r>
-        <w:rPr>
-          <w:rFonts w:ascii="Arial Narrow" w:hAnsi="Arial Narrow" w:cs="Arial"/>
-          <w:sz w:val="22"/>
-          <w:szCs w:val="22"/>
-        </w:rPr>
-        <w:t>.</w:t>
+        <w:t xml:space="preserve"/>
+      </w:r>
+      <w:r>
+        <w:rPr>
+          <w:rFonts w:ascii="Arial Narrow" w:hAnsi="Arial Narrow" w:cs="Arial"/>
+          <w:sz w:val="22"/>
+          <w:szCs w:val="22"/>
+        </w:rPr>
+        <w:t xml:space="preserve"/>
+      </w:r>
+      <w:r>
+        <w:rPr>
+          <w:rFonts w:ascii="Arial Narrow" w:hAnsi="Arial Narrow" w:cs="Arial"/>
+          <w:sz w:val="22"/>
+          <w:szCs w:val="22"/>
+        </w:rPr>
+        <w:t xml:space="preserve"/>
+      </w:r>
+      <w:r>
+        <w:rPr>
+          <w:rFonts w:ascii="Arial Narrow" w:hAnsi="Arial Narrow" w:cs="Arial"/>
+          <w:sz w:val="22"/>
+          <w:szCs w:val="22"/>
+        </w:rPr>
+        <w:t xml:space="preserve"/>
+      </w:r>
+      <w:r>
+        <w:rPr>
+          <w:rFonts w:ascii="Arial Narrow" w:eastAsia="Arial Narrow" w:hAnsi="Arial Narrow" w:cs="Arial Narrow"/>
+          <w:sz w:val="22"/>
+          <w:szCs w:val="22"/>
+        </w:rPr>
+        <w:t/>
+      </w:r>
+      <w:r>
+        <w:rPr>
+          <w:rFonts w:ascii="Arial Narrow" w:hAnsi="Arial Narrow" w:cs="Arial"/>
+          <w:sz w:val="22"/>
+          <w:szCs w:val="22"/>
+        </w:rPr>
+        <w:t/>
       </w:r>
     </w:p>
     <w:p>
@@ -4537,16 +4537,16 @@
           <w:sz w:val="22"/>
           <w:szCs w:val="22"/>
         </w:rPr>
-        <w:t xml:space="preserve">Cabe destacar que </w:t>
-      </w:r>
-      <w:r>
-        <w:rPr>
-          <w:rFonts w:ascii="Arial Narrow" w:eastAsia="Arial Narrow" w:hAnsi="Arial Narrow" w:cs="Arial Narrow"/>
-          <w:bCs/>
-          <w:sz w:val="22"/>
-          <w:szCs w:val="22"/>
-        </w:rPr>
-        <w:t xml:space="preserve">la señora </w:t>
+        <w:t xml:space="preserve">Cabe destacar que la señora [APELLIDO] ha señalado que se deberá declarar la confidencialidad de la información antes mencionada por tiempo indefinido. Asimismo, la mencionada denunciante presentó un resumen no confidencial de los documentos cuya confidencialidad solicita. </w:t>
+      </w:r>
+      <w:r>
+        <w:rPr>
+          <w:rFonts w:ascii="Arial Narrow" w:eastAsia="Arial Narrow" w:hAnsi="Arial Narrow" w:cs="Arial Narrow"/>
+          <w:bCs/>
+          <w:sz w:val="22"/>
+          <w:szCs w:val="22"/>
+        </w:rPr>
+        <w:t xml:space="preserve"/>
       </w:r>
       <w:proofErr w:type="spellStart"/>
       <w:r>
@@ -4556,7 +4556,7 @@
           <w:sz w:val="22"/>
           <w:szCs w:val="22"/>
         </w:rPr>
-        <w:t>Hollemweguer</w:t>
+        <w:t/>
       </w:r>
       <w:proofErr w:type="spellEnd"/>
       <w:r>
@@ -4566,47 +4566,47 @@
           <w:sz w:val="22"/>
           <w:szCs w:val="22"/>
         </w:rPr>
-        <w:t xml:space="preserve"> </w:t>
-      </w:r>
-      <w:r>
-        <w:rPr>
-          <w:rFonts w:ascii="Arial Narrow" w:hAnsi="Arial Narrow" w:cs="Arial"/>
-          <w:sz w:val="22"/>
-          <w:szCs w:val="22"/>
-        </w:rPr>
-        <w:t xml:space="preserve">ha señalado que se deberá declarar la confidencialidad de la información antes mencionada por tiempo indefinido. Asimismo, </w:t>
-      </w:r>
-      <w:r>
-        <w:rPr>
-          <w:rFonts w:ascii="Arial Narrow" w:hAnsi="Arial Narrow" w:cs="Arial"/>
-          <w:sz w:val="22"/>
-          <w:szCs w:val="22"/>
-        </w:rPr>
-        <w:t>la</w:t>
-      </w:r>
-      <w:r>
-        <w:rPr>
-          <w:rFonts w:ascii="Arial Narrow" w:hAnsi="Arial Narrow" w:cs="Arial"/>
-          <w:sz w:val="22"/>
-          <w:szCs w:val="22"/>
-        </w:rPr>
-        <w:t xml:space="preserve"> mencionad</w:t>
-      </w:r>
-      <w:r>
-        <w:rPr>
-          <w:rFonts w:ascii="Arial Narrow" w:hAnsi="Arial Narrow" w:cs="Arial"/>
-          <w:sz w:val="22"/>
-          <w:szCs w:val="22"/>
-        </w:rPr>
-        <w:t>a</w:t>
-      </w:r>
-      <w:r>
-        <w:rPr>
-          <w:rFonts w:ascii="Arial Narrow" w:hAnsi="Arial Narrow" w:cs="Arial"/>
-          <w:sz w:val="22"/>
-          <w:szCs w:val="22"/>
-        </w:rPr>
-        <w:t xml:space="preserve"> denunciante presentó un resumen no confidencial de los documentos cuya confidencialidad solicita. </w:t>
+        <w:t xml:space="preserve"/>
+      </w:r>
+      <w:r>
+        <w:rPr>
+          <w:rFonts w:ascii="Arial Narrow" w:hAnsi="Arial Narrow" w:cs="Arial"/>
+          <w:sz w:val="22"/>
+          <w:szCs w:val="22"/>
+        </w:rPr>
+        <w:t xml:space="preserve"/>
+      </w:r>
+      <w:r>
+        <w:rPr>
+          <w:rFonts w:ascii="Arial Narrow" w:hAnsi="Arial Narrow" w:cs="Arial"/>
+          <w:sz w:val="22"/>
+          <w:szCs w:val="22"/>
+        </w:rPr>
+        <w:t/>
+      </w:r>
+      <w:r>
+        <w:rPr>
+          <w:rFonts w:ascii="Arial Narrow" w:hAnsi="Arial Narrow" w:cs="Arial"/>
+          <w:sz w:val="22"/>
+          <w:szCs w:val="22"/>
+        </w:rPr>
+        <w:t xml:space="preserve"/>
+      </w:r>
+      <w:r>
+        <w:rPr>
+          <w:rFonts w:ascii="Arial Narrow" w:hAnsi="Arial Narrow" w:cs="Arial"/>
+          <w:sz w:val="22"/>
+          <w:szCs w:val="22"/>
+        </w:rPr>
+        <w:t/>
+      </w:r>
+      <w:r>
+        <w:rPr>
+          <w:rFonts w:ascii="Arial Narrow" w:hAnsi="Arial Narrow" w:cs="Arial"/>
+          <w:sz w:val="22"/>
+          <w:szCs w:val="22"/>
+        </w:rPr>
+        <w:t xml:space="preserve"/>
       </w:r>
     </w:p>
     <w:p>
@@ -4640,60 +4640,60 @@
           <w:sz w:val="22"/>
           <w:szCs w:val="22"/>
         </w:rPr>
-        <w:t xml:space="preserve">En atención a la referida solicitud, y tomando en consideración los cinco (5) requisitos establecidos </w:t>
-      </w:r>
-      <w:r>
-        <w:rPr>
-          <w:rFonts w:ascii="Arial Narrow" w:eastAsia="Arial Narrow" w:hAnsi="Arial Narrow" w:cs="Arial Narrow"/>
-          <w:bCs/>
-          <w:sz w:val="22"/>
-          <w:szCs w:val="22"/>
-        </w:rPr>
-        <w:t xml:space="preserve">en el punto 3.2 de la </w:t>
-      </w:r>
-      <w:r>
-        <w:rPr>
-          <w:rFonts w:ascii="Arial Narrow" w:hAnsi="Arial Narrow" w:cs="Arial"/>
-          <w:sz w:val="22"/>
-          <w:szCs w:val="22"/>
-        </w:rPr>
-        <w:t>Directiva 001-2008/TRI-INDECOPI</w:t>
-      </w:r>
-      <w:r>
-        <w:rPr>
-          <w:rFonts w:ascii="Arial Narrow" w:eastAsia="Arial Narrow" w:hAnsi="Arial Narrow" w:cs="Arial Narrow"/>
-          <w:bCs/>
-          <w:sz w:val="22"/>
-          <w:szCs w:val="22"/>
-        </w:rPr>
-        <w:t xml:space="preserve">, la Secretaría Técnica considera que </w:t>
-      </w:r>
-      <w:r>
-        <w:rPr>
-          <w:rFonts w:ascii="Arial Narrow" w:eastAsia="Arial Narrow" w:hAnsi="Arial Narrow" w:cs="Arial Narrow"/>
-          <w:bCs/>
-          <w:sz w:val="22"/>
-          <w:szCs w:val="22"/>
-        </w:rPr>
-        <w:t>la</w:t>
-      </w:r>
-      <w:r>
-        <w:rPr>
-          <w:rFonts w:ascii="Arial Narrow" w:eastAsia="Arial Narrow" w:hAnsi="Arial Narrow" w:cs="Arial Narrow"/>
-          <w:bCs/>
-          <w:sz w:val="22"/>
-          <w:szCs w:val="22"/>
-        </w:rPr>
-        <w:t xml:space="preserve"> </w:t>
-      </w:r>
-      <w:r>
-        <w:rPr>
-          <w:rFonts w:ascii="Arial Narrow" w:eastAsia="Arial Narrow" w:hAnsi="Arial Narrow" w:cs="Arial Narrow"/>
-          <w:bCs/>
-          <w:sz w:val="22"/>
-          <w:szCs w:val="22"/>
-        </w:rPr>
-        <w:t xml:space="preserve">señora </w:t>
+        <w:t xml:space="preserve">En atención a la referida solicitud, y tomando en consideración los cinco (5) requisitos establecidos en el punto 3.2 de la Directiva 001-2008/TRI-INDECOPI, la Secretaría Técnica considera que la señora [APELLIDO] ha cumplido con: (i) identificar de manera clara la información cuya declaración de confidencialidad había solicitado; (ii) la justificación de su solicitud; (iii) presentar un resumen no confidencial suficientemente detallado que permita una cabal comprensión del contenido sustancial de la información cuya declaración de confidencialidad se solicita; y, (iv) el plazo por el cual se solicita se mantenga la confidencialidad de la información.</w:t>
+      </w:r>
+      <w:r>
+        <w:rPr>
+          <w:rFonts w:ascii="Arial Narrow" w:eastAsia="Arial Narrow" w:hAnsi="Arial Narrow" w:cs="Arial Narrow"/>
+          <w:bCs/>
+          <w:sz w:val="22"/>
+          <w:szCs w:val="22"/>
+        </w:rPr>
+        <w:t xml:space="preserve"/>
+      </w:r>
+      <w:r>
+        <w:rPr>
+          <w:rFonts w:ascii="Arial Narrow" w:hAnsi="Arial Narrow" w:cs="Arial"/>
+          <w:sz w:val="22"/>
+          <w:szCs w:val="22"/>
+        </w:rPr>
+        <w:t/>
+      </w:r>
+      <w:r>
+        <w:rPr>
+          <w:rFonts w:ascii="Arial Narrow" w:eastAsia="Arial Narrow" w:hAnsi="Arial Narrow" w:cs="Arial Narrow"/>
+          <w:bCs/>
+          <w:sz w:val="22"/>
+          <w:szCs w:val="22"/>
+        </w:rPr>
+        <w:t xml:space="preserve"/>
+      </w:r>
+      <w:r>
+        <w:rPr>
+          <w:rFonts w:ascii="Arial Narrow" w:eastAsia="Arial Narrow" w:hAnsi="Arial Narrow" w:cs="Arial Narrow"/>
+          <w:bCs/>
+          <w:sz w:val="22"/>
+          <w:szCs w:val="22"/>
+        </w:rPr>
+        <w:t/>
+      </w:r>
+      <w:r>
+        <w:rPr>
+          <w:rFonts w:ascii="Arial Narrow" w:eastAsia="Arial Narrow" w:hAnsi="Arial Narrow" w:cs="Arial Narrow"/>
+          <w:bCs/>
+          <w:sz w:val="22"/>
+          <w:szCs w:val="22"/>
+        </w:rPr>
+        <w:t xml:space="preserve"/>
+      </w:r>
+      <w:r>
+        <w:rPr>
+          <w:rFonts w:ascii="Arial Narrow" w:eastAsia="Arial Narrow" w:hAnsi="Arial Narrow" w:cs="Arial Narrow"/>
+          <w:bCs/>
+          <w:sz w:val="22"/>
+          <w:szCs w:val="22"/>
+        </w:rPr>
+        <w:t xml:space="preserve"/>
       </w:r>
       <w:proofErr w:type="spellStart"/>
       <w:r>
@@ -4703,7 +4703,7 @@
           <w:sz w:val="22"/>
           <w:szCs w:val="22"/>
         </w:rPr>
-        <w:t>Hollemweguer</w:t>
+        <w:t/>
       </w:r>
       <w:proofErr w:type="spellEnd"/>
       <w:r>
@@ -4713,24 +4713,24 @@
           <w:sz w:val="22"/>
           <w:szCs w:val="22"/>
         </w:rPr>
-        <w:t xml:space="preserve"> </w:t>
-      </w:r>
-      <w:r>
-        <w:rPr>
-          <w:rFonts w:ascii="Arial Narrow" w:eastAsia="Arial Narrow" w:hAnsi="Arial Narrow" w:cs="Arial Narrow"/>
-          <w:bCs/>
-          <w:sz w:val="22"/>
-          <w:szCs w:val="22"/>
-        </w:rPr>
-        <w:t>ha cumplido con: (i)</w:t>
-      </w:r>
-      <w:r>
-        <w:rPr>
-          <w:rFonts w:ascii="Arial Narrow" w:hAnsi="Arial Narrow" w:cs="Arial"/>
-          <w:sz w:val="22"/>
-          <w:szCs w:val="22"/>
-        </w:rPr>
-        <w:t xml:space="preserve"> identificar de manera clara la información cuya declaración de confidencialidad había solicitado; (</w:t>
+        <w:t xml:space="preserve"/>
+      </w:r>
+      <w:r>
+        <w:rPr>
+          <w:rFonts w:ascii="Arial Narrow" w:eastAsia="Arial Narrow" w:hAnsi="Arial Narrow" w:cs="Arial Narrow"/>
+          <w:bCs/>
+          <w:sz w:val="22"/>
+          <w:szCs w:val="22"/>
+        </w:rPr>
+        <w:t/>
+      </w:r>
+      <w:r>
+        <w:rPr>
+          <w:rFonts w:ascii="Arial Narrow" w:hAnsi="Arial Narrow" w:cs="Arial"/>
+          <w:sz w:val="22"/>
+          <w:szCs w:val="22"/>
+        </w:rPr>
+        <w:t xml:space="preserve"/>
       </w:r>
       <w:proofErr w:type="spellStart"/>
       <w:r>
@@ -4739,7 +4739,7 @@
           <w:sz w:val="22"/>
           <w:szCs w:val="22"/>
         </w:rPr>
-        <w:t>ii</w:t>
+        <w:t/>
       </w:r>
       <w:proofErr w:type="spellEnd"/>
       <w:r>
@@ -4748,7 +4748,7 @@
           <w:sz w:val="22"/>
           <w:szCs w:val="22"/>
         </w:rPr>
-        <w:t>) la justificación de su solicitud; (</w:t>
+        <w:t/>
       </w:r>
       <w:proofErr w:type="spellStart"/>
       <w:r>
@@ -4757,15 +4757,15 @@
           <w:sz w:val="22"/>
           <w:szCs w:val="22"/>
         </w:rPr>
-        <w:t>i</w:t>
-      </w:r>
-      <w:r>
-        <w:rPr>
-          <w:rFonts w:ascii="Arial Narrow" w:hAnsi="Arial Narrow" w:cs="Arial"/>
-          <w:sz w:val="22"/>
-          <w:szCs w:val="22"/>
-        </w:rPr>
-        <w:t>ii</w:t>
+        <w:t/>
+      </w:r>
+      <w:r>
+        <w:rPr>
+          <w:rFonts w:ascii="Arial Narrow" w:hAnsi="Arial Narrow" w:cs="Arial"/>
+          <w:sz w:val="22"/>
+          <w:szCs w:val="22"/>
+        </w:rPr>
+        <w:t/>
       </w:r>
       <w:proofErr w:type="spellEnd"/>
       <w:r>
@@ -4774,7 +4774,7 @@
           <w:sz w:val="22"/>
           <w:szCs w:val="22"/>
         </w:rPr>
-        <w:t>) presentar un resumen no confidencial suficientemente detallado que permita una cabal comprensión del contenido sustancial de la información cuya declaración de confidencialidad se solicita; y, (</w:t>
+        <w:t/>
       </w:r>
       <w:proofErr w:type="spellStart"/>
       <w:r>
@@ -4783,7 +4783,7 @@
           <w:sz w:val="22"/>
           <w:szCs w:val="22"/>
         </w:rPr>
-        <w:t>iv</w:t>
+        <w:t/>
       </w:r>
       <w:proofErr w:type="spellEnd"/>
       <w:r>
@@ -4792,7 +4792,7 @@
           <w:sz w:val="22"/>
           <w:szCs w:val="22"/>
         </w:rPr>
-        <w:t>) el plazo por el cual se solicita se mantenga la confidencialidad de la información.</w:t>
+        <w:t/>
       </w:r>
     </w:p>
     <w:p>
@@ -4892,16 +4892,16 @@
           <w:szCs w:val="22"/>
           <w:lang w:eastAsia="en-US"/>
         </w:rPr>
-        <w:t xml:space="preserve">En el presente caso, de la revisión de la información presentada por </w:t>
-      </w:r>
-      <w:r>
-        <w:rPr>
-          <w:rFonts w:ascii="Arial Narrow" w:eastAsia="Arial Narrow" w:hAnsi="Arial Narrow" w:cs="Arial Narrow"/>
-          <w:bCs/>
-          <w:sz w:val="22"/>
-          <w:szCs w:val="22"/>
-        </w:rPr>
-        <w:t xml:space="preserve">la señora </w:t>
+        <w:t xml:space="preserve">En el presente caso, de la revisión de la información presentada por la señora [APELLIDO] en el documento denominado “ANEXOS SUJETOS A CONFIDENCIALIDAD (CONSOLIDADO).PDF”.” presentados en el escrito del 24 de junio de 2026, se ha podido apreciar que los mencionados documentos contienen información se -entre otros- información referida a la salud personal del denunciante.</w:t>
+      </w:r>
+      <w:r>
+        <w:rPr>
+          <w:rFonts w:ascii="Arial Narrow" w:eastAsia="Arial Narrow" w:hAnsi="Arial Narrow" w:cs="Arial Narrow"/>
+          <w:bCs/>
+          <w:sz w:val="22"/>
+          <w:szCs w:val="22"/>
+        </w:rPr>
+        <w:t xml:space="preserve"/>
       </w:r>
       <w:proofErr w:type="spellStart"/>
       <w:r>
@@ -4911,7 +4911,7 @@
           <w:sz w:val="22"/>
           <w:szCs w:val="22"/>
         </w:rPr>
-        <w:t>Hollemweguer</w:t>
+        <w:t/>
       </w:r>
       <w:proofErr w:type="spellEnd"/>
       <w:r>
@@ -4921,7 +4921,7 @@
           <w:sz w:val="22"/>
           <w:szCs w:val="22"/>
         </w:rPr>
-        <w:t xml:space="preserve"> </w:t>
+        <w:t xml:space="preserve"/>
       </w:r>
       <w:r>
         <w:rPr>
@@ -4930,7 +4930,7 @@
           <w:szCs w:val="22"/>
           <w:lang w:eastAsia="en-US"/>
         </w:rPr>
-        <w:t xml:space="preserve">en </w:t>
+        <w:t xml:space="preserve"/>
       </w:r>
       <w:r>
         <w:rPr>
@@ -4939,7 +4939,7 @@
           <w:szCs w:val="22"/>
           <w:lang w:eastAsia="en-US"/>
         </w:rPr>
-        <w:t xml:space="preserve">el </w:t>
+        <w:t xml:space="preserve"/>
       </w:r>
       <w:r>
         <w:rPr>
@@ -4949,7 +4949,7 @@
           <w:szCs w:val="22"/>
           <w:lang w:val="es-ES"/>
         </w:rPr>
-        <w:t>documento denominado “</w:t>
+        <w:t/>
       </w:r>
       <w:r>
         <w:rPr>
@@ -4961,7 +4961,7 @@
           <w:szCs w:val="22"/>
           <w:lang w:val="es-ES"/>
         </w:rPr>
-        <w:t>ANEXOS SUJETOS A CONFIDENCIALIDAD (CONSOLIDADO).PDF</w:t>
+        <w:t/>
       </w:r>
       <w:r>
         <w:rPr>
@@ -4971,7 +4971,7 @@
           <w:szCs w:val="22"/>
           <w:lang w:val="es-ES"/>
         </w:rPr>
-        <w:t>”.</w:t>
+        <w:t/>
       </w:r>
       <w:r>
         <w:rPr>
@@ -4981,15 +4981,15 @@
           <w:szCs w:val="22"/>
           <w:lang w:val="es-ES"/>
         </w:rPr>
-        <w:t>”</w:t>
-      </w:r>
-      <w:r>
-        <w:rPr>
-          <w:rFonts w:ascii="Arial Narrow" w:hAnsi="Arial Narrow" w:cs="Arial"/>
-          <w:sz w:val="22"/>
-          <w:szCs w:val="22"/>
-        </w:rPr>
-        <w:t xml:space="preserve"> presentados en</w:t>
+        <w:t/>
+      </w:r>
+      <w:r>
+        <w:rPr>
+          <w:rFonts w:ascii="Arial Narrow" w:hAnsi="Arial Narrow" w:cs="Arial"/>
+          <w:sz w:val="22"/>
+          <w:szCs w:val="22"/>
+        </w:rPr>
+        <w:t xml:space="preserve"/>
       </w:r>
       <w:r>
         <w:rPr>
@@ -4998,7 +4998,7 @@
           <w:szCs w:val="22"/>
           <w:lang w:eastAsia="en-US"/>
         </w:rPr>
-        <w:t xml:space="preserve"> el escrito del </w:t>
+        <w:t xml:space="preserve"/>
       </w:r>
       <w:r>
         <w:rPr>
@@ -5007,7 +5007,7 @@
           <w:szCs w:val="22"/>
           <w:lang w:eastAsia="en-US"/>
         </w:rPr>
-        <w:t>24 de junio de 2026</w:t>
+        <w:t/>
       </w:r>
       <w:r>
         <w:rPr>
@@ -5016,15 +5016,15 @@
           <w:szCs w:val="22"/>
           <w:lang w:eastAsia="en-US"/>
         </w:rPr>
-        <w:t xml:space="preserve">, se ha podido apreciar que los mencionados documentos contienen información </w:t>
-      </w:r>
-      <w:r>
-        <w:rPr>
-          <w:rFonts w:ascii="Arial Narrow" w:hAnsi="Arial Narrow" w:cs="Arial"/>
-          <w:sz w:val="22"/>
-          <w:szCs w:val="22"/>
-        </w:rPr>
-        <w:t xml:space="preserve">se -entre otros- información </w:t>
+        <w:t xml:space="preserve"/>
+      </w:r>
+      <w:r>
+        <w:rPr>
+          <w:rFonts w:ascii="Arial Narrow" w:hAnsi="Arial Narrow" w:cs="Arial"/>
+          <w:sz w:val="22"/>
+          <w:szCs w:val="22"/>
+        </w:rPr>
+        <w:t xml:space="preserve"/>
       </w:r>
       <w:r>
         <w:rPr>
@@ -5033,7 +5033,7 @@
           <w:szCs w:val="22"/>
           <w:lang w:eastAsia="en-US"/>
         </w:rPr>
-        <w:t>referida a la salud personal</w:t>
+        <w:t/>
       </w:r>
       <w:r>
         <w:rPr>
@@ -5044,15 +5044,15 @@
           <w:szCs w:val="22"/>
           <w:lang w:eastAsia="en-US"/>
         </w:rPr>
-        <w:t xml:space="preserve"> </w:t>
-      </w:r>
-      <w:r>
-        <w:rPr>
-          <w:rFonts w:ascii="Arial Narrow" w:hAnsi="Arial Narrow" w:cs="Arial"/>
-          <w:sz w:val="22"/>
-          <w:szCs w:val="22"/>
-        </w:rPr>
-        <w:t>del denunciante</w:t>
+        <w:t xml:space="preserve"/>
+      </w:r>
+      <w:r>
+        <w:rPr>
+          <w:rFonts w:ascii="Arial Narrow" w:hAnsi="Arial Narrow" w:cs="Arial"/>
+          <w:sz w:val="22"/>
+          <w:szCs w:val="22"/>
+        </w:rPr>
+        <w:t/>
       </w:r>
       <w:r>
         <w:rPr>
@@ -5061,7 +5061,7 @@
           <w:szCs w:val="22"/>
           <w:lang w:eastAsia="en-US"/>
         </w:rPr>
-        <w:t>.</w:t>
+        <w:t/>
       </w:r>
     </w:p>
     <w:p>
@@ -5094,7 +5094,7 @@
           <w:sz w:val="22"/>
           <w:szCs w:val="22"/>
         </w:rPr>
-        <w:t xml:space="preserve">Asimismo, esta Secretaría Técnica debe precisar que el documento </w:t>
+        <w:t xml:space="preserve">Asimismo, esta Secretaría Técnica debe precisar que el documento “ANEXOS SUJETOS A CONFIDENCIALIDAD (CONSOLIDADO).PDF” presentado por la señora [APELLIDO], es un medio probatorio importante para la tramitación del presente procedimiento, y que no ponerlos en conocimiento de Pacífico limitaría su derecho a la defensa. Por tal motivo, no corresponde que el mencionado documento sea declarado confidencial frente a la parte denunciada.  </w:t>
       </w:r>
       <w:r>
         <w:rPr>
@@ -5104,7 +5104,7 @@
           <w:szCs w:val="22"/>
           <w:lang w:val="es-ES"/>
         </w:rPr>
-        <w:t>“</w:t>
+        <w:t/>
       </w:r>
       <w:r>
         <w:rPr>
@@ -5116,7 +5116,7 @@
           <w:szCs w:val="22"/>
           <w:lang w:val="es-ES"/>
         </w:rPr>
-        <w:t>ANEXOS SUJETOS A CONFIDENCIALIDAD (CONSOLIDADO).PDF</w:t>
+        <w:t/>
       </w:r>
       <w:r>
         <w:rPr>
@@ -5126,7 +5126,7 @@
           <w:szCs w:val="22"/>
           <w:lang w:val="es-ES"/>
         </w:rPr>
-        <w:t>”</w:t>
+        <w:t/>
       </w:r>
       <w:r>
         <w:rPr>
@@ -5134,7 +5134,7 @@
           <w:sz w:val="22"/>
           <w:szCs w:val="22"/>
         </w:rPr>
-        <w:t xml:space="preserve"> presentado por </w:t>
+        <w:t xml:space="preserve"/>
       </w:r>
       <w:r>
         <w:rPr>
@@ -5143,7 +5143,7 @@
           <w:szCs w:val="22"/>
           <w:lang w:eastAsia="en-US"/>
         </w:rPr>
-        <w:t>la señora Hollemweguer</w:t>
+        <w:t/>
       </w:r>
       <w:r>
         <w:rPr>
@@ -5152,7 +5152,7 @@
           <w:szCs w:val="22"/>
           <w:lang w:eastAsia="en-US"/>
         </w:rPr>
-        <w:t>, es un</w:t>
+        <w:t/>
       </w:r>
       <w:r>
         <w:rPr>
@@ -5160,7 +5160,7 @@
           <w:sz w:val="22"/>
           <w:szCs w:val="22"/>
         </w:rPr>
-        <w:t xml:space="preserve"> medio probatorio importante para la tramitación del presente procedimiento, y que no ponerlos en conocimiento de </w:t>
+        <w:t xml:space="preserve"/>
       </w:r>
       <w:r>
         <w:rPr>
@@ -5168,7 +5168,7 @@
           <w:sz w:val="22"/>
           <w:szCs w:val="22"/>
         </w:rPr>
-        <w:t xml:space="preserve">Pacífico </w:t>
+        <w:t xml:space="preserve"/>
       </w:r>
       <w:r>
         <w:rPr>
@@ -5176,7 +5176,7 @@
           <w:sz w:val="22"/>
           <w:szCs w:val="22"/>
         </w:rPr>
-        <w:t xml:space="preserve">limitaría su derecho a la defensa. Por tal motivo, no corresponde que el mencionado documento sea declarado confidencial frente a la parte denunciada. </w:t>
+        <w:t xml:space="preserve"/>
       </w:r>
       <w:r>
         <w:rPr>
@@ -5184,7 +5184,7 @@
           <w:sz w:val="22"/>
           <w:szCs w:val="22"/>
         </w:rPr>
-        <w:t xml:space="preserve"> </w:t>
+        <w:t xml:space="preserve"/>
       </w:r>
     </w:p>
     <w:p>
@@ -5218,23 +5218,23 @@
           <w:sz w:val="22"/>
           <w:szCs w:val="22"/>
         </w:rPr>
-        <w:t xml:space="preserve">Sin embargo, esta Secretaría Técnica puede advertir que la información contenida en </w:t>
-      </w:r>
-      <w:r>
-        <w:rPr>
-          <w:rFonts w:ascii="Arial Narrow" w:hAnsi="Arial Narrow" w:cs="Arial"/>
-          <w:sz w:val="22"/>
-          <w:szCs w:val="22"/>
-        </w:rPr>
-        <w:t>el</w:t>
-      </w:r>
-      <w:r>
-        <w:rPr>
-          <w:rFonts w:ascii="Arial Narrow" w:hAnsi="Arial Narrow" w:cs="Arial"/>
-          <w:sz w:val="22"/>
-          <w:szCs w:val="22"/>
-        </w:rPr>
-        <w:t xml:space="preserve"> documento </w:t>
+        <w:t xml:space="preserve">Sin embargo, esta Secretaría Técnica puede advertir que la información contenida en el documento “ANEXOS SUJETOS A CONFIDENCIALIDAD (CONSOLIDADO).PDF”, implica datos sensibles referidos a la salud personal cuya confidencialidad la señora [APELLIDO] solicita. En este contexto, y en aplicación del artículo 2.1, literal a) de la Directiva 001-2008/TRI-INDECOPI, los datos relacionados con la salud de la denunciante sobre diagnósticos médicos, se consideran expresamente parte de la intimidad personal; por tanto, no pueden ser divulgados frente a terceros, puesto que podría exponer datos personales referidos a la salud personal de la denunciante. </w:t>
+      </w:r>
+      <w:r>
+        <w:rPr>
+          <w:rFonts w:ascii="Arial Narrow" w:hAnsi="Arial Narrow" w:cs="Arial"/>
+          <w:sz w:val="22"/>
+          <w:szCs w:val="22"/>
+        </w:rPr>
+        <w:t/>
+      </w:r>
+      <w:r>
+        <w:rPr>
+          <w:rFonts w:ascii="Arial Narrow" w:hAnsi="Arial Narrow" w:cs="Arial"/>
+          <w:sz w:val="22"/>
+          <w:szCs w:val="22"/>
+        </w:rPr>
+        <w:t xml:space="preserve"/>
       </w:r>
       <w:r>
         <w:rPr>
@@ -5244,7 +5244,7 @@
           <w:szCs w:val="22"/>
           <w:lang w:val="es-ES"/>
         </w:rPr>
-        <w:t>“</w:t>
+        <w:t/>
       </w:r>
       <w:r>
         <w:rPr>
@@ -5256,7 +5256,7 @@
           <w:szCs w:val="22"/>
           <w:lang w:val="es-ES"/>
         </w:rPr>
-        <w:t>ANEXOS SUJETOS A CONFIDENCIALIDAD (CONSOLIDADO).PDF</w:t>
+        <w:t/>
       </w:r>
       <w:r>
         <w:rPr>
@@ -5266,15 +5266,15 @@
           <w:szCs w:val="22"/>
           <w:lang w:val="es-ES"/>
         </w:rPr>
-        <w:t>”</w:t>
-      </w:r>
-      <w:r>
-        <w:rPr>
-          <w:rFonts w:ascii="Arial Narrow" w:hAnsi="Arial Narrow" w:cs="Arial"/>
-          <w:sz w:val="22"/>
-          <w:szCs w:val="22"/>
-        </w:rPr>
-        <w:t xml:space="preserve">, implica datos sensibles </w:t>
+        <w:t/>
+      </w:r>
+      <w:r>
+        <w:rPr>
+          <w:rFonts w:ascii="Arial Narrow" w:hAnsi="Arial Narrow" w:cs="Arial"/>
+          <w:sz w:val="22"/>
+          <w:szCs w:val="22"/>
+        </w:rPr>
+        <w:t xml:space="preserve"/>
       </w:r>
       <w:r>
         <w:rPr>
@@ -5283,16 +5283,16 @@
           <w:szCs w:val="22"/>
         </w:rPr>
         <w:lastRenderedPageBreak/>
-        <w:t xml:space="preserve">referidos a la salud personal cuya confidencialidad </w:t>
-      </w:r>
-      <w:r>
-        <w:rPr>
-          <w:rFonts w:ascii="Arial Narrow" w:eastAsia="Arial Narrow" w:hAnsi="Arial Narrow" w:cs="Arial Narrow"/>
-          <w:bCs/>
-          <w:sz w:val="22"/>
-          <w:szCs w:val="22"/>
-        </w:rPr>
-        <w:t xml:space="preserve">la señora </w:t>
+        <w:t xml:space="preserve"/>
+      </w:r>
+      <w:r>
+        <w:rPr>
+          <w:rFonts w:ascii="Arial Narrow" w:eastAsia="Arial Narrow" w:hAnsi="Arial Narrow" w:cs="Arial Narrow"/>
+          <w:bCs/>
+          <w:sz w:val="22"/>
+          <w:szCs w:val="22"/>
+        </w:rPr>
+        <w:t xml:space="preserve"/>
       </w:r>
       <w:proofErr w:type="spellStart"/>
       <w:r>
@@ -5302,7 +5302,7 @@
           <w:sz w:val="22"/>
           <w:szCs w:val="22"/>
         </w:rPr>
-        <w:t>Hollemweguer</w:t>
+        <w:t/>
       </w:r>
       <w:proofErr w:type="spellEnd"/>
       <w:r>
@@ -5312,31 +5312,31 @@
           <w:sz w:val="22"/>
           <w:szCs w:val="22"/>
         </w:rPr>
-        <w:t xml:space="preserve"> </w:t>
-      </w:r>
-      <w:r>
-        <w:rPr>
-          <w:rFonts w:ascii="Arial Narrow" w:hAnsi="Arial Narrow" w:cs="Arial"/>
-          <w:sz w:val="22"/>
-          <w:szCs w:val="22"/>
-        </w:rPr>
-        <w:t xml:space="preserve">solicita. En este contexto, y en aplicación del artículo 2.1, literal a) de la Directiva 001-2008/TRI-INDECOPI, los datos relacionados con la salud </w:t>
-      </w:r>
-      <w:r>
-        <w:rPr>
-          <w:rFonts w:ascii="Arial Narrow" w:hAnsi="Arial Narrow" w:cs="Arial"/>
-          <w:sz w:val="22"/>
-          <w:szCs w:val="22"/>
-        </w:rPr>
-        <w:t>de la</w:t>
-      </w:r>
-      <w:r>
-        <w:rPr>
-          <w:rFonts w:ascii="Arial Narrow" w:hAnsi="Arial Narrow" w:cs="Arial"/>
-          <w:sz w:val="22"/>
-          <w:szCs w:val="22"/>
-        </w:rPr>
-        <w:t xml:space="preserve"> denunciante sobre diagnósticos médicos, se consideran expresamente parte de la intimidad personal; por tanto, no pueden ser divulgados frente a terceros, puesto que podría exponer datos personales </w:t>
+        <w:t xml:space="preserve"/>
+      </w:r>
+      <w:r>
+        <w:rPr>
+          <w:rFonts w:ascii="Arial Narrow" w:hAnsi="Arial Narrow" w:cs="Arial"/>
+          <w:sz w:val="22"/>
+          <w:szCs w:val="22"/>
+        </w:rPr>
+        <w:t xml:space="preserve"/>
+      </w:r>
+      <w:r>
+        <w:rPr>
+          <w:rFonts w:ascii="Arial Narrow" w:hAnsi="Arial Narrow" w:cs="Arial"/>
+          <w:sz w:val="22"/>
+          <w:szCs w:val="22"/>
+        </w:rPr>
+        <w:t/>
+      </w:r>
+      <w:r>
+        <w:rPr>
+          <w:rFonts w:ascii="Arial Narrow" w:hAnsi="Arial Narrow" w:cs="Arial"/>
+          <w:sz w:val="22"/>
+          <w:szCs w:val="22"/>
+        </w:rPr>
+        <w:t xml:space="preserve"/>
       </w:r>
       <w:r>
         <w:rPr>
@@ -5345,7 +5345,7 @@
           <w:szCs w:val="22"/>
           <w:lang w:eastAsia="en-US"/>
         </w:rPr>
-        <w:t>referidos a la salud personal</w:t>
+        <w:t/>
       </w:r>
       <w:r>
         <w:rPr>
@@ -5356,31 +5356,31 @@
           <w:szCs w:val="22"/>
           <w:lang w:eastAsia="en-US"/>
         </w:rPr>
-        <w:t xml:space="preserve"> </w:t>
-      </w:r>
-      <w:r>
-        <w:rPr>
-          <w:rFonts w:ascii="Arial Narrow" w:hAnsi="Arial Narrow" w:cs="Arial"/>
-          <w:sz w:val="22"/>
-          <w:szCs w:val="22"/>
-        </w:rPr>
-        <w:t>de la</w:t>
-      </w:r>
-      <w:r>
-        <w:rPr>
-          <w:rFonts w:ascii="Arial Narrow" w:hAnsi="Arial Narrow" w:cs="Arial"/>
-          <w:sz w:val="22"/>
-          <w:szCs w:val="22"/>
-        </w:rPr>
-        <w:t xml:space="preserve"> denunciante.</w:t>
-      </w:r>
-      <w:r>
-        <w:rPr>
-          <w:rFonts w:ascii="Arial Narrow" w:hAnsi="Arial Narrow" w:cs="Arial"/>
-          <w:sz w:val="22"/>
-          <w:szCs w:val="22"/>
-        </w:rPr>
-        <w:t xml:space="preserve"> </w:t>
+        <w:t xml:space="preserve"/>
+      </w:r>
+      <w:r>
+        <w:rPr>
+          <w:rFonts w:ascii="Arial Narrow" w:hAnsi="Arial Narrow" w:cs="Arial"/>
+          <w:sz w:val="22"/>
+          <w:szCs w:val="22"/>
+        </w:rPr>
+        <w:t/>
+      </w:r>
+      <w:r>
+        <w:rPr>
+          <w:rFonts w:ascii="Arial Narrow" w:hAnsi="Arial Narrow" w:cs="Arial"/>
+          <w:sz w:val="22"/>
+          <w:szCs w:val="22"/>
+        </w:rPr>
+        <w:t xml:space="preserve"/>
+      </w:r>
+      <w:r>
+        <w:rPr>
+          <w:rFonts w:ascii="Arial Narrow" w:hAnsi="Arial Narrow" w:cs="Arial"/>
+          <w:sz w:val="22"/>
+          <w:szCs w:val="22"/>
+        </w:rPr>
+        <w:t xml:space="preserve"/>
       </w:r>
     </w:p>
     <w:p>
@@ -6736,167 +6736,167 @@
           <w:sz w:val="22"/>
           <w:szCs w:val="22"/>
         </w:rPr>
-        <w:t xml:space="preserve">PRIMERO: </w:t>
-      </w:r>
-      <w:r>
-        <w:rPr>
-          <w:rFonts w:ascii="Arial Narrow" w:eastAsia="Arial Narrow" w:hAnsi="Arial Narrow" w:cs="Arial Narrow"/>
-          <w:sz w:val="22"/>
-          <w:szCs w:val="22"/>
-        </w:rPr>
-        <w:t xml:space="preserve">calificar </w:t>
-      </w:r>
-      <w:r>
-        <w:rPr>
-          <w:rFonts w:ascii="Arial Narrow" w:eastAsia="Arial Narrow" w:hAnsi="Arial Narrow" w:cs="Arial Narrow"/>
-          <w:sz w:val="22"/>
-          <w:szCs w:val="22"/>
-        </w:rPr>
-        <w:t>como confidencial</w:t>
-      </w:r>
-      <w:r>
-        <w:rPr>
-          <w:rFonts w:ascii="Arial Narrow" w:eastAsia="Arial Narrow" w:hAnsi="Arial Narrow" w:cs="Arial Narrow"/>
-          <w:sz w:val="22"/>
-          <w:szCs w:val="22"/>
-        </w:rPr>
-        <w:t xml:space="preserve">, frente a terceros ajenos al procedimiento, la información presentada </w:t>
-      </w:r>
-      <w:r>
-        <w:rPr>
-          <w:rFonts w:ascii="Arial Narrow" w:eastAsia="Arial Narrow" w:hAnsi="Arial Narrow" w:cs="Arial Narrow"/>
-          <w:sz w:val="22"/>
-          <w:szCs w:val="22"/>
-        </w:rPr>
-        <w:t>por</w:t>
-      </w:r>
-      <w:r>
-        <w:rPr>
-          <w:rFonts w:ascii="Arial Narrow" w:eastAsia="Arial Narrow" w:hAnsi="Arial Narrow" w:cs="Arial Narrow"/>
-          <w:b/>
-          <w:sz w:val="22"/>
-          <w:szCs w:val="22"/>
-        </w:rPr>
-        <w:t xml:space="preserve"> </w:t>
-      </w:r>
-      <w:r>
-        <w:rPr>
-          <w:rFonts w:ascii="Arial Narrow" w:eastAsia="Arial Narrow" w:hAnsi="Arial Narrow" w:cs="Arial Narrow"/>
-          <w:bCs/>
-          <w:sz w:val="22"/>
-          <w:szCs w:val="22"/>
-        </w:rPr>
-        <w:t xml:space="preserve">la señora Sandra Hollemweguer Campos </w:t>
-      </w:r>
-      <w:r>
-        <w:rPr>
-          <w:rFonts w:ascii="Arial Narrow" w:eastAsia="Arial Narrow" w:hAnsi="Arial Narrow" w:cs="Arial Narrow"/>
-          <w:sz w:val="22"/>
-          <w:szCs w:val="22"/>
-        </w:rPr>
-        <w:t>con su escrito de</w:t>
-      </w:r>
-      <w:r>
-        <w:rPr>
-          <w:rFonts w:ascii="Arial Narrow" w:eastAsia="Arial Narrow" w:hAnsi="Arial Narrow" w:cs="Arial Narrow"/>
-          <w:sz w:val="22"/>
-          <w:szCs w:val="22"/>
-        </w:rPr>
-        <w:t>l</w:t>
-      </w:r>
-      <w:r>
-        <w:rPr>
-          <w:rFonts w:ascii="Arial Narrow" w:eastAsia="Arial Narrow" w:hAnsi="Arial Narrow" w:cs="Arial Narrow"/>
-          <w:sz w:val="22"/>
-          <w:szCs w:val="22"/>
-        </w:rPr>
-        <w:t xml:space="preserve"> </w:t>
-      </w:r>
-      <w:r>
-        <w:rPr>
-          <w:rFonts w:ascii="Arial Narrow" w:eastAsia="Arial Narrow" w:hAnsi="Arial Narrow" w:cs="Arial Narrow"/>
-          <w:sz w:val="22"/>
-          <w:szCs w:val="22"/>
-        </w:rPr>
-        <w:t>24 de junio de 2026</w:t>
-      </w:r>
-      <w:r>
-        <w:rPr>
-          <w:rFonts w:ascii="Arial Narrow" w:eastAsia="Arial Narrow" w:hAnsi="Arial Narrow" w:cs="Arial Narrow"/>
-          <w:sz w:val="22"/>
-          <w:szCs w:val="22"/>
-        </w:rPr>
-        <w:t xml:space="preserve">, la cual </w:t>
-      </w:r>
-      <w:r>
-        <w:rPr>
-          <w:rFonts w:ascii="Arial Narrow" w:eastAsia="Arial Narrow" w:hAnsi="Arial Narrow" w:cs="Arial Narrow"/>
-          <w:sz w:val="22"/>
-          <w:szCs w:val="22"/>
-        </w:rPr>
-        <w:t xml:space="preserve">obra en: (i) el </w:t>
-      </w:r>
-      <w:r>
-        <w:rPr>
-          <w:rFonts w:ascii="Arial Narrow" w:eastAsia="Arial Narrow" w:hAnsi="Arial Narrow" w:cs="Arial Narrow"/>
-          <w:b/>
-          <w:bCs/>
-          <w:sz w:val="22"/>
-          <w:szCs w:val="22"/>
-        </w:rPr>
-        <w:t>documento 3 denominado “ANEXOS SUJETOS A CONFIDENCIALIDAD PARTE 1.PDF”</w:t>
-      </w:r>
-      <w:r>
-        <w:rPr>
-          <w:rFonts w:ascii="Arial Narrow" w:eastAsia="Arial Narrow" w:hAnsi="Arial Narrow" w:cs="Arial Narrow"/>
-          <w:sz w:val="22"/>
-          <w:szCs w:val="22"/>
-        </w:rPr>
-        <w:t xml:space="preserve">, y en el </w:t>
-      </w:r>
-      <w:r>
-        <w:rPr>
-          <w:rFonts w:ascii="Arial Narrow" w:eastAsia="Arial Narrow" w:hAnsi="Arial Narrow" w:cs="Arial Narrow"/>
-          <w:b/>
-          <w:bCs/>
-          <w:sz w:val="22"/>
-          <w:szCs w:val="22"/>
-        </w:rPr>
-        <w:t>documento 4 denominado “ANEXOS SUJETOS A CONFIDENCIALIDAD PARTE 2 (1).PDF”, ambos de la pieza </w:t>
-      </w:r>
-      <w:r>
-        <w:rPr>
-          <w:rFonts w:ascii="Arial Narrow" w:eastAsia="Arial Narrow" w:hAnsi="Arial Narrow" w:cs="Arial Narrow"/>
-          <w:sz w:val="22"/>
-          <w:szCs w:val="22"/>
-        </w:rPr>
-        <w:t xml:space="preserve"> </w:t>
-      </w:r>
-      <w:r>
-        <w:rPr>
-          <w:rFonts w:ascii="Arial Narrow" w:eastAsia="Arial Narrow" w:hAnsi="Arial Narrow" w:cs="Arial Narrow"/>
-          <w:b/>
-          <w:bCs/>
-          <w:sz w:val="22"/>
-          <w:szCs w:val="22"/>
-        </w:rPr>
-        <w:t>2</w:t>
-      </w:r>
-      <w:r>
-        <w:rPr>
-          <w:rFonts w:ascii="Arial Narrow" w:eastAsia="Arial Narrow" w:hAnsi="Arial Narrow" w:cs="Arial Narrow"/>
-          <w:sz w:val="22"/>
-          <w:szCs w:val="22"/>
-        </w:rPr>
-        <w:t xml:space="preserve"> </w:t>
-      </w:r>
-      <w:r>
-        <w:rPr>
-          <w:rFonts w:ascii="Arial Narrow" w:hAnsi="Arial Narrow"/>
-          <w:sz w:val="22"/>
-          <w:szCs w:val="22"/>
-        </w:rPr>
-        <w:t xml:space="preserve">del expediente, presentado el </w:t>
+        <w:t xml:space="preserve">PRIMERO: calificar como confidencial, frente a terceros ajenos al procedimiento, la información presentada por la señora [DENUNCIANTE] con su escrito del 24 de junio de 2026, la cual obra en: (i) el documento 3 denominado “ANEXOS SUJETOS A CONFIDENCIALIDAD PARTE 1.PDF”, y en el documento 4 denominado “ANEXOS SUJETOS A CONFIDENCIALIDAD PARTE 2 (1).PDF”, ambos de la pieza  2 del expediente, presentado el 29 de mayo de 2026; y, (ii) el documento 2 denominado “ANEXOS SUJETOS A CONFIDENCIALIDAD (CONSOLIDADO).PDF” de la pieza 7; precisándose que la confidencialidad declarada deberá mantenerse permanentemente.</w:t>
+      </w:r>
+      <w:r>
+        <w:rPr>
+          <w:rFonts w:ascii="Arial Narrow" w:eastAsia="Arial Narrow" w:hAnsi="Arial Narrow" w:cs="Arial Narrow"/>
+          <w:sz w:val="22"/>
+          <w:szCs w:val="22"/>
+        </w:rPr>
+        <w:t xml:space="preserve"/>
+      </w:r>
+      <w:r>
+        <w:rPr>
+          <w:rFonts w:ascii="Arial Narrow" w:eastAsia="Arial Narrow" w:hAnsi="Arial Narrow" w:cs="Arial Narrow"/>
+          <w:sz w:val="22"/>
+          <w:szCs w:val="22"/>
+        </w:rPr>
+        <w:t/>
+      </w:r>
+      <w:r>
+        <w:rPr>
+          <w:rFonts w:ascii="Arial Narrow" w:eastAsia="Arial Narrow" w:hAnsi="Arial Narrow" w:cs="Arial Narrow"/>
+          <w:sz w:val="22"/>
+          <w:szCs w:val="22"/>
+        </w:rPr>
+        <w:t xml:space="preserve"/>
+      </w:r>
+      <w:r>
+        <w:rPr>
+          <w:rFonts w:ascii="Arial Narrow" w:eastAsia="Arial Narrow" w:hAnsi="Arial Narrow" w:cs="Arial Narrow"/>
+          <w:sz w:val="22"/>
+          <w:szCs w:val="22"/>
+        </w:rPr>
+        <w:t/>
+      </w:r>
+      <w:r>
+        <w:rPr>
+          <w:rFonts w:ascii="Arial Narrow" w:eastAsia="Arial Narrow" w:hAnsi="Arial Narrow" w:cs="Arial Narrow"/>
+          <w:b/>
+          <w:sz w:val="22"/>
+          <w:szCs w:val="22"/>
+        </w:rPr>
+        <w:t xml:space="preserve"/>
+      </w:r>
+      <w:r>
+        <w:rPr>
+          <w:rFonts w:ascii="Arial Narrow" w:eastAsia="Arial Narrow" w:hAnsi="Arial Narrow" w:cs="Arial Narrow"/>
+          <w:bCs/>
+          <w:sz w:val="22"/>
+          <w:szCs w:val="22"/>
+        </w:rPr>
+        <w:t xml:space="preserve"/>
+      </w:r>
+      <w:r>
+        <w:rPr>
+          <w:rFonts w:ascii="Arial Narrow" w:eastAsia="Arial Narrow" w:hAnsi="Arial Narrow" w:cs="Arial Narrow"/>
+          <w:sz w:val="22"/>
+          <w:szCs w:val="22"/>
+        </w:rPr>
+        <w:t/>
+      </w:r>
+      <w:r>
+        <w:rPr>
+          <w:rFonts w:ascii="Arial Narrow" w:eastAsia="Arial Narrow" w:hAnsi="Arial Narrow" w:cs="Arial Narrow"/>
+          <w:sz w:val="22"/>
+          <w:szCs w:val="22"/>
+        </w:rPr>
+        <w:t/>
+      </w:r>
+      <w:r>
+        <w:rPr>
+          <w:rFonts w:ascii="Arial Narrow" w:eastAsia="Arial Narrow" w:hAnsi="Arial Narrow" w:cs="Arial Narrow"/>
+          <w:sz w:val="22"/>
+          <w:szCs w:val="22"/>
+        </w:rPr>
+        <w:t xml:space="preserve"/>
+      </w:r>
+      <w:r>
+        <w:rPr>
+          <w:rFonts w:ascii="Arial Narrow" w:eastAsia="Arial Narrow" w:hAnsi="Arial Narrow" w:cs="Arial Narrow"/>
+          <w:sz w:val="22"/>
+          <w:szCs w:val="22"/>
+        </w:rPr>
+        <w:t/>
+      </w:r>
+      <w:r>
+        <w:rPr>
+          <w:rFonts w:ascii="Arial Narrow" w:eastAsia="Arial Narrow" w:hAnsi="Arial Narrow" w:cs="Arial Narrow"/>
+          <w:sz w:val="22"/>
+          <w:szCs w:val="22"/>
+        </w:rPr>
+        <w:t xml:space="preserve"/>
+      </w:r>
+      <w:r>
+        <w:rPr>
+          <w:rFonts w:ascii="Arial Narrow" w:eastAsia="Arial Narrow" w:hAnsi="Arial Narrow" w:cs="Arial Narrow"/>
+          <w:sz w:val="22"/>
+          <w:szCs w:val="22"/>
+        </w:rPr>
+        <w:t xml:space="preserve"/>
+      </w:r>
+      <w:r>
+        <w:rPr>
+          <w:rFonts w:ascii="Arial Narrow" w:eastAsia="Arial Narrow" w:hAnsi="Arial Narrow" w:cs="Arial Narrow"/>
+          <w:b/>
+          <w:bCs/>
+          <w:sz w:val="22"/>
+          <w:szCs w:val="22"/>
+        </w:rPr>
+        <w:t/>
+      </w:r>
+      <w:r>
+        <w:rPr>
+          <w:rFonts w:ascii="Arial Narrow" w:eastAsia="Arial Narrow" w:hAnsi="Arial Narrow" w:cs="Arial Narrow"/>
+          <w:sz w:val="22"/>
+          <w:szCs w:val="22"/>
+        </w:rPr>
+        <w:t xml:space="preserve"/>
+      </w:r>
+      <w:r>
+        <w:rPr>
+          <w:rFonts w:ascii="Arial Narrow" w:eastAsia="Arial Narrow" w:hAnsi="Arial Narrow" w:cs="Arial Narrow"/>
+          <w:b/>
+          <w:bCs/>
+          <w:sz w:val="22"/>
+          <w:szCs w:val="22"/>
+        </w:rPr>
+        <w:t/>
+      </w:r>
+      <w:r>
+        <w:rPr>
+          <w:rFonts w:ascii="Arial Narrow" w:eastAsia="Arial Narrow" w:hAnsi="Arial Narrow" w:cs="Arial Narrow"/>
+          <w:sz w:val="22"/>
+          <w:szCs w:val="22"/>
+        </w:rPr>
+        <w:t xml:space="preserve"/>
+      </w:r>
+      <w:r>
+        <w:rPr>
+          <w:rFonts w:ascii="Arial Narrow" w:eastAsia="Arial Narrow" w:hAnsi="Arial Narrow" w:cs="Arial Narrow"/>
+          <w:b/>
+          <w:bCs/>
+          <w:sz w:val="22"/>
+          <w:szCs w:val="22"/>
+        </w:rPr>
+        <w:t/>
+      </w:r>
+      <w:r>
+        <w:rPr>
+          <w:rFonts w:ascii="Arial Narrow" w:eastAsia="Arial Narrow" w:hAnsi="Arial Narrow" w:cs="Arial Narrow"/>
+          <w:sz w:val="22"/>
+          <w:szCs w:val="22"/>
+        </w:rPr>
+        <w:t xml:space="preserve"/>
+      </w:r>
+      <w:r>
+        <w:rPr>
+          <w:rFonts w:ascii="Arial Narrow" w:hAnsi="Arial Narrow"/>
+          <w:sz w:val="22"/>
+          <w:szCs w:val="22"/>
+        </w:rPr>
+        <w:t xml:space="preserve"/>
       </w:r>
       <w:r>
         <w:rPr>
@@ -6906,15 +6906,15 @@
           <w:szCs w:val="22"/>
           <w:shd w:val="clear" w:color="auto" w:fill="FFFFFF"/>
         </w:rPr>
-        <w:t>29 de mayo de 2026</w:t>
-      </w:r>
-      <w:r>
-        <w:rPr>
-          <w:rFonts w:ascii="Arial Narrow" w:eastAsia="Arial Narrow" w:hAnsi="Arial Narrow" w:cs="Arial Narrow"/>
-          <w:sz w:val="22"/>
-          <w:szCs w:val="22"/>
-        </w:rPr>
-        <w:t>; y, (</w:t>
+        <w:t/>
+      </w:r>
+      <w:r>
+        <w:rPr>
+          <w:rFonts w:ascii="Arial Narrow" w:eastAsia="Arial Narrow" w:hAnsi="Arial Narrow" w:cs="Arial Narrow"/>
+          <w:sz w:val="22"/>
+          <w:szCs w:val="22"/>
+        </w:rPr>
+        <w:t/>
       </w:r>
       <w:proofErr w:type="spellStart"/>
       <w:r>
@@ -6923,7 +6923,7 @@
           <w:sz w:val="22"/>
           <w:szCs w:val="22"/>
         </w:rPr>
-        <w:t>ii</w:t>
+        <w:t/>
       </w:r>
       <w:proofErr w:type="spellEnd"/>
       <w:r>
@@ -6932,25 +6932,25 @@
           <w:sz w:val="22"/>
           <w:szCs w:val="22"/>
         </w:rPr>
-        <w:t xml:space="preserve">) el </w:t>
-      </w:r>
-      <w:r>
-        <w:rPr>
-          <w:rFonts w:ascii="Arial Narrow" w:hAnsi="Arial Narrow"/>
-          <w:b/>
-          <w:bCs/>
-          <w:sz w:val="22"/>
-          <w:szCs w:val="22"/>
-        </w:rPr>
-        <w:t>documento 2 denominado “ANEXOS SUJETOS A CONFIDENCIALIDAD (CONSOLIDADO).PDF” de la pieza 7</w:t>
-      </w:r>
-      <w:r>
-        <w:rPr>
-          <w:rFonts w:ascii="Arial Narrow" w:eastAsia="Arial Narrow" w:hAnsi="Arial Narrow" w:cs="Arial Narrow"/>
-          <w:sz w:val="22"/>
-          <w:szCs w:val="22"/>
-        </w:rPr>
-        <w:t>; precisándose que la confidencialidad declarada deberá mantenerse permanentemente.</w:t>
+        <w:t xml:space="preserve"/>
+      </w:r>
+      <w:r>
+        <w:rPr>
+          <w:rFonts w:ascii="Arial Narrow" w:hAnsi="Arial Narrow"/>
+          <w:b/>
+          <w:bCs/>
+          <w:sz w:val="22"/>
+          <w:szCs w:val="22"/>
+        </w:rPr>
+        <w:t/>
+      </w:r>
+      <w:r>
+        <w:rPr>
+          <w:rFonts w:ascii="Arial Narrow" w:eastAsia="Arial Narrow" w:hAnsi="Arial Narrow" w:cs="Arial Narrow"/>
+          <w:sz w:val="22"/>
+          <w:szCs w:val="22"/>
+        </w:rPr>
+        <w:t/>
       </w:r>
     </w:p>
     <w:p>
@@ -6981,96 +6981,96 @@
           <w:sz w:val="22"/>
           <w:szCs w:val="22"/>
         </w:rPr>
-        <w:t>SEGUND</w:t>
-      </w:r>
-      <w:r>
-        <w:rPr>
-          <w:rFonts w:ascii="Arial Narrow" w:eastAsia="Arial Narrow" w:hAnsi="Arial Narrow" w:cs="Arial Narrow"/>
-          <w:b/>
-          <w:sz w:val="22"/>
-          <w:szCs w:val="22"/>
-        </w:rPr>
-        <w:t xml:space="preserve">O: </w:t>
-      </w:r>
-      <w:r>
-        <w:rPr>
-          <w:rFonts w:ascii="Arial Narrow" w:eastAsia="Arial Narrow" w:hAnsi="Arial Narrow" w:cs="Arial Narrow"/>
-          <w:bCs/>
-          <w:sz w:val="22"/>
-          <w:szCs w:val="22"/>
-        </w:rPr>
-        <w:t xml:space="preserve">admitir a trámite la denuncia del </w:t>
-      </w:r>
-      <w:r>
-        <w:rPr>
-          <w:rFonts w:ascii="Arial Narrow" w:eastAsia="Arial Narrow" w:hAnsi="Arial Narrow" w:cs="Arial Narrow"/>
-          <w:sz w:val="22"/>
-          <w:szCs w:val="22"/>
-        </w:rPr>
-        <w:t>29 de mayo de 2026, subsanado mediante escrito del 24 de junio de 2026</w:t>
-      </w:r>
-      <w:r>
-        <w:rPr>
-          <w:rFonts w:ascii="Arial Narrow" w:eastAsia="Arial Narrow" w:hAnsi="Arial Narrow" w:cs="Arial Narrow"/>
-          <w:bCs/>
-          <w:sz w:val="22"/>
-          <w:szCs w:val="22"/>
-        </w:rPr>
-        <w:t>, interpuesta por</w:t>
-      </w:r>
-      <w:r>
-        <w:rPr>
-          <w:rFonts w:ascii="Arial Narrow" w:eastAsia="Arial Narrow" w:hAnsi="Arial Narrow" w:cs="Arial Narrow"/>
-          <w:bCs/>
-          <w:sz w:val="22"/>
-          <w:szCs w:val="22"/>
-        </w:rPr>
-        <w:t xml:space="preserve"> </w:t>
-      </w:r>
-      <w:r>
-        <w:rPr>
-          <w:rFonts w:ascii="Arial Narrow" w:eastAsia="Arial Narrow" w:hAnsi="Arial Narrow" w:cs="Arial Narrow"/>
-          <w:bCs/>
-          <w:sz w:val="22"/>
-          <w:szCs w:val="22"/>
-        </w:rPr>
-        <w:t xml:space="preserve">la señora Sandra </w:t>
-      </w:r>
-      <w:r>
-        <w:rPr>
-          <w:rFonts w:ascii="Arial Narrow" w:eastAsia="Arial Narrow" w:hAnsi="Arial Narrow" w:cs="Arial Narrow"/>
-          <w:bCs/>
-          <w:sz w:val="22"/>
-          <w:szCs w:val="22"/>
-        </w:rPr>
-        <w:t xml:space="preserve">Hollemweguer Campos </w:t>
-      </w:r>
-      <w:r>
-        <w:rPr>
-          <w:rFonts w:ascii="Arial Narrow" w:eastAsia="Arial Narrow" w:hAnsi="Arial Narrow" w:cs="Arial Narrow"/>
-          <w:bCs/>
-          <w:sz w:val="22"/>
-          <w:szCs w:val="22"/>
-        </w:rPr>
-        <w:t>contra</w:t>
-      </w:r>
-      <w:r>
-        <w:rPr>
-          <w:rFonts w:ascii="Arial Narrow" w:eastAsia="Arial Narrow" w:hAnsi="Arial Narrow" w:cs="Arial Narrow"/>
-          <w:bCs/>
-          <w:sz w:val="22"/>
-          <w:szCs w:val="22"/>
-        </w:rPr>
-        <w:t xml:space="preserve"> </w:t>
-      </w:r>
-      <w:r>
-        <w:rPr>
-          <w:rFonts w:ascii="Arial Narrow" w:eastAsia="Arial Narrow" w:hAnsi="Arial Narrow" w:cs="Arial Narrow"/>
-          <w:bCs/>
-          <w:sz w:val="22"/>
-          <w:szCs w:val="22"/>
-        </w:rPr>
-        <w:t>Pacífico Compañía de Seguros y Reaseguros S.A.</w:t>
+        <w:t xml:space="preserve">SEGUNDO: admitir a trámite la denuncia del 29 de mayo de 2026, subsanado mediante escrito del 24 de junio de 2026, interpuesta por la señora [DENUNCIANTE] contra Pacífico Compañía de Seguros y Reaseguros S.A., por lo siguiente:</w:t>
+      </w:r>
+      <w:r>
+        <w:rPr>
+          <w:rFonts w:ascii="Arial Narrow" w:eastAsia="Arial Narrow" w:hAnsi="Arial Narrow" w:cs="Arial Narrow"/>
+          <w:b/>
+          <w:sz w:val="22"/>
+          <w:szCs w:val="22"/>
+        </w:rPr>
+        <w:t xml:space="preserve"/>
+      </w:r>
+      <w:r>
+        <w:rPr>
+          <w:rFonts w:ascii="Arial Narrow" w:eastAsia="Arial Narrow" w:hAnsi="Arial Narrow" w:cs="Arial Narrow"/>
+          <w:bCs/>
+          <w:sz w:val="22"/>
+          <w:szCs w:val="22"/>
+        </w:rPr>
+        <w:t xml:space="preserve"/>
+      </w:r>
+      <w:r>
+        <w:rPr>
+          <w:rFonts w:ascii="Arial Narrow" w:eastAsia="Arial Narrow" w:hAnsi="Arial Narrow" w:cs="Arial Narrow"/>
+          <w:sz w:val="22"/>
+          <w:szCs w:val="22"/>
+        </w:rPr>
+        <w:t/>
+      </w:r>
+      <w:r>
+        <w:rPr>
+          <w:rFonts w:ascii="Arial Narrow" w:eastAsia="Arial Narrow" w:hAnsi="Arial Narrow" w:cs="Arial Narrow"/>
+          <w:bCs/>
+          <w:sz w:val="22"/>
+          <w:szCs w:val="22"/>
+        </w:rPr>
+        <w:t/>
+      </w:r>
+      <w:r>
+        <w:rPr>
+          <w:rFonts w:ascii="Arial Narrow" w:eastAsia="Arial Narrow" w:hAnsi="Arial Narrow" w:cs="Arial Narrow"/>
+          <w:bCs/>
+          <w:sz w:val="22"/>
+          <w:szCs w:val="22"/>
+        </w:rPr>
+        <w:t xml:space="preserve"/>
+      </w:r>
+      <w:r>
+        <w:rPr>
+          <w:rFonts w:ascii="Arial Narrow" w:eastAsia="Arial Narrow" w:hAnsi="Arial Narrow" w:cs="Arial Narrow"/>
+          <w:bCs/>
+          <w:sz w:val="22"/>
+          <w:szCs w:val="22"/>
+        </w:rPr>
+        <w:t xml:space="preserve"/>
+      </w:r>
+      <w:r>
+        <w:rPr>
+          <w:rFonts w:ascii="Arial Narrow" w:eastAsia="Arial Narrow" w:hAnsi="Arial Narrow" w:cs="Arial Narrow"/>
+          <w:bCs/>
+          <w:sz w:val="22"/>
+          <w:szCs w:val="22"/>
+        </w:rPr>
+        <w:t xml:space="preserve"/>
+      </w:r>
+      <w:r>
+        <w:rPr>
+          <w:rFonts w:ascii="Arial Narrow" w:eastAsia="Arial Narrow" w:hAnsi="Arial Narrow" w:cs="Arial Narrow"/>
+          <w:bCs/>
+          <w:sz w:val="22"/>
+          <w:szCs w:val="22"/>
+        </w:rPr>
+        <w:t/>
+      </w:r>
+      <w:r>
+        <w:rPr>
+          <w:rFonts w:ascii="Arial Narrow" w:eastAsia="Arial Narrow" w:hAnsi="Arial Narrow" w:cs="Arial Narrow"/>
+          <w:bCs/>
+          <w:sz w:val="22"/>
+          <w:szCs w:val="22"/>
+        </w:rPr>
+        <w:t xml:space="preserve"/>
+      </w:r>
+      <w:r>
+        <w:rPr>
+          <w:rFonts w:ascii="Arial Narrow" w:eastAsia="Arial Narrow" w:hAnsi="Arial Narrow" w:cs="Arial Narrow"/>
+          <w:bCs/>
+          <w:sz w:val="22"/>
+          <w:szCs w:val="22"/>
+        </w:rPr>
+        <w:t/>
       </w:r>
       <w:r>
         <w:rPr>
@@ -7080,16 +7080,16 @@
           <w:szCs w:val="22"/>
           <w:shd w:val="clear" w:color="auto" w:fill="FFFFFF"/>
         </w:rPr>
-        <w:t xml:space="preserve">, </w:t>
-      </w:r>
-      <w:r>
-        <w:rPr>
-          <w:rFonts w:ascii="Arial Narrow" w:eastAsia="Arial Narrow" w:hAnsi="Arial Narrow" w:cs="Arial Narrow"/>
-          <w:bCs/>
-          <w:sz w:val="22"/>
-          <w:szCs w:val="22"/>
-        </w:rPr>
-        <w:t xml:space="preserve">por lo </w:t>
+        <w:t xml:space="preserve"/>
+      </w:r>
+      <w:r>
+        <w:rPr>
+          <w:rFonts w:ascii="Arial Narrow" w:eastAsia="Arial Narrow" w:hAnsi="Arial Narrow" w:cs="Arial Narrow"/>
+          <w:bCs/>
+          <w:sz w:val="22"/>
+          <w:szCs w:val="22"/>
+        </w:rPr>
+        <w:t xml:space="preserve"/>
       </w:r>
       <w:r>
         <w:rPr>
@@ -7099,7 +7099,7 @@
           <w:szCs w:val="22"/>
           <w:shd w:val="clear" w:color="auto" w:fill="FFFFFF"/>
         </w:rPr>
-        <w:t>siguiente:</w:t>
+        <w:t/>
       </w:r>
     </w:p>
     <w:p>
@@ -9017,17 +9017,17 @@
           <w:sz w:val="22"/>
           <w:szCs w:val="22"/>
         </w:rPr>
-        <w:t xml:space="preserve">DÉCIMO </w:t>
-      </w:r>
-      <w:r>
-        <w:rPr>
-          <w:rFonts w:ascii="Arial Narrow" w:eastAsia="Arial Narrow" w:hAnsi="Arial Narrow" w:cs="Arial Narrow"/>
-          <w:b/>
-          <w:bCs/>
-          <w:sz w:val="22"/>
-          <w:szCs w:val="22"/>
-        </w:rPr>
-        <w:t>PRIMERO</w:t>
+        <w:t xml:space="preserve">DÉCIMO PRIMERO: requerir a la señora [DENUNCIANTE] para que, dentro del plazo de dos (2) días hábiles siguientes a la fecha en que reciba la notificación en su bandeja de correo electrónico, efectúe la confirmación de recepción de la notificación remitida por este despacho a su correo electrónico, de conformidad con el segundo párrafo del numeral 4 del artículo 20 del Texto Único Ordenado de la Ley del Procedimiento Administrativo General, aprobado mediante Decreto Supremo 006-2026-JUS, bajo apercibimiento de rehacer el acto de notificación y notificarle conforme al numeral 1 del artículo 20 del citado cuerpo normativo.</w:t>
+      </w:r>
+      <w:r>
+        <w:rPr>
+          <w:rFonts w:ascii="Arial Narrow" w:eastAsia="Arial Narrow" w:hAnsi="Arial Narrow" w:cs="Arial Narrow"/>
+          <w:b/>
+          <w:bCs/>
+          <w:sz w:val="22"/>
+          <w:szCs w:val="22"/>
+        </w:rPr>
+        <w:t/>
       </w:r>
       <w:r>
         <w:rPr>
@@ -9037,7 +9037,7 @@
           <w:sz w:val="22"/>
           <w:szCs w:val="22"/>
         </w:rPr>
-        <w:t>:</w:t>
+        <w:t/>
       </w:r>
       <w:r>
         <w:rPr>
@@ -9047,7 +9047,7 @@
           <w:sz w:val="22"/>
           <w:szCs w:val="22"/>
         </w:rPr>
-        <w:t xml:space="preserve"> requerir a la señora </w:t>
+        <w:t xml:space="preserve"/>
       </w:r>
       <w:r>
         <w:rPr>
@@ -9057,7 +9057,7 @@
           <w:szCs w:val="22"/>
           <w:shd w:val="clear" w:color="auto" w:fill="FFFFFF"/>
         </w:rPr>
-        <w:t xml:space="preserve">Sandra Hollemweguer Campos </w:t>
+        <w:t xml:space="preserve"/>
       </w:r>
       <w:r>
         <w:rPr>
@@ -9066,7 +9066,7 @@
           <w:sz w:val="22"/>
           <w:szCs w:val="22"/>
         </w:rPr>
-        <w:t xml:space="preserve">para que, dentro del plazo de dos (2) días hábiles siguientes a la fecha en que reciba la notificación en su bandeja de correo electrónico, efectúe la confirmación de recepción de la notificación remitida por este despacho a su correo electrónico, de conformidad con el segundo párrafo del </w:t>
+        <w:t xml:space="preserve"/>
       </w:r>
       <w:r>
         <w:rPr>
@@ -9075,7 +9075,7 @@
           <w:sz w:val="22"/>
           <w:szCs w:val="22"/>
         </w:rPr>
-        <w:t>numeral 4 del artículo 20 del Texto Único Ordenado de la Ley del Procedimiento Administrativo General, aprobado mediante Decreto Supremo 006-2026-JUS, bajo apercibimiento de rehacer el acto de notificación y notificarle conforme al numeral 1 del artículo 20 del citado cuerpo normativo</w:t>
+        <w:t/>
       </w:r>
       <w:r>
         <w:rPr>
@@ -9092,7 +9092,7 @@
           <w:sz w:val="22"/>
           <w:szCs w:val="22"/>
         </w:rPr>
-        <w:t>.</w:t>
+        <w:t/>
       </w:r>
     </w:p>
     <w:p>

--- a/plantillas_maestras/03_seguro_desgravamen/negativa_cobertura/2_o_mas_ddos_varios/varon/TPL_2010_2026_SEGURO_DESGRAVAMEN_NEGATIVA_COBERTURA_ASEGURADORA_VARON_R227.docx
+++ b/plantillas_maestras/03_seguro_desgravamen/negativa_cobertura/2_o_mas_ddos_varios/varon/TPL_2010_2026_SEGURO_DESGRAVAMEN_NEGATIVA_COBERTURA_ASEGURADORA_VARON_R227.docx
@@ -5094,7 +5094,7 @@
           <w:sz w:val="22"/>
           <w:szCs w:val="22"/>
         </w:rPr>
-        <w:t xml:space="preserve">Asimismo, esta Secretaría Técnica debe precisar que el documento “ANEXOS SUJETOS A CONFIDENCIALIDAD (CONSOLIDADO).PDF” presentado por la señora [APELLIDO], es un medio probatorio importante para la tramitación del presente procedimiento, y que no ponerlos en conocimiento de Pacífico limitaría su derecho a la defensa. Por tal motivo, no corresponde que el mencionado documento sea declarado confidencial frente a la parte denunciada.  </w:t>
+        <w:t xml:space="preserve">Asimismo, esta Secretaría Técnica debe precisar que el documento “ANEXOS SUJETOS A CONFIDENCIALIDAD (CONSOLIDADO).PDF” presentado por la señora [APELLIDO], es un medio probatorio importante para la tramitación del presente procedimiento, y que no ponerlos en conocimiento de Pacífico limitaría su derecho a la defensa. Por tal motivo, no corresponde que el mencionado documento sea declarado confidencial frente a la parte denunciada. </w:t>
       </w:r>
       <w:r>
         <w:rPr>
@@ -6736,7 +6736,7 @@
           <w:sz w:val="22"/>
           <w:szCs w:val="22"/>
         </w:rPr>
-        <w:t xml:space="preserve">PRIMERO: calificar como confidencial, frente a terceros ajenos al procedimiento, la información presentada por la señora [DENUNCIANTE] con su escrito del 24 de junio de 2026, la cual obra en: (i) el documento 3 denominado “ANEXOS SUJETOS A CONFIDENCIALIDAD PARTE 1.PDF”, y en el documento 4 denominado “ANEXOS SUJETOS A CONFIDENCIALIDAD PARTE 2 (1).PDF”, ambos de la pieza  2 del expediente, presentado el 29 de mayo de 2026; y, (ii) el documento 2 denominado “ANEXOS SUJETOS A CONFIDENCIALIDAD (CONSOLIDADO).PDF” de la pieza 7; precisándose que la confidencialidad declarada deberá mantenerse permanentemente.</w:t>
+        <w:t xml:space="preserve">PRIMERO: calificar como confidencial, frente a terceros ajenos al procedimiento, la información presentada por la señora [DENUNCIANTE] con su escrito del 24 de junio de 2026, la cual obra en: (i) el documento 3 denominado “ANEXOS SUJETOS A CONFIDENCIALIDAD PARTE 1.PDF”, y en el documento 4 denominado “ANEXOS SUJETOS A CONFIDENCIALIDAD PARTE 2 (1).PDF”, ambos de la pieza 2 del expediente, presentado el 29 de mayo de 2026; y, (ii) el documento 2 denominado “ANEXOS SUJETOS A CONFIDENCIALIDAD (CONSOLIDADO).PDF” de la pieza 7; precisándose que la confidencialidad declarada deberá mantenerse permanentemente.</w:t>
       </w:r>
       <w:r>
         <w:rPr>

--- a/plantillas_maestras/03_seguro_desgravamen/negativa_cobertura/2_o_mas_ddos_varios/varon/TPL_2010_2026_SEGURO_DESGRAVAMEN_NEGATIVA_COBERTURA_ASEGURADORA_VARON_R227.docx
+++ b/plantillas_maestras/03_seguro_desgravamen/negativa_cobertura/2_o_mas_ddos_varios/varon/TPL_2010_2026_SEGURO_DESGRAVAMEN_NEGATIVA_COBERTURA_ASEGURADORA_VARON_R227.docx
@@ -3145,6 +3145,7 @@
       <w:bookmarkEnd w:id="1"/>
       <w:r>
         <w:rPr>
+          <w:rStyle w:val="Refdenotaalpie"/>
           <w:rFonts w:ascii="Arial Narrow" w:eastAsia="Arial" w:hAnsi="Arial Narrow" w:cs="Arial"/>
           <w:sz w:val="22"/>
           <w:szCs w:val="22"/>
@@ -3199,6 +3200,7 @@
       </w:r>
       <w:r>
         <w:rPr>
+          <w:rStyle w:val="Refdenotaalpie"/>
           <w:rFonts w:ascii="Arial Narrow" w:hAnsi="Arial Narrow" w:cs="Arial"/>
           <w:sz w:val="22"/>
           <w:szCs w:val="22"/>
@@ -3264,6 +3266,7 @@
           <w:rFonts w:ascii="Arial Narrow" w:hAnsi="Arial Narrow" w:cs="Arial"/>
           <w:sz w:val="22"/>
           <w:szCs w:val="22"/>
+          <w:vertAlign w:val="superscript"/>
         </w:rPr>
         <w:footnoteReference w:id="3"/>
       </w:r>
@@ -3388,7 +3391,6 @@
           <w:iCs/>
           <w:sz w:val="20"/>
           <w:szCs w:val="20"/>
-          <w:highlight w:val="cyan"/>
           <w:lang w:eastAsia="es-ES"/>
         </w:rPr>
       </w:pPr>
@@ -5420,6 +5422,7 @@
       </w:r>
       <w:r>
         <w:rPr>
+          <w:rStyle w:val="Refdenotaalpie"/>
           <w:rFonts w:ascii="Arial Narrow" w:hAnsi="Arial Narrow"/>
           <w:shd w:val="clear" w:color="auto" w:fill="FFFFFF"/>
           <w:vertAlign w:val="superscript"/>
@@ -5503,6 +5506,7 @@
       </w:r>
       <w:r>
         <w:rPr>
+          <w:rStyle w:val="Refdenotaalpie"/>
           <w:rFonts w:ascii="Arial Narrow" w:hAnsi="Arial Narrow"/>
           <w:sz w:val="22"/>
           <w:szCs w:val="22"/>
@@ -5909,6 +5913,7 @@
       </w:r>
       <w:r>
         <w:rPr>
+          <w:rStyle w:val="Refdenotaalpie"/>
           <w:rFonts w:ascii="Arial Narrow" w:hAnsi="Arial Narrow"/>
           <w:sz w:val="22"/>
           <w:szCs w:val="22"/>
@@ -5997,6 +6002,7 @@
       <w:bookmarkStart w:id="9" w:name="_Hlk211599421"/>
       <w:r>
         <w:rPr>
+          <w:rStyle w:val="Refdenotaalpie"/>
           <w:rFonts w:ascii="Arial Narrow" w:eastAsia="Arial Narrow" w:hAnsi="Arial Narrow" w:cs="Arial"/>
           <w:sz w:val="22"/>
           <w:szCs w:val="22"/>
@@ -6119,6 +6125,7 @@
       </w:r>
       <w:r>
         <w:rPr>
+          <w:rStyle w:val="Refdenotaalpie"/>
           <w:rFonts w:ascii="Arial Narrow" w:eastAsia="Arial Narrow" w:hAnsi="Arial Narrow" w:cs="Arial"/>
           <w:bCs/>
           <w:color w:val="000000"/>
@@ -6258,6 +6265,7 @@
       </w:r>
       <w:r>
         <w:rPr>
+          <w:rStyle w:val="Refdenotaalpie"/>
           <w:vertAlign w:val="superscript"/>
         </w:rPr>
         <w:footnoteReference w:id="9"/>
@@ -6406,6 +6414,7 @@
           <w:rFonts w:ascii="Arial Narrow" w:eastAsia="Arial Narrow" w:hAnsi="Arial Narrow" w:cs="Arial Narrow"/>
           <w:sz w:val="22"/>
           <w:szCs w:val="22"/>
+          <w:vertAlign w:val="superscript"/>
         </w:rPr>
         <w:footnoteReference w:id="10"/>
       </w:r>
@@ -7990,6 +7999,7 @@
           <w:rFonts w:ascii="Arial Narrow" w:eastAsia="Calibri" w:hAnsi="Arial Narrow" w:cs="Arial"/>
           <w:sz w:val="22"/>
           <w:szCs w:val="22"/>
+          <w:vertAlign w:val="superscript"/>
         </w:rPr>
         <w:footnoteReference w:id="11"/>
       </w:r>
@@ -8035,6 +8045,7 @@
           <w:spacing w:val="-2"/>
           <w:sz w:val="22"/>
           <w:szCs w:val="22"/>
+          <w:vertAlign w:val="superscript"/>
         </w:rPr>
         <w:footnoteReference w:id="12"/>
       </w:r>
@@ -8284,6 +8295,7 @@
       </w:r>
       <w:r>
         <w:rPr>
+          <w:rStyle w:val="Refdenotaalpie"/>
           <w:rFonts w:ascii="Arial Narrow" w:hAnsi="Arial Narrow"/>
           <w:sz w:val="22"/>
           <w:szCs w:val="22"/>
@@ -8574,6 +8586,7 @@
       </w:r>
       <w:r>
         <w:rPr>
+          <w:rStyle w:val="Refdenotaalpie"/>
           <w:rFonts w:ascii="Arial Narrow" w:hAnsi="Arial Narrow"/>
           <w:sz w:val="22"/>
           <w:szCs w:val="22"/>
@@ -8643,6 +8656,7 @@
           <w:rFonts w:ascii="Arial Narrow" w:eastAsia="Arial Narrow" w:hAnsi="Arial Narrow" w:cs="Arial Narrow"/>
           <w:sz w:val="22"/>
           <w:szCs w:val="22"/>
+          <w:vertAlign w:val="superscript"/>
         </w:rPr>
         <w:footnoteReference w:id="15"/>
       </w:r>
@@ -8710,6 +8724,7 @@
       </w:r>
       <w:r>
         <w:rPr>
+          <w:rStyle w:val="Refdenotaalpie"/>
           <w:rFonts w:ascii="Arial Narrow" w:eastAsia="Arial Narrow" w:hAnsi="Arial Narrow" w:cs="Arial"/>
           <w:sz w:val="22"/>
           <w:szCs w:val="22"/>
@@ -8868,6 +8883,7 @@
           <w:rFonts w:ascii="Arial Narrow" w:hAnsi="Arial Narrow" w:cs="Arial"/>
           <w:sz w:val="22"/>
           <w:szCs w:val="22"/>
+          <w:vertAlign w:val="superscript"/>
         </w:rPr>
         <w:footnoteReference w:id="17"/>
       </w:r>
@@ -9079,6 +9095,7 @@
       </w:r>
       <w:r>
         <w:rPr>
+          <w:rStyle w:val="Refdenotaalpie"/>
           <w:rFonts w:ascii="Arial Narrow" w:hAnsi="Arial Narrow"/>
           <w:sz w:val="22"/>
           <w:szCs w:val="22"/>
@@ -9335,7 +9352,7 @@
       <w:r>
         <w:rPr>
           <w:rStyle w:val="normaltextrun"/>
-          <w:rFonts w:ascii="Arial" w:hAnsi="Arial" w:cs="Arial"/>
+          <w:rFonts w:ascii="Arial Narrow" w:hAnsi="Arial Narrow" w:cs="Arial"/>
           <w:b/>
           <w:bCs/>
           <w:sz w:val="22"/>
@@ -9358,7 +9375,7 @@
       <w:r>
         <w:rPr>
           <w:rStyle w:val="normaltextrun"/>
-          <w:rFonts w:ascii="Arial" w:hAnsi="Arial" w:cs="Arial"/>
+          <w:rFonts w:ascii="Arial Narrow" w:hAnsi="Arial Narrow" w:cs="Arial"/>
           <w:b/>
           <w:bCs/>
           <w:sz w:val="22"/>
@@ -9456,7 +9473,7 @@
       <w:headerReference w:type="default" r:id="rId12"/>
       <w:footerReference w:type="default" r:id="rId13"/>
       <w:pgSz w:w="11906" w:h="16838"/>
-      <w:pgMar w:top="1985" w:right="1701" w:bottom="1701" w:left="1701" w:header="709" w:footer="709" w:gutter="0"/>
+      <w:pgMar w:top="1417" w:right="1701" w:bottom="1417" w:left="1701" w:header="709" w:footer="709" w:gutter="0"/>
       <w:pgNumType w:start="1"/>
       <w:cols w:space="720"/>
     </w:sectPr>
@@ -9499,7 +9516,7 @@
         <w:tab w:val="right" w:pos="8838"/>
       </w:tabs>
       <w:rPr>
-        <w:rFonts w:ascii="Arial" w:eastAsia="Arial" w:hAnsi="Arial" w:cs="Arial"/>
+        <w:rFonts w:ascii="Arial Narrow" w:eastAsia="Arial" w:hAnsi="Arial Narrow" w:cs="Arial"/>
         <w:color w:val="000000"/>
         <w:sz w:val="16"/>
         <w:szCs w:val="16"/>
@@ -9507,7 +9524,7 @@
     </w:pPr>
     <w:r>
       <w:rPr>
-        <w:rFonts w:ascii="Arial" w:eastAsia="Arial" w:hAnsi="Arial" w:cs="Arial"/>
+        <w:rFonts w:ascii="Arial Narrow" w:eastAsia="Arial" w:hAnsi="Arial Narrow" w:cs="Arial"/>
         <w:color w:val="000000"/>
         <w:sz w:val="16"/>
         <w:szCs w:val="16"/>
@@ -9516,7 +9533,7 @@
     </w:r>
     <w:r>
       <w:rPr>
-        <w:rFonts w:ascii="Arial" w:eastAsia="Arial" w:hAnsi="Arial" w:cs="Arial"/>
+        <w:rFonts w:ascii="Arial Narrow" w:eastAsia="Arial" w:hAnsi="Arial Narrow" w:cs="Arial"/>
         <w:color w:val="000000"/>
         <w:sz w:val="16"/>
         <w:szCs w:val="16"/>
@@ -9545,7 +9562,7 @@
     </w:pPr>
     <w:r>
       <w:rPr>
-        <w:rFonts w:ascii="Arial" w:eastAsia="Arial" w:hAnsi="Arial" w:cs="Arial"/>
+        <w:rFonts w:ascii="Arial Narrow" w:eastAsia="Arial" w:hAnsi="Arial Narrow" w:cs="Arial"/>
         <w:color w:val="000000"/>
         <w:sz w:val="16"/>
         <w:szCs w:val="16"/>
@@ -9554,7 +9571,7 @@
     </w:r>
     <w:r>
       <w:rPr>
-        <w:rFonts w:ascii="Arial" w:eastAsia="Arial" w:hAnsi="Arial" w:cs="Arial"/>
+        <w:rFonts w:ascii="Arial Narrow" w:eastAsia="Arial" w:hAnsi="Arial Narrow" w:cs="Arial"/>
         <w:color w:val="000000"/>
         <w:sz w:val="16"/>
         <w:szCs w:val="16"/>
@@ -9563,7 +9580,7 @@
     </w:r>
     <w:r>
       <w:rPr>
-        <w:rFonts w:ascii="Arial" w:eastAsia="Arial" w:hAnsi="Arial" w:cs="Arial"/>
+        <w:rFonts w:ascii="Arial Narrow" w:eastAsia="Arial" w:hAnsi="Arial Narrow" w:cs="Arial"/>
         <w:color w:val="000000"/>
         <w:sz w:val="16"/>
         <w:szCs w:val="16"/>
@@ -9572,7 +9589,7 @@
     </w:r>
     <w:r>
       <w:rPr>
-        <w:rFonts w:ascii="Arial" w:eastAsia="Arial" w:hAnsi="Arial" w:cs="Arial"/>
+        <w:rFonts w:ascii="Arial Narrow" w:eastAsia="Arial" w:hAnsi="Arial Narrow" w:cs="Arial"/>
         <w:color w:val="000000"/>
         <w:sz w:val="16"/>
         <w:szCs w:val="16"/>
@@ -9581,7 +9598,7 @@
     </w:r>
     <w:r>
       <w:rPr>
-        <w:rFonts w:ascii="Arial" w:eastAsia="Arial" w:hAnsi="Arial" w:cs="Arial"/>
+        <w:rFonts w:ascii="Arial Narrow" w:eastAsia="Arial" w:hAnsi="Arial Narrow" w:cs="Arial"/>
         <w:noProof/>
         <w:color w:val="000000"/>
         <w:sz w:val="16"/>
@@ -9591,7 +9608,7 @@
     </w:r>
     <w:r>
       <w:rPr>
-        <w:rFonts w:ascii="Arial" w:eastAsia="Arial" w:hAnsi="Arial" w:cs="Arial"/>
+        <w:rFonts w:ascii="Arial Narrow" w:eastAsia="Arial" w:hAnsi="Arial Narrow" w:cs="Arial"/>
         <w:color w:val="000000"/>
         <w:sz w:val="16"/>
         <w:szCs w:val="16"/>
@@ -9646,6 +9663,7 @@
           <w:rFonts w:ascii="Arial Narrow" w:hAnsi="Arial Narrow" w:cs="Arial"/>
           <w:sz w:val="16"/>
           <w:szCs w:val="16"/>
+          <w:vertAlign w:val="superscript"/>
         </w:rPr>
         <w:footnoteRef/>
       </w:r>
@@ -9808,6 +9826,7 @@
       </w:pPr>
       <w:r>
         <w:rPr>
+          <w:rStyle w:val="Refdenotaalpie"/>
           <w:rFonts w:ascii="Arial Narrow" w:hAnsi="Arial Narrow" w:cs="Arial"/>
           <w:sz w:val="16"/>
           <w:szCs w:val="16"/>
@@ -9955,6 +9974,7 @@
           <w:rFonts w:ascii="Arial Narrow" w:hAnsi="Arial Narrow"/>
           <w:sz w:val="16"/>
           <w:szCs w:val="16"/>
+          <w:vertAlign w:val="superscript"/>
         </w:rPr>
         <w:footnoteRef/>
       </w:r>
@@ -10127,6 +10147,7 @@
           <w:rFonts w:ascii="Arial Narrow" w:hAnsi="Arial Narrow" w:cs="Arial"/>
           <w:sz w:val="16"/>
           <w:szCs w:val="16"/>
+          <w:vertAlign w:val="superscript"/>
         </w:rPr>
         <w:footnoteRef/>
       </w:r>
@@ -10410,6 +10431,7 @@
           <w:rFonts w:ascii="Arial Narrow" w:hAnsi="Arial Narrow" w:cs="Arial"/>
           <w:sz w:val="16"/>
           <w:szCs w:val="16"/>
+          <w:vertAlign w:val="superscript"/>
         </w:rPr>
         <w:footnoteRef/>
       </w:r>
@@ -10664,6 +10686,7 @@
           <w:rFonts w:ascii="Arial Narrow" w:hAnsi="Arial Narrow" w:cs="Arial"/>
           <w:sz w:val="16"/>
           <w:szCs w:val="16"/>
+          <w:vertAlign w:val="superscript"/>
         </w:rPr>
         <w:footnoteRef/>
       </w:r>
@@ -11064,6 +11087,7 @@
           <w:rFonts w:ascii="Arial Narrow" w:hAnsi="Arial Narrow"/>
           <w:sz w:val="16"/>
           <w:szCs w:val="16"/>
+          <w:vertAlign w:val="superscript"/>
         </w:rPr>
         <w:footnoteRef/>
       </w:r>
@@ -11259,6 +11283,7 @@
           <w:rFonts w:ascii="Arial Narrow" w:hAnsi="Arial Narrow"/>
           <w:sz w:val="16"/>
           <w:szCs w:val="16"/>
+          <w:vertAlign w:val="superscript"/>
         </w:rPr>
         <w:footnoteRef/>
       </w:r>
@@ -11580,6 +11605,7 @@
           <w:rFonts w:ascii="Arial Narrow" w:hAnsi="Arial Narrow"/>
           <w:sz w:val="16"/>
           <w:szCs w:val="16"/>
+          <w:vertAlign w:val="superscript"/>
         </w:rPr>
         <w:footnoteRef/>
       </w:r>
@@ -11835,6 +11861,7 @@
           <w:rFonts w:ascii="Arial Narrow" w:hAnsi="Arial Narrow"/>
           <w:sz w:val="16"/>
           <w:szCs w:val="16"/>
+          <w:vertAlign w:val="superscript"/>
         </w:rPr>
         <w:footnoteRef/>
       </w:r>
@@ -12159,6 +12186,7 @@
           <w:rFonts w:ascii="Arial Narrow" w:hAnsi="Arial Narrow" w:cs="Arial"/>
           <w:sz w:val="16"/>
           <w:szCs w:val="16"/>
+          <w:vertAlign w:val="superscript"/>
         </w:rPr>
         <w:footnoteRef/>
       </w:r>
@@ -12239,6 +12267,7 @@
           <w:rFonts w:ascii="Arial Narrow" w:hAnsi="Arial Narrow" w:cs="Arial"/>
           <w:sz w:val="16"/>
           <w:szCs w:val="16"/>
+          <w:vertAlign w:val="superscript"/>
         </w:rPr>
         <w:footnoteRef/>
       </w:r>
@@ -12399,6 +12428,7 @@
           <w:rFonts w:ascii="Arial Narrow" w:eastAsia="Arial Narrow" w:hAnsi="Arial Narrow" w:cs="Arial"/>
           <w:sz w:val="16"/>
           <w:szCs w:val="16"/>
+          <w:vertAlign w:val="superscript"/>
         </w:rPr>
         <w:footnoteRef/>
       </w:r>
@@ -12563,6 +12593,7 @@
           <w:rFonts w:ascii="Arial Narrow" w:hAnsi="Arial Narrow"/>
           <w:sz w:val="16"/>
           <w:szCs w:val="16"/>
+          <w:vertAlign w:val="superscript"/>
         </w:rPr>
         <w:footnoteRef/>
       </w:r>
@@ -13860,6 +13891,7 @@
           <w:rFonts w:ascii="Arial Narrow" w:hAnsi="Arial Narrow" w:cs="Arial"/>
           <w:sz w:val="16"/>
           <w:szCs w:val="16"/>
+          <w:vertAlign w:val="superscript"/>
         </w:rPr>
         <w:footnoteRef/>
       </w:r>
@@ -14050,6 +14082,7 @@
           <w:bCs/>
           <w:sz w:val="16"/>
           <w:szCs w:val="16"/>
+          <w:vertAlign w:val="superscript"/>
         </w:rPr>
         <w:footnoteRef/>
       </w:r>
@@ -14165,6 +14198,7 @@
           <w:rFonts w:ascii="Arial Narrow" w:hAnsi="Arial Narrow" w:cs="Arial"/>
           <w:sz w:val="16"/>
           <w:szCs w:val="16"/>
+          <w:vertAlign w:val="superscript"/>
         </w:rPr>
         <w:footnoteRef/>
       </w:r>
@@ -16156,6 +16190,17 @@
       <w:szCs w:val="16"/>
     </w:rPr>
   </w:style>
+  <w:style w:type="character" w:styleId="FootnoteReference">
+    <w:name w:val="footnote reference"/>
+    <w:basedOn w:val="Fuentedeprrafopredeter"/>
+    <w:uiPriority w:val="99"/>
+    <w:semiHidden/>
+    <w:unhideWhenUsed/>
+    <w:rPr>
+      <w:rFonts w:ascii="Arial Narrow" w:hAnsi="Arial Narrow"/>
+      <w:vertAlign w:val="superscript"/>
+    </w:rPr>
+  </w:style>
 </w:styles>
 </file>
 

--- a/plantillas_maestras/03_seguro_desgravamen/negativa_cobertura/2_o_mas_ddos_varios/varon/TPL_2010_2026_SEGURO_DESGRAVAMEN_NEGATIVA_COBERTURA_ASEGURADORA_VARON_R227.docx
+++ b/plantillas_maestras/03_seguro_desgravamen/negativa_cobertura/2_o_mas_ddos_varios/varon/TPL_2010_2026_SEGURO_DESGRAVAMEN_NEGATIVA_COBERTURA_ASEGURADORA_VARON_R227.docx
@@ -1,8 +1,8 @@
 
 <file path=word/document.xml><?xml version="1.0" encoding="utf-8"?>
-<w:document xmlns:wpc="http://schemas.microsoft.com/office/word/2010/wordprocessingCanvas" xmlns:cx="http://schemas.microsoft.com/office/drawing/2014/chartex" xmlns:cx1="http://schemas.microsoft.com/office/drawing/2015/9/8/chartex" xmlns:cx2="http://schemas.microsoft.com/office/drawing/2015/10/21/chartex" xmlns:cx3="http://schemas.microsoft.com/office/drawing/2016/5/9/chartex" xmlns:cx4="http://schemas.microsoft.com/office/drawing/2016/5/10/chartex" xmlns:cx5="http://schemas.microsoft.com/office/drawing/2016/5/11/chartex" xmlns:cx6="http://schemas.microsoft.com/office/drawing/2016/5/12/chartex" xmlns:cx7="http://schemas.microsoft.com/office/drawing/2016/5/13/chartex" xmlns:cx8="http://schemas.microsoft.com/office/drawing/2016/5/14/chartex" xmlns:mc="http://schemas.openxmlformats.org/markup-compatibility/2006" xmlns:aink="http://schemas.microsoft.com/office/drawing/2016/ink" xmlns:am3d="http://schemas.microsoft.com/office/drawing/2017/model3d" xmlns:o="urn:schemas-microsoft-com:office:office" xmlns:oel="http://schemas.microsoft.com/office/2019/extlst" xmlns:r="http://schemas.openxmlformats.org/officeDocument/2006/relationships" xmlns:m="http://schemas.openxmlformats.org/officeDocument/2006/math" xmlns:v="urn:schemas-microsoft-com:vml" xmlns:wp14="http://schemas.microsoft.com/office/word/2010/wordprocessingDrawing" xmlns:wp="http://schemas.openxmlformats.org/drawingml/2006/wordprocessingDrawing" xmlns:w10="urn:schemas-microsoft-com:office:word" xmlns:w="http://schemas.openxmlformats.org/wordprocessingml/2006/main" xmlns:w14="http://schemas.microsoft.com/office/word/2010/wordml" xmlns:w15="http://schemas.microsoft.com/office/word/2012/wordml" xmlns:w16cex="http://schemas.microsoft.com/office/word/2018/wordml/cex" xmlns:w16cid="http://schemas.microsoft.com/office/word/2016/wordml/cid" xmlns:w16="http://schemas.microsoft.com/office/word/2018/wordml" xmlns:w16du="http://schemas.microsoft.com/office/word/2023/wordml/word16du" xmlns:w16sdtdh="http://schemas.microsoft.com/office/word/2020/wordml/sdtdatahash" xmlns:w16sdtfl="http://schemas.microsoft.com/office/word/2024/wordml/sdtformatlock" xmlns:w16se="http://schemas.microsoft.com/office/word/2015/wordml/symex" xmlns:wpg="http://schemas.microsoft.com/office/word/2010/wordprocessingGroup" xmlns:wpi="http://schemas.microsoft.com/office/word/2010/wordprocessingInk" xmlns:wne="http://schemas.microsoft.com/office/word/2006/wordml" xmlns:wps="http://schemas.microsoft.com/office/word/2010/wordprocessingShape" mc:Ignorable="w14 w15 w16se w16cid w16 w16cex w16sdtdh w16sdtfl w16du wp14">
+<w:document xmlns:ns1="http://schemas.openxmlformats.org/markup-compatibility/2006" xmlns:ns2="http://schemas.microsoft.com/office/word/2010/wordml" xmlns:ns3="http://schemas.openxmlformats.org/officeDocument/2006/relationships" xmlns:w="http://schemas.openxmlformats.org/wordprocessingml/2006/main" ns1:Ignorable="w14 w15 w16se w16cid w16 w16cex w16sdtdh w16sdtfl w16du wp14">
   <w:body>
-    <w:p>
+    <w:p ns2:paraId="2D847E7D" ns2:textId="20EA3449">
       <w:pPr>
         <w:tabs>
           <w:tab w:val="left" w:pos="1701"/>
@@ -62,7 +62,7 @@
         <w:t>-ST</w:t>
       </w:r>
     </w:p>
-    <w:p>
+    <w:p ns2:paraId="634049D8" ns2:textId="0137A21D">
       <w:pPr>
         <w:tabs>
           <w:tab w:val="left" w:pos="1701"/>
@@ -122,7 +122,7 @@
         <w:t>/CC1</w:t>
       </w:r>
     </w:p>
-    <w:p>
+    <w:p ns2:paraId="345DC840" ns2:textId="667C15DB">
       <w:pPr>
         <w:tabs>
           <w:tab w:val="left" w:pos="1701"/>
@@ -220,7 +220,7 @@
         <w:t/>
       </w:r>
     </w:p>
-    <w:p>
+    <w:p ns2:paraId="0CD7FE7E" ns2:textId="6FC284E3">
       <w:pPr>
         <w:tabs>
           <w:tab w:val="left" w:pos="1701"/>
@@ -309,7 +309,7 @@
         <w:t>)</w:t>
       </w:r>
     </w:p>
-    <w:p>
+    <w:p ns2:paraId="2FCCE269" ns2:textId="615674C7">
       <w:pPr>
         <w:tabs>
           <w:tab w:val="left" w:pos="1701"/>
@@ -361,7 +361,7 @@
         <w:t>CONFIDENCIALIDAD</w:t>
       </w:r>
     </w:p>
-    <w:p>
+    <w:p ns2:paraId="1C9E56B7" ns2:textId="1942410D">
       <w:pPr>
         <w:tabs>
           <w:tab w:val="left" w:pos="1701"/>
@@ -403,7 +403,7 @@
         <w:t>ADMISIÓN A TRÁMITE</w:t>
       </w:r>
     </w:p>
-    <w:p>
+    <w:p ns2:paraId="01717D35" ns2:textId="77777777">
       <w:pPr>
         <w:tabs>
           <w:tab w:val="left" w:pos="1701"/>
@@ -438,18 +438,18 @@
         <w:t>REQUERIMIENTO DE INFORMACIÓN</w:t>
       </w:r>
     </w:p>
-    <w:p>
-      <w:pPr>
-        <w:jc w:val="both"/>
-        <w:rPr>
-          <w:rFonts w:ascii="Arial Narrow" w:eastAsia="Arial Narrow" w:hAnsi="Arial Narrow" w:cs="Arial Narrow"/>
-          <w:b/>
-          <w:sz w:val="22"/>
-          <w:szCs w:val="22"/>
-        </w:rPr>
-      </w:pPr>
-    </w:p>
-    <w:p>
+    <w:p ns2:paraId="2DFE1131" ns2:textId="77777777">
+      <w:pPr>
+        <w:jc w:val="both"/>
+        <w:rPr>
+          <w:rFonts w:ascii="Arial Narrow" w:eastAsia="Arial Narrow" w:hAnsi="Arial Narrow" w:cs="Arial Narrow"/>
+          <w:b/>
+          <w:sz w:val="22"/>
+          <w:szCs w:val="22"/>
+        </w:rPr>
+      </w:pPr>
+    </w:p>
+    <w:p ns2:paraId="3B09297A" ns2:textId="1DDC4206">
       <w:pPr>
         <w:jc w:val="both"/>
         <w:rPr>
@@ -499,7 +499,7 @@
         <w:t xml:space="preserve"> de 2026</w:t>
       </w:r>
     </w:p>
-    <w:p>
+    <w:p ns2:paraId="698913AC" ns2:textId="77777777">
       <w:pPr>
         <w:tabs>
           <w:tab w:val="left" w:pos="1014"/>
@@ -512,7 +512,7 @@
         </w:rPr>
       </w:pPr>
     </w:p>
-    <w:p>
+    <w:p ns2:paraId="4AC48BF8" ns2:textId="77777777">
       <w:pPr>
         <w:numPr>
           <w:ilvl w:val="0"/>
@@ -537,17 +537,17 @@
         <w:t>HECHOS</w:t>
       </w:r>
     </w:p>
-    <w:p>
-      <w:pPr>
-        <w:jc w:val="both"/>
-        <w:rPr>
-          <w:rFonts w:ascii="Arial Narrow" w:eastAsia="Arial Narrow" w:hAnsi="Arial Narrow" w:cs="Arial Narrow"/>
-          <w:sz w:val="22"/>
-          <w:szCs w:val="22"/>
-        </w:rPr>
-      </w:pPr>
-    </w:p>
-    <w:p>
+    <w:p ns2:paraId="713A84CE" ns2:textId="77777777">
+      <w:pPr>
+        <w:jc w:val="both"/>
+        <w:rPr>
+          <w:rFonts w:ascii="Arial Narrow" w:eastAsia="Arial Narrow" w:hAnsi="Arial Narrow" w:cs="Arial Narrow"/>
+          <w:sz w:val="22"/>
+          <w:szCs w:val="22"/>
+        </w:rPr>
+      </w:pPr>
+    </w:p>
+    <w:p ns2:paraId="6F9C91E9" ns2:textId="2C616638">
       <w:pPr>
         <w:pStyle w:val="Prrafodelista"/>
         <w:numPr>
@@ -669,7 +669,7 @@
         <w:t/>
       </w:r>
     </w:p>
-    <w:p>
+    <w:p ns2:paraId="2E7593A6" ns2:textId="77777777">
       <w:pPr>
         <w:rPr>
           <w:rFonts w:ascii="Arial Narrow" w:eastAsia="Arial Narrow" w:hAnsi="Arial Narrow" w:cs="Arial Narrow"/>
@@ -679,7 +679,7 @@
       </w:pPr>
       <w:bookmarkStart w:id="0" w:name="_Hlk140588011"/>
     </w:p>
-    <w:p>
+    <w:p ns2:paraId="3E0EA7CB" ns2:textId="6267B48E">
       <w:pPr>
         <w:numPr>
           <w:ilvl w:val="2"/>
@@ -741,7 +741,7 @@
         <w:t xml:space="preserve"> Pacífico.</w:t>
       </w:r>
     </w:p>
-    <w:p>
+    <w:p ns2:paraId="5347E3D9" ns2:textId="77777777">
       <w:pPr>
         <w:pBdr>
           <w:top w:val="nil"/>
@@ -759,7 +759,7 @@
         </w:rPr>
       </w:pPr>
     </w:p>
-    <w:p>
+    <w:p ns2:paraId="07FCD227" ns2:textId="27AA3226">
       <w:pPr>
         <w:numPr>
           <w:ilvl w:val="2"/>
@@ -813,7 +813,7 @@
         <w:t xml:space="preserve"> con una enfermedad que produjo una disminución de la fuerza física igual o superior a dos tercios de la capacidad de trabajo, configurando un estado de invalidez total y permanente. Dicho diagnóstico médico se determinó luego de superado el periodo de carencia.</w:t>
       </w:r>
     </w:p>
-    <w:p>
+    <w:p ns2:paraId="0916DF3D" ns2:textId="77777777">
       <w:pPr>
         <w:pBdr>
           <w:top w:val="nil"/>
@@ -831,7 +831,7 @@
         </w:rPr>
       </w:pPr>
     </w:p>
-    <w:p>
+    <w:p ns2:paraId="4D7EDC0F" ns2:textId="02842976">
       <w:pPr>
         <w:numPr>
           <w:ilvl w:val="2"/>
@@ -887,7 +887,7 @@
         <w:t xml:space="preserve"> el certificado médico, la historia clínica completa, y el documento de identidad.</w:t>
       </w:r>
     </w:p>
-    <w:p>
+    <w:p ns2:paraId="16CD0E6F" ns2:textId="77777777">
       <w:pPr>
         <w:pBdr>
           <w:top w:val="nil"/>
@@ -905,7 +905,7 @@
         </w:rPr>
       </w:pPr>
     </w:p>
-    <w:p>
+    <w:p ns2:paraId="53AF69C7" ns2:textId="18B363ED">
       <w:pPr>
         <w:numPr>
           <w:ilvl w:val="2"/>
@@ -935,7 +935,7 @@
         <w:t>El 21 de agosto de 2025, Pacífico respondió, mediante correo electrónico, que no logró acceder a los enlaces virtuales, requiriendo el envío de los documentos en formato digital con una capacidad máxima de memoria.</w:t>
       </w:r>
     </w:p>
-    <w:p>
+    <w:p ns2:paraId="0B79CCA4" ns2:textId="77777777">
       <w:pPr>
         <w:pBdr>
           <w:top w:val="nil"/>
@@ -953,7 +953,7 @@
         </w:rPr>
       </w:pPr>
     </w:p>
-    <w:p>
+    <w:p ns2:paraId="5AAC5EC8" ns2:textId="06DA0D23">
       <w:pPr>
         <w:numPr>
           <w:ilvl w:val="2"/>
@@ -983,7 +983,7 @@
         <w:t>El 5 de setiembre de 2025, remitió a Pacífico la historia clínica requerida, luego de lo cual la aseguradora asignó un número de trámite a la solicitud.</w:t>
       </w:r>
     </w:p>
-    <w:p>
+    <w:p ns2:paraId="21BD0922" ns2:textId="77777777">
       <w:pPr>
         <w:pBdr>
           <w:top w:val="nil"/>
@@ -1001,7 +1001,7 @@
         </w:rPr>
       </w:pPr>
     </w:p>
-    <w:p>
+    <w:p ns2:paraId="6C141519" ns2:textId="76369F33">
       <w:pPr>
         <w:numPr>
           <w:ilvl w:val="2"/>
@@ -1031,7 +1031,7 @@
         <w:t>El 17 de setiembre de 2025, Pacífico comunicó, mediante correo electrónico, que no visualizaba la póliza en sus sistemas, requiriendo el envío del número y nombre del documento contractual.</w:t>
       </w:r>
     </w:p>
-    <w:p>
+    <w:p ns2:paraId="597A3F51" ns2:textId="77777777">
       <w:pPr>
         <w:pBdr>
           <w:top w:val="nil"/>
@@ -1049,7 +1049,7 @@
         </w:rPr>
       </w:pPr>
     </w:p>
-    <w:p>
+    <w:p ns2:paraId="41DBDB2B" ns2:textId="1A492F8D">
       <w:pPr>
         <w:numPr>
           <w:ilvl w:val="2"/>
@@ -1103,7 +1103,7 @@
         <w:t>.</w:t>
       </w:r>
     </w:p>
-    <w:p>
+    <w:p ns2:paraId="2A73EB2C" ns2:textId="77777777">
       <w:pPr>
         <w:pBdr>
           <w:top w:val="nil"/>
@@ -1121,7 +1121,7 @@
         </w:rPr>
       </w:pPr>
     </w:p>
-    <w:p>
+    <w:p ns2:paraId="3BF7D35E" ns2:textId="3539D62B">
       <w:pPr>
         <w:numPr>
           <w:ilvl w:val="2"/>
@@ -1159,7 +1159,7 @@
         <w:t>asta la fecha, Pacífico no emitió pronunciamiento aprobando o rechazando la solicitud de cobertura, no requirió documentación adicional, no informó sobre el estado de evaluación del expediente y no efectuó el pago de la suma asegurada.</w:t>
       </w:r>
     </w:p>
-    <w:p>
+    <w:p ns2:paraId="748BB242" ns2:textId="2112B76A">
       <w:pPr>
         <w:pBdr>
           <w:top w:val="nil"/>
@@ -1177,7 +1177,7 @@
       </w:pPr>
     </w:p>
     <w:bookmarkEnd w:id="0"/>
-    <w:p>
+    <w:p ns2:paraId="6EA5BDCA" ns2:textId="374D1907">
       <w:pPr>
         <w:pStyle w:val="Prrafodelista"/>
         <w:numPr>
@@ -1467,7 +1467,7 @@
         <w:t/>
       </w:r>
     </w:p>
-    <w:p>
+    <w:p ns2:paraId="27AE8452" ns2:textId="77777777">
       <w:pPr>
         <w:contextualSpacing/>
         <w:jc w:val="both"/>
@@ -1480,7 +1480,7 @@
         </w:rPr>
       </w:pPr>
     </w:p>
-    <w:p>
+    <w:p ns2:paraId="6D170964" ns2:textId="77777777">
       <w:pPr>
         <w:numPr>
           <w:ilvl w:val="0"/>
@@ -1507,7 +1507,7 @@
         <w:t xml:space="preserve">DE LA SOLICITUD DE CONFIDENCIALIDAD PRESENTADA </w:t>
       </w:r>
     </w:p>
-    <w:p>
+    <w:p ns2:paraId="27D025BC" ns2:textId="77777777">
       <w:pPr>
         <w:ind w:left="567"/>
         <w:contextualSpacing/>
@@ -1521,7 +1521,7 @@
         </w:rPr>
       </w:pPr>
     </w:p>
-    <w:p>
+    <w:p ns2:paraId="56D1A47C" ns2:textId="3EF68179">
       <w:pPr>
         <w:pStyle w:val="Prrafodelista"/>
         <w:numPr>
@@ -1545,7 +1545,7 @@
         <w:t>El artículo 6 de la Ley sobre Facultades, Normas y Organización del Indecopi, aprobada por el Decreto Legislativo 807, establece que la información recibida por una Comisión, Oficina o Sala del Tribunal de Defensa de la Competencia y de la Propiedad Intelectual, que constituya un secreto industrial o comercial, deberá ser declarada reservada por la Comisión, Oficina o Sala del Tribunal respectiva, debiendo adoptar las medidas necesarias para garantizar la reserva y confidencialidad de la información.</w:t>
       </w:r>
     </w:p>
-    <w:p>
+    <w:p ns2:paraId="79A96F3D" ns2:textId="77777777">
       <w:pPr>
         <w:pStyle w:val="Prrafodelista"/>
         <w:ind w:left="567"/>
@@ -1557,7 +1557,7 @@
         </w:rPr>
       </w:pPr>
     </w:p>
-    <w:p>
+    <w:p ns2:paraId="43A0019D" ns2:textId="77777777">
       <w:pPr>
         <w:pStyle w:val="Prrafodelista"/>
         <w:numPr>
@@ -1581,7 +1581,7 @@
         <w:t>De otro lado, la Directiva 001-2008/TRI-INDECOPI, Directiva sobre confidencialidad de la información en los procedimientos seguidos por los órganos funcionales del Indecopi (en adelante, Directiva), modificada por la Directiva 002-2017/TRI-INDECOPI y 003-2022/TRI-INDECOPI, establece lo siguiente:</w:t>
       </w:r>
     </w:p>
-    <w:p>
+    <w:p ns2:paraId="6C6AB255" ns2:textId="77777777">
       <w:pPr>
         <w:ind w:left="720"/>
         <w:contextualSpacing/>
@@ -1592,7 +1592,7 @@
         </w:rPr>
       </w:pPr>
     </w:p>
-    <w:p>
+    <w:p ns2:paraId="54485FF6" ns2:textId="77777777">
       <w:pPr>
         <w:ind w:left="1701" w:right="4" w:hanging="567"/>
         <w:contextualSpacing/>
@@ -1634,7 +1634,7 @@
         <w:t>INFORMACIÓN CONFIDENCIAL</w:t>
       </w:r>
     </w:p>
-    <w:p>
+    <w:p ns2:paraId="77964E95" ns2:textId="77777777">
       <w:pPr>
         <w:ind w:left="1134" w:right="4"/>
         <w:contextualSpacing/>
@@ -1647,7 +1647,7 @@
         </w:rPr>
       </w:pPr>
     </w:p>
-    <w:p>
+    <w:p ns2:paraId="5C51B1BF" ns2:textId="77777777">
       <w:pPr>
         <w:ind w:left="2268" w:hanging="567"/>
         <w:contextualSpacing/>
@@ -1709,7 +1709,7 @@
         <w:t xml:space="preserve"> o un tercero del que el aportante la hubiere recibido, u otorgue una ventaja significativa para un competidor del aportante de la información.</w:t>
       </w:r>
     </w:p>
-    <w:p>
+    <w:p ns2:paraId="451CE3E6" ns2:textId="77777777">
       <w:pPr>
         <w:ind w:left="1134"/>
         <w:contextualSpacing/>
@@ -1730,7 +1730,7 @@
         <w:t>     </w:t>
       </w:r>
     </w:p>
-    <w:p>
+    <w:p ns2:paraId="005FBD89" ns2:textId="77777777">
       <w:pPr>
         <w:ind w:left="2268"/>
         <w:contextualSpacing/>
@@ -1755,7 +1755,7 @@
         <w:t>Puede también declararse confidencial aquella información que sea considerada reservada o confidencial por Ley. Entre estas:</w:t>
       </w:r>
     </w:p>
-    <w:p>
+    <w:p ns2:paraId="73F6CF1D" ns2:textId="77777777">
       <w:pPr>
         <w:ind w:left="2268"/>
         <w:contextualSpacing/>
@@ -1769,7 +1769,7 @@
         </w:rPr>
       </w:pPr>
     </w:p>
-    <w:p>
+    <w:p ns2:paraId="5E747B07" ns2:textId="77777777">
       <w:pPr>
         <w:ind w:left="2835" w:hanging="567"/>
         <w:contextualSpacing/>
@@ -1831,7 +1831,7 @@
         <w:t xml:space="preserve"> se considera comprendida dentro de la intimidad personal.</w:t>
       </w:r>
     </w:p>
-    <w:p>
+    <w:p ns2:paraId="35A0AE8F" ns2:textId="77777777">
       <w:pPr>
         <w:ind w:left="2835" w:hanging="567"/>
         <w:contextualSpacing/>
@@ -1869,7 +1869,7 @@
         <w:t>Se consideran datos sensibles los datos personales constituidos por los datos biométricos que por sí mismos pueden identificar al titular, datos referidos al origen racial y étnico; ingresos económicos, opiniones o convicciones políticas, religiosas, filosóficas o morales; afiliación sindical; e información relacionada a la salud o a la vida sexual.</w:t>
       </w:r>
     </w:p>
-    <w:p>
+    <w:p ns2:paraId="705576D1" ns2:textId="77777777">
       <w:pPr>
         <w:ind w:left="2268"/>
         <w:contextualSpacing/>
@@ -1884,7 +1884,7 @@
         </w:rPr>
       </w:pPr>
     </w:p>
-    <w:p>
+    <w:p ns2:paraId="19BC2C16" ns2:textId="77777777">
       <w:pPr>
         <w:ind w:left="2835" w:hanging="567"/>
         <w:contextualSpacing/>
@@ -1922,7 +1922,7 @@
         <w:t>Información proveniente de terceras personas ajenas al procedimiento de investigación, cuya divulgación sin previa autorización podría ocasionar perjuicios a alguna de las partes.</w:t>
       </w:r>
     </w:p>
-    <w:p>
+    <w:p ns2:paraId="62F3FAB8" ns2:textId="77777777">
       <w:pPr>
         <w:ind w:left="2268"/>
         <w:contextualSpacing/>
@@ -1937,7 +1937,7 @@
         </w:rPr>
       </w:pPr>
     </w:p>
-    <w:p>
+    <w:p ns2:paraId="44E63D8F" ns2:textId="77777777">
       <w:pPr>
         <w:ind w:left="2835" w:hanging="567"/>
         <w:contextualSpacing/>
@@ -1975,7 +1975,7 @@
         <w:t xml:space="preserve"> La información protegida por la respectiva regulación del secreto bancario, tributario, comercial, industrial, empresarial, tecnológico y bursátil.</w:t>
       </w:r>
     </w:p>
-    <w:p>
+    <w:p ns2:paraId="4FD4732F" ns2:textId="77777777">
       <w:pPr>
         <w:ind w:left="2835"/>
         <w:contextualSpacing/>
@@ -1990,7 +1990,7 @@
         </w:rPr>
       </w:pPr>
     </w:p>
-    <w:p>
+    <w:p ns2:paraId="2453C2EB" ns2:textId="77777777">
       <w:pPr>
         <w:ind w:left="2835"/>
         <w:contextualSpacing/>
@@ -2017,7 +2017,7 @@
         <w:t>Se considerará lo siguiente:</w:t>
       </w:r>
     </w:p>
-    <w:p>
+    <w:p ns2:paraId="3C6979FA" ns2:textId="77777777">
       <w:pPr>
         <w:ind w:left="2835"/>
         <w:contextualSpacing/>
@@ -2032,7 +2032,7 @@
         </w:rPr>
       </w:pPr>
     </w:p>
-    <w:p>
+    <w:p ns2:paraId="35794609" ns2:textId="77777777">
       <w:pPr>
         <w:ind w:left="2835"/>
         <w:contextualSpacing/>
@@ -2071,7 +2071,7 @@
         <w:t xml:space="preserve"> aquella información cuya importancia para el desarrollo de la actividad empresarial obliga a las empresas a mantenerla fuera del alcance de terceros ajenos a la empresa;</w:t>
       </w:r>
     </w:p>
-    <w:p>
+    <w:p ns2:paraId="0880956C" ns2:textId="77777777">
       <w:pPr>
         <w:ind w:left="2835"/>
         <w:contextualSpacing/>
@@ -2110,7 +2110,7 @@
         <w:t xml:space="preserve"> conocimiento tecnológico referido a procedimientos de fabricación o producción en general, o el conocimiento vinculado al empleo y aplicación de técnicas industriales, que permitan obtener o mantener una ventaja competitiva o económica frente a terceros;</w:t>
       </w:r>
     </w:p>
-    <w:p>
+    <w:p ns2:paraId="47F11505" ns2:textId="77777777">
       <w:pPr>
         <w:ind w:left="2835"/>
         <w:contextualSpacing/>
@@ -2149,7 +2149,7 @@
         <w:t xml:space="preserve"> Cualquier información no divulgada que una empresa natural o jurídica legítimamente posea, que pueda usarse en alguna actividad productiva, industrial o comercial, y que sea susceptible de transmitirse a un tercero, en la medida que dicha información sea:</w:t>
       </w:r>
     </w:p>
-    <w:p>
+    <w:p ns2:paraId="06C030EB" ns2:textId="77777777">
       <w:pPr>
         <w:ind w:left="1134"/>
         <w:contextualSpacing/>
@@ -2175,7 +2175,7 @@
         <w:t>   </w:t>
       </w:r>
     </w:p>
-    <w:p>
+    <w:p ns2:paraId="16216185" ns2:textId="77777777">
       <w:pPr>
         <w:ind w:left="3402" w:hanging="567"/>
         <w:contextualSpacing/>
@@ -2213,7 +2213,7 @@
         <w:t>Secreta, en el sentido que como conjunto o en la configuración y reunión precisa de sus componentes, no sea generalmente conocida ni fácilmente accesible por quienes se encuentran en los círculos que normalmente manejan la información respectiva;</w:t>
       </w:r>
     </w:p>
-    <w:p>
+    <w:p ns2:paraId="19A6DCFF" ns2:textId="77777777">
       <w:pPr>
         <w:ind w:left="3402" w:hanging="567"/>
         <w:contextualSpacing/>
@@ -2251,7 +2251,7 @@
         <w:t>tenga un valor comercial por ser secreta; y</w:t>
       </w:r>
     </w:p>
-    <w:p>
+    <w:p ns2:paraId="3178E686" ns2:textId="77777777">
       <w:pPr>
         <w:ind w:left="3402" w:hanging="567"/>
         <w:contextualSpacing/>
@@ -2289,7 +2289,7 @@
         <w:t>haya sido objeto de medidas razonables tomadas por su legítimo poseedor para mantenerla secreta.</w:t>
       </w:r>
     </w:p>
-    <w:p>
+    <w:p ns2:paraId="06306BE3" ns2:textId="77777777">
       <w:pPr>
         <w:ind w:left="3402" w:hanging="567"/>
         <w:contextualSpacing/>
@@ -2304,7 +2304,7 @@
         </w:rPr>
       </w:pPr>
     </w:p>
-    <w:p>
+    <w:p ns2:paraId="0AA7A8B4" ns2:textId="77777777">
       <w:pPr>
         <w:ind w:left="2835"/>
         <w:contextualSpacing/>
@@ -2330,7 +2330,7 @@
         <w:t>La información de un secreto empresarial podrá estar referida a la naturaleza, características o finalidades de los productos; a los métodos o procesos de producción; o, a los medios o formas de distribución o comercialización de productos o prestación de servicios.</w:t>
       </w:r>
     </w:p>
-    <w:p>
+    <w:p ns2:paraId="5CFFAE92" ns2:textId="77777777">
       <w:pPr>
         <w:ind w:left="2268" w:right="4" w:hanging="567"/>
         <w:contextualSpacing/>
@@ -2344,7 +2344,7 @@
         </w:rPr>
       </w:pPr>
     </w:p>
-    <w:p>
+    <w:p ns2:paraId="57D9052F" ns2:textId="77777777">
       <w:pPr>
         <w:ind w:left="2268" w:right="4" w:hanging="567"/>
         <w:contextualSpacing/>
@@ -2379,7 +2379,7 @@
         <w:t>Cuando se declare confidencial la información, esta será de uso exclusivo de los funcionarios encargados del trámite del procedimiento. Dicha información no podrá ser puesta en conocimiento de las demás partes del procedimiento ni de terceros. (…)”.</w:t>
       </w:r>
     </w:p>
-    <w:p>
+    <w:p ns2:paraId="3BA8B65D" ns2:textId="77777777">
       <w:pPr>
         <w:ind w:left="2268" w:right="4" w:hanging="567"/>
         <w:contextualSpacing/>
@@ -2391,7 +2391,7 @@
         </w:rPr>
       </w:pPr>
     </w:p>
-    <w:p>
+    <w:p ns2:paraId="5268E2E7" ns2:textId="77777777">
       <w:pPr>
         <w:pStyle w:val="Prrafodelista"/>
         <w:numPr>
@@ -2415,7 +2415,7 @@
         <w:t>Asimismo, el numeral 3.2 de la Directiva señala que todo administrado que solicite la reserva de la información durante la tramitación de los procedimientos a cargo de los órganos funcionales del Indecopi, tiene que cumplir una serie de requisitos al momento de realizar su solicitud de confidencialidad, los que se detallan a continuación:</w:t>
       </w:r>
     </w:p>
-    <w:p>
+    <w:p ns2:paraId="1CD59EF2" ns2:textId="77777777">
       <w:pPr>
         <w:contextualSpacing/>
         <w:rPr>
@@ -2423,7 +2423,7 @@
         </w:rPr>
       </w:pPr>
     </w:p>
-    <w:p>
+    <w:p ns2:paraId="4A3F7A63" ns2:textId="77777777">
       <w:pPr>
         <w:ind w:left="2268" w:right="4" w:hanging="567"/>
         <w:contextualSpacing/>
@@ -2455,7 +2455,7 @@
         <w:t>Al solicitar la confidencialidad de la información, el aportante de ella deberá cumplir los siguientes requisitos:</w:t>
       </w:r>
     </w:p>
-    <w:p>
+    <w:p ns2:paraId="004704F4" ns2:textId="77777777">
       <w:pPr>
         <w:ind w:left="2268" w:right="4" w:hanging="567"/>
         <w:contextualSpacing/>
@@ -2468,7 +2468,7 @@
         </w:rPr>
       </w:pPr>
     </w:p>
-    <w:p>
+    <w:p ns2:paraId="3F95C814" ns2:textId="77777777">
       <w:pPr>
         <w:ind w:left="2835" w:right="4" w:hanging="567"/>
         <w:contextualSpacing/>
@@ -2520,7 +2520,7 @@
         <w:t xml:space="preserve"> y se ha solicitado la exhibición de información documentaria. Caso contrario, la autoridad no será responsable de su divulgación.</w:t>
       </w:r>
     </w:p>
-    <w:p>
+    <w:p ns2:paraId="70296D06" ns2:textId="77777777">
       <w:pPr>
         <w:ind w:left="2835" w:right="4" w:hanging="567"/>
         <w:contextualSpacing/>
@@ -2533,7 +2533,7 @@
         </w:rPr>
       </w:pPr>
     </w:p>
-    <w:p>
+    <w:p ns2:paraId="00486B88" ns2:textId="77777777">
       <w:pPr>
         <w:ind w:left="2835" w:right="4" w:hanging="567"/>
         <w:contextualSpacing/>
@@ -2635,7 +2635,7 @@
         <w:t>solicitud, para lo cual le otorgará un plazo de siete (7) días hábiles, para ello, bajo apercibimiento de denegar el pedido de confidencialidad.</w:t>
       </w:r>
     </w:p>
-    <w:p>
+    <w:p ns2:paraId="7551E6B1" ns2:textId="77777777">
       <w:pPr>
         <w:ind w:left="2835" w:hanging="567"/>
         <w:contextualSpacing/>
@@ -2649,7 +2649,7 @@
         </w:rPr>
       </w:pPr>
     </w:p>
-    <w:p>
+    <w:p ns2:paraId="620C0D89" ns2:textId="77777777">
       <w:pPr>
         <w:ind w:left="2835" w:hanging="567"/>
         <w:contextualSpacing/>
@@ -2750,7 +2750,7 @@
         <w:t xml:space="preserve"> del área correspondiente deberá requerírselo, otorgándole un plazo de siete (7) días hábiles para ello, bajo apercibimiento de denegar el pedido de confidencialidad.</w:t>
       </w:r>
     </w:p>
-    <w:p>
+    <w:p ns2:paraId="037024F4" ns2:textId="77777777">
       <w:pPr>
         <w:ind w:left="2835" w:hanging="567"/>
         <w:contextualSpacing/>
@@ -2774,7 +2774,7 @@
         <w:t xml:space="preserve"> </w:t>
       </w:r>
     </w:p>
-    <w:p>
+    <w:p ns2:paraId="00465280" ns2:textId="77777777">
       <w:pPr>
         <w:ind w:left="2835" w:hanging="567"/>
         <w:contextualSpacing/>
@@ -2831,7 +2831,7 @@
         <w:t xml:space="preserve"> la información esté compuesta de series estadísticas, esta deberá ser presentada mediante indicadores que permitan apreciar la tendencia.</w:t>
       </w:r>
     </w:p>
-    <w:p>
+    <w:p ns2:paraId="24D7B246" ns2:textId="77777777">
       <w:pPr>
         <w:ind w:left="2835" w:hanging="567"/>
         <w:contextualSpacing/>
@@ -2855,7 +2855,7 @@
         <w:t xml:space="preserve"> </w:t>
       </w:r>
     </w:p>
-    <w:p>
+    <w:p ns2:paraId="01DEDCA2" ns2:textId="77777777">
       <w:pPr>
         <w:ind w:left="2835" w:hanging="3"/>
         <w:contextualSpacing/>
@@ -2879,7 +2879,7 @@
         <w:t>De considerar el aportante que la naturaleza de la información impide elaborar un “resumen no confidencial”, deberá comunicarlo al órgano funcional del INDECOPI, exponiendo las razones. Si el órgano resolutivo considera válidas dichas razones, le solicitará a la parte que elabore un listado de la información para hacerlo de conocimiento de las demás partes del procedimiento.</w:t>
       </w:r>
     </w:p>
-    <w:p>
+    <w:p ns2:paraId="5DC2F35D" ns2:textId="77777777">
       <w:pPr>
         <w:ind w:left="2835" w:hanging="3"/>
         <w:contextualSpacing/>
@@ -2893,7 +2893,7 @@
         </w:rPr>
       </w:pPr>
     </w:p>
-    <w:p>
+    <w:p ns2:paraId="1AFF1FB1" ns2:textId="77777777">
       <w:pPr>
         <w:ind w:left="2835" w:hanging="567"/>
         <w:contextualSpacing/>
@@ -2928,7 +2928,7 @@
         <w:t>En caso excepcional y de no haber presentado el aportante un “resumen no confidencial” de la información, la autoridad deberá solicitárselo otorgando un plazo de siete (7) días hábiles para ello. Caso contrario se denegará el tratamiento confidencial.</w:t>
       </w:r>
     </w:p>
-    <w:p>
+    <w:p ns2:paraId="486F78CE" ns2:textId="77777777">
       <w:pPr>
         <w:ind w:left="2835" w:hanging="567"/>
         <w:contextualSpacing/>
@@ -2942,7 +2942,7 @@
         </w:rPr>
       </w:pPr>
     </w:p>
-    <w:p>
+    <w:p ns2:paraId="777A56D1" ns2:textId="77777777">
       <w:pPr>
         <w:ind w:left="2835" w:hanging="567"/>
         <w:contextualSpacing/>
@@ -2999,7 +2999,7 @@
         <w:t xml:space="preserve"> sin otorgarle tratamiento confidencial aquella información para la cual se solicita tratamiento confidencial, si la misma puede ser obtenida de otra fuente con carácter no confidencial.</w:t>
       </w:r>
     </w:p>
-    <w:p>
+    <w:p ns2:paraId="2B6183EB" ns2:textId="77777777">
       <w:pPr>
         <w:ind w:left="2835" w:hanging="567"/>
         <w:contextualSpacing/>
@@ -3013,7 +3013,7 @@
         </w:rPr>
       </w:pPr>
     </w:p>
-    <w:p>
+    <w:p ns2:paraId="570E88BD" ns2:textId="77777777">
       <w:pPr>
         <w:ind w:left="2835" w:hanging="567"/>
         <w:contextualSpacing/>
@@ -3048,7 +3048,7 @@
         <w:t>Señalar el plazo por el cual se solicita el tratamiento confidencial de la información presentada.”</w:t>
       </w:r>
     </w:p>
-    <w:p>
+    <w:p ns2:paraId="63A0A79B" ns2:textId="77777777">
       <w:pPr>
         <w:ind w:left="567"/>
         <w:contextualSpacing/>
@@ -3060,7 +3060,7 @@
         </w:rPr>
       </w:pPr>
     </w:p>
-    <w:p>
+    <w:p ns2:paraId="254AC332" ns2:textId="77777777">
       <w:pPr>
         <w:pStyle w:val="Prrafodelista"/>
         <w:numPr>
@@ -3084,7 +3084,7 @@
         <w:t>Por ello, al momento de evaluar una solicitud de confidencialidad de información, la Secretaría Técnica -por delegación de facultades- debe, en primer lugar, corroborar el cumplimiento de los requisitos establecidos expresamente en la Directiva, los que se encuentran a cargo de la parte solicitante.</w:t>
       </w:r>
     </w:p>
-    <w:p>
+    <w:p ns2:paraId="402F1F7E" ns2:textId="77777777">
       <w:pPr>
         <w:ind w:left="567"/>
         <w:contextualSpacing/>
@@ -3094,7 +3094,7 @@
         </w:rPr>
       </w:pPr>
     </w:p>
-    <w:p>
+    <w:p ns2:paraId="59A5CBB0" ns2:textId="77777777">
       <w:pPr>
         <w:pStyle w:val="Prrafodelista"/>
         <w:numPr>
@@ -3162,7 +3162,7 @@
         <w:t>.</w:t>
       </w:r>
     </w:p>
-    <w:p>
+    <w:p ns2:paraId="48841480" ns2:textId="77777777">
       <w:pPr>
         <w:ind w:left="567"/>
         <w:contextualSpacing/>
@@ -3174,7 +3174,7 @@
         </w:rPr>
       </w:pPr>
     </w:p>
-    <w:p>
+    <w:p ns2:paraId="0E134C1E" ns2:textId="77777777">
       <w:pPr>
         <w:pStyle w:val="Prrafodelista"/>
         <w:numPr>
@@ -3217,7 +3217,7 @@
         <w:t>.</w:t>
       </w:r>
     </w:p>
-    <w:p>
+    <w:p ns2:paraId="155BD7AB" ns2:textId="77777777">
       <w:pPr>
         <w:pStyle w:val="Prrafodelista"/>
         <w:rPr>
@@ -3228,7 +3228,7 @@
         </w:rPr>
       </w:pPr>
     </w:p>
-    <w:p>
+    <w:p ns2:paraId="7F6D7A82" ns2:textId="77777777">
       <w:pPr>
         <w:pStyle w:val="Prrafodelista"/>
         <w:numPr>
@@ -3279,7 +3279,7 @@
         <w:t>; siendo que en caso el administrado no cumpla con este último requisito el Órgano Resolutivo le solicitará que subsane dicha omisión o que indique si desea tener por no presentado su escrito, bajo apercibimiento de incorporarlo al expediente como documento de carácter público con el mismo tratamiento que cualquier pieza incluida en dicho expediente.</w:t>
       </w:r>
     </w:p>
-    <w:p>
+    <w:p ns2:paraId="323B9CB3" ns2:textId="77777777">
       <w:pPr>
         <w:rPr>
           <w:rStyle w:val="normaltextrun"/>
@@ -3289,7 +3289,7 @@
         </w:rPr>
       </w:pPr>
     </w:p>
-    <w:p>
+    <w:p ns2:paraId="33F7562C" ns2:textId="3268E48B">
       <w:pPr>
         <w:pStyle w:val="Prrafodelista"/>
         <w:numPr>
@@ -3382,7 +3382,7 @@
         <w:t xml:space="preserve"/>
       </w:r>
     </w:p>
-    <w:p>
+    <w:p ns2:paraId="47AE20A3" ns2:textId="77777777">
       <w:pPr>
         <w:jc w:val="both"/>
         <w:rPr>
@@ -3395,7 +3395,7 @@
         </w:rPr>
       </w:pPr>
     </w:p>
-    <w:p>
+    <w:p ns2:paraId="173AAA85" ns2:textId="77C480C2">
       <w:pPr>
         <w:tabs>
           <w:tab w:val="left" w:pos="284"/>
@@ -3527,7 +3527,7 @@
         <w:t/>
       </w:r>
     </w:p>
-    <w:p>
+    <w:p ns2:paraId="40AC70AE" ns2:textId="77777777">
       <w:pPr>
         <w:tabs>
           <w:tab w:val="left" w:pos="284"/>
@@ -3544,7 +3544,7 @@
         </w:rPr>
       </w:pPr>
     </w:p>
-    <w:p>
+    <w:p ns2:paraId="326B9E2D" ns2:textId="77777777">
       <w:pPr>
         <w:pStyle w:val="Prrafodelista"/>
         <w:numPr>
@@ -3671,7 +3671,7 @@
         <w:t xml:space="preserve">. </w:t>
       </w:r>
     </w:p>
-    <w:p>
+    <w:p ns2:paraId="659FEB74" ns2:textId="77777777">
       <w:pPr>
         <w:pStyle w:val="Prrafodelista"/>
         <w:ind w:left="1134"/>
@@ -3686,7 +3686,7 @@
         </w:rPr>
       </w:pPr>
     </w:p>
-    <w:p>
+    <w:p ns2:paraId="4318A971" ns2:textId="77777777">
       <w:pPr>
         <w:pStyle w:val="Prrafodelista"/>
         <w:numPr>
@@ -3838,7 +3838,7 @@
         <w:t>.</w:t>
       </w:r>
     </w:p>
-    <w:p>
+    <w:p ns2:paraId="242927E6" ns2:textId="77777777">
       <w:pPr>
         <w:pStyle w:val="Prrafodelista"/>
         <w:ind w:left="1134"/>
@@ -3853,7 +3853,7 @@
         </w:rPr>
       </w:pPr>
     </w:p>
-    <w:p>
+    <w:p ns2:paraId="59EC5FD8" ns2:textId="77777777">
       <w:pPr>
         <w:pStyle w:val="Prrafodelista"/>
         <w:numPr>
@@ -3945,7 +3945,7 @@
         <w:t>como documentos de carácter público con el mismo tratamiento que cualquier otra pieza incluida en dicho expediente.</w:t>
       </w:r>
     </w:p>
-    <w:p>
+    <w:p ns2:paraId="5C25D1A3" ns2:textId="77777777">
       <w:pPr>
         <w:pStyle w:val="paragraph"/>
         <w:spacing w:before="0" w:beforeAutospacing="0" w:after="0" w:afterAutospacing="0"/>
@@ -3963,7 +3963,7 @@
         </w:rPr>
       </w:pPr>
     </w:p>
-    <w:p>
+    <w:p ns2:paraId="7E26E4A7" ns2:textId="66E76DC8">
       <w:pPr>
         <w:tabs>
           <w:tab w:val="left" w:pos="284"/>
@@ -4186,17 +4186,17 @@
         <w:t/>
       </w:r>
     </w:p>
-    <w:p>
-      <w:pPr>
-        <w:jc w:val="both"/>
-        <w:rPr>
-          <w:rFonts w:ascii="Arial Narrow" w:eastAsia="Arial Narrow" w:hAnsi="Arial Narrow" w:cs="Arial Narrow"/>
-          <w:sz w:val="22"/>
-          <w:szCs w:val="22"/>
-        </w:rPr>
-      </w:pPr>
-    </w:p>
-    <w:p>
+    <w:p ns2:paraId="2943BE67" ns2:textId="77777777">
+      <w:pPr>
+        <w:jc w:val="both"/>
+        <w:rPr>
+          <w:rFonts w:ascii="Arial Narrow" w:eastAsia="Arial Narrow" w:hAnsi="Arial Narrow" w:cs="Arial Narrow"/>
+          <w:sz w:val="22"/>
+          <w:szCs w:val="22"/>
+        </w:rPr>
+      </w:pPr>
+    </w:p>
+    <w:p ns2:paraId="26EC4D16" ns2:textId="1F8AF9F0">
       <w:pPr>
         <w:pStyle w:val="Prrafodelista"/>
         <w:numPr>
@@ -4319,7 +4319,7 @@
         <w:t/>
       </w:r>
     </w:p>
-    <w:p>
+    <w:p ns2:paraId="52560C66" ns2:textId="77777777">
       <w:pPr>
         <w:pStyle w:val="Prrafodelista"/>
         <w:rPr>
@@ -4332,7 +4332,7 @@
         </w:rPr>
       </w:pPr>
     </w:p>
-    <w:p>
+    <w:p ns2:paraId="03073F74" ns2:textId="68214599">
       <w:pPr>
         <w:pStyle w:val="Prrafodelista"/>
         <w:numPr>
@@ -4509,16 +4509,16 @@
         <w:t/>
       </w:r>
     </w:p>
-    <w:p>
-      <w:pPr>
-        <w:rPr>
-          <w:rFonts w:ascii="Arial Narrow" w:hAnsi="Arial Narrow" w:cs="Arial"/>
-          <w:sz w:val="22"/>
-          <w:szCs w:val="22"/>
-        </w:rPr>
-      </w:pPr>
-    </w:p>
-    <w:p>
+    <w:p ns2:paraId="4819FDF0" ns2:textId="77777777">
+      <w:pPr>
+        <w:rPr>
+          <w:rFonts w:ascii="Arial Narrow" w:hAnsi="Arial Narrow" w:cs="Arial"/>
+          <w:sz w:val="22"/>
+          <w:szCs w:val="22"/>
+        </w:rPr>
+      </w:pPr>
+    </w:p>
+    <w:p ns2:paraId="6C2F4312" ns2:textId="22C2B54B">
       <w:pPr>
         <w:pStyle w:val="Prrafodelista"/>
         <w:numPr>
@@ -4611,7 +4611,7 @@
         <w:t xml:space="preserve"/>
       </w:r>
     </w:p>
-    <w:p>
+    <w:p ns2:paraId="6C2D0086" ns2:textId="77777777">
       <w:pPr>
         <w:pStyle w:val="Prrafodelista"/>
         <w:rPr>
@@ -4621,7 +4621,7 @@
         </w:rPr>
       </w:pPr>
     </w:p>
-    <w:p>
+    <w:p ns2:paraId="6BE58FC9" ns2:textId="3E263A5D">
       <w:pPr>
         <w:pStyle w:val="Prrafodelista"/>
         <w:numPr>
@@ -4797,7 +4797,7 @@
         <w:t/>
       </w:r>
     </w:p>
-    <w:p>
+    <w:p ns2:paraId="60CA0089" ns2:textId="77777777">
       <w:pPr>
         <w:pStyle w:val="Prrafodelista"/>
         <w:rPr>
@@ -4807,7 +4807,7 @@
         </w:rPr>
       </w:pPr>
     </w:p>
-    <w:p>
+    <w:p ns2:paraId="590B28B6" ns2:textId="5BC39C48">
       <w:pPr>
         <w:pStyle w:val="Prrafodelista"/>
         <w:numPr>
@@ -4831,7 +4831,7 @@
         <w:t>Por lo expuesto, corresponde emitir un pronunciamiento sobre la solicitud de confidencialidad formulada.</w:t>
       </w:r>
     </w:p>
-    <w:p>
+    <w:p ns2:paraId="193D0BF4" ns2:textId="77777777">
       <w:pPr>
         <w:contextualSpacing/>
         <w:rPr>
@@ -4841,7 +4841,7 @@
         </w:rPr>
       </w:pPr>
     </w:p>
-    <w:p>
+    <w:p ns2:paraId="56004BBB" ns2:textId="77777777">
       <w:pPr>
         <w:contextualSpacing/>
         <w:rPr>
@@ -4863,16 +4863,16 @@
         <w:t>De la declaración de confidencialidad</w:t>
       </w:r>
     </w:p>
-    <w:p>
-      <w:pPr>
-        <w:rPr>
-          <w:rFonts w:ascii="Arial Narrow" w:eastAsia="Arial Narrow" w:hAnsi="Arial Narrow" w:cs="Arial Narrow"/>
-          <w:sz w:val="22"/>
-          <w:szCs w:val="22"/>
-        </w:rPr>
-      </w:pPr>
-    </w:p>
-    <w:p>
+    <w:p ns2:paraId="646638B2" ns2:textId="77777777">
+      <w:pPr>
+        <w:rPr>
+          <w:rFonts w:ascii="Arial Narrow" w:eastAsia="Arial Narrow" w:hAnsi="Arial Narrow" w:cs="Arial Narrow"/>
+          <w:sz w:val="22"/>
+          <w:szCs w:val="22"/>
+        </w:rPr>
+      </w:pPr>
+    </w:p>
+    <w:p ns2:paraId="7E50F6A8" ns2:textId="1B934D09">
       <w:pPr>
         <w:pStyle w:val="Prrafodelista"/>
         <w:numPr>
@@ -5066,7 +5066,7 @@
         <w:t/>
       </w:r>
     </w:p>
-    <w:p>
+    <w:p ns2:paraId="4DEB8372" ns2:textId="77777777">
       <w:pPr>
         <w:rPr>
           <w:rFonts w:ascii="Arial Narrow" w:eastAsia="Arial" w:hAnsi="Arial Narrow" w:cs="Arial"/>
@@ -5075,7 +5075,7 @@
         </w:rPr>
       </w:pPr>
     </w:p>
-    <w:p>
+    <w:p ns2:paraId="6688AAC2" ns2:textId="0343AA31">
       <w:pPr>
         <w:pStyle w:val="Prrafodelista"/>
         <w:numPr>
@@ -5189,7 +5189,7 @@
         <w:t xml:space="preserve"/>
       </w:r>
     </w:p>
-    <w:p>
+    <w:p ns2:paraId="240BB882" ns2:textId="77777777">
       <w:pPr>
         <w:pStyle w:val="Prrafodelista"/>
         <w:rPr>
@@ -5199,7 +5199,7 @@
         </w:rPr>
       </w:pPr>
     </w:p>
-    <w:p>
+    <w:p ns2:paraId="49A7A29E" ns2:textId="6B593010">
       <w:pPr>
         <w:pStyle w:val="Prrafodelista"/>
         <w:numPr>
@@ -5385,7 +5385,7 @@
         <w:t xml:space="preserve"/>
       </w:r>
     </w:p>
-    <w:p>
+    <w:p ns2:paraId="3F1669A1" ns2:textId="77777777">
       <w:pPr>
         <w:pStyle w:val="Prrafodelista"/>
         <w:rPr>
@@ -5396,7 +5396,7 @@
         </w:rPr>
       </w:pPr>
     </w:p>
-    <w:p>
+    <w:p ns2:paraId="3740B4DD" ns2:textId="77777777">
       <w:pPr>
         <w:pStyle w:val="Prrafodelista"/>
         <w:numPr>
@@ -5439,7 +5439,7 @@
         <w:t xml:space="preserve"> que rige los procedimientos administrativos.</w:t>
       </w:r>
     </w:p>
-    <w:p>
+    <w:p ns2:paraId="48674CEA" ns2:textId="77777777">
       <w:pPr>
         <w:pStyle w:val="Prrafodelista"/>
         <w:rPr>
@@ -5449,7 +5449,7 @@
         </w:rPr>
       </w:pPr>
     </w:p>
-    <w:p>
+    <w:p ns2:paraId="212B9031" ns2:textId="65F45787">
       <w:pPr>
         <w:pStyle w:val="Prrafodelista"/>
         <w:numPr>
@@ -5523,7 +5523,7 @@
         <w:t>.</w:t>
       </w:r>
     </w:p>
-    <w:p>
+    <w:p ns2:paraId="1F477B59" ns2:textId="77777777">
       <w:pPr>
         <w:pStyle w:val="Prrafodelista"/>
         <w:rPr>
@@ -5533,7 +5533,7 @@
         </w:rPr>
       </w:pPr>
     </w:p>
-    <w:p>
+    <w:p ns2:paraId="6CF332D8" ns2:textId="192CF55D">
       <w:pPr>
         <w:pStyle w:val="Prrafodelista"/>
         <w:numPr>
@@ -5830,7 +5830,7 @@
         <w:t>.</w:t>
       </w:r>
     </w:p>
-    <w:p>
+    <w:p ns2:paraId="73188DA0" ns2:textId="77777777">
       <w:pPr>
         <w:jc w:val="both"/>
         <w:rPr>
@@ -5840,7 +5840,7 @@
         </w:rPr>
       </w:pPr>
     </w:p>
-    <w:p>
+    <w:p ns2:paraId="0C905DA1" ns2:textId="37D7F064">
       <w:pPr>
         <w:pStyle w:val="Prrafodelista"/>
         <w:numPr>
@@ -5873,17 +5873,17 @@
         <w:t>DE LA ADMISIÓN A TRÁMITE DE LA DENUNCIA</w:t>
       </w:r>
     </w:p>
-    <w:p>
-      <w:pPr>
-        <w:jc w:val="both"/>
-        <w:rPr>
-          <w:rFonts w:ascii="Arial Narrow" w:eastAsia="Arial Narrow" w:hAnsi="Arial Narrow" w:cs="Arial Narrow"/>
-          <w:sz w:val="22"/>
-          <w:szCs w:val="22"/>
-        </w:rPr>
-      </w:pPr>
-    </w:p>
-    <w:p>
+    <w:p ns2:paraId="19649EC4" ns2:textId="77777777">
+      <w:pPr>
+        <w:jc w:val="both"/>
+        <w:rPr>
+          <w:rFonts w:ascii="Arial Narrow" w:eastAsia="Arial Narrow" w:hAnsi="Arial Narrow" w:cs="Arial Narrow"/>
+          <w:sz w:val="22"/>
+          <w:szCs w:val="22"/>
+        </w:rPr>
+      </w:pPr>
+    </w:p>
+    <w:p ns2:paraId="2DBF1FEC" ns2:textId="2FEA2E54">
       <w:pPr>
         <w:pStyle w:val="Prrafodelista"/>
         <w:numPr>
@@ -6020,17 +6020,17 @@
       </w:r>
       <w:bookmarkEnd w:id="9"/>
     </w:p>
-    <w:p>
-      <w:pPr>
-        <w:jc w:val="both"/>
-        <w:rPr>
-          <w:rFonts w:ascii="Arial Narrow" w:eastAsia="Arial Narrow" w:hAnsi="Arial Narrow" w:cs="Arial Narrow"/>
-          <w:sz w:val="22"/>
-          <w:szCs w:val="22"/>
-        </w:rPr>
-      </w:pPr>
-    </w:p>
-    <w:p>
+    <w:p ns2:paraId="3125D291" ns2:textId="77777777">
+      <w:pPr>
+        <w:jc w:val="both"/>
+        <w:rPr>
+          <w:rFonts w:ascii="Arial Narrow" w:eastAsia="Arial Narrow" w:hAnsi="Arial Narrow" w:cs="Arial Narrow"/>
+          <w:sz w:val="22"/>
+          <w:szCs w:val="22"/>
+        </w:rPr>
+      </w:pPr>
+    </w:p>
+    <w:p ns2:paraId="03475159" ns2:textId="2A52F6EE">
       <w:pPr>
         <w:pStyle w:val="Prrafodelista"/>
         <w:numPr>
@@ -6146,7 +6146,7 @@
         <w:t>.</w:t>
       </w:r>
     </w:p>
-    <w:p>
+    <w:p ns2:paraId="620868DF" ns2:textId="77777777">
       <w:pPr>
         <w:pStyle w:val="Prrafodelista"/>
         <w:rPr>
@@ -6156,7 +6156,7 @@
         </w:rPr>
       </w:pPr>
     </w:p>
-    <w:p>
+    <w:p ns2:paraId="556A1C96" ns2:textId="3CD7083B">
       <w:pPr>
         <w:pStyle w:val="Prrafodelista"/>
         <w:numPr>
@@ -6281,7 +6281,7 @@
         <w:t xml:space="preserve">. </w:t>
       </w:r>
     </w:p>
-    <w:p>
+    <w:p ns2:paraId="365C7F3F" ns2:textId="77777777">
       <w:pPr>
         <w:jc w:val="both"/>
         <w:rPr>
@@ -6292,7 +6292,7 @@
       </w:pPr>
     </w:p>
     <w:bookmarkEnd w:id="11"/>
-    <w:p>
+    <w:p ns2:paraId="260996F6" ns2:textId="1387DF6C">
       <w:pPr>
         <w:pStyle w:val="Prrafodelista"/>
         <w:numPr>
@@ -6316,7 +6316,7 @@
         <w:t>En tanto la denuncia reúne los requisitos establecidos por la norma citada, corresponde admitirla a trámite.</w:t>
       </w:r>
     </w:p>
-    <w:p>
+    <w:p ns2:paraId="01F0B2E8" ns2:textId="77777777">
       <w:pPr>
         <w:pBdr>
           <w:top w:val="nil"/>
@@ -6333,7 +6333,7 @@
         </w:rPr>
       </w:pPr>
     </w:p>
-    <w:p>
+    <w:p ns2:paraId="733EEF6D" ns2:textId="6C68D355">
       <w:pPr>
         <w:pStyle w:val="Prrafodelista"/>
         <w:numPr>
@@ -6366,7 +6366,7 @@
         <w:t>REQUERIMIENTO DE INFORMACIÓN</w:t>
       </w:r>
     </w:p>
-    <w:p>
+    <w:p ns2:paraId="50741013" ns2:textId="77777777">
       <w:pPr>
         <w:pBdr>
           <w:top w:val="nil"/>
@@ -6385,7 +6385,7 @@
         </w:rPr>
       </w:pPr>
     </w:p>
-    <w:p>
+    <w:p ns2:paraId="1BCEC533" ns2:textId="1892D0B2">
       <w:pPr>
         <w:pStyle w:val="Prrafodelista"/>
         <w:numPr>
@@ -6667,17 +6667,17 @@
         <w:t xml:space="preserve">. </w:t>
       </w:r>
     </w:p>
-    <w:p>
-      <w:pPr>
-        <w:jc w:val="both"/>
-        <w:rPr>
-          <w:rFonts w:ascii="Arial Narrow" w:hAnsi="Arial Narrow"/>
-          <w:sz w:val="22"/>
-          <w:szCs w:val="22"/>
-        </w:rPr>
-      </w:pPr>
-    </w:p>
-    <w:p>
+    <w:p ns2:paraId="0D137131" ns2:textId="77777777">
+      <w:pPr>
+        <w:jc w:val="both"/>
+        <w:rPr>
+          <w:rFonts w:ascii="Arial Narrow" w:hAnsi="Arial Narrow"/>
+          <w:sz w:val="22"/>
+          <w:szCs w:val="22"/>
+        </w:rPr>
+      </w:pPr>
+    </w:p>
+    <w:p ns2:paraId="13303696" ns2:textId="77777777">
       <w:pPr>
         <w:numPr>
           <w:ilvl w:val="0"/>
@@ -6709,7 +6709,7 @@
         <w:t>RESOLUCIÓN DE LA SECRETARÍA TÉCNICA</w:t>
       </w:r>
     </w:p>
-    <w:p>
+    <w:p ns2:paraId="3BAAC97F" ns2:textId="77777777">
       <w:pPr>
         <w:pBdr>
           <w:top w:val="nil"/>
@@ -6728,7 +6728,7 @@
         </w:rPr>
       </w:pPr>
     </w:p>
-    <w:p>
+    <w:p ns2:paraId="4EC40022" ns2:textId="6A150C29">
       <w:pPr>
         <w:jc w:val="both"/>
         <w:rPr>
@@ -6962,18 +6962,18 @@
         <w:t/>
       </w:r>
     </w:p>
-    <w:p>
-      <w:pPr>
-        <w:jc w:val="both"/>
-        <w:rPr>
-          <w:rFonts w:ascii="Arial Narrow" w:eastAsia="Arial Narrow" w:hAnsi="Arial Narrow" w:cs="Arial Narrow"/>
-          <w:b/>
-          <w:sz w:val="22"/>
-          <w:szCs w:val="22"/>
-        </w:rPr>
-      </w:pPr>
-    </w:p>
-    <w:p>
+    <w:p ns2:paraId="692F717C" ns2:textId="77777777">
+      <w:pPr>
+        <w:jc w:val="both"/>
+        <w:rPr>
+          <w:rFonts w:ascii="Arial Narrow" w:eastAsia="Arial Narrow" w:hAnsi="Arial Narrow" w:cs="Arial Narrow"/>
+          <w:b/>
+          <w:sz w:val="22"/>
+          <w:szCs w:val="22"/>
+        </w:rPr>
+      </w:pPr>
+    </w:p>
+    <w:p ns2:paraId="7512E6D4" ns2:textId="77777777">
       <w:pPr>
         <w:jc w:val="both"/>
         <w:rPr>
@@ -7111,7 +7111,7 @@
         <w:t/>
       </w:r>
     </w:p>
-    <w:p>
+    <w:p ns2:paraId="712E59CF" ns2:textId="77777777">
       <w:pPr>
         <w:jc w:val="both"/>
         <w:rPr>
@@ -7122,7 +7122,7 @@
         </w:rPr>
       </w:pPr>
     </w:p>
-    <w:p>
+    <w:p ns2:paraId="1A3851B6" ns2:textId="1D43775A">
       <w:pPr>
         <w:pStyle w:val="Prrafodelista"/>
         <w:numPr>
@@ -7327,7 +7327,7 @@
         <w:t>.</w:t>
       </w:r>
     </w:p>
-    <w:p>
+    <w:p ns2:paraId="33C4A45D" ns2:textId="77777777">
       <w:pPr>
         <w:jc w:val="both"/>
         <w:rPr>
@@ -7337,7 +7337,7 @@
         </w:rPr>
       </w:pPr>
     </w:p>
-    <w:p>
+    <w:p ns2:paraId="19E25DB4" ns2:textId="4DD48EEA">
       <w:pPr>
         <w:pStyle w:val="Prrafodelista"/>
         <w:numPr>
@@ -7535,7 +7535,7 @@
         <w:t>.</w:t>
       </w:r>
     </w:p>
-    <w:p>
+    <w:p ns2:paraId="1C3174AC" ns2:textId="77777777">
       <w:pPr>
         <w:pStyle w:val="Prrafodelista"/>
         <w:rPr>
@@ -7545,7 +7545,7 @@
         </w:rPr>
       </w:pPr>
     </w:p>
-    <w:p>
+    <w:p ns2:paraId="5C8025BC" ns2:textId="4923B83C">
       <w:pPr>
         <w:pStyle w:val="Prrafodelista"/>
         <w:numPr>
@@ -7628,7 +7628,7 @@
         <w:t>.</w:t>
       </w:r>
     </w:p>
-    <w:p>
+    <w:p ns2:paraId="4F8CBFAD" ns2:textId="5EEA5FED">
       <w:pPr>
         <w:jc w:val="both"/>
         <w:rPr>
@@ -7638,7 +7638,7 @@
         </w:rPr>
       </w:pPr>
     </w:p>
-    <w:p>
+    <w:p ns2:paraId="29C4DA0A" ns2:textId="2E0A0C16">
       <w:pPr>
         <w:jc w:val="both"/>
         <w:rPr>
@@ -7708,17 +7708,17 @@
         <w:t xml:space="preserve">. </w:t>
       </w:r>
     </w:p>
-    <w:p>
-      <w:pPr>
-        <w:jc w:val="both"/>
-        <w:rPr>
-          <w:rFonts w:ascii="Arial Narrow" w:eastAsia="Arial Narrow" w:hAnsi="Arial Narrow" w:cs="Arial Narrow"/>
-          <w:sz w:val="22"/>
-          <w:szCs w:val="22"/>
-        </w:rPr>
-      </w:pPr>
-    </w:p>
-    <w:p>
+    <w:p ns2:paraId="03EB0BD9" ns2:textId="77777777">
+      <w:pPr>
+        <w:jc w:val="both"/>
+        <w:rPr>
+          <w:rFonts w:ascii="Arial Narrow" w:eastAsia="Arial Narrow" w:hAnsi="Arial Narrow" w:cs="Arial Narrow"/>
+          <w:sz w:val="22"/>
+          <w:szCs w:val="22"/>
+        </w:rPr>
+      </w:pPr>
+    </w:p>
+    <w:p ns2:paraId="2DC92C85" ns2:textId="3806AE12">
       <w:pPr>
         <w:jc w:val="both"/>
         <w:rPr>
@@ -7793,7 +7793,7 @@
       </w:r>
     </w:p>
     <w:bookmarkEnd w:id="13"/>
-    <w:p>
+    <w:p ns2:paraId="19BDC2CF" ns2:textId="77777777">
       <w:pPr>
         <w:autoSpaceDE w:val="0"/>
         <w:autoSpaceDN w:val="0"/>
@@ -7806,7 +7806,7 @@
         </w:rPr>
       </w:pPr>
     </w:p>
-    <w:p>
+    <w:p ns2:paraId="1FE74689" ns2:textId="77777777">
       <w:pPr>
         <w:widowControl w:val="0"/>
         <w:numPr>
@@ -7830,7 +7830,7 @@
         <w:t xml:space="preserve">Presentar documentos que acrediten su inscripción en los Registros Públicos o una declaración jurada que indique que cuenta con dicha inscripción; </w:t>
       </w:r>
     </w:p>
-    <w:p>
+    <w:p ns2:paraId="0689A641" ns2:textId="77777777">
       <w:pPr>
         <w:widowControl w:val="0"/>
         <w:ind w:left="567" w:hanging="567"/>
@@ -7842,7 +7842,7 @@
         </w:rPr>
       </w:pPr>
     </w:p>
-    <w:p>
+    <w:p ns2:paraId="69BBACBB" ns2:textId="77777777">
       <w:pPr>
         <w:widowControl w:val="0"/>
         <w:numPr>
@@ -7867,7 +7867,7 @@
       </w:r>
       <w:bookmarkStart w:id="14" w:name="_Hlk136949140"/>
     </w:p>
-    <w:p>
+    <w:p ns2:paraId="5FDE66B6" ns2:textId="77777777">
       <w:pPr>
         <w:widowControl w:val="0"/>
         <w:ind w:left="567"/>
@@ -7879,7 +7879,7 @@
         </w:rPr>
       </w:pPr>
     </w:p>
-    <w:p>
+    <w:p ns2:paraId="721739B8" ns2:textId="77777777">
       <w:pPr>
         <w:widowControl w:val="0"/>
         <w:numPr>
@@ -7903,7 +7903,7 @@
         <w:t>consignar el Número de Registro Único de Contribuyentes (RUC);</w:t>
       </w:r>
     </w:p>
-    <w:p>
+    <w:p ns2:paraId="000E2D60" ns2:textId="77777777">
       <w:pPr>
         <w:widowControl w:val="0"/>
         <w:ind w:left="567"/>
@@ -7915,7 +7915,7 @@
         </w:rPr>
       </w:pPr>
     </w:p>
-    <w:p>
+    <w:p ns2:paraId="3AEF7426" ns2:textId="77777777">
       <w:pPr>
         <w:widowControl w:val="0"/>
         <w:numPr>
@@ -7940,7 +7940,7 @@
       </w:r>
       <w:bookmarkStart w:id="15" w:name="_Hlk136948279"/>
     </w:p>
-    <w:p>
+    <w:p ns2:paraId="0F479918" ns2:textId="77777777">
       <w:pPr>
         <w:widowControl w:val="0"/>
         <w:ind w:left="567"/>
@@ -7952,7 +7952,7 @@
         </w:rPr>
       </w:pPr>
     </w:p>
-    <w:p>
+    <w:p ns2:paraId="48C8F32D" ns2:textId="77777777">
       <w:pPr>
         <w:widowControl w:val="0"/>
         <w:numPr>
@@ -8061,7 +8061,7 @@
       <w:bookmarkEnd w:id="15"/>
     </w:p>
     <w:bookmarkEnd w:id="14"/>
-    <w:p>
+    <w:p ns2:paraId="6025EDCC" ns2:textId="77777777">
       <w:pPr>
         <w:jc w:val="both"/>
         <w:rPr>
@@ -8084,247 +8084,38 @@
           <w:vertAlign w:val="superscript"/>
           <w:lang w:val="es-ES" w:eastAsia="es-ES"/>
         </w:rPr>
-      </w:pPr>
-      <w:r>
-        <w:rPr>
-          <w:rFonts w:ascii="Arial Narrow" w:hAnsi="Arial Narrow" w:cs="Arial"/>
-          <w:b/>
-          <w:bCs/>
-          <w:sz w:val="22"/>
-          <w:szCs w:val="22"/>
-          <w:lang w:eastAsia="es-ES"/>
-        </w:rPr>
-        <w:t>QUIN</w:t>
-      </w:r>
-      <w:r>
-        <w:rPr>
-          <w:rFonts w:ascii="Arial Narrow" w:hAnsi="Arial Narrow" w:cs="Arial"/>
-          <w:b/>
-          <w:bCs/>
-          <w:sz w:val="22"/>
-          <w:szCs w:val="22"/>
-          <w:lang w:eastAsia="es-ES"/>
-        </w:rPr>
-        <w:t>TO</w:t>
-      </w:r>
-      <w:r>
-        <w:rPr>
-          <w:rFonts w:ascii="Arial Narrow" w:hAnsi="Arial Narrow"/>
-          <w:sz w:val="22"/>
-          <w:szCs w:val="22"/>
-        </w:rPr>
-        <w:t xml:space="preserve">: </w:t>
-      </w:r>
-      <w:r>
-        <w:rPr>
-          <w:rFonts w:ascii="Arial Narrow" w:hAnsi="Arial Narrow" w:cs="Arial"/>
-          <w:sz w:val="22"/>
-          <w:szCs w:val="22"/>
-          <w:lang w:val="es-ES" w:eastAsia="es-ES"/>
-        </w:rPr>
-        <w:t>correr traslado de la denuncia interpuesta el</w:t>
-      </w:r>
-      <w:r>
-        <w:rPr>
-          <w:rFonts w:ascii="Arial Narrow" w:hAnsi="Arial Narrow" w:cs="Arial"/>
-          <w:sz w:val="22"/>
-          <w:szCs w:val="22"/>
-          <w:lang w:val="es-ES" w:eastAsia="es-ES"/>
-        </w:rPr>
-        <w:t xml:space="preserve"> </w:t>
-      </w:r>
-      <w:r>
-        <w:rPr>
-          <w:rFonts w:ascii="Arial Narrow" w:eastAsia="Arial Narrow" w:hAnsi="Arial Narrow" w:cs="Arial Narrow"/>
-          <w:sz w:val="22"/>
-          <w:szCs w:val="22"/>
-        </w:rPr>
-        <w:t>29 de mayo de 2026, subsanado mediante escrito del 24 de junio de 2026</w:t>
-      </w:r>
-      <w:r>
-        <w:rPr>
-          <w:rFonts w:ascii="Arial Narrow" w:eastAsia="Arial Narrow" w:hAnsi="Arial Narrow" w:cs="Arial Narrow"/>
-          <w:sz w:val="22"/>
-          <w:szCs w:val="22"/>
-        </w:rPr>
-        <w:t>,</w:t>
-      </w:r>
-      <w:r>
-        <w:rPr>
-          <w:rFonts w:ascii="Arial Narrow" w:hAnsi="Arial Narrow" w:cs="Arial"/>
-          <w:sz w:val="22"/>
-          <w:szCs w:val="22"/>
-          <w:lang w:val="es-ES" w:eastAsia="es-ES"/>
-        </w:rPr>
-        <w:t xml:space="preserve"> </w:t>
-      </w:r>
-      <w:r>
-        <w:rPr>
-          <w:rFonts w:ascii="Arial Narrow" w:hAnsi="Arial Narrow" w:cs="Arial"/>
-          <w:sz w:val="22"/>
-          <w:szCs w:val="22"/>
-          <w:lang w:val="es-ES" w:eastAsia="es-ES"/>
-        </w:rPr>
-        <w:t xml:space="preserve">a </w:t>
-      </w:r>
-      <w:r>
-        <w:rPr>
-          <w:rFonts w:ascii="Arial Narrow" w:eastAsia="Arial Narrow" w:hAnsi="Arial Narrow" w:cs="Arial Narrow"/>
-          <w:bCs/>
-          <w:sz w:val="22"/>
-          <w:szCs w:val="22"/>
-        </w:rPr>
-        <w:t>Pacífico Compañía de Seguros y Reaseguros S.A</w:t>
-      </w:r>
-      <w:r>
-        <w:rPr>
-          <w:rFonts w:ascii="Arial Narrow" w:hAnsi="Arial Narrow" w:cs="Arial"/>
-          <w:sz w:val="22"/>
-          <w:szCs w:val="22"/>
-          <w:lang w:val="es-ES" w:eastAsia="es-ES"/>
-        </w:rPr>
-        <w:t xml:space="preserve">. Ello, para que, de conformidad con lo dispuesto por el artículo 26 del Decreto Legislativo 807, presente sus descargos en un plazo no mayor de cinco (5) días hábiles contado desde el día siguiente de la notificación de la presente resolución, vencido el cual, </w:t>
-      </w:r>
-      <w:r>
-        <w:rPr>
-          <w:rFonts w:ascii="Arial Narrow" w:hAnsi="Arial Narrow" w:cs="Arial"/>
-          <w:sz w:val="22"/>
-          <w:szCs w:val="22"/>
-          <w:lang w:val="es-ES" w:eastAsia="es-ES"/>
-        </w:rPr>
-        <w:t>la</w:t>
-      </w:r>
-      <w:r>
-        <w:rPr>
-          <w:rFonts w:ascii="Arial Narrow" w:hAnsi="Arial Narrow" w:cs="Arial"/>
-          <w:sz w:val="22"/>
-          <w:szCs w:val="22"/>
-          <w:lang w:val="es-ES" w:eastAsia="es-ES"/>
-        </w:rPr>
-        <w:t xml:space="preserve"> Secretari</w:t>
-      </w:r>
-      <w:r>
-        <w:rPr>
-          <w:rFonts w:ascii="Arial Narrow" w:hAnsi="Arial Narrow" w:cs="Arial"/>
-          <w:sz w:val="22"/>
-          <w:szCs w:val="22"/>
-          <w:lang w:val="es-ES" w:eastAsia="es-ES"/>
-        </w:rPr>
-        <w:t>a</w:t>
-      </w:r>
-      <w:r>
-        <w:rPr>
-          <w:rFonts w:ascii="Arial Narrow" w:hAnsi="Arial Narrow" w:cs="Arial"/>
-          <w:sz w:val="22"/>
-          <w:szCs w:val="22"/>
-          <w:lang w:val="es-ES" w:eastAsia="es-ES"/>
-        </w:rPr>
-        <w:t xml:space="preserve"> Técnic</w:t>
-      </w:r>
-      <w:r>
-        <w:rPr>
-          <w:rFonts w:ascii="Arial Narrow" w:hAnsi="Arial Narrow" w:cs="Arial"/>
-          <w:sz w:val="22"/>
-          <w:szCs w:val="22"/>
-          <w:lang w:val="es-ES" w:eastAsia="es-ES"/>
-        </w:rPr>
-        <w:t>a</w:t>
-      </w:r>
-      <w:r>
-        <w:rPr>
-          <w:rFonts w:ascii="Arial Narrow" w:hAnsi="Arial Narrow" w:cs="Arial"/>
-          <w:sz w:val="22"/>
-          <w:szCs w:val="22"/>
-          <w:lang w:val="es-ES" w:eastAsia="es-ES"/>
-        </w:rPr>
-        <w:t xml:space="preserve"> declarará en rebeldía al denunciado que no lo hubiera presentado. Debe precisarse que de conformidad con lo establecido por el numeral </w:t>
-      </w:r>
-      <w:r>
-        <w:rPr>
-          <w:rFonts w:ascii="Arial Narrow" w:hAnsi="Arial Narrow" w:cs="Arial"/>
-          <w:sz w:val="22"/>
-          <w:szCs w:val="22"/>
-          <w:lang w:val="es-ES" w:eastAsia="es-ES"/>
-        </w:rPr>
-        <w:t>223</w:t>
-      </w:r>
-      <w:r>
-        <w:rPr>
-          <w:rFonts w:ascii="Arial Narrow" w:hAnsi="Arial Narrow" w:cs="Arial"/>
-          <w:sz w:val="22"/>
-          <w:szCs w:val="22"/>
-          <w:lang w:val="es-ES" w:eastAsia="es-ES"/>
-        </w:rPr>
-        <w:t xml:space="preserve">.1 del artículo </w:t>
-      </w:r>
-      <w:r>
-        <w:rPr>
-          <w:rFonts w:ascii="Arial Narrow" w:hAnsi="Arial Narrow" w:cs="Arial"/>
-          <w:sz w:val="22"/>
-          <w:szCs w:val="22"/>
-          <w:lang w:val="es-ES" w:eastAsia="es-ES"/>
-        </w:rPr>
-        <w:t>223</w:t>
-      </w:r>
-      <w:r>
-        <w:rPr>
-          <w:rFonts w:ascii="Arial Narrow" w:hAnsi="Arial Narrow" w:cs="Arial"/>
-          <w:sz w:val="22"/>
-          <w:szCs w:val="22"/>
-          <w:lang w:val="es-ES" w:eastAsia="es-ES"/>
-        </w:rPr>
-        <w:t xml:space="preserve"> del Texto Único Ordenado de la Ley 27444, Ley del Procedimiento Administrativo General, las alegaciones y los hechos relevantes de la reclamación, salvo que hayan sido específicamente negadas en la contestación, se tendrán por aceptadas o </w:t>
-      </w:r>
-      <w:r>
-        <w:rPr>
-          <w:rFonts w:ascii="Arial Narrow" w:hAnsi="Arial Narrow" w:cs="Arial"/>
-          <w:sz w:val="22"/>
-          <w:szCs w:val="22"/>
-          <w:lang w:val="es-ES" w:eastAsia="es-ES"/>
-        </w:rPr>
-        <w:t xml:space="preserve">merituadas </w:t>
-      </w:r>
-      <w:r>
-        <w:rPr>
-          <w:rFonts w:ascii="Arial Narrow" w:hAnsi="Arial Narrow" w:cs="Arial"/>
-          <w:sz w:val="22"/>
-          <w:szCs w:val="22"/>
-          <w:lang w:val="es-ES" w:eastAsia="es-ES"/>
-        </w:rPr>
-        <w:t>como ciertas</w:t>
-      </w:r>
-      <w:r>
-        <w:rPr>
-          <w:rStyle w:val="Refdenotaalpie"/>
-          <w:rFonts w:ascii="Arial Narrow" w:hAnsi="Arial Narrow"/>
-          <w:sz w:val="22"/>
-          <w:szCs w:val="22"/>
-          <w:vertAlign w:val="superscript"/>
-        </w:rPr>
-        <w:footnoteReference w:id="13"/>
-      </w:r>
-      <w:r>
-        <w:rPr>
-          <w:rFonts w:ascii="Arial Narrow" w:hAnsi="Arial Narrow" w:cs="Arial"/>
-          <w:sz w:val="22"/>
-          <w:szCs w:val="22"/>
-          <w:vertAlign w:val="superscript"/>
-          <w:lang w:val="es-ES" w:eastAsia="es-ES"/>
-        </w:rPr>
-        <w:t>.</w:t>
-      </w:r>
-    </w:p>
-    <w:p>
-      <w:pPr>
-        <w:jc w:val="both"/>
-        <w:rPr>
-          <w:rFonts w:ascii="Arial Narrow" w:eastAsia="Arial Narrow" w:hAnsi="Arial Narrow" w:cs="Arial Narrow"/>
-          <w:sz w:val="22"/>
-          <w:szCs w:val="22"/>
-        </w:rPr>
-      </w:pPr>
-    </w:p>
-    <w:p>
+        <w:spacing w:line="240" w:lineRule="auto"/>
+      </w:pPr>
+      <w:r>
+        <w:rPr>
+          <w:rFonts w:ascii="Arial Narrow" w:hAnsi="Arial Narrow" w:cs="Arial Narrow"/>
+          <w:b w:val="1"/>
+          <w:bCs w:val="1"/>
+          <w:sz w:val="20"/>
+          <w:szCs w:val="20"/>
+        </w:rPr>
+        <w:t xml:space="preserve">QUINTO: </w:t>
+      </w:r>
+      <w:r>
+        <w:rPr>
+          <w:rFonts w:ascii="Arial Narrow" w:hAnsi="Arial Narrow" w:cs="Arial Narrow"/>
+          <w:sz w:val="20"/>
+          <w:szCs w:val="20"/>
+        </w:rPr>
+        <w:t xml:space="preserve">correr traslado de la presente resolución a Pacífico Compañía de Seguros y Reaseguros S.A para que, de conformidad con lo dispuesto por el artículo 26° de la Ley sobre Facultades, Normas y Organización del Indecopi, aprobado por Decreto Legislativo N° 8079, presenten sus descargos sobre la imputación de cargos realizada en un plazo no mayor a cinco (5) días hábiles contado a partir del día siguiente de la notificación de la presente resolución, vencido el cual, el Secretario Técnico declarará en rebeldía a los denunciados que no lo hubieran presentado. Debe precisarse que de conformidad con lo establecido por el artículo 223° del Texto Único Ordenado de la Ley N° 27444, Ley del Procedimiento Administrativo General, las alegaciones y los hechos relevantes de la reclamación, salvo que hayan sido específicamente negadas en la contestación, se tendrán por aceptadas o meritadas como ciertas.</w:t>
+      </w:r>
+    </w:p>
+    <w:p ns2:paraId="0AEEC6C8" ns2:textId="77777777">
+      <w:pPr>
+        <w:jc w:val="both"/>
+        <w:rPr>
+          <w:rFonts w:ascii="Arial Narrow" w:eastAsia="Arial Narrow" w:hAnsi="Arial Narrow" w:cs="Arial Narrow"/>
+          <w:sz w:val="22"/>
+          <w:szCs w:val="22"/>
+        </w:rPr>
+      </w:pPr>
+    </w:p>
+    <w:p ns2:paraId="5D99DE99" ns2:textId="14A0E130">
       <w:pPr>
         <w:jc w:val="both"/>
         <w:rPr>
@@ -8498,7 +8289,7 @@
         <w:t xml:space="preserve"> </w:t>
       </w:r>
     </w:p>
-    <w:p>
+    <w:p ns2:paraId="42601899" ns2:textId="77777777">
       <w:pPr>
         <w:pBdr>
           <w:top w:val="nil"/>
@@ -8516,7 +8307,7 @@
       </w:pPr>
       <w:bookmarkStart w:id="16" w:name="_Hlk136949693"/>
     </w:p>
-    <w:p>
+    <w:p ns2:paraId="7B9C8AF5" ns2:textId="3F92C507">
       <w:pPr>
         <w:pBdr>
           <w:top w:val="nil"/>
@@ -8669,7 +8460,7 @@
         <w:t>.</w:t>
       </w:r>
     </w:p>
-    <w:p>
+    <w:p ns2:paraId="71B707D5" ns2:textId="3F3062D7">
       <w:pPr>
         <w:jc w:val="both"/>
         <w:rPr>
@@ -8742,7 +8533,7 @@
       </w:r>
       <w:bookmarkEnd w:id="18"/>
     </w:p>
-    <w:p>
+    <w:p ns2:paraId="1C7775A5" ns2:textId="77777777">
       <w:pPr>
         <w:jc w:val="both"/>
         <w:rPr>
@@ -8753,7 +8544,7 @@
         </w:rPr>
       </w:pPr>
     </w:p>
-    <w:p>
+    <w:p ns2:paraId="15B457F0" ns2:textId="5C80B91A">
       <w:pPr>
         <w:shd w:val="clear" w:color="auto" w:fill="FFFFFF" w:themeFill="background1"/>
         <w:jc w:val="both"/>
@@ -8809,7 +8600,7 @@
         <w:t>, los gastos por los peritajes realizados, actuación de pruebas, inspecciones y otros derivados de la tramitación del proceso serán de cargo de la parte que solicita la prueba, salvo pacto en contrario. En todos los casos, la resolución final determinará si los gastos deben ser asumidos por alguna de las partes, o reembolsados a la otra parte o al Indecopi, según sea el caso, de manera adicional a la sanción que haya podido imponerse.</w:t>
       </w:r>
     </w:p>
-    <w:p>
+    <w:p ns2:paraId="429E58D8" ns2:textId="77777777">
       <w:pPr>
         <w:shd w:val="clear" w:color="auto" w:fill="FFFFFF"/>
         <w:jc w:val="both"/>
@@ -8820,7 +8611,7 @@
         </w:rPr>
       </w:pPr>
     </w:p>
-    <w:p>
+    <w:p ns2:paraId="4FC33B52" ns2:textId="4DB1FF44">
       <w:pPr>
         <w:suppressAutoHyphens/>
         <w:jc w:val="both"/>
@@ -8951,7 +8742,7 @@
         <w:t xml:space="preserve">Ello bajo apercibimiento de no realizar la audiencia de conciliación y levantar el acta de inasistencia correspondiente. </w:t>
       </w:r>
     </w:p>
-    <w:p>
+    <w:p ns2:paraId="0FC7A55D" ns2:textId="77777777">
       <w:pPr>
         <w:shd w:val="clear" w:color="auto" w:fill="FFFFFF" w:themeFill="background1"/>
         <w:jc w:val="both"/>
@@ -8964,7 +8755,7 @@
         </w:rPr>
       </w:pPr>
     </w:p>
-    <w:p>
+    <w:p ns2:paraId="3F3E79CD" ns2:textId="084574EE">
       <w:pPr>
         <w:shd w:val="clear" w:color="auto" w:fill="FFFFFF" w:themeFill="background1"/>
         <w:jc w:val="both"/>
@@ -9003,7 +8794,7 @@
         <w:t>poner en conocimiento de las partes que, antes de la emisión de la Resolución Final, tienen la posibilidad de formular su desistimiento o presentar el acuerdo arribado mediante la conciliación, mediación, transacción o cualquier otro que, de forma indubitable, deje constancia que se ha solucionado la controversia materia de denuncia.</w:t>
       </w:r>
     </w:p>
-    <w:p>
+    <w:p ns2:paraId="41FE7D9F" ns2:textId="77777777">
       <w:pPr>
         <w:shd w:val="clear" w:color="auto" w:fill="FFFFFF" w:themeFill="background1"/>
         <w:jc w:val="both"/>
@@ -9015,7 +8806,7 @@
       </w:pPr>
     </w:p>
     <w:bookmarkEnd w:id="16"/>
-    <w:p>
+    <w:p ns2:paraId="4A88A19B" ns2:textId="339B574D">
       <w:pPr>
         <w:suppressAutoHyphens/>
         <w:jc w:val="both"/>
@@ -9112,7 +8903,7 @@
         <w:t/>
       </w:r>
     </w:p>
-    <w:p>
+    <w:p ns2:paraId="7C3FE18B" ns2:textId="77777777">
       <w:pPr>
         <w:suppressAutoHyphens/>
         <w:jc w:val="both"/>
@@ -9123,7 +8914,7 @@
         </w:rPr>
       </w:pPr>
     </w:p>
-    <w:p>
+    <w:p ns2:paraId="59650990" ns2:textId="10020CCB">
       <w:pPr>
         <w:suppressAutoHyphens/>
         <w:jc w:val="both"/>
@@ -9223,7 +9014,7 @@
         <w:t>el acuse de recibo mediante la confirmación de recepción de la notificación remitida por este despacho a su Casilla Electrónica, dentro de los cinco (5) primeros días hábiles siguientes a la fecha en que recibe la notificación.</w:t>
       </w:r>
     </w:p>
-    <w:p>
+    <w:p ns2:paraId="3E04AC4E" ns2:textId="77777777">
       <w:pPr>
         <w:suppressAutoHyphens/>
         <w:jc w:val="both"/>
@@ -9234,7 +9025,7 @@
         </w:rPr>
       </w:pPr>
     </w:p>
-    <w:p>
+    <w:p ns2:paraId="31D96154" ns2:textId="4D74BF3A">
       <w:pPr>
         <w:shd w:val="clear" w:color="auto" w:fill="FFFFFF"/>
         <w:jc w:val="center"/>
@@ -9257,7 +9048,7 @@
         <w:t>Firmado digitalmente por</w:t>
       </w:r>
     </w:p>
-    <w:p>
+    <w:p ns2:paraId="4294BD45" ns2:textId="77777777">
       <w:pPr>
         <w:pStyle w:val="paragraph"/>
         <w:shd w:val="clear" w:color="auto" w:fill="FFFFFF"/>
@@ -9291,7 +9082,7 @@
         <w:t> </w:t>
       </w:r>
     </w:p>
-    <w:p>
+    <w:p ns2:paraId="5F2DCA78" ns2:textId="77777777">
       <w:pPr>
         <w:pStyle w:val="paragraph"/>
         <w:shd w:val="clear" w:color="auto" w:fill="FFFFFF"/>
@@ -9325,7 +9116,7 @@
         <w:t> </w:t>
       </w:r>
     </w:p>
-    <w:p>
+    <w:p ns2:paraId="03F6FD43" ns2:textId="39B17095">
       <w:pPr>
         <w:pStyle w:val="paragraph"/>
         <w:shd w:val="clear" w:color="auto" w:fill="FFFFFF"/>
@@ -9426,7 +9217,7 @@
         <w:t> </w:t>
       </w:r>
     </w:p>
-    <w:p>
+    <w:p ns2:paraId="04334BAB" ns2:textId="2721AE2D">
       <w:pPr>
         <w:jc w:val="both"/>
         <w:rPr>
@@ -9470,8 +9261,8 @@
       </w:r>
     </w:p>
     <w:sectPr>
-      <w:headerReference w:type="default" r:id="rId12"/>
-      <w:footerReference w:type="default" r:id="rId13"/>
+      <w:headerReference w:type="default" ns3:id="rId12"/>
+      <w:footerReference w:type="default" ns3:id="rId13"/>
       <w:pgSz w:w="11906" w:h="16838"/>
       <w:pgMar w:top="1417" w:right="1701" w:bottom="1417" w:left="1701" w:header="709" w:footer="709" w:gutter="0"/>
       <w:pgNumType w:start="1"/>

--- a/plantillas_maestras/03_seguro_desgravamen/negativa_cobertura/2_o_mas_ddos_varios/varon/TPL_2010_2026_SEGURO_DESGRAVAMEN_NEGATIVA_COBERTURA_ASEGURADORA_VARON_R227.docx
+++ b/plantillas_maestras/03_seguro_desgravamen/negativa_cobertura/2_o_mas_ddos_varios/varon/TPL_2010_2026_SEGURO_DESGRAVAMEN_NEGATIVA_COBERTURA_ASEGURADORA_VARON_R227.docx
@@ -4355,7 +4355,7 @@
           <w:szCs w:val="22"/>
           <w:lang w:val="es-ES"/>
         </w:rPr>
-        <w:t xml:space="preserve">Con fecha 24 de junio 2026, la señora [APELLIDO] presentó un escrito mediante el cual precisó su solicitud de confidencialidad del documento denominado “ANEXOS SUJETOS A CONFIDENCIALIDAD (CONSOLIDADO).PDF”. En el presente caso, se verificó que el documento bajo análisis corresponde a datos personales relativos a la salud de la denunciante.</w:t>
+        <w:t xml:space="preserve">Con fecha 24 de junio 2026, la señora [APELLIDO] presentó un escrito mediante el cual precisó su solicitud de confidencialidad del documento denominado “ANEXOS SUJETOS A CONFIDENCIALIDAD (CONSOLIDADO).PDF”. En el presente caso, se verificó que el documento bajo análisis corresponde a datos personales relativos a la salud de la señora [APELLIDO].</w:t>
       </w:r>
       <w:r>
         <w:rPr>
@@ -4894,7 +4894,7 @@
           <w:szCs w:val="22"/>
           <w:lang w:eastAsia="en-US"/>
         </w:rPr>
-        <w:t xml:space="preserve">En el presente caso, de la revisión de la información presentada por la señora [APELLIDO] en el documento denominado “ANEXOS SUJETOS A CONFIDENCIALIDAD (CONSOLIDADO).PDF”.” presentados en el escrito del 24 de junio de 2026, se ha podido apreciar que los mencionados documentos contienen información se -entre otros- información referida a la salud personal del denunciante.</w:t>
+        <w:t xml:space="preserve">En el presente caso, de la revisión de la información presentada por la señora [APELLIDO] en el documento denominado “ANEXOS SUJETOS A CONFIDENCIALIDAD (CONSOLIDADO).PDF”.” presentados en el escrito del 24 de junio de 2026, se ha podido apreciar que los mencionados documentos contienen información se -entre otros- información referida a la salud personal de la señora [APELLIDO].</w:t>
       </w:r>
       <w:r>
         <w:rPr>
@@ -5220,7 +5220,7 @@
           <w:sz w:val="22"/>
           <w:szCs w:val="22"/>
         </w:rPr>
-        <w:t xml:space="preserve">Sin embargo, esta Secretaría Técnica puede advertir que la información contenida en el documento “ANEXOS SUJETOS A CONFIDENCIALIDAD (CONSOLIDADO).PDF”, implica datos sensibles referidos a la salud personal cuya confidencialidad la señora [APELLIDO] solicita. En este contexto, y en aplicación del artículo 2.1, literal a) de la Directiva 001-2008/TRI-INDECOPI, los datos relacionados con la salud de la denunciante sobre diagnósticos médicos, se consideran expresamente parte de la intimidad personal; por tanto, no pueden ser divulgados frente a terceros, puesto que podría exponer datos personales referidos a la salud personal de la denunciante. </w:t>
+        <w:t xml:space="preserve">Sin embargo, esta Secretaría Técnica puede advertir que la información contenida en el documento “ANEXOS SUJETOS A CONFIDENCIALIDAD (CONSOLIDADO).PDF”, implica datos sensibles referidos a la salud personal cuya confidencialidad la señora [APELLIDO] solicita. En este contexto, y en aplicación del artículo 2.1, literal a) de la Directiva 001-2008/TRI-INDECOPI, los datos relacionados con la salud de la señora [APELLIDO] sobre diagnósticos médicos, se consideran expresamente parte de la intimidad personal; por tanto, no pueden ser divulgados frente a terceros, puesto que podría exponer datos personales referidos a la salud personal de la señora [APELLIDO]. </w:t>
       </w:r>
       <w:r>
         <w:rPr>
@@ -8102,7 +8102,7 @@
           <w:sz w:val="20"/>
           <w:szCs w:val="20"/>
         </w:rPr>
-        <w:t xml:space="preserve">correr traslado de la presente resolución a Pacífico Compañía de Seguros y Reaseguros S.A para que, de conformidad con lo dispuesto por el artículo 26° de la Ley sobre Facultades, Normas y Organización del Indecopi, aprobado por Decreto Legislativo N° 8079, presenten sus descargos sobre la imputación de cargos realizada en un plazo no mayor a cinco (5) días hábiles contado a partir del día siguiente de la notificación de la presente resolución, vencido el cual, el Secretario Técnico declarará en rebeldía a los denunciados que no lo hubieran presentado. Debe precisarse que de conformidad con lo establecido por el artículo 223° del Texto Único Ordenado de la Ley N° 27444, Ley del Procedimiento Administrativo General, las alegaciones y los hechos relevantes de la reclamación, salvo que hayan sido específicamente negadas en la contestación, se tendrán por aceptadas o meritadas como ciertas.</w:t>
+        <w:t xml:space="preserve">correr traslado de la presente resolución a Pacífico Compañía de Seguros y Reaseguros S.A. para que, de conformidad con lo dispuesto por el artículo 26 de la Ley sobre Facultades, Normas y Organización del Indecopi, aprobada por Decreto Legislativo 807, presente sus descargos sobre la imputación de cargos realizada en un plazo no mayor a cinco (5) días hábiles contado a partir del día siguiente de la notificación de la presente resolución, vencido el cual, el Secretario Técnico declarará en rebeldía al denunciado que no lo hubiera presentado. Debe precisarse que de conformidad con lo establecido por el artículo 223 del Texto Único Ordenado de la Ley 27444, Ley del Procedimiento Administrativo General, las alegaciones y los hechos relevantes de la reclamación, salvo que hayan sido específicamente negadas en la contestación, se tendrán por aceptadas o merituadas como ciertas.</w:t>
       </w:r>
     </w:p>
     <w:p ns2:paraId="0AEEC6C8" ns2:textId="77777777">

--- a/plantillas_maestras/03_seguro_desgravamen/negativa_cobertura/2_o_mas_ddos_varios/varon/TPL_2010_2026_SEGURO_DESGRAVAMEN_NEGATIVA_COBERTURA_ASEGURADORA_VARON_R227.docx
+++ b/plantillas_maestras/03_seguro_desgravamen/negativa_cobertura/2_o_mas_ddos_varios/varon/TPL_2010_2026_SEGURO_DESGRAVAMEN_NEGATIVA_COBERTURA_ASEGURADORA_VARON_R227.docx
@@ -472,31 +472,31 @@
           <w:sz w:val="22"/>
           <w:szCs w:val="22"/>
         </w:rPr>
-        <w:t>26</w:t>
-      </w:r>
-      <w:r>
-        <w:rPr>
-          <w:rFonts w:ascii="Arial Narrow" w:eastAsia="Arial Narrow" w:hAnsi="Arial Narrow" w:cs="Arial Narrow"/>
-          <w:sz w:val="22"/>
-          <w:szCs w:val="22"/>
-        </w:rPr>
-        <w:t xml:space="preserve"> de </w:t>
-      </w:r>
-      <w:r>
-        <w:rPr>
-          <w:rFonts w:ascii="Arial Narrow" w:eastAsia="Arial Narrow" w:hAnsi="Arial Narrow" w:cs="Arial Narrow"/>
-          <w:sz w:val="22"/>
-          <w:szCs w:val="22"/>
-        </w:rPr>
-        <w:t>junio</w:t>
-      </w:r>
-      <w:r>
-        <w:rPr>
-          <w:rFonts w:ascii="Arial Narrow" w:eastAsia="Arial Narrow" w:hAnsi="Arial Narrow" w:cs="Arial Narrow"/>
-          <w:sz w:val="22"/>
-          <w:szCs w:val="22"/>
-        </w:rPr>
-        <w:t xml:space="preserve"> de 2026</w:t>
+        <w:t xml:space="preserve">26 de junio de 2026</w:t>
+      </w:r>
+      <w:r>
+        <w:rPr>
+          <w:rFonts w:ascii="Arial Narrow" w:eastAsia="Arial Narrow" w:hAnsi="Arial Narrow" w:cs="Arial Narrow"/>
+          <w:sz w:val="22"/>
+          <w:szCs w:val="22"/>
+        </w:rPr>
+        <w:t xml:space="preserve"/>
+      </w:r>
+      <w:r>
+        <w:rPr>
+          <w:rFonts w:ascii="Arial Narrow" w:eastAsia="Arial Narrow" w:hAnsi="Arial Narrow" w:cs="Arial Narrow"/>
+          <w:sz w:val="22"/>
+          <w:szCs w:val="22"/>
+        </w:rPr>
+        <w:t xml:space="preserve"/>
+      </w:r>
+      <w:r>
+        <w:rPr>
+          <w:rFonts w:ascii="Arial Narrow" w:eastAsia="Arial Narrow" w:hAnsi="Arial Narrow" w:cs="Arial Narrow"/>
+          <w:sz w:val="22"/>
+          <w:szCs w:val="22"/>
+        </w:rPr>
+        <w:t xml:space="preserve"/>
       </w:r>
     </w:p>
     <w:p ns2:paraId="698913AC" ns2:textId="77777777">
@@ -4355,7 +4355,7 @@
           <w:szCs w:val="22"/>
           <w:lang w:val="es-ES"/>
         </w:rPr>
-        <w:t xml:space="preserve">Con fecha 24 de junio 2026, la señora [APELLIDO] presentó un escrito mediante el cual precisó su solicitud de confidencialidad del documento denominado “ANEXOS SUJETOS A CONFIDENCIALIDAD (CONSOLIDADO).PDF”. En el presente caso, se verificó que el documento bajo análisis corresponde a datos personales relativos a la salud de la señora [APELLIDO].</w:t>
+        <w:t xml:space="preserve">Con fecha 24 de junio de 2026, la señora [APELLIDO] presentó un escrito mediante el cual precisó su solicitud de confidencialidad del documento denominado “ANEXOS SUJETOS A CONFIDENCIALIDAD (CONSOLIDADO).PDF”. En el presente caso, se verificó que el documento bajo análisis corresponde a datos personales relativos a la salud de la señora [APELLIDO].</w:t>
       </w:r>
       <w:r>
         <w:rPr>
@@ -7689,15 +7689,15 @@
           <w:sz w:val="22"/>
           <w:szCs w:val="22"/>
         </w:rPr>
-        <w:t>29 de mayo de 2026, subsanado mediante escrito del 24</w:t>
-      </w:r>
-      <w:r>
-        <w:rPr>
-          <w:rFonts w:ascii="Arial Narrow" w:eastAsia="Arial Narrow" w:hAnsi="Arial Narrow" w:cs="Arial Narrow"/>
-          <w:sz w:val="22"/>
-          <w:szCs w:val="22"/>
-        </w:rPr>
-        <w:t xml:space="preserve"> de junio de 2026</w:t>
+        <w:t xml:space="preserve">29 de mayo de 2026, subsanado mediante escrito del 24 de junio de 2026</w:t>
+      </w:r>
+      <w:r>
+        <w:rPr>
+          <w:rFonts w:ascii="Arial Narrow" w:eastAsia="Arial Narrow" w:hAnsi="Arial Narrow" w:cs="Arial Narrow"/>
+          <w:sz w:val="22"/>
+          <w:szCs w:val="22"/>
+        </w:rPr>
+        <w:t xml:space="preserve"/>
       </w:r>
       <w:r>
         <w:rPr>
@@ -9481,7 +9481,7 @@
           <w:sz w:val="16"/>
           <w:szCs w:val="16"/>
         </w:rPr>
-        <w:t>DIRECTIVA 001-2008-TRI-INDECOPI, DIRECTIVA SOBRE CONFIDENCIALIDAD DE LA INFORMACIÓN EN LOS PROCEDIMIENTOS SEGUIDOS POR LOS ÓRGANOS FUNCIONALES DEL INDECOPI, MODIFICADA POR LA DIRECTIVA 002-2017/TRI-INDECOPI, PUBLICADA EL 24 DE NOVIEMBRE DE 2017</w:t>
+        <w:t xml:space="preserve">DIRECTIVA 001-2008-TRI-INDECOPI, DIRECTIVA SOBRE CONFIDENCIALIDAD DE LA INFORMACIÓN EN LOS PROCEDIMIENTOS SEGUIDOS POR LOS ÓRGANOS FUNCIONALES DEL INDECOPI, MODIFICADA POR LA DIRECTIVA 002-2017/TRI-INDECOPI, PUBLICADA EL 24 de noviembre de 2017</w:t>
       </w:r>
       <w:r>
         <w:rPr>
@@ -12085,17 +12085,17 @@
           <w:sz w:val="16"/>
           <w:szCs w:val="16"/>
         </w:rPr>
-        <w:t>LEY N</w:t>
-      </w:r>
-      <w:r>
-        <w:rPr>
-          <w:rFonts w:ascii="Arial Narrow" w:hAnsi="Arial Narrow" w:cs="Arial"/>
-          <w:b/>
-          <w:bCs/>
-          <w:sz w:val="16"/>
-          <w:szCs w:val="16"/>
-        </w:rPr>
-        <w:t> 29571, CÓDIGO DE PROTECCIÓN Y DEFENSA DEL CONSUMIDOR.</w:t>
+        <w:t xml:space="preserve">LEY </w:t>
+      </w:r>
+      <w:r>
+        <w:rPr>
+          <w:rFonts w:ascii="Arial Narrow" w:hAnsi="Arial Narrow" w:cs="Arial"/>
+          <w:b/>
+          <w:bCs/>
+          <w:sz w:val="16"/>
+          <w:szCs w:val="16"/>
+        </w:rPr>
+        <w:t xml:space="preserve">29571, CÓDIGO DE PROTECCIÓN Y DEFENSA DEL CONSUMIDOR.</w:t>
       </w:r>
     </w:p>
     <w:p>

--- a/plantillas_maestras/03_seguro_desgravamen/negativa_cobertura/2_o_mas_ddos_varios/varon/TPL_2010_2026_SEGURO_DESGRAVAMEN_NEGATIVA_COBERTURA_ASEGURADORA_VARON_R227.docx
+++ b/plantillas_maestras/03_seguro_desgravamen/negativa_cobertura/2_o_mas_ddos_varios/varon/TPL_2010_2026_SEGURO_DESGRAVAMEN_NEGATIVA_COBERTURA_ASEGURADORA_VARON_R227.docx
@@ -1,8 +1,8 @@
 
 <file path=word/document.xml><?xml version="1.0" encoding="utf-8"?>
-<w:document xmlns:ns1="http://schemas.openxmlformats.org/markup-compatibility/2006" xmlns:ns2="http://schemas.microsoft.com/office/word/2010/wordml" xmlns:ns3="http://schemas.openxmlformats.org/officeDocument/2006/relationships" xmlns:w="http://schemas.openxmlformats.org/wordprocessingml/2006/main" ns1:Ignorable="w14 w15 w16se w16cid w16 w16cex w16sdtdh w16sdtfl w16du wp14">
+<w:document xmlns:mc="http://schemas.openxmlformats.org/markup-compatibility/2006" xmlns:r="http://schemas.openxmlformats.org/officeDocument/2006/relationships" xmlns:w="http://schemas.openxmlformats.org/wordprocessingml/2006/main" xmlns:w14="http://schemas.microsoft.com/office/word/2010/wordml" xmlns:w15="http://schemas.microsoft.com/office/word/2012/wordml" xmlns:w16="http://schemas.microsoft.com/office/word/2018/wordml" xmlns:w16cex="http://schemas.microsoft.com/office/word/2018/wordml/cex" xmlns:w16cid="http://schemas.microsoft.com/office/word/2016/wordml/cid" xmlns:w16du="http://schemas.microsoft.com/office/word/2023/wordml/word16du" xmlns:w16sdtdh="http://schemas.microsoft.com/office/word/2020/wordml/sdtdatahash" xmlns:w16se="http://schemas.microsoft.com/office/word/2015/wordml/symex" xmlns:wp14="http://schemas.microsoft.com/office/word/2010/wordprocessingDrawing" mc:Ignorable="w14 w15 w16se w16cid w16 w16cex w16sdtdh w16du wp14">
   <w:body>
-    <w:p ns2:paraId="2D847E7D" ns2:textId="20EA3449">
+    <w:p>
       <w:pPr>
         <w:tabs>
           <w:tab w:val="left" w:pos="1701"/>
@@ -62,7 +62,7 @@
         <w:t>-ST</w:t>
       </w:r>
     </w:p>
-    <w:p ns2:paraId="634049D8" ns2:textId="0137A21D">
+    <w:p>
       <w:pPr>
         <w:tabs>
           <w:tab w:val="left" w:pos="1701"/>
@@ -122,7 +122,7 @@
         <w:t>/CC1</w:t>
       </w:r>
     </w:p>
-    <w:p ns2:paraId="345DC840" ns2:textId="667C15DB">
+    <w:p>
       <w:pPr>
         <w:tabs>
           <w:tab w:val="left" w:pos="1701"/>
@@ -144,83 +144,14 @@
           <w:sz w:val="22"/>
           <w:szCs w:val="22"/>
         </w:rPr>
-        <w:t xml:space="preserve">DENUNCIANTE:[DENUNCIANTE] (SEÑORA [APELLIDO])</w:t>
-      </w:r>
-      <w:r>
-        <w:rPr>
-          <w:rFonts w:ascii="Arial Narrow" w:eastAsia="Arial Narrow" w:hAnsi="Arial Narrow" w:cs="Arial Narrow"/>
-          <w:b/>
-          <w:sz w:val="22"/>
-          <w:szCs w:val="22"/>
-        </w:rPr>
+        <w:t>DENUNCIANTE</w:t>
         <w:tab/>
-        <w:t/>
-      </w:r>
-      <w:r>
-        <w:rPr>
-          <w:rFonts w:ascii="Arial Narrow" w:eastAsia="Arial Narrow" w:hAnsi="Arial Narrow" w:cs="Arial Narrow"/>
-          <w:b/>
-          <w:sz w:val="22"/>
-          <w:szCs w:val="22"/>
-        </w:rPr>
+        <w:t>:</w:t>
         <w:tab/>
-      </w:r>
-      <w:r>
-        <w:rPr>
-          <w:rFonts w:ascii="Arial Narrow" w:eastAsia="Arial Narrow" w:hAnsi="Arial Narrow" w:cs="Arial Narrow"/>
-          <w:b/>
-          <w:sz w:val="22"/>
-          <w:szCs w:val="22"/>
-        </w:rPr>
-        <w:t xml:space="preserve"/>
-      </w:r>
-      <w:r>
-        <w:rPr>
-          <w:rFonts w:ascii="Arial Narrow" w:eastAsia="Arial Narrow" w:hAnsi="Arial Narrow" w:cs="Arial Narrow"/>
-          <w:b/>
-          <w:sz w:val="22"/>
-          <w:szCs w:val="22"/>
-        </w:rPr>
-        <w:t/>
-      </w:r>
-      <w:r>
-        <w:rPr>
-          <w:rFonts w:ascii="Arial Narrow" w:eastAsia="Arial Narrow" w:hAnsi="Arial Narrow" w:cs="Arial Narrow"/>
-          <w:b/>
-          <w:sz w:val="22"/>
-          <w:szCs w:val="22"/>
-        </w:rPr>
-        <w:t/>
-      </w:r>
-      <w:r>
-        <w:rPr>
-          <w:rFonts w:ascii="Arial Narrow" w:eastAsia="Arial Narrow" w:hAnsi="Arial Narrow" w:cs="Arial Narrow"/>
-          <w:b/>
-          <w:sz w:val="22"/>
-          <w:szCs w:val="22"/>
-        </w:rPr>
-        <w:t xml:space="preserve"/>
-      </w:r>
-      <w:r>
-        <w:rPr>
-          <w:rFonts w:ascii="Arial Narrow" w:eastAsia="Arial Narrow" w:hAnsi="Arial Narrow" w:cs="Arial Narrow"/>
-          <w:b/>
-          <w:sz w:val="22"/>
-          <w:szCs w:val="22"/>
-        </w:rPr>
-        <w:t/>
-      </w:r>
-      <w:r>
-        <w:rPr>
-          <w:rFonts w:ascii="Arial Narrow" w:eastAsia="Arial Narrow" w:hAnsi="Arial Narrow" w:cs="Arial Narrow"/>
-          <w:b/>
-          <w:sz w:val="22"/>
-          <w:szCs w:val="22"/>
-        </w:rPr>
-        <w:t/>
-      </w:r>
-    </w:p>
-    <w:p ns2:paraId="0CD7FE7E" ns2:textId="6FC284E3">
+        <w:t xml:space="preserve">[DENUNCIANTE] (SEÑORA [APELLIDO])</w:t>
+      </w:r>
+    </w:p>
+    <w:p>
       <w:pPr>
         <w:tabs>
           <w:tab w:val="left" w:pos="1701"/>
@@ -309,7 +240,7 @@
         <w:t>)</w:t>
       </w:r>
     </w:p>
-    <w:p ns2:paraId="2FCCE269" ns2:textId="615674C7">
+    <w:p>
       <w:pPr>
         <w:tabs>
           <w:tab w:val="left" w:pos="1701"/>
@@ -361,7 +292,7 @@
         <w:t>CONFIDENCIALIDAD</w:t>
       </w:r>
     </w:p>
-    <w:p ns2:paraId="1C9E56B7" ns2:textId="1942410D">
+    <w:p>
       <w:pPr>
         <w:tabs>
           <w:tab w:val="left" w:pos="1701"/>
@@ -403,7 +334,7 @@
         <w:t>ADMISIÓN A TRÁMITE</w:t>
       </w:r>
     </w:p>
-    <w:p ns2:paraId="01717D35" ns2:textId="77777777">
+    <w:p>
       <w:pPr>
         <w:tabs>
           <w:tab w:val="left" w:pos="1701"/>
@@ -438,18 +369,18 @@
         <w:t>REQUERIMIENTO DE INFORMACIÓN</w:t>
       </w:r>
     </w:p>
-    <w:p ns2:paraId="2DFE1131" ns2:textId="77777777">
-      <w:pPr>
-        <w:jc w:val="both"/>
-        <w:rPr>
-          <w:rFonts w:ascii="Arial Narrow" w:eastAsia="Arial Narrow" w:hAnsi="Arial Narrow" w:cs="Arial Narrow"/>
-          <w:b/>
-          <w:sz w:val="22"/>
-          <w:szCs w:val="22"/>
-        </w:rPr>
-      </w:pPr>
-    </w:p>
-    <w:p ns2:paraId="3B09297A" ns2:textId="1DDC4206">
+    <w:p>
+      <w:pPr>
+        <w:jc w:val="both"/>
+        <w:rPr>
+          <w:rFonts w:ascii="Arial Narrow" w:eastAsia="Arial Narrow" w:hAnsi="Arial Narrow" w:cs="Arial Narrow"/>
+          <w:b/>
+          <w:sz w:val="22"/>
+          <w:szCs w:val="22"/>
+        </w:rPr>
+      </w:pPr>
+    </w:p>
+    <w:p>
       <w:pPr>
         <w:jc w:val="both"/>
         <w:rPr>
@@ -499,7 +430,7 @@
         <w:t xml:space="preserve"/>
       </w:r>
     </w:p>
-    <w:p ns2:paraId="698913AC" ns2:textId="77777777">
+    <w:p>
       <w:pPr>
         <w:tabs>
           <w:tab w:val="left" w:pos="1014"/>
@@ -512,7 +443,7 @@
         </w:rPr>
       </w:pPr>
     </w:p>
-    <w:p ns2:paraId="4AC48BF8" ns2:textId="77777777">
+    <w:p>
       <w:pPr>
         <w:numPr>
           <w:ilvl w:val="0"/>
@@ -537,17 +468,17 @@
         <w:t>HECHOS</w:t>
       </w:r>
     </w:p>
-    <w:p ns2:paraId="713A84CE" ns2:textId="77777777">
-      <w:pPr>
-        <w:jc w:val="both"/>
-        <w:rPr>
-          <w:rFonts w:ascii="Arial Narrow" w:eastAsia="Arial Narrow" w:hAnsi="Arial Narrow" w:cs="Arial Narrow"/>
-          <w:sz w:val="22"/>
-          <w:szCs w:val="22"/>
-        </w:rPr>
-      </w:pPr>
-    </w:p>
-    <w:p ns2:paraId="6F9C91E9" ns2:textId="2C616638">
+    <w:p>
+      <w:pPr>
+        <w:jc w:val="both"/>
+        <w:rPr>
+          <w:rFonts w:ascii="Arial Narrow" w:eastAsia="Arial Narrow" w:hAnsi="Arial Narrow" w:cs="Arial Narrow"/>
+          <w:sz w:val="22"/>
+          <w:szCs w:val="22"/>
+        </w:rPr>
+      </w:pPr>
+    </w:p>
+    <w:p>
       <w:pPr>
         <w:pStyle w:val="Prrafodelista"/>
         <w:numPr>
@@ -669,7 +600,7 @@
         <w:t/>
       </w:r>
     </w:p>
-    <w:p ns2:paraId="2E7593A6" ns2:textId="77777777">
+    <w:p>
       <w:pPr>
         <w:rPr>
           <w:rFonts w:ascii="Arial Narrow" w:eastAsia="Arial Narrow" w:hAnsi="Arial Narrow" w:cs="Arial Narrow"/>
@@ -679,7 +610,7 @@
       </w:pPr>
       <w:bookmarkStart w:id="0" w:name="_Hlk140588011"/>
     </w:p>
-    <w:p ns2:paraId="3E0EA7CB" ns2:textId="6267B48E">
+    <w:p>
       <w:pPr>
         <w:numPr>
           <w:ilvl w:val="2"/>
@@ -741,7 +672,7 @@
         <w:t xml:space="preserve"> Pacífico.</w:t>
       </w:r>
     </w:p>
-    <w:p ns2:paraId="5347E3D9" ns2:textId="77777777">
+    <w:p>
       <w:pPr>
         <w:pBdr>
           <w:top w:val="nil"/>
@@ -759,7 +690,7 @@
         </w:rPr>
       </w:pPr>
     </w:p>
-    <w:p ns2:paraId="07FCD227" ns2:textId="27AA3226">
+    <w:p>
       <w:pPr>
         <w:numPr>
           <w:ilvl w:val="2"/>
@@ -813,7 +744,7 @@
         <w:t xml:space="preserve"> con una enfermedad que produjo una disminución de la fuerza física igual o superior a dos tercios de la capacidad de trabajo, configurando un estado de invalidez total y permanente. Dicho diagnóstico médico se determinó luego de superado el periodo de carencia.</w:t>
       </w:r>
     </w:p>
-    <w:p ns2:paraId="0916DF3D" ns2:textId="77777777">
+    <w:p>
       <w:pPr>
         <w:pBdr>
           <w:top w:val="nil"/>
@@ -831,7 +762,7 @@
         </w:rPr>
       </w:pPr>
     </w:p>
-    <w:p ns2:paraId="4D7EDC0F" ns2:textId="02842976">
+    <w:p>
       <w:pPr>
         <w:numPr>
           <w:ilvl w:val="2"/>
@@ -887,7 +818,7 @@
         <w:t xml:space="preserve"> el certificado médico, la historia clínica completa, y el documento de identidad.</w:t>
       </w:r>
     </w:p>
-    <w:p ns2:paraId="16CD0E6F" ns2:textId="77777777">
+    <w:p>
       <w:pPr>
         <w:pBdr>
           <w:top w:val="nil"/>
@@ -905,7 +836,7 @@
         </w:rPr>
       </w:pPr>
     </w:p>
-    <w:p ns2:paraId="53AF69C7" ns2:textId="18B363ED">
+    <w:p>
       <w:pPr>
         <w:numPr>
           <w:ilvl w:val="2"/>
@@ -935,7 +866,7 @@
         <w:t>El 21 de agosto de 2025, Pacífico respondió, mediante correo electrónico, que no logró acceder a los enlaces virtuales, requiriendo el envío de los documentos en formato digital con una capacidad máxima de memoria.</w:t>
       </w:r>
     </w:p>
-    <w:p ns2:paraId="0B79CCA4" ns2:textId="77777777">
+    <w:p>
       <w:pPr>
         <w:pBdr>
           <w:top w:val="nil"/>
@@ -953,7 +884,7 @@
         </w:rPr>
       </w:pPr>
     </w:p>
-    <w:p ns2:paraId="5AAC5EC8" ns2:textId="06DA0D23">
+    <w:p>
       <w:pPr>
         <w:numPr>
           <w:ilvl w:val="2"/>
@@ -983,7 +914,7 @@
         <w:t>El 5 de setiembre de 2025, remitió a Pacífico la historia clínica requerida, luego de lo cual la aseguradora asignó un número de trámite a la solicitud.</w:t>
       </w:r>
     </w:p>
-    <w:p ns2:paraId="21BD0922" ns2:textId="77777777">
+    <w:p>
       <w:pPr>
         <w:pBdr>
           <w:top w:val="nil"/>
@@ -1001,7 +932,7 @@
         </w:rPr>
       </w:pPr>
     </w:p>
-    <w:p ns2:paraId="6C141519" ns2:textId="76369F33">
+    <w:p>
       <w:pPr>
         <w:numPr>
           <w:ilvl w:val="2"/>
@@ -1031,7 +962,7 @@
         <w:t>El 17 de setiembre de 2025, Pacífico comunicó, mediante correo electrónico, que no visualizaba la póliza en sus sistemas, requiriendo el envío del número y nombre del documento contractual.</w:t>
       </w:r>
     </w:p>
-    <w:p ns2:paraId="597A3F51" ns2:textId="77777777">
+    <w:p>
       <w:pPr>
         <w:pBdr>
           <w:top w:val="nil"/>
@@ -1049,7 +980,7 @@
         </w:rPr>
       </w:pPr>
     </w:p>
-    <w:p ns2:paraId="41DBDB2B" ns2:textId="1A492F8D">
+    <w:p>
       <w:pPr>
         <w:numPr>
           <w:ilvl w:val="2"/>
@@ -1103,7 +1034,7 @@
         <w:t>.</w:t>
       </w:r>
     </w:p>
-    <w:p ns2:paraId="2A73EB2C" ns2:textId="77777777">
+    <w:p>
       <w:pPr>
         <w:pBdr>
           <w:top w:val="nil"/>
@@ -1121,7 +1052,7 @@
         </w:rPr>
       </w:pPr>
     </w:p>
-    <w:p ns2:paraId="3BF7D35E" ns2:textId="3539D62B">
+    <w:p>
       <w:pPr>
         <w:numPr>
           <w:ilvl w:val="2"/>
@@ -1159,7 +1090,7 @@
         <w:t>asta la fecha, Pacífico no emitió pronunciamiento aprobando o rechazando la solicitud de cobertura, no requirió documentación adicional, no informó sobre el estado de evaluación del expediente y no efectuó el pago de la suma asegurada.</w:t>
       </w:r>
     </w:p>
-    <w:p ns2:paraId="748BB242" ns2:textId="2112B76A">
+    <w:p>
       <w:pPr>
         <w:pBdr>
           <w:top w:val="nil"/>
@@ -1177,7 +1108,7 @@
       </w:pPr>
     </w:p>
     <w:bookmarkEnd w:id="0"/>
-    <w:p ns2:paraId="6EA5BDCA" ns2:textId="374D1907">
+    <w:p>
       <w:pPr>
         <w:pStyle w:val="Prrafodelista"/>
         <w:numPr>
@@ -1467,7 +1398,7 @@
         <w:t/>
       </w:r>
     </w:p>
-    <w:p ns2:paraId="27AE8452" ns2:textId="77777777">
+    <w:p>
       <w:pPr>
         <w:contextualSpacing/>
         <w:jc w:val="both"/>
@@ -1480,7 +1411,7 @@
         </w:rPr>
       </w:pPr>
     </w:p>
-    <w:p ns2:paraId="6D170964" ns2:textId="77777777">
+    <w:p>
       <w:pPr>
         <w:numPr>
           <w:ilvl w:val="0"/>
@@ -1507,7 +1438,7 @@
         <w:t xml:space="preserve">DE LA SOLICITUD DE CONFIDENCIALIDAD PRESENTADA </w:t>
       </w:r>
     </w:p>
-    <w:p ns2:paraId="27D025BC" ns2:textId="77777777">
+    <w:p>
       <w:pPr>
         <w:ind w:left="567"/>
         <w:contextualSpacing/>
@@ -1521,7 +1452,7 @@
         </w:rPr>
       </w:pPr>
     </w:p>
-    <w:p ns2:paraId="56D1A47C" ns2:textId="3EF68179">
+    <w:p>
       <w:pPr>
         <w:pStyle w:val="Prrafodelista"/>
         <w:numPr>
@@ -1545,7 +1476,7 @@
         <w:t>El artículo 6 de la Ley sobre Facultades, Normas y Organización del Indecopi, aprobada por el Decreto Legislativo 807, establece que la información recibida por una Comisión, Oficina o Sala del Tribunal de Defensa de la Competencia y de la Propiedad Intelectual, que constituya un secreto industrial o comercial, deberá ser declarada reservada por la Comisión, Oficina o Sala del Tribunal respectiva, debiendo adoptar las medidas necesarias para garantizar la reserva y confidencialidad de la información.</w:t>
       </w:r>
     </w:p>
-    <w:p ns2:paraId="79A96F3D" ns2:textId="77777777">
+    <w:p>
       <w:pPr>
         <w:pStyle w:val="Prrafodelista"/>
         <w:ind w:left="567"/>
@@ -1557,7 +1488,7 @@
         </w:rPr>
       </w:pPr>
     </w:p>
-    <w:p ns2:paraId="43A0019D" ns2:textId="77777777">
+    <w:p>
       <w:pPr>
         <w:pStyle w:val="Prrafodelista"/>
         <w:numPr>
@@ -1581,7 +1512,7 @@
         <w:t>De otro lado, la Directiva 001-2008/TRI-INDECOPI, Directiva sobre confidencialidad de la información en los procedimientos seguidos por los órganos funcionales del Indecopi (en adelante, Directiva), modificada por la Directiva 002-2017/TRI-INDECOPI y 003-2022/TRI-INDECOPI, establece lo siguiente:</w:t>
       </w:r>
     </w:p>
-    <w:p ns2:paraId="6C6AB255" ns2:textId="77777777">
+    <w:p>
       <w:pPr>
         <w:ind w:left="720"/>
         <w:contextualSpacing/>
@@ -1592,7 +1523,7 @@
         </w:rPr>
       </w:pPr>
     </w:p>
-    <w:p ns2:paraId="54485FF6" ns2:textId="77777777">
+    <w:p>
       <w:pPr>
         <w:ind w:left="1701" w:right="4" w:hanging="567"/>
         <w:contextualSpacing/>
@@ -1634,7 +1565,7 @@
         <w:t>INFORMACIÓN CONFIDENCIAL</w:t>
       </w:r>
     </w:p>
-    <w:p ns2:paraId="77964E95" ns2:textId="77777777">
+    <w:p>
       <w:pPr>
         <w:ind w:left="1134" w:right="4"/>
         <w:contextualSpacing/>
@@ -1647,7 +1578,7 @@
         </w:rPr>
       </w:pPr>
     </w:p>
-    <w:p ns2:paraId="5C51B1BF" ns2:textId="77777777">
+    <w:p>
       <w:pPr>
         <w:ind w:left="2268" w:hanging="567"/>
         <w:contextualSpacing/>
@@ -1709,7 +1640,7 @@
         <w:t xml:space="preserve"> o un tercero del que el aportante la hubiere recibido, u otorgue una ventaja significativa para un competidor del aportante de la información.</w:t>
       </w:r>
     </w:p>
-    <w:p ns2:paraId="451CE3E6" ns2:textId="77777777">
+    <w:p>
       <w:pPr>
         <w:ind w:left="1134"/>
         <w:contextualSpacing/>
@@ -1730,7 +1661,7 @@
         <w:t>     </w:t>
       </w:r>
     </w:p>
-    <w:p ns2:paraId="005FBD89" ns2:textId="77777777">
+    <w:p>
       <w:pPr>
         <w:ind w:left="2268"/>
         <w:contextualSpacing/>
@@ -1755,7 +1686,7 @@
         <w:t>Puede también declararse confidencial aquella información que sea considerada reservada o confidencial por Ley. Entre estas:</w:t>
       </w:r>
     </w:p>
-    <w:p ns2:paraId="73F6CF1D" ns2:textId="77777777">
+    <w:p>
       <w:pPr>
         <w:ind w:left="2268"/>
         <w:contextualSpacing/>
@@ -1769,7 +1700,7 @@
         </w:rPr>
       </w:pPr>
     </w:p>
-    <w:p ns2:paraId="5E747B07" ns2:textId="77777777">
+    <w:p>
       <w:pPr>
         <w:ind w:left="2835" w:hanging="567"/>
         <w:contextualSpacing/>
@@ -1831,7 +1762,7 @@
         <w:t xml:space="preserve"> se considera comprendida dentro de la intimidad personal.</w:t>
       </w:r>
     </w:p>
-    <w:p ns2:paraId="35A0AE8F" ns2:textId="77777777">
+    <w:p>
       <w:pPr>
         <w:ind w:left="2835" w:hanging="567"/>
         <w:contextualSpacing/>
@@ -1869,7 +1800,7 @@
         <w:t>Se consideran datos sensibles los datos personales constituidos por los datos biométricos que por sí mismos pueden identificar al titular, datos referidos al origen racial y étnico; ingresos económicos, opiniones o convicciones políticas, religiosas, filosóficas o morales; afiliación sindical; e información relacionada a la salud o a la vida sexual.</w:t>
       </w:r>
     </w:p>
-    <w:p ns2:paraId="705576D1" ns2:textId="77777777">
+    <w:p>
       <w:pPr>
         <w:ind w:left="2268"/>
         <w:contextualSpacing/>
@@ -1884,7 +1815,7 @@
         </w:rPr>
       </w:pPr>
     </w:p>
-    <w:p ns2:paraId="19BC2C16" ns2:textId="77777777">
+    <w:p>
       <w:pPr>
         <w:ind w:left="2835" w:hanging="567"/>
         <w:contextualSpacing/>
@@ -1922,7 +1853,7 @@
         <w:t>Información proveniente de terceras personas ajenas al procedimiento de investigación, cuya divulgación sin previa autorización podría ocasionar perjuicios a alguna de las partes.</w:t>
       </w:r>
     </w:p>
-    <w:p ns2:paraId="62F3FAB8" ns2:textId="77777777">
+    <w:p>
       <w:pPr>
         <w:ind w:left="2268"/>
         <w:contextualSpacing/>
@@ -1937,7 +1868,7 @@
         </w:rPr>
       </w:pPr>
     </w:p>
-    <w:p ns2:paraId="44E63D8F" ns2:textId="77777777">
+    <w:p>
       <w:pPr>
         <w:ind w:left="2835" w:hanging="567"/>
         <w:contextualSpacing/>
@@ -1975,7 +1906,7 @@
         <w:t xml:space="preserve"> La información protegida por la respectiva regulación del secreto bancario, tributario, comercial, industrial, empresarial, tecnológico y bursátil.</w:t>
       </w:r>
     </w:p>
-    <w:p ns2:paraId="4FD4732F" ns2:textId="77777777">
+    <w:p>
       <w:pPr>
         <w:ind w:left="2835"/>
         <w:contextualSpacing/>
@@ -1990,7 +1921,7 @@
         </w:rPr>
       </w:pPr>
     </w:p>
-    <w:p ns2:paraId="2453C2EB" ns2:textId="77777777">
+    <w:p>
       <w:pPr>
         <w:ind w:left="2835"/>
         <w:contextualSpacing/>
@@ -2017,7 +1948,7 @@
         <w:t>Se considerará lo siguiente:</w:t>
       </w:r>
     </w:p>
-    <w:p ns2:paraId="3C6979FA" ns2:textId="77777777">
+    <w:p>
       <w:pPr>
         <w:ind w:left="2835"/>
         <w:contextualSpacing/>
@@ -2032,7 +1963,7 @@
         </w:rPr>
       </w:pPr>
     </w:p>
-    <w:p ns2:paraId="35794609" ns2:textId="77777777">
+    <w:p>
       <w:pPr>
         <w:ind w:left="2835"/>
         <w:contextualSpacing/>
@@ -2071,7 +2002,7 @@
         <w:t xml:space="preserve"> aquella información cuya importancia para el desarrollo de la actividad empresarial obliga a las empresas a mantenerla fuera del alcance de terceros ajenos a la empresa;</w:t>
       </w:r>
     </w:p>
-    <w:p ns2:paraId="0880956C" ns2:textId="77777777">
+    <w:p>
       <w:pPr>
         <w:ind w:left="2835"/>
         <w:contextualSpacing/>
@@ -2110,7 +2041,7 @@
         <w:t xml:space="preserve"> conocimiento tecnológico referido a procedimientos de fabricación o producción en general, o el conocimiento vinculado al empleo y aplicación de técnicas industriales, que permitan obtener o mantener una ventaja competitiva o económica frente a terceros;</w:t>
       </w:r>
     </w:p>
-    <w:p ns2:paraId="47F11505" ns2:textId="77777777">
+    <w:p>
       <w:pPr>
         <w:ind w:left="2835"/>
         <w:contextualSpacing/>
@@ -2149,7 +2080,7 @@
         <w:t xml:space="preserve"> Cualquier información no divulgada que una empresa natural o jurídica legítimamente posea, que pueda usarse en alguna actividad productiva, industrial o comercial, y que sea susceptible de transmitirse a un tercero, en la medida que dicha información sea:</w:t>
       </w:r>
     </w:p>
-    <w:p ns2:paraId="06C030EB" ns2:textId="77777777">
+    <w:p>
       <w:pPr>
         <w:ind w:left="1134"/>
         <w:contextualSpacing/>
@@ -2175,7 +2106,7 @@
         <w:t>   </w:t>
       </w:r>
     </w:p>
-    <w:p ns2:paraId="16216185" ns2:textId="77777777">
+    <w:p>
       <w:pPr>
         <w:ind w:left="3402" w:hanging="567"/>
         <w:contextualSpacing/>
@@ -2213,7 +2144,7 @@
         <w:t>Secreta, en el sentido que como conjunto o en la configuración y reunión precisa de sus componentes, no sea generalmente conocida ni fácilmente accesible por quienes se encuentran en los círculos que normalmente manejan la información respectiva;</w:t>
       </w:r>
     </w:p>
-    <w:p ns2:paraId="19A6DCFF" ns2:textId="77777777">
+    <w:p>
       <w:pPr>
         <w:ind w:left="3402" w:hanging="567"/>
         <w:contextualSpacing/>
@@ -2251,7 +2182,7 @@
         <w:t>tenga un valor comercial por ser secreta; y</w:t>
       </w:r>
     </w:p>
-    <w:p ns2:paraId="3178E686" ns2:textId="77777777">
+    <w:p>
       <w:pPr>
         <w:ind w:left="3402" w:hanging="567"/>
         <w:contextualSpacing/>
@@ -2289,7 +2220,7 @@
         <w:t>haya sido objeto de medidas razonables tomadas por su legítimo poseedor para mantenerla secreta.</w:t>
       </w:r>
     </w:p>
-    <w:p ns2:paraId="06306BE3" ns2:textId="77777777">
+    <w:p>
       <w:pPr>
         <w:ind w:left="3402" w:hanging="567"/>
         <w:contextualSpacing/>
@@ -2304,7 +2235,7 @@
         </w:rPr>
       </w:pPr>
     </w:p>
-    <w:p ns2:paraId="0AA7A8B4" ns2:textId="77777777">
+    <w:p>
       <w:pPr>
         <w:ind w:left="2835"/>
         <w:contextualSpacing/>
@@ -2330,7 +2261,7 @@
         <w:t>La información de un secreto empresarial podrá estar referida a la naturaleza, características o finalidades de los productos; a los métodos o procesos de producción; o, a los medios o formas de distribución o comercialización de productos o prestación de servicios.</w:t>
       </w:r>
     </w:p>
-    <w:p ns2:paraId="5CFFAE92" ns2:textId="77777777">
+    <w:p>
       <w:pPr>
         <w:ind w:left="2268" w:right="4" w:hanging="567"/>
         <w:contextualSpacing/>
@@ -2344,7 +2275,7 @@
         </w:rPr>
       </w:pPr>
     </w:p>
-    <w:p ns2:paraId="57D9052F" ns2:textId="77777777">
+    <w:p>
       <w:pPr>
         <w:ind w:left="2268" w:right="4" w:hanging="567"/>
         <w:contextualSpacing/>
@@ -2379,7 +2310,7 @@
         <w:t>Cuando se declare confidencial la información, esta será de uso exclusivo de los funcionarios encargados del trámite del procedimiento. Dicha información no podrá ser puesta en conocimiento de las demás partes del procedimiento ni de terceros. (…)”.</w:t>
       </w:r>
     </w:p>
-    <w:p ns2:paraId="3BA8B65D" ns2:textId="77777777">
+    <w:p>
       <w:pPr>
         <w:ind w:left="2268" w:right="4" w:hanging="567"/>
         <w:contextualSpacing/>
@@ -2391,7 +2322,7 @@
         </w:rPr>
       </w:pPr>
     </w:p>
-    <w:p ns2:paraId="5268E2E7" ns2:textId="77777777">
+    <w:p>
       <w:pPr>
         <w:pStyle w:val="Prrafodelista"/>
         <w:numPr>
@@ -2415,7 +2346,7 @@
         <w:t>Asimismo, el numeral 3.2 de la Directiva señala que todo administrado que solicite la reserva de la información durante la tramitación de los procedimientos a cargo de los órganos funcionales del Indecopi, tiene que cumplir una serie de requisitos al momento de realizar su solicitud de confidencialidad, los que se detallan a continuación:</w:t>
       </w:r>
     </w:p>
-    <w:p ns2:paraId="1CD59EF2" ns2:textId="77777777">
+    <w:p>
       <w:pPr>
         <w:contextualSpacing/>
         <w:rPr>
@@ -2423,7 +2354,7 @@
         </w:rPr>
       </w:pPr>
     </w:p>
-    <w:p ns2:paraId="4A3F7A63" ns2:textId="77777777">
+    <w:p>
       <w:pPr>
         <w:ind w:left="2268" w:right="4" w:hanging="567"/>
         <w:contextualSpacing/>
@@ -2455,7 +2386,7 @@
         <w:t>Al solicitar la confidencialidad de la información, el aportante de ella deberá cumplir los siguientes requisitos:</w:t>
       </w:r>
     </w:p>
-    <w:p ns2:paraId="004704F4" ns2:textId="77777777">
+    <w:p>
       <w:pPr>
         <w:ind w:left="2268" w:right="4" w:hanging="567"/>
         <w:contextualSpacing/>
@@ -2468,7 +2399,7 @@
         </w:rPr>
       </w:pPr>
     </w:p>
-    <w:p ns2:paraId="3F95C814" ns2:textId="77777777">
+    <w:p>
       <w:pPr>
         <w:ind w:left="2835" w:right="4" w:hanging="567"/>
         <w:contextualSpacing/>
@@ -2520,7 +2451,7 @@
         <w:t xml:space="preserve"> y se ha solicitado la exhibición de información documentaria. Caso contrario, la autoridad no será responsable de su divulgación.</w:t>
       </w:r>
     </w:p>
-    <w:p ns2:paraId="70296D06" ns2:textId="77777777">
+    <w:p>
       <w:pPr>
         <w:ind w:left="2835" w:right="4" w:hanging="567"/>
         <w:contextualSpacing/>
@@ -2533,7 +2464,7 @@
         </w:rPr>
       </w:pPr>
     </w:p>
-    <w:p ns2:paraId="00486B88" ns2:textId="77777777">
+    <w:p>
       <w:pPr>
         <w:ind w:left="2835" w:right="4" w:hanging="567"/>
         <w:contextualSpacing/>
@@ -2635,7 +2566,7 @@
         <w:t>solicitud, para lo cual le otorgará un plazo de siete (7) días hábiles, para ello, bajo apercibimiento de denegar el pedido de confidencialidad.</w:t>
       </w:r>
     </w:p>
-    <w:p ns2:paraId="7551E6B1" ns2:textId="77777777">
+    <w:p>
       <w:pPr>
         <w:ind w:left="2835" w:hanging="567"/>
         <w:contextualSpacing/>
@@ -2649,7 +2580,7 @@
         </w:rPr>
       </w:pPr>
     </w:p>
-    <w:p ns2:paraId="620C0D89" ns2:textId="77777777">
+    <w:p>
       <w:pPr>
         <w:ind w:left="2835" w:hanging="567"/>
         <w:contextualSpacing/>
@@ -2750,7 +2681,7 @@
         <w:t xml:space="preserve"> del área correspondiente deberá requerírselo, otorgándole un plazo de siete (7) días hábiles para ello, bajo apercibimiento de denegar el pedido de confidencialidad.</w:t>
       </w:r>
     </w:p>
-    <w:p ns2:paraId="037024F4" ns2:textId="77777777">
+    <w:p>
       <w:pPr>
         <w:ind w:left="2835" w:hanging="567"/>
         <w:contextualSpacing/>
@@ -2774,7 +2705,7 @@
         <w:t xml:space="preserve"> </w:t>
       </w:r>
     </w:p>
-    <w:p ns2:paraId="00465280" ns2:textId="77777777">
+    <w:p>
       <w:pPr>
         <w:ind w:left="2835" w:hanging="567"/>
         <w:contextualSpacing/>
@@ -2831,7 +2762,7 @@
         <w:t xml:space="preserve"> la información esté compuesta de series estadísticas, esta deberá ser presentada mediante indicadores que permitan apreciar la tendencia.</w:t>
       </w:r>
     </w:p>
-    <w:p ns2:paraId="24D7B246" ns2:textId="77777777">
+    <w:p>
       <w:pPr>
         <w:ind w:left="2835" w:hanging="567"/>
         <w:contextualSpacing/>
@@ -2855,7 +2786,7 @@
         <w:t xml:space="preserve"> </w:t>
       </w:r>
     </w:p>
-    <w:p ns2:paraId="01DEDCA2" ns2:textId="77777777">
+    <w:p>
       <w:pPr>
         <w:ind w:left="2835" w:hanging="3"/>
         <w:contextualSpacing/>
@@ -2879,7 +2810,7 @@
         <w:t>De considerar el aportante que la naturaleza de la información impide elaborar un “resumen no confidencial”, deberá comunicarlo al órgano funcional del INDECOPI, exponiendo las razones. Si el órgano resolutivo considera válidas dichas razones, le solicitará a la parte que elabore un listado de la información para hacerlo de conocimiento de las demás partes del procedimiento.</w:t>
       </w:r>
     </w:p>
-    <w:p ns2:paraId="5DC2F35D" ns2:textId="77777777">
+    <w:p>
       <w:pPr>
         <w:ind w:left="2835" w:hanging="3"/>
         <w:contextualSpacing/>
@@ -2893,7 +2824,7 @@
         </w:rPr>
       </w:pPr>
     </w:p>
-    <w:p ns2:paraId="1AFF1FB1" ns2:textId="77777777">
+    <w:p>
       <w:pPr>
         <w:ind w:left="2835" w:hanging="567"/>
         <w:contextualSpacing/>
@@ -2928,7 +2859,7 @@
         <w:t>En caso excepcional y de no haber presentado el aportante un “resumen no confidencial” de la información, la autoridad deberá solicitárselo otorgando un plazo de siete (7) días hábiles para ello. Caso contrario se denegará el tratamiento confidencial.</w:t>
       </w:r>
     </w:p>
-    <w:p ns2:paraId="486F78CE" ns2:textId="77777777">
+    <w:p>
       <w:pPr>
         <w:ind w:left="2835" w:hanging="567"/>
         <w:contextualSpacing/>
@@ -2942,7 +2873,7 @@
         </w:rPr>
       </w:pPr>
     </w:p>
-    <w:p ns2:paraId="777A56D1" ns2:textId="77777777">
+    <w:p>
       <w:pPr>
         <w:ind w:left="2835" w:hanging="567"/>
         <w:contextualSpacing/>
@@ -2999,7 +2930,7 @@
         <w:t xml:space="preserve"> sin otorgarle tratamiento confidencial aquella información para la cual se solicita tratamiento confidencial, si la misma puede ser obtenida de otra fuente con carácter no confidencial.</w:t>
       </w:r>
     </w:p>
-    <w:p ns2:paraId="2B6183EB" ns2:textId="77777777">
+    <w:p>
       <w:pPr>
         <w:ind w:left="2835" w:hanging="567"/>
         <w:contextualSpacing/>
@@ -3013,7 +2944,7 @@
         </w:rPr>
       </w:pPr>
     </w:p>
-    <w:p ns2:paraId="570E88BD" ns2:textId="77777777">
+    <w:p>
       <w:pPr>
         <w:ind w:left="2835" w:hanging="567"/>
         <w:contextualSpacing/>
@@ -3048,7 +2979,7 @@
         <w:t>Señalar el plazo por el cual se solicita el tratamiento confidencial de la información presentada.”</w:t>
       </w:r>
     </w:p>
-    <w:p ns2:paraId="63A0A79B" ns2:textId="77777777">
+    <w:p>
       <w:pPr>
         <w:ind w:left="567"/>
         <w:contextualSpacing/>
@@ -3060,7 +2991,7 @@
         </w:rPr>
       </w:pPr>
     </w:p>
-    <w:p ns2:paraId="254AC332" ns2:textId="77777777">
+    <w:p>
       <w:pPr>
         <w:pStyle w:val="Prrafodelista"/>
         <w:numPr>
@@ -3084,7 +3015,7 @@
         <w:t>Por ello, al momento de evaluar una solicitud de confidencialidad de información, la Secretaría Técnica -por delegación de facultades- debe, en primer lugar, corroborar el cumplimiento de los requisitos establecidos expresamente en la Directiva, los que se encuentran a cargo de la parte solicitante.</w:t>
       </w:r>
     </w:p>
-    <w:p ns2:paraId="402F1F7E" ns2:textId="77777777">
+    <w:p>
       <w:pPr>
         <w:ind w:left="567"/>
         <w:contextualSpacing/>
@@ -3094,7 +3025,7 @@
         </w:rPr>
       </w:pPr>
     </w:p>
-    <w:p ns2:paraId="59A5CBB0" ns2:textId="77777777">
+    <w:p>
       <w:pPr>
         <w:pStyle w:val="Prrafodelista"/>
         <w:numPr>
@@ -3162,7 +3093,7 @@
         <w:t>.</w:t>
       </w:r>
     </w:p>
-    <w:p ns2:paraId="48841480" ns2:textId="77777777">
+    <w:p>
       <w:pPr>
         <w:ind w:left="567"/>
         <w:contextualSpacing/>
@@ -3174,7 +3105,7 @@
         </w:rPr>
       </w:pPr>
     </w:p>
-    <w:p ns2:paraId="0E134C1E" ns2:textId="77777777">
+    <w:p>
       <w:pPr>
         <w:pStyle w:val="Prrafodelista"/>
         <w:numPr>
@@ -3217,7 +3148,7 @@
         <w:t>.</w:t>
       </w:r>
     </w:p>
-    <w:p ns2:paraId="155BD7AB" ns2:textId="77777777">
+    <w:p>
       <w:pPr>
         <w:pStyle w:val="Prrafodelista"/>
         <w:rPr>
@@ -3228,7 +3159,7 @@
         </w:rPr>
       </w:pPr>
     </w:p>
-    <w:p ns2:paraId="7F6D7A82" ns2:textId="77777777">
+    <w:p>
       <w:pPr>
         <w:pStyle w:val="Prrafodelista"/>
         <w:numPr>
@@ -3279,7 +3210,7 @@
         <w:t>; siendo que en caso el administrado no cumpla con este último requisito el Órgano Resolutivo le solicitará que subsane dicha omisión o que indique si desea tener por no presentado su escrito, bajo apercibimiento de incorporarlo al expediente como documento de carácter público con el mismo tratamiento que cualquier pieza incluida en dicho expediente.</w:t>
       </w:r>
     </w:p>
-    <w:p ns2:paraId="323B9CB3" ns2:textId="77777777">
+    <w:p>
       <w:pPr>
         <w:rPr>
           <w:rStyle w:val="normaltextrun"/>
@@ -3289,7 +3220,7 @@
         </w:rPr>
       </w:pPr>
     </w:p>
-    <w:p ns2:paraId="33F7562C" ns2:textId="3268E48B">
+    <w:p>
       <w:pPr>
         <w:pStyle w:val="Prrafodelista"/>
         <w:numPr>
@@ -3382,7 +3313,7 @@
         <w:t xml:space="preserve"/>
       </w:r>
     </w:p>
-    <w:p ns2:paraId="47AE20A3" ns2:textId="77777777">
+    <w:p>
       <w:pPr>
         <w:jc w:val="both"/>
         <w:rPr>
@@ -3395,7 +3326,7 @@
         </w:rPr>
       </w:pPr>
     </w:p>
-    <w:p ns2:paraId="173AAA85" ns2:textId="77C480C2">
+    <w:p>
       <w:pPr>
         <w:tabs>
           <w:tab w:val="left" w:pos="284"/>
@@ -3527,7 +3458,7 @@
         <w:t/>
       </w:r>
     </w:p>
-    <w:p ns2:paraId="40AC70AE" ns2:textId="77777777">
+    <w:p>
       <w:pPr>
         <w:tabs>
           <w:tab w:val="left" w:pos="284"/>
@@ -3544,7 +3475,7 @@
         </w:rPr>
       </w:pPr>
     </w:p>
-    <w:p ns2:paraId="326B9E2D" ns2:textId="77777777">
+    <w:p>
       <w:pPr>
         <w:pStyle w:val="Prrafodelista"/>
         <w:numPr>
@@ -3671,7 +3602,7 @@
         <w:t xml:space="preserve">. </w:t>
       </w:r>
     </w:p>
-    <w:p ns2:paraId="659FEB74" ns2:textId="77777777">
+    <w:p>
       <w:pPr>
         <w:pStyle w:val="Prrafodelista"/>
         <w:ind w:left="1134"/>
@@ -3686,7 +3617,7 @@
         </w:rPr>
       </w:pPr>
     </w:p>
-    <w:p ns2:paraId="4318A971" ns2:textId="77777777">
+    <w:p>
       <w:pPr>
         <w:pStyle w:val="Prrafodelista"/>
         <w:numPr>
@@ -3838,7 +3769,7 @@
         <w:t>.</w:t>
       </w:r>
     </w:p>
-    <w:p ns2:paraId="242927E6" ns2:textId="77777777">
+    <w:p>
       <w:pPr>
         <w:pStyle w:val="Prrafodelista"/>
         <w:ind w:left="1134"/>
@@ -3853,7 +3784,7 @@
         </w:rPr>
       </w:pPr>
     </w:p>
-    <w:p ns2:paraId="59EC5FD8" ns2:textId="77777777">
+    <w:p>
       <w:pPr>
         <w:pStyle w:val="Prrafodelista"/>
         <w:numPr>
@@ -3945,7 +3876,7 @@
         <w:t>como documentos de carácter público con el mismo tratamiento que cualquier otra pieza incluida en dicho expediente.</w:t>
       </w:r>
     </w:p>
-    <w:p ns2:paraId="5C25D1A3" ns2:textId="77777777">
+    <w:p>
       <w:pPr>
         <w:pStyle w:val="paragraph"/>
         <w:spacing w:before="0" w:beforeAutospacing="0" w:after="0" w:afterAutospacing="0"/>
@@ -3963,7 +3894,7 @@
         </w:rPr>
       </w:pPr>
     </w:p>
-    <w:p ns2:paraId="7E26E4A7" ns2:textId="66E76DC8">
+    <w:p>
       <w:pPr>
         <w:tabs>
           <w:tab w:val="left" w:pos="284"/>
@@ -4186,17 +4117,17 @@
         <w:t/>
       </w:r>
     </w:p>
-    <w:p ns2:paraId="2943BE67" ns2:textId="77777777">
-      <w:pPr>
-        <w:jc w:val="both"/>
-        <w:rPr>
-          <w:rFonts w:ascii="Arial Narrow" w:eastAsia="Arial Narrow" w:hAnsi="Arial Narrow" w:cs="Arial Narrow"/>
-          <w:sz w:val="22"/>
-          <w:szCs w:val="22"/>
-        </w:rPr>
-      </w:pPr>
-    </w:p>
-    <w:p ns2:paraId="26EC4D16" ns2:textId="1F8AF9F0">
+    <w:p>
+      <w:pPr>
+        <w:jc w:val="both"/>
+        <w:rPr>
+          <w:rFonts w:ascii="Arial Narrow" w:eastAsia="Arial Narrow" w:hAnsi="Arial Narrow" w:cs="Arial Narrow"/>
+          <w:sz w:val="22"/>
+          <w:szCs w:val="22"/>
+        </w:rPr>
+      </w:pPr>
+    </w:p>
+    <w:p>
       <w:pPr>
         <w:pStyle w:val="Prrafodelista"/>
         <w:numPr>
@@ -4319,7 +4250,7 @@
         <w:t/>
       </w:r>
     </w:p>
-    <w:p ns2:paraId="52560C66" ns2:textId="77777777">
+    <w:p>
       <w:pPr>
         <w:pStyle w:val="Prrafodelista"/>
         <w:rPr>
@@ -4332,7 +4263,7 @@
         </w:rPr>
       </w:pPr>
     </w:p>
-    <w:p ns2:paraId="03073F74" ns2:textId="68214599">
+    <w:p>
       <w:pPr>
         <w:pStyle w:val="Prrafodelista"/>
         <w:numPr>
@@ -4509,16 +4440,16 @@
         <w:t/>
       </w:r>
     </w:p>
-    <w:p ns2:paraId="4819FDF0" ns2:textId="77777777">
-      <w:pPr>
-        <w:rPr>
-          <w:rFonts w:ascii="Arial Narrow" w:hAnsi="Arial Narrow" w:cs="Arial"/>
-          <w:sz w:val="22"/>
-          <w:szCs w:val="22"/>
-        </w:rPr>
-      </w:pPr>
-    </w:p>
-    <w:p ns2:paraId="6C2F4312" ns2:textId="22C2B54B">
+    <w:p>
+      <w:pPr>
+        <w:rPr>
+          <w:rFonts w:ascii="Arial Narrow" w:hAnsi="Arial Narrow" w:cs="Arial"/>
+          <w:sz w:val="22"/>
+          <w:szCs w:val="22"/>
+        </w:rPr>
+      </w:pPr>
+    </w:p>
+    <w:p>
       <w:pPr>
         <w:pStyle w:val="Prrafodelista"/>
         <w:numPr>
@@ -4611,7 +4542,7 @@
         <w:t xml:space="preserve"/>
       </w:r>
     </w:p>
-    <w:p ns2:paraId="6C2D0086" ns2:textId="77777777">
+    <w:p>
       <w:pPr>
         <w:pStyle w:val="Prrafodelista"/>
         <w:rPr>
@@ -4621,7 +4552,7 @@
         </w:rPr>
       </w:pPr>
     </w:p>
-    <w:p ns2:paraId="6BE58FC9" ns2:textId="3E263A5D">
+    <w:p>
       <w:pPr>
         <w:pStyle w:val="Prrafodelista"/>
         <w:numPr>
@@ -4797,7 +4728,7 @@
         <w:t/>
       </w:r>
     </w:p>
-    <w:p ns2:paraId="60CA0089" ns2:textId="77777777">
+    <w:p>
       <w:pPr>
         <w:pStyle w:val="Prrafodelista"/>
         <w:rPr>
@@ -4807,7 +4738,7 @@
         </w:rPr>
       </w:pPr>
     </w:p>
-    <w:p ns2:paraId="590B28B6" ns2:textId="5BC39C48">
+    <w:p>
       <w:pPr>
         <w:pStyle w:val="Prrafodelista"/>
         <w:numPr>
@@ -4831,7 +4762,7 @@
         <w:t>Por lo expuesto, corresponde emitir un pronunciamiento sobre la solicitud de confidencialidad formulada.</w:t>
       </w:r>
     </w:p>
-    <w:p ns2:paraId="193D0BF4" ns2:textId="77777777">
+    <w:p>
       <w:pPr>
         <w:contextualSpacing/>
         <w:rPr>
@@ -4841,7 +4772,7 @@
         </w:rPr>
       </w:pPr>
     </w:p>
-    <w:p ns2:paraId="56004BBB" ns2:textId="77777777">
+    <w:p>
       <w:pPr>
         <w:contextualSpacing/>
         <w:rPr>
@@ -4863,16 +4794,16 @@
         <w:t>De la declaración de confidencialidad</w:t>
       </w:r>
     </w:p>
-    <w:p ns2:paraId="646638B2" ns2:textId="77777777">
-      <w:pPr>
-        <w:rPr>
-          <w:rFonts w:ascii="Arial Narrow" w:eastAsia="Arial Narrow" w:hAnsi="Arial Narrow" w:cs="Arial Narrow"/>
-          <w:sz w:val="22"/>
-          <w:szCs w:val="22"/>
-        </w:rPr>
-      </w:pPr>
-    </w:p>
-    <w:p ns2:paraId="7E50F6A8" ns2:textId="1B934D09">
+    <w:p>
+      <w:pPr>
+        <w:rPr>
+          <w:rFonts w:ascii="Arial Narrow" w:eastAsia="Arial Narrow" w:hAnsi="Arial Narrow" w:cs="Arial Narrow"/>
+          <w:sz w:val="22"/>
+          <w:szCs w:val="22"/>
+        </w:rPr>
+      </w:pPr>
+    </w:p>
+    <w:p>
       <w:pPr>
         <w:pStyle w:val="Prrafodelista"/>
         <w:numPr>
@@ -5066,7 +4997,7 @@
         <w:t/>
       </w:r>
     </w:p>
-    <w:p ns2:paraId="4DEB8372" ns2:textId="77777777">
+    <w:p>
       <w:pPr>
         <w:rPr>
           <w:rFonts w:ascii="Arial Narrow" w:eastAsia="Arial" w:hAnsi="Arial Narrow" w:cs="Arial"/>
@@ -5075,7 +5006,7 @@
         </w:rPr>
       </w:pPr>
     </w:p>
-    <w:p ns2:paraId="6688AAC2" ns2:textId="0343AA31">
+    <w:p>
       <w:pPr>
         <w:pStyle w:val="Prrafodelista"/>
         <w:numPr>
@@ -5189,7 +5120,7 @@
         <w:t xml:space="preserve"/>
       </w:r>
     </w:p>
-    <w:p ns2:paraId="240BB882" ns2:textId="77777777">
+    <w:p>
       <w:pPr>
         <w:pStyle w:val="Prrafodelista"/>
         <w:rPr>
@@ -5199,7 +5130,7 @@
         </w:rPr>
       </w:pPr>
     </w:p>
-    <w:p ns2:paraId="49A7A29E" ns2:textId="6B593010">
+    <w:p>
       <w:pPr>
         <w:pStyle w:val="Prrafodelista"/>
         <w:numPr>
@@ -5385,7 +5316,7 @@
         <w:t xml:space="preserve"/>
       </w:r>
     </w:p>
-    <w:p ns2:paraId="3F1669A1" ns2:textId="77777777">
+    <w:p>
       <w:pPr>
         <w:pStyle w:val="Prrafodelista"/>
         <w:rPr>
@@ -5396,7 +5327,7 @@
         </w:rPr>
       </w:pPr>
     </w:p>
-    <w:p ns2:paraId="3740B4DD" ns2:textId="77777777">
+    <w:p>
       <w:pPr>
         <w:pStyle w:val="Prrafodelista"/>
         <w:numPr>
@@ -5439,7 +5370,7 @@
         <w:t xml:space="preserve"> que rige los procedimientos administrativos.</w:t>
       </w:r>
     </w:p>
-    <w:p ns2:paraId="48674CEA" ns2:textId="77777777">
+    <w:p>
       <w:pPr>
         <w:pStyle w:val="Prrafodelista"/>
         <w:rPr>
@@ -5449,7 +5380,7 @@
         </w:rPr>
       </w:pPr>
     </w:p>
-    <w:p ns2:paraId="212B9031" ns2:textId="65F45787">
+    <w:p>
       <w:pPr>
         <w:pStyle w:val="Prrafodelista"/>
         <w:numPr>
@@ -5523,7 +5454,7 @@
         <w:t>.</w:t>
       </w:r>
     </w:p>
-    <w:p ns2:paraId="1F477B59" ns2:textId="77777777">
+    <w:p>
       <w:pPr>
         <w:pStyle w:val="Prrafodelista"/>
         <w:rPr>
@@ -5533,7 +5464,7 @@
         </w:rPr>
       </w:pPr>
     </w:p>
-    <w:p ns2:paraId="6CF332D8" ns2:textId="192CF55D">
+    <w:p>
       <w:pPr>
         <w:pStyle w:val="Prrafodelista"/>
         <w:numPr>
@@ -5830,7 +5761,7 @@
         <w:t>.</w:t>
       </w:r>
     </w:p>
-    <w:p ns2:paraId="73188DA0" ns2:textId="77777777">
+    <w:p>
       <w:pPr>
         <w:jc w:val="both"/>
         <w:rPr>
@@ -5840,7 +5771,7 @@
         </w:rPr>
       </w:pPr>
     </w:p>
-    <w:p ns2:paraId="0C905DA1" ns2:textId="37D7F064">
+    <w:p>
       <w:pPr>
         <w:pStyle w:val="Prrafodelista"/>
         <w:numPr>
@@ -5873,17 +5804,17 @@
         <w:t>DE LA ADMISIÓN A TRÁMITE DE LA DENUNCIA</w:t>
       </w:r>
     </w:p>
-    <w:p ns2:paraId="19649EC4" ns2:textId="77777777">
-      <w:pPr>
-        <w:jc w:val="both"/>
-        <w:rPr>
-          <w:rFonts w:ascii="Arial Narrow" w:eastAsia="Arial Narrow" w:hAnsi="Arial Narrow" w:cs="Arial Narrow"/>
-          <w:sz w:val="22"/>
-          <w:szCs w:val="22"/>
-        </w:rPr>
-      </w:pPr>
-    </w:p>
-    <w:p ns2:paraId="2DBF1FEC" ns2:textId="2FEA2E54">
+    <w:p>
+      <w:pPr>
+        <w:jc w:val="both"/>
+        <w:rPr>
+          <w:rFonts w:ascii="Arial Narrow" w:eastAsia="Arial Narrow" w:hAnsi="Arial Narrow" w:cs="Arial Narrow"/>
+          <w:sz w:val="22"/>
+          <w:szCs w:val="22"/>
+        </w:rPr>
+      </w:pPr>
+    </w:p>
+    <w:p>
       <w:pPr>
         <w:pStyle w:val="Prrafodelista"/>
         <w:numPr>
@@ -6020,17 +5951,17 @@
       </w:r>
       <w:bookmarkEnd w:id="9"/>
     </w:p>
-    <w:p ns2:paraId="3125D291" ns2:textId="77777777">
-      <w:pPr>
-        <w:jc w:val="both"/>
-        <w:rPr>
-          <w:rFonts w:ascii="Arial Narrow" w:eastAsia="Arial Narrow" w:hAnsi="Arial Narrow" w:cs="Arial Narrow"/>
-          <w:sz w:val="22"/>
-          <w:szCs w:val="22"/>
-        </w:rPr>
-      </w:pPr>
-    </w:p>
-    <w:p ns2:paraId="03475159" ns2:textId="2A52F6EE">
+    <w:p>
+      <w:pPr>
+        <w:jc w:val="both"/>
+        <w:rPr>
+          <w:rFonts w:ascii="Arial Narrow" w:eastAsia="Arial Narrow" w:hAnsi="Arial Narrow" w:cs="Arial Narrow"/>
+          <w:sz w:val="22"/>
+          <w:szCs w:val="22"/>
+        </w:rPr>
+      </w:pPr>
+    </w:p>
+    <w:p>
       <w:pPr>
         <w:pStyle w:val="Prrafodelista"/>
         <w:numPr>
@@ -6146,7 +6077,7 @@
         <w:t>.</w:t>
       </w:r>
     </w:p>
-    <w:p ns2:paraId="620868DF" ns2:textId="77777777">
+    <w:p>
       <w:pPr>
         <w:pStyle w:val="Prrafodelista"/>
         <w:rPr>
@@ -6156,7 +6087,7 @@
         </w:rPr>
       </w:pPr>
     </w:p>
-    <w:p ns2:paraId="556A1C96" ns2:textId="3CD7083B">
+    <w:p>
       <w:pPr>
         <w:pStyle w:val="Prrafodelista"/>
         <w:numPr>
@@ -6281,7 +6212,7 @@
         <w:t xml:space="preserve">. </w:t>
       </w:r>
     </w:p>
-    <w:p ns2:paraId="365C7F3F" ns2:textId="77777777">
+    <w:p>
       <w:pPr>
         <w:jc w:val="both"/>
         <w:rPr>
@@ -6292,7 +6223,7 @@
       </w:pPr>
     </w:p>
     <w:bookmarkEnd w:id="11"/>
-    <w:p ns2:paraId="260996F6" ns2:textId="1387DF6C">
+    <w:p>
       <w:pPr>
         <w:pStyle w:val="Prrafodelista"/>
         <w:numPr>
@@ -6316,7 +6247,7 @@
         <w:t>En tanto la denuncia reúne los requisitos establecidos por la norma citada, corresponde admitirla a trámite.</w:t>
       </w:r>
     </w:p>
-    <w:p ns2:paraId="01F0B2E8" ns2:textId="77777777">
+    <w:p>
       <w:pPr>
         <w:pBdr>
           <w:top w:val="nil"/>
@@ -6333,7 +6264,7 @@
         </w:rPr>
       </w:pPr>
     </w:p>
-    <w:p ns2:paraId="733EEF6D" ns2:textId="6C68D355">
+    <w:p>
       <w:pPr>
         <w:pStyle w:val="Prrafodelista"/>
         <w:numPr>
@@ -6366,7 +6297,7 @@
         <w:t>REQUERIMIENTO DE INFORMACIÓN</w:t>
       </w:r>
     </w:p>
-    <w:p ns2:paraId="50741013" ns2:textId="77777777">
+    <w:p>
       <w:pPr>
         <w:pBdr>
           <w:top w:val="nil"/>
@@ -6385,7 +6316,7 @@
         </w:rPr>
       </w:pPr>
     </w:p>
-    <w:p ns2:paraId="1BCEC533" ns2:textId="1892D0B2">
+    <w:p>
       <w:pPr>
         <w:pStyle w:val="Prrafodelista"/>
         <w:numPr>
@@ -6667,17 +6598,17 @@
         <w:t xml:space="preserve">. </w:t>
       </w:r>
     </w:p>
-    <w:p ns2:paraId="0D137131" ns2:textId="77777777">
-      <w:pPr>
-        <w:jc w:val="both"/>
-        <w:rPr>
-          <w:rFonts w:ascii="Arial Narrow" w:hAnsi="Arial Narrow"/>
-          <w:sz w:val="22"/>
-          <w:szCs w:val="22"/>
-        </w:rPr>
-      </w:pPr>
-    </w:p>
-    <w:p ns2:paraId="13303696" ns2:textId="77777777">
+    <w:p>
+      <w:pPr>
+        <w:jc w:val="both"/>
+        <w:rPr>
+          <w:rFonts w:ascii="Arial Narrow" w:hAnsi="Arial Narrow"/>
+          <w:sz w:val="22"/>
+          <w:szCs w:val="22"/>
+        </w:rPr>
+      </w:pPr>
+    </w:p>
+    <w:p>
       <w:pPr>
         <w:numPr>
           <w:ilvl w:val="0"/>
@@ -6709,7 +6640,7 @@
         <w:t>RESOLUCIÓN DE LA SECRETARÍA TÉCNICA</w:t>
       </w:r>
     </w:p>
-    <w:p ns2:paraId="3BAAC97F" ns2:textId="77777777">
+    <w:p>
       <w:pPr>
         <w:pBdr>
           <w:top w:val="nil"/>
@@ -6728,7 +6659,7 @@
         </w:rPr>
       </w:pPr>
     </w:p>
-    <w:p ns2:paraId="4EC40022" ns2:textId="6A150C29">
+    <w:p>
       <w:pPr>
         <w:jc w:val="both"/>
         <w:rPr>
@@ -6962,18 +6893,18 @@
         <w:t/>
       </w:r>
     </w:p>
-    <w:p ns2:paraId="692F717C" ns2:textId="77777777">
-      <w:pPr>
-        <w:jc w:val="both"/>
-        <w:rPr>
-          <w:rFonts w:ascii="Arial Narrow" w:eastAsia="Arial Narrow" w:hAnsi="Arial Narrow" w:cs="Arial Narrow"/>
-          <w:b/>
-          <w:sz w:val="22"/>
-          <w:szCs w:val="22"/>
-        </w:rPr>
-      </w:pPr>
-    </w:p>
-    <w:p ns2:paraId="7512E6D4" ns2:textId="77777777">
+    <w:p>
+      <w:pPr>
+        <w:jc w:val="both"/>
+        <w:rPr>
+          <w:rFonts w:ascii="Arial Narrow" w:eastAsia="Arial Narrow" w:hAnsi="Arial Narrow" w:cs="Arial Narrow"/>
+          <w:b/>
+          <w:sz w:val="22"/>
+          <w:szCs w:val="22"/>
+        </w:rPr>
+      </w:pPr>
+    </w:p>
+    <w:p>
       <w:pPr>
         <w:jc w:val="both"/>
         <w:rPr>
@@ -7111,7 +7042,7 @@
         <w:t/>
       </w:r>
     </w:p>
-    <w:p ns2:paraId="712E59CF" ns2:textId="77777777">
+    <w:p>
       <w:pPr>
         <w:jc w:val="both"/>
         <w:rPr>
@@ -7122,7 +7053,7 @@
         </w:rPr>
       </w:pPr>
     </w:p>
-    <w:p ns2:paraId="1A3851B6" ns2:textId="1D43775A">
+    <w:p>
       <w:pPr>
         <w:pStyle w:val="Prrafodelista"/>
         <w:numPr>
@@ -7327,7 +7258,7 @@
         <w:t>.</w:t>
       </w:r>
     </w:p>
-    <w:p ns2:paraId="33C4A45D" ns2:textId="77777777">
+    <w:p>
       <w:pPr>
         <w:jc w:val="both"/>
         <w:rPr>
@@ -7337,7 +7268,7 @@
         </w:rPr>
       </w:pPr>
     </w:p>
-    <w:p ns2:paraId="19E25DB4" ns2:textId="4DD48EEA">
+    <w:p>
       <w:pPr>
         <w:pStyle w:val="Prrafodelista"/>
         <w:numPr>
@@ -7535,7 +7466,7 @@
         <w:t>.</w:t>
       </w:r>
     </w:p>
-    <w:p ns2:paraId="1C3174AC" ns2:textId="77777777">
+    <w:p>
       <w:pPr>
         <w:pStyle w:val="Prrafodelista"/>
         <w:rPr>
@@ -7545,7 +7476,7 @@
         </w:rPr>
       </w:pPr>
     </w:p>
-    <w:p ns2:paraId="5C8025BC" ns2:textId="4923B83C">
+    <w:p>
       <w:pPr>
         <w:pStyle w:val="Prrafodelista"/>
         <w:numPr>
@@ -7628,7 +7559,7 @@
         <w:t>.</w:t>
       </w:r>
     </w:p>
-    <w:p ns2:paraId="4F8CBFAD" ns2:textId="5EEA5FED">
+    <w:p>
       <w:pPr>
         <w:jc w:val="both"/>
         <w:rPr>
@@ -7638,7 +7569,7 @@
         </w:rPr>
       </w:pPr>
     </w:p>
-    <w:p ns2:paraId="29C4DA0A" ns2:textId="2E0A0C16">
+    <w:p>
       <w:pPr>
         <w:jc w:val="both"/>
         <w:rPr>
@@ -7708,17 +7639,17 @@
         <w:t xml:space="preserve">. </w:t>
       </w:r>
     </w:p>
-    <w:p ns2:paraId="03EB0BD9" ns2:textId="77777777">
-      <w:pPr>
-        <w:jc w:val="both"/>
-        <w:rPr>
-          <w:rFonts w:ascii="Arial Narrow" w:eastAsia="Arial Narrow" w:hAnsi="Arial Narrow" w:cs="Arial Narrow"/>
-          <w:sz w:val="22"/>
-          <w:szCs w:val="22"/>
-        </w:rPr>
-      </w:pPr>
-    </w:p>
-    <w:p ns2:paraId="2DC92C85" ns2:textId="3806AE12">
+    <w:p>
+      <w:pPr>
+        <w:jc w:val="both"/>
+        <w:rPr>
+          <w:rFonts w:ascii="Arial Narrow" w:eastAsia="Arial Narrow" w:hAnsi="Arial Narrow" w:cs="Arial Narrow"/>
+          <w:sz w:val="22"/>
+          <w:szCs w:val="22"/>
+        </w:rPr>
+      </w:pPr>
+    </w:p>
+    <w:p>
       <w:pPr>
         <w:jc w:val="both"/>
         <w:rPr>
@@ -7793,7 +7724,7 @@
       </w:r>
     </w:p>
     <w:bookmarkEnd w:id="13"/>
-    <w:p ns2:paraId="19BDC2CF" ns2:textId="77777777">
+    <w:p>
       <w:pPr>
         <w:autoSpaceDE w:val="0"/>
         <w:autoSpaceDN w:val="0"/>
@@ -7806,7 +7737,7 @@
         </w:rPr>
       </w:pPr>
     </w:p>
-    <w:p ns2:paraId="1FE74689" ns2:textId="77777777">
+    <w:p>
       <w:pPr>
         <w:widowControl w:val="0"/>
         <w:numPr>
@@ -7830,7 +7761,7 @@
         <w:t xml:space="preserve">Presentar documentos que acrediten su inscripción en los Registros Públicos o una declaración jurada que indique que cuenta con dicha inscripción; </w:t>
       </w:r>
     </w:p>
-    <w:p ns2:paraId="0689A641" ns2:textId="77777777">
+    <w:p>
       <w:pPr>
         <w:widowControl w:val="0"/>
         <w:ind w:left="567" w:hanging="567"/>
@@ -7842,7 +7773,7 @@
         </w:rPr>
       </w:pPr>
     </w:p>
-    <w:p ns2:paraId="69BBACBB" ns2:textId="77777777">
+    <w:p>
       <w:pPr>
         <w:widowControl w:val="0"/>
         <w:numPr>
@@ -7867,7 +7798,7 @@
       </w:r>
       <w:bookmarkStart w:id="14" w:name="_Hlk136949140"/>
     </w:p>
-    <w:p ns2:paraId="5FDE66B6" ns2:textId="77777777">
+    <w:p>
       <w:pPr>
         <w:widowControl w:val="0"/>
         <w:ind w:left="567"/>
@@ -7879,7 +7810,7 @@
         </w:rPr>
       </w:pPr>
     </w:p>
-    <w:p ns2:paraId="721739B8" ns2:textId="77777777">
+    <w:p>
       <w:pPr>
         <w:widowControl w:val="0"/>
         <w:numPr>
@@ -7903,7 +7834,7 @@
         <w:t>consignar el Número de Registro Único de Contribuyentes (RUC);</w:t>
       </w:r>
     </w:p>
-    <w:p ns2:paraId="000E2D60" ns2:textId="77777777">
+    <w:p>
       <w:pPr>
         <w:widowControl w:val="0"/>
         <w:ind w:left="567"/>
@@ -7915,7 +7846,7 @@
         </w:rPr>
       </w:pPr>
     </w:p>
-    <w:p ns2:paraId="3AEF7426" ns2:textId="77777777">
+    <w:p>
       <w:pPr>
         <w:widowControl w:val="0"/>
         <w:numPr>
@@ -7940,7 +7871,7 @@
       </w:r>
       <w:bookmarkStart w:id="15" w:name="_Hlk136948279"/>
     </w:p>
-    <w:p ns2:paraId="0F479918" ns2:textId="77777777">
+    <w:p>
       <w:pPr>
         <w:widowControl w:val="0"/>
         <w:ind w:left="567"/>
@@ -7952,7 +7883,7 @@
         </w:rPr>
       </w:pPr>
     </w:p>
-    <w:p ns2:paraId="48C8F32D" ns2:textId="77777777">
+    <w:p>
       <w:pPr>
         <w:widowControl w:val="0"/>
         <w:numPr>
@@ -8061,7 +7992,7 @@
       <w:bookmarkEnd w:id="15"/>
     </w:p>
     <w:bookmarkEnd w:id="14"/>
-    <w:p ns2:paraId="6025EDCC" ns2:textId="77777777">
+    <w:p>
       <w:pPr>
         <w:jc w:val="both"/>
         <w:rPr>
@@ -8102,20 +8033,56 @@
           <w:sz w:val="20"/>
           <w:szCs w:val="20"/>
         </w:rPr>
-        <w:t xml:space="preserve">correr traslado de la presente resolución a Pacífico Compañía de Seguros y Reaseguros S.A. para que, de conformidad con lo dispuesto por el artículo 26 de la Ley sobre Facultades, Normas y Organización del Indecopi, aprobada por Decreto Legislativo 807, presente sus descargos sobre la imputación de cargos realizada en un plazo no mayor a cinco (5) días hábiles contado a partir del día siguiente de la notificación de la presente resolución, vencido el cual, el Secretario Técnico declarará en rebeldía al denunciado que no lo hubiera presentado. Debe precisarse que de conformidad con lo establecido por el artículo 223 del Texto Único Ordenado de la Ley 27444, Ley del Procedimiento Administrativo General, las alegaciones y los hechos relevantes de la reclamación, salvo que hayan sido específicamente negadas en la contestación, se tendrán por aceptadas o merituadas como ciertas.</w:t>
-      </w:r>
-    </w:p>
-    <w:p ns2:paraId="0AEEC6C8" ns2:textId="77777777">
-      <w:pPr>
-        <w:jc w:val="both"/>
-        <w:rPr>
-          <w:rFonts w:ascii="Arial Narrow" w:eastAsia="Arial Narrow" w:hAnsi="Arial Narrow" w:cs="Arial Narrow"/>
-          <w:sz w:val="22"/>
-          <w:szCs w:val="22"/>
-        </w:rPr>
-      </w:pPr>
-    </w:p>
-    <w:p ns2:paraId="5D99DE99" ns2:textId="14A0E130">
+        <w:t xml:space="preserve">correr traslado de la presente resolución a Pacífico Compañía de Seguros y Reaseguros S.A. para que, de conformidad con lo dispuesto por el artículo 26 de la Ley sobre Facultades, Normas y Organización del Indecopi, aprobada por Decreto Legislativo 807</w:t>
+      </w:r>
+      <w:r>
+        <w:rPr>
+          <w:rStyle w:val="Refdenotaalpie"/>
+          <w:rFonts w:ascii="Arial Narrow" w:eastAsia="Arial" w:hAnsi="Arial Narrow" w:cs="Arial"/>
+          <w:sz w:val="22"/>
+          <w:szCs w:val="22"/>
+          <w:vertAlign w:val="superscript"/>
+        </w:rPr>
+        <w:footnoteReference w:id="19"/>
+      </w:r>
+      <w:r>
+        <w:rPr>
+          <w:rFonts w:ascii="Arial Narrow" w:hAnsi="Arial Narrow" w:cs="Arial Narrow"/>
+          <w:sz w:val="20"/>
+          <w:szCs w:val="20"/>
+        </w:rPr>
+        <w:t xml:space="preserve">, presente sus descargos sobre la imputación de cargos realizada en un plazo no mayor a cinco (5) días hábiles contado a partir del día siguiente de la notificación de la presente resolución, vencido el cual, el Secretario Técnico declarará en rebeldía al denunciado que no lo hubiera presentado. Debe precisarse que de conformidad con lo establecido por el artículo 223 del Texto Único Ordenado de la Ley 27444, Ley del Procedimiento Administrativo General</w:t>
+      </w:r>
+      <w:r>
+        <w:rPr>
+          <w:rStyle w:val="Refdenotaalpie"/>
+          <w:rFonts w:ascii="Arial Narrow" w:eastAsia="Arial" w:hAnsi="Arial Narrow" w:cs="Arial"/>
+          <w:sz w:val="22"/>
+          <w:szCs w:val="22"/>
+          <w:vertAlign w:val="superscript"/>
+        </w:rPr>
+        <w:footnoteReference w:id="20"/>
+      </w:r>
+      <w:r>
+        <w:rPr>
+          <w:rFonts w:ascii="Arial Narrow" w:hAnsi="Arial Narrow" w:cs="Arial Narrow"/>
+          <w:sz w:val="20"/>
+          <w:szCs w:val="20"/>
+        </w:rPr>
+        <w:t xml:space="preserve">, las alegaciones y los hechos relevantes de la reclamación, salvo que hayan sido específicamente negadas en la contestación, se tendrán por aceptadas o merituadas como ciertas.</w:t>
+      </w:r>
+    </w:p>
+    <w:p>
+      <w:pPr>
+        <w:jc w:val="both"/>
+        <w:rPr>
+          <w:rFonts w:ascii="Arial Narrow" w:eastAsia="Arial Narrow" w:hAnsi="Arial Narrow" w:cs="Arial Narrow"/>
+          <w:sz w:val="22"/>
+          <w:szCs w:val="22"/>
+        </w:rPr>
+      </w:pPr>
+    </w:p>
+    <w:p>
       <w:pPr>
         <w:jc w:val="both"/>
         <w:rPr>
@@ -8289,7 +8256,7 @@
         <w:t xml:space="preserve"> </w:t>
       </w:r>
     </w:p>
-    <w:p ns2:paraId="42601899" ns2:textId="77777777">
+    <w:p>
       <w:pPr>
         <w:pBdr>
           <w:top w:val="nil"/>
@@ -8307,7 +8274,7 @@
       </w:pPr>
       <w:bookmarkStart w:id="16" w:name="_Hlk136949693"/>
     </w:p>
-    <w:p ns2:paraId="7B9C8AF5" ns2:textId="3F92C507">
+    <w:p>
       <w:pPr>
         <w:pBdr>
           <w:top w:val="nil"/>
@@ -8460,7 +8427,7 @@
         <w:t>.</w:t>
       </w:r>
     </w:p>
-    <w:p ns2:paraId="71B707D5" ns2:textId="3F3062D7">
+    <w:p>
       <w:pPr>
         <w:jc w:val="both"/>
         <w:rPr>
@@ -8533,7 +8500,7 @@
       </w:r>
       <w:bookmarkEnd w:id="18"/>
     </w:p>
-    <w:p ns2:paraId="1C7775A5" ns2:textId="77777777">
+    <w:p>
       <w:pPr>
         <w:jc w:val="both"/>
         <w:rPr>
@@ -8544,7 +8511,7 @@
         </w:rPr>
       </w:pPr>
     </w:p>
-    <w:p ns2:paraId="15B457F0" ns2:textId="5C80B91A">
+    <w:p>
       <w:pPr>
         <w:shd w:val="clear" w:color="auto" w:fill="FFFFFF" w:themeFill="background1"/>
         <w:jc w:val="both"/>
@@ -8600,7 +8567,7 @@
         <w:t>, los gastos por los peritajes realizados, actuación de pruebas, inspecciones y otros derivados de la tramitación del proceso serán de cargo de la parte que solicita la prueba, salvo pacto en contrario. En todos los casos, la resolución final determinará si los gastos deben ser asumidos por alguna de las partes, o reembolsados a la otra parte o al Indecopi, según sea el caso, de manera adicional a la sanción que haya podido imponerse.</w:t>
       </w:r>
     </w:p>
-    <w:p ns2:paraId="429E58D8" ns2:textId="77777777">
+    <w:p>
       <w:pPr>
         <w:shd w:val="clear" w:color="auto" w:fill="FFFFFF"/>
         <w:jc w:val="both"/>
@@ -8611,7 +8578,7 @@
         </w:rPr>
       </w:pPr>
     </w:p>
-    <w:p ns2:paraId="4FC33B52" ns2:textId="4DB1FF44">
+    <w:p>
       <w:pPr>
         <w:suppressAutoHyphens/>
         <w:jc w:val="both"/>
@@ -8742,7 +8709,7 @@
         <w:t xml:space="preserve">Ello bajo apercibimiento de no realizar la audiencia de conciliación y levantar el acta de inasistencia correspondiente. </w:t>
       </w:r>
     </w:p>
-    <w:p ns2:paraId="0FC7A55D" ns2:textId="77777777">
+    <w:p>
       <w:pPr>
         <w:shd w:val="clear" w:color="auto" w:fill="FFFFFF" w:themeFill="background1"/>
         <w:jc w:val="both"/>
@@ -8755,7 +8722,7 @@
         </w:rPr>
       </w:pPr>
     </w:p>
-    <w:p ns2:paraId="3F3E79CD" ns2:textId="084574EE">
+    <w:p>
       <w:pPr>
         <w:shd w:val="clear" w:color="auto" w:fill="FFFFFF" w:themeFill="background1"/>
         <w:jc w:val="both"/>
@@ -8794,7 +8761,7 @@
         <w:t>poner en conocimiento de las partes que, antes de la emisión de la Resolución Final, tienen la posibilidad de formular su desistimiento o presentar el acuerdo arribado mediante la conciliación, mediación, transacción o cualquier otro que, de forma indubitable, deje constancia que se ha solucionado la controversia materia de denuncia.</w:t>
       </w:r>
     </w:p>
-    <w:p ns2:paraId="41FE7D9F" ns2:textId="77777777">
+    <w:p>
       <w:pPr>
         <w:shd w:val="clear" w:color="auto" w:fill="FFFFFF" w:themeFill="background1"/>
         <w:jc w:val="both"/>
@@ -8806,7 +8773,7 @@
       </w:pPr>
     </w:p>
     <w:bookmarkEnd w:id="16"/>
-    <w:p ns2:paraId="4A88A19B" ns2:textId="339B574D">
+    <w:p>
       <w:pPr>
         <w:suppressAutoHyphens/>
         <w:jc w:val="both"/>
@@ -8903,7 +8870,7 @@
         <w:t/>
       </w:r>
     </w:p>
-    <w:p ns2:paraId="7C3FE18B" ns2:textId="77777777">
+    <w:p>
       <w:pPr>
         <w:suppressAutoHyphens/>
         <w:jc w:val="both"/>
@@ -8914,7 +8881,7 @@
         </w:rPr>
       </w:pPr>
     </w:p>
-    <w:p ns2:paraId="59650990" ns2:textId="10020CCB">
+    <w:p>
       <w:pPr>
         <w:suppressAutoHyphens/>
         <w:jc w:val="both"/>
@@ -9014,7 +8981,7 @@
         <w:t>el acuse de recibo mediante la confirmación de recepción de la notificación remitida por este despacho a su Casilla Electrónica, dentro de los cinco (5) primeros días hábiles siguientes a la fecha en que recibe la notificación.</w:t>
       </w:r>
     </w:p>
-    <w:p ns2:paraId="3E04AC4E" ns2:textId="77777777">
+    <w:p>
       <w:pPr>
         <w:suppressAutoHyphens/>
         <w:jc w:val="both"/>
@@ -9025,7 +8992,7 @@
         </w:rPr>
       </w:pPr>
     </w:p>
-    <w:p ns2:paraId="31D96154" ns2:textId="4D74BF3A">
+    <w:p>
       <w:pPr>
         <w:shd w:val="clear" w:color="auto" w:fill="FFFFFF"/>
         <w:jc w:val="center"/>
@@ -9048,7 +9015,7 @@
         <w:t>Firmado digitalmente por</w:t>
       </w:r>
     </w:p>
-    <w:p ns2:paraId="4294BD45" ns2:textId="77777777">
+    <w:p>
       <w:pPr>
         <w:pStyle w:val="paragraph"/>
         <w:shd w:val="clear" w:color="auto" w:fill="FFFFFF"/>
@@ -9082,7 +9049,7 @@
         <w:t> </w:t>
       </w:r>
     </w:p>
-    <w:p ns2:paraId="5F2DCA78" ns2:textId="77777777">
+    <w:p>
       <w:pPr>
         <w:pStyle w:val="paragraph"/>
         <w:shd w:val="clear" w:color="auto" w:fill="FFFFFF"/>
@@ -9116,7 +9083,7 @@
         <w:t> </w:t>
       </w:r>
     </w:p>
-    <w:p ns2:paraId="03F6FD43" ns2:textId="39B17095">
+    <w:p>
       <w:pPr>
         <w:pStyle w:val="paragraph"/>
         <w:shd w:val="clear" w:color="auto" w:fill="FFFFFF"/>
@@ -9217,7 +9184,7 @@
         <w:t> </w:t>
       </w:r>
     </w:p>
-    <w:p ns2:paraId="04334BAB" ns2:textId="2721AE2D">
+    <w:p>
       <w:pPr>
         <w:jc w:val="both"/>
         <w:rPr>
@@ -9261,8 +9228,8 @@
       </w:r>
     </w:p>
     <w:sectPr>
-      <w:headerReference w:type="default" ns3:id="rId12"/>
-      <w:footerReference w:type="default" ns3:id="rId13"/>
+      <w:headerReference w:type="default" r:id="rId12"/>
+      <w:footerReference w:type="default" r:id="rId13"/>
       <w:pgSz w:w="11906" w:h="16838"/>
       <w:pgMar w:top="1417" w:right="1701" w:bottom="1417" w:left="1701" w:header="709" w:footer="709" w:gutter="0"/>
       <w:pgNumType w:start="1"/>
@@ -9273,7 +9240,7 @@
 </file>
 
 <file path=word/endnotes.xml><?xml version="1.0" encoding="utf-8"?>
-<w:endnotes xmlns:wpc="http://schemas.microsoft.com/office/word/2010/wordprocessingCanvas" xmlns:cx="http://schemas.microsoft.com/office/drawing/2014/chartex" xmlns:cx1="http://schemas.microsoft.com/office/drawing/2015/9/8/chartex" xmlns:cx2="http://schemas.microsoft.com/office/drawing/2015/10/21/chartex" xmlns:cx3="http://schemas.microsoft.com/office/drawing/2016/5/9/chartex" xmlns:cx4="http://schemas.microsoft.com/office/drawing/2016/5/10/chartex" xmlns:cx5="http://schemas.microsoft.com/office/drawing/2016/5/11/chartex" xmlns:cx6="http://schemas.microsoft.com/office/drawing/2016/5/12/chartex" xmlns:cx7="http://schemas.microsoft.com/office/drawing/2016/5/13/chartex" xmlns:cx8="http://schemas.microsoft.com/office/drawing/2016/5/14/chartex" xmlns:mc="http://schemas.openxmlformats.org/markup-compatibility/2006" xmlns:aink="http://schemas.microsoft.com/office/drawing/2016/ink" xmlns:am3d="http://schemas.microsoft.com/office/drawing/2017/model3d" xmlns:o="urn:schemas-microsoft-com:office:office" xmlns:oel="http://schemas.microsoft.com/office/2019/extlst" xmlns:r="http://schemas.openxmlformats.org/officeDocument/2006/relationships" xmlns:m="http://schemas.openxmlformats.org/officeDocument/2006/math" xmlns:v="urn:schemas-microsoft-com:vml" xmlns:wp14="http://schemas.microsoft.com/office/word/2010/wordprocessingDrawing" xmlns:wp="http://schemas.openxmlformats.org/drawingml/2006/wordprocessingDrawing" xmlns:w10="urn:schemas-microsoft-com:office:word" xmlns:w="http://schemas.openxmlformats.org/wordprocessingml/2006/main" xmlns:w14="http://schemas.microsoft.com/office/word/2010/wordml" xmlns:w15="http://schemas.microsoft.com/office/word/2012/wordml" xmlns:w16cex="http://schemas.microsoft.com/office/word/2018/wordml/cex" xmlns:w16cid="http://schemas.microsoft.com/office/word/2016/wordml/cid" xmlns:w16="http://schemas.microsoft.com/office/word/2018/wordml" xmlns:w16du="http://schemas.microsoft.com/office/word/2023/wordml/word16du" xmlns:w16sdtdh="http://schemas.microsoft.com/office/word/2020/wordml/sdtdatahash" xmlns:w16sdtfl="http://schemas.microsoft.com/office/word/2024/wordml/sdtformatlock" xmlns:w16se="http://schemas.microsoft.com/office/word/2015/wordml/symex" xmlns:wpg="http://schemas.microsoft.com/office/word/2010/wordprocessingGroup" xmlns:wpi="http://schemas.microsoft.com/office/word/2010/wordprocessingInk" xmlns:wne="http://schemas.microsoft.com/office/word/2006/wordml" xmlns:wps="http://schemas.microsoft.com/office/word/2010/wordprocessingShape" mc:Ignorable="w14 w15 w16se w16cid w16 w16cex w16sdtdh w16sdtfl w16du wp14">
+<w:endnotes xmlns:mc="http://schemas.openxmlformats.org/markup-compatibility/2006" xmlns:r="http://schemas.openxmlformats.org/officeDocument/2006/relationships" xmlns:w="http://schemas.openxmlformats.org/wordprocessingml/2006/main" xmlns:w14="http://schemas.microsoft.com/office/word/2010/wordml" xmlns:w15="http://schemas.microsoft.com/office/word/2012/wordml" xmlns:w16="http://schemas.microsoft.com/office/word/2018/wordml" xmlns:w16cex="http://schemas.microsoft.com/office/word/2018/wordml/cex" xmlns:w16cid="http://schemas.microsoft.com/office/word/2016/wordml/cid" xmlns:w16du="http://schemas.microsoft.com/office/word/2023/wordml/word16du" xmlns:w16sdtdh="http://schemas.microsoft.com/office/word/2020/wordml/sdtdatahash" xmlns:w16se="http://schemas.microsoft.com/office/word/2015/wordml/symex" xmlns:wp14="http://schemas.microsoft.com/office/word/2010/wordprocessingDrawing" mc:Ignorable="w14 w15 w16se w16cid w16 w16cex w16sdtdh w16du wp14">
   <w:endnote w:type="separator" w:id="-1">
     <w:p>
       <w:r>
@@ -9292,7 +9259,7 @@
 </file>
 
 <file path=word/footer1.xml><?xml version="1.0" encoding="utf-8"?>
-<w:ftr xmlns:wpc="http://schemas.microsoft.com/office/word/2010/wordprocessingCanvas" xmlns:cx="http://schemas.microsoft.com/office/drawing/2014/chartex" xmlns:cx1="http://schemas.microsoft.com/office/drawing/2015/9/8/chartex" xmlns:cx2="http://schemas.microsoft.com/office/drawing/2015/10/21/chartex" xmlns:cx3="http://schemas.microsoft.com/office/drawing/2016/5/9/chartex" xmlns:cx4="http://schemas.microsoft.com/office/drawing/2016/5/10/chartex" xmlns:cx5="http://schemas.microsoft.com/office/drawing/2016/5/11/chartex" xmlns:cx6="http://schemas.microsoft.com/office/drawing/2016/5/12/chartex" xmlns:cx7="http://schemas.microsoft.com/office/drawing/2016/5/13/chartex" xmlns:cx8="http://schemas.microsoft.com/office/drawing/2016/5/14/chartex" xmlns:mc="http://schemas.openxmlformats.org/markup-compatibility/2006" xmlns:aink="http://schemas.microsoft.com/office/drawing/2016/ink" xmlns:am3d="http://schemas.microsoft.com/office/drawing/2017/model3d" xmlns:o="urn:schemas-microsoft-com:office:office" xmlns:oel="http://schemas.microsoft.com/office/2019/extlst" xmlns:r="http://schemas.openxmlformats.org/officeDocument/2006/relationships" xmlns:m="http://schemas.openxmlformats.org/officeDocument/2006/math" xmlns:v="urn:schemas-microsoft-com:vml" xmlns:wp14="http://schemas.microsoft.com/office/word/2010/wordprocessingDrawing" xmlns:wp="http://schemas.openxmlformats.org/drawingml/2006/wordprocessingDrawing" xmlns:w10="urn:schemas-microsoft-com:office:word" xmlns:w="http://schemas.openxmlformats.org/wordprocessingml/2006/main" xmlns:w14="http://schemas.microsoft.com/office/word/2010/wordml" xmlns:w15="http://schemas.microsoft.com/office/word/2012/wordml" xmlns:w16cex="http://schemas.microsoft.com/office/word/2018/wordml/cex" xmlns:w16cid="http://schemas.microsoft.com/office/word/2016/wordml/cid" xmlns:w16="http://schemas.microsoft.com/office/word/2018/wordml" xmlns:w16du="http://schemas.microsoft.com/office/word/2023/wordml/word16du" xmlns:w16sdtdh="http://schemas.microsoft.com/office/word/2020/wordml/sdtdatahash" xmlns:w16sdtfl="http://schemas.microsoft.com/office/word/2024/wordml/sdtformatlock" xmlns:w16se="http://schemas.microsoft.com/office/word/2015/wordml/symex" xmlns:wpg="http://schemas.microsoft.com/office/word/2010/wordprocessingGroup" xmlns:wpi="http://schemas.microsoft.com/office/word/2010/wordprocessingInk" xmlns:wne="http://schemas.microsoft.com/office/word/2006/wordml" xmlns:wps="http://schemas.microsoft.com/office/word/2010/wordprocessingShape" mc:Ignorable="w14 w15 w16se w16cid w16 w16cex w16sdtdh w16sdtfl w16du wp14">
+<w:ftr xmlns:mc="http://schemas.openxmlformats.org/markup-compatibility/2006" xmlns:r="http://schemas.openxmlformats.org/officeDocument/2006/relationships" xmlns:w="http://schemas.openxmlformats.org/wordprocessingml/2006/main" xmlns:w14="http://schemas.microsoft.com/office/word/2010/wordml" xmlns:w15="http://schemas.microsoft.com/office/word/2012/wordml" xmlns:w16="http://schemas.microsoft.com/office/word/2018/wordml" xmlns:w16cex="http://schemas.microsoft.com/office/word/2018/wordml/cex" xmlns:w16cid="http://schemas.microsoft.com/office/word/2016/wordml/cid" xmlns:w16du="http://schemas.microsoft.com/office/word/2023/wordml/word16du" xmlns:w16sdtdh="http://schemas.microsoft.com/office/word/2020/wordml/sdtdatahash" xmlns:w16se="http://schemas.microsoft.com/office/word/2015/wordml/symex" xmlns:wp14="http://schemas.microsoft.com/office/word/2010/wordprocessingDrawing" mc:Ignorable="w14 w15 w16se w16cid w16 w16cex w16sdtdh w16du wp14">
   <w:p>
     <w:pPr>
       <w:pBdr>
@@ -9421,7 +9388,7 @@
 </file>
 
 <file path=word/footnotes.xml><?xml version="1.0" encoding="utf-8"?>
-<w:footnotes xmlns:wpc="http://schemas.microsoft.com/office/word/2010/wordprocessingCanvas" xmlns:cx="http://schemas.microsoft.com/office/drawing/2014/chartex" xmlns:cx1="http://schemas.microsoft.com/office/drawing/2015/9/8/chartex" xmlns:cx2="http://schemas.microsoft.com/office/drawing/2015/10/21/chartex" xmlns:cx3="http://schemas.microsoft.com/office/drawing/2016/5/9/chartex" xmlns:cx4="http://schemas.microsoft.com/office/drawing/2016/5/10/chartex" xmlns:cx5="http://schemas.microsoft.com/office/drawing/2016/5/11/chartex" xmlns:cx6="http://schemas.microsoft.com/office/drawing/2016/5/12/chartex" xmlns:cx7="http://schemas.microsoft.com/office/drawing/2016/5/13/chartex" xmlns:cx8="http://schemas.microsoft.com/office/drawing/2016/5/14/chartex" xmlns:mc="http://schemas.openxmlformats.org/markup-compatibility/2006" xmlns:aink="http://schemas.microsoft.com/office/drawing/2016/ink" xmlns:am3d="http://schemas.microsoft.com/office/drawing/2017/model3d" xmlns:o="urn:schemas-microsoft-com:office:office" xmlns:oel="http://schemas.microsoft.com/office/2019/extlst" xmlns:r="http://schemas.openxmlformats.org/officeDocument/2006/relationships" xmlns:m="http://schemas.openxmlformats.org/officeDocument/2006/math" xmlns:v="urn:schemas-microsoft-com:vml" xmlns:wp14="http://schemas.microsoft.com/office/word/2010/wordprocessingDrawing" xmlns:wp="http://schemas.openxmlformats.org/drawingml/2006/wordprocessingDrawing" xmlns:w10="urn:schemas-microsoft-com:office:word" xmlns:w="http://schemas.openxmlformats.org/wordprocessingml/2006/main" xmlns:w14="http://schemas.microsoft.com/office/word/2010/wordml" xmlns:w15="http://schemas.microsoft.com/office/word/2012/wordml" xmlns:w16cex="http://schemas.microsoft.com/office/word/2018/wordml/cex" xmlns:w16cid="http://schemas.microsoft.com/office/word/2016/wordml/cid" xmlns:w16="http://schemas.microsoft.com/office/word/2018/wordml" xmlns:w16du="http://schemas.microsoft.com/office/word/2023/wordml/word16du" xmlns:w16sdtdh="http://schemas.microsoft.com/office/word/2020/wordml/sdtdatahash" xmlns:w16sdtfl="http://schemas.microsoft.com/office/word/2024/wordml/sdtformatlock" xmlns:w16se="http://schemas.microsoft.com/office/word/2015/wordml/symex" xmlns:wpg="http://schemas.microsoft.com/office/word/2010/wordprocessingGroup" xmlns:wpi="http://schemas.microsoft.com/office/word/2010/wordprocessingInk" xmlns:wne="http://schemas.microsoft.com/office/word/2006/wordml" xmlns:wps="http://schemas.microsoft.com/office/word/2010/wordprocessingShape" mc:Ignorable="w14 w15 w16se w16cid w16 w16cex w16sdtdh w16sdtfl w16du wp14">
+<w:footnotes xmlns:mc="http://schemas.openxmlformats.org/markup-compatibility/2006" xmlns:r="http://schemas.openxmlformats.org/officeDocument/2006/relationships" xmlns:w="http://schemas.openxmlformats.org/wordprocessingml/2006/main" xmlns:w14="http://schemas.microsoft.com/office/word/2010/wordml" xmlns:w15="http://schemas.microsoft.com/office/word/2012/wordml" xmlns:w16="http://schemas.microsoft.com/office/word/2018/wordml" xmlns:w16cex="http://schemas.microsoft.com/office/word/2018/wordml/cex" xmlns:w16cid="http://schemas.microsoft.com/office/word/2016/wordml/cid" xmlns:w16du="http://schemas.microsoft.com/office/word/2023/wordml/word16du" xmlns:w16sdtdh="http://schemas.microsoft.com/office/word/2020/wordml/sdtdatahash" xmlns:w16se="http://schemas.microsoft.com/office/word/2015/wordml/symex" xmlns:wp14="http://schemas.microsoft.com/office/word/2010/wordprocessingDrawing" mc:Ignorable="w14 w15 w16se w16cid w16 w16cex w16sdtdh w16du wp14">
   <w:footnote w:type="separator" w:id="-1">
     <w:p>
       <w:r>
@@ -12199,24 +12166,17 @@
       </w:r>
     </w:p>
   </w:footnote>
-  <w:footnote w:id="13">
+  <w:footnote w:id="19">
     <w:p>
       <w:pPr>
         <w:pStyle w:val="Textonotapie"/>
         <w:ind w:left="567" w:hanging="567"/>
         <w:jc w:val="both"/>
-        <w:rPr>
-          <w:rFonts w:ascii="Arial Narrow" w:eastAsia="Arial Narrow" w:hAnsi="Arial Narrow" w:cs="Arial"/>
-          <w:b/>
-          <w:bCs/>
-          <w:sz w:val="16"/>
-          <w:szCs w:val="16"/>
-        </w:rPr>
       </w:pPr>
       <w:r>
         <w:rPr>
           <w:rStyle w:val="Refdenotaalpie"/>
-          <w:rFonts w:ascii="Arial Narrow" w:eastAsia="Arial Narrow" w:hAnsi="Arial Narrow" w:cs="Arial"/>
+          <w:rFonts w:ascii="Arial Narrow" w:hAnsi="Arial Narrow" w:cs="Arial"/>
           <w:sz w:val="16"/>
           <w:szCs w:val="16"/>
           <w:vertAlign w:val="superscript"/>
@@ -12225,25 +12185,7 @@
       </w:r>
       <w:r>
         <w:rPr>
-          <w:rFonts w:ascii="Arial Narrow" w:eastAsia="Arial Narrow" w:hAnsi="Arial Narrow" w:cs="Arial"/>
-          <w:b/>
-          <w:bCs/>
-          <w:sz w:val="16"/>
-          <w:szCs w:val="16"/>
-        </w:rPr>
-        <w:t xml:space="preserve"> </w:t>
-      </w:r>
-      <w:r>
-        <w:rPr>
-          <w:rFonts w:ascii="Arial Narrow" w:hAnsi="Arial Narrow" w:cs="Arial"/>
-          <w:sz w:val="16"/>
-          <w:szCs w:val="16"/>
-        </w:rPr>
-        <w:t xml:space="preserve"> </w:t>
-      </w:r>
-      <w:r>
-        <w:rPr>
-          <w:rFonts w:ascii="Arial Narrow" w:hAnsi="Arial Narrow" w:cs="Arial"/>
+          <w:rFonts w:ascii="Arial Narrow" w:eastAsia="Arial" w:hAnsi="Arial Narrow" w:cs="Arial"/>
           <w:sz w:val="16"/>
           <w:szCs w:val="16"/>
         </w:rPr>
@@ -12251,118 +12193,132 @@
       </w:r>
       <w:r>
         <w:rPr>
-          <w:rFonts w:ascii="Arial Narrow" w:eastAsia="Arial Narrow" w:hAnsi="Arial Narrow" w:cs="Arial"/>
-          <w:b/>
-          <w:bCs/>
-          <w:sz w:val="16"/>
-          <w:szCs w:val="16"/>
-        </w:rPr>
-        <w:t xml:space="preserve">TEXTO ÚNICO ORDENADO DE LA LEY 27444, LEY DE PROCEDIMIENTO ADMINISTRATIVO GENERAL, aprobado por el Decreto Supremo </w:t>
-      </w:r>
-      <w:r>
-        <w:rPr>
-          <w:rFonts w:ascii="Arial Narrow" w:eastAsia="Arial Narrow" w:hAnsi="Arial Narrow" w:cs="Arial"/>
-          <w:b/>
-          <w:bCs/>
-          <w:sz w:val="16"/>
-          <w:szCs w:val="16"/>
-        </w:rPr>
-        <w:t>006-2026-JUS</w:t>
+          <w:rFonts w:ascii="Arial Narrow" w:eastAsia="Arial" w:hAnsi="Arial Narrow" w:cs="Arial"/>
+          <w:b/>
+          <w:bCs/>
+          <w:sz w:val="16"/>
+          <w:szCs w:val="16"/>
+        </w:rPr>
+        <w:t xml:space="preserve">DECRETO LEGISLATIVO 807, LEY SOBRE FACULTADES, NORMAS Y ORGANIZACIÓN DEL INDECOPI, publicado el 18 de abril de 1996</w:t>
       </w:r>
     </w:p>
     <w:p>
       <w:pPr>
         <w:pStyle w:val="Textonotapie"/>
-        <w:ind w:firstLine="567"/>
-        <w:jc w:val="both"/>
-        <w:rPr>
-          <w:rFonts w:ascii="Arial Narrow" w:hAnsi="Arial Narrow" w:cs="Arial"/>
-          <w:b/>
-          <w:bCs/>
-          <w:sz w:val="16"/>
-          <w:szCs w:val="16"/>
-        </w:rPr>
-      </w:pPr>
-      <w:r>
-        <w:rPr>
-          <w:rFonts w:ascii="Arial Narrow" w:eastAsia="Arial Narrow" w:hAnsi="Arial Narrow" w:cs="Arial"/>
-          <w:b/>
-          <w:bCs/>
-          <w:sz w:val="16"/>
-          <w:szCs w:val="16"/>
-        </w:rPr>
-        <w:t>223</w:t>
-      </w:r>
-      <w:r>
-        <w:rPr>
-          <w:rFonts w:ascii="Arial Narrow" w:eastAsia="Arial Narrow" w:hAnsi="Arial Narrow" w:cs="Arial"/>
-          <w:b/>
-          <w:bCs/>
-          <w:sz w:val="16"/>
-          <w:szCs w:val="16"/>
-        </w:rPr>
-        <w:t>.- Contestación de la reclamación</w:t>
-      </w:r>
-    </w:p>
+        <w:ind w:left="567" w:hanging="567"/>
+        <w:jc w:val="both"/>
+      </w:pPr>
+      <w:r>
+        <w:rPr>
+          <w:rFonts w:ascii="Arial Narrow" w:eastAsia="Arial" w:hAnsi="Arial Narrow" w:cs="Arial"/>
+          <w:sz w:val="16"/>
+          <w:szCs w:val="16"/>
+        </w:rPr>
+        <w:tab/>
+      </w:r>
+      <w:r>
+        <w:rPr>
+          <w:rFonts w:ascii="Arial Narrow" w:eastAsia="Arial" w:hAnsi="Arial Narrow" w:cs="Arial"/>
+          <w:b/>
+          <w:bCs/>
+          <w:sz w:val="16"/>
+          <w:szCs w:val="16"/>
+        </w:rPr>
+        <w:t xml:space="preserve">Artículo 26.-</w:t>
+      </w:r>
+      <w:r>
+        <w:rPr>
+          <w:rFonts w:ascii="Arial Narrow" w:eastAsia="Arial" w:hAnsi="Arial Narrow" w:cs="Arial"/>
+          <w:sz w:val="16"/>
+          <w:szCs w:val="16"/>
+        </w:rPr>
+        <w:t xml:space="preserve"> Una vez admitida a trámite la denuncia, se correrá traslado de la misma al denunciado, a fin de que éste presente su descargo. El plazo para la presentación del descargo será de cinco (5) días contados desde la notificación, vencido el cual, el Secretario Técnico declarará en rebeldía al denunciado que no lo hubiera presentado.</w:t>
+      </w:r>
+    </w:p>
+  </w:footnote>
+  <w:footnote w:id="20">
     <w:p>
       <w:pPr>
         <w:pStyle w:val="Textonotapie"/>
-        <w:ind w:firstLine="567"/>
-        <w:jc w:val="both"/>
-        <w:rPr>
-          <w:rFonts w:ascii="Arial Narrow" w:eastAsia="Arial Narrow" w:hAnsi="Arial Narrow" w:cs="Arial"/>
-          <w:sz w:val="16"/>
-          <w:szCs w:val="16"/>
-        </w:rPr>
-      </w:pPr>
-      <w:r>
-        <w:rPr>
-          <w:rFonts w:ascii="Arial Narrow" w:eastAsia="Arial Narrow" w:hAnsi="Arial Narrow" w:cs="Arial"/>
-          <w:sz w:val="16"/>
-          <w:szCs w:val="16"/>
-        </w:rPr>
-        <w:t>223</w:t>
-      </w:r>
-      <w:r>
-        <w:rPr>
-          <w:rFonts w:ascii="Arial Narrow" w:eastAsia="Arial Narrow" w:hAnsi="Arial Narrow" w:cs="Arial"/>
-          <w:sz w:val="16"/>
-          <w:szCs w:val="16"/>
-        </w:rPr>
-        <w:t>.1 “(…) Las alegaciones y los hechos relevantes de la reclamación, salvo que hayan sido específicamente negadas en la contestación,</w:t>
+        <w:ind w:left="567" w:hanging="567"/>
+        <w:jc w:val="both"/>
+      </w:pPr>
+      <w:r>
+        <w:rPr>
+          <w:rStyle w:val="Refdenotaalpie"/>
+          <w:rFonts w:ascii="Arial Narrow" w:hAnsi="Arial Narrow" w:cs="Arial"/>
+          <w:sz w:val="16"/>
+          <w:szCs w:val="16"/>
+          <w:vertAlign w:val="superscript"/>
+        </w:rPr>
+        <w:footnoteRef/>
+      </w:r>
+      <w:r>
+        <w:rPr>
+          <w:rFonts w:ascii="Arial Narrow" w:eastAsia="Arial" w:hAnsi="Arial Narrow" w:cs="Arial"/>
+          <w:sz w:val="16"/>
+          <w:szCs w:val="16"/>
+        </w:rPr>
+        <w:tab/>
+      </w:r>
+      <w:r>
+        <w:rPr>
+          <w:rFonts w:ascii="Arial Narrow" w:eastAsia="Arial" w:hAnsi="Arial Narrow" w:cs="Arial"/>
+          <w:b/>
+          <w:bCs/>
+          <w:sz w:val="16"/>
+          <w:szCs w:val="16"/>
+        </w:rPr>
+        <w:t xml:space="preserve">DECRETO SUPREMO 006-2026-JUS, TEXTO ÚNICO ORDENADO DE LA LEY 27444, LEY DEL PROCEDIMIENTO ADMINISTRATIVO GENERAL, publicado el 30 de abril de 2026</w:t>
       </w:r>
     </w:p>
     <w:p>
       <w:pPr>
         <w:pStyle w:val="Textonotapie"/>
-        <w:ind w:firstLine="567"/>
-        <w:jc w:val="both"/>
-        <w:rPr>
-          <w:rFonts w:ascii="Arial Narrow" w:eastAsia="Arial Narrow" w:hAnsi="Arial Narrow" w:cs="Arial"/>
-          <w:sz w:val="16"/>
-          <w:szCs w:val="16"/>
-        </w:rPr>
-      </w:pPr>
-      <w:r>
-        <w:rPr>
-          <w:rFonts w:ascii="Arial Narrow" w:eastAsia="Arial Narrow" w:hAnsi="Arial Narrow" w:cs="Arial"/>
-          <w:sz w:val="16"/>
-          <w:szCs w:val="16"/>
-        </w:rPr>
-        <w:t>se tendrán por aceptadas o merituadas como ciertas”.</w:t>
+        <w:ind w:left="567" w:hanging="567"/>
+        <w:jc w:val="both"/>
+      </w:pPr>
+      <w:r>
+        <w:rPr>
+          <w:rFonts w:ascii="Arial Narrow" w:eastAsia="Arial" w:hAnsi="Arial Narrow" w:cs="Arial"/>
+          <w:sz w:val="16"/>
+          <w:szCs w:val="16"/>
+        </w:rPr>
+        <w:tab/>
+      </w:r>
+      <w:r>
+        <w:rPr>
+          <w:rFonts w:ascii="Arial Narrow" w:eastAsia="Arial" w:hAnsi="Arial Narrow" w:cs="Arial"/>
+          <w:b/>
+          <w:bCs/>
+          <w:sz w:val="16"/>
+          <w:szCs w:val="16"/>
+        </w:rPr>
+        <w:t xml:space="preserve">Artículo 223.- Contestación de la reclamación</w:t>
       </w:r>
     </w:p>
     <w:p>
       <w:pPr>
         <w:pStyle w:val="Textonotapie"/>
-        <w:ind w:firstLine="567"/>
-        <w:jc w:val="both"/>
-        <w:rPr>
-          <w:rFonts w:ascii="Arial Narrow" w:hAnsi="Arial Narrow" w:cs="Arial"/>
-          <w:sz w:val="16"/>
-          <w:szCs w:val="16"/>
-        </w:rPr>
-      </w:pPr>
+        <w:ind w:left="567" w:hanging="567"/>
+        <w:jc w:val="both"/>
+      </w:pPr>
+      <w:r>
+        <w:rPr>
+          <w:rFonts w:ascii="Arial Narrow" w:eastAsia="Arial" w:hAnsi="Arial Narrow" w:cs="Arial"/>
+          <w:sz w:val="16"/>
+          <w:szCs w:val="16"/>
+        </w:rPr>
+        <w:tab/>
+      </w:r>
+      <w:r>
+        <w:rPr>
+          <w:rFonts w:ascii="Arial Narrow" w:eastAsia="Arial" w:hAnsi="Arial Narrow" w:cs="Arial"/>
+          <w:sz w:val="16"/>
+          <w:szCs w:val="16"/>
+        </w:rPr>
+        <w:t xml:space="preserve">223.1 El reclamado deberá presentar la contestación de la reclamación dentro de los quince (15) días posteriores a la notificación de ésta; vencido este plazo, la Administración declarará en rebeldía al reclamado que no la hubiera presentado. La contestación deberá contener los requisitos de los escritos previstos en el artículo 113 de la presente Ley, así como la absolución de todos los asuntos controvertidos de hecho y de derecho, Las alegaciones y los hechos relevantes de la reclamación, salvo que hayan sido específicamente negadas en la contestación, se tendrán por aceptadas o merituadas como ciertas.</w:t>
+      </w:r>
     </w:p>
   </w:footnote>
   <w:footnote w:id="14">
@@ -14104,11 +14060,177 @@
       </w:r>
     </w:p>
   </w:footnote>
+  <w:footnote w:id="13">
+    <w:p>
+      <w:pPr>
+        <w:pStyle w:val="Textonotapie"/>
+        <w:ind w:left="567" w:hanging="567"/>
+        <w:jc w:val="both"/>
+        <w:rPr>
+          <w:rFonts w:ascii="Arial Narrow" w:eastAsia="Arial Narrow" w:hAnsi="Arial Narrow" w:cs="Arial"/>
+          <w:b/>
+          <w:bCs/>
+          <w:sz w:val="16"/>
+          <w:szCs w:val="16"/>
+        </w:rPr>
+      </w:pPr>
+      <w:r>
+        <w:rPr>
+          <w:rStyle w:val="Refdenotaalpie"/>
+          <w:rFonts w:ascii="Arial Narrow" w:eastAsia="Arial Narrow" w:hAnsi="Arial Narrow" w:cs="Arial"/>
+          <w:sz w:val="16"/>
+          <w:szCs w:val="16"/>
+          <w:vertAlign w:val="superscript"/>
+        </w:rPr>
+        <w:footnoteRef/>
+      </w:r>
+      <w:r>
+        <w:rPr>
+          <w:rFonts w:ascii="Arial Narrow" w:eastAsia="Arial Narrow" w:hAnsi="Arial Narrow" w:cs="Arial"/>
+          <w:b/>
+          <w:bCs/>
+          <w:sz w:val="16"/>
+          <w:szCs w:val="16"/>
+        </w:rPr>
+        <w:t xml:space="preserve"> </w:t>
+      </w:r>
+      <w:r>
+        <w:rPr>
+          <w:rFonts w:ascii="Arial Narrow" w:hAnsi="Arial Narrow" w:cs="Arial"/>
+          <w:sz w:val="16"/>
+          <w:szCs w:val="16"/>
+        </w:rPr>
+        <w:t xml:space="preserve"> </w:t>
+      </w:r>
+      <w:r>
+        <w:rPr>
+          <w:rFonts w:ascii="Arial Narrow" w:hAnsi="Arial Narrow" w:cs="Arial"/>
+          <w:sz w:val="16"/>
+          <w:szCs w:val="16"/>
+        </w:rPr>
+        <w:tab/>
+      </w:r>
+      <w:r>
+        <w:rPr>
+          <w:rFonts w:ascii="Arial Narrow" w:eastAsia="Arial Narrow" w:hAnsi="Arial Narrow" w:cs="Arial"/>
+          <w:b/>
+          <w:bCs/>
+          <w:sz w:val="16"/>
+          <w:szCs w:val="16"/>
+        </w:rPr>
+        <w:t xml:space="preserve">TEXTO ÚNICO ORDENADO DE LA LEY 27444, LEY DE PROCEDIMIENTO ADMINISTRATIVO GENERAL, aprobado por el Decreto Supremo </w:t>
+      </w:r>
+      <w:r>
+        <w:rPr>
+          <w:rFonts w:ascii="Arial Narrow" w:eastAsia="Arial Narrow" w:hAnsi="Arial Narrow" w:cs="Arial"/>
+          <w:b/>
+          <w:bCs/>
+          <w:sz w:val="16"/>
+          <w:szCs w:val="16"/>
+        </w:rPr>
+        <w:t>006-2026-JUS</w:t>
+      </w:r>
+    </w:p>
+    <w:p>
+      <w:pPr>
+        <w:pStyle w:val="Textonotapie"/>
+        <w:ind w:firstLine="567"/>
+        <w:jc w:val="both"/>
+        <w:rPr>
+          <w:rFonts w:ascii="Arial Narrow" w:hAnsi="Arial Narrow" w:cs="Arial"/>
+          <w:b/>
+          <w:bCs/>
+          <w:sz w:val="16"/>
+          <w:szCs w:val="16"/>
+        </w:rPr>
+      </w:pPr>
+      <w:r>
+        <w:rPr>
+          <w:rFonts w:ascii="Arial Narrow" w:eastAsia="Arial Narrow" w:hAnsi="Arial Narrow" w:cs="Arial"/>
+          <w:b/>
+          <w:bCs/>
+          <w:sz w:val="16"/>
+          <w:szCs w:val="16"/>
+        </w:rPr>
+        <w:t>223</w:t>
+      </w:r>
+      <w:r>
+        <w:rPr>
+          <w:rFonts w:ascii="Arial Narrow" w:eastAsia="Arial Narrow" w:hAnsi="Arial Narrow" w:cs="Arial"/>
+          <w:b/>
+          <w:bCs/>
+          <w:sz w:val="16"/>
+          <w:szCs w:val="16"/>
+        </w:rPr>
+        <w:t>.- Contestación de la reclamación</w:t>
+      </w:r>
+    </w:p>
+    <w:p>
+      <w:pPr>
+        <w:pStyle w:val="Textonotapie"/>
+        <w:ind w:firstLine="567"/>
+        <w:jc w:val="both"/>
+        <w:rPr>
+          <w:rFonts w:ascii="Arial Narrow" w:eastAsia="Arial Narrow" w:hAnsi="Arial Narrow" w:cs="Arial"/>
+          <w:sz w:val="16"/>
+          <w:szCs w:val="16"/>
+        </w:rPr>
+      </w:pPr>
+      <w:r>
+        <w:rPr>
+          <w:rFonts w:ascii="Arial Narrow" w:eastAsia="Arial Narrow" w:hAnsi="Arial Narrow" w:cs="Arial"/>
+          <w:sz w:val="16"/>
+          <w:szCs w:val="16"/>
+        </w:rPr>
+        <w:t>223</w:t>
+      </w:r>
+      <w:r>
+        <w:rPr>
+          <w:rFonts w:ascii="Arial Narrow" w:eastAsia="Arial Narrow" w:hAnsi="Arial Narrow" w:cs="Arial"/>
+          <w:sz w:val="16"/>
+          <w:szCs w:val="16"/>
+        </w:rPr>
+        <w:t>.1 “(…) Las alegaciones y los hechos relevantes de la reclamación, salvo que hayan sido específicamente negadas en la contestación,</w:t>
+      </w:r>
+    </w:p>
+    <w:p>
+      <w:pPr>
+        <w:pStyle w:val="Textonotapie"/>
+        <w:ind w:firstLine="567"/>
+        <w:jc w:val="both"/>
+        <w:rPr>
+          <w:rFonts w:ascii="Arial Narrow" w:eastAsia="Arial Narrow" w:hAnsi="Arial Narrow" w:cs="Arial"/>
+          <w:sz w:val="16"/>
+          <w:szCs w:val="16"/>
+        </w:rPr>
+      </w:pPr>
+      <w:r>
+        <w:rPr>
+          <w:rFonts w:ascii="Arial Narrow" w:eastAsia="Arial Narrow" w:hAnsi="Arial Narrow" w:cs="Arial"/>
+          <w:sz w:val="16"/>
+          <w:szCs w:val="16"/>
+        </w:rPr>
+        <w:t>se tendrán por aceptadas o merituadas como ciertas”.</w:t>
+      </w:r>
+    </w:p>
+    <w:p>
+      <w:pPr>
+        <w:pStyle w:val="Textonotapie"/>
+        <w:ind w:firstLine="567"/>
+        <w:jc w:val="both"/>
+        <w:rPr>
+          <w:rFonts w:ascii="Arial Narrow" w:hAnsi="Arial Narrow" w:cs="Arial"/>
+          <w:sz w:val="16"/>
+          <w:szCs w:val="16"/>
+        </w:rPr>
+      </w:pPr>
+    </w:p>
+  </w:footnote>
 </w:footnotes>
 </file>
 
 <file path=word/header1.xml><?xml version="1.0" encoding="utf-8"?>
-<w:hdr xmlns:wpc="http://schemas.microsoft.com/office/word/2010/wordprocessingCanvas" xmlns:cx="http://schemas.microsoft.com/office/drawing/2014/chartex" xmlns:cx1="http://schemas.microsoft.com/office/drawing/2015/9/8/chartex" xmlns:cx2="http://schemas.microsoft.com/office/drawing/2015/10/21/chartex" xmlns:cx3="http://schemas.microsoft.com/office/drawing/2016/5/9/chartex" xmlns:cx4="http://schemas.microsoft.com/office/drawing/2016/5/10/chartex" xmlns:cx5="http://schemas.microsoft.com/office/drawing/2016/5/11/chartex" xmlns:cx6="http://schemas.microsoft.com/office/drawing/2016/5/12/chartex" xmlns:cx7="http://schemas.microsoft.com/office/drawing/2016/5/13/chartex" xmlns:cx8="http://schemas.microsoft.com/office/drawing/2016/5/14/chartex" xmlns:mc="http://schemas.openxmlformats.org/markup-compatibility/2006" xmlns:aink="http://schemas.microsoft.com/office/drawing/2016/ink" xmlns:am3d="http://schemas.microsoft.com/office/drawing/2017/model3d" xmlns:o="urn:schemas-microsoft-com:office:office" xmlns:oel="http://schemas.microsoft.com/office/2019/extlst" xmlns:r="http://schemas.openxmlformats.org/officeDocument/2006/relationships" xmlns:m="http://schemas.openxmlformats.org/officeDocument/2006/math" xmlns:v="urn:schemas-microsoft-com:vml" xmlns:wp14="http://schemas.microsoft.com/office/word/2010/wordprocessingDrawing" xmlns:wp="http://schemas.openxmlformats.org/drawingml/2006/wordprocessingDrawing" xmlns:w10="urn:schemas-microsoft-com:office:word" xmlns:w="http://schemas.openxmlformats.org/wordprocessingml/2006/main" xmlns:w14="http://schemas.microsoft.com/office/word/2010/wordml" xmlns:w15="http://schemas.microsoft.com/office/word/2012/wordml" xmlns:w16cex="http://schemas.microsoft.com/office/word/2018/wordml/cex" xmlns:w16cid="http://schemas.microsoft.com/office/word/2016/wordml/cid" xmlns:w16="http://schemas.microsoft.com/office/word/2018/wordml" xmlns:w16du="http://schemas.microsoft.com/office/word/2023/wordml/word16du" xmlns:w16sdtdh="http://schemas.microsoft.com/office/word/2020/wordml/sdtdatahash" xmlns:w16sdtfl="http://schemas.microsoft.com/office/word/2024/wordml/sdtformatlock" xmlns:w16se="http://schemas.microsoft.com/office/word/2015/wordml/symex" xmlns:wpg="http://schemas.microsoft.com/office/word/2010/wordprocessingGroup" xmlns:wpi="http://schemas.microsoft.com/office/word/2010/wordprocessingInk" xmlns:wne="http://schemas.microsoft.com/office/word/2006/wordml" xmlns:wps="http://schemas.microsoft.com/office/word/2010/wordprocessingShape" mc:Ignorable="w14 w15 w16se w16cid w16 w16cex w16sdtdh w16sdtfl w16du wp14">
+<w:hdr xmlns:a="http://schemas.openxmlformats.org/drawingml/2006/main" xmlns:mc="http://schemas.openxmlformats.org/markup-compatibility/2006" xmlns:pic="http://schemas.openxmlformats.org/drawingml/2006/picture" xmlns:r="http://schemas.openxmlformats.org/officeDocument/2006/relationships" xmlns:w="http://schemas.openxmlformats.org/wordprocessingml/2006/main" xmlns:w14="http://schemas.microsoft.com/office/word/2010/wordml" xmlns:w15="http://schemas.microsoft.com/office/word/2012/wordml" xmlns:w16="http://schemas.microsoft.com/office/word/2018/wordml" xmlns:w16cex="http://schemas.microsoft.com/office/word/2018/wordml/cex" xmlns:w16cid="http://schemas.microsoft.com/office/word/2016/wordml/cid" xmlns:w16du="http://schemas.microsoft.com/office/word/2023/wordml/word16du" xmlns:w16sdtdh="http://schemas.microsoft.com/office/word/2020/wordml/sdtdatahash" xmlns:w16se="http://schemas.microsoft.com/office/word/2015/wordml/symex" xmlns:wp="http://schemas.openxmlformats.org/drawingml/2006/wordprocessingDrawing" xmlns:wp14="http://schemas.microsoft.com/office/word/2010/wordprocessingDrawing" mc:Ignorable="w14 w15 w16se w16cid w16 w16cex w16sdtdh w16du wp14">
   <w:p>
     <w:pPr>
       <w:widowControl w:val="0"/>

--- a/plantillas_maestras/03_seguro_desgravamen/negativa_cobertura/2_o_mas_ddos_varios/varon/TPL_2010_2026_SEGURO_DESGRAVAMEN_NEGATIVA_COBERTURA_ASEGURADORA_VARON_R227.docx
+++ b/plantillas_maestras/03_seguro_desgravamen/negativa_cobertura/2_o_mas_ddos_varios/varon/TPL_2010_2026_SEGURO_DESGRAVAMEN_NEGATIVA_COBERTURA_ASEGURADORA_VARON_R227.docx
@@ -1118,7 +1118,7 @@
         <w:ind w:left="567" w:hanging="567"/>
         <w:jc w:val="both"/>
         <w:rPr>
-          <w:rFonts w:ascii="Arial Narrow" w:hAnsi="Arial Narrow"/>
+          <w:rFonts w:ascii="Arial Narrow" w:eastAsia="Arial Narrow" w:hAnsi="Arial Narrow" w:cs="Arial Narrow"/>
           <w:sz w:val="22"/>
           <w:szCs w:val="22"/>
           <w:lang w:eastAsia="es-ES"/>
@@ -1168,7 +1168,7 @@
       </w:r>
       <w:r>
         <w:rPr>
-          <w:rFonts w:ascii="Arial Narrow" w:hAnsi="Arial Narrow"/>
+          <w:rFonts w:ascii="Arial Narrow" w:eastAsia="Arial Narrow" w:hAnsi="Arial Narrow" w:cs="Arial Narrow"/>
           <w:sz w:val="22"/>
           <w:szCs w:val="22"/>
           <w:lang w:eastAsia="es-ES"/>
@@ -1177,7 +1177,7 @@
       </w:r>
       <w:r>
         <w:rPr>
-          <w:rFonts w:ascii="Arial Narrow" w:hAnsi="Arial Narrow"/>
+          <w:rFonts w:ascii="Arial Narrow" w:eastAsia="Arial Narrow" w:hAnsi="Arial Narrow" w:cs="Arial Narrow"/>
           <w:sz w:val="22"/>
           <w:szCs w:val="22"/>
           <w:lang w:eastAsia="es-ES"/>
@@ -1194,7 +1194,7 @@
       </w:r>
       <w:r>
         <w:rPr>
-          <w:rFonts w:ascii="Arial Narrow" w:hAnsi="Arial Narrow"/>
+          <w:rFonts w:ascii="Arial Narrow" w:eastAsia="Arial Narrow" w:hAnsi="Arial Narrow" w:cs="Arial Narrow"/>
           <w:sz w:val="22"/>
           <w:szCs w:val="22"/>
           <w:lang w:eastAsia="es-ES"/>
@@ -1203,7 +1203,7 @@
       </w:r>
       <w:r>
         <w:rPr>
-          <w:rFonts w:ascii="Arial Narrow" w:hAnsi="Arial Narrow"/>
+          <w:rFonts w:ascii="Arial Narrow" w:eastAsia="Arial Narrow" w:hAnsi="Arial Narrow" w:cs="Arial Narrow"/>
           <w:sz w:val="22"/>
           <w:szCs w:val="22"/>
           <w:lang w:eastAsia="es-ES"/>
@@ -1212,7 +1212,7 @@
       </w:r>
       <w:r>
         <w:rPr>
-          <w:rFonts w:ascii="Arial Narrow" w:hAnsi="Arial Narrow"/>
+          <w:rFonts w:ascii="Arial Narrow" w:eastAsia="Arial Narrow" w:hAnsi="Arial Narrow" w:cs="Arial Narrow"/>
           <w:sz w:val="22"/>
           <w:szCs w:val="22"/>
           <w:lang w:eastAsia="es-ES"/>
@@ -1221,7 +1221,7 @@
       </w:r>
       <w:r>
         <w:rPr>
-          <w:rFonts w:ascii="Arial Narrow" w:hAnsi="Arial Narrow"/>
+          <w:rFonts w:ascii="Arial Narrow" w:eastAsia="Arial Narrow" w:hAnsi="Arial Narrow" w:cs="Arial Narrow"/>
           <w:sz w:val="22"/>
           <w:szCs w:val="22"/>
           <w:lang w:eastAsia="es-ES"/>
@@ -1230,7 +1230,7 @@
       </w:r>
       <w:r>
         <w:rPr>
-          <w:rFonts w:ascii="Arial Narrow" w:hAnsi="Arial Narrow"/>
+          <w:rFonts w:ascii="Arial Narrow" w:eastAsia="Arial Narrow" w:hAnsi="Arial Narrow" w:cs="Arial Narrow"/>
           <w:sz w:val="22"/>
           <w:szCs w:val="22"/>
           <w:lang w:eastAsia="es-ES"/>
@@ -1239,7 +1239,7 @@
       </w:r>
       <w:r>
         <w:rPr>
-          <w:rFonts w:ascii="Arial Narrow" w:hAnsi="Arial Narrow"/>
+          <w:rFonts w:ascii="Arial Narrow" w:eastAsia="Arial Narrow" w:hAnsi="Arial Narrow" w:cs="Arial Narrow"/>
           <w:sz w:val="22"/>
           <w:szCs w:val="22"/>
           <w:lang w:eastAsia="es-ES"/>
@@ -1248,7 +1248,7 @@
       </w:r>
       <w:r>
         <w:rPr>
-          <w:rFonts w:ascii="Arial Narrow" w:hAnsi="Arial Narrow"/>
+          <w:rFonts w:ascii="Arial Narrow" w:eastAsia="Arial Narrow" w:hAnsi="Arial Narrow" w:cs="Arial Narrow"/>
           <w:sz w:val="22"/>
           <w:szCs w:val="22"/>
           <w:lang w:eastAsia="es-ES"/>
@@ -1257,7 +1257,7 @@
       </w:r>
       <w:r>
         <w:rPr>
-          <w:rFonts w:ascii="Arial Narrow" w:hAnsi="Arial Narrow"/>
+          <w:rFonts w:ascii="Arial Narrow" w:eastAsia="Arial Narrow" w:hAnsi="Arial Narrow" w:cs="Arial Narrow"/>
           <w:sz w:val="22"/>
           <w:szCs w:val="22"/>
           <w:lang w:eastAsia="es-ES"/>
@@ -1266,7 +1266,7 @@
       </w:r>
       <w:r>
         <w:rPr>
-          <w:rFonts w:ascii="Arial Narrow" w:hAnsi="Arial Narrow"/>
+          <w:rFonts w:ascii="Arial Narrow" w:eastAsia="Arial Narrow" w:hAnsi="Arial Narrow" w:cs="Arial Narrow"/>
           <w:sz w:val="22"/>
           <w:szCs w:val="22"/>
           <w:lang w:eastAsia="es-ES"/>
@@ -1275,7 +1275,7 @@
       </w:r>
       <w:r>
         <w:rPr>
-          <w:rFonts w:ascii="Arial Narrow" w:hAnsi="Arial Narrow"/>
+          <w:rFonts w:ascii="Arial Narrow" w:eastAsia="Arial Narrow" w:hAnsi="Arial Narrow" w:cs="Arial Narrow"/>
           <w:sz w:val="22"/>
           <w:szCs w:val="22"/>
           <w:lang w:eastAsia="es-ES"/>
@@ -1284,7 +1284,7 @@
       </w:r>
       <w:r>
         <w:rPr>
-          <w:rFonts w:ascii="Arial Narrow" w:hAnsi="Arial Narrow"/>
+          <w:rFonts w:ascii="Arial Narrow" w:eastAsia="Arial Narrow" w:hAnsi="Arial Narrow" w:cs="Arial Narrow"/>
           <w:sz w:val="22"/>
           <w:szCs w:val="22"/>
           <w:lang w:eastAsia="es-ES"/>
@@ -1294,7 +1294,7 @@
       <w:proofErr w:type="spellStart"/>
       <w:r>
         <w:rPr>
-          <w:rFonts w:ascii="Arial Narrow" w:hAnsi="Arial Narrow"/>
+          <w:rFonts w:ascii="Arial Narrow" w:eastAsia="Arial Narrow" w:hAnsi="Arial Narrow" w:cs="Arial Narrow"/>
           <w:sz w:val="22"/>
           <w:szCs w:val="22"/>
           <w:lang w:eastAsia="es-ES"/>
@@ -1304,7 +1304,7 @@
       <w:proofErr w:type="spellEnd"/>
       <w:r>
         <w:rPr>
-          <w:rFonts w:ascii="Arial Narrow" w:hAnsi="Arial Narrow"/>
+          <w:rFonts w:ascii="Arial Narrow" w:eastAsia="Arial Narrow" w:hAnsi="Arial Narrow" w:cs="Arial Narrow"/>
           <w:sz w:val="22"/>
           <w:szCs w:val="22"/>
           <w:lang w:eastAsia="es-ES"/>
@@ -1313,7 +1313,7 @@
       </w:r>
       <w:r>
         <w:rPr>
-          <w:rFonts w:ascii="Arial Narrow" w:hAnsi="Arial Narrow"/>
+          <w:rFonts w:ascii="Arial Narrow" w:eastAsia="Arial Narrow" w:hAnsi="Arial Narrow" w:cs="Arial Narrow"/>
           <w:sz w:val="22"/>
           <w:szCs w:val="22"/>
           <w:lang w:eastAsia="es-ES"/>
@@ -1322,7 +1322,7 @@
       </w:r>
       <w:r>
         <w:rPr>
-          <w:rFonts w:ascii="Arial Narrow" w:hAnsi="Arial Narrow"/>
+          <w:rFonts w:ascii="Arial Narrow" w:eastAsia="Arial Narrow" w:hAnsi="Arial Narrow" w:cs="Arial Narrow"/>
           <w:sz w:val="22"/>
           <w:szCs w:val="22"/>
           <w:lang w:eastAsia="es-ES"/>
@@ -1331,7 +1331,7 @@
       </w:r>
       <w:r>
         <w:rPr>
-          <w:rFonts w:ascii="Arial Narrow" w:hAnsi="Arial Narrow"/>
+          <w:rFonts w:ascii="Arial Narrow" w:eastAsia="Arial Narrow" w:hAnsi="Arial Narrow" w:cs="Arial Narrow"/>
           <w:sz w:val="22"/>
           <w:szCs w:val="22"/>
           <w:lang w:eastAsia="es-ES"/>
@@ -1340,7 +1340,7 @@
       </w:r>
       <w:r>
         <w:rPr>
-          <w:rFonts w:ascii="Arial Narrow" w:hAnsi="Arial Narrow"/>
+          <w:rFonts w:ascii="Arial Narrow" w:eastAsia="Arial Narrow" w:hAnsi="Arial Narrow" w:cs="Arial Narrow"/>
           <w:sz w:val="22"/>
           <w:szCs w:val="22"/>
           <w:lang w:eastAsia="es-ES"/>
@@ -1349,7 +1349,7 @@
       </w:r>
       <w:r>
         <w:rPr>
-          <w:rFonts w:ascii="Arial Narrow" w:hAnsi="Arial Narrow" w:cs="Arial"/>
+          <w:rFonts w:ascii="Arial Narrow" w:eastAsia="Arial Narrow" w:hAnsi="Arial Narrow" w:cs="Arial Narrow"/>
           <w:color w:val="000000"/>
           <w:sz w:val="22"/>
           <w:szCs w:val="22"/>
@@ -1359,7 +1359,7 @@
       </w:r>
       <w:r>
         <w:rPr>
-          <w:rFonts w:ascii="Arial Narrow" w:hAnsi="Arial Narrow" w:cs="Arial"/>
+          <w:rFonts w:ascii="Arial Narrow" w:eastAsia="Arial Narrow" w:hAnsi="Arial Narrow" w:cs="Arial Narrow"/>
           <w:color w:val="000000"/>
           <w:sz w:val="22"/>
           <w:szCs w:val="22"/>
@@ -1369,7 +1369,7 @@
       </w:r>
       <w:r>
         <w:rPr>
-          <w:rFonts w:ascii="Arial Narrow" w:hAnsi="Arial Narrow" w:cs="Arial"/>
+          <w:rFonts w:ascii="Arial Narrow" w:eastAsia="Arial Narrow" w:hAnsi="Arial Narrow" w:cs="Arial Narrow"/>
           <w:color w:val="000000"/>
           <w:sz w:val="22"/>
           <w:szCs w:val="22"/>
@@ -1379,7 +1379,7 @@
       </w:r>
       <w:r>
         <w:rPr>
-          <w:rFonts w:ascii="Arial Narrow" w:hAnsi="Arial Narrow" w:cs="Arial"/>
+          <w:rFonts w:ascii="Arial Narrow" w:eastAsia="Arial Narrow" w:hAnsi="Arial Narrow" w:cs="Arial Narrow"/>
           <w:color w:val="000000"/>
           <w:sz w:val="22"/>
           <w:szCs w:val="22"/>
@@ -1389,7 +1389,7 @@
       </w:r>
       <w:r>
         <w:rPr>
-          <w:rFonts w:ascii="Arial Narrow" w:hAnsi="Arial Narrow" w:cs="Arial"/>
+          <w:rFonts w:ascii="Arial Narrow" w:eastAsia="Arial Narrow" w:hAnsi="Arial Narrow" w:cs="Arial Narrow"/>
           <w:color w:val="000000"/>
           <w:sz w:val="22"/>
           <w:szCs w:val="22"/>
@@ -1462,14 +1462,14 @@
         <w:ind w:left="567" w:hanging="567"/>
         <w:jc w:val="both"/>
         <w:rPr>
-          <w:rFonts w:ascii="Arial Narrow" w:hAnsi="Arial Narrow" w:cs="Arial"/>
-          <w:sz w:val="22"/>
-          <w:szCs w:val="22"/>
-        </w:rPr>
-      </w:pPr>
-      <w:r>
-        <w:rPr>
-          <w:rFonts w:ascii="Arial Narrow" w:hAnsi="Arial Narrow" w:cs="Arial"/>
+          <w:rFonts w:ascii="Arial Narrow" w:eastAsia="Arial Narrow" w:hAnsi="Arial Narrow" w:cs="Arial Narrow"/>
+          <w:sz w:val="22"/>
+          <w:szCs w:val="22"/>
+        </w:rPr>
+      </w:pPr>
+      <w:r>
+        <w:rPr>
+          <w:rFonts w:ascii="Arial Narrow" w:eastAsia="Arial Narrow" w:hAnsi="Arial Narrow" w:cs="Arial Narrow"/>
           <w:sz w:val="22"/>
           <w:szCs w:val="22"/>
         </w:rPr>
@@ -1482,7 +1482,7 @@
         <w:ind w:left="567"/>
         <w:jc w:val="both"/>
         <w:rPr>
-          <w:rFonts w:ascii="Arial Narrow" w:hAnsi="Arial Narrow" w:cs="Arial"/>
+          <w:rFonts w:ascii="Arial Narrow" w:eastAsia="Arial Narrow" w:hAnsi="Arial Narrow" w:cs="Arial Narrow"/>
           <w:sz w:val="22"/>
           <w:szCs w:val="22"/>
         </w:rPr>
@@ -1498,14 +1498,14 @@
         <w:ind w:left="567" w:hanging="567"/>
         <w:jc w:val="both"/>
         <w:rPr>
-          <w:rFonts w:ascii="Arial Narrow" w:hAnsi="Arial Narrow" w:cs="Arial"/>
-          <w:sz w:val="22"/>
-          <w:szCs w:val="22"/>
-        </w:rPr>
-      </w:pPr>
-      <w:r>
-        <w:rPr>
-          <w:rFonts w:ascii="Arial Narrow" w:hAnsi="Arial Narrow" w:cs="Arial"/>
+          <w:rFonts w:ascii="Arial Narrow" w:eastAsia="Arial Narrow" w:hAnsi="Arial Narrow" w:cs="Arial Narrow"/>
+          <w:sz w:val="22"/>
+          <w:szCs w:val="22"/>
+        </w:rPr>
+      </w:pPr>
+      <w:r>
+        <w:rPr>
+          <w:rFonts w:ascii="Arial Narrow" w:eastAsia="Arial Narrow" w:hAnsi="Arial Narrow" w:cs="Arial Narrow"/>
           <w:sz w:val="22"/>
           <w:szCs w:val="22"/>
         </w:rPr>
@@ -1517,9 +1517,9 @@
         <w:ind w:left="720"/>
         <w:contextualSpacing/>
         <w:rPr>
-          <w:rFonts w:ascii="Arial Narrow" w:hAnsi="Arial Narrow" w:cs="Arial"/>
-          <w:sz w:val="18"/>
-          <w:szCs w:val="18"/>
+          <w:rFonts w:ascii="Arial Narrow" w:eastAsia="Arial Narrow" w:hAnsi="Arial Narrow" w:cs="Arial Narrow"/>
+          <w:sz w:val="22"/>
+          <w:szCs w:val="22"/>
         </w:rPr>
       </w:pPr>
     </w:p>
@@ -1529,37 +1529,37 @@
         <w:contextualSpacing/>
         <w:jc w:val="both"/>
         <w:rPr>
-          <w:rFonts w:ascii="Arial Narrow" w:hAnsi="Arial Narrow" w:cs="Arial"/>
-          <w:sz w:val="20"/>
-          <w:szCs w:val="20"/>
-        </w:rPr>
-      </w:pPr>
-      <w:r>
-        <w:rPr>
-          <w:rFonts w:ascii="Arial Narrow" w:hAnsi="Arial Narrow" w:cs="Arial"/>
-          <w:i/>
-          <w:sz w:val="20"/>
-          <w:szCs w:val="20"/>
+          <w:rFonts w:ascii="Arial Narrow" w:eastAsia="Arial Narrow" w:hAnsi="Arial Narrow" w:cs="Arial Narrow"/>
+          <w:sz w:val="22"/>
+          <w:szCs w:val="22"/>
+        </w:rPr>
+      </w:pPr>
+      <w:r>
+        <w:rPr>
+          <w:rFonts w:ascii="Arial Narrow" w:eastAsia="Arial Narrow" w:hAnsi="Arial Narrow" w:cs="Arial Narrow"/>
+          <w:i/>
+          <w:sz w:val="22"/>
+          <w:szCs w:val="22"/>
         </w:rPr>
         <w:t>“</w:t>
       </w:r>
       <w:r>
         <w:rPr>
-          <w:rFonts w:ascii="Arial Narrow" w:hAnsi="Arial Narrow" w:cs="Arial"/>
-          <w:b/>
-          <w:i/>
-          <w:sz w:val="20"/>
-          <w:szCs w:val="20"/>
+          <w:rFonts w:ascii="Arial Narrow" w:eastAsia="Arial Narrow" w:hAnsi="Arial Narrow" w:cs="Arial Narrow"/>
+          <w:b/>
+          <w:i/>
+          <w:sz w:val="22"/>
+          <w:szCs w:val="22"/>
         </w:rPr>
         <w:t xml:space="preserve">2. </w:t>
       </w:r>
       <w:r>
         <w:rPr>
-          <w:rFonts w:ascii="Arial Narrow" w:hAnsi="Arial Narrow" w:cs="Arial"/>
-          <w:b/>
-          <w:i/>
-          <w:sz w:val="20"/>
-          <w:szCs w:val="20"/>
+          <w:rFonts w:ascii="Arial Narrow" w:eastAsia="Arial Narrow" w:hAnsi="Arial Narrow" w:cs="Arial Narrow"/>
+          <w:b/>
+          <w:i/>
+          <w:sz w:val="22"/>
+          <w:szCs w:val="22"/>
         </w:rPr>
         <w:tab/>
         <w:t>INFORMACIÓN CONFIDENCIAL</w:t>
@@ -1571,10 +1571,10 @@
         <w:contextualSpacing/>
         <w:jc w:val="both"/>
         <w:rPr>
-          <w:rFonts w:ascii="Arial Narrow" w:hAnsi="Arial Narrow" w:cs="Arial"/>
-          <w:i/>
-          <w:sz w:val="20"/>
-          <w:szCs w:val="20"/>
+          <w:rFonts w:ascii="Arial Narrow" w:eastAsia="Arial Narrow" w:hAnsi="Arial Narrow" w:cs="Arial Narrow"/>
+          <w:i/>
+          <w:sz w:val="22"/>
+          <w:szCs w:val="22"/>
         </w:rPr>
       </w:pPr>
     </w:p>
@@ -1584,32 +1584,32 @@
         <w:contextualSpacing/>
         <w:jc w:val="both"/>
         <w:rPr>
-          <w:rFonts w:ascii="Arial Narrow" w:eastAsiaTheme="minorEastAsia" w:hAnsi="Arial Narrow"/>
+          <w:rFonts w:ascii="Arial Narrow" w:eastAsia="Arial Narrow" w:hAnsi="Arial Narrow" w:cs="Arial Narrow"/>
           <w:i/>
           <w:iCs/>
-          <w:sz w:val="20"/>
-          <w:szCs w:val="20"/>
+          <w:sz w:val="22"/>
+          <w:szCs w:val="22"/>
           <w:lang w:eastAsia="en-US"/>
         </w:rPr>
       </w:pPr>
       <w:r>
         <w:rPr>
-          <w:rFonts w:ascii="Arial Narrow" w:eastAsiaTheme="minorEastAsia" w:hAnsi="Arial Narrow" w:cs="Arial"/>
+          <w:rFonts w:ascii="Arial Narrow" w:eastAsia="Arial Narrow" w:hAnsi="Arial Narrow" w:cs="Arial Narrow"/>
           <w:i/>
           <w:iCs/>
-          <w:sz w:val="20"/>
-          <w:szCs w:val="20"/>
+          <w:sz w:val="22"/>
+          <w:szCs w:val="22"/>
           <w:lang w:eastAsia="en-US"/>
         </w:rPr>
         <w:t xml:space="preserve">2.1. </w:t>
       </w:r>
       <w:r>
         <w:rPr>
-          <w:rFonts w:ascii="Arial Narrow" w:eastAsiaTheme="minorEastAsia" w:hAnsi="Arial Narrow" w:cs="Arial"/>
+          <w:rFonts w:ascii="Arial Narrow" w:eastAsia="Arial Narrow" w:hAnsi="Arial Narrow" w:cs="Arial Narrow"/>
           <w:i/>
           <w:iCs/>
-          <w:sz w:val="20"/>
-          <w:szCs w:val="20"/>
+          <w:sz w:val="22"/>
+          <w:szCs w:val="22"/>
           <w:lang w:eastAsia="en-US"/>
         </w:rPr>
         <w:tab/>
@@ -1618,11 +1618,11 @@
       <w:proofErr w:type="gramStart"/>
       <w:r>
         <w:rPr>
-          <w:rFonts w:ascii="Arial Narrow" w:eastAsiaTheme="minorEastAsia" w:hAnsi="Arial Narrow" w:cs="Arial"/>
+          <w:rFonts w:ascii="Arial Narrow" w:eastAsia="Arial Narrow" w:hAnsi="Arial Narrow" w:cs="Arial Narrow"/>
           <w:i/>
           <w:iCs/>
-          <w:sz w:val="20"/>
-          <w:szCs w:val="20"/>
+          <w:sz w:val="22"/>
+          <w:szCs w:val="22"/>
           <w:lang w:eastAsia="en-US"/>
         </w:rPr>
         <w:t>la misma</w:t>
@@ -1630,11 +1630,11 @@
       <w:proofErr w:type="gramEnd"/>
       <w:r>
         <w:rPr>
-          <w:rFonts w:ascii="Arial Narrow" w:eastAsiaTheme="minorEastAsia" w:hAnsi="Arial Narrow" w:cs="Arial"/>
+          <w:rFonts w:ascii="Arial Narrow" w:eastAsia="Arial Narrow" w:hAnsi="Arial Narrow" w:cs="Arial Narrow"/>
           <w:i/>
           <w:iCs/>
-          <w:sz w:val="20"/>
-          <w:szCs w:val="20"/>
+          <w:sz w:val="22"/>
+          <w:szCs w:val="22"/>
           <w:lang w:eastAsia="en-US"/>
         </w:rPr>
         <w:t xml:space="preserve"> o un tercero del que el aportante la hubiere recibido, u otorgue una ventaja significativa para un competidor del aportante de la información.</w:t>
@@ -1645,17 +1645,17 @@
         <w:ind w:left="1134"/>
         <w:contextualSpacing/>
         <w:rPr>
-          <w:rFonts w:ascii="Arial Narrow" w:eastAsiaTheme="minorEastAsia" w:hAnsi="Arial Narrow" w:cs="Arial"/>
-          <w:sz w:val="20"/>
-          <w:szCs w:val="20"/>
+          <w:rFonts w:ascii="Arial Narrow" w:eastAsia="Arial Narrow" w:hAnsi="Arial Narrow" w:cs="Arial Narrow"/>
+          <w:sz w:val="22"/>
+          <w:szCs w:val="22"/>
           <w:lang w:eastAsia="en-US"/>
         </w:rPr>
       </w:pPr>
       <w:r>
         <w:rPr>
-          <w:rFonts w:ascii="Arial Narrow" w:eastAsiaTheme="minorEastAsia" w:hAnsi="Arial Narrow" w:cs="Arial"/>
-          <w:sz w:val="20"/>
-          <w:szCs w:val="20"/>
+          <w:rFonts w:ascii="Arial Narrow" w:eastAsia="Arial Narrow" w:hAnsi="Arial Narrow" w:cs="Arial Narrow"/>
+          <w:sz w:val="22"/>
+          <w:szCs w:val="22"/>
           <w:lang w:eastAsia="en-US"/>
         </w:rPr>
         <w:t>     </w:t>
@@ -1666,21 +1666,21 @@
         <w:ind w:left="2268"/>
         <w:contextualSpacing/>
         <w:rPr>
-          <w:rFonts w:ascii="Arial Narrow" w:eastAsiaTheme="minorEastAsia" w:hAnsi="Arial Narrow" w:cs="Arial"/>
+          <w:rFonts w:ascii="Arial Narrow" w:eastAsia="Arial Narrow" w:hAnsi="Arial Narrow" w:cs="Arial Narrow"/>
           <w:i/>
           <w:iCs/>
-          <w:sz w:val="20"/>
-          <w:szCs w:val="20"/>
+          <w:sz w:val="22"/>
+          <w:szCs w:val="22"/>
           <w:lang w:eastAsia="en-US"/>
         </w:rPr>
       </w:pPr>
       <w:r>
         <w:rPr>
-          <w:rFonts w:ascii="Arial Narrow" w:eastAsiaTheme="minorEastAsia" w:hAnsi="Arial Narrow" w:cs="Arial"/>
+          <w:rFonts w:ascii="Arial Narrow" w:eastAsia="Arial Narrow" w:hAnsi="Arial Narrow" w:cs="Arial Narrow"/>
           <w:i/>
           <w:iCs/>
-          <w:sz w:val="20"/>
-          <w:szCs w:val="20"/>
+          <w:sz w:val="22"/>
+          <w:szCs w:val="22"/>
           <w:lang w:eastAsia="en-US"/>
         </w:rPr>
         <w:t>Puede también declararse confidencial aquella información que sea considerada reservada o confidencial por Ley. Entre estas:</w:t>
@@ -1691,11 +1691,11 @@
         <w:ind w:left="2268"/>
         <w:contextualSpacing/>
         <w:rPr>
-          <w:rFonts w:ascii="Arial Narrow" w:eastAsiaTheme="minorEastAsia" w:hAnsi="Arial Narrow"/>
+          <w:rFonts w:ascii="Arial Narrow" w:eastAsia="Arial Narrow" w:hAnsi="Arial Narrow" w:cs="Arial Narrow"/>
           <w:i/>
           <w:iCs/>
-          <w:sz w:val="20"/>
-          <w:szCs w:val="20"/>
+          <w:sz w:val="22"/>
+          <w:szCs w:val="22"/>
           <w:lang w:eastAsia="en-US"/>
         </w:rPr>
       </w:pPr>
@@ -1706,32 +1706,32 @@
         <w:contextualSpacing/>
         <w:jc w:val="both"/>
         <w:rPr>
-          <w:rFonts w:ascii="Arial Narrow" w:eastAsiaTheme="minorEastAsia" w:hAnsi="Arial Narrow"/>
+          <w:rFonts w:ascii="Arial Narrow" w:eastAsia="Arial Narrow" w:hAnsi="Arial Narrow" w:cs="Arial Narrow"/>
           <w:i/>
           <w:iCs/>
-          <w:sz w:val="20"/>
-          <w:szCs w:val="20"/>
+          <w:sz w:val="22"/>
+          <w:szCs w:val="22"/>
           <w:lang w:eastAsia="en-US"/>
         </w:rPr>
       </w:pPr>
       <w:r>
         <w:rPr>
-          <w:rFonts w:ascii="Arial Narrow" w:eastAsiaTheme="minorEastAsia" w:hAnsi="Arial Narrow" w:cs="Arial"/>
+          <w:rFonts w:ascii="Arial Narrow" w:eastAsia="Arial Narrow" w:hAnsi="Arial Narrow" w:cs="Arial Narrow"/>
           <w:i/>
           <w:iCs/>
-          <w:sz w:val="20"/>
-          <w:szCs w:val="20"/>
+          <w:sz w:val="22"/>
+          <w:szCs w:val="22"/>
           <w:lang w:eastAsia="en-US"/>
         </w:rPr>
         <w:t xml:space="preserve">a) </w:t>
       </w:r>
       <w:r>
         <w:rPr>
-          <w:rFonts w:ascii="Arial Narrow" w:eastAsiaTheme="minorEastAsia" w:hAnsi="Arial Narrow" w:cs="Arial"/>
+          <w:rFonts w:ascii="Arial Narrow" w:eastAsia="Arial Narrow" w:hAnsi="Arial Narrow" w:cs="Arial Narrow"/>
           <w:i/>
           <w:iCs/>
-          <w:sz w:val="20"/>
-          <w:szCs w:val="20"/>
+          <w:sz w:val="22"/>
+          <w:szCs w:val="22"/>
           <w:lang w:eastAsia="en-US"/>
         </w:rPr>
         <w:tab/>
@@ -1740,11 +1740,11 @@
       <w:proofErr w:type="gramStart"/>
       <w:r>
         <w:rPr>
-          <w:rFonts w:ascii="Arial Narrow" w:eastAsiaTheme="minorEastAsia" w:hAnsi="Arial Narrow" w:cs="Arial"/>
+          <w:rFonts w:ascii="Arial Narrow" w:eastAsia="Arial Narrow" w:hAnsi="Arial Narrow" w:cs="Arial Narrow"/>
           <w:i/>
           <w:iCs/>
-          <w:sz w:val="20"/>
-          <w:szCs w:val="20"/>
+          <w:sz w:val="22"/>
+          <w:szCs w:val="22"/>
           <w:lang w:eastAsia="en-US"/>
         </w:rPr>
         <w:t>personal,</w:t>
@@ -1752,11 +1752,11 @@
       <w:proofErr w:type="gramEnd"/>
       <w:r>
         <w:rPr>
-          <w:rFonts w:ascii="Arial Narrow" w:eastAsiaTheme="minorEastAsia" w:hAnsi="Arial Narrow" w:cs="Arial"/>
+          <w:rFonts w:ascii="Arial Narrow" w:eastAsia="Arial Narrow" w:hAnsi="Arial Narrow" w:cs="Arial Narrow"/>
           <w:i/>
           <w:iCs/>
-          <w:sz w:val="20"/>
-          <w:szCs w:val="20"/>
+          <w:sz w:val="22"/>
+          <w:szCs w:val="22"/>
           <w:lang w:eastAsia="en-US"/>
         </w:rPr>
         <w:t xml:space="preserve"> se considera comprendida dentro de la intimidad personal.</w:t>
@@ -1768,32 +1768,32 @@
         <w:contextualSpacing/>
         <w:jc w:val="both"/>
         <w:rPr>
-          <w:rFonts w:ascii="Arial Narrow" w:eastAsiaTheme="minorEastAsia" w:hAnsi="Arial Narrow"/>
+          <w:rFonts w:ascii="Arial Narrow" w:eastAsia="Arial Narrow" w:hAnsi="Arial Narrow" w:cs="Arial Narrow"/>
           <w:i/>
           <w:iCs/>
-          <w:sz w:val="20"/>
-          <w:szCs w:val="20"/>
+          <w:sz w:val="22"/>
+          <w:szCs w:val="22"/>
           <w:lang w:eastAsia="en-US"/>
         </w:rPr>
       </w:pPr>
       <w:r>
         <w:rPr>
-          <w:rFonts w:ascii="Arial Narrow" w:eastAsiaTheme="minorEastAsia" w:hAnsi="Arial Narrow" w:cs="Arial"/>
+          <w:rFonts w:ascii="Arial Narrow" w:eastAsia="Arial Narrow" w:hAnsi="Arial Narrow" w:cs="Arial Narrow"/>
           <w:i/>
           <w:iCs/>
-          <w:sz w:val="20"/>
-          <w:szCs w:val="20"/>
+          <w:sz w:val="22"/>
+          <w:szCs w:val="22"/>
           <w:lang w:eastAsia="en-US"/>
         </w:rPr>
         <w:t>     </w:t>
       </w:r>
       <w:r>
         <w:rPr>
-          <w:rFonts w:ascii="Arial Narrow" w:eastAsiaTheme="minorEastAsia" w:hAnsi="Arial Narrow" w:cs="Arial"/>
+          <w:rFonts w:ascii="Arial Narrow" w:eastAsia="Arial Narrow" w:hAnsi="Arial Narrow" w:cs="Arial Narrow"/>
           <w:i/>
           <w:iCs/>
-          <w:sz w:val="20"/>
-          <w:szCs w:val="20"/>
+          <w:sz w:val="22"/>
+          <w:szCs w:val="22"/>
           <w:lang w:eastAsia="en-US"/>
         </w:rPr>
         <w:tab/>
@@ -1806,11 +1806,11 @@
         <w:contextualSpacing/>
         <w:jc w:val="both"/>
         <w:rPr>
-          <w:rFonts w:ascii="Arial Narrow" w:eastAsiaTheme="minorEastAsia" w:hAnsi="Arial Narrow" w:cs="Arial"/>
+          <w:rFonts w:ascii="Arial Narrow" w:eastAsia="Arial Narrow" w:hAnsi="Arial Narrow" w:cs="Arial Narrow"/>
           <w:i/>
           <w:iCs/>
-          <w:sz w:val="20"/>
-          <w:szCs w:val="20"/>
+          <w:sz w:val="22"/>
+          <w:szCs w:val="22"/>
           <w:lang w:eastAsia="en-US"/>
         </w:rPr>
       </w:pPr>
@@ -1821,32 +1821,32 @@
         <w:contextualSpacing/>
         <w:jc w:val="both"/>
         <w:rPr>
-          <w:rFonts w:ascii="Arial Narrow" w:eastAsiaTheme="minorEastAsia" w:hAnsi="Arial Narrow"/>
+          <w:rFonts w:ascii="Arial Narrow" w:eastAsia="Arial Narrow" w:hAnsi="Arial Narrow" w:cs="Arial Narrow"/>
           <w:i/>
           <w:iCs/>
-          <w:sz w:val="20"/>
-          <w:szCs w:val="20"/>
+          <w:sz w:val="22"/>
+          <w:szCs w:val="22"/>
           <w:lang w:eastAsia="en-US"/>
         </w:rPr>
       </w:pPr>
       <w:r>
         <w:rPr>
-          <w:rFonts w:ascii="Arial Narrow" w:eastAsiaTheme="minorEastAsia" w:hAnsi="Arial Narrow" w:cs="Arial"/>
+          <w:rFonts w:ascii="Arial Narrow" w:eastAsia="Arial Narrow" w:hAnsi="Arial Narrow" w:cs="Arial Narrow"/>
           <w:i/>
           <w:iCs/>
-          <w:sz w:val="20"/>
-          <w:szCs w:val="20"/>
+          <w:sz w:val="22"/>
+          <w:szCs w:val="22"/>
           <w:lang w:eastAsia="en-US"/>
         </w:rPr>
         <w:t xml:space="preserve">b) </w:t>
       </w:r>
       <w:r>
         <w:rPr>
-          <w:rFonts w:ascii="Arial Narrow" w:eastAsiaTheme="minorEastAsia" w:hAnsi="Arial Narrow" w:cs="Arial"/>
+          <w:rFonts w:ascii="Arial Narrow" w:eastAsia="Arial Narrow" w:hAnsi="Arial Narrow" w:cs="Arial Narrow"/>
           <w:i/>
           <w:iCs/>
-          <w:sz w:val="20"/>
-          <w:szCs w:val="20"/>
+          <w:sz w:val="22"/>
+          <w:szCs w:val="22"/>
           <w:lang w:eastAsia="en-US"/>
         </w:rPr>
         <w:tab/>
@@ -1859,11 +1859,11 @@
         <w:contextualSpacing/>
         <w:jc w:val="both"/>
         <w:rPr>
-          <w:rFonts w:ascii="Arial Narrow" w:eastAsiaTheme="minorEastAsia" w:hAnsi="Arial Narrow" w:cs="Arial"/>
+          <w:rFonts w:ascii="Arial Narrow" w:eastAsia="Arial Narrow" w:hAnsi="Arial Narrow" w:cs="Arial Narrow"/>
           <w:i/>
           <w:iCs/>
-          <w:sz w:val="20"/>
-          <w:szCs w:val="20"/>
+          <w:sz w:val="22"/>
+          <w:szCs w:val="22"/>
           <w:lang w:eastAsia="en-US"/>
         </w:rPr>
       </w:pPr>
@@ -1874,32 +1874,32 @@
         <w:contextualSpacing/>
         <w:jc w:val="both"/>
         <w:rPr>
-          <w:rFonts w:ascii="Arial Narrow" w:eastAsiaTheme="minorEastAsia" w:hAnsi="Arial Narrow"/>
+          <w:rFonts w:ascii="Arial Narrow" w:eastAsia="Arial Narrow" w:hAnsi="Arial Narrow" w:cs="Arial Narrow"/>
           <w:i/>
           <w:iCs/>
-          <w:sz w:val="20"/>
-          <w:szCs w:val="20"/>
+          <w:sz w:val="22"/>
+          <w:szCs w:val="22"/>
           <w:lang w:eastAsia="en-US"/>
         </w:rPr>
       </w:pPr>
       <w:r>
         <w:rPr>
-          <w:rFonts w:ascii="Arial Narrow" w:eastAsiaTheme="minorEastAsia" w:hAnsi="Arial Narrow" w:cs="Arial"/>
+          <w:rFonts w:ascii="Arial Narrow" w:eastAsia="Arial Narrow" w:hAnsi="Arial Narrow" w:cs="Arial Narrow"/>
           <w:i/>
           <w:iCs/>
-          <w:sz w:val="20"/>
-          <w:szCs w:val="20"/>
+          <w:sz w:val="22"/>
+          <w:szCs w:val="22"/>
           <w:lang w:eastAsia="en-US"/>
         </w:rPr>
         <w:t>c)</w:t>
       </w:r>
       <w:r>
         <w:rPr>
-          <w:rFonts w:ascii="Arial Narrow" w:eastAsiaTheme="minorEastAsia" w:hAnsi="Arial Narrow" w:cs="Arial"/>
+          <w:rFonts w:ascii="Arial Narrow" w:eastAsia="Arial Narrow" w:hAnsi="Arial Narrow" w:cs="Arial Narrow"/>
           <w:i/>
           <w:iCs/>
-          <w:sz w:val="20"/>
-          <w:szCs w:val="20"/>
+          <w:sz w:val="22"/>
+          <w:szCs w:val="22"/>
           <w:lang w:eastAsia="en-US"/>
         </w:rPr>
         <w:tab/>
@@ -1912,11 +1912,11 @@
         <w:contextualSpacing/>
         <w:jc w:val="both"/>
         <w:rPr>
-          <w:rFonts w:ascii="Arial Narrow" w:eastAsiaTheme="minorEastAsia" w:hAnsi="Arial Narrow" w:cs="Arial"/>
+          <w:rFonts w:ascii="Arial Narrow" w:eastAsia="Arial Narrow" w:hAnsi="Arial Narrow" w:cs="Arial Narrow"/>
           <w:i/>
           <w:iCs/>
-          <w:sz w:val="20"/>
-          <w:szCs w:val="20"/>
+          <w:sz w:val="22"/>
+          <w:szCs w:val="22"/>
           <w:lang w:eastAsia="en-US"/>
         </w:rPr>
       </w:pPr>
@@ -1927,21 +1927,21 @@
         <w:contextualSpacing/>
         <w:jc w:val="both"/>
         <w:rPr>
-          <w:rFonts w:ascii="Arial Narrow" w:eastAsiaTheme="minorEastAsia" w:hAnsi="Arial Narrow" w:cs="Arial"/>
+          <w:rFonts w:ascii="Arial Narrow" w:eastAsia="Arial Narrow" w:hAnsi="Arial Narrow" w:cs="Arial Narrow"/>
           <w:i/>
           <w:iCs/>
-          <w:sz w:val="20"/>
-          <w:szCs w:val="20"/>
+          <w:sz w:val="22"/>
+          <w:szCs w:val="22"/>
           <w:lang w:eastAsia="en-US"/>
         </w:rPr>
       </w:pPr>
       <w:r>
         <w:rPr>
-          <w:rFonts w:ascii="Arial Narrow" w:eastAsiaTheme="minorEastAsia" w:hAnsi="Arial Narrow" w:cs="Arial"/>
+          <w:rFonts w:ascii="Arial Narrow" w:eastAsia="Arial Narrow" w:hAnsi="Arial Narrow" w:cs="Arial Narrow"/>
           <w:i/>
           <w:iCs/>
-          <w:sz w:val="20"/>
-          <w:szCs w:val="20"/>
+          <w:sz w:val="22"/>
+          <w:szCs w:val="22"/>
           <w:lang w:eastAsia="en-US"/>
         </w:rPr>
         <w:lastRenderedPageBreak/>
@@ -1954,11 +1954,11 @@
         <w:contextualSpacing/>
         <w:jc w:val="both"/>
         <w:rPr>
-          <w:rFonts w:ascii="Arial Narrow" w:eastAsiaTheme="minorEastAsia" w:hAnsi="Arial Narrow"/>
+          <w:rFonts w:ascii="Arial Narrow" w:eastAsia="Arial Narrow" w:hAnsi="Arial Narrow" w:cs="Arial Narrow"/>
           <w:i/>
           <w:iCs/>
-          <w:sz w:val="20"/>
-          <w:szCs w:val="20"/>
+          <w:sz w:val="22"/>
+          <w:szCs w:val="22"/>
           <w:lang w:eastAsia="en-US"/>
         </w:rPr>
       </w:pPr>
@@ -1969,34 +1969,34 @@
         <w:contextualSpacing/>
         <w:jc w:val="both"/>
         <w:rPr>
-          <w:rFonts w:ascii="Arial Narrow" w:eastAsiaTheme="minorEastAsia" w:hAnsi="Arial Narrow"/>
+          <w:rFonts w:ascii="Arial Narrow" w:eastAsia="Arial Narrow" w:hAnsi="Arial Narrow" w:cs="Arial Narrow"/>
           <w:i/>
           <w:iCs/>
-          <w:sz w:val="20"/>
-          <w:szCs w:val="20"/>
+          <w:sz w:val="22"/>
+          <w:szCs w:val="22"/>
           <w:lang w:eastAsia="en-US"/>
         </w:rPr>
       </w:pPr>
       <w:r>
         <w:rPr>
-          <w:rFonts w:ascii="Arial Narrow" w:eastAsiaTheme="minorEastAsia" w:hAnsi="Arial Narrow" w:cs="Arial"/>
+          <w:rFonts w:ascii="Arial Narrow" w:eastAsia="Arial Narrow" w:hAnsi="Arial Narrow" w:cs="Arial Narrow"/>
           <w:b/>
           <w:bCs/>
           <w:i/>
           <w:iCs/>
-          <w:sz w:val="20"/>
-          <w:szCs w:val="20"/>
+          <w:sz w:val="22"/>
+          <w:szCs w:val="22"/>
           <w:lang w:eastAsia="en-US"/>
         </w:rPr>
         <w:t>Secreto comercial:</w:t>
       </w:r>
       <w:r>
         <w:rPr>
-          <w:rFonts w:ascii="Arial Narrow" w:eastAsiaTheme="minorEastAsia" w:hAnsi="Arial Narrow" w:cs="Arial"/>
+          <w:rFonts w:ascii="Arial Narrow" w:eastAsia="Arial Narrow" w:hAnsi="Arial Narrow" w:cs="Arial Narrow"/>
           <w:i/>
           <w:iCs/>
-          <w:sz w:val="20"/>
-          <w:szCs w:val="20"/>
+          <w:sz w:val="22"/>
+          <w:szCs w:val="22"/>
           <w:lang w:eastAsia="en-US"/>
         </w:rPr>
         <w:t xml:space="preserve"> aquella información cuya importancia para el desarrollo de la actividad empresarial obliga a las empresas a mantenerla fuera del alcance de terceros ajenos a la empresa;</w:t>
@@ -2008,34 +2008,34 @@
         <w:contextualSpacing/>
         <w:jc w:val="both"/>
         <w:rPr>
-          <w:rFonts w:ascii="Arial Narrow" w:eastAsiaTheme="minorEastAsia" w:hAnsi="Arial Narrow"/>
+          <w:rFonts w:ascii="Arial Narrow" w:eastAsia="Arial Narrow" w:hAnsi="Arial Narrow" w:cs="Arial Narrow"/>
           <w:i/>
           <w:iCs/>
-          <w:sz w:val="20"/>
-          <w:szCs w:val="20"/>
+          <w:sz w:val="22"/>
+          <w:szCs w:val="22"/>
           <w:lang w:eastAsia="en-US"/>
         </w:rPr>
       </w:pPr>
       <w:r>
         <w:rPr>
-          <w:rFonts w:ascii="Arial Narrow" w:eastAsiaTheme="minorEastAsia" w:hAnsi="Arial Narrow" w:cs="Arial"/>
+          <w:rFonts w:ascii="Arial Narrow" w:eastAsia="Arial Narrow" w:hAnsi="Arial Narrow" w:cs="Arial Narrow"/>
           <w:b/>
           <w:bCs/>
           <w:i/>
           <w:iCs/>
-          <w:sz w:val="20"/>
-          <w:szCs w:val="20"/>
+          <w:sz w:val="22"/>
+          <w:szCs w:val="22"/>
           <w:lang w:eastAsia="en-US"/>
         </w:rPr>
         <w:t>Secreto industrial:</w:t>
       </w:r>
       <w:r>
         <w:rPr>
-          <w:rFonts w:ascii="Arial Narrow" w:eastAsiaTheme="minorEastAsia" w:hAnsi="Arial Narrow" w:cs="Arial"/>
+          <w:rFonts w:ascii="Arial Narrow" w:eastAsia="Arial Narrow" w:hAnsi="Arial Narrow" w:cs="Arial Narrow"/>
           <w:i/>
           <w:iCs/>
-          <w:sz w:val="20"/>
-          <w:szCs w:val="20"/>
+          <w:sz w:val="22"/>
+          <w:szCs w:val="22"/>
           <w:lang w:eastAsia="en-US"/>
         </w:rPr>
         <w:t xml:space="preserve"> conocimiento tecnológico referido a procedimientos de fabricación o producción en general, o el conocimiento vinculado al empleo y aplicación de técnicas industriales, que permitan obtener o mantener una ventaja competitiva o económica frente a terceros;</w:t>
@@ -2047,34 +2047,34 @@
         <w:contextualSpacing/>
         <w:jc w:val="both"/>
         <w:rPr>
-          <w:rFonts w:ascii="Arial Narrow" w:eastAsiaTheme="minorEastAsia" w:hAnsi="Arial Narrow"/>
+          <w:rFonts w:ascii="Arial Narrow" w:eastAsia="Arial Narrow" w:hAnsi="Arial Narrow" w:cs="Arial Narrow"/>
           <w:i/>
           <w:iCs/>
-          <w:sz w:val="20"/>
-          <w:szCs w:val="20"/>
+          <w:sz w:val="22"/>
+          <w:szCs w:val="22"/>
           <w:lang w:eastAsia="en-US"/>
         </w:rPr>
       </w:pPr>
       <w:r>
         <w:rPr>
-          <w:rFonts w:ascii="Arial Narrow" w:eastAsiaTheme="minorEastAsia" w:hAnsi="Arial Narrow" w:cs="Arial"/>
+          <w:rFonts w:ascii="Arial Narrow" w:eastAsia="Arial Narrow" w:hAnsi="Arial Narrow" w:cs="Arial Narrow"/>
           <w:b/>
           <w:bCs/>
           <w:i/>
           <w:iCs/>
-          <w:sz w:val="20"/>
-          <w:szCs w:val="20"/>
+          <w:sz w:val="22"/>
+          <w:szCs w:val="22"/>
           <w:lang w:eastAsia="en-US"/>
         </w:rPr>
         <w:t>Secreto empresarial:</w:t>
       </w:r>
       <w:r>
         <w:rPr>
-          <w:rFonts w:ascii="Arial Narrow" w:eastAsiaTheme="minorEastAsia" w:hAnsi="Arial Narrow" w:cs="Arial"/>
+          <w:rFonts w:ascii="Arial Narrow" w:eastAsia="Arial Narrow" w:hAnsi="Arial Narrow" w:cs="Arial Narrow"/>
           <w:i/>
           <w:iCs/>
-          <w:sz w:val="20"/>
-          <w:szCs w:val="20"/>
+          <w:sz w:val="22"/>
+          <w:szCs w:val="22"/>
           <w:lang w:eastAsia="en-US"/>
         </w:rPr>
         <w:t xml:space="preserve"> Cualquier información no divulgada que una empresa natural o jurídica legítimamente posea, que pueda usarse en alguna actividad productiva, industrial o comercial, y que sea susceptible de transmitirse a un tercero, en la medida que dicha información sea:</w:t>
@@ -2086,21 +2086,21 @@
         <w:contextualSpacing/>
         <w:jc w:val="both"/>
         <w:rPr>
-          <w:rFonts w:ascii="Arial Narrow" w:eastAsiaTheme="minorEastAsia" w:hAnsi="Arial Narrow" w:cs="Arial"/>
+          <w:rFonts w:ascii="Arial Narrow" w:eastAsia="Arial Narrow" w:hAnsi="Arial Narrow" w:cs="Arial Narrow"/>
           <w:i/>
           <w:iCs/>
-          <w:sz w:val="20"/>
-          <w:szCs w:val="20"/>
+          <w:sz w:val="22"/>
+          <w:szCs w:val="22"/>
           <w:lang w:eastAsia="en-US"/>
         </w:rPr>
       </w:pPr>
       <w:r>
         <w:rPr>
-          <w:rFonts w:ascii="Arial Narrow" w:eastAsiaTheme="minorEastAsia" w:hAnsi="Arial Narrow" w:cs="Arial"/>
+          <w:rFonts w:ascii="Arial Narrow" w:eastAsia="Arial Narrow" w:hAnsi="Arial Narrow" w:cs="Arial Narrow"/>
           <w:i/>
           <w:iCs/>
-          <w:sz w:val="20"/>
-          <w:szCs w:val="20"/>
+          <w:sz w:val="22"/>
+          <w:szCs w:val="22"/>
           <w:lang w:eastAsia="en-US"/>
         </w:rPr>
         <w:t>   </w:t>
@@ -2112,32 +2112,32 @@
         <w:contextualSpacing/>
         <w:jc w:val="both"/>
         <w:rPr>
-          <w:rFonts w:ascii="Arial Narrow" w:eastAsiaTheme="minorEastAsia" w:hAnsi="Arial Narrow"/>
+          <w:rFonts w:ascii="Arial Narrow" w:eastAsia="Arial Narrow" w:hAnsi="Arial Narrow" w:cs="Arial Narrow"/>
           <w:i/>
           <w:iCs/>
-          <w:sz w:val="20"/>
-          <w:szCs w:val="20"/>
+          <w:sz w:val="22"/>
+          <w:szCs w:val="22"/>
           <w:lang w:eastAsia="en-US"/>
         </w:rPr>
       </w:pPr>
       <w:r>
         <w:rPr>
-          <w:rFonts w:ascii="Arial Narrow" w:eastAsiaTheme="minorEastAsia" w:hAnsi="Arial Narrow" w:cs="Arial"/>
+          <w:rFonts w:ascii="Arial Narrow" w:eastAsia="Arial Narrow" w:hAnsi="Arial Narrow" w:cs="Arial Narrow"/>
           <w:i/>
           <w:iCs/>
-          <w:sz w:val="20"/>
-          <w:szCs w:val="20"/>
+          <w:sz w:val="22"/>
+          <w:szCs w:val="22"/>
           <w:lang w:eastAsia="en-US"/>
         </w:rPr>
         <w:t xml:space="preserve">c.1 </w:t>
       </w:r>
       <w:r>
         <w:rPr>
-          <w:rFonts w:ascii="Arial Narrow" w:eastAsiaTheme="minorEastAsia" w:hAnsi="Arial Narrow" w:cs="Arial"/>
+          <w:rFonts w:ascii="Arial Narrow" w:eastAsia="Arial Narrow" w:hAnsi="Arial Narrow" w:cs="Arial Narrow"/>
           <w:i/>
           <w:iCs/>
-          <w:sz w:val="20"/>
-          <w:szCs w:val="20"/>
+          <w:sz w:val="22"/>
+          <w:szCs w:val="22"/>
           <w:lang w:eastAsia="en-US"/>
         </w:rPr>
         <w:tab/>
@@ -2150,32 +2150,32 @@
         <w:contextualSpacing/>
         <w:jc w:val="both"/>
         <w:rPr>
-          <w:rFonts w:ascii="Arial Narrow" w:eastAsiaTheme="minorEastAsia" w:hAnsi="Arial Narrow"/>
+          <w:rFonts w:ascii="Arial Narrow" w:eastAsia="Arial Narrow" w:hAnsi="Arial Narrow" w:cs="Arial Narrow"/>
           <w:i/>
           <w:iCs/>
-          <w:sz w:val="20"/>
-          <w:szCs w:val="20"/>
+          <w:sz w:val="22"/>
+          <w:szCs w:val="22"/>
           <w:lang w:eastAsia="en-US"/>
         </w:rPr>
       </w:pPr>
       <w:r>
         <w:rPr>
-          <w:rFonts w:ascii="Arial Narrow" w:eastAsiaTheme="minorEastAsia" w:hAnsi="Arial Narrow" w:cs="Arial"/>
+          <w:rFonts w:ascii="Arial Narrow" w:eastAsia="Arial Narrow" w:hAnsi="Arial Narrow" w:cs="Arial Narrow"/>
           <w:i/>
           <w:iCs/>
-          <w:sz w:val="20"/>
-          <w:szCs w:val="20"/>
+          <w:sz w:val="22"/>
+          <w:szCs w:val="22"/>
           <w:lang w:eastAsia="en-US"/>
         </w:rPr>
         <w:t xml:space="preserve">c.2 </w:t>
       </w:r>
       <w:r>
         <w:rPr>
-          <w:rFonts w:ascii="Arial Narrow" w:eastAsiaTheme="minorEastAsia" w:hAnsi="Arial Narrow" w:cs="Arial"/>
+          <w:rFonts w:ascii="Arial Narrow" w:eastAsia="Arial Narrow" w:hAnsi="Arial Narrow" w:cs="Arial Narrow"/>
           <w:i/>
           <w:iCs/>
-          <w:sz w:val="20"/>
-          <w:szCs w:val="20"/>
+          <w:sz w:val="22"/>
+          <w:szCs w:val="22"/>
           <w:lang w:eastAsia="en-US"/>
         </w:rPr>
         <w:tab/>
@@ -2188,32 +2188,32 @@
         <w:contextualSpacing/>
         <w:jc w:val="both"/>
         <w:rPr>
-          <w:rFonts w:ascii="Arial Narrow" w:eastAsiaTheme="minorEastAsia" w:hAnsi="Arial Narrow" w:cs="Arial"/>
+          <w:rFonts w:ascii="Arial Narrow" w:eastAsia="Arial Narrow" w:hAnsi="Arial Narrow" w:cs="Arial Narrow"/>
           <w:i/>
           <w:iCs/>
-          <w:sz w:val="20"/>
-          <w:szCs w:val="20"/>
+          <w:sz w:val="22"/>
+          <w:szCs w:val="22"/>
           <w:lang w:eastAsia="en-US"/>
         </w:rPr>
       </w:pPr>
       <w:r>
         <w:rPr>
-          <w:rFonts w:ascii="Arial Narrow" w:eastAsiaTheme="minorEastAsia" w:hAnsi="Arial Narrow" w:cs="Arial"/>
+          <w:rFonts w:ascii="Arial Narrow" w:eastAsia="Arial Narrow" w:hAnsi="Arial Narrow" w:cs="Arial Narrow"/>
           <w:i/>
           <w:iCs/>
-          <w:sz w:val="20"/>
-          <w:szCs w:val="20"/>
+          <w:sz w:val="22"/>
+          <w:szCs w:val="22"/>
           <w:lang w:eastAsia="en-US"/>
         </w:rPr>
         <w:t xml:space="preserve">c.3 </w:t>
       </w:r>
       <w:r>
         <w:rPr>
-          <w:rFonts w:ascii="Arial Narrow" w:eastAsiaTheme="minorEastAsia" w:hAnsi="Arial Narrow" w:cs="Arial"/>
+          <w:rFonts w:ascii="Arial Narrow" w:eastAsia="Arial Narrow" w:hAnsi="Arial Narrow" w:cs="Arial Narrow"/>
           <w:i/>
           <w:iCs/>
-          <w:sz w:val="20"/>
-          <w:szCs w:val="20"/>
+          <w:sz w:val="22"/>
+          <w:szCs w:val="22"/>
           <w:lang w:eastAsia="en-US"/>
         </w:rPr>
         <w:tab/>
@@ -2226,11 +2226,11 @@
         <w:contextualSpacing/>
         <w:jc w:val="both"/>
         <w:rPr>
-          <w:rFonts w:ascii="Arial Narrow" w:eastAsiaTheme="minorEastAsia" w:hAnsi="Arial Narrow"/>
+          <w:rFonts w:ascii="Arial Narrow" w:eastAsia="Arial Narrow" w:hAnsi="Arial Narrow" w:cs="Arial Narrow"/>
           <w:i/>
           <w:iCs/>
-          <w:sz w:val="20"/>
-          <w:szCs w:val="20"/>
+          <w:sz w:val="22"/>
+          <w:szCs w:val="22"/>
           <w:lang w:eastAsia="en-US"/>
         </w:rPr>
       </w:pPr>
@@ -2241,21 +2241,21 @@
         <w:contextualSpacing/>
         <w:jc w:val="both"/>
         <w:rPr>
-          <w:rFonts w:ascii="Arial Narrow" w:eastAsiaTheme="minorEastAsia" w:hAnsi="Arial Narrow"/>
+          <w:rFonts w:ascii="Arial Narrow" w:eastAsia="Arial Narrow" w:hAnsi="Arial Narrow" w:cs="Arial Narrow"/>
           <w:i/>
           <w:iCs/>
-          <w:sz w:val="20"/>
-          <w:szCs w:val="20"/>
+          <w:sz w:val="22"/>
+          <w:szCs w:val="22"/>
           <w:lang w:eastAsia="en-US"/>
         </w:rPr>
       </w:pPr>
       <w:r>
         <w:rPr>
-          <w:rFonts w:ascii="Arial Narrow" w:eastAsiaTheme="minorEastAsia" w:hAnsi="Arial Narrow" w:cs="Arial"/>
+          <w:rFonts w:ascii="Arial Narrow" w:eastAsia="Arial Narrow" w:hAnsi="Arial Narrow" w:cs="Arial Narrow"/>
           <w:i/>
           <w:iCs/>
-          <w:sz w:val="20"/>
-          <w:szCs w:val="20"/>
+          <w:sz w:val="22"/>
+          <w:szCs w:val="22"/>
           <w:lang w:eastAsia="en-US"/>
         </w:rPr>
         <w:t>La información de un secreto empresarial podrá estar referida a la naturaleza, características o finalidades de los productos; a los métodos o procesos de producción; o, a los medios o formas de distribución o comercialización de productos o prestación de servicios.</w:t>
@@ -2267,11 +2267,11 @@
         <w:contextualSpacing/>
         <w:jc w:val="both"/>
         <w:rPr>
-          <w:rFonts w:ascii="Arial Narrow" w:hAnsi="Arial Narrow" w:cs="Arial"/>
+          <w:rFonts w:ascii="Arial Narrow" w:eastAsia="Arial Narrow" w:hAnsi="Arial Narrow" w:cs="Arial Narrow"/>
           <w:i/>
           <w:iCs/>
-          <w:sz w:val="20"/>
-          <w:szCs w:val="20"/>
+          <w:sz w:val="22"/>
+          <w:szCs w:val="22"/>
         </w:rPr>
       </w:pPr>
     </w:p>
@@ -2281,7 +2281,7 @@
         <w:contextualSpacing/>
         <w:jc w:val="both"/>
         <w:rPr>
-          <w:rFonts w:ascii="Arial Narrow" w:hAnsi="Arial Narrow" w:cs="Arial"/>
+          <w:rFonts w:ascii="Arial Narrow" w:eastAsia="Arial Narrow" w:hAnsi="Arial Narrow" w:cs="Arial Narrow"/>
           <w:i/>
           <w:iCs/>
           <w:sz w:val="22"/>
@@ -2290,21 +2290,21 @@
       </w:pPr>
       <w:r>
         <w:rPr>
-          <w:rFonts w:ascii="Arial Narrow" w:hAnsi="Arial Narrow" w:cs="Arial"/>
+          <w:rFonts w:ascii="Arial Narrow" w:eastAsia="Arial Narrow" w:hAnsi="Arial Narrow" w:cs="Arial Narrow"/>
           <w:i/>
           <w:iCs/>
-          <w:sz w:val="20"/>
-          <w:szCs w:val="20"/>
+          <w:sz w:val="22"/>
+          <w:szCs w:val="22"/>
         </w:rPr>
         <w:t xml:space="preserve">2.2. </w:t>
       </w:r>
       <w:r>
         <w:rPr>
-          <w:rFonts w:ascii="Arial Narrow" w:hAnsi="Arial Narrow" w:cs="Arial"/>
+          <w:rFonts w:ascii="Arial Narrow" w:eastAsia="Arial Narrow" w:hAnsi="Arial Narrow" w:cs="Arial Narrow"/>
           <w:i/>
           <w:iCs/>
-          <w:sz w:val="20"/>
-          <w:szCs w:val="20"/>
+          <w:sz w:val="22"/>
+          <w:szCs w:val="22"/>
         </w:rPr>
         <w:tab/>
         <w:t>Cuando se declare confidencial la información, esta será de uso exclusivo de los funcionarios encargados del trámite del procedimiento. Dicha información no podrá ser puesta en conocimiento de las demás partes del procedimiento ni de terceros. (…)”.</w:t>
@@ -2316,7 +2316,7 @@
         <w:contextualSpacing/>
         <w:jc w:val="both"/>
         <w:rPr>
-          <w:rFonts w:ascii="Arial Narrow" w:hAnsi="Arial Narrow" w:cs="Arial"/>
+          <w:rFonts w:ascii="Arial Narrow" w:eastAsia="Arial Narrow" w:hAnsi="Arial Narrow" w:cs="Arial Narrow"/>
           <w:sz w:val="22"/>
           <w:szCs w:val="22"/>
         </w:rPr>
@@ -2332,14 +2332,14 @@
         <w:ind w:left="567" w:hanging="567"/>
         <w:jc w:val="both"/>
         <w:rPr>
-          <w:rFonts w:ascii="Arial Narrow" w:hAnsi="Arial Narrow"/>
-          <w:sz w:val="22"/>
-          <w:szCs w:val="22"/>
-        </w:rPr>
-      </w:pPr>
-      <w:r>
-        <w:rPr>
-          <w:rFonts w:ascii="Arial Narrow" w:hAnsi="Arial Narrow"/>
+          <w:rFonts w:ascii="Arial Narrow" w:eastAsia="Arial Narrow" w:hAnsi="Arial Narrow" w:cs="Arial Narrow"/>
+          <w:sz w:val="22"/>
+          <w:szCs w:val="22"/>
+        </w:rPr>
+      </w:pPr>
+      <w:r>
+        <w:rPr>
+          <w:rFonts w:ascii="Arial Narrow" w:eastAsia="Arial Narrow" w:hAnsi="Arial Narrow" w:cs="Arial Narrow"/>
           <w:sz w:val="22"/>
           <w:szCs w:val="22"/>
         </w:rPr>
@@ -2350,7 +2350,9 @@
       <w:pPr>
         <w:contextualSpacing/>
         <w:rPr>
-          <w:rFonts w:ascii="Arial Narrow" w:hAnsi="Arial Narrow" w:cs="Arial"/>
+          <w:rFonts w:ascii="Arial Narrow" w:eastAsia="Arial Narrow" w:hAnsi="Arial Narrow" w:cs="Arial Narrow"/>
+          <w:sz w:val="22"/>
+          <w:szCs w:val="22"/>
         </w:rPr>
       </w:pPr>
     </w:p>
@@ -2360,27 +2362,27 @@
         <w:contextualSpacing/>
         <w:jc w:val="both"/>
         <w:rPr>
-          <w:rFonts w:ascii="Arial Narrow" w:hAnsi="Arial Narrow" w:cs="Arial"/>
-          <w:i/>
-          <w:sz w:val="20"/>
-          <w:szCs w:val="20"/>
-        </w:rPr>
-      </w:pPr>
-      <w:r>
-        <w:rPr>
-          <w:rFonts w:ascii="Arial Narrow" w:hAnsi="Arial Narrow" w:cs="Arial"/>
-          <w:i/>
-          <w:sz w:val="20"/>
-          <w:szCs w:val="20"/>
+          <w:rFonts w:ascii="Arial Narrow" w:eastAsia="Arial Narrow" w:hAnsi="Arial Narrow" w:cs="Arial Narrow"/>
+          <w:i/>
+          <w:sz w:val="22"/>
+          <w:szCs w:val="22"/>
+        </w:rPr>
+      </w:pPr>
+      <w:r>
+        <w:rPr>
+          <w:rFonts w:ascii="Arial Narrow" w:eastAsia="Arial Narrow" w:hAnsi="Arial Narrow" w:cs="Arial Narrow"/>
+          <w:i/>
+          <w:sz w:val="22"/>
+          <w:szCs w:val="22"/>
         </w:rPr>
         <w:t xml:space="preserve">“3.2. </w:t>
       </w:r>
       <w:r>
         <w:rPr>
-          <w:rFonts w:ascii="Arial Narrow" w:hAnsi="Arial Narrow" w:cs="Arial"/>
-          <w:i/>
-          <w:sz w:val="20"/>
-          <w:szCs w:val="20"/>
+          <w:rFonts w:ascii="Arial Narrow" w:eastAsia="Arial Narrow" w:hAnsi="Arial Narrow" w:cs="Arial Narrow"/>
+          <w:i/>
+          <w:sz w:val="22"/>
+          <w:szCs w:val="22"/>
         </w:rPr>
         <w:tab/>
         <w:t>Al solicitar la confidencialidad de la información, el aportante de ella deberá cumplir los siguientes requisitos:</w:t>
@@ -2392,10 +2394,10 @@
         <w:contextualSpacing/>
         <w:jc w:val="both"/>
         <w:rPr>
-          <w:rFonts w:ascii="Arial Narrow" w:hAnsi="Arial Narrow" w:cs="Arial"/>
-          <w:i/>
-          <w:sz w:val="20"/>
-          <w:szCs w:val="20"/>
+          <w:rFonts w:ascii="Arial Narrow" w:eastAsia="Arial Narrow" w:hAnsi="Arial Narrow" w:cs="Arial Narrow"/>
+          <w:i/>
+          <w:sz w:val="22"/>
+          <w:szCs w:val="22"/>
         </w:rPr>
       </w:pPr>
     </w:p>
@@ -2405,27 +2407,27 @@
         <w:contextualSpacing/>
         <w:jc w:val="both"/>
         <w:rPr>
-          <w:rFonts w:ascii="Arial Narrow" w:hAnsi="Arial Narrow" w:cs="Arial"/>
-          <w:i/>
-          <w:sz w:val="20"/>
-          <w:szCs w:val="20"/>
-        </w:rPr>
-      </w:pPr>
-      <w:r>
-        <w:rPr>
-          <w:rFonts w:ascii="Arial Narrow" w:hAnsi="Arial Narrow" w:cs="Arial"/>
-          <w:i/>
-          <w:sz w:val="20"/>
-          <w:szCs w:val="20"/>
+          <w:rFonts w:ascii="Arial Narrow" w:eastAsia="Arial Narrow" w:hAnsi="Arial Narrow" w:cs="Arial Narrow"/>
+          <w:i/>
+          <w:sz w:val="22"/>
+          <w:szCs w:val="22"/>
+        </w:rPr>
+      </w:pPr>
+      <w:r>
+        <w:rPr>
+          <w:rFonts w:ascii="Arial Narrow" w:eastAsia="Arial Narrow" w:hAnsi="Arial Narrow" w:cs="Arial Narrow"/>
+          <w:i/>
+          <w:sz w:val="22"/>
+          <w:szCs w:val="22"/>
         </w:rPr>
         <w:t xml:space="preserve">a) </w:t>
       </w:r>
       <w:r>
         <w:rPr>
-          <w:rFonts w:ascii="Arial Narrow" w:hAnsi="Arial Narrow" w:cs="Arial"/>
-          <w:i/>
-          <w:sz w:val="20"/>
-          <w:szCs w:val="20"/>
+          <w:rFonts w:ascii="Arial Narrow" w:eastAsia="Arial Narrow" w:hAnsi="Arial Narrow" w:cs="Arial Narrow"/>
+          <w:i/>
+          <w:sz w:val="22"/>
+          <w:szCs w:val="22"/>
         </w:rPr>
         <w:tab/>
         <w:t xml:space="preserve">Incluir expresamente el pedido de confidencialidad de la información en el mismo escrito en que esta es presentada o en el acta cuando se trate de una visita </w:t>
@@ -2433,20 +2435,20 @@
       <w:proofErr w:type="spellStart"/>
       <w:r>
         <w:rPr>
-          <w:rFonts w:ascii="Arial Narrow" w:hAnsi="Arial Narrow" w:cs="Arial"/>
-          <w:i/>
-          <w:sz w:val="20"/>
-          <w:szCs w:val="20"/>
+          <w:rFonts w:ascii="Arial Narrow" w:eastAsia="Arial Narrow" w:hAnsi="Arial Narrow" w:cs="Arial Narrow"/>
+          <w:i/>
+          <w:sz w:val="22"/>
+          <w:szCs w:val="22"/>
         </w:rPr>
         <w:t>inspectiva</w:t>
       </w:r>
       <w:proofErr w:type="spellEnd"/>
       <w:r>
         <w:rPr>
-          <w:rFonts w:ascii="Arial Narrow" w:hAnsi="Arial Narrow" w:cs="Arial"/>
-          <w:i/>
-          <w:sz w:val="20"/>
-          <w:szCs w:val="20"/>
+          <w:rFonts w:ascii="Arial Narrow" w:eastAsia="Arial Narrow" w:hAnsi="Arial Narrow" w:cs="Arial Narrow"/>
+          <w:i/>
+          <w:sz w:val="22"/>
+          <w:szCs w:val="22"/>
         </w:rPr>
         <w:t xml:space="preserve"> y se ha solicitado la exhibición de información documentaria. Caso contrario, la autoridad no será responsable de su divulgación.</w:t>
       </w:r>
@@ -2457,10 +2459,10 @@
         <w:contextualSpacing/>
         <w:jc w:val="both"/>
         <w:rPr>
-          <w:rFonts w:ascii="Arial Narrow" w:hAnsi="Arial Narrow" w:cs="Arial"/>
-          <w:i/>
-          <w:sz w:val="20"/>
-          <w:szCs w:val="20"/>
+          <w:rFonts w:ascii="Arial Narrow" w:eastAsia="Arial Narrow" w:hAnsi="Arial Narrow" w:cs="Arial Narrow"/>
+          <w:i/>
+          <w:sz w:val="22"/>
+          <w:szCs w:val="22"/>
         </w:rPr>
       </w:pPr>
     </w:p>
@@ -2470,27 +2472,27 @@
         <w:contextualSpacing/>
         <w:jc w:val="both"/>
         <w:rPr>
-          <w:rFonts w:ascii="Arial Narrow" w:hAnsi="Arial Narrow" w:cs="Arial"/>
-          <w:i/>
-          <w:sz w:val="20"/>
-          <w:szCs w:val="20"/>
-        </w:rPr>
-      </w:pPr>
-      <w:r>
-        <w:rPr>
-          <w:rFonts w:ascii="Arial Narrow" w:hAnsi="Arial Narrow" w:cs="Arial"/>
-          <w:i/>
-          <w:sz w:val="20"/>
-          <w:szCs w:val="20"/>
+          <w:rFonts w:ascii="Arial Narrow" w:eastAsia="Arial Narrow" w:hAnsi="Arial Narrow" w:cs="Arial Narrow"/>
+          <w:i/>
+          <w:sz w:val="22"/>
+          <w:szCs w:val="22"/>
+        </w:rPr>
+      </w:pPr>
+      <w:r>
+        <w:rPr>
+          <w:rFonts w:ascii="Arial Narrow" w:eastAsia="Arial Narrow" w:hAnsi="Arial Narrow" w:cs="Arial Narrow"/>
+          <w:i/>
+          <w:sz w:val="22"/>
+          <w:szCs w:val="22"/>
         </w:rPr>
         <w:t xml:space="preserve">b) </w:t>
       </w:r>
       <w:r>
         <w:rPr>
-          <w:rFonts w:ascii="Arial Narrow" w:hAnsi="Arial Narrow" w:cs="Arial"/>
-          <w:i/>
-          <w:sz w:val="20"/>
-          <w:szCs w:val="20"/>
+          <w:rFonts w:ascii="Arial Narrow" w:eastAsia="Arial Narrow" w:hAnsi="Arial Narrow" w:cs="Arial Narrow"/>
+          <w:i/>
+          <w:sz w:val="22"/>
+          <w:szCs w:val="22"/>
         </w:rPr>
         <w:tab/>
         <w:t xml:space="preserve">Identificar en el escrito, de manera clara y precisa, cuál es la información cuya declaración de confidencialidad se solicita y en qué documentos y en qué parte de dichos documentos está incluida. El solicitante no podrá solicitar la confidencialidad, de forma genérica, de toda la información presentada o contenida en los documentos señalados, salvo que sean obtenidos durante el desarrollo de entrevistas o visitas de inspección in situ. En este último caso, el </w:t>
@@ -2498,69 +2500,69 @@
       <w:proofErr w:type="gramStart"/>
       <w:r>
         <w:rPr>
-          <w:rFonts w:ascii="Arial Narrow" w:hAnsi="Arial Narrow" w:cs="Arial"/>
-          <w:i/>
-          <w:sz w:val="20"/>
-          <w:szCs w:val="20"/>
+          <w:rFonts w:ascii="Arial Narrow" w:eastAsia="Arial Narrow" w:hAnsi="Arial Narrow" w:cs="Arial Narrow"/>
+          <w:i/>
+          <w:sz w:val="22"/>
+          <w:szCs w:val="22"/>
         </w:rPr>
         <w:t>Secretario Técnico</w:t>
       </w:r>
       <w:proofErr w:type="gramEnd"/>
       <w:r>
         <w:rPr>
-          <w:rFonts w:ascii="Arial Narrow" w:hAnsi="Arial Narrow" w:cs="Arial"/>
-          <w:i/>
-          <w:sz w:val="20"/>
-          <w:szCs w:val="20"/>
+          <w:rFonts w:ascii="Arial Narrow" w:eastAsia="Arial Narrow" w:hAnsi="Arial Narrow" w:cs="Arial Narrow"/>
+          <w:i/>
+          <w:sz w:val="22"/>
+          <w:szCs w:val="22"/>
         </w:rPr>
         <w:t xml:space="preserve">, </w:t>
       </w:r>
       <w:proofErr w:type="gramStart"/>
       <w:r>
         <w:rPr>
-          <w:rFonts w:ascii="Arial Narrow" w:hAnsi="Arial Narrow" w:cs="Arial"/>
-          <w:i/>
-          <w:sz w:val="20"/>
-          <w:szCs w:val="20"/>
+          <w:rFonts w:ascii="Arial Narrow" w:eastAsia="Arial Narrow" w:hAnsi="Arial Narrow" w:cs="Arial Narrow"/>
+          <w:i/>
+          <w:sz w:val="22"/>
+          <w:szCs w:val="22"/>
         </w:rPr>
         <w:t>Director</w:t>
       </w:r>
       <w:proofErr w:type="gramEnd"/>
       <w:r>
         <w:rPr>
-          <w:rFonts w:ascii="Arial Narrow" w:hAnsi="Arial Narrow" w:cs="Arial"/>
-          <w:i/>
-          <w:sz w:val="20"/>
-          <w:szCs w:val="20"/>
+          <w:rFonts w:ascii="Arial Narrow" w:eastAsia="Arial Narrow" w:hAnsi="Arial Narrow" w:cs="Arial Narrow"/>
+          <w:i/>
+          <w:sz w:val="22"/>
+          <w:szCs w:val="22"/>
         </w:rPr>
         <w:t xml:space="preserve">, o </w:t>
       </w:r>
       <w:proofErr w:type="gramStart"/>
       <w:r>
         <w:rPr>
-          <w:rFonts w:ascii="Arial Narrow" w:hAnsi="Arial Narrow" w:cs="Arial"/>
-          <w:i/>
-          <w:sz w:val="20"/>
-          <w:szCs w:val="20"/>
+          <w:rFonts w:ascii="Arial Narrow" w:eastAsia="Arial Narrow" w:hAnsi="Arial Narrow" w:cs="Arial Narrow"/>
+          <w:i/>
+          <w:sz w:val="22"/>
+          <w:szCs w:val="22"/>
         </w:rPr>
         <w:t>Jefe</w:t>
       </w:r>
       <w:proofErr w:type="gramEnd"/>
       <w:r>
         <w:rPr>
-          <w:rFonts w:ascii="Arial Narrow" w:hAnsi="Arial Narrow" w:cs="Arial"/>
-          <w:i/>
-          <w:sz w:val="20"/>
-          <w:szCs w:val="20"/>
+          <w:rFonts w:ascii="Arial Narrow" w:eastAsia="Arial Narrow" w:hAnsi="Arial Narrow" w:cs="Arial Narrow"/>
+          <w:i/>
+          <w:sz w:val="22"/>
+          <w:szCs w:val="22"/>
         </w:rPr>
         <w:t xml:space="preserve"> del área correspondiente requerirá al solicitante en el curso del procedimiento que precise los alcances de su </w:t>
       </w:r>
       <w:r>
         <w:rPr>
-          <w:rFonts w:ascii="Arial Narrow" w:hAnsi="Arial Narrow" w:cs="Arial"/>
-          <w:i/>
-          <w:sz w:val="20"/>
-          <w:szCs w:val="20"/>
+          <w:rFonts w:ascii="Arial Narrow" w:eastAsia="Arial Narrow" w:hAnsi="Arial Narrow" w:cs="Arial Narrow"/>
+          <w:i/>
+          <w:sz w:val="22"/>
+          <w:szCs w:val="22"/>
         </w:rPr>
         <w:lastRenderedPageBreak/>
         <w:t>solicitud, para lo cual le otorgará un plazo de siete (7) días hábiles, para ello, bajo apercibimiento de denegar el pedido de confidencialidad.</w:t>
@@ -2572,11 +2574,11 @@
         <w:contextualSpacing/>
         <w:jc w:val="both"/>
         <w:rPr>
-          <w:rFonts w:ascii="Arial Narrow" w:hAnsi="Arial Narrow" w:cs="Arial"/>
+          <w:rFonts w:ascii="Arial Narrow" w:eastAsia="Arial Narrow" w:hAnsi="Arial Narrow" w:cs="Arial Narrow"/>
           <w:i/>
           <w:iCs/>
-          <w:sz w:val="20"/>
-          <w:szCs w:val="20"/>
+          <w:sz w:val="22"/>
+          <w:szCs w:val="22"/>
         </w:rPr>
       </w:pPr>
     </w:p>
@@ -2586,30 +2588,30 @@
         <w:contextualSpacing/>
         <w:jc w:val="both"/>
         <w:rPr>
-          <w:rFonts w:ascii="Arial Narrow" w:hAnsi="Arial Narrow" w:cs="Arial"/>
+          <w:rFonts w:ascii="Arial Narrow" w:eastAsia="Arial Narrow" w:hAnsi="Arial Narrow" w:cs="Arial Narrow"/>
           <w:i/>
           <w:iCs/>
-          <w:sz w:val="20"/>
-          <w:szCs w:val="20"/>
-        </w:rPr>
-      </w:pPr>
-      <w:r>
-        <w:rPr>
-          <w:rFonts w:ascii="Arial Narrow" w:hAnsi="Arial Narrow" w:cs="Arial"/>
+          <w:sz w:val="22"/>
+          <w:szCs w:val="22"/>
+        </w:rPr>
+      </w:pPr>
+      <w:r>
+        <w:rPr>
+          <w:rFonts w:ascii="Arial Narrow" w:eastAsia="Arial Narrow" w:hAnsi="Arial Narrow" w:cs="Arial Narrow"/>
           <w:i/>
           <w:iCs/>
-          <w:sz w:val="20"/>
-          <w:szCs w:val="20"/>
+          <w:sz w:val="22"/>
+          <w:szCs w:val="22"/>
         </w:rPr>
         <w:t xml:space="preserve">c) </w:t>
       </w:r>
       <w:r>
         <w:rPr>
-          <w:rFonts w:ascii="Arial Narrow" w:hAnsi="Arial Narrow" w:cs="Arial"/>
+          <w:rFonts w:ascii="Arial Narrow" w:eastAsia="Arial Narrow" w:hAnsi="Arial Narrow" w:cs="Arial Narrow"/>
           <w:i/>
           <w:iCs/>
-          <w:sz w:val="20"/>
-          <w:szCs w:val="20"/>
+          <w:sz w:val="22"/>
+          <w:szCs w:val="22"/>
         </w:rPr>
         <w:tab/>
         <w:t xml:space="preserve">Justificar la solicitud, en caso de que se trate de la información a que se refiere el numeral 2.1. Si la parte solicitante no justifica su pedido, el </w:t>
@@ -2617,66 +2619,66 @@
       <w:proofErr w:type="gramStart"/>
       <w:r>
         <w:rPr>
-          <w:rFonts w:ascii="Arial Narrow" w:hAnsi="Arial Narrow" w:cs="Arial"/>
+          <w:rFonts w:ascii="Arial Narrow" w:eastAsia="Arial Narrow" w:hAnsi="Arial Narrow" w:cs="Arial Narrow"/>
           <w:i/>
           <w:iCs/>
-          <w:sz w:val="20"/>
-          <w:szCs w:val="20"/>
+          <w:sz w:val="22"/>
+          <w:szCs w:val="22"/>
         </w:rPr>
         <w:t>Secretario Técnico</w:t>
       </w:r>
       <w:proofErr w:type="gramEnd"/>
       <w:r>
         <w:rPr>
-          <w:rFonts w:ascii="Arial Narrow" w:hAnsi="Arial Narrow" w:cs="Arial"/>
+          <w:rFonts w:ascii="Arial Narrow" w:eastAsia="Arial Narrow" w:hAnsi="Arial Narrow" w:cs="Arial Narrow"/>
           <w:i/>
           <w:iCs/>
-          <w:sz w:val="20"/>
-          <w:szCs w:val="20"/>
+          <w:sz w:val="22"/>
+          <w:szCs w:val="22"/>
         </w:rPr>
         <w:t xml:space="preserve">, </w:t>
       </w:r>
       <w:proofErr w:type="gramStart"/>
       <w:r>
         <w:rPr>
-          <w:rFonts w:ascii="Arial Narrow" w:hAnsi="Arial Narrow" w:cs="Arial"/>
+          <w:rFonts w:ascii="Arial Narrow" w:eastAsia="Arial Narrow" w:hAnsi="Arial Narrow" w:cs="Arial Narrow"/>
           <w:i/>
           <w:iCs/>
-          <w:sz w:val="20"/>
-          <w:szCs w:val="20"/>
+          <w:sz w:val="22"/>
+          <w:szCs w:val="22"/>
         </w:rPr>
         <w:t>Director</w:t>
       </w:r>
       <w:proofErr w:type="gramEnd"/>
       <w:r>
         <w:rPr>
-          <w:rFonts w:ascii="Arial Narrow" w:hAnsi="Arial Narrow" w:cs="Arial"/>
+          <w:rFonts w:ascii="Arial Narrow" w:eastAsia="Arial Narrow" w:hAnsi="Arial Narrow" w:cs="Arial Narrow"/>
           <w:i/>
           <w:iCs/>
-          <w:sz w:val="20"/>
-          <w:szCs w:val="20"/>
+          <w:sz w:val="22"/>
+          <w:szCs w:val="22"/>
         </w:rPr>
         <w:t xml:space="preserve"> o </w:t>
       </w:r>
       <w:proofErr w:type="gramStart"/>
       <w:r>
         <w:rPr>
-          <w:rFonts w:ascii="Arial Narrow" w:hAnsi="Arial Narrow" w:cs="Arial"/>
+          <w:rFonts w:ascii="Arial Narrow" w:eastAsia="Arial Narrow" w:hAnsi="Arial Narrow" w:cs="Arial Narrow"/>
           <w:i/>
           <w:iCs/>
-          <w:sz w:val="20"/>
-          <w:szCs w:val="20"/>
+          <w:sz w:val="22"/>
+          <w:szCs w:val="22"/>
         </w:rPr>
         <w:t>Jefe</w:t>
       </w:r>
       <w:proofErr w:type="gramEnd"/>
       <w:r>
         <w:rPr>
-          <w:rFonts w:ascii="Arial Narrow" w:hAnsi="Arial Narrow" w:cs="Arial"/>
+          <w:rFonts w:ascii="Arial Narrow" w:eastAsia="Arial Narrow" w:hAnsi="Arial Narrow" w:cs="Arial Narrow"/>
           <w:i/>
           <w:iCs/>
-          <w:sz w:val="20"/>
-          <w:szCs w:val="20"/>
+          <w:sz w:val="22"/>
+          <w:szCs w:val="22"/>
         </w:rPr>
         <w:t xml:space="preserve"> del área correspondiente deberá requerírselo, otorgándole un plazo de siete (7) días hábiles para ello, bajo apercibimiento de denegar el pedido de confidencialidad.</w:t>
       </w:r>
@@ -2687,20 +2689,20 @@
         <w:contextualSpacing/>
         <w:jc w:val="both"/>
         <w:rPr>
-          <w:rFonts w:ascii="Arial Narrow" w:hAnsi="Arial Narrow" w:cs="Arial"/>
+          <w:rFonts w:ascii="Arial Narrow" w:eastAsia="Arial Narrow" w:hAnsi="Arial Narrow" w:cs="Arial Narrow"/>
           <w:i/>
           <w:iCs/>
-          <w:sz w:val="20"/>
-          <w:szCs w:val="20"/>
-        </w:rPr>
-      </w:pPr>
-      <w:r>
-        <w:rPr>
-          <w:rFonts w:ascii="Arial Narrow" w:hAnsi="Arial Narrow" w:cs="Arial"/>
+          <w:sz w:val="22"/>
+          <w:szCs w:val="22"/>
+        </w:rPr>
+      </w:pPr>
+      <w:r>
+        <w:rPr>
+          <w:rFonts w:ascii="Arial Narrow" w:eastAsia="Arial Narrow" w:hAnsi="Arial Narrow" w:cs="Arial Narrow"/>
           <w:i/>
           <w:iCs/>
-          <w:sz w:val="20"/>
-          <w:szCs w:val="20"/>
+          <w:sz w:val="22"/>
+          <w:szCs w:val="22"/>
         </w:rPr>
         <w:t xml:space="preserve"> </w:t>
       </w:r>
@@ -2711,30 +2713,30 @@
         <w:contextualSpacing/>
         <w:jc w:val="both"/>
         <w:rPr>
-          <w:rFonts w:ascii="Arial Narrow" w:hAnsi="Arial Narrow" w:cs="Arial"/>
+          <w:rFonts w:ascii="Arial Narrow" w:eastAsia="Arial Narrow" w:hAnsi="Arial Narrow" w:cs="Arial Narrow"/>
           <w:i/>
           <w:iCs/>
-          <w:sz w:val="20"/>
-          <w:szCs w:val="20"/>
-        </w:rPr>
-      </w:pPr>
-      <w:r>
-        <w:rPr>
-          <w:rFonts w:ascii="Arial Narrow" w:hAnsi="Arial Narrow" w:cs="Arial"/>
+          <w:sz w:val="22"/>
+          <w:szCs w:val="22"/>
+        </w:rPr>
+      </w:pPr>
+      <w:r>
+        <w:rPr>
+          <w:rFonts w:ascii="Arial Narrow" w:eastAsia="Arial Narrow" w:hAnsi="Arial Narrow" w:cs="Arial Narrow"/>
           <w:i/>
           <w:iCs/>
-          <w:sz w:val="20"/>
-          <w:szCs w:val="20"/>
+          <w:sz w:val="22"/>
+          <w:szCs w:val="22"/>
         </w:rPr>
         <w:t xml:space="preserve">d) </w:t>
       </w:r>
       <w:r>
         <w:rPr>
-          <w:rFonts w:ascii="Arial Narrow" w:hAnsi="Arial Narrow" w:cs="Arial"/>
+          <w:rFonts w:ascii="Arial Narrow" w:eastAsia="Arial Narrow" w:hAnsi="Arial Narrow" w:cs="Arial Narrow"/>
           <w:i/>
           <w:iCs/>
-          <w:sz w:val="20"/>
-          <w:szCs w:val="20"/>
+          <w:sz w:val="22"/>
+          <w:szCs w:val="22"/>
         </w:rPr>
         <w:tab/>
         <w:t xml:space="preserve">Presentar un “resumen no confidencial” suficientemente detallado que permita una cabal comprensión del contenido sustancial de la información cuya declaración de confidencialidad se solicita. </w:t>
@@ -2742,22 +2744,22 @@
       <w:proofErr w:type="gramStart"/>
       <w:r>
         <w:rPr>
-          <w:rFonts w:ascii="Arial Narrow" w:hAnsi="Arial Narrow" w:cs="Arial"/>
+          <w:rFonts w:ascii="Arial Narrow" w:eastAsia="Arial Narrow" w:hAnsi="Arial Narrow" w:cs="Arial Narrow"/>
           <w:i/>
           <w:iCs/>
-          <w:sz w:val="20"/>
-          <w:szCs w:val="20"/>
+          <w:sz w:val="22"/>
+          <w:szCs w:val="22"/>
         </w:rPr>
         <w:t>En caso que</w:t>
       </w:r>
       <w:proofErr w:type="gramEnd"/>
       <w:r>
         <w:rPr>
-          <w:rFonts w:ascii="Arial Narrow" w:hAnsi="Arial Narrow" w:cs="Arial"/>
+          <w:rFonts w:ascii="Arial Narrow" w:eastAsia="Arial Narrow" w:hAnsi="Arial Narrow" w:cs="Arial Narrow"/>
           <w:i/>
           <w:iCs/>
-          <w:sz w:val="20"/>
-          <w:szCs w:val="20"/>
+          <w:sz w:val="22"/>
+          <w:szCs w:val="22"/>
         </w:rPr>
         <w:t xml:space="preserve"> la información esté compuesta de series estadísticas, esta deberá ser presentada mediante indicadores que permitan apreciar la tendencia.</w:t>
       </w:r>
@@ -2768,20 +2770,20 @@
         <w:contextualSpacing/>
         <w:jc w:val="both"/>
         <w:rPr>
-          <w:rFonts w:ascii="Arial Narrow" w:hAnsi="Arial Narrow" w:cs="Arial"/>
+          <w:rFonts w:ascii="Arial Narrow" w:eastAsia="Arial Narrow" w:hAnsi="Arial Narrow" w:cs="Arial Narrow"/>
           <w:i/>
           <w:iCs/>
-          <w:sz w:val="20"/>
-          <w:szCs w:val="20"/>
-        </w:rPr>
-      </w:pPr>
-      <w:r>
-        <w:rPr>
-          <w:rFonts w:ascii="Arial Narrow" w:hAnsi="Arial Narrow" w:cs="Arial"/>
+          <w:sz w:val="22"/>
+          <w:szCs w:val="22"/>
+        </w:rPr>
+      </w:pPr>
+      <w:r>
+        <w:rPr>
+          <w:rFonts w:ascii="Arial Narrow" w:eastAsia="Arial Narrow" w:hAnsi="Arial Narrow" w:cs="Arial Narrow"/>
           <w:i/>
           <w:iCs/>
-          <w:sz w:val="20"/>
-          <w:szCs w:val="20"/>
+          <w:sz w:val="22"/>
+          <w:szCs w:val="22"/>
         </w:rPr>
         <w:t xml:space="preserve"> </w:t>
       </w:r>
@@ -2792,20 +2794,20 @@
         <w:contextualSpacing/>
         <w:jc w:val="both"/>
         <w:rPr>
-          <w:rFonts w:ascii="Arial Narrow" w:hAnsi="Arial Narrow" w:cs="Arial"/>
+          <w:rFonts w:ascii="Arial Narrow" w:eastAsia="Arial Narrow" w:hAnsi="Arial Narrow" w:cs="Arial Narrow"/>
           <w:i/>
           <w:iCs/>
-          <w:sz w:val="20"/>
-          <w:szCs w:val="20"/>
-        </w:rPr>
-      </w:pPr>
-      <w:r>
-        <w:rPr>
-          <w:rFonts w:ascii="Arial Narrow" w:hAnsi="Arial Narrow" w:cs="Arial"/>
+          <w:sz w:val="22"/>
+          <w:szCs w:val="22"/>
+        </w:rPr>
+      </w:pPr>
+      <w:r>
+        <w:rPr>
+          <w:rFonts w:ascii="Arial Narrow" w:eastAsia="Arial Narrow" w:hAnsi="Arial Narrow" w:cs="Arial Narrow"/>
           <w:i/>
           <w:iCs/>
-          <w:sz w:val="20"/>
-          <w:szCs w:val="20"/>
+          <w:sz w:val="22"/>
+          <w:szCs w:val="22"/>
         </w:rPr>
         <w:t>De considerar el aportante que la naturaleza de la información impide elaborar un “resumen no confidencial”, deberá comunicarlo al órgano funcional del INDECOPI, exponiendo las razones. Si el órgano resolutivo considera válidas dichas razones, le solicitará a la parte que elabore un listado de la información para hacerlo de conocimiento de las demás partes del procedimiento.</w:t>
       </w:r>
@@ -2816,11 +2818,11 @@
         <w:contextualSpacing/>
         <w:jc w:val="both"/>
         <w:rPr>
-          <w:rFonts w:ascii="Arial Narrow" w:hAnsi="Arial Narrow" w:cs="Arial"/>
+          <w:rFonts w:ascii="Arial Narrow" w:eastAsia="Arial Narrow" w:hAnsi="Arial Narrow" w:cs="Arial Narrow"/>
           <w:i/>
           <w:iCs/>
-          <w:sz w:val="20"/>
-          <w:szCs w:val="20"/>
+          <w:sz w:val="22"/>
+          <w:szCs w:val="22"/>
         </w:rPr>
       </w:pPr>
     </w:p>
@@ -2830,30 +2832,30 @@
         <w:contextualSpacing/>
         <w:jc w:val="both"/>
         <w:rPr>
-          <w:rFonts w:ascii="Arial Narrow" w:hAnsi="Arial Narrow" w:cs="Arial"/>
+          <w:rFonts w:ascii="Arial Narrow" w:eastAsia="Arial Narrow" w:hAnsi="Arial Narrow" w:cs="Arial Narrow"/>
           <w:i/>
           <w:iCs/>
-          <w:sz w:val="20"/>
-          <w:szCs w:val="20"/>
-        </w:rPr>
-      </w:pPr>
-      <w:r>
-        <w:rPr>
-          <w:rFonts w:ascii="Arial Narrow" w:hAnsi="Arial Narrow" w:cs="Arial"/>
+          <w:sz w:val="22"/>
+          <w:szCs w:val="22"/>
+        </w:rPr>
+      </w:pPr>
+      <w:r>
+        <w:rPr>
+          <w:rFonts w:ascii="Arial Narrow" w:eastAsia="Arial Narrow" w:hAnsi="Arial Narrow" w:cs="Arial Narrow"/>
           <w:i/>
           <w:iCs/>
-          <w:sz w:val="20"/>
-          <w:szCs w:val="20"/>
+          <w:sz w:val="22"/>
+          <w:szCs w:val="22"/>
         </w:rPr>
         <w:t xml:space="preserve"> </w:t>
       </w:r>
       <w:r>
         <w:rPr>
-          <w:rFonts w:ascii="Arial Narrow" w:hAnsi="Arial Narrow" w:cs="Arial"/>
+          <w:rFonts w:ascii="Arial Narrow" w:eastAsia="Arial Narrow" w:hAnsi="Arial Narrow" w:cs="Arial Narrow"/>
           <w:i/>
           <w:iCs/>
-          <w:sz w:val="20"/>
-          <w:szCs w:val="20"/>
+          <w:sz w:val="22"/>
+          <w:szCs w:val="22"/>
         </w:rPr>
         <w:tab/>
         <w:t>En caso excepcional y de no haber presentado el aportante un “resumen no confidencial” de la información, la autoridad deberá solicitárselo otorgando un plazo de siete (7) días hábiles para ello. Caso contrario se denegará el tratamiento confidencial.</w:t>
@@ -2865,11 +2867,11 @@
         <w:contextualSpacing/>
         <w:jc w:val="both"/>
         <w:rPr>
-          <w:rFonts w:ascii="Arial Narrow" w:hAnsi="Arial Narrow" w:cs="Arial"/>
+          <w:rFonts w:ascii="Arial Narrow" w:eastAsia="Arial Narrow" w:hAnsi="Arial Narrow" w:cs="Arial Narrow"/>
           <w:i/>
           <w:iCs/>
-          <w:sz w:val="20"/>
-          <w:szCs w:val="20"/>
+          <w:sz w:val="22"/>
+          <w:szCs w:val="22"/>
         </w:rPr>
       </w:pPr>
     </w:p>
@@ -2879,30 +2881,30 @@
         <w:contextualSpacing/>
         <w:jc w:val="both"/>
         <w:rPr>
-          <w:rFonts w:ascii="Arial Narrow" w:hAnsi="Arial Narrow" w:cs="Arial"/>
+          <w:rFonts w:ascii="Arial Narrow" w:eastAsia="Arial Narrow" w:hAnsi="Arial Narrow" w:cs="Arial Narrow"/>
           <w:i/>
           <w:iCs/>
-          <w:sz w:val="20"/>
-          <w:szCs w:val="20"/>
-        </w:rPr>
-      </w:pPr>
-      <w:r>
-        <w:rPr>
-          <w:rFonts w:ascii="Arial Narrow" w:hAnsi="Arial Narrow" w:cs="Arial"/>
+          <w:sz w:val="22"/>
+          <w:szCs w:val="22"/>
+        </w:rPr>
+      </w:pPr>
+      <w:r>
+        <w:rPr>
+          <w:rFonts w:ascii="Arial Narrow" w:eastAsia="Arial Narrow" w:hAnsi="Arial Narrow" w:cs="Arial Narrow"/>
           <w:i/>
           <w:iCs/>
-          <w:sz w:val="20"/>
-          <w:szCs w:val="20"/>
+          <w:sz w:val="22"/>
+          <w:szCs w:val="22"/>
         </w:rPr>
         <w:t xml:space="preserve"> </w:t>
       </w:r>
       <w:r>
         <w:rPr>
-          <w:rFonts w:ascii="Arial Narrow" w:hAnsi="Arial Narrow" w:cs="Arial"/>
+          <w:rFonts w:ascii="Arial Narrow" w:eastAsia="Arial Narrow" w:hAnsi="Arial Narrow" w:cs="Arial Narrow"/>
           <w:i/>
           <w:iCs/>
-          <w:sz w:val="20"/>
-          <w:szCs w:val="20"/>
+          <w:sz w:val="22"/>
+          <w:szCs w:val="22"/>
         </w:rPr>
         <w:tab/>
         <w:t xml:space="preserve">En el procedimiento se podrá </w:t>
@@ -2910,22 +2912,22 @@
       <w:proofErr w:type="spellStart"/>
       <w:r>
         <w:rPr>
-          <w:rFonts w:ascii="Arial Narrow" w:hAnsi="Arial Narrow" w:cs="Arial"/>
+          <w:rFonts w:ascii="Arial Narrow" w:eastAsia="Arial Narrow" w:hAnsi="Arial Narrow" w:cs="Arial Narrow"/>
           <w:i/>
           <w:iCs/>
-          <w:sz w:val="20"/>
-          <w:szCs w:val="20"/>
+          <w:sz w:val="22"/>
+          <w:szCs w:val="22"/>
         </w:rPr>
         <w:t>merituar</w:t>
       </w:r>
       <w:proofErr w:type="spellEnd"/>
       <w:r>
         <w:rPr>
-          <w:rFonts w:ascii="Arial Narrow" w:hAnsi="Arial Narrow" w:cs="Arial"/>
+          <w:rFonts w:ascii="Arial Narrow" w:eastAsia="Arial Narrow" w:hAnsi="Arial Narrow" w:cs="Arial Narrow"/>
           <w:i/>
           <w:iCs/>
-          <w:sz w:val="20"/>
-          <w:szCs w:val="20"/>
+          <w:sz w:val="22"/>
+          <w:szCs w:val="22"/>
         </w:rPr>
         <w:t xml:space="preserve"> sin otorgarle tratamiento confidencial aquella información para la cual se solicita tratamiento confidencial, si la misma puede ser obtenida de otra fuente con carácter no confidencial.</w:t>
       </w:r>
@@ -2936,11 +2938,11 @@
         <w:contextualSpacing/>
         <w:jc w:val="both"/>
         <w:rPr>
-          <w:rFonts w:ascii="Arial Narrow" w:hAnsi="Arial Narrow" w:cs="Arial"/>
+          <w:rFonts w:ascii="Arial Narrow" w:eastAsia="Arial Narrow" w:hAnsi="Arial Narrow" w:cs="Arial Narrow"/>
           <w:i/>
           <w:iCs/>
-          <w:sz w:val="20"/>
-          <w:szCs w:val="20"/>
+          <w:sz w:val="22"/>
+          <w:szCs w:val="22"/>
         </w:rPr>
       </w:pPr>
     </w:p>
@@ -2950,30 +2952,30 @@
         <w:contextualSpacing/>
         <w:jc w:val="both"/>
         <w:rPr>
-          <w:rFonts w:ascii="Arial Narrow" w:hAnsi="Arial Narrow" w:cs="Arial"/>
+          <w:rFonts w:ascii="Arial Narrow" w:eastAsia="Arial Narrow" w:hAnsi="Arial Narrow" w:cs="Arial Narrow"/>
           <w:i/>
           <w:iCs/>
-          <w:sz w:val="20"/>
-          <w:szCs w:val="20"/>
-        </w:rPr>
-      </w:pPr>
-      <w:r>
-        <w:rPr>
-          <w:rFonts w:ascii="Arial Narrow" w:hAnsi="Arial Narrow" w:cs="Arial"/>
+          <w:sz w:val="22"/>
+          <w:szCs w:val="22"/>
+        </w:rPr>
+      </w:pPr>
+      <w:r>
+        <w:rPr>
+          <w:rFonts w:ascii="Arial Narrow" w:eastAsia="Arial Narrow" w:hAnsi="Arial Narrow" w:cs="Arial Narrow"/>
           <w:i/>
           <w:iCs/>
-          <w:sz w:val="20"/>
-          <w:szCs w:val="20"/>
+          <w:sz w:val="22"/>
+          <w:szCs w:val="22"/>
         </w:rPr>
         <w:t xml:space="preserve"> e) </w:t>
       </w:r>
       <w:r>
         <w:rPr>
-          <w:rFonts w:ascii="Arial Narrow" w:hAnsi="Arial Narrow" w:cs="Arial"/>
+          <w:rFonts w:ascii="Arial Narrow" w:eastAsia="Arial Narrow" w:hAnsi="Arial Narrow" w:cs="Arial Narrow"/>
           <w:i/>
           <w:iCs/>
-          <w:sz w:val="20"/>
-          <w:szCs w:val="20"/>
+          <w:sz w:val="22"/>
+          <w:szCs w:val="22"/>
         </w:rPr>
         <w:tab/>
         <w:t>Señalar el plazo por el cual se solicita el tratamiento confidencial de la información presentada.”</w:t>
@@ -2985,7 +2987,7 @@
         <w:contextualSpacing/>
         <w:jc w:val="both"/>
         <w:rPr>
-          <w:rFonts w:ascii="Arial Narrow" w:hAnsi="Arial Narrow" w:cs="Arial"/>
+          <w:rFonts w:ascii="Arial Narrow" w:eastAsia="Arial Narrow" w:hAnsi="Arial Narrow" w:cs="Arial Narrow"/>
           <w:sz w:val="22"/>
           <w:szCs w:val="22"/>
         </w:rPr>
@@ -3001,14 +3003,14 @@
         <w:ind w:left="567" w:hanging="567"/>
         <w:jc w:val="both"/>
         <w:rPr>
-          <w:rFonts w:ascii="Arial Narrow" w:hAnsi="Arial Narrow" w:cs="Arial"/>
-          <w:sz w:val="22"/>
-          <w:szCs w:val="22"/>
-        </w:rPr>
-      </w:pPr>
-      <w:r>
-        <w:rPr>
-          <w:rFonts w:ascii="Arial Narrow" w:hAnsi="Arial Narrow" w:cs="Arial"/>
+          <w:rFonts w:ascii="Arial Narrow" w:eastAsia="Arial Narrow" w:hAnsi="Arial Narrow" w:cs="Arial Narrow"/>
+          <w:sz w:val="22"/>
+          <w:szCs w:val="22"/>
+        </w:rPr>
+      </w:pPr>
+      <w:r>
+        <w:rPr>
+          <w:rFonts w:ascii="Arial Narrow" w:eastAsia="Arial Narrow" w:hAnsi="Arial Narrow" w:cs="Arial Narrow"/>
           <w:sz w:val="22"/>
           <w:szCs w:val="22"/>
         </w:rPr>
@@ -3021,7 +3023,9 @@
         <w:contextualSpacing/>
         <w:jc w:val="both"/>
         <w:rPr>
-          <w:rFonts w:ascii="Arial Narrow" w:hAnsi="Arial Narrow" w:cs="Arial"/>
+          <w:rFonts w:ascii="Arial Narrow" w:eastAsia="Arial Narrow" w:hAnsi="Arial Narrow" w:cs="Arial Narrow"/>
+          <w:sz w:val="22"/>
+          <w:szCs w:val="22"/>
         </w:rPr>
       </w:pPr>
     </w:p>
@@ -3035,14 +3039,14 @@
         <w:ind w:left="567" w:hanging="567"/>
         <w:jc w:val="both"/>
         <w:rPr>
-          <w:rFonts w:ascii="Arial Narrow" w:hAnsi="Arial Narrow" w:cs="Arial"/>
-          <w:sz w:val="22"/>
-          <w:szCs w:val="22"/>
-        </w:rPr>
-      </w:pPr>
-      <w:r>
-        <w:rPr>
-          <w:rFonts w:ascii="Arial Narrow" w:eastAsia="Arial" w:hAnsi="Arial Narrow" w:cs="Arial"/>
+          <w:rFonts w:ascii="Arial Narrow" w:eastAsia="Arial Narrow" w:hAnsi="Arial Narrow" w:cs="Arial Narrow"/>
+          <w:sz w:val="22"/>
+          <w:szCs w:val="22"/>
+        </w:rPr>
+      </w:pPr>
+      <w:r>
+        <w:rPr>
+          <w:rFonts w:ascii="Arial Narrow" w:eastAsia="Arial Narrow" w:hAnsi="Arial Narrow" w:cs="Arial Narrow"/>
           <w:sz w:val="22"/>
           <w:szCs w:val="22"/>
         </w:rPr>
@@ -3050,7 +3054,7 @@
       </w:r>
       <w:r>
         <w:rPr>
-          <w:rFonts w:ascii="Arial Narrow" w:hAnsi="Arial Narrow" w:cs="Arial"/>
+          <w:rFonts w:ascii="Arial Narrow" w:eastAsia="Arial Narrow" w:hAnsi="Arial Narrow" w:cs="Arial Narrow"/>
           <w:sz w:val="22"/>
           <w:szCs w:val="22"/>
         </w:rPr>
@@ -3058,7 +3062,7 @@
       </w:r>
       <w:r>
         <w:rPr>
-          <w:rFonts w:ascii="Arial Narrow" w:eastAsia="Arial" w:hAnsi="Arial Narrow" w:cs="Arial"/>
+          <w:rFonts w:ascii="Arial Narrow" w:eastAsia="Arial Narrow" w:hAnsi="Arial Narrow" w:cs="Arial Narrow"/>
           <w:sz w:val="22"/>
           <w:szCs w:val="22"/>
         </w:rPr>
@@ -3067,7 +3071,7 @@
       <w:bookmarkStart w:id="1" w:name="_Hlk169003217"/>
       <w:r>
         <w:rPr>
-          <w:rFonts w:ascii="Arial Narrow" w:eastAsia="Arial" w:hAnsi="Arial Narrow" w:cs="Arial"/>
+          <w:rFonts w:ascii="Arial Narrow" w:eastAsia="Arial Narrow" w:hAnsi="Arial Narrow" w:cs="Arial Narrow"/>
           <w:sz w:val="22"/>
           <w:szCs w:val="22"/>
         </w:rPr>
@@ -3077,7 +3081,7 @@
       <w:r>
         <w:rPr>
           <w:rStyle w:val="Refdenotaalpie"/>
-          <w:rFonts w:ascii="Arial Narrow" w:eastAsia="Arial" w:hAnsi="Arial Narrow" w:cs="Arial"/>
+          <w:rFonts w:ascii="Arial Narrow" w:eastAsia="Arial Narrow" w:hAnsi="Arial Narrow" w:cs="Arial Narrow"/>
           <w:sz w:val="22"/>
           <w:szCs w:val="22"/>
           <w:vertAlign w:val="superscript"/>
@@ -3086,7 +3090,7 @@
       </w:r>
       <w:r>
         <w:rPr>
-          <w:rFonts w:ascii="Arial Narrow" w:eastAsia="Arial" w:hAnsi="Arial Narrow" w:cs="Arial"/>
+          <w:rFonts w:ascii="Arial Narrow" w:eastAsia="Arial Narrow" w:hAnsi="Arial Narrow" w:cs="Arial Narrow"/>
           <w:sz w:val="22"/>
           <w:szCs w:val="22"/>
         </w:rPr>
@@ -3099,7 +3103,7 @@
         <w:contextualSpacing/>
         <w:jc w:val="both"/>
         <w:rPr>
-          <w:rFonts w:ascii="Arial Narrow" w:hAnsi="Arial Narrow" w:cs="Arial"/>
+          <w:rFonts w:ascii="Arial Narrow" w:eastAsia="Arial Narrow" w:hAnsi="Arial Narrow" w:cs="Arial Narrow"/>
           <w:sz w:val="22"/>
           <w:szCs w:val="22"/>
         </w:rPr>
@@ -3115,14 +3119,14 @@
         <w:ind w:left="567" w:hanging="567"/>
         <w:jc w:val="both"/>
         <w:rPr>
-          <w:rFonts w:ascii="Arial Narrow" w:hAnsi="Arial Narrow" w:cs="Arial"/>
-          <w:sz w:val="22"/>
-          <w:szCs w:val="22"/>
-        </w:rPr>
-      </w:pPr>
-      <w:r>
-        <w:rPr>
-          <w:rFonts w:ascii="Arial Narrow" w:hAnsi="Arial Narrow" w:cs="Arial"/>
+          <w:rFonts w:ascii="Arial Narrow" w:eastAsia="Arial Narrow" w:hAnsi="Arial Narrow" w:cs="Arial Narrow"/>
+          <w:sz w:val="22"/>
+          <w:szCs w:val="22"/>
+        </w:rPr>
+      </w:pPr>
+      <w:r>
+        <w:rPr>
+          <w:rFonts w:ascii="Arial Narrow" w:eastAsia="Arial Narrow" w:hAnsi="Arial Narrow" w:cs="Arial Narrow"/>
           <w:sz w:val="22"/>
           <w:szCs w:val="22"/>
         </w:rPr>
@@ -3132,7 +3136,7 @@
       <w:r>
         <w:rPr>
           <w:rStyle w:val="Refdenotaalpie"/>
-          <w:rFonts w:ascii="Arial Narrow" w:hAnsi="Arial Narrow" w:cs="Arial"/>
+          <w:rFonts w:ascii="Arial Narrow" w:eastAsia="Arial Narrow" w:hAnsi="Arial Narrow" w:cs="Arial Narrow"/>
           <w:sz w:val="22"/>
           <w:szCs w:val="22"/>
           <w:vertAlign w:val="superscript"/>
@@ -3141,7 +3145,7 @@
       </w:r>
       <w:r>
         <w:rPr>
-          <w:rFonts w:ascii="Arial Narrow" w:hAnsi="Arial Narrow" w:cs="Arial"/>
+          <w:rFonts w:ascii="Arial Narrow" w:eastAsia="Arial Narrow" w:hAnsi="Arial Narrow" w:cs="Arial Narrow"/>
           <w:sz w:val="22"/>
           <w:szCs w:val="22"/>
         </w:rPr>
@@ -3152,7 +3156,7 @@
       <w:pPr>
         <w:pStyle w:val="Prrafodelista"/>
         <w:rPr>
-          <w:rFonts w:ascii="Arial Narrow" w:hAnsi="Arial Narrow" w:cs="Arial"/>
+          <w:rFonts w:ascii="Arial Narrow" w:eastAsia="Arial Narrow" w:hAnsi="Arial Narrow" w:cs="Arial Narrow"/>
           <w:spacing w:val="-3"/>
           <w:sz w:val="22"/>
           <w:szCs w:val="22"/>
@@ -3176,7 +3180,7 @@
       </w:pPr>
       <w:r>
         <w:rPr>
-          <w:rFonts w:ascii="Arial Narrow" w:hAnsi="Arial Narrow" w:cs="Arial"/>
+          <w:rFonts w:ascii="Arial Narrow" w:eastAsia="Arial Narrow" w:hAnsi="Arial Narrow" w:cs="Arial Narrow"/>
           <w:spacing w:val="-3"/>
           <w:sz w:val="22"/>
           <w:szCs w:val="22"/>
@@ -3185,7 +3189,7 @@
       </w:r>
       <w:r>
         <w:rPr>
-          <w:rFonts w:ascii="Arial Narrow" w:hAnsi="Arial Narrow" w:cs="Arial"/>
+          <w:rFonts w:ascii="Arial Narrow" w:eastAsia="Arial Narrow" w:hAnsi="Arial Narrow" w:cs="Arial Narrow"/>
           <w:sz w:val="22"/>
           <w:szCs w:val="22"/>
         </w:rPr>
@@ -3194,7 +3198,7 @@
       <w:r>
         <w:rPr>
           <w:rStyle w:val="Refdenotaalpie"/>
-          <w:rFonts w:ascii="Arial Narrow" w:hAnsi="Arial Narrow" w:cs="Arial"/>
+          <w:rFonts w:ascii="Arial Narrow" w:eastAsia="Arial Narrow" w:hAnsi="Arial Narrow" w:cs="Arial Narrow"/>
           <w:sz w:val="22"/>
           <w:szCs w:val="22"/>
           <w:vertAlign w:val="superscript"/>
@@ -3203,7 +3207,7 @@
       </w:r>
       <w:r>
         <w:rPr>
-          <w:rFonts w:ascii="Arial Narrow" w:hAnsi="Arial Narrow" w:cs="Arial"/>
+          <w:rFonts w:ascii="Arial Narrow" w:eastAsia="Arial Narrow" w:hAnsi="Arial Narrow" w:cs="Arial Narrow"/>
           <w:sz w:val="22"/>
           <w:szCs w:val="22"/>
         </w:rPr>
@@ -3265,7 +3269,7 @@
       <w:r>
         <w:rPr>
           <w:rStyle w:val="normaltextrun"/>
-          <w:rFonts w:ascii="Arial Narrow" w:hAnsi="Arial Narrow" w:cs="Segoe UI"/>
+          <w:rFonts w:ascii="Arial Narrow" w:eastAsia="Arial Narrow" w:hAnsi="Arial Narrow" w:cs="Arial Narrow"/>
           <w:sz w:val="22"/>
           <w:szCs w:val="22"/>
           <w:lang w:val="es-ES"/>
@@ -3275,7 +3279,7 @@
       <w:r>
         <w:rPr>
           <w:rStyle w:val="normaltextrun"/>
-          <w:rFonts w:ascii="Arial Narrow" w:hAnsi="Arial Narrow" w:cs="Segoe UI"/>
+          <w:rFonts w:ascii="Arial Narrow" w:eastAsia="Arial Narrow" w:hAnsi="Arial Narrow" w:cs="Arial Narrow"/>
           <w:sz w:val="22"/>
           <w:szCs w:val="22"/>
           <w:lang w:val="es-ES"/>
@@ -3286,7 +3290,7 @@
       <w:r>
         <w:rPr>
           <w:rStyle w:val="normaltextrun"/>
-          <w:rFonts w:ascii="Arial Narrow" w:hAnsi="Arial Narrow" w:cs="Segoe UI"/>
+          <w:rFonts w:ascii="Arial Narrow" w:eastAsia="Arial Narrow" w:hAnsi="Arial Narrow" w:cs="Arial Narrow"/>
           <w:sz w:val="22"/>
           <w:szCs w:val="22"/>
           <w:lang w:val="es-ES"/>
@@ -3297,7 +3301,7 @@
       <w:r>
         <w:rPr>
           <w:rStyle w:val="normaltextrun"/>
-          <w:rFonts w:ascii="Arial Narrow" w:hAnsi="Arial Narrow" w:cs="Segoe UI"/>
+          <w:rFonts w:ascii="Arial Narrow" w:eastAsia="Arial Narrow" w:hAnsi="Arial Narrow" w:cs="Arial Narrow"/>
           <w:sz w:val="22"/>
           <w:szCs w:val="22"/>
           <w:lang w:val="es-ES"/>
@@ -3306,7 +3310,7 @@
       </w:r>
       <w:r>
         <w:rPr>
-          <w:rFonts w:ascii="Arial Narrow" w:hAnsi="Arial Narrow" w:cs="Arial"/>
+          <w:rFonts w:ascii="Arial Narrow" w:eastAsia="Arial Narrow" w:hAnsi="Arial Narrow" w:cs="Arial Narrow"/>
           <w:sz w:val="22"/>
           <w:szCs w:val="22"/>
         </w:rPr>
@@ -3317,11 +3321,11 @@
       <w:pPr>
         <w:jc w:val="both"/>
         <w:rPr>
-          <w:rFonts w:ascii="Arial Narrow" w:hAnsi="Arial Narrow" w:cs="Arial"/>
+          <w:rFonts w:ascii="Arial Narrow" w:eastAsia="Arial Narrow" w:hAnsi="Arial Narrow" w:cs="Arial Narrow"/>
           <w:i/>
           <w:iCs/>
-          <w:sz w:val="20"/>
-          <w:szCs w:val="20"/>
+          <w:sz w:val="22"/>
+          <w:szCs w:val="22"/>
           <w:lang w:eastAsia="es-ES"/>
         </w:rPr>
       </w:pPr>
@@ -3335,22 +3339,22 @@
         <w:ind w:left="1134"/>
         <w:jc w:val="both"/>
         <w:rPr>
-          <w:rFonts w:ascii="Arial Narrow" w:hAnsi="Arial Narrow" w:cs="Segoe UI"/>
+          <w:rFonts w:ascii="Arial Narrow" w:eastAsia="Arial Narrow" w:hAnsi="Arial Narrow" w:cs="Arial Narrow"/>
           <w:i/>
           <w:iCs/>
-          <w:sz w:val="21"/>
-          <w:szCs w:val="21"/>
+          <w:sz w:val="22"/>
+          <w:szCs w:val="22"/>
           <w:lang w:val="es-ES"/>
         </w:rPr>
       </w:pPr>
       <w:r>
         <w:rPr>
           <w:rStyle w:val="normaltextrun"/>
-          <w:rFonts w:ascii="Arial Narrow" w:hAnsi="Arial Narrow" w:cs="Segoe UI"/>
-          <w:b/>
-          <w:bCs/>
-          <w:sz w:val="21"/>
-          <w:szCs w:val="21"/>
+          <w:rFonts w:ascii="Arial Narrow" w:eastAsia="Arial Narrow" w:hAnsi="Arial Narrow" w:cs="Arial Narrow"/>
+          <w:b/>
+          <w:bCs/>
+          <w:sz w:val="22"/>
+          <w:szCs w:val="22"/>
           <w:lang w:val="es-ES"/>
         </w:rPr>
         <w:t xml:space="preserve">“PRIMERO: requerir en el plazo máximo de cuatro (4) días hábiles improrrogables, a la señora [DENUNCIANTE] que, de acuerdo con la Directiva 001-2025-GEG/INDECOPI, cumpla con:</w:t>
@@ -3358,13 +3362,13 @@
       <w:r>
         <w:rPr>
           <w:rStyle w:val="normaltextrun"/>
-          <w:rFonts w:ascii="Arial Narrow" w:hAnsi="Arial Narrow" w:cs="Segoe UI"/>
+          <w:rFonts w:ascii="Arial Narrow" w:eastAsia="Arial Narrow" w:hAnsi="Arial Narrow" w:cs="Arial Narrow"/>
           <w:b/>
           <w:bCs/>
           <w:i/>
           <w:iCs/>
-          <w:sz w:val="21"/>
-          <w:szCs w:val="21"/>
+          <w:sz w:val="22"/>
+          <w:szCs w:val="22"/>
           <w:lang w:val="es-ES"/>
         </w:rPr>
         <w:t xml:space="preserve"/>
@@ -3373,11 +3377,11 @@
       <w:r>
         <w:rPr>
           <w:rStyle w:val="normaltextrun"/>
-          <w:rFonts w:ascii="Arial Narrow" w:hAnsi="Arial Narrow" w:cs="Segoe UI"/>
+          <w:rFonts w:ascii="Arial Narrow" w:eastAsia="Arial Narrow" w:hAnsi="Arial Narrow" w:cs="Arial Narrow"/>
           <w:i/>
           <w:iCs/>
-          <w:sz w:val="21"/>
-          <w:szCs w:val="21"/>
+          <w:sz w:val="22"/>
+          <w:szCs w:val="22"/>
           <w:lang w:val="es-ES"/>
         </w:rPr>
         <w:t xml:space="preserve"/>
@@ -3385,13 +3389,13 @@
       <w:r>
         <w:rPr>
           <w:rStyle w:val="normaltextrun"/>
-          <w:rFonts w:ascii="Arial Narrow" w:hAnsi="Arial Narrow" w:cs="Segoe UI"/>
+          <w:rFonts w:ascii="Arial Narrow" w:eastAsia="Arial Narrow" w:hAnsi="Arial Narrow" w:cs="Arial Narrow"/>
           <w:b/>
           <w:bCs/>
           <w:i/>
           <w:iCs/>
-          <w:sz w:val="21"/>
-          <w:szCs w:val="21"/>
+          <w:sz w:val="22"/>
+          <w:szCs w:val="22"/>
           <w:u w:val="single"/>
           <w:lang w:val="es-ES"/>
         </w:rPr>
@@ -3400,11 +3404,11 @@
       <w:r>
         <w:rPr>
           <w:rStyle w:val="normaltextrun"/>
-          <w:rFonts w:ascii="Arial Narrow" w:hAnsi="Arial Narrow" w:cs="Segoe UI"/>
+          <w:rFonts w:ascii="Arial Narrow" w:eastAsia="Arial Narrow" w:hAnsi="Arial Narrow" w:cs="Arial Narrow"/>
           <w:i/>
           <w:iCs/>
-          <w:sz w:val="21"/>
-          <w:szCs w:val="21"/>
+          <w:sz w:val="22"/>
+          <w:szCs w:val="22"/>
           <w:lang w:val="es-ES"/>
         </w:rPr>
         <w:t xml:space="preserve"/>
@@ -3417,8 +3421,8 @@
           <w:bCs/>
           <w:i/>
           <w:iCs/>
-          <w:sz w:val="21"/>
-          <w:szCs w:val="21"/>
+          <w:sz w:val="22"/>
+          <w:szCs w:val="22"/>
         </w:rPr>
         <w:t/>
       </w:r>
@@ -3429,19 +3433,19 @@
           <w:bCs/>
           <w:i/>
           <w:iCs/>
-          <w:sz w:val="21"/>
-          <w:szCs w:val="21"/>
+          <w:sz w:val="22"/>
+          <w:szCs w:val="22"/>
         </w:rPr>
         <w:t xml:space="preserve"/>
       </w:r>
       <w:r>
         <w:rPr>
           <w:rStyle w:val="normaltextrun"/>
-          <w:rFonts w:ascii="Arial Narrow" w:hAnsi="Arial Narrow" w:cs="Segoe UI"/>
+          <w:rFonts w:ascii="Arial Narrow" w:eastAsia="Arial Narrow" w:hAnsi="Arial Narrow" w:cs="Arial Narrow"/>
           <w:i/>
           <w:iCs/>
-          <w:sz w:val="21"/>
-          <w:szCs w:val="21"/>
+          <w:sz w:val="22"/>
+          <w:szCs w:val="22"/>
           <w:lang w:val="es-ES"/>
         </w:rPr>
         <w:t/>
@@ -3449,11 +3453,11 @@
       <w:bookmarkEnd w:id="3"/>
       <w:r>
         <w:rPr>
-          <w:rFonts w:ascii="Arial Narrow" w:hAnsi="Arial Narrow" w:cs="Arial"/>
+          <w:rFonts w:ascii="Arial Narrow" w:eastAsia="Arial Narrow" w:hAnsi="Arial Narrow" w:cs="Arial Narrow"/>
           <w:i/>
           <w:iCs/>
-          <w:sz w:val="21"/>
-          <w:szCs w:val="21"/>
+          <w:sz w:val="22"/>
+          <w:szCs w:val="22"/>
         </w:rPr>
         <w:t/>
       </w:r>
@@ -3467,11 +3471,11 @@
         <w:ind w:left="1134"/>
         <w:jc w:val="both"/>
         <w:rPr>
-          <w:rFonts w:ascii="Arial Narrow" w:hAnsi="Arial Narrow" w:cs="Arial"/>
+          <w:rFonts w:ascii="Arial Narrow" w:eastAsia="Arial Narrow" w:hAnsi="Arial Narrow" w:cs="Arial Narrow"/>
           <w:i/>
           <w:iCs/>
-          <w:sz w:val="21"/>
-          <w:szCs w:val="21"/>
+          <w:sz w:val="22"/>
+          <w:szCs w:val="22"/>
         </w:rPr>
       </w:pPr>
     </w:p>
@@ -3485,34 +3489,34 @@
         <w:ind w:left="1134" w:firstLine="0"/>
         <w:jc w:val="both"/>
         <w:rPr>
-          <w:rFonts w:ascii="Arial Narrow" w:hAnsi="Arial Narrow" w:cs="Arial"/>
+          <w:rFonts w:ascii="Arial Narrow" w:eastAsia="Arial Narrow" w:hAnsi="Arial Narrow" w:cs="Arial Narrow"/>
           <w:i/>
           <w:iCs/>
-          <w:sz w:val="21"/>
-          <w:szCs w:val="21"/>
+          <w:sz w:val="22"/>
+          <w:szCs w:val="22"/>
           <w:lang w:eastAsia="es-ES"/>
         </w:rPr>
       </w:pPr>
       <w:r>
         <w:rPr>
-          <w:rFonts w:ascii="Arial Narrow" w:hAnsi="Arial Narrow" w:cs="Arial"/>
+          <w:rFonts w:ascii="Arial Narrow" w:eastAsia="Arial Narrow" w:hAnsi="Arial Narrow" w:cs="Arial Narrow"/>
           <w:i/>
           <w:iCs/>
-          <w:sz w:val="21"/>
-          <w:szCs w:val="21"/>
+          <w:sz w:val="22"/>
+          <w:szCs w:val="22"/>
           <w:lang w:eastAsia="es-ES"/>
         </w:rPr>
         <w:t xml:space="preserve">Indicar de forma expresa que solicita la confidencialidad de la información precisando </w:t>
       </w:r>
       <w:r>
         <w:rPr>
-          <w:rFonts w:ascii="Arial Narrow" w:hAnsi="Arial Narrow" w:cs="Arial"/>
+          <w:rFonts w:ascii="Arial Narrow" w:eastAsia="Arial Narrow" w:hAnsi="Arial Narrow" w:cs="Arial Narrow"/>
           <w:b/>
           <w:bCs/>
           <w:i/>
           <w:iCs/>
-          <w:sz w:val="21"/>
-          <w:szCs w:val="21"/>
+          <w:sz w:val="22"/>
+          <w:szCs w:val="22"/>
           <w:u w:val="single"/>
           <w:lang w:eastAsia="es-ES"/>
         </w:rPr>
@@ -3520,37 +3524,37 @@
       </w:r>
       <w:r>
         <w:rPr>
-          <w:rFonts w:ascii="Arial Narrow" w:hAnsi="Arial Narrow" w:cs="Arial"/>
+          <w:rFonts w:ascii="Arial Narrow" w:eastAsia="Arial Narrow" w:hAnsi="Arial Narrow" w:cs="Arial Narrow"/>
           <w:i/>
           <w:iCs/>
-          <w:sz w:val="21"/>
-          <w:szCs w:val="21"/>
+          <w:sz w:val="22"/>
+          <w:szCs w:val="22"/>
           <w:lang w:eastAsia="es-ES"/>
         </w:rPr>
         <w:t xml:space="preserve"> que requiere sea declarado confidencial</w:t>
       </w:r>
       <w:r>
         <w:rPr>
-          <w:rFonts w:ascii="Arial Narrow" w:hAnsi="Arial Narrow" w:cs="Arial"/>
+          <w:rFonts w:ascii="Arial Narrow" w:eastAsia="Arial Narrow" w:hAnsi="Arial Narrow" w:cs="Arial Narrow"/>
           <w:b/>
           <w:bCs/>
           <w:i/>
           <w:iCs/>
-          <w:sz w:val="21"/>
-          <w:szCs w:val="21"/>
+          <w:sz w:val="22"/>
+          <w:szCs w:val="22"/>
           <w:lang w:eastAsia="es-ES"/>
         </w:rPr>
         <w:t xml:space="preserve"> </w:t>
       </w:r>
       <w:r>
         <w:rPr>
-          <w:rFonts w:ascii="Arial Narrow" w:hAnsi="Arial Narrow" w:cs="Arial"/>
+          <w:rFonts w:ascii="Arial Narrow" w:eastAsia="Arial Narrow" w:hAnsi="Arial Narrow" w:cs="Arial Narrow"/>
           <w:b/>
           <w:bCs/>
           <w:i/>
           <w:iCs/>
-          <w:sz w:val="21"/>
-          <w:szCs w:val="21"/>
+          <w:sz w:val="22"/>
+          <w:szCs w:val="22"/>
           <w:u w:val="single"/>
           <w:lang w:eastAsia="es-ES"/>
         </w:rPr>
@@ -3558,45 +3562,45 @@
       </w:r>
       <w:r>
         <w:rPr>
-          <w:rFonts w:ascii="Arial Narrow" w:hAnsi="Arial Narrow" w:cs="Arial"/>
+          <w:rFonts w:ascii="Arial Narrow" w:eastAsia="Arial Narrow" w:hAnsi="Arial Narrow" w:cs="Arial Narrow"/>
           <w:i/>
           <w:iCs/>
-          <w:sz w:val="21"/>
-          <w:szCs w:val="21"/>
+          <w:sz w:val="22"/>
+          <w:szCs w:val="22"/>
           <w:lang w:eastAsia="es-ES"/>
         </w:rPr>
         <w:t xml:space="preserve">; o, de ser el caso señalar que desea que no se declare como confidencial el documento </w:t>
       </w:r>
       <w:r>
         <w:rPr>
-          <w:rFonts w:ascii="Arial Narrow" w:eastAsiaTheme="minorHAnsi" w:hAnsi="Arial Narrow" w:cs="Arial"/>
+          <w:rFonts w:ascii="Arial Narrow" w:eastAsia="Arial Narrow" w:hAnsi="Arial Narrow" w:cs="Arial Narrow"/>
           <w:i/>
           <w:iCs/>
           <w:spacing w:val="-3"/>
-          <w:sz w:val="21"/>
-          <w:szCs w:val="21"/>
+          <w:sz w:val="22"/>
+          <w:szCs w:val="22"/>
           <w:shd w:val="clear" w:color="auto" w:fill="FFFFFF"/>
         </w:rPr>
         <w:t>“</w:t>
       </w:r>
       <w:r>
         <w:rPr>
-          <w:rFonts w:ascii="Arial Narrow" w:hAnsi="Arial Narrow" w:cs="Arial"/>
+          <w:rFonts w:ascii="Arial Narrow" w:eastAsia="Arial Narrow" w:hAnsi="Arial Narrow" w:cs="Arial Narrow"/>
           <w:i/>
           <w:iCs/>
           <w:spacing w:val="-3"/>
-          <w:sz w:val="21"/>
-          <w:szCs w:val="21"/>
+          <w:sz w:val="22"/>
+          <w:szCs w:val="22"/>
         </w:rPr>
         <w:t>anexos sujetos a confidencialidad parte 1.pdf”</w:t>
       </w:r>
       <w:r>
         <w:rPr>
-          <w:rFonts w:ascii="Arial Narrow" w:hAnsi="Arial Narrow" w:cs="Arial"/>
+          <w:rFonts w:ascii="Arial Narrow" w:eastAsia="Arial Narrow" w:hAnsi="Arial Narrow" w:cs="Arial Narrow"/>
           <w:i/>
           <w:iCs/>
-          <w:sz w:val="21"/>
-          <w:szCs w:val="21"/>
+          <w:sz w:val="22"/>
+          <w:szCs w:val="22"/>
           <w:lang w:eastAsia="es-ES"/>
         </w:rPr>
         <w:t xml:space="preserve">. </w:t>
@@ -3608,11 +3612,11 @@
         <w:ind w:left="1134"/>
         <w:jc w:val="both"/>
         <w:rPr>
-          <w:rFonts w:ascii="Arial Narrow" w:hAnsi="Arial Narrow" w:cs="Arial"/>
+          <w:rFonts w:ascii="Arial Narrow" w:eastAsia="Arial Narrow" w:hAnsi="Arial Narrow" w:cs="Arial Narrow"/>
           <w:i/>
           <w:iCs/>
-          <w:sz w:val="21"/>
-          <w:szCs w:val="21"/>
+          <w:sz w:val="22"/>
+          <w:szCs w:val="22"/>
           <w:lang w:eastAsia="es-ES"/>
         </w:rPr>
       </w:pPr>
@@ -3627,34 +3631,34 @@
         <w:ind w:left="1134" w:firstLine="0"/>
         <w:jc w:val="both"/>
         <w:rPr>
-          <w:rFonts w:ascii="Arial Narrow" w:hAnsi="Arial Narrow" w:cs="Arial"/>
+          <w:rFonts w:ascii="Arial Narrow" w:eastAsia="Arial Narrow" w:hAnsi="Arial Narrow" w:cs="Arial Narrow"/>
           <w:i/>
           <w:iCs/>
-          <w:sz w:val="21"/>
-          <w:szCs w:val="21"/>
+          <w:sz w:val="22"/>
+          <w:szCs w:val="22"/>
           <w:lang w:eastAsia="es-ES"/>
         </w:rPr>
       </w:pPr>
       <w:r>
         <w:rPr>
-          <w:rFonts w:ascii="Arial Narrow" w:hAnsi="Arial Narrow" w:cs="Arial"/>
+          <w:rFonts w:ascii="Arial Narrow" w:eastAsia="Arial Narrow" w:hAnsi="Arial Narrow" w:cs="Arial Narrow"/>
           <w:i/>
           <w:iCs/>
-          <w:sz w:val="21"/>
-          <w:szCs w:val="21"/>
+          <w:sz w:val="22"/>
+          <w:szCs w:val="22"/>
           <w:lang w:eastAsia="es-ES"/>
         </w:rPr>
         <w:t xml:space="preserve">Indicar de forma expresa que solicita la confidencialidad de la información precisando </w:t>
       </w:r>
       <w:r>
         <w:rPr>
-          <w:rFonts w:ascii="Arial Narrow" w:hAnsi="Arial Narrow" w:cs="Arial"/>
+          <w:rFonts w:ascii="Arial Narrow" w:eastAsia="Arial Narrow" w:hAnsi="Arial Narrow" w:cs="Arial Narrow"/>
           <w:b/>
           <w:bCs/>
           <w:i/>
           <w:iCs/>
-          <w:sz w:val="21"/>
-          <w:szCs w:val="21"/>
+          <w:sz w:val="22"/>
+          <w:szCs w:val="22"/>
           <w:u w:val="single"/>
           <w:lang w:eastAsia="es-ES"/>
         </w:rPr>
@@ -3662,37 +3666,37 @@
       </w:r>
       <w:r>
         <w:rPr>
-          <w:rFonts w:ascii="Arial Narrow" w:hAnsi="Arial Narrow" w:cs="Arial"/>
+          <w:rFonts w:ascii="Arial Narrow" w:eastAsia="Arial Narrow" w:hAnsi="Arial Narrow" w:cs="Arial Narrow"/>
           <w:b/>
           <w:bCs/>
           <w:i/>
           <w:iCs/>
-          <w:sz w:val="21"/>
-          <w:szCs w:val="21"/>
+          <w:sz w:val="22"/>
+          <w:szCs w:val="22"/>
           <w:lang w:eastAsia="es-ES"/>
         </w:rPr>
         <w:t xml:space="preserve"> </w:t>
       </w:r>
       <w:r>
         <w:rPr>
-          <w:rFonts w:ascii="Arial Narrow" w:hAnsi="Arial Narrow" w:cs="Arial"/>
+          <w:rFonts w:ascii="Arial Narrow" w:eastAsia="Arial Narrow" w:hAnsi="Arial Narrow" w:cs="Arial Narrow"/>
           <w:i/>
           <w:iCs/>
-          <w:sz w:val="21"/>
-          <w:szCs w:val="21"/>
+          <w:sz w:val="22"/>
+          <w:szCs w:val="22"/>
           <w:lang w:eastAsia="es-ES"/>
         </w:rPr>
         <w:t xml:space="preserve">que requiere sea declarado confidencial </w:t>
       </w:r>
       <w:r>
         <w:rPr>
-          <w:rFonts w:ascii="Arial Narrow" w:hAnsi="Arial Narrow" w:cs="Arial"/>
+          <w:rFonts w:ascii="Arial Narrow" w:eastAsia="Arial Narrow" w:hAnsi="Arial Narrow" w:cs="Arial Narrow"/>
           <w:b/>
           <w:bCs/>
           <w:i/>
           <w:iCs/>
-          <w:sz w:val="21"/>
-          <w:szCs w:val="21"/>
+          <w:sz w:val="22"/>
+          <w:szCs w:val="22"/>
           <w:u w:val="single"/>
           <w:lang w:eastAsia="es-ES"/>
         </w:rPr>
@@ -3700,70 +3704,70 @@
       </w:r>
       <w:r>
         <w:rPr>
-          <w:rFonts w:ascii="Arial Narrow" w:hAnsi="Arial Narrow" w:cs="Arial"/>
+          <w:rFonts w:ascii="Arial Narrow" w:eastAsia="Arial Narrow" w:hAnsi="Arial Narrow" w:cs="Arial Narrow"/>
           <w:i/>
           <w:iCs/>
-          <w:sz w:val="21"/>
-          <w:szCs w:val="21"/>
+          <w:sz w:val="22"/>
+          <w:szCs w:val="22"/>
           <w:lang w:eastAsia="es-ES"/>
         </w:rPr>
         <w:t xml:space="preserve">; o, de ser el caso señalar que desea que no se tenga por presentado el documento </w:t>
       </w:r>
       <w:r>
         <w:rPr>
-          <w:rFonts w:ascii="Arial Narrow" w:hAnsi="Arial Narrow" w:cs="Arial"/>
+          <w:rFonts w:ascii="Arial Narrow" w:eastAsia="Arial Narrow" w:hAnsi="Arial Narrow" w:cs="Arial Narrow"/>
           <w:b/>
           <w:bCs/>
           <w:i/>
           <w:iCs/>
-          <w:sz w:val="21"/>
-          <w:szCs w:val="21"/>
+          <w:sz w:val="22"/>
+          <w:szCs w:val="22"/>
           <w:lang w:eastAsia="es-ES"/>
         </w:rPr>
         <w:t>“</w:t>
       </w:r>
       <w:r>
         <w:rPr>
-          <w:rFonts w:ascii="Arial Narrow" w:hAnsi="Arial Narrow" w:cs="Arial"/>
+          <w:rFonts w:ascii="Arial Narrow" w:eastAsia="Arial Narrow" w:hAnsi="Arial Narrow" w:cs="Arial Narrow"/>
           <w:i/>
           <w:iCs/>
           <w:spacing w:val="-3"/>
-          <w:sz w:val="21"/>
-          <w:szCs w:val="21"/>
+          <w:sz w:val="22"/>
+          <w:szCs w:val="22"/>
         </w:rPr>
         <w:t>anexos sujetos a confidencialidad parte 2 (1).</w:t>
       </w:r>
       <w:proofErr w:type="spellStart"/>
       <w:r>
         <w:rPr>
-          <w:rFonts w:ascii="Arial Narrow" w:hAnsi="Arial Narrow" w:cs="Arial"/>
+          <w:rFonts w:ascii="Arial Narrow" w:eastAsia="Arial Narrow" w:hAnsi="Arial Narrow" w:cs="Arial Narrow"/>
           <w:i/>
           <w:iCs/>
           <w:spacing w:val="-3"/>
-          <w:sz w:val="21"/>
-          <w:szCs w:val="21"/>
+          <w:sz w:val="22"/>
+          <w:szCs w:val="22"/>
         </w:rPr>
         <w:t>pdf</w:t>
       </w:r>
       <w:proofErr w:type="spellEnd"/>
       <w:r>
         <w:rPr>
-          <w:rFonts w:ascii="Arial Narrow" w:hAnsi="Arial Narrow" w:cs="Arial"/>
+          <w:rFonts w:ascii="Arial Narrow" w:eastAsia="Arial Narrow" w:hAnsi="Arial Narrow" w:cs="Arial Narrow"/>
           <w:i/>
           <w:iCs/>
           <w:spacing w:val="-3"/>
-          <w:sz w:val="21"/>
-          <w:szCs w:val="21"/>
+          <w:sz w:val="22"/>
+          <w:szCs w:val="22"/>
         </w:rPr>
         <w:t>”</w:t>
       </w:r>
       <w:r>
         <w:rPr>
-          <w:rFonts w:ascii="Arial Narrow" w:hAnsi="Arial Narrow" w:cs="Arial"/>
+          <w:rFonts w:ascii="Arial Narrow" w:eastAsia="Arial Narrow" w:hAnsi="Arial Narrow" w:cs="Arial Narrow"/>
           <w:i/>
           <w:iCs/>
-          <w:sz w:val="21"/>
-          <w:szCs w:val="21"/>
+          <w:sz w:val="22"/>
+          <w:szCs w:val="22"/>
           <w:lang w:eastAsia="es-ES"/>
         </w:rPr>
         <w:t>.</w:t>
@@ -3775,11 +3779,11 @@
         <w:ind w:left="1134"/>
         <w:jc w:val="both"/>
         <w:rPr>
-          <w:rFonts w:ascii="Arial Narrow" w:hAnsi="Arial Narrow" w:cs="Arial"/>
+          <w:rFonts w:ascii="Arial Narrow" w:eastAsia="Arial Narrow" w:hAnsi="Arial Narrow" w:cs="Arial Narrow"/>
           <w:i/>
           <w:iCs/>
-          <w:sz w:val="21"/>
-          <w:szCs w:val="21"/>
+          <w:sz w:val="22"/>
+          <w:szCs w:val="22"/>
           <w:lang w:eastAsia="es-ES"/>
         </w:rPr>
       </w:pPr>
@@ -3794,82 +3798,82 @@
         <w:ind w:left="1134" w:firstLine="0"/>
         <w:jc w:val="both"/>
         <w:rPr>
-          <w:rFonts w:ascii="Arial Narrow" w:hAnsi="Arial Narrow" w:cs="Arial"/>
+          <w:rFonts w:ascii="Arial Narrow" w:eastAsia="Arial Narrow" w:hAnsi="Arial Narrow" w:cs="Arial Narrow"/>
           <w:i/>
           <w:iCs/>
-          <w:sz w:val="21"/>
-          <w:szCs w:val="21"/>
+          <w:sz w:val="22"/>
+          <w:szCs w:val="22"/>
           <w:lang w:eastAsia="es-ES"/>
         </w:rPr>
       </w:pPr>
       <w:r>
         <w:rPr>
-          <w:rFonts w:ascii="Arial Narrow" w:eastAsiaTheme="minorHAnsi" w:hAnsi="Arial Narrow" w:cs="Arial"/>
+          <w:rFonts w:ascii="Arial Narrow" w:eastAsia="Arial Narrow" w:hAnsi="Arial Narrow" w:cs="Arial Narrow"/>
           <w:i/>
           <w:iCs/>
           <w:spacing w:val="-3"/>
-          <w:sz w:val="21"/>
-          <w:szCs w:val="21"/>
+          <w:sz w:val="22"/>
+          <w:szCs w:val="22"/>
           <w:shd w:val="clear" w:color="auto" w:fill="FFFFFF"/>
         </w:rPr>
         <w:t xml:space="preserve">Dicho requerimiento se realiza bajo apercibimiento de incorporar los documentos </w:t>
       </w:r>
       <w:r>
         <w:rPr>
-          <w:rFonts w:ascii="Arial Narrow" w:hAnsi="Arial Narrow" w:cs="Arial"/>
+          <w:rFonts w:ascii="Arial Narrow" w:eastAsia="Arial Narrow" w:hAnsi="Arial Narrow" w:cs="Arial Narrow"/>
           <w:i/>
           <w:iCs/>
           <w:spacing w:val="-3"/>
-          <w:sz w:val="21"/>
-          <w:szCs w:val="21"/>
+          <w:sz w:val="22"/>
+          <w:szCs w:val="22"/>
           <w:lang w:val="es-ES"/>
         </w:rPr>
         <w:t>“</w:t>
       </w:r>
       <w:r>
         <w:rPr>
-          <w:rFonts w:ascii="Arial Narrow" w:hAnsi="Arial Narrow" w:cs="Arial"/>
+          <w:rFonts w:ascii="Arial Narrow" w:eastAsia="Arial Narrow" w:hAnsi="Arial Narrow" w:cs="Arial Narrow"/>
           <w:i/>
           <w:iCs/>
           <w:spacing w:val="-3"/>
-          <w:sz w:val="21"/>
-          <w:szCs w:val="21"/>
+          <w:sz w:val="22"/>
+          <w:szCs w:val="22"/>
         </w:rPr>
         <w:t>anexos sujetos a confidencialidad parte 1.pdf” y “anexos sujetos a confidencialidad parte 2 (1).</w:t>
       </w:r>
       <w:proofErr w:type="spellStart"/>
       <w:r>
         <w:rPr>
-          <w:rFonts w:ascii="Arial Narrow" w:hAnsi="Arial Narrow" w:cs="Arial"/>
+          <w:rFonts w:ascii="Arial Narrow" w:eastAsia="Arial Narrow" w:hAnsi="Arial Narrow" w:cs="Arial Narrow"/>
           <w:i/>
           <w:iCs/>
           <w:spacing w:val="-3"/>
-          <w:sz w:val="21"/>
-          <w:szCs w:val="21"/>
+          <w:sz w:val="22"/>
+          <w:szCs w:val="22"/>
         </w:rPr>
         <w:t>pdf</w:t>
       </w:r>
       <w:proofErr w:type="spellEnd"/>
       <w:r>
         <w:rPr>
-          <w:rFonts w:ascii="Arial Narrow" w:eastAsiaTheme="minorHAnsi" w:hAnsi="Arial Narrow" w:cs="Arial"/>
+          <w:rFonts w:ascii="Arial Narrow" w:eastAsia="Arial Narrow" w:hAnsi="Arial Narrow" w:cs="Arial Narrow"/>
           <w:i/>
           <w:iCs/>
           <w:spacing w:val="-3"/>
-          <w:sz w:val="21"/>
-          <w:szCs w:val="21"/>
+          <w:sz w:val="22"/>
+          <w:szCs w:val="22"/>
           <w:shd w:val="clear" w:color="auto" w:fill="FFFFFF"/>
         </w:rPr>
         <w:t xml:space="preserve">” al expediente </w:t>
       </w:r>
       <w:r>
         <w:rPr>
-          <w:rFonts w:ascii="Arial Narrow" w:eastAsiaTheme="minorHAnsi" w:hAnsi="Arial Narrow" w:cs="Arial"/>
+          <w:rFonts w:ascii="Arial Narrow" w:eastAsia="Arial Narrow" w:hAnsi="Arial Narrow" w:cs="Arial Narrow"/>
           <w:i/>
           <w:iCs/>
           <w:spacing w:val="-3"/>
-          <w:sz w:val="21"/>
-          <w:szCs w:val="21"/>
+          <w:sz w:val="22"/>
+          <w:szCs w:val="22"/>
           <w:shd w:val="clear" w:color="auto" w:fill="FFFFFF"/>
         </w:rPr>
         <w:lastRenderedPageBreak/>
@@ -3885,11 +3889,11 @@
         <w:textAlignment w:val="baseline"/>
         <w:rPr>
           <w:rStyle w:val="normaltextrun"/>
-          <w:rFonts w:ascii="Arial Narrow" w:hAnsi="Arial Narrow" w:cs="Segoe UI"/>
+          <w:rFonts w:ascii="Arial Narrow" w:eastAsia="Arial Narrow" w:hAnsi="Arial Narrow" w:cs="Arial Narrow"/>
           <w:i/>
           <w:iCs/>
-          <w:sz w:val="21"/>
-          <w:szCs w:val="21"/>
+          <w:sz w:val="22"/>
+          <w:szCs w:val="22"/>
           <w:lang w:val="es-ES"/>
         </w:rPr>
       </w:pPr>
@@ -3904,22 +3908,22 @@
         <w:contextualSpacing/>
         <w:jc w:val="both"/>
         <w:rPr>
-          <w:rFonts w:ascii="Arial Narrow" w:hAnsi="Arial Narrow" w:cs="Segoe UI"/>
-          <w:sz w:val="21"/>
-          <w:szCs w:val="21"/>
+          <w:rFonts w:ascii="Arial Narrow" w:eastAsia="Arial Narrow" w:hAnsi="Arial Narrow" w:cs="Arial Narrow"/>
+          <w:sz w:val="22"/>
+          <w:szCs w:val="22"/>
           <w:lang w:val="es-ES"/>
         </w:rPr>
       </w:pPr>
       <w:r>
         <w:rPr>
           <w:rStyle w:val="normaltextrun"/>
-          <w:rFonts w:ascii="Arial Narrow" w:hAnsi="Arial Narrow" w:cs="Segoe UI"/>
+          <w:rFonts w:ascii="Arial Narrow" w:eastAsia="Arial Narrow" w:hAnsi="Arial Narrow" w:cs="Arial Narrow"/>
           <w:b/>
           <w:bCs/>
           <w:i/>
           <w:iCs/>
-          <w:sz w:val="21"/>
-          <w:szCs w:val="21"/>
+          <w:sz w:val="22"/>
+          <w:szCs w:val="22"/>
           <w:lang w:val="es-ES"/>
         </w:rPr>
         <w:t xml:space="preserve">SEGUNDO: informar a la señora [DENUNCIANTE] que de querer declarar confidencialidad del documento denominado “anexos sujetos a confidencialidad parte 1.pdf” y del documento denominado “anexos sujetos a confidencialidad parte 2 (1).pdf” debe cumplir con los requisitos establecidos en la Directiva 001-2008/TRI-INDECOPI, de manera independiente para cada documento debidamente individualizado en piezas diferentes”.</w:t>
@@ -3927,12 +3931,12 @@
       <w:bookmarkStart w:id="4" w:name="_Hlk208326960"/>
       <w:r>
         <w:rPr>
-          <w:rFonts w:ascii="Arial Narrow" w:hAnsi="Arial Narrow" w:cs="Arial"/>
+          <w:rFonts w:ascii="Arial Narrow" w:eastAsia="Arial Narrow" w:hAnsi="Arial Narrow" w:cs="Arial Narrow"/>
           <w:i/>
           <w:iCs/>
           <w:spacing w:val="-3"/>
-          <w:sz w:val="21"/>
-          <w:szCs w:val="21"/>
+          <w:sz w:val="22"/>
+          <w:szCs w:val="22"/>
         </w:rPr>
         <w:t xml:space="preserve"/>
       </w:r>
@@ -3942,8 +3946,8 @@
           <w:bCs/>
           <w:i/>
           <w:iCs/>
-          <w:sz w:val="21"/>
-          <w:szCs w:val="21"/>
+          <w:sz w:val="22"/>
+          <w:szCs w:val="22"/>
         </w:rPr>
         <w:t/>
       </w:r>
@@ -3954,125 +3958,125 @@
           <w:bCs/>
           <w:i/>
           <w:iCs/>
-          <w:sz w:val="21"/>
-          <w:szCs w:val="21"/>
+          <w:sz w:val="22"/>
+          <w:szCs w:val="22"/>
         </w:rPr>
         <w:t xml:space="preserve"/>
       </w:r>
       <w:r>
         <w:rPr>
-          <w:rFonts w:ascii="Arial Narrow" w:hAnsi="Arial Narrow" w:cs="Arial"/>
+          <w:rFonts w:ascii="Arial Narrow" w:eastAsia="Arial Narrow" w:hAnsi="Arial Narrow" w:cs="Arial Narrow"/>
           <w:bCs/>
           <w:i/>
           <w:iCs/>
           <w:spacing w:val="-3"/>
-          <w:sz w:val="21"/>
-          <w:szCs w:val="21"/>
+          <w:sz w:val="22"/>
+          <w:szCs w:val="22"/>
         </w:rPr>
         <w:t/>
       </w:r>
       <w:r>
         <w:rPr>
-          <w:rFonts w:ascii="Arial Narrow" w:eastAsiaTheme="minorHAnsi" w:hAnsi="Arial Narrow" w:cs="Arial"/>
+          <w:rFonts w:ascii="Arial Narrow" w:eastAsia="Arial Narrow" w:hAnsi="Arial Narrow" w:cs="Arial Narrow"/>
           <w:bCs/>
           <w:i/>
           <w:iCs/>
           <w:spacing w:val="-3"/>
-          <w:sz w:val="21"/>
-          <w:szCs w:val="21"/>
+          <w:sz w:val="22"/>
+          <w:szCs w:val="22"/>
         </w:rPr>
         <w:t xml:space="preserve"/>
       </w:r>
       <w:r>
         <w:rPr>
-          <w:rFonts w:ascii="Arial Narrow" w:eastAsiaTheme="minorHAnsi" w:hAnsi="Arial Narrow" w:cs="Arial"/>
+          <w:rFonts w:ascii="Arial Narrow" w:eastAsia="Arial Narrow" w:hAnsi="Arial Narrow" w:cs="Arial Narrow"/>
           <w:i/>
           <w:iCs/>
           <w:spacing w:val="-3"/>
-          <w:sz w:val="21"/>
-          <w:szCs w:val="21"/>
+          <w:sz w:val="22"/>
+          <w:szCs w:val="22"/>
         </w:rPr>
         <w:t xml:space="preserve"/>
       </w:r>
       <w:r>
         <w:rPr>
-          <w:rFonts w:ascii="Arial Narrow" w:hAnsi="Arial Narrow" w:cs="Arial"/>
+          <w:rFonts w:ascii="Arial Narrow" w:eastAsia="Arial Narrow" w:hAnsi="Arial Narrow" w:cs="Arial Narrow"/>
           <w:i/>
           <w:iCs/>
           <w:spacing w:val="-3"/>
-          <w:sz w:val="21"/>
-          <w:szCs w:val="21"/>
+          <w:sz w:val="22"/>
+          <w:szCs w:val="22"/>
         </w:rPr>
         <w:t xml:space="preserve"/>
       </w:r>
       <w:r>
         <w:rPr>
-          <w:rFonts w:ascii="Arial Narrow" w:eastAsiaTheme="minorHAnsi" w:hAnsi="Arial Narrow" w:cs="Arial"/>
+          <w:rFonts w:ascii="Arial Narrow" w:eastAsia="Arial Narrow" w:hAnsi="Arial Narrow" w:cs="Arial Narrow"/>
           <w:i/>
           <w:iCs/>
           <w:spacing w:val="-3"/>
-          <w:sz w:val="21"/>
-          <w:szCs w:val="21"/>
+          <w:sz w:val="22"/>
+          <w:szCs w:val="22"/>
         </w:rPr>
         <w:t/>
       </w:r>
       <w:r>
         <w:rPr>
-          <w:rFonts w:ascii="Arial Narrow" w:hAnsi="Arial Narrow" w:cs="Arial"/>
+          <w:rFonts w:ascii="Arial Narrow" w:eastAsia="Arial Narrow" w:hAnsi="Arial Narrow" w:cs="Arial Narrow"/>
           <w:i/>
           <w:iCs/>
           <w:spacing w:val="-3"/>
-          <w:sz w:val="21"/>
-          <w:szCs w:val="21"/>
+          <w:sz w:val="22"/>
+          <w:szCs w:val="22"/>
         </w:rPr>
         <w:t xml:space="preserve"/>
       </w:r>
       <w:proofErr w:type="spellStart"/>
       <w:r>
         <w:rPr>
-          <w:rFonts w:ascii="Arial Narrow" w:hAnsi="Arial Narrow" w:cs="Arial"/>
+          <w:rFonts w:ascii="Arial Narrow" w:eastAsia="Arial Narrow" w:hAnsi="Arial Narrow" w:cs="Arial Narrow"/>
           <w:i/>
           <w:iCs/>
           <w:spacing w:val="-3"/>
-          <w:sz w:val="21"/>
-          <w:szCs w:val="21"/>
+          <w:sz w:val="22"/>
+          <w:szCs w:val="22"/>
         </w:rPr>
         <w:t/>
       </w:r>
       <w:proofErr w:type="spellEnd"/>
       <w:r>
         <w:rPr>
-          <w:rFonts w:ascii="Arial Narrow" w:hAnsi="Arial Narrow" w:cs="Arial"/>
+          <w:rFonts w:ascii="Arial Narrow" w:eastAsia="Arial Narrow" w:hAnsi="Arial Narrow" w:cs="Arial Narrow"/>
           <w:i/>
           <w:iCs/>
           <w:spacing w:val="-3"/>
-          <w:sz w:val="21"/>
-          <w:szCs w:val="21"/>
+          <w:sz w:val="22"/>
+          <w:szCs w:val="22"/>
         </w:rPr>
         <w:t/>
       </w:r>
       <w:r>
         <w:rPr>
-          <w:rFonts w:ascii="Arial Narrow" w:eastAsiaTheme="minorHAnsi" w:hAnsi="Arial Narrow" w:cs="Arial"/>
+          <w:rFonts w:ascii="Arial Narrow" w:eastAsia="Arial Narrow" w:hAnsi="Arial Narrow" w:cs="Arial Narrow"/>
           <w:i/>
           <w:iCs/>
           <w:spacing w:val="-3"/>
-          <w:sz w:val="21"/>
-          <w:szCs w:val="21"/>
+          <w:sz w:val="22"/>
+          <w:szCs w:val="22"/>
         </w:rPr>
         <w:t xml:space="preserve"/>
       </w:r>
       <w:bookmarkEnd w:id="4"/>
       <w:r>
         <w:rPr>
-          <w:rFonts w:ascii="Arial Narrow" w:eastAsiaTheme="minorHAnsi" w:hAnsi="Arial Narrow" w:cs="Arial"/>
+          <w:rFonts w:ascii="Arial Narrow" w:eastAsia="Arial Narrow" w:hAnsi="Arial Narrow" w:cs="Arial Narrow"/>
           <w:b/>
           <w:bCs/>
           <w:i/>
           <w:iCs/>
           <w:spacing w:val="-3"/>
-          <w:sz w:val="21"/>
-          <w:szCs w:val="21"/>
+          <w:sz w:val="22"/>
+          <w:szCs w:val="22"/>
           <w:u w:val="single"/>
         </w:rPr>
         <w:t xml:space="preserve"/>
@@ -4080,13 +4084,13 @@
       <w:r>
         <w:rPr>
           <w:rStyle w:val="normaltextrun"/>
-          <w:rFonts w:ascii="Arial Narrow" w:hAnsi="Arial Narrow" w:cs="Segoe UI"/>
+          <w:rFonts w:ascii="Arial Narrow" w:eastAsia="Arial Narrow" w:hAnsi="Arial Narrow" w:cs="Arial Narrow"/>
           <w:b/>
           <w:bCs/>
           <w:i/>
           <w:iCs/>
-          <w:sz w:val="21"/>
-          <w:szCs w:val="21"/>
+          <w:sz w:val="22"/>
+          <w:szCs w:val="22"/>
           <w:u w:val="single"/>
           <w:lang w:val="es-ES"/>
         </w:rPr>
@@ -4094,13 +4098,13 @@
       </w:r>
       <w:r>
         <w:rPr>
-          <w:rFonts w:ascii="Arial Narrow" w:hAnsi="Arial Narrow" w:cs="Arial"/>
+          <w:rFonts w:ascii="Arial Narrow" w:eastAsia="Arial Narrow" w:hAnsi="Arial Narrow" w:cs="Arial Narrow"/>
           <w:b/>
           <w:bCs/>
           <w:i/>
           <w:iCs/>
-          <w:sz w:val="21"/>
-          <w:szCs w:val="21"/>
+          <w:sz w:val="22"/>
+          <w:szCs w:val="22"/>
           <w:u w:val="single"/>
           <w:lang w:eastAsia="es-ES"/>
         </w:rPr>
@@ -4109,9 +4113,9 @@
       <w:r>
         <w:rPr>
           <w:rStyle w:val="normaltextrun"/>
-          <w:rFonts w:ascii="Arial Narrow" w:hAnsi="Arial Narrow" w:cs="Segoe UI"/>
-          <w:sz w:val="21"/>
-          <w:szCs w:val="21"/>
+          <w:rFonts w:ascii="Arial Narrow" w:eastAsia="Arial Narrow" w:hAnsi="Arial Narrow" w:cs="Arial Narrow"/>
+          <w:sz w:val="22"/>
+          <w:szCs w:val="22"/>
           <w:lang w:val="es-ES"/>
         </w:rPr>
         <w:t/>
@@ -4145,7 +4149,7 @@
       </w:pPr>
       <w:r>
         <w:rPr>
-          <w:rFonts w:ascii="Arial Narrow" w:hAnsi="Arial Narrow" w:cs="Arial"/>
+          <w:rFonts w:ascii="Arial Narrow" w:eastAsia="Arial Narrow" w:hAnsi="Arial Narrow" w:cs="Arial Narrow"/>
           <w:spacing w:val="-3"/>
           <w:sz w:val="22"/>
           <w:szCs w:val="22"/>
@@ -4155,7 +4159,7 @@
       </w:r>
       <w:r>
         <w:rPr>
-          <w:rFonts w:ascii="Arial Narrow" w:hAnsi="Arial Narrow" w:cs="Arial"/>
+          <w:rFonts w:ascii="Arial Narrow" w:eastAsia="Arial Narrow" w:hAnsi="Arial Narrow" w:cs="Arial Narrow"/>
           <w:spacing w:val="-3"/>
           <w:sz w:val="22"/>
           <w:szCs w:val="22"/>
@@ -4166,7 +4170,7 @@
       <w:r>
         <w:rPr>
           <w:rStyle w:val="normaltextrun"/>
-          <w:rFonts w:ascii="Arial Narrow" w:hAnsi="Arial Narrow" w:cs="Segoe UI"/>
+          <w:rFonts w:ascii="Arial Narrow" w:eastAsia="Arial Narrow" w:hAnsi="Arial Narrow" w:cs="Arial Narrow"/>
           <w:sz w:val="22"/>
           <w:szCs w:val="22"/>
           <w:lang w:val="es-ES"/>
@@ -4177,7 +4181,7 @@
       <w:r>
         <w:rPr>
           <w:rStyle w:val="normaltextrun"/>
-          <w:rFonts w:ascii="Arial Narrow" w:hAnsi="Arial Narrow" w:cs="Segoe UI"/>
+          <w:rFonts w:ascii="Arial Narrow" w:eastAsia="Arial Narrow" w:hAnsi="Arial Narrow" w:cs="Arial Narrow"/>
           <w:sz w:val="22"/>
           <w:szCs w:val="22"/>
           <w:lang w:val="es-ES"/>
@@ -4188,7 +4192,7 @@
       <w:r>
         <w:rPr>
           <w:rStyle w:val="normaltextrun"/>
-          <w:rFonts w:ascii="Arial Narrow" w:hAnsi="Arial Narrow" w:cs="Segoe UI"/>
+          <w:rFonts w:ascii="Arial Narrow" w:eastAsia="Arial Narrow" w:hAnsi="Arial Narrow" w:cs="Arial Narrow"/>
           <w:sz w:val="22"/>
           <w:szCs w:val="22"/>
           <w:lang w:val="es-ES"/>
@@ -4197,7 +4201,7 @@
       </w:r>
       <w:r>
         <w:rPr>
-          <w:rFonts w:ascii="Arial Narrow" w:hAnsi="Arial Narrow" w:cs="Arial"/>
+          <w:rFonts w:ascii="Arial Narrow" w:eastAsia="Arial Narrow" w:hAnsi="Arial Narrow" w:cs="Arial Narrow"/>
           <w:spacing w:val="-3"/>
           <w:sz w:val="22"/>
           <w:szCs w:val="22"/>
@@ -4207,7 +4211,7 @@
       </w:r>
       <w:r>
         <w:rPr>
-          <w:rFonts w:ascii="Arial Narrow" w:hAnsi="Arial Narrow" w:cs="Arial"/>
+          <w:rFonts w:ascii="Arial Narrow" w:eastAsia="Arial Narrow" w:hAnsi="Arial Narrow" w:cs="Arial Narrow"/>
           <w:spacing w:val="-3"/>
           <w:sz w:val="22"/>
           <w:szCs w:val="22"/>
@@ -4217,7 +4221,7 @@
       </w:r>
       <w:r>
         <w:rPr>
-          <w:rFonts w:ascii="Arial Narrow" w:hAnsi="Arial Narrow" w:cs="Arial"/>
+          <w:rFonts w:ascii="Arial Narrow" w:eastAsia="Arial Narrow" w:hAnsi="Arial Narrow" w:cs="Arial Narrow"/>
           <w:spacing w:val="-3"/>
           <w:sz w:val="22"/>
           <w:szCs w:val="22"/>
@@ -4227,7 +4231,7 @@
       </w:r>
       <w:r>
         <w:rPr>
-          <w:rFonts w:ascii="Arial Narrow" w:hAnsi="Arial Narrow"/>
+          <w:rFonts w:ascii="Arial Narrow" w:eastAsia="Arial Narrow" w:hAnsi="Arial Narrow" w:cs="Arial Narrow"/>
           <w:sz w:val="22"/>
           <w:szCs w:val="22"/>
         </w:rPr>
@@ -4235,7 +4239,7 @@
       </w:r>
       <w:r>
         <w:rPr>
-          <w:rFonts w:ascii="Arial Narrow" w:hAnsi="Arial Narrow"/>
+          <w:rFonts w:ascii="Arial Narrow" w:eastAsia="Arial Narrow" w:hAnsi="Arial Narrow" w:cs="Arial Narrow"/>
           <w:sz w:val="22"/>
           <w:szCs w:val="22"/>
         </w:rPr>
@@ -4243,7 +4247,7 @@
       </w:r>
       <w:r>
         <w:rPr>
-          <w:rFonts w:ascii="Arial Narrow" w:hAnsi="Arial Narrow"/>
+          <w:rFonts w:ascii="Arial Narrow" w:eastAsia="Arial Narrow" w:hAnsi="Arial Narrow" w:cs="Arial Narrow"/>
           <w:sz w:val="22"/>
           <w:szCs w:val="22"/>
         </w:rPr>
@@ -4254,7 +4258,7 @@
       <w:pPr>
         <w:pStyle w:val="Prrafodelista"/>
         <w:rPr>
-          <w:rFonts w:ascii="Arial Narrow" w:hAnsi="Arial Narrow" w:cs="Arial"/>
+          <w:rFonts w:ascii="Arial Narrow" w:eastAsia="Arial Narrow" w:hAnsi="Arial Narrow" w:cs="Arial Narrow"/>
           <w:i/>
           <w:iCs/>
           <w:spacing w:val="-3"/>
@@ -4280,7 +4284,7 @@
       </w:pPr>
       <w:r>
         <w:rPr>
-          <w:rFonts w:ascii="Arial Narrow" w:hAnsi="Arial Narrow" w:cs="Arial"/>
+          <w:rFonts w:ascii="Arial Narrow" w:eastAsia="Arial Narrow" w:hAnsi="Arial Narrow" w:cs="Arial Narrow"/>
           <w:spacing w:val="-3"/>
           <w:sz w:val="22"/>
           <w:szCs w:val="22"/>
@@ -4290,7 +4294,7 @@
       </w:r>
       <w:r>
         <w:rPr>
-          <w:rFonts w:ascii="Arial Narrow" w:hAnsi="Arial Narrow" w:cs="Arial"/>
+          <w:rFonts w:ascii="Arial Narrow" w:eastAsia="Arial Narrow" w:hAnsi="Arial Narrow" w:cs="Arial Narrow"/>
           <w:color w:val="000000"/>
           <w:sz w:val="22"/>
           <w:szCs w:val="22"/>
@@ -4300,7 +4304,7 @@
       </w:r>
       <w:r>
         <w:rPr>
-          <w:rFonts w:ascii="Arial Narrow" w:hAnsi="Arial Narrow" w:cs="Arial"/>
+          <w:rFonts w:ascii="Arial Narrow" w:eastAsia="Arial Narrow" w:hAnsi="Arial Narrow" w:cs="Arial Narrow"/>
           <w:spacing w:val="-3"/>
           <w:sz w:val="22"/>
           <w:szCs w:val="22"/>
@@ -4339,7 +4343,7 @@
       </w:r>
       <w:r>
         <w:rPr>
-          <w:rFonts w:ascii="Arial Narrow" w:hAnsi="Arial Narrow" w:cs="Arial"/>
+          <w:rFonts w:ascii="Arial Narrow" w:eastAsia="Arial Narrow" w:hAnsi="Arial Narrow" w:cs="Arial Narrow"/>
           <w:spacing w:val="-3"/>
           <w:sz w:val="22"/>
           <w:szCs w:val="22"/>
@@ -4349,7 +4353,7 @@
       </w:r>
       <w:r>
         <w:rPr>
-          <w:rFonts w:ascii="Arial Narrow" w:hAnsi="Arial Narrow" w:cs="Arial"/>
+          <w:rFonts w:ascii="Arial Narrow" w:eastAsia="Arial Narrow" w:hAnsi="Arial Narrow" w:cs="Arial Narrow"/>
           <w:spacing w:val="-3"/>
           <w:sz w:val="22"/>
           <w:szCs w:val="22"/>
@@ -4359,7 +4363,7 @@
       </w:r>
       <w:r>
         <w:rPr>
-          <w:rFonts w:ascii="Arial Narrow" w:hAnsi="Arial Narrow" w:cs="Arial"/>
+          <w:rFonts w:ascii="Arial Narrow" w:eastAsia="Arial Narrow" w:hAnsi="Arial Narrow" w:cs="Arial Narrow"/>
           <w:spacing w:val="-3"/>
           <w:sz w:val="22"/>
           <w:szCs w:val="22"/>
@@ -4369,7 +4373,7 @@
       </w:r>
       <w:r>
         <w:rPr>
-          <w:rFonts w:ascii="Arial Narrow" w:hAnsi="Arial Narrow" w:cs="Arial"/>
+          <w:rFonts w:ascii="Arial Narrow" w:eastAsia="Arial Narrow" w:hAnsi="Arial Narrow" w:cs="Arial Narrow"/>
           <w:i/>
           <w:iCs/>
           <w:spacing w:val="-3"/>
@@ -4381,7 +4385,7 @@
       </w:r>
       <w:r>
         <w:rPr>
-          <w:rFonts w:ascii="Arial Narrow" w:hAnsi="Arial Narrow" w:cs="Arial"/>
+          <w:rFonts w:ascii="Arial Narrow" w:eastAsia="Arial Narrow" w:hAnsi="Arial Narrow" w:cs="Arial Narrow"/>
           <w:spacing w:val="-3"/>
           <w:sz w:val="22"/>
           <w:szCs w:val="22"/>
@@ -4391,7 +4395,7 @@
       </w:r>
       <w:r>
         <w:rPr>
-          <w:rFonts w:ascii="Arial Narrow" w:hAnsi="Arial Narrow" w:cs="Arial"/>
+          <w:rFonts w:ascii="Arial Narrow" w:eastAsia="Arial Narrow" w:hAnsi="Arial Narrow" w:cs="Arial Narrow"/>
           <w:spacing w:val="-3"/>
           <w:sz w:val="22"/>
           <w:szCs w:val="22"/>
@@ -4401,7 +4405,7 @@
       </w:r>
       <w:r>
         <w:rPr>
-          <w:rFonts w:ascii="Arial Narrow" w:hAnsi="Arial Narrow" w:cs="Arial"/>
+          <w:rFonts w:ascii="Arial Narrow" w:eastAsia="Arial Narrow" w:hAnsi="Arial Narrow" w:cs="Arial Narrow"/>
           <w:sz w:val="22"/>
           <w:szCs w:val="22"/>
         </w:rPr>
@@ -4409,7 +4413,7 @@
       </w:r>
       <w:r>
         <w:rPr>
-          <w:rFonts w:ascii="Arial Narrow" w:hAnsi="Arial Narrow" w:cs="Arial"/>
+          <w:rFonts w:ascii="Arial Narrow" w:eastAsia="Arial Narrow" w:hAnsi="Arial Narrow" w:cs="Arial Narrow"/>
           <w:sz w:val="22"/>
           <w:szCs w:val="22"/>
         </w:rPr>
@@ -4417,7 +4421,7 @@
       </w:r>
       <w:r>
         <w:rPr>
-          <w:rFonts w:ascii="Arial Narrow" w:hAnsi="Arial Narrow" w:cs="Arial"/>
+          <w:rFonts w:ascii="Arial Narrow" w:eastAsia="Arial Narrow" w:hAnsi="Arial Narrow" w:cs="Arial Narrow"/>
           <w:sz w:val="22"/>
           <w:szCs w:val="22"/>
         </w:rPr>
@@ -4433,7 +4437,7 @@
       </w:r>
       <w:r>
         <w:rPr>
-          <w:rFonts w:ascii="Arial Narrow" w:hAnsi="Arial Narrow" w:cs="Arial"/>
+          <w:rFonts w:ascii="Arial Narrow" w:eastAsia="Arial Narrow" w:hAnsi="Arial Narrow" w:cs="Arial Narrow"/>
           <w:sz w:val="22"/>
           <w:szCs w:val="22"/>
         </w:rPr>
@@ -4443,7 +4447,7 @@
     <w:p>
       <w:pPr>
         <w:rPr>
-          <w:rFonts w:ascii="Arial Narrow" w:hAnsi="Arial Narrow" w:cs="Arial"/>
+          <w:rFonts w:ascii="Arial Narrow" w:eastAsia="Arial Narrow" w:hAnsi="Arial Narrow" w:cs="Arial Narrow"/>
           <w:sz w:val="22"/>
           <w:szCs w:val="22"/>
         </w:rPr>
@@ -4466,7 +4470,7 @@
       </w:pPr>
       <w:r>
         <w:rPr>
-          <w:rFonts w:ascii="Arial Narrow" w:hAnsi="Arial Narrow" w:cs="Arial"/>
+          <w:rFonts w:ascii="Arial Narrow" w:eastAsia="Arial Narrow" w:hAnsi="Arial Narrow" w:cs="Arial Narrow"/>
           <w:sz w:val="22"/>
           <w:szCs w:val="22"/>
         </w:rPr>
@@ -4503,7 +4507,7 @@
       </w:r>
       <w:r>
         <w:rPr>
-          <w:rFonts w:ascii="Arial Narrow" w:hAnsi="Arial Narrow" w:cs="Arial"/>
+          <w:rFonts w:ascii="Arial Narrow" w:eastAsia="Arial Narrow" w:hAnsi="Arial Narrow" w:cs="Arial Narrow"/>
           <w:sz w:val="22"/>
           <w:szCs w:val="22"/>
         </w:rPr>
@@ -4511,7 +4515,7 @@
       </w:r>
       <w:r>
         <w:rPr>
-          <w:rFonts w:ascii="Arial Narrow" w:hAnsi="Arial Narrow" w:cs="Arial"/>
+          <w:rFonts w:ascii="Arial Narrow" w:eastAsia="Arial Narrow" w:hAnsi="Arial Narrow" w:cs="Arial Narrow"/>
           <w:sz w:val="22"/>
           <w:szCs w:val="22"/>
         </w:rPr>
@@ -4519,7 +4523,7 @@
       </w:r>
       <w:r>
         <w:rPr>
-          <w:rFonts w:ascii="Arial Narrow" w:hAnsi="Arial Narrow" w:cs="Arial"/>
+          <w:rFonts w:ascii="Arial Narrow" w:eastAsia="Arial Narrow" w:hAnsi="Arial Narrow" w:cs="Arial Narrow"/>
           <w:sz w:val="22"/>
           <w:szCs w:val="22"/>
         </w:rPr>
@@ -4527,7 +4531,7 @@
       </w:r>
       <w:r>
         <w:rPr>
-          <w:rFonts w:ascii="Arial Narrow" w:hAnsi="Arial Narrow" w:cs="Arial"/>
+          <w:rFonts w:ascii="Arial Narrow" w:eastAsia="Arial Narrow" w:hAnsi="Arial Narrow" w:cs="Arial Narrow"/>
           <w:sz w:val="22"/>
           <w:szCs w:val="22"/>
         </w:rPr>
@@ -4535,7 +4539,7 @@
       </w:r>
       <w:r>
         <w:rPr>
-          <w:rFonts w:ascii="Arial Narrow" w:hAnsi="Arial Narrow" w:cs="Arial"/>
+          <w:rFonts w:ascii="Arial Narrow" w:eastAsia="Arial Narrow" w:hAnsi="Arial Narrow" w:cs="Arial Narrow"/>
           <w:sz w:val="22"/>
           <w:szCs w:val="22"/>
         </w:rPr>
@@ -4546,7 +4550,7 @@
       <w:pPr>
         <w:pStyle w:val="Prrafodelista"/>
         <w:rPr>
-          <w:rFonts w:ascii="Arial Narrow" w:hAnsi="Arial Narrow" w:cs="Arial"/>
+          <w:rFonts w:ascii="Arial Narrow" w:eastAsia="Arial Narrow" w:hAnsi="Arial Narrow" w:cs="Arial Narrow"/>
           <w:sz w:val="22"/>
           <w:szCs w:val="22"/>
         </w:rPr>
@@ -4569,7 +4573,7 @@
       </w:pPr>
       <w:r>
         <w:rPr>
-          <w:rFonts w:ascii="Arial Narrow" w:hAnsi="Arial Narrow" w:cs="Arial"/>
+          <w:rFonts w:ascii="Arial Narrow" w:eastAsia="Arial Narrow" w:hAnsi="Arial Narrow" w:cs="Arial Narrow"/>
           <w:sz w:val="22"/>
           <w:szCs w:val="22"/>
         </w:rPr>
@@ -4586,7 +4590,7 @@
       </w:r>
       <w:r>
         <w:rPr>
-          <w:rFonts w:ascii="Arial Narrow" w:hAnsi="Arial Narrow" w:cs="Arial"/>
+          <w:rFonts w:ascii="Arial Narrow" w:eastAsia="Arial Narrow" w:hAnsi="Arial Narrow" w:cs="Arial Narrow"/>
           <w:sz w:val="22"/>
           <w:szCs w:val="22"/>
         </w:rPr>
@@ -4659,7 +4663,7 @@
       </w:r>
       <w:r>
         <w:rPr>
-          <w:rFonts w:ascii="Arial Narrow" w:hAnsi="Arial Narrow" w:cs="Arial"/>
+          <w:rFonts w:ascii="Arial Narrow" w:eastAsia="Arial Narrow" w:hAnsi="Arial Narrow" w:cs="Arial Narrow"/>
           <w:sz w:val="22"/>
           <w:szCs w:val="22"/>
         </w:rPr>
@@ -4668,7 +4672,7 @@
       <w:proofErr w:type="spellStart"/>
       <w:r>
         <w:rPr>
-          <w:rFonts w:ascii="Arial Narrow" w:hAnsi="Arial Narrow" w:cs="Arial"/>
+          <w:rFonts w:ascii="Arial Narrow" w:eastAsia="Arial Narrow" w:hAnsi="Arial Narrow" w:cs="Arial Narrow"/>
           <w:sz w:val="22"/>
           <w:szCs w:val="22"/>
         </w:rPr>
@@ -4677,7 +4681,7 @@
       <w:proofErr w:type="spellEnd"/>
       <w:r>
         <w:rPr>
-          <w:rFonts w:ascii="Arial Narrow" w:hAnsi="Arial Narrow" w:cs="Arial"/>
+          <w:rFonts w:ascii="Arial Narrow" w:eastAsia="Arial Narrow" w:hAnsi="Arial Narrow" w:cs="Arial Narrow"/>
           <w:sz w:val="22"/>
           <w:szCs w:val="22"/>
         </w:rPr>
@@ -4686,7 +4690,7 @@
       <w:proofErr w:type="spellStart"/>
       <w:r>
         <w:rPr>
-          <w:rFonts w:ascii="Arial Narrow" w:hAnsi="Arial Narrow" w:cs="Arial"/>
+          <w:rFonts w:ascii="Arial Narrow" w:eastAsia="Arial Narrow" w:hAnsi="Arial Narrow" w:cs="Arial Narrow"/>
           <w:sz w:val="22"/>
           <w:szCs w:val="22"/>
         </w:rPr>
@@ -4694,7 +4698,7 @@
       </w:r>
       <w:r>
         <w:rPr>
-          <w:rFonts w:ascii="Arial Narrow" w:hAnsi="Arial Narrow" w:cs="Arial"/>
+          <w:rFonts w:ascii="Arial Narrow" w:eastAsia="Arial Narrow" w:hAnsi="Arial Narrow" w:cs="Arial Narrow"/>
           <w:sz w:val="22"/>
           <w:szCs w:val="22"/>
         </w:rPr>
@@ -4703,7 +4707,7 @@
       <w:proofErr w:type="spellEnd"/>
       <w:r>
         <w:rPr>
-          <w:rFonts w:ascii="Arial Narrow" w:hAnsi="Arial Narrow" w:cs="Arial"/>
+          <w:rFonts w:ascii="Arial Narrow" w:eastAsia="Arial Narrow" w:hAnsi="Arial Narrow" w:cs="Arial Narrow"/>
           <w:sz w:val="22"/>
           <w:szCs w:val="22"/>
         </w:rPr>
@@ -4712,7 +4716,7 @@
       <w:proofErr w:type="spellStart"/>
       <w:r>
         <w:rPr>
-          <w:rFonts w:ascii="Arial Narrow" w:hAnsi="Arial Narrow" w:cs="Arial"/>
+          <w:rFonts w:ascii="Arial Narrow" w:eastAsia="Arial Narrow" w:hAnsi="Arial Narrow" w:cs="Arial Narrow"/>
           <w:sz w:val="22"/>
           <w:szCs w:val="22"/>
         </w:rPr>
@@ -4721,7 +4725,7 @@
       <w:proofErr w:type="spellEnd"/>
       <w:r>
         <w:rPr>
-          <w:rFonts w:ascii="Arial Narrow" w:hAnsi="Arial Narrow" w:cs="Arial"/>
+          <w:rFonts w:ascii="Arial Narrow" w:eastAsia="Arial Narrow" w:hAnsi="Arial Narrow" w:cs="Arial Narrow"/>
           <w:sz w:val="22"/>
           <w:szCs w:val="22"/>
         </w:rPr>
@@ -4732,7 +4736,7 @@
       <w:pPr>
         <w:pStyle w:val="Prrafodelista"/>
         <w:rPr>
-          <w:rFonts w:ascii="Arial Narrow" w:hAnsi="Arial Narrow" w:cs="Arial"/>
+          <w:rFonts w:ascii="Arial Narrow" w:eastAsia="Arial Narrow" w:hAnsi="Arial Narrow" w:cs="Arial Narrow"/>
           <w:sz w:val="22"/>
           <w:szCs w:val="22"/>
         </w:rPr>
@@ -4755,7 +4759,7 @@
       </w:pPr>
       <w:r>
         <w:rPr>
-          <w:rFonts w:ascii="Arial Narrow" w:hAnsi="Arial Narrow" w:cs="Arial"/>
+          <w:rFonts w:ascii="Arial Narrow" w:eastAsia="Arial Narrow" w:hAnsi="Arial Narrow" w:cs="Arial Narrow"/>
           <w:sz w:val="22"/>
           <w:szCs w:val="22"/>
         </w:rPr>
@@ -4766,7 +4770,7 @@
       <w:pPr>
         <w:contextualSpacing/>
         <w:rPr>
-          <w:rFonts w:ascii="Arial Narrow" w:hAnsi="Arial Narrow" w:cs="Arial"/>
+          <w:rFonts w:ascii="Arial Narrow" w:eastAsia="Arial Narrow" w:hAnsi="Arial Narrow" w:cs="Arial Narrow"/>
           <w:sz w:val="22"/>
           <w:szCs w:val="22"/>
         </w:rPr>
@@ -4776,16 +4780,16 @@
       <w:pPr>
         <w:contextualSpacing/>
         <w:rPr>
-          <w:rFonts w:ascii="Arial Narrow" w:hAnsi="Arial Narrow"/>
-          <w:b/>
-          <w:bCs/>
-          <w:sz w:val="22"/>
-          <w:szCs w:val="22"/>
-        </w:rPr>
-      </w:pPr>
-      <w:r>
-        <w:rPr>
-          <w:rFonts w:ascii="Arial Narrow" w:hAnsi="Arial Narrow"/>
+          <w:rFonts w:ascii="Arial Narrow" w:eastAsia="Arial Narrow" w:hAnsi="Arial Narrow" w:cs="Arial Narrow"/>
+          <w:b/>
+          <w:bCs/>
+          <w:sz w:val="22"/>
+          <w:szCs w:val="22"/>
+        </w:rPr>
+      </w:pPr>
+      <w:r>
+        <w:rPr>
+          <w:rFonts w:ascii="Arial Narrow" w:eastAsia="Arial Narrow" w:hAnsi="Arial Narrow" w:cs="Arial Narrow"/>
           <w:b/>
           <w:bCs/>
           <w:sz w:val="22"/>
@@ -4813,14 +4817,14 @@
         <w:ind w:left="567" w:hanging="567"/>
         <w:jc w:val="both"/>
         <w:rPr>
-          <w:rFonts w:ascii="Arial Narrow" w:hAnsi="Arial Narrow" w:cs="Arial"/>
-          <w:sz w:val="22"/>
-          <w:szCs w:val="22"/>
-        </w:rPr>
-      </w:pPr>
-      <w:r>
-        <w:rPr>
-          <w:rFonts w:ascii="Arial Narrow" w:hAnsi="Arial Narrow" w:cs="Arial"/>
+          <w:rFonts w:ascii="Arial Narrow" w:eastAsia="Arial Narrow" w:hAnsi="Arial Narrow" w:cs="Arial Narrow"/>
+          <w:sz w:val="22"/>
+          <w:szCs w:val="22"/>
+        </w:rPr>
+      </w:pPr>
+      <w:r>
+        <w:rPr>
+          <w:rFonts w:ascii="Arial Narrow" w:eastAsia="Arial Narrow" w:hAnsi="Arial Narrow" w:cs="Arial Narrow"/>
           <w:sz w:val="22"/>
           <w:szCs w:val="22"/>
           <w:lang w:eastAsia="en-US"/>
@@ -4858,7 +4862,7 @@
       </w:r>
       <w:r>
         <w:rPr>
-          <w:rFonts w:ascii="Arial Narrow" w:hAnsi="Arial Narrow" w:cs="Arial"/>
+          <w:rFonts w:ascii="Arial Narrow" w:eastAsia="Arial Narrow" w:hAnsi="Arial Narrow" w:cs="Arial Narrow"/>
           <w:sz w:val="22"/>
           <w:szCs w:val="22"/>
           <w:lang w:eastAsia="en-US"/>
@@ -4867,7 +4871,7 @@
       </w:r>
       <w:r>
         <w:rPr>
-          <w:rFonts w:ascii="Arial Narrow" w:hAnsi="Arial Narrow" w:cs="Arial"/>
+          <w:rFonts w:ascii="Arial Narrow" w:eastAsia="Arial Narrow" w:hAnsi="Arial Narrow" w:cs="Arial Narrow"/>
           <w:sz w:val="22"/>
           <w:szCs w:val="22"/>
           <w:lang w:eastAsia="en-US"/>
@@ -4876,7 +4880,7 @@
       </w:r>
       <w:r>
         <w:rPr>
-          <w:rFonts w:ascii="Arial Narrow" w:hAnsi="Arial Narrow" w:cs="Arial"/>
+          <w:rFonts w:ascii="Arial Narrow" w:eastAsia="Arial Narrow" w:hAnsi="Arial Narrow" w:cs="Arial Narrow"/>
           <w:spacing w:val="-3"/>
           <w:sz w:val="22"/>
           <w:szCs w:val="22"/>
@@ -4886,7 +4890,7 @@
       </w:r>
       <w:r>
         <w:rPr>
-          <w:rFonts w:ascii="Arial Narrow" w:hAnsi="Arial Narrow" w:cs="Arial"/>
+          <w:rFonts w:ascii="Arial Narrow" w:eastAsia="Arial Narrow" w:hAnsi="Arial Narrow" w:cs="Arial Narrow"/>
           <w:i/>
           <w:iCs/>
           <w:spacing w:val="-3"/>
@@ -4898,7 +4902,7 @@
       </w:r>
       <w:r>
         <w:rPr>
-          <w:rFonts w:ascii="Arial Narrow" w:hAnsi="Arial Narrow" w:cs="Arial"/>
+          <w:rFonts w:ascii="Arial Narrow" w:eastAsia="Arial Narrow" w:hAnsi="Arial Narrow" w:cs="Arial Narrow"/>
           <w:spacing w:val="-3"/>
           <w:sz w:val="22"/>
           <w:szCs w:val="22"/>
@@ -4908,7 +4912,7 @@
       </w:r>
       <w:r>
         <w:rPr>
-          <w:rFonts w:ascii="Arial Narrow" w:hAnsi="Arial Narrow" w:cs="Arial"/>
+          <w:rFonts w:ascii="Arial Narrow" w:eastAsia="Arial Narrow" w:hAnsi="Arial Narrow" w:cs="Arial Narrow"/>
           <w:spacing w:val="-3"/>
           <w:sz w:val="22"/>
           <w:szCs w:val="22"/>
@@ -4918,7 +4922,7 @@
       </w:r>
       <w:r>
         <w:rPr>
-          <w:rFonts w:ascii="Arial Narrow" w:hAnsi="Arial Narrow" w:cs="Arial"/>
+          <w:rFonts w:ascii="Arial Narrow" w:eastAsia="Arial Narrow" w:hAnsi="Arial Narrow" w:cs="Arial Narrow"/>
           <w:sz w:val="22"/>
           <w:szCs w:val="22"/>
         </w:rPr>
@@ -4926,7 +4930,7 @@
       </w:r>
       <w:r>
         <w:rPr>
-          <w:rFonts w:ascii="Arial Narrow" w:hAnsi="Arial Narrow" w:cs="Arial"/>
+          <w:rFonts w:ascii="Arial Narrow" w:eastAsia="Arial Narrow" w:hAnsi="Arial Narrow" w:cs="Arial Narrow"/>
           <w:sz w:val="22"/>
           <w:szCs w:val="22"/>
           <w:lang w:eastAsia="en-US"/>
@@ -4935,7 +4939,7 @@
       </w:r>
       <w:r>
         <w:rPr>
-          <w:rFonts w:ascii="Arial Narrow" w:hAnsi="Arial Narrow" w:cs="Arial"/>
+          <w:rFonts w:ascii="Arial Narrow" w:eastAsia="Arial Narrow" w:hAnsi="Arial Narrow" w:cs="Arial Narrow"/>
           <w:sz w:val="22"/>
           <w:szCs w:val="22"/>
           <w:lang w:eastAsia="en-US"/>
@@ -4944,7 +4948,7 @@
       </w:r>
       <w:r>
         <w:rPr>
-          <w:rFonts w:ascii="Arial Narrow" w:hAnsi="Arial Narrow" w:cs="Arial"/>
+          <w:rFonts w:ascii="Arial Narrow" w:eastAsia="Arial Narrow" w:hAnsi="Arial Narrow" w:cs="Arial Narrow"/>
           <w:sz w:val="22"/>
           <w:szCs w:val="22"/>
           <w:lang w:eastAsia="en-US"/>
@@ -4953,7 +4957,7 @@
       </w:r>
       <w:r>
         <w:rPr>
-          <w:rFonts w:ascii="Arial Narrow" w:hAnsi="Arial Narrow" w:cs="Arial"/>
+          <w:rFonts w:ascii="Arial Narrow" w:eastAsia="Arial Narrow" w:hAnsi="Arial Narrow" w:cs="Arial Narrow"/>
           <w:sz w:val="22"/>
           <w:szCs w:val="22"/>
         </w:rPr>
@@ -4961,7 +4965,7 @@
       </w:r>
       <w:r>
         <w:rPr>
-          <w:rFonts w:ascii="Arial Narrow" w:eastAsiaTheme="minorEastAsia" w:hAnsi="Arial Narrow" w:cs="Arial"/>
+          <w:rFonts w:ascii="Arial Narrow" w:eastAsia="Arial Narrow" w:hAnsi="Arial Narrow" w:cs="Arial Narrow"/>
           <w:sz w:val="22"/>
           <w:szCs w:val="22"/>
           <w:lang w:eastAsia="en-US"/>
@@ -4970,7 +4974,7 @@
       </w:r>
       <w:r>
         <w:rPr>
-          <w:rFonts w:ascii="Arial Narrow" w:eastAsiaTheme="minorEastAsia" w:hAnsi="Arial Narrow" w:cs="Arial"/>
+          <w:rFonts w:ascii="Arial Narrow" w:eastAsia="Arial Narrow" w:hAnsi="Arial Narrow" w:cs="Arial Narrow"/>
           <w:i/>
           <w:iCs/>
           <w:sz w:val="22"/>
@@ -4981,7 +4985,7 @@
       </w:r>
       <w:r>
         <w:rPr>
-          <w:rFonts w:ascii="Arial Narrow" w:hAnsi="Arial Narrow" w:cs="Arial"/>
+          <w:rFonts w:ascii="Arial Narrow" w:eastAsia="Arial Narrow" w:hAnsi="Arial Narrow" w:cs="Arial Narrow"/>
           <w:sz w:val="22"/>
           <w:szCs w:val="22"/>
         </w:rPr>
@@ -4989,7 +4993,7 @@
       </w:r>
       <w:r>
         <w:rPr>
-          <w:rFonts w:ascii="Arial Narrow" w:hAnsi="Arial Narrow" w:cs="Arial"/>
+          <w:rFonts w:ascii="Arial Narrow" w:eastAsia="Arial Narrow" w:hAnsi="Arial Narrow" w:cs="Arial Narrow"/>
           <w:sz w:val="22"/>
           <w:szCs w:val="22"/>
           <w:lang w:eastAsia="en-US"/>
@@ -5000,7 +5004,7 @@
     <w:p>
       <w:pPr>
         <w:rPr>
-          <w:rFonts w:ascii="Arial Narrow" w:eastAsia="Arial" w:hAnsi="Arial Narrow" w:cs="Arial"/>
+          <w:rFonts w:ascii="Arial Narrow" w:eastAsia="Arial Narrow" w:hAnsi="Arial Narrow" w:cs="Arial Narrow"/>
           <w:sz w:val="22"/>
           <w:szCs w:val="22"/>
         </w:rPr>
@@ -5016,14 +5020,14 @@
         <w:ind w:left="567" w:hanging="567"/>
         <w:jc w:val="both"/>
         <w:rPr>
-          <w:rFonts w:ascii="Arial Narrow" w:hAnsi="Arial Narrow" w:cs="Arial"/>
-          <w:sz w:val="22"/>
-          <w:szCs w:val="22"/>
-        </w:rPr>
-      </w:pPr>
-      <w:r>
-        <w:rPr>
-          <w:rFonts w:ascii="Arial Narrow" w:eastAsia="Arial" w:hAnsi="Arial Narrow" w:cs="Arial"/>
+          <w:rFonts w:ascii="Arial Narrow" w:eastAsia="Arial Narrow" w:hAnsi="Arial Narrow" w:cs="Arial Narrow"/>
+          <w:sz w:val="22"/>
+          <w:szCs w:val="22"/>
+        </w:rPr>
+      </w:pPr>
+      <w:r>
+        <w:rPr>
+          <w:rFonts w:ascii="Arial Narrow" w:eastAsia="Arial Narrow" w:hAnsi="Arial Narrow" w:cs="Arial Narrow"/>
           <w:sz w:val="22"/>
           <w:szCs w:val="22"/>
         </w:rPr>
@@ -5031,7 +5035,7 @@
       </w:r>
       <w:r>
         <w:rPr>
-          <w:rFonts w:ascii="Arial Narrow" w:hAnsi="Arial Narrow" w:cs="Arial"/>
+          <w:rFonts w:ascii="Arial Narrow" w:eastAsia="Arial Narrow" w:hAnsi="Arial Narrow" w:cs="Arial Narrow"/>
           <w:spacing w:val="-3"/>
           <w:sz w:val="22"/>
           <w:szCs w:val="22"/>
@@ -5041,7 +5045,7 @@
       </w:r>
       <w:r>
         <w:rPr>
-          <w:rFonts w:ascii="Arial Narrow" w:hAnsi="Arial Narrow" w:cs="Arial"/>
+          <w:rFonts w:ascii="Arial Narrow" w:eastAsia="Arial Narrow" w:hAnsi="Arial Narrow" w:cs="Arial Narrow"/>
           <w:i/>
           <w:iCs/>
           <w:spacing w:val="-3"/>
@@ -5053,7 +5057,7 @@
       </w:r>
       <w:r>
         <w:rPr>
-          <w:rFonts w:ascii="Arial Narrow" w:hAnsi="Arial Narrow" w:cs="Arial"/>
+          <w:rFonts w:ascii="Arial Narrow" w:eastAsia="Arial Narrow" w:hAnsi="Arial Narrow" w:cs="Arial Narrow"/>
           <w:spacing w:val="-3"/>
           <w:sz w:val="22"/>
           <w:szCs w:val="22"/>
@@ -5063,7 +5067,7 @@
       </w:r>
       <w:r>
         <w:rPr>
-          <w:rFonts w:ascii="Arial Narrow" w:eastAsia="Arial" w:hAnsi="Arial Narrow" w:cs="Arial"/>
+          <w:rFonts w:ascii="Arial Narrow" w:eastAsia="Arial Narrow" w:hAnsi="Arial Narrow" w:cs="Arial Narrow"/>
           <w:sz w:val="22"/>
           <w:szCs w:val="22"/>
         </w:rPr>
@@ -5071,7 +5075,7 @@
       </w:r>
       <w:r>
         <w:rPr>
-          <w:rFonts w:ascii="Arial Narrow" w:hAnsi="Arial Narrow" w:cs="Arial"/>
+          <w:rFonts w:ascii="Arial Narrow" w:eastAsia="Arial Narrow" w:hAnsi="Arial Narrow" w:cs="Arial Narrow"/>
           <w:sz w:val="22"/>
           <w:szCs w:val="22"/>
           <w:lang w:eastAsia="en-US"/>
@@ -5080,7 +5084,7 @@
       </w:r>
       <w:r>
         <w:rPr>
-          <w:rFonts w:ascii="Arial Narrow" w:hAnsi="Arial Narrow" w:cs="Arial"/>
+          <w:rFonts w:ascii="Arial Narrow" w:eastAsia="Arial Narrow" w:hAnsi="Arial Narrow" w:cs="Arial Narrow"/>
           <w:sz w:val="22"/>
           <w:szCs w:val="22"/>
           <w:lang w:eastAsia="en-US"/>
@@ -5089,7 +5093,7 @@
       </w:r>
       <w:r>
         <w:rPr>
-          <w:rFonts w:ascii="Arial Narrow" w:eastAsia="Arial" w:hAnsi="Arial Narrow" w:cs="Arial"/>
+          <w:rFonts w:ascii="Arial Narrow" w:eastAsia="Arial Narrow" w:hAnsi="Arial Narrow" w:cs="Arial Narrow"/>
           <w:sz w:val="22"/>
           <w:szCs w:val="22"/>
         </w:rPr>
@@ -5097,7 +5101,7 @@
       </w:r>
       <w:r>
         <w:rPr>
-          <w:rFonts w:ascii="Arial Narrow" w:eastAsia="Arial" w:hAnsi="Arial Narrow" w:cs="Arial"/>
+          <w:rFonts w:ascii="Arial Narrow" w:eastAsia="Arial Narrow" w:hAnsi="Arial Narrow" w:cs="Arial Narrow"/>
           <w:sz w:val="22"/>
           <w:szCs w:val="22"/>
         </w:rPr>
@@ -5105,7 +5109,7 @@
       </w:r>
       <w:r>
         <w:rPr>
-          <w:rFonts w:ascii="Arial Narrow" w:eastAsia="Arial" w:hAnsi="Arial Narrow" w:cs="Arial"/>
+          <w:rFonts w:ascii="Arial Narrow" w:eastAsia="Arial Narrow" w:hAnsi="Arial Narrow" w:cs="Arial Narrow"/>
           <w:sz w:val="22"/>
           <w:szCs w:val="22"/>
         </w:rPr>
@@ -5113,7 +5117,7 @@
       </w:r>
       <w:r>
         <w:rPr>
-          <w:rFonts w:ascii="Arial Narrow" w:eastAsia="Arial" w:hAnsi="Arial Narrow" w:cs="Arial"/>
+          <w:rFonts w:ascii="Arial Narrow" w:eastAsia="Arial Narrow" w:hAnsi="Arial Narrow" w:cs="Arial Narrow"/>
           <w:sz w:val="22"/>
           <w:szCs w:val="22"/>
         </w:rPr>
@@ -5124,7 +5128,7 @@
       <w:pPr>
         <w:pStyle w:val="Prrafodelista"/>
         <w:rPr>
-          <w:rFonts w:ascii="Arial Narrow" w:hAnsi="Arial Narrow" w:cs="Arial"/>
+          <w:rFonts w:ascii="Arial Narrow" w:eastAsia="Arial Narrow" w:hAnsi="Arial Narrow" w:cs="Arial Narrow"/>
           <w:sz w:val="22"/>
           <w:szCs w:val="22"/>
         </w:rPr>
@@ -5140,14 +5144,14 @@
         <w:ind w:left="567" w:hanging="567"/>
         <w:jc w:val="both"/>
         <w:rPr>
-          <w:rFonts w:ascii="Arial Narrow" w:hAnsi="Arial Narrow" w:cs="Arial"/>
-          <w:sz w:val="22"/>
-          <w:szCs w:val="22"/>
-        </w:rPr>
-      </w:pPr>
-      <w:r>
-        <w:rPr>
-          <w:rFonts w:ascii="Arial Narrow" w:hAnsi="Arial Narrow" w:cs="Arial"/>
+          <w:rFonts w:ascii="Arial Narrow" w:eastAsia="Arial Narrow" w:hAnsi="Arial Narrow" w:cs="Arial Narrow"/>
+          <w:sz w:val="22"/>
+          <w:szCs w:val="22"/>
+        </w:rPr>
+      </w:pPr>
+      <w:r>
+        <w:rPr>
+          <w:rFonts w:ascii="Arial Narrow" w:eastAsia="Arial Narrow" w:hAnsi="Arial Narrow" w:cs="Arial Narrow"/>
           <w:sz w:val="22"/>
           <w:szCs w:val="22"/>
         </w:rPr>
@@ -5155,7 +5159,7 @@
       </w:r>
       <w:r>
         <w:rPr>
-          <w:rFonts w:ascii="Arial Narrow" w:hAnsi="Arial Narrow" w:cs="Arial"/>
+          <w:rFonts w:ascii="Arial Narrow" w:eastAsia="Arial Narrow" w:hAnsi="Arial Narrow" w:cs="Arial Narrow"/>
           <w:sz w:val="22"/>
           <w:szCs w:val="22"/>
         </w:rPr>
@@ -5163,7 +5167,7 @@
       </w:r>
       <w:r>
         <w:rPr>
-          <w:rFonts w:ascii="Arial Narrow" w:hAnsi="Arial Narrow" w:cs="Arial"/>
+          <w:rFonts w:ascii="Arial Narrow" w:eastAsia="Arial Narrow" w:hAnsi="Arial Narrow" w:cs="Arial Narrow"/>
           <w:sz w:val="22"/>
           <w:szCs w:val="22"/>
         </w:rPr>
@@ -5171,7 +5175,7 @@
       </w:r>
       <w:r>
         <w:rPr>
-          <w:rFonts w:ascii="Arial Narrow" w:hAnsi="Arial Narrow" w:cs="Arial"/>
+          <w:rFonts w:ascii="Arial Narrow" w:eastAsia="Arial Narrow" w:hAnsi="Arial Narrow" w:cs="Arial Narrow"/>
           <w:spacing w:val="-3"/>
           <w:sz w:val="22"/>
           <w:szCs w:val="22"/>
@@ -5181,7 +5185,7 @@
       </w:r>
       <w:r>
         <w:rPr>
-          <w:rFonts w:ascii="Arial Narrow" w:hAnsi="Arial Narrow" w:cs="Arial"/>
+          <w:rFonts w:ascii="Arial Narrow" w:eastAsia="Arial Narrow" w:hAnsi="Arial Narrow" w:cs="Arial Narrow"/>
           <w:i/>
           <w:iCs/>
           <w:spacing w:val="-3"/>
@@ -5193,7 +5197,7 @@
       </w:r>
       <w:r>
         <w:rPr>
-          <w:rFonts w:ascii="Arial Narrow" w:hAnsi="Arial Narrow" w:cs="Arial"/>
+          <w:rFonts w:ascii="Arial Narrow" w:eastAsia="Arial Narrow" w:hAnsi="Arial Narrow" w:cs="Arial Narrow"/>
           <w:spacing w:val="-3"/>
           <w:sz w:val="22"/>
           <w:szCs w:val="22"/>
@@ -5203,7 +5207,7 @@
       </w:r>
       <w:r>
         <w:rPr>
-          <w:rFonts w:ascii="Arial Narrow" w:hAnsi="Arial Narrow" w:cs="Arial"/>
+          <w:rFonts w:ascii="Arial Narrow" w:eastAsia="Arial Narrow" w:hAnsi="Arial Narrow" w:cs="Arial Narrow"/>
           <w:sz w:val="22"/>
           <w:szCs w:val="22"/>
         </w:rPr>
@@ -5211,7 +5215,7 @@
       </w:r>
       <w:r>
         <w:rPr>
-          <w:rFonts w:ascii="Arial Narrow" w:hAnsi="Arial Narrow" w:cs="Arial"/>
+          <w:rFonts w:ascii="Arial Narrow" w:eastAsia="Arial Narrow" w:hAnsi="Arial Narrow" w:cs="Arial Narrow"/>
           <w:sz w:val="22"/>
           <w:szCs w:val="22"/>
         </w:rPr>
@@ -5249,7 +5253,7 @@
       </w:r>
       <w:r>
         <w:rPr>
-          <w:rFonts w:ascii="Arial Narrow" w:hAnsi="Arial Narrow" w:cs="Arial"/>
+          <w:rFonts w:ascii="Arial Narrow" w:eastAsia="Arial Narrow" w:hAnsi="Arial Narrow" w:cs="Arial Narrow"/>
           <w:sz w:val="22"/>
           <w:szCs w:val="22"/>
         </w:rPr>
@@ -5257,7 +5261,7 @@
       </w:r>
       <w:r>
         <w:rPr>
-          <w:rFonts w:ascii="Arial Narrow" w:hAnsi="Arial Narrow" w:cs="Arial"/>
+          <w:rFonts w:ascii="Arial Narrow" w:eastAsia="Arial Narrow" w:hAnsi="Arial Narrow" w:cs="Arial Narrow"/>
           <w:sz w:val="22"/>
           <w:szCs w:val="22"/>
         </w:rPr>
@@ -5265,7 +5269,7 @@
       </w:r>
       <w:r>
         <w:rPr>
-          <w:rFonts w:ascii="Arial Narrow" w:hAnsi="Arial Narrow" w:cs="Arial"/>
+          <w:rFonts w:ascii="Arial Narrow" w:eastAsia="Arial Narrow" w:hAnsi="Arial Narrow" w:cs="Arial Narrow"/>
           <w:sz w:val="22"/>
           <w:szCs w:val="22"/>
         </w:rPr>
@@ -5273,7 +5277,7 @@
       </w:r>
       <w:r>
         <w:rPr>
-          <w:rFonts w:ascii="Arial Narrow" w:eastAsiaTheme="minorEastAsia" w:hAnsi="Arial Narrow" w:cs="Arial"/>
+          <w:rFonts w:ascii="Arial Narrow" w:eastAsia="Arial Narrow" w:hAnsi="Arial Narrow" w:cs="Arial Narrow"/>
           <w:sz w:val="22"/>
           <w:szCs w:val="22"/>
           <w:lang w:eastAsia="en-US"/>
@@ -5282,7 +5286,7 @@
       </w:r>
       <w:r>
         <w:rPr>
-          <w:rFonts w:ascii="Arial Narrow" w:eastAsiaTheme="minorEastAsia" w:hAnsi="Arial Narrow" w:cs="Arial"/>
+          <w:rFonts w:ascii="Arial Narrow" w:eastAsia="Arial Narrow" w:hAnsi="Arial Narrow" w:cs="Arial Narrow"/>
           <w:i/>
           <w:iCs/>
           <w:sz w:val="22"/>
@@ -5293,7 +5297,7 @@
       </w:r>
       <w:r>
         <w:rPr>
-          <w:rFonts w:ascii="Arial Narrow" w:hAnsi="Arial Narrow" w:cs="Arial"/>
+          <w:rFonts w:ascii="Arial Narrow" w:eastAsia="Arial Narrow" w:hAnsi="Arial Narrow" w:cs="Arial Narrow"/>
           <w:sz w:val="22"/>
           <w:szCs w:val="22"/>
         </w:rPr>
@@ -5301,7 +5305,7 @@
       </w:r>
       <w:r>
         <w:rPr>
-          <w:rFonts w:ascii="Arial Narrow" w:hAnsi="Arial Narrow" w:cs="Arial"/>
+          <w:rFonts w:ascii="Arial Narrow" w:eastAsia="Arial Narrow" w:hAnsi="Arial Narrow" w:cs="Arial Narrow"/>
           <w:sz w:val="22"/>
           <w:szCs w:val="22"/>
         </w:rPr>
@@ -5309,7 +5313,7 @@
       </w:r>
       <w:r>
         <w:rPr>
-          <w:rFonts w:ascii="Arial Narrow" w:hAnsi="Arial Narrow" w:cs="Arial"/>
+          <w:rFonts w:ascii="Arial Narrow" w:eastAsia="Arial Narrow" w:hAnsi="Arial Narrow" w:cs="Arial Narrow"/>
           <w:sz w:val="22"/>
           <w:szCs w:val="22"/>
         </w:rPr>
@@ -5320,7 +5324,7 @@
       <w:pPr>
         <w:pStyle w:val="Prrafodelista"/>
         <w:rPr>
-          <w:rFonts w:ascii="Arial Narrow" w:hAnsi="Arial Narrow" w:cs="Arial"/>
+          <w:rFonts w:ascii="Arial Narrow" w:eastAsia="Arial Narrow" w:hAnsi="Arial Narrow" w:cs="Arial Narrow"/>
           <w:sz w:val="22"/>
           <w:szCs w:val="22"/>
           <w:shd w:val="clear" w:color="auto" w:fill="FFFFFF"/>
@@ -5337,14 +5341,14 @@
         <w:ind w:left="567" w:hanging="567"/>
         <w:jc w:val="both"/>
         <w:rPr>
-          <w:rFonts w:ascii="Arial Narrow" w:hAnsi="Arial Narrow" w:cs="Arial"/>
-          <w:sz w:val="22"/>
-          <w:szCs w:val="22"/>
-        </w:rPr>
-      </w:pPr>
-      <w:r>
-        <w:rPr>
-          <w:rFonts w:ascii="Arial Narrow" w:hAnsi="Arial Narrow" w:cs="Arial"/>
+          <w:rFonts w:ascii="Arial Narrow" w:eastAsia="Arial Narrow" w:hAnsi="Arial Narrow" w:cs="Arial Narrow"/>
+          <w:sz w:val="22"/>
+          <w:szCs w:val="22"/>
+        </w:rPr>
+      </w:pPr>
+      <w:r>
+        <w:rPr>
+          <w:rFonts w:ascii="Arial Narrow" w:eastAsia="Arial Narrow" w:hAnsi="Arial Narrow" w:cs="Arial Narrow"/>
           <w:sz w:val="22"/>
           <w:szCs w:val="22"/>
           <w:shd w:val="clear" w:color="auto" w:fill="FFFFFF"/>
@@ -5354,7 +5358,9 @@
       <w:r>
         <w:rPr>
           <w:rStyle w:val="Refdenotaalpie"/>
-          <w:rFonts w:ascii="Arial Narrow" w:hAnsi="Arial Narrow"/>
+          <w:rFonts w:ascii="Arial Narrow" w:eastAsia="Arial Narrow" w:hAnsi="Arial Narrow" w:cs="Arial Narrow"/>
+          <w:sz w:val="22"/>
+          <w:szCs w:val="22"/>
           <w:shd w:val="clear" w:color="auto" w:fill="FFFFFF"/>
           <w:vertAlign w:val="superscript"/>
         </w:rPr>
@@ -5362,7 +5368,7 @@
       </w:r>
       <w:r>
         <w:rPr>
-          <w:rFonts w:ascii="Arial Narrow" w:hAnsi="Arial Narrow" w:cs="Arial"/>
+          <w:rFonts w:ascii="Arial Narrow" w:eastAsia="Arial Narrow" w:hAnsi="Arial Narrow" w:cs="Arial Narrow"/>
           <w:sz w:val="22"/>
           <w:szCs w:val="22"/>
           <w:shd w:val="clear" w:color="auto" w:fill="FFFFFF"/>
@@ -5374,7 +5380,7 @@
       <w:pPr>
         <w:pStyle w:val="Prrafodelista"/>
         <w:rPr>
-          <w:rFonts w:ascii="Arial Narrow" w:hAnsi="Arial Narrow"/>
+          <w:rFonts w:ascii="Arial Narrow" w:eastAsia="Arial Narrow" w:hAnsi="Arial Narrow" w:cs="Arial Narrow"/>
           <w:sz w:val="22"/>
           <w:szCs w:val="22"/>
         </w:rPr>
@@ -5390,14 +5396,14 @@
         <w:ind w:left="567" w:hanging="567"/>
         <w:jc w:val="both"/>
         <w:rPr>
-          <w:rFonts w:ascii="Arial Narrow" w:hAnsi="Arial Narrow" w:cs="Arial"/>
-          <w:sz w:val="22"/>
-          <w:szCs w:val="22"/>
-        </w:rPr>
-      </w:pPr>
-      <w:r>
-        <w:rPr>
-          <w:rFonts w:ascii="Arial Narrow" w:hAnsi="Arial Narrow"/>
+          <w:rFonts w:ascii="Arial Narrow" w:eastAsia="Arial Narrow" w:hAnsi="Arial Narrow" w:cs="Arial Narrow"/>
+          <w:sz w:val="22"/>
+          <w:szCs w:val="22"/>
+        </w:rPr>
+      </w:pPr>
+      <w:r>
+        <w:rPr>
+          <w:rFonts w:ascii="Arial Narrow" w:eastAsia="Arial Narrow" w:hAnsi="Arial Narrow" w:cs="Arial Narrow"/>
           <w:sz w:val="22"/>
           <w:szCs w:val="22"/>
         </w:rPr>
@@ -5405,7 +5411,7 @@
       </w:r>
       <w:r>
         <w:rPr>
-          <w:rFonts w:ascii="Arial Narrow" w:hAnsi="Arial Narrow"/>
+          <w:rFonts w:ascii="Arial Narrow" w:eastAsia="Arial Narrow" w:hAnsi="Arial Narrow" w:cs="Arial Narrow"/>
           <w:sz w:val="22"/>
           <w:szCs w:val="22"/>
         </w:rPr>
@@ -5413,7 +5419,7 @@
       </w:r>
       <w:r>
         <w:rPr>
-          <w:rFonts w:ascii="Arial Narrow" w:hAnsi="Arial Narrow"/>
+          <w:rFonts w:ascii="Arial Narrow" w:eastAsia="Arial Narrow" w:hAnsi="Arial Narrow" w:cs="Arial Narrow"/>
           <w:sz w:val="22"/>
           <w:szCs w:val="22"/>
         </w:rPr>
@@ -5421,7 +5427,7 @@
       </w:r>
       <w:r>
         <w:rPr>
-          <w:rFonts w:ascii="Arial Narrow" w:hAnsi="Arial Narrow" w:cs="Arial"/>
+          <w:rFonts w:ascii="Arial Narrow" w:eastAsia="Arial Narrow" w:hAnsi="Arial Narrow" w:cs="Arial Narrow"/>
           <w:sz w:val="22"/>
           <w:szCs w:val="22"/>
         </w:rPr>
@@ -5429,7 +5435,7 @@
       </w:r>
       <w:r>
         <w:rPr>
-          <w:rFonts w:ascii="Arial Narrow" w:hAnsi="Arial Narrow"/>
+          <w:rFonts w:ascii="Arial Narrow" w:eastAsia="Arial Narrow" w:hAnsi="Arial Narrow" w:cs="Arial Narrow"/>
           <w:sz w:val="22"/>
           <w:szCs w:val="22"/>
         </w:rPr>
@@ -5438,7 +5444,7 @@
       <w:r>
         <w:rPr>
           <w:rStyle w:val="Refdenotaalpie"/>
-          <w:rFonts w:ascii="Arial Narrow" w:hAnsi="Arial Narrow"/>
+          <w:rFonts w:ascii="Arial Narrow" w:eastAsia="Arial Narrow" w:hAnsi="Arial Narrow" w:cs="Arial Narrow"/>
           <w:sz w:val="22"/>
           <w:szCs w:val="22"/>
           <w:vertAlign w:val="superscript"/>
@@ -5447,7 +5453,7 @@
       </w:r>
       <w:r>
         <w:rPr>
-          <w:rFonts w:ascii="Arial Narrow" w:hAnsi="Arial Narrow"/>
+          <w:rFonts w:ascii="Arial Narrow" w:eastAsia="Arial Narrow" w:hAnsi="Arial Narrow" w:cs="Arial Narrow"/>
           <w:sz w:val="22"/>
           <w:szCs w:val="22"/>
         </w:rPr>
@@ -5458,7 +5464,7 @@
       <w:pPr>
         <w:pStyle w:val="Prrafodelista"/>
         <w:rPr>
-          <w:rFonts w:ascii="Arial Narrow" w:hAnsi="Arial Narrow" w:cs="Arial"/>
+          <w:rFonts w:ascii="Arial Narrow" w:eastAsia="Arial Narrow" w:hAnsi="Arial Narrow" w:cs="Arial Narrow"/>
           <w:sz w:val="22"/>
           <w:szCs w:val="22"/>
         </w:rPr>
@@ -5474,14 +5480,14 @@
         <w:ind w:left="567" w:hanging="567"/>
         <w:jc w:val="both"/>
         <w:rPr>
-          <w:rFonts w:ascii="Arial Narrow" w:hAnsi="Arial Narrow" w:cs="Arial"/>
-          <w:sz w:val="22"/>
-          <w:szCs w:val="22"/>
-        </w:rPr>
-      </w:pPr>
-      <w:r>
-        <w:rPr>
-          <w:rFonts w:ascii="Arial Narrow" w:hAnsi="Arial Narrow" w:cs="Arial"/>
+          <w:rFonts w:ascii="Arial Narrow" w:eastAsia="Arial Narrow" w:hAnsi="Arial Narrow" w:cs="Arial Narrow"/>
+          <w:sz w:val="22"/>
+          <w:szCs w:val="22"/>
+        </w:rPr>
+      </w:pPr>
+      <w:r>
+        <w:rPr>
+          <w:rFonts w:ascii="Arial Narrow" w:eastAsia="Arial Narrow" w:hAnsi="Arial Narrow" w:cs="Arial Narrow"/>
           <w:sz w:val="22"/>
           <w:szCs w:val="22"/>
         </w:rPr>
@@ -5641,7 +5647,7 @@
       </w:r>
       <w:r>
         <w:rPr>
-          <w:rFonts w:ascii="Arial Narrow" w:hAnsi="Arial Narrow"/>
+          <w:rFonts w:ascii="Arial Narrow" w:eastAsia="Arial Narrow" w:hAnsi="Arial Narrow" w:cs="Arial Narrow"/>
           <w:sz w:val="22"/>
           <w:szCs w:val="22"/>
         </w:rPr>
@@ -5649,7 +5655,7 @@
       </w:r>
       <w:r>
         <w:rPr>
-          <w:rFonts w:ascii="Arial Narrow" w:hAnsi="Arial Narrow"/>
+          <w:rFonts w:ascii="Arial Narrow" w:eastAsia="Arial Narrow" w:hAnsi="Arial Narrow" w:cs="Arial Narrow"/>
           <w:color w:val="000000"/>
           <w:sz w:val="22"/>
           <w:szCs w:val="22"/>
@@ -5709,7 +5715,7 @@
       </w:r>
       <w:r>
         <w:rPr>
-          <w:rFonts w:ascii="Arial Narrow" w:hAnsi="Arial Narrow"/>
+          <w:rFonts w:ascii="Arial Narrow" w:eastAsia="Arial Narrow" w:hAnsi="Arial Narrow" w:cs="Arial Narrow"/>
           <w:b/>
           <w:bCs/>
           <w:sz w:val="22"/>
@@ -5719,7 +5725,7 @@
       </w:r>
       <w:r>
         <w:rPr>
-          <w:rFonts w:ascii="Arial Narrow" w:hAnsi="Arial Narrow"/>
+          <w:rFonts w:ascii="Arial Narrow" w:eastAsia="Arial Narrow" w:hAnsi="Arial Narrow" w:cs="Arial Narrow"/>
           <w:b/>
           <w:bCs/>
           <w:sz w:val="22"/>
@@ -5730,7 +5736,7 @@
       </w:r>
       <w:r>
         <w:rPr>
-          <w:rFonts w:ascii="Arial Narrow" w:hAnsi="Arial Narrow"/>
+          <w:rFonts w:ascii="Arial Narrow" w:eastAsia="Arial Narrow" w:hAnsi="Arial Narrow" w:cs="Arial Narrow"/>
           <w:sz w:val="22"/>
           <w:szCs w:val="22"/>
         </w:rPr>
@@ -5754,7 +5760,7 @@
       </w:r>
       <w:r>
         <w:rPr>
-          <w:rFonts w:ascii="Arial Narrow" w:hAnsi="Arial Narrow" w:cs="Arial"/>
+          <w:rFonts w:ascii="Arial Narrow" w:eastAsia="Arial Narrow" w:hAnsi="Arial Narrow" w:cs="Arial Narrow"/>
           <w:sz w:val="22"/>
           <w:szCs w:val="22"/>
         </w:rPr>
@@ -5765,7 +5771,7 @@
       <w:pPr>
         <w:jc w:val="both"/>
         <w:rPr>
-          <w:rFonts w:ascii="Arial Narrow" w:eastAsia="Calibri" w:hAnsi="Arial Narrow" w:cs="Arial Narrow"/>
+          <w:rFonts w:ascii="Arial Narrow" w:eastAsia="Arial Narrow" w:hAnsi="Arial Narrow" w:cs="Arial Narrow"/>
           <w:sz w:val="22"/>
           <w:szCs w:val="22"/>
         </w:rPr>
@@ -5836,7 +5842,7 @@
       <w:bookmarkEnd w:id="5"/>
       <w:r>
         <w:rPr>
-          <w:rFonts w:ascii="Arial Narrow" w:hAnsi="Arial Narrow"/>
+          <w:rFonts w:ascii="Arial Narrow" w:eastAsia="Arial Narrow" w:hAnsi="Arial Narrow" w:cs="Arial Narrow"/>
           <w:sz w:val="22"/>
           <w:szCs w:val="22"/>
         </w:rPr>
@@ -5845,7 +5851,7 @@
       <w:r>
         <w:rPr>
           <w:rStyle w:val="Refdenotaalpie"/>
-          <w:rFonts w:ascii="Arial Narrow" w:hAnsi="Arial Narrow"/>
+          <w:rFonts w:ascii="Arial Narrow" w:eastAsia="Arial Narrow" w:hAnsi="Arial Narrow" w:cs="Arial Narrow"/>
           <w:sz w:val="22"/>
           <w:szCs w:val="22"/>
           <w:vertAlign w:val="superscript"/>
@@ -5854,7 +5860,7 @@
       </w:r>
       <w:r>
         <w:rPr>
-          <w:rFonts w:ascii="Arial Narrow" w:hAnsi="Arial Narrow"/>
+          <w:rFonts w:ascii="Arial Narrow" w:eastAsia="Arial Narrow" w:hAnsi="Arial Narrow" w:cs="Arial Narrow"/>
           <w:sz w:val="22"/>
           <w:szCs w:val="22"/>
           <w:vertAlign w:val="superscript"/>
@@ -5863,7 +5869,7 @@
       </w:r>
       <w:r>
         <w:rPr>
-          <w:rFonts w:ascii="Arial Narrow" w:hAnsi="Arial Narrow"/>
+          <w:rFonts w:ascii="Arial Narrow" w:eastAsia="Arial Narrow" w:hAnsi="Arial Narrow" w:cs="Arial Narrow"/>
           <w:sz w:val="22"/>
           <w:szCs w:val="22"/>
         </w:rPr>
@@ -5872,7 +5878,7 @@
       <w:bookmarkEnd w:id="6"/>
       <w:r>
         <w:rPr>
-          <w:rFonts w:ascii="Arial Narrow" w:hAnsi="Arial Narrow"/>
+          <w:rFonts w:ascii="Arial Narrow" w:eastAsia="Arial Narrow" w:hAnsi="Arial Narrow" w:cs="Arial Narrow"/>
           <w:sz w:val="22"/>
           <w:szCs w:val="22"/>
         </w:rPr>
@@ -5882,7 +5888,7 @@
       <w:bookmarkEnd w:id="8"/>
       <w:r>
         <w:rPr>
-          <w:rFonts w:ascii="Arial Narrow" w:hAnsi="Arial Narrow"/>
+          <w:rFonts w:ascii="Arial Narrow" w:eastAsia="Arial Narrow" w:hAnsi="Arial Narrow" w:cs="Arial Narrow"/>
           <w:color w:val="000000"/>
           <w:sz w:val="22"/>
           <w:szCs w:val="22"/>
@@ -5934,7 +5940,7 @@
       <w:r>
         <w:rPr>
           <w:rStyle w:val="Refdenotaalpie"/>
-          <w:rFonts w:ascii="Arial Narrow" w:eastAsia="Arial Narrow" w:hAnsi="Arial Narrow" w:cs="Arial"/>
+          <w:rFonts w:ascii="Arial Narrow" w:eastAsia="Arial Narrow" w:hAnsi="Arial Narrow" w:cs="Arial Narrow"/>
           <w:sz w:val="22"/>
           <w:szCs w:val="22"/>
           <w:vertAlign w:val="superscript"/>
@@ -5978,7 +5984,7 @@
       </w:pPr>
       <w:r>
         <w:rPr>
-          <w:rFonts w:ascii="Arial Narrow" w:hAnsi="Arial Narrow" w:cs="Arial"/>
+          <w:rFonts w:ascii="Arial Narrow" w:eastAsia="Arial Narrow" w:hAnsi="Arial Narrow" w:cs="Arial Narrow"/>
           <w:color w:val="000000"/>
           <w:sz w:val="22"/>
           <w:szCs w:val="22"/>
@@ -5987,7 +5993,7 @@
       </w:r>
       <w:r>
         <w:rPr>
-          <w:rFonts w:ascii="Arial Narrow" w:eastAsia="Arial Narrow" w:hAnsi="Arial Narrow" w:cs="Arial"/>
+          <w:rFonts w:ascii="Arial Narrow" w:eastAsia="Arial Narrow" w:hAnsi="Arial Narrow" w:cs="Arial Narrow"/>
           <w:sz w:val="22"/>
           <w:szCs w:val="22"/>
         </w:rPr>
@@ -6003,7 +6009,7 @@
       </w:r>
       <w:r>
         <w:rPr>
-          <w:rFonts w:ascii="Arial Narrow" w:eastAsia="Arial Narrow" w:hAnsi="Arial Narrow" w:cs="Arial"/>
+          <w:rFonts w:ascii="Arial Narrow" w:eastAsia="Arial Narrow" w:hAnsi="Arial Narrow" w:cs="Arial Narrow"/>
           <w:bCs/>
           <w:color w:val="000000"/>
           <w:sz w:val="22"/>
@@ -6013,7 +6019,7 @@
       </w:r>
       <w:r>
         <w:rPr>
-          <w:rFonts w:ascii="Arial Narrow" w:eastAsia="Arial Narrow" w:hAnsi="Arial Narrow" w:cs="Arial"/>
+          <w:rFonts w:ascii="Arial Narrow" w:eastAsia="Arial Narrow" w:hAnsi="Arial Narrow" w:cs="Arial Narrow"/>
           <w:bCs/>
           <w:color w:val="000000"/>
           <w:sz w:val="22"/>
@@ -6024,7 +6030,7 @@
       </w:r>
       <w:r>
         <w:rPr>
-          <w:rFonts w:ascii="Arial Narrow" w:eastAsia="Arial Narrow" w:hAnsi="Arial Narrow" w:cs="Arial"/>
+          <w:rFonts w:ascii="Arial Narrow" w:eastAsia="Arial Narrow" w:hAnsi="Arial Narrow" w:cs="Arial Narrow"/>
           <w:bCs/>
           <w:color w:val="000000"/>
           <w:sz w:val="22"/>
@@ -6035,7 +6041,7 @@
       <w:bookmarkStart w:id="10" w:name="_Hlk195611851"/>
       <w:r>
         <w:rPr>
-          <w:rFonts w:ascii="Arial Narrow" w:eastAsia="Arial Narrow" w:hAnsi="Arial Narrow" w:cs="Arial"/>
+          <w:rFonts w:ascii="Arial Narrow" w:eastAsia="Arial Narrow" w:hAnsi="Arial Narrow" w:cs="Arial Narrow"/>
           <w:bCs/>
           <w:color w:val="000000"/>
           <w:sz w:val="22"/>
@@ -6046,7 +6052,7 @@
       <w:bookmarkEnd w:id="10"/>
       <w:r>
         <w:rPr>
-          <w:rFonts w:ascii="Arial Narrow" w:eastAsia="Arial Narrow" w:hAnsi="Arial Narrow" w:cs="Arial"/>
+          <w:rFonts w:ascii="Arial Narrow" w:eastAsia="Arial Narrow" w:hAnsi="Arial Narrow" w:cs="Arial Narrow"/>
           <w:bCs/>
           <w:color w:val="000000"/>
           <w:sz w:val="22"/>
@@ -6057,7 +6063,7 @@
       <w:r>
         <w:rPr>
           <w:rStyle w:val="Refdenotaalpie"/>
-          <w:rFonts w:ascii="Arial Narrow" w:eastAsia="Arial Narrow" w:hAnsi="Arial Narrow" w:cs="Arial"/>
+          <w:rFonts w:ascii="Arial Narrow" w:eastAsia="Arial Narrow" w:hAnsi="Arial Narrow" w:cs="Arial Narrow"/>
           <w:bCs/>
           <w:color w:val="000000"/>
           <w:sz w:val="22"/>
@@ -6068,7 +6074,7 @@
       </w:r>
       <w:r>
         <w:rPr>
-          <w:rFonts w:ascii="Arial Narrow" w:eastAsia="Arial Narrow" w:hAnsi="Arial Narrow" w:cs="Arial"/>
+          <w:rFonts w:ascii="Arial Narrow" w:eastAsia="Arial Narrow" w:hAnsi="Arial Narrow" w:cs="Arial Narrow"/>
           <w:bCs/>
           <w:color w:val="000000"/>
           <w:sz w:val="22"/>
@@ -6113,7 +6119,7 @@
       <w:bookmarkStart w:id="11" w:name="_Hlk211599239"/>
       <w:r>
         <w:rPr>
-          <w:rFonts w:ascii="Arial Narrow" w:hAnsi="Arial Narrow" w:cs="Segoe UI"/>
+          <w:rFonts w:ascii="Arial Narrow" w:eastAsia="Arial Narrow" w:hAnsi="Arial Narrow" w:cs="Arial Narrow"/>
           <w:color w:val="000000"/>
           <w:sz w:val="22"/>
           <w:szCs w:val="22"/>
@@ -6146,7 +6152,7 @@
       </w:r>
       <w:r>
         <w:rPr>
-          <w:rFonts w:ascii="Arial Narrow" w:eastAsia="Arial Narrow" w:hAnsi="Arial Narrow" w:cs="Arial"/>
+          <w:rFonts w:ascii="Arial Narrow" w:eastAsia="Arial Narrow" w:hAnsi="Arial Narrow" w:cs="Arial Narrow"/>
           <w:bCs/>
           <w:color w:val="000000"/>
           <w:sz w:val="22"/>
@@ -6156,7 +6162,7 @@
       </w:r>
       <w:r>
         <w:rPr>
-          <w:rFonts w:ascii="Arial Narrow" w:hAnsi="Arial Narrow"/>
+          <w:rFonts w:ascii="Arial Narrow" w:eastAsia="Arial Narrow" w:hAnsi="Arial Narrow" w:cs="Arial Narrow"/>
           <w:color w:val="000000"/>
           <w:sz w:val="22"/>
           <w:szCs w:val="22"/>
@@ -6166,7 +6172,7 @@
       </w:r>
       <w:r>
         <w:rPr>
-          <w:rFonts w:ascii="Arial Narrow" w:hAnsi="Arial Narrow"/>
+          <w:rFonts w:ascii="Arial Narrow" w:eastAsia="Arial Narrow" w:hAnsi="Arial Narrow" w:cs="Arial Narrow"/>
           <w:color w:val="000000"/>
           <w:sz w:val="22"/>
           <w:szCs w:val="22"/>
@@ -6176,7 +6182,7 @@
       </w:r>
       <w:r>
         <w:rPr>
-          <w:rFonts w:ascii="Arial Narrow" w:hAnsi="Arial Narrow"/>
+          <w:rFonts w:ascii="Arial Narrow" w:eastAsia="Arial Narrow" w:hAnsi="Arial Narrow" w:cs="Arial Narrow"/>
           <w:color w:val="000000"/>
           <w:sz w:val="22"/>
           <w:szCs w:val="22"/>
@@ -6186,7 +6192,7 @@
       </w:r>
       <w:r>
         <w:rPr>
-          <w:rFonts w:ascii="Arial Narrow" w:eastAsia="Arial Narrow" w:hAnsi="Arial Narrow" w:cs="Arial"/>
+          <w:rFonts w:ascii="Arial Narrow" w:eastAsia="Arial Narrow" w:hAnsi="Arial Narrow" w:cs="Arial Narrow"/>
           <w:bCs/>
           <w:color w:val="000000"/>
           <w:sz w:val="22"/>
@@ -6197,13 +6203,16 @@
       <w:r>
         <w:rPr>
           <w:rStyle w:val="Refdenotaalpie"/>
+          <w:rFonts w:ascii="Arial Narrow" w:eastAsia="Arial Narrow" w:hAnsi="Arial Narrow" w:cs="Arial Narrow"/>
+          <w:sz w:val="22"/>
+          <w:szCs w:val="22"/>
           <w:vertAlign w:val="superscript"/>
         </w:rPr>
         <w:footnoteReference w:id="9"/>
       </w:r>
       <w:r>
         <w:rPr>
-          <w:rFonts w:ascii="Arial Narrow" w:eastAsia="Arial Narrow" w:hAnsi="Arial Narrow" w:cs="Arial"/>
+          <w:rFonts w:ascii="Arial Narrow" w:eastAsia="Arial Narrow" w:hAnsi="Arial Narrow" w:cs="Arial Narrow"/>
           <w:bCs/>
           <w:color w:val="000000"/>
           <w:sz w:val="22"/>
@@ -6233,7 +6242,7 @@
         <w:ind w:left="567" w:hanging="567"/>
         <w:jc w:val="both"/>
         <w:rPr>
-          <w:rFonts w:ascii="Arial Narrow" w:hAnsi="Arial Narrow" w:cs="Segoe UI"/>
+          <w:rFonts w:ascii="Arial Narrow" w:eastAsia="Arial Narrow" w:hAnsi="Arial Narrow" w:cs="Arial Narrow"/>
           <w:sz w:val="22"/>
           <w:szCs w:val="22"/>
         </w:rPr>
@@ -6326,7 +6335,7 @@
         <w:ind w:left="567" w:hanging="567"/>
         <w:jc w:val="both"/>
         <w:rPr>
-          <w:rFonts w:ascii="Arial Narrow" w:hAnsi="Arial Narrow"/>
+          <w:rFonts w:ascii="Arial Narrow" w:eastAsia="Arial Narrow" w:hAnsi="Arial Narrow" w:cs="Arial Narrow"/>
           <w:sz w:val="22"/>
           <w:szCs w:val="22"/>
         </w:rPr>
@@ -6402,7 +6411,7 @@
       <w:r>
         <w:rPr>
           <w:rStyle w:val="normaltextrun"/>
-          <w:rFonts w:ascii="Arial Narrow" w:hAnsi="Arial Narrow"/>
+          <w:rFonts w:ascii="Arial Narrow" w:eastAsia="Arial Narrow" w:hAnsi="Arial Narrow" w:cs="Arial Narrow"/>
           <w:sz w:val="22"/>
           <w:szCs w:val="22"/>
           <w:shd w:val="clear" w:color="auto" w:fill="FFFFFF"/>
@@ -6412,7 +6421,7 @@
       <w:r>
         <w:rPr>
           <w:rStyle w:val="normaltextrun"/>
-          <w:rFonts w:ascii="Arial Narrow" w:hAnsi="Arial Narrow"/>
+          <w:rFonts w:ascii="Arial Narrow" w:eastAsia="Arial Narrow" w:hAnsi="Arial Narrow" w:cs="Arial Narrow"/>
           <w:sz w:val="22"/>
           <w:szCs w:val="22"/>
           <w:shd w:val="clear" w:color="auto" w:fill="FFFFFF"/>
@@ -6430,7 +6439,7 @@
       <w:r>
         <w:rPr>
           <w:rStyle w:val="normaltextrun"/>
-          <w:rFonts w:ascii="Arial Narrow" w:hAnsi="Arial Narrow"/>
+          <w:rFonts w:ascii="Arial Narrow" w:eastAsia="Arial Narrow" w:hAnsi="Arial Narrow" w:cs="Arial Narrow"/>
           <w:sz w:val="22"/>
           <w:szCs w:val="22"/>
         </w:rPr>
@@ -6439,7 +6448,7 @@
       <w:r>
         <w:rPr>
           <w:rStyle w:val="normaltextrun"/>
-          <w:rFonts w:ascii="Arial Narrow" w:hAnsi="Arial Narrow"/>
+          <w:rFonts w:ascii="Arial Narrow" w:eastAsia="Arial Narrow" w:hAnsi="Arial Narrow" w:cs="Arial Narrow"/>
           <w:sz w:val="22"/>
           <w:szCs w:val="22"/>
         </w:rPr>
@@ -6455,7 +6464,7 @@
       </w:r>
       <w:r>
         <w:rPr>
-          <w:rFonts w:ascii="Arial Narrow" w:hAnsi="Arial Narrow" w:cs="Arial"/>
+          <w:rFonts w:ascii="Arial Narrow" w:eastAsia="Arial Narrow" w:hAnsi="Arial Narrow" w:cs="Arial Narrow"/>
           <w:sz w:val="22"/>
           <w:szCs w:val="22"/>
           <w:lang w:val="es-ES" w:eastAsia="es-ES"/>
@@ -6472,7 +6481,7 @@
       </w:r>
       <w:r>
         <w:rPr>
-          <w:rFonts w:ascii="Arial Narrow" w:hAnsi="Arial Narrow"/>
+          <w:rFonts w:ascii="Arial Narrow" w:eastAsia="Arial Narrow" w:hAnsi="Arial Narrow" w:cs="Arial Narrow"/>
           <w:sz w:val="22"/>
           <w:szCs w:val="22"/>
           <w:lang w:eastAsia="es-ES"/>
@@ -6481,7 +6490,7 @@
       </w:r>
       <w:r>
         <w:rPr>
-          <w:rFonts w:ascii="Arial Narrow" w:hAnsi="Arial Narrow"/>
+          <w:rFonts w:ascii="Arial Narrow" w:eastAsia="Arial Narrow" w:hAnsi="Arial Narrow" w:cs="Arial Narrow"/>
           <w:sz w:val="22"/>
           <w:szCs w:val="22"/>
         </w:rPr>
@@ -6489,7 +6498,7 @@
       </w:r>
       <w:r>
         <w:rPr>
-          <w:rFonts w:ascii="Arial Narrow" w:hAnsi="Arial Narrow"/>
+          <w:rFonts w:ascii="Arial Narrow" w:eastAsia="Arial Narrow" w:hAnsi="Arial Narrow" w:cs="Arial Narrow"/>
           <w:sz w:val="22"/>
           <w:szCs w:val="22"/>
           <w:lang w:eastAsia="es-ES"/>
@@ -6558,7 +6567,7 @@
       </w:r>
       <w:r>
         <w:rPr>
-          <w:rFonts w:ascii="Arial Narrow" w:hAnsi="Arial Narrow" w:cs="Arial"/>
+          <w:rFonts w:ascii="Arial Narrow" w:eastAsia="Arial Narrow" w:hAnsi="Arial Narrow" w:cs="Arial Narrow"/>
           <w:sz w:val="22"/>
           <w:szCs w:val="22"/>
           <w:lang w:val="es-ES" w:eastAsia="es-ES"/>
@@ -6602,7 +6611,7 @@
       <w:pPr>
         <w:jc w:val="both"/>
         <w:rPr>
-          <w:rFonts w:ascii="Arial Narrow" w:hAnsi="Arial Narrow"/>
+          <w:rFonts w:ascii="Arial Narrow" w:eastAsia="Arial Narrow" w:hAnsi="Arial Narrow" w:cs="Arial Narrow"/>
           <w:sz w:val="22"/>
           <w:szCs w:val="22"/>
         </w:rPr>
@@ -6832,7 +6841,7 @@
       </w:r>
       <w:r>
         <w:rPr>
-          <w:rFonts w:ascii="Arial Narrow" w:hAnsi="Arial Narrow"/>
+          <w:rFonts w:ascii="Arial Narrow" w:eastAsia="Arial Narrow" w:hAnsi="Arial Narrow" w:cs="Arial Narrow"/>
           <w:sz w:val="22"/>
           <w:szCs w:val="22"/>
         </w:rPr>
@@ -6840,7 +6849,7 @@
       </w:r>
       <w:r>
         <w:rPr>
-          <w:rFonts w:ascii="Arial Narrow" w:hAnsi="Arial Narrow"/>
+          <w:rFonts w:ascii="Arial Narrow" w:eastAsia="Arial Narrow" w:hAnsi="Arial Narrow" w:cs="Arial Narrow"/>
           <w:color w:val="000000"/>
           <w:sz w:val="22"/>
           <w:szCs w:val="22"/>
@@ -6876,7 +6885,7 @@
       </w:r>
       <w:r>
         <w:rPr>
-          <w:rFonts w:ascii="Arial Narrow" w:hAnsi="Arial Narrow"/>
+          <w:rFonts w:ascii="Arial Narrow" w:eastAsia="Arial Narrow" w:hAnsi="Arial Narrow" w:cs="Arial Narrow"/>
           <w:b/>
           <w:bCs/>
           <w:sz w:val="22"/>
@@ -6908,7 +6917,7 @@
       <w:pPr>
         <w:jc w:val="both"/>
         <w:rPr>
-          <w:rFonts w:ascii="Arial Narrow" w:eastAsia="Calibri" w:hAnsi="Arial Narrow" w:cs="Arial Narrow"/>
+          <w:rFonts w:ascii="Arial Narrow" w:eastAsia="Arial Narrow" w:hAnsi="Arial Narrow" w:cs="Arial Narrow"/>
           <w:color w:val="000000"/>
           <w:sz w:val="22"/>
           <w:szCs w:val="22"/>
@@ -7015,7 +7024,7 @@
       <w:r>
         <w:rPr>
           <w:rStyle w:val="normaltextrun"/>
-          <w:rFonts w:ascii="Arial Narrow" w:hAnsi="Arial Narrow"/>
+          <w:rFonts w:ascii="Arial Narrow" w:eastAsia="Arial Narrow" w:hAnsi="Arial Narrow" w:cs="Arial Narrow"/>
           <w:sz w:val="22"/>
           <w:szCs w:val="22"/>
           <w:shd w:val="clear" w:color="auto" w:fill="FFFFFF"/>
@@ -7033,7 +7042,7 @@
       </w:r>
       <w:r>
         <w:rPr>
-          <w:rFonts w:ascii="Arial Narrow" w:hAnsi="Arial Narrow"/>
+          <w:rFonts w:ascii="Arial Narrow" w:eastAsia="Arial Narrow" w:hAnsi="Arial Narrow" w:cs="Arial Narrow"/>
           <w:color w:val="000000"/>
           <w:sz w:val="22"/>
           <w:szCs w:val="22"/>
@@ -7046,7 +7055,7 @@
       <w:pPr>
         <w:jc w:val="both"/>
         <w:rPr>
-          <w:rFonts w:ascii="Arial Narrow" w:eastAsia="Calibri" w:hAnsi="Arial Narrow" w:cs="Arial Narrow"/>
+          <w:rFonts w:ascii="Arial Narrow" w:eastAsia="Arial Narrow" w:hAnsi="Arial Narrow" w:cs="Arial Narrow"/>
           <w:color w:val="000000"/>
           <w:sz w:val="22"/>
           <w:szCs w:val="22"/>
@@ -7067,14 +7076,14 @@
         <w:ind w:left="567" w:hanging="567"/>
         <w:jc w:val="both"/>
         <w:rPr>
-          <w:rFonts w:ascii="Arial Narrow" w:eastAsia="Calibri" w:hAnsi="Arial Narrow" w:cs="Arial Narrow"/>
-          <w:sz w:val="22"/>
-          <w:szCs w:val="22"/>
-        </w:rPr>
-      </w:pPr>
-      <w:r>
-        <w:rPr>
-          <w:rFonts w:ascii="Arial Narrow" w:eastAsia="Calibri" w:hAnsi="Arial Narrow" w:cs="Arial Narrow"/>
+          <w:rFonts w:ascii="Arial Narrow" w:eastAsia="Arial Narrow" w:hAnsi="Arial Narrow" w:cs="Arial Narrow"/>
+          <w:sz w:val="22"/>
+          <w:szCs w:val="22"/>
+        </w:rPr>
+      </w:pPr>
+      <w:r>
+        <w:rPr>
+          <w:rFonts w:ascii="Arial Narrow" w:eastAsia="Arial Narrow" w:hAnsi="Arial Narrow" w:cs="Arial Narrow"/>
           <w:color w:val="000000"/>
           <w:sz w:val="22"/>
           <w:szCs w:val="22"/>
@@ -7083,7 +7092,7 @@
       </w:r>
       <w:r>
         <w:rPr>
-          <w:rFonts w:ascii="Arial Narrow" w:hAnsi="Arial Narrow"/>
+          <w:rFonts w:ascii="Arial Narrow" w:eastAsia="Arial Narrow" w:hAnsi="Arial Narrow" w:cs="Arial Narrow"/>
           <w:sz w:val="22"/>
           <w:szCs w:val="22"/>
           <w:shd w:val="clear" w:color="auto" w:fill="FFFFFF"/>
@@ -7092,7 +7101,7 @@
       </w:r>
       <w:r>
         <w:rPr>
-          <w:rFonts w:ascii="Arial Narrow" w:hAnsi="Arial Narrow"/>
+          <w:rFonts w:ascii="Arial Narrow" w:eastAsia="Arial Narrow" w:hAnsi="Arial Narrow" w:cs="Arial Narrow"/>
           <w:sz w:val="22"/>
           <w:szCs w:val="22"/>
           <w:shd w:val="clear" w:color="auto" w:fill="FFFFFF"/>
@@ -7101,7 +7110,7 @@
       </w:r>
       <w:r>
         <w:rPr>
-          <w:rFonts w:ascii="Arial Narrow" w:hAnsi="Arial Narrow"/>
+          <w:rFonts w:ascii="Arial Narrow" w:eastAsia="Arial Narrow" w:hAnsi="Arial Narrow" w:cs="Arial Narrow"/>
           <w:sz w:val="22"/>
           <w:szCs w:val="22"/>
           <w:shd w:val="clear" w:color="auto" w:fill="FFFFFF"/>
@@ -7110,7 +7119,7 @@
       </w:r>
       <w:r>
         <w:rPr>
-          <w:rFonts w:ascii="Arial Narrow" w:hAnsi="Arial Narrow"/>
+          <w:rFonts w:ascii="Arial Narrow" w:eastAsia="Arial Narrow" w:hAnsi="Arial Narrow" w:cs="Arial Narrow"/>
           <w:sz w:val="22"/>
           <w:szCs w:val="22"/>
           <w:shd w:val="clear" w:color="auto" w:fill="FFFFFF"/>
@@ -7119,7 +7128,7 @@
       </w:r>
       <w:r>
         <w:rPr>
-          <w:rFonts w:ascii="Arial Narrow" w:eastAsia="Calibri" w:hAnsi="Arial Narrow" w:cs="Arial Narrow"/>
+          <w:rFonts w:ascii="Arial Narrow" w:eastAsia="Arial Narrow" w:hAnsi="Arial Narrow" w:cs="Arial Narrow"/>
           <w:sz w:val="22"/>
           <w:szCs w:val="22"/>
         </w:rPr>
@@ -7127,7 +7136,7 @@
       </w:r>
       <w:r>
         <w:rPr>
-          <w:rFonts w:ascii="Arial Narrow" w:hAnsi="Arial Narrow"/>
+          <w:rFonts w:ascii="Arial Narrow" w:eastAsia="Arial Narrow" w:hAnsi="Arial Narrow" w:cs="Arial Narrow"/>
           <w:sz w:val="22"/>
           <w:szCs w:val="22"/>
           <w:shd w:val="clear" w:color="auto" w:fill="FFFFFF"/>
@@ -7136,7 +7145,7 @@
       </w:r>
       <w:r>
         <w:rPr>
-          <w:rFonts w:ascii="Arial Narrow" w:hAnsi="Arial Narrow"/>
+          <w:rFonts w:ascii="Arial Narrow" w:eastAsia="Arial Narrow" w:hAnsi="Arial Narrow" w:cs="Arial Narrow"/>
           <w:sz w:val="22"/>
           <w:szCs w:val="22"/>
           <w:shd w:val="clear" w:color="auto" w:fill="FFFFFF"/>
@@ -7145,7 +7154,7 @@
       </w:r>
       <w:r>
         <w:rPr>
-          <w:rFonts w:ascii="Arial Narrow" w:hAnsi="Arial Narrow"/>
+          <w:rFonts w:ascii="Arial Narrow" w:eastAsia="Arial Narrow" w:hAnsi="Arial Narrow" w:cs="Arial Narrow"/>
           <w:sz w:val="22"/>
           <w:szCs w:val="22"/>
           <w:shd w:val="clear" w:color="auto" w:fill="FFFFFF"/>
@@ -7154,7 +7163,7 @@
       </w:r>
       <w:r>
         <w:rPr>
-          <w:rFonts w:ascii="Arial Narrow" w:hAnsi="Arial Narrow"/>
+          <w:rFonts w:ascii="Arial Narrow" w:eastAsia="Arial Narrow" w:hAnsi="Arial Narrow" w:cs="Arial Narrow"/>
           <w:sz w:val="22"/>
           <w:szCs w:val="22"/>
           <w:shd w:val="clear" w:color="auto" w:fill="FFFFFF"/>
@@ -7163,7 +7172,7 @@
       </w:r>
       <w:r>
         <w:rPr>
-          <w:rFonts w:ascii="Arial Narrow" w:hAnsi="Arial Narrow"/>
+          <w:rFonts w:ascii="Arial Narrow" w:eastAsia="Arial Narrow" w:hAnsi="Arial Narrow" w:cs="Arial Narrow"/>
           <w:sz w:val="22"/>
           <w:szCs w:val="22"/>
           <w:shd w:val="clear" w:color="auto" w:fill="FFFFFF"/>
@@ -7172,7 +7181,7 @@
       </w:r>
       <w:r>
         <w:rPr>
-          <w:rFonts w:ascii="Arial Narrow" w:hAnsi="Arial Narrow"/>
+          <w:rFonts w:ascii="Arial Narrow" w:eastAsia="Arial Narrow" w:hAnsi="Arial Narrow" w:cs="Arial Narrow"/>
           <w:sz w:val="22"/>
           <w:szCs w:val="22"/>
           <w:shd w:val="clear" w:color="auto" w:fill="FFFFFF"/>
@@ -7181,7 +7190,7 @@
       </w:r>
       <w:r>
         <w:rPr>
-          <w:rFonts w:ascii="Arial Narrow" w:hAnsi="Arial Narrow"/>
+          <w:rFonts w:ascii="Arial Narrow" w:eastAsia="Arial Narrow" w:hAnsi="Arial Narrow" w:cs="Arial Narrow"/>
           <w:sz w:val="22"/>
           <w:szCs w:val="22"/>
           <w:shd w:val="clear" w:color="auto" w:fill="FFFFFF"/>
@@ -7198,7 +7207,7 @@
       </w:r>
       <w:r>
         <w:rPr>
-          <w:rFonts w:ascii="Arial Narrow" w:hAnsi="Arial Narrow"/>
+          <w:rFonts w:ascii="Arial Narrow" w:eastAsia="Arial Narrow" w:hAnsi="Arial Narrow" w:cs="Arial Narrow"/>
           <w:sz w:val="22"/>
           <w:szCs w:val="22"/>
           <w:lang w:eastAsia="es-ES"/>
@@ -7207,7 +7216,7 @@
       </w:r>
       <w:r>
         <w:rPr>
-          <w:rFonts w:ascii="Arial Narrow" w:hAnsi="Arial Narrow"/>
+          <w:rFonts w:ascii="Arial Narrow" w:eastAsia="Arial Narrow" w:hAnsi="Arial Narrow" w:cs="Arial Narrow"/>
           <w:sz w:val="22"/>
           <w:szCs w:val="22"/>
         </w:rPr>
@@ -7215,7 +7224,7 @@
       </w:r>
       <w:r>
         <w:rPr>
-          <w:rFonts w:ascii="Arial Narrow" w:hAnsi="Arial Narrow"/>
+          <w:rFonts w:ascii="Arial Narrow" w:eastAsia="Arial Narrow" w:hAnsi="Arial Narrow" w:cs="Arial Narrow"/>
           <w:sz w:val="22"/>
           <w:szCs w:val="22"/>
           <w:lang w:eastAsia="es-ES"/>
@@ -7224,7 +7233,7 @@
       </w:r>
       <w:r>
         <w:rPr>
-          <w:rFonts w:ascii="Arial Narrow" w:hAnsi="Arial Narrow"/>
+          <w:rFonts w:ascii="Arial Narrow" w:eastAsia="Arial Narrow" w:hAnsi="Arial Narrow" w:cs="Arial Narrow"/>
           <w:sz w:val="22"/>
           <w:szCs w:val="22"/>
           <w:shd w:val="clear" w:color="auto" w:fill="FFFFFF"/>
@@ -7233,7 +7242,7 @@
       </w:r>
       <w:r>
         <w:rPr>
-          <w:rFonts w:ascii="Arial Narrow" w:hAnsi="Arial Narrow"/>
+          <w:rFonts w:ascii="Arial Narrow" w:eastAsia="Arial Narrow" w:hAnsi="Arial Narrow" w:cs="Arial Narrow"/>
           <w:sz w:val="22"/>
           <w:szCs w:val="22"/>
           <w:shd w:val="clear" w:color="auto" w:fill="FFFFFF"/>
@@ -7242,7 +7251,7 @@
       </w:r>
       <w:r>
         <w:rPr>
-          <w:rFonts w:ascii="Arial Narrow" w:hAnsi="Arial Narrow"/>
+          <w:rFonts w:ascii="Arial Narrow" w:eastAsia="Arial Narrow" w:hAnsi="Arial Narrow" w:cs="Arial Narrow"/>
           <w:sz w:val="22"/>
           <w:szCs w:val="22"/>
           <w:shd w:val="clear" w:color="auto" w:fill="FFFFFF"/>
@@ -7262,7 +7271,7 @@
       <w:pPr>
         <w:jc w:val="both"/>
         <w:rPr>
-          <w:rFonts w:ascii="Arial Narrow" w:eastAsia="Calibri" w:hAnsi="Arial Narrow" w:cs="Arial Narrow"/>
+          <w:rFonts w:ascii="Arial Narrow" w:eastAsia="Arial Narrow" w:hAnsi="Arial Narrow" w:cs="Arial Narrow"/>
           <w:sz w:val="22"/>
           <w:szCs w:val="22"/>
         </w:rPr>
@@ -7346,7 +7355,7 @@
       </w:r>
       <w:r>
         <w:rPr>
-          <w:rFonts w:ascii="Arial Narrow" w:hAnsi="Arial Narrow"/>
+          <w:rFonts w:ascii="Arial Narrow" w:eastAsia="Arial Narrow" w:hAnsi="Arial Narrow" w:cs="Arial Narrow"/>
           <w:sz w:val="22"/>
           <w:szCs w:val="22"/>
           <w:shd w:val="clear" w:color="auto" w:fill="FFFFFF"/>
@@ -7356,7 +7365,7 @@
       <w:bookmarkEnd w:id="12"/>
       <w:r>
         <w:rPr>
-          <w:rFonts w:ascii="Arial Narrow" w:hAnsi="Arial Narrow"/>
+          <w:rFonts w:ascii="Arial Narrow" w:eastAsia="Arial Narrow" w:hAnsi="Arial Narrow" w:cs="Arial Narrow"/>
           <w:sz w:val="22"/>
           <w:szCs w:val="22"/>
           <w:shd w:val="clear" w:color="auto" w:fill="FFFFFF"/>
@@ -7389,7 +7398,7 @@
       </w:r>
       <w:r>
         <w:rPr>
-          <w:rFonts w:ascii="Arial Narrow" w:hAnsi="Arial Narrow"/>
+          <w:rFonts w:ascii="Arial Narrow" w:eastAsia="Arial Narrow" w:hAnsi="Arial Narrow" w:cs="Arial Narrow"/>
           <w:sz w:val="22"/>
           <w:szCs w:val="22"/>
           <w:shd w:val="clear" w:color="auto" w:fill="FFFFFF"/>
@@ -7398,7 +7407,7 @@
       </w:r>
       <w:r>
         <w:rPr>
-          <w:rFonts w:ascii="Arial Narrow" w:hAnsi="Arial Narrow"/>
+          <w:rFonts w:ascii="Arial Narrow" w:eastAsia="Arial Narrow" w:hAnsi="Arial Narrow" w:cs="Arial Narrow"/>
           <w:sz w:val="22"/>
           <w:szCs w:val="22"/>
           <w:shd w:val="clear" w:color="auto" w:fill="FFFFFF"/>
@@ -7407,7 +7416,7 @@
       </w:r>
       <w:r>
         <w:rPr>
-          <w:rFonts w:ascii="Arial Narrow" w:hAnsi="Arial Narrow"/>
+          <w:rFonts w:ascii="Arial Narrow" w:eastAsia="Arial Narrow" w:hAnsi="Arial Narrow" w:cs="Arial Narrow"/>
           <w:sz w:val="22"/>
           <w:szCs w:val="22"/>
           <w:shd w:val="clear" w:color="auto" w:fill="FFFFFF"/>
@@ -7424,7 +7433,7 @@
       </w:r>
       <w:r>
         <w:rPr>
-          <w:rFonts w:ascii="Arial Narrow" w:hAnsi="Arial Narrow"/>
+          <w:rFonts w:ascii="Arial Narrow" w:eastAsia="Arial Narrow" w:hAnsi="Arial Narrow" w:cs="Arial Narrow"/>
           <w:sz w:val="22"/>
           <w:szCs w:val="22"/>
           <w:lang w:eastAsia="es-ES"/>
@@ -7433,7 +7442,7 @@
       </w:r>
       <w:r>
         <w:rPr>
-          <w:rFonts w:ascii="Arial Narrow" w:hAnsi="Arial Narrow"/>
+          <w:rFonts w:ascii="Arial Narrow" w:eastAsia="Arial Narrow" w:hAnsi="Arial Narrow" w:cs="Arial Narrow"/>
           <w:sz w:val="22"/>
           <w:szCs w:val="22"/>
         </w:rPr>
@@ -7441,7 +7450,7 @@
       </w:r>
       <w:r>
         <w:rPr>
-          <w:rFonts w:ascii="Arial Narrow" w:hAnsi="Arial Narrow"/>
+          <w:rFonts w:ascii="Arial Narrow" w:eastAsia="Arial Narrow" w:hAnsi="Arial Narrow" w:cs="Arial Narrow"/>
           <w:sz w:val="22"/>
           <w:szCs w:val="22"/>
           <w:lang w:eastAsia="es-ES"/>
@@ -7450,7 +7459,7 @@
       </w:r>
       <w:r>
         <w:rPr>
-          <w:rFonts w:ascii="Arial Narrow" w:hAnsi="Arial Narrow"/>
+          <w:rFonts w:ascii="Arial Narrow" w:eastAsia="Arial Narrow" w:hAnsi="Arial Narrow" w:cs="Arial Narrow"/>
           <w:sz w:val="22"/>
           <w:szCs w:val="22"/>
           <w:shd w:val="clear" w:color="auto" w:fill="FFFFFF"/>
@@ -7490,14 +7499,14 @@
         <w:ind w:left="567" w:hanging="567"/>
         <w:jc w:val="both"/>
         <w:rPr>
-          <w:rFonts w:ascii="Arial Narrow" w:eastAsia="Calibri" w:hAnsi="Arial Narrow" w:cs="Arial Narrow"/>
-          <w:sz w:val="22"/>
-          <w:szCs w:val="22"/>
-        </w:rPr>
-      </w:pPr>
-      <w:r>
-        <w:rPr>
-          <w:rFonts w:ascii="Arial Narrow" w:eastAsia="Calibri" w:hAnsi="Arial Narrow" w:cs="Arial Narrow"/>
+          <w:rFonts w:ascii="Arial Narrow" w:eastAsia="Arial Narrow" w:hAnsi="Arial Narrow" w:cs="Arial Narrow"/>
+          <w:sz w:val="22"/>
+          <w:szCs w:val="22"/>
+        </w:rPr>
+      </w:pPr>
+      <w:r>
+        <w:rPr>
+          <w:rFonts w:ascii="Arial Narrow" w:eastAsia="Arial Narrow" w:hAnsi="Arial Narrow" w:cs="Arial Narrow"/>
           <w:color w:val="000000"/>
           <w:sz w:val="22"/>
           <w:szCs w:val="22"/>
@@ -7506,7 +7515,7 @@
       </w:r>
       <w:r>
         <w:rPr>
-          <w:rFonts w:ascii="Arial Narrow" w:eastAsia="Calibri" w:hAnsi="Arial Narrow" w:cs="Arial Narrow"/>
+          <w:rFonts w:ascii="Arial Narrow" w:eastAsia="Arial Narrow" w:hAnsi="Arial Narrow" w:cs="Arial Narrow"/>
           <w:color w:val="000000"/>
           <w:sz w:val="22"/>
           <w:szCs w:val="22"/>
@@ -7515,7 +7524,7 @@
       </w:r>
       <w:r>
         <w:rPr>
-          <w:rFonts w:ascii="Arial Narrow" w:eastAsia="Calibri" w:hAnsi="Arial Narrow" w:cs="Arial Narrow"/>
+          <w:rFonts w:ascii="Arial Narrow" w:eastAsia="Arial Narrow" w:hAnsi="Arial Narrow" w:cs="Arial Narrow"/>
           <w:color w:val="000000"/>
           <w:sz w:val="22"/>
           <w:szCs w:val="22"/>
@@ -7524,7 +7533,7 @@
       </w:r>
       <w:r>
         <w:rPr>
-          <w:rFonts w:ascii="Arial Narrow" w:hAnsi="Arial Narrow"/>
+          <w:rFonts w:ascii="Arial Narrow" w:eastAsia="Arial Narrow" w:hAnsi="Arial Narrow" w:cs="Arial Narrow"/>
           <w:sz w:val="22"/>
           <w:szCs w:val="22"/>
           <w:shd w:val="clear" w:color="auto" w:fill="FFFFFF"/>
@@ -7533,7 +7542,7 @@
       </w:r>
       <w:r>
         <w:rPr>
-          <w:rFonts w:ascii="Arial Narrow" w:hAnsi="Arial Narrow"/>
+          <w:rFonts w:ascii="Arial Narrow" w:eastAsia="Arial Narrow" w:hAnsi="Arial Narrow" w:cs="Arial Narrow"/>
           <w:sz w:val="22"/>
           <w:szCs w:val="22"/>
           <w:shd w:val="clear" w:color="auto" w:fill="FFFFFF"/>
@@ -7542,7 +7551,7 @@
       </w:r>
       <w:r>
         <w:rPr>
-          <w:rFonts w:ascii="Arial Narrow" w:hAnsi="Arial Narrow"/>
+          <w:rFonts w:ascii="Arial Narrow" w:eastAsia="Arial Narrow" w:hAnsi="Arial Narrow" w:cs="Arial Narrow"/>
           <w:sz w:val="22"/>
           <w:szCs w:val="22"/>
           <w:shd w:val="clear" w:color="auto" w:fill="FFFFFF"/>
@@ -7551,7 +7560,7 @@
       </w:r>
       <w:r>
         <w:rPr>
-          <w:rFonts w:ascii="Arial Narrow" w:hAnsi="Arial Narrow"/>
+          <w:rFonts w:ascii="Arial Narrow" w:eastAsia="Arial Narrow" w:hAnsi="Arial Narrow" w:cs="Arial Narrow"/>
           <w:sz w:val="22"/>
           <w:szCs w:val="22"/>
           <w:shd w:val="clear" w:color="auto" w:fill="FFFFFF"/>
@@ -7563,7 +7572,7 @@
       <w:pPr>
         <w:jc w:val="both"/>
         <w:rPr>
-          <w:rFonts w:ascii="Arial Narrow" w:hAnsi="Arial Narrow" w:cs="Segoe UI"/>
+          <w:rFonts w:ascii="Arial Narrow" w:eastAsia="Arial Narrow" w:hAnsi="Arial Narrow" w:cs="Arial Narrow"/>
           <w:sz w:val="22"/>
           <w:szCs w:val="22"/>
         </w:rPr>
@@ -7607,7 +7616,7 @@
       </w:r>
       <w:r>
         <w:rPr>
-          <w:rFonts w:ascii="Arial Narrow" w:hAnsi="Arial Narrow"/>
+          <w:rFonts w:ascii="Arial Narrow" w:eastAsia="Arial Narrow" w:hAnsi="Arial Narrow" w:cs="Arial Narrow"/>
           <w:sz w:val="22"/>
           <w:szCs w:val="22"/>
         </w:rPr>
@@ -7653,14 +7662,14 @@
       <w:pPr>
         <w:jc w:val="both"/>
         <w:rPr>
-          <w:rFonts w:ascii="Arial Narrow" w:hAnsi="Arial Narrow"/>
-          <w:sz w:val="22"/>
-          <w:szCs w:val="22"/>
-        </w:rPr>
-      </w:pPr>
-      <w:r>
-        <w:rPr>
-          <w:rFonts w:ascii="Arial Narrow" w:hAnsi="Arial Narrow"/>
+          <w:rFonts w:ascii="Arial Narrow" w:eastAsia="Arial Narrow" w:hAnsi="Arial Narrow" w:cs="Arial Narrow"/>
+          <w:sz w:val="22"/>
+          <w:szCs w:val="22"/>
+        </w:rPr>
+      </w:pPr>
+      <w:r>
+        <w:rPr>
+          <w:rFonts w:ascii="Arial Narrow" w:eastAsia="Arial Narrow" w:hAnsi="Arial Narrow" w:cs="Arial Narrow"/>
           <w:b/>
           <w:bCs/>
           <w:sz w:val="22"/>
@@ -7670,7 +7679,7 @@
       </w:r>
       <w:r>
         <w:rPr>
-          <w:rFonts w:ascii="Arial Narrow" w:hAnsi="Arial Narrow"/>
+          <w:rFonts w:ascii="Arial Narrow" w:eastAsia="Arial Narrow" w:hAnsi="Arial Narrow" w:cs="Arial Narrow"/>
           <w:b/>
           <w:bCs/>
           <w:sz w:val="22"/>
@@ -7680,7 +7689,7 @@
       </w:r>
       <w:r>
         <w:rPr>
-          <w:rFonts w:ascii="Arial Narrow" w:hAnsi="Arial Narrow"/>
+          <w:rFonts w:ascii="Arial Narrow" w:eastAsia="Arial Narrow" w:hAnsi="Arial Narrow" w:cs="Arial Narrow"/>
           <w:sz w:val="22"/>
           <w:szCs w:val="22"/>
         </w:rPr>
@@ -7707,7 +7716,7 @@
       <w:r>
         <w:rPr>
           <w:rStyle w:val="normaltextrun"/>
-          <w:rFonts w:ascii="Arial Narrow" w:hAnsi="Arial Narrow"/>
+          <w:rFonts w:ascii="Arial Narrow" w:eastAsia="Arial Narrow" w:hAnsi="Arial Narrow" w:cs="Arial Narrow"/>
           <w:sz w:val="22"/>
           <w:szCs w:val="22"/>
           <w:shd w:val="clear" w:color="auto" w:fill="FFFFFF"/>
@@ -7716,7 +7725,7 @@
       </w:r>
       <w:r>
         <w:rPr>
-          <w:rFonts w:ascii="Arial Narrow" w:hAnsi="Arial Narrow"/>
+          <w:rFonts w:ascii="Arial Narrow" w:eastAsia="Arial Narrow" w:hAnsi="Arial Narrow" w:cs="Arial Narrow"/>
           <w:sz w:val="22"/>
           <w:szCs w:val="22"/>
         </w:rPr>
@@ -7731,7 +7740,7 @@
         <w:adjustRightInd w:val="0"/>
         <w:jc w:val="both"/>
         <w:rPr>
-          <w:rFonts w:ascii="Arial Narrow" w:hAnsi="Arial Narrow"/>
+          <w:rFonts w:ascii="Arial Narrow" w:eastAsia="Arial Narrow" w:hAnsi="Arial Narrow" w:cs="Arial Narrow"/>
           <w:sz w:val="22"/>
           <w:szCs w:val="22"/>
         </w:rPr>
@@ -7900,7 +7909,7 @@
       </w:pPr>
       <w:r>
         <w:rPr>
-          <w:rFonts w:ascii="Arial Narrow" w:eastAsia="Calibri" w:hAnsi="Arial Narrow" w:cs="Arial"/>
+          <w:rFonts w:ascii="Arial Narrow" w:eastAsia="Arial Narrow" w:hAnsi="Arial Narrow" w:cs="Arial Narrow"/>
           <w:sz w:val="22"/>
           <w:szCs w:val="22"/>
         </w:rPr>
@@ -7909,7 +7918,7 @@
       <w:proofErr w:type="gramStart"/>
       <w:r>
         <w:rPr>
-          <w:rFonts w:ascii="Arial Narrow" w:eastAsia="Calibri" w:hAnsi="Arial Narrow" w:cs="Arial"/>
+          <w:rFonts w:ascii="Arial Narrow" w:eastAsia="Arial Narrow" w:hAnsi="Arial Narrow" w:cs="Arial Narrow"/>
           <w:sz w:val="22"/>
           <w:szCs w:val="22"/>
         </w:rPr>
@@ -7918,7 +7927,7 @@
       <w:proofErr w:type="gramEnd"/>
       <w:r>
         <w:rPr>
-          <w:rFonts w:ascii="Arial Narrow" w:eastAsia="Calibri" w:hAnsi="Arial Narrow" w:cs="Arial"/>
+          <w:rFonts w:ascii="Arial Narrow" w:eastAsia="Arial Narrow" w:hAnsi="Arial Narrow" w:cs="Arial Narrow"/>
           <w:sz w:val="22"/>
           <w:szCs w:val="22"/>
         </w:rPr>
@@ -7927,7 +7936,7 @@
       <w:r>
         <w:rPr>
           <w:rStyle w:val="Refdenotaalpie"/>
-          <w:rFonts w:ascii="Arial Narrow" w:eastAsia="Calibri" w:hAnsi="Arial Narrow" w:cs="Arial"/>
+          <w:rFonts w:ascii="Arial Narrow" w:eastAsia="Arial Narrow" w:hAnsi="Arial Narrow" w:cs="Arial Narrow"/>
           <w:sz w:val="22"/>
           <w:szCs w:val="22"/>
           <w:vertAlign w:val="superscript"/>
@@ -7936,7 +7945,7 @@
       </w:r>
       <w:r>
         <w:rPr>
-          <w:rFonts w:ascii="Arial Narrow" w:eastAsia="Calibri" w:hAnsi="Arial Narrow" w:cs="Arial"/>
+          <w:rFonts w:ascii="Arial Narrow" w:eastAsia="Arial Narrow" w:hAnsi="Arial Narrow" w:cs="Arial Narrow"/>
           <w:sz w:val="22"/>
           <w:szCs w:val="22"/>
         </w:rPr>
@@ -7945,7 +7954,7 @@
       <w:proofErr w:type="spellStart"/>
       <w:r>
         <w:rPr>
-          <w:rFonts w:ascii="Arial Narrow" w:eastAsia="Calibri" w:hAnsi="Arial Narrow" w:cs="Arial"/>
+          <w:rFonts w:ascii="Arial Narrow" w:eastAsia="Arial Narrow" w:hAnsi="Arial Narrow" w:cs="Arial Narrow"/>
           <w:sz w:val="22"/>
           <w:szCs w:val="22"/>
         </w:rPr>
@@ -7954,7 +7963,7 @@
       <w:proofErr w:type="spellEnd"/>
       <w:r>
         <w:rPr>
-          <w:rFonts w:ascii="Arial Narrow" w:eastAsia="Calibri" w:hAnsi="Arial Narrow" w:cs="Arial"/>
+          <w:rFonts w:ascii="Arial Narrow" w:eastAsia="Arial Narrow" w:hAnsi="Arial Narrow" w:cs="Arial Narrow"/>
           <w:sz w:val="22"/>
           <w:szCs w:val="22"/>
         </w:rPr>
@@ -7962,7 +7971,7 @@
       </w:r>
       <w:r>
         <w:rPr>
-          <w:rFonts w:ascii="Arial Narrow" w:eastAsia="Calibri" w:hAnsi="Arial Narrow" w:cs="Arial"/>
+          <w:rFonts w:ascii="Arial Narrow" w:eastAsia="Arial Narrow" w:hAnsi="Arial Narrow" w:cs="Arial Narrow"/>
           <w:spacing w:val="-2"/>
           <w:sz w:val="22"/>
           <w:szCs w:val="22"/>
@@ -7972,7 +7981,7 @@
       <w:r>
         <w:rPr>
           <w:rStyle w:val="Refdenotaalpie"/>
-          <w:rFonts w:ascii="Arial Narrow" w:hAnsi="Arial Narrow" w:cs="Arial"/>
+          <w:rFonts w:ascii="Arial Narrow" w:eastAsia="Arial Narrow" w:hAnsi="Arial Narrow" w:cs="Arial Narrow"/>
           <w:spacing w:val="-2"/>
           <w:sz w:val="22"/>
           <w:szCs w:val="22"/>
@@ -7982,7 +7991,7 @@
       </w:r>
       <w:r>
         <w:rPr>
-          <w:rFonts w:ascii="Arial Narrow" w:eastAsia="Calibri" w:hAnsi="Arial Narrow" w:cs="Arial"/>
+          <w:rFonts w:ascii="Arial Narrow" w:eastAsia="Arial Narrow" w:hAnsi="Arial Narrow" w:cs="Arial Narrow"/>
           <w:spacing w:val="-2"/>
           <w:sz w:val="22"/>
           <w:szCs w:val="22"/>
@@ -7996,7 +8005,7 @@
       <w:pPr>
         <w:jc w:val="both"/>
         <w:rPr>
-          <w:rFonts w:ascii="Arial Narrow" w:hAnsi="Arial Narrow" w:cs="Arial"/>
+          <w:rFonts w:ascii="Arial Narrow" w:eastAsia="Arial Narrow" w:hAnsi="Arial Narrow" w:cs="Arial Narrow"/>
           <w:b/>
           <w:bCs/>
           <w:sz w:val="22"/>
@@ -8009,7 +8018,7 @@
       <w:pPr>
         <w:jc w:val="both"/>
         <w:rPr>
-          <w:rFonts w:ascii="Arial Narrow" w:hAnsi="Arial Narrow" w:cs="Arial"/>
+          <w:rFonts w:ascii="Arial Narrow" w:eastAsia="Arial Narrow" w:hAnsi="Arial Narrow" w:cs="Arial Narrow"/>
           <w:sz w:val="22"/>
           <w:szCs w:val="22"/>
           <w:vertAlign w:val="superscript"/>
@@ -8019,26 +8028,26 @@
       </w:pPr>
       <w:r>
         <w:rPr>
-          <w:rFonts w:ascii="Arial Narrow" w:hAnsi="Arial Narrow" w:cs="Arial Narrow"/>
+          <w:rFonts w:ascii="Arial Narrow" w:eastAsia="Arial Narrow" w:hAnsi="Arial Narrow" w:cs="Arial Narrow"/>
           <w:b w:val="1"/>
           <w:bCs w:val="1"/>
-          <w:sz w:val="20"/>
-          <w:szCs w:val="20"/>
+          <w:sz w:val="22"/>
+          <w:szCs w:val="22"/>
         </w:rPr>
         <w:t xml:space="preserve">QUINTO: </w:t>
       </w:r>
       <w:r>
         <w:rPr>
-          <w:rFonts w:ascii="Arial Narrow" w:hAnsi="Arial Narrow" w:cs="Arial Narrow"/>
-          <w:sz w:val="20"/>
-          <w:szCs w:val="20"/>
+          <w:rFonts w:ascii="Arial Narrow" w:eastAsia="Arial Narrow" w:hAnsi="Arial Narrow" w:cs="Arial Narrow"/>
+          <w:sz w:val="22"/>
+          <w:szCs w:val="22"/>
         </w:rPr>
         <w:t xml:space="preserve">correr traslado de la presente resolución a Pacífico Compañía de Seguros y Reaseguros S.A. para que, de conformidad con lo dispuesto por el artículo 26 de la Ley sobre Facultades, Normas y Organización del Indecopi, aprobada por Decreto Legislativo 807</w:t>
       </w:r>
       <w:r>
         <w:rPr>
           <w:rStyle w:val="Refdenotaalpie"/>
-          <w:rFonts w:ascii="Arial Narrow" w:eastAsia="Arial" w:hAnsi="Arial Narrow" w:cs="Arial"/>
+          <w:rFonts w:ascii="Arial Narrow" w:eastAsia="Arial Narrow" w:hAnsi="Arial Narrow" w:cs="Arial Narrow"/>
           <w:sz w:val="22"/>
           <w:szCs w:val="22"/>
           <w:vertAlign w:val="superscript"/>
@@ -8047,16 +8056,16 @@
       </w:r>
       <w:r>
         <w:rPr>
-          <w:rFonts w:ascii="Arial Narrow" w:hAnsi="Arial Narrow" w:cs="Arial Narrow"/>
-          <w:sz w:val="20"/>
-          <w:szCs w:val="20"/>
+          <w:rFonts w:ascii="Arial Narrow" w:eastAsia="Arial Narrow" w:hAnsi="Arial Narrow" w:cs="Arial Narrow"/>
+          <w:sz w:val="22"/>
+          <w:szCs w:val="22"/>
         </w:rPr>
         <w:t xml:space="preserve">, presente sus descargos sobre la imputación de cargos realizada en un plazo no mayor a cinco (5) días hábiles contado a partir del día siguiente de la notificación de la presente resolución, vencido el cual, el Secretario Técnico declarará en rebeldía al denunciado que no lo hubiera presentado. Debe precisarse que de conformidad con lo establecido por el artículo 223 del Texto Único Ordenado de la Ley 27444, Ley del Procedimiento Administrativo General</w:t>
       </w:r>
       <w:r>
         <w:rPr>
           <w:rStyle w:val="Refdenotaalpie"/>
-          <w:rFonts w:ascii="Arial Narrow" w:eastAsia="Arial" w:hAnsi="Arial Narrow" w:cs="Arial"/>
+          <w:rFonts w:ascii="Arial Narrow" w:eastAsia="Arial Narrow" w:hAnsi="Arial Narrow" w:cs="Arial Narrow"/>
           <w:sz w:val="22"/>
           <w:szCs w:val="22"/>
           <w:vertAlign w:val="superscript"/>
@@ -8065,9 +8074,9 @@
       </w:r>
       <w:r>
         <w:rPr>
-          <w:rFonts w:ascii="Arial Narrow" w:hAnsi="Arial Narrow" w:cs="Arial Narrow"/>
-          <w:sz w:val="20"/>
-          <w:szCs w:val="20"/>
+          <w:rFonts w:ascii="Arial Narrow" w:eastAsia="Arial Narrow" w:hAnsi="Arial Narrow" w:cs="Arial Narrow"/>
+          <w:sz w:val="22"/>
+          <w:szCs w:val="22"/>
         </w:rPr>
         <w:t xml:space="preserve">, las alegaciones y los hechos relevantes de la reclamación, salvo que hayan sido específicamente negadas en la contestación, se tendrán por aceptadas o merituadas como ciertas.</w:t>
       </w:r>
@@ -8086,7 +8095,7 @@
       <w:pPr>
         <w:jc w:val="both"/>
         <w:rPr>
-          <w:rFonts w:ascii="Arial Narrow" w:hAnsi="Arial Narrow" w:cs="Arial"/>
+          <w:rFonts w:ascii="Arial Narrow" w:eastAsia="Arial Narrow" w:hAnsi="Arial Narrow" w:cs="Arial Narrow"/>
           <w:sz w:val="22"/>
           <w:szCs w:val="22"/>
           <w:lang w:val="es-ES" w:eastAsia="es-ES"/>
@@ -8094,7 +8103,7 @@
       </w:pPr>
       <w:r>
         <w:rPr>
-          <w:rFonts w:ascii="Arial Narrow" w:hAnsi="Arial Narrow" w:cs="Arial"/>
+          <w:rFonts w:ascii="Arial Narrow" w:eastAsia="Arial Narrow" w:hAnsi="Arial Narrow" w:cs="Arial Narrow"/>
           <w:b/>
           <w:bCs/>
           <w:spacing w:val="-2"/>
@@ -8107,7 +8116,7 @@
       </w:r>
       <w:r>
         <w:rPr>
-          <w:rFonts w:ascii="Arial Narrow" w:hAnsi="Arial Narrow" w:cs="Arial"/>
+          <w:rFonts w:ascii="Arial Narrow" w:eastAsia="Arial Narrow" w:hAnsi="Arial Narrow" w:cs="Arial Narrow"/>
           <w:bCs/>
           <w:sz w:val="22"/>
           <w:szCs w:val="22"/>
@@ -8117,7 +8126,7 @@
       </w:r>
       <w:r>
         <w:rPr>
-          <w:rFonts w:ascii="Arial Narrow" w:hAnsi="Arial Narrow" w:cs="Arial"/>
+          <w:rFonts w:ascii="Arial Narrow" w:eastAsia="Arial Narrow" w:hAnsi="Arial Narrow" w:cs="Arial Narrow"/>
           <w:b/>
           <w:bCs/>
           <w:sz w:val="22"/>
@@ -8128,7 +8137,7 @@
       </w:r>
       <w:r>
         <w:rPr>
-          <w:rFonts w:ascii="Arial Narrow" w:hAnsi="Arial Narrow" w:cs="Arial"/>
+          <w:rFonts w:ascii="Arial Narrow" w:eastAsia="Arial Narrow" w:hAnsi="Arial Narrow" w:cs="Arial Narrow"/>
           <w:sz w:val="22"/>
           <w:szCs w:val="22"/>
           <w:lang w:val="es-ES" w:eastAsia="es-ES"/>
@@ -8137,7 +8146,7 @@
       </w:r>
       <w:r>
         <w:rPr>
-          <w:rFonts w:ascii="Arial Narrow" w:hAnsi="Arial Narrow" w:cs="Arial"/>
+          <w:rFonts w:ascii="Arial Narrow" w:eastAsia="Arial Narrow" w:hAnsi="Arial Narrow" w:cs="Arial Narrow"/>
           <w:sz w:val="22"/>
           <w:szCs w:val="22"/>
           <w:lang w:val="es-ES" w:eastAsia="es-ES"/>
@@ -8156,7 +8165,7 @@
       <w:r>
         <w:rPr>
           <w:rStyle w:val="normaltextrun"/>
-          <w:rFonts w:ascii="Arial Narrow" w:hAnsi="Arial Narrow"/>
+          <w:rFonts w:ascii="Arial Narrow" w:eastAsia="Arial Narrow" w:hAnsi="Arial Narrow" w:cs="Arial Narrow"/>
           <w:sz w:val="22"/>
           <w:szCs w:val="22"/>
           <w:shd w:val="clear" w:color="auto" w:fill="FFFFFF"/>
@@ -8165,7 +8174,7 @@
       </w:r>
       <w:r>
         <w:rPr>
-          <w:rFonts w:ascii="Arial Narrow" w:hAnsi="Arial Narrow" w:cs="Arial"/>
+          <w:rFonts w:ascii="Arial Narrow" w:eastAsia="Arial Narrow" w:hAnsi="Arial Narrow" w:cs="Arial Narrow"/>
           <w:sz w:val="22"/>
           <w:szCs w:val="22"/>
           <w:lang w:val="es-ES" w:eastAsia="es-ES"/>
@@ -8174,7 +8183,7 @@
       </w:r>
       <w:r>
         <w:rPr>
-          <w:rFonts w:ascii="Arial Narrow" w:hAnsi="Arial Narrow" w:cs="Arial"/>
+          <w:rFonts w:ascii="Arial Narrow" w:eastAsia="Arial Narrow" w:hAnsi="Arial Narrow" w:cs="Arial Narrow"/>
           <w:sz w:val="22"/>
           <w:szCs w:val="22"/>
           <w:lang w:val="es-ES" w:eastAsia="es-ES"/>
@@ -8183,7 +8192,7 @@
       </w:r>
       <w:r>
         <w:rPr>
-          <w:rFonts w:ascii="Arial Narrow" w:hAnsi="Arial Narrow" w:cs="Arial"/>
+          <w:rFonts w:ascii="Arial Narrow" w:eastAsia="Arial Narrow" w:hAnsi="Arial Narrow" w:cs="Arial Narrow"/>
           <w:sz w:val="22"/>
           <w:szCs w:val="22"/>
           <w:lang w:val="es-ES" w:eastAsia="es-ES"/>
@@ -8192,7 +8201,7 @@
       </w:r>
       <w:r>
         <w:rPr>
-          <w:rFonts w:ascii="Arial Narrow" w:hAnsi="Arial Narrow" w:cs="Arial"/>
+          <w:rFonts w:ascii="Arial Narrow" w:eastAsia="Arial Narrow" w:hAnsi="Arial Narrow" w:cs="Arial Narrow"/>
           <w:sz w:val="22"/>
           <w:szCs w:val="22"/>
           <w:lang w:val="es-ES" w:eastAsia="es-ES"/>
@@ -8202,7 +8211,7 @@
       <w:proofErr w:type="spellStart"/>
       <w:r>
         <w:rPr>
-          <w:rFonts w:ascii="Arial Narrow" w:hAnsi="Arial Narrow" w:cs="Arial"/>
+          <w:rFonts w:ascii="Arial Narrow" w:eastAsia="Arial Narrow" w:hAnsi="Arial Narrow" w:cs="Arial Narrow"/>
           <w:sz w:val="22"/>
           <w:szCs w:val="22"/>
           <w:lang w:val="es-ES" w:eastAsia="es-ES"/>
@@ -8212,7 +8221,7 @@
       <w:proofErr w:type="spellEnd"/>
       <w:r>
         <w:rPr>
-          <w:rFonts w:ascii="Arial Narrow" w:hAnsi="Arial Narrow" w:cs="Arial"/>
+          <w:rFonts w:ascii="Arial Narrow" w:eastAsia="Arial Narrow" w:hAnsi="Arial Narrow" w:cs="Arial Narrow"/>
           <w:sz w:val="22"/>
           <w:szCs w:val="22"/>
           <w:lang w:val="es-ES" w:eastAsia="es-ES"/>
@@ -8222,7 +8231,7 @@
       <w:proofErr w:type="spellStart"/>
       <w:r>
         <w:rPr>
-          <w:rFonts w:ascii="Arial Narrow" w:hAnsi="Arial Narrow" w:cs="Arial"/>
+          <w:rFonts w:ascii="Arial Narrow" w:eastAsia="Arial Narrow" w:hAnsi="Arial Narrow" w:cs="Arial Narrow"/>
           <w:sz w:val="22"/>
           <w:szCs w:val="22"/>
           <w:lang w:val="es-ES" w:eastAsia="es-ES"/>
@@ -8232,7 +8241,7 @@
       <w:proofErr w:type="spellEnd"/>
       <w:r>
         <w:rPr>
-          <w:rFonts w:ascii="Arial Narrow" w:hAnsi="Arial Narrow" w:cs="Arial"/>
+          <w:rFonts w:ascii="Arial Narrow" w:eastAsia="Arial Narrow" w:hAnsi="Arial Narrow" w:cs="Arial Narrow"/>
           <w:sz w:val="22"/>
           <w:szCs w:val="22"/>
           <w:lang w:val="es-ES" w:eastAsia="es-ES"/>
@@ -8320,7 +8329,7 @@
       </w:r>
       <w:r>
         <w:rPr>
-          <w:rFonts w:ascii="Arial Narrow" w:hAnsi="Arial Narrow"/>
+          <w:rFonts w:ascii="Arial Narrow" w:eastAsia="Arial Narrow" w:hAnsi="Arial Narrow" w:cs="Arial Narrow"/>
           <w:sz w:val="22"/>
           <w:szCs w:val="22"/>
         </w:rPr>
@@ -8336,7 +8345,7 @@
       </w:r>
       <w:r>
         <w:rPr>
-          <w:rFonts w:ascii="Arial Narrow" w:hAnsi="Arial Narrow" w:cs="Arial Narrow"/>
+          <w:rFonts w:ascii="Arial Narrow" w:eastAsia="Arial Narrow" w:hAnsi="Arial Narrow" w:cs="Arial Narrow"/>
           <w:sz w:val="22"/>
           <w:szCs w:val="22"/>
         </w:rPr>
@@ -8345,7 +8354,7 @@
       <w:r>
         <w:rPr>
           <w:rStyle w:val="Refdenotaalpie"/>
-          <w:rFonts w:ascii="Arial Narrow" w:hAnsi="Arial Narrow"/>
+          <w:rFonts w:ascii="Arial Narrow" w:eastAsia="Arial Narrow" w:hAnsi="Arial Narrow" w:cs="Arial Narrow"/>
           <w:sz w:val="22"/>
           <w:szCs w:val="22"/>
           <w:vertAlign w:val="superscript"/>
@@ -8362,7 +8371,7 @@
       </w:r>
       <w:r>
         <w:rPr>
-          <w:rFonts w:ascii="Arial Narrow" w:hAnsi="Arial Narrow"/>
+          <w:rFonts w:ascii="Arial Narrow" w:eastAsia="Arial Narrow" w:hAnsi="Arial Narrow" w:cs="Arial Narrow"/>
           <w:sz w:val="22"/>
           <w:szCs w:val="22"/>
         </w:rPr>
@@ -8378,7 +8387,7 @@
       </w:r>
       <w:r>
         <w:rPr>
-          <w:rFonts w:ascii="Arial Narrow" w:hAnsi="Arial Narrow"/>
+          <w:rFonts w:ascii="Arial Narrow" w:eastAsia="Arial Narrow" w:hAnsi="Arial Narrow" w:cs="Arial Narrow"/>
           <w:sz w:val="22"/>
           <w:szCs w:val="22"/>
         </w:rPr>
@@ -8394,7 +8403,7 @@
       </w:r>
       <w:r>
         <w:rPr>
-          <w:rFonts w:ascii="Arial Narrow" w:hAnsi="Arial Narrow"/>
+          <w:rFonts w:ascii="Arial Narrow" w:eastAsia="Arial Narrow" w:hAnsi="Arial Narrow" w:cs="Arial Narrow"/>
           <w:sz w:val="22"/>
           <w:szCs w:val="22"/>
         </w:rPr>
@@ -8431,7 +8440,7 @@
       <w:pPr>
         <w:jc w:val="both"/>
         <w:rPr>
-          <w:rFonts w:ascii="Arial Narrow" w:eastAsia="Arial Narrow" w:hAnsi="Arial Narrow" w:cs="Arial"/>
+          <w:rFonts w:ascii="Arial Narrow" w:eastAsia="Arial Narrow" w:hAnsi="Arial Narrow" w:cs="Arial Narrow"/>
           <w:sz w:val="22"/>
           <w:szCs w:val="22"/>
         </w:rPr>
@@ -8439,7 +8448,7 @@
       <w:bookmarkStart w:id="18" w:name="_Hlk136948310"/>
       <w:r>
         <w:rPr>
-          <w:rFonts w:ascii="Arial Narrow" w:eastAsia="Arial Narrow" w:hAnsi="Arial Narrow" w:cs="Arial"/>
+          <w:rFonts w:ascii="Arial Narrow" w:eastAsia="Arial Narrow" w:hAnsi="Arial Narrow" w:cs="Arial Narrow"/>
           <w:sz w:val="22"/>
           <w:szCs w:val="22"/>
         </w:rPr>
@@ -8449,7 +8458,7 @@
       <w:proofErr w:type="gramStart"/>
       <w:r>
         <w:rPr>
-          <w:rFonts w:ascii="Arial Narrow" w:eastAsia="Arial Narrow" w:hAnsi="Arial Narrow" w:cs="Arial"/>
+          <w:rFonts w:ascii="Arial Narrow" w:eastAsia="Arial Narrow" w:hAnsi="Arial Narrow" w:cs="Arial Narrow"/>
           <w:sz w:val="22"/>
           <w:szCs w:val="22"/>
         </w:rPr>
@@ -8458,7 +8467,7 @@
       <w:proofErr w:type="gramEnd"/>
       <w:r>
         <w:rPr>
-          <w:rFonts w:ascii="Arial Narrow" w:eastAsia="Arial Narrow" w:hAnsi="Arial Narrow" w:cs="Arial"/>
+          <w:rFonts w:ascii="Arial Narrow" w:eastAsia="Arial Narrow" w:hAnsi="Arial Narrow" w:cs="Arial Narrow"/>
           <w:sz w:val="22"/>
           <w:szCs w:val="22"/>
         </w:rPr>
@@ -8466,7 +8475,7 @@
       </w:r>
       <w:r>
         <w:rPr>
-          <w:rFonts w:ascii="Arial Narrow" w:hAnsi="Arial Narrow"/>
+          <w:rFonts w:ascii="Arial Narrow" w:eastAsia="Arial Narrow" w:hAnsi="Arial Narrow" w:cs="Arial Narrow"/>
           <w:sz w:val="22"/>
           <w:szCs w:val="22"/>
         </w:rPr>
@@ -8474,7 +8483,7 @@
       </w:r>
       <w:r>
         <w:rPr>
-          <w:rFonts w:ascii="Arial Narrow" w:eastAsia="Arial Narrow" w:hAnsi="Arial Narrow" w:cs="Arial"/>
+          <w:rFonts w:ascii="Arial Narrow" w:eastAsia="Arial Narrow" w:hAnsi="Arial Narrow" w:cs="Arial Narrow"/>
           <w:sz w:val="22"/>
           <w:szCs w:val="22"/>
         </w:rPr>
@@ -8483,7 +8492,7 @@
       <w:r>
         <w:rPr>
           <w:rStyle w:val="Refdenotaalpie"/>
-          <w:rFonts w:ascii="Arial Narrow" w:eastAsia="Arial Narrow" w:hAnsi="Arial Narrow" w:cs="Arial"/>
+          <w:rFonts w:ascii="Arial Narrow" w:eastAsia="Arial Narrow" w:hAnsi="Arial Narrow" w:cs="Arial Narrow"/>
           <w:sz w:val="22"/>
           <w:szCs w:val="22"/>
           <w:vertAlign w:val="superscript"/>
@@ -8492,7 +8501,7 @@
       </w:r>
       <w:r>
         <w:rPr>
-          <w:rFonts w:ascii="Arial Narrow" w:eastAsia="Arial Narrow" w:hAnsi="Arial Narrow" w:cs="Arial"/>
+          <w:rFonts w:ascii="Arial Narrow" w:eastAsia="Arial Narrow" w:hAnsi="Arial Narrow" w:cs="Arial Narrow"/>
           <w:sz w:val="22"/>
           <w:szCs w:val="22"/>
         </w:rPr>
@@ -8504,7 +8513,7 @@
       <w:pPr>
         <w:jc w:val="both"/>
         <w:rPr>
-          <w:rFonts w:ascii="Arial Narrow" w:hAnsi="Arial Narrow" w:cs="Arial"/>
+          <w:rFonts w:ascii="Arial Narrow" w:eastAsia="Arial Narrow" w:hAnsi="Arial Narrow" w:cs="Arial Narrow"/>
           <w:spacing w:val="-2"/>
           <w:sz w:val="22"/>
           <w:szCs w:val="22"/>
@@ -8551,7 +8560,7 @@
       </w:r>
       <w:r>
         <w:rPr>
-          <w:rFonts w:ascii="Arial Narrow" w:hAnsi="Arial Narrow" w:cs="Arial"/>
+          <w:rFonts w:ascii="Arial Narrow" w:eastAsia="Arial Narrow" w:hAnsi="Arial Narrow" w:cs="Arial Narrow"/>
           <w:sz w:val="22"/>
           <w:szCs w:val="22"/>
           <w:lang w:eastAsia="es-ES"/>
@@ -8583,7 +8592,7 @@
         <w:suppressAutoHyphens/>
         <w:jc w:val="both"/>
         <w:rPr>
-          <w:rFonts w:ascii="Arial Narrow" w:hAnsi="Arial Narrow" w:cs="Arial"/>
+          <w:rFonts w:ascii="Arial Narrow" w:eastAsia="Arial Narrow" w:hAnsi="Arial Narrow" w:cs="Arial Narrow"/>
           <w:sz w:val="22"/>
           <w:szCs w:val="22"/>
           <w:u w:val="single"/>
@@ -8611,7 +8620,7 @@
       </w:r>
       <w:r>
         <w:rPr>
-          <w:rFonts w:ascii="Arial Narrow" w:hAnsi="Arial Narrow" w:cs="Arial"/>
+          <w:rFonts w:ascii="Arial Narrow" w:eastAsia="Arial Narrow" w:hAnsi="Arial Narrow" w:cs="Arial Narrow"/>
           <w:sz w:val="22"/>
           <w:szCs w:val="22"/>
         </w:rPr>
@@ -8620,7 +8629,7 @@
       <w:proofErr w:type="gramStart"/>
       <w:r>
         <w:rPr>
-          <w:rFonts w:ascii="Arial Narrow" w:hAnsi="Arial Narrow" w:cs="Arial"/>
+          <w:rFonts w:ascii="Arial Narrow" w:eastAsia="Arial Narrow" w:hAnsi="Arial Narrow" w:cs="Arial Narrow"/>
           <w:sz w:val="22"/>
           <w:szCs w:val="22"/>
         </w:rPr>
@@ -8629,7 +8638,7 @@
       <w:proofErr w:type="gramEnd"/>
       <w:r>
         <w:rPr>
-          <w:rFonts w:ascii="Arial Narrow" w:hAnsi="Arial Narrow" w:cs="Arial"/>
+          <w:rFonts w:ascii="Arial Narrow" w:eastAsia="Arial Narrow" w:hAnsi="Arial Narrow" w:cs="Arial Narrow"/>
           <w:sz w:val="22"/>
           <w:szCs w:val="22"/>
         </w:rPr>
@@ -8638,7 +8647,7 @@
       <w:r>
         <w:rPr>
           <w:rStyle w:val="Refdenotaalpie"/>
-          <w:rFonts w:ascii="Arial Narrow" w:hAnsi="Arial Narrow" w:cs="Arial"/>
+          <w:rFonts w:ascii="Arial Narrow" w:eastAsia="Arial Narrow" w:hAnsi="Arial Narrow" w:cs="Arial Narrow"/>
           <w:sz w:val="22"/>
           <w:szCs w:val="22"/>
           <w:vertAlign w:val="superscript"/>
@@ -8647,7 +8656,7 @@
       </w:r>
       <w:r>
         <w:rPr>
-          <w:rFonts w:ascii="Arial Narrow" w:hAnsi="Arial Narrow" w:cs="Arial"/>
+          <w:rFonts w:ascii="Arial Narrow" w:eastAsia="Arial Narrow" w:hAnsi="Arial Narrow" w:cs="Arial Narrow"/>
           <w:sz w:val="22"/>
           <w:szCs w:val="22"/>
         </w:rPr>
@@ -8656,7 +8665,7 @@
       <w:proofErr w:type="gramStart"/>
       <w:r>
         <w:rPr>
-          <w:rFonts w:ascii="Arial Narrow" w:hAnsi="Arial Narrow" w:cs="Arial"/>
+          <w:rFonts w:ascii="Arial Narrow" w:eastAsia="Arial Narrow" w:hAnsi="Arial Narrow" w:cs="Arial Narrow"/>
           <w:sz w:val="22"/>
           <w:szCs w:val="22"/>
         </w:rPr>
@@ -8665,7 +8674,7 @@
       <w:proofErr w:type="gramEnd"/>
       <w:r>
         <w:rPr>
-          <w:rFonts w:ascii="Arial Narrow" w:hAnsi="Arial Narrow" w:cs="Arial"/>
+          <w:rFonts w:ascii="Arial Narrow" w:eastAsia="Arial Narrow" w:hAnsi="Arial Narrow" w:cs="Arial Narrow"/>
           <w:sz w:val="22"/>
           <w:szCs w:val="22"/>
         </w:rPr>
@@ -8673,7 +8682,7 @@
       </w:r>
       <w:r>
         <w:rPr>
-          <w:rFonts w:ascii="Arial Narrow" w:hAnsi="Arial Narrow" w:cs="Arial"/>
+          <w:rFonts w:ascii="Arial Narrow" w:eastAsia="Arial Narrow" w:hAnsi="Arial Narrow" w:cs="Arial Narrow"/>
           <w:sz w:val="22"/>
           <w:szCs w:val="22"/>
           <w:u w:val="single"/>
@@ -8682,7 +8691,7 @@
       </w:r>
       <w:r>
         <w:rPr>
-          <w:rFonts w:ascii="Arial Narrow" w:hAnsi="Arial Narrow" w:cs="Arial"/>
+          <w:rFonts w:ascii="Arial Narrow" w:eastAsia="Arial Narrow" w:hAnsi="Arial Narrow" w:cs="Arial Narrow"/>
           <w:bCs/>
           <w:sz w:val="22"/>
           <w:szCs w:val="22"/>
@@ -8691,7 +8700,7 @@
       </w:r>
       <w:r>
         <w:rPr>
-          <w:rFonts w:ascii="Arial Narrow" w:hAnsi="Arial Narrow" w:cs="Arial"/>
+          <w:rFonts w:ascii="Arial Narrow" w:eastAsia="Arial Narrow" w:hAnsi="Arial Narrow" w:cs="Arial Narrow"/>
           <w:b/>
           <w:bCs/>
           <w:sz w:val="22"/>
@@ -8701,7 +8710,7 @@
       </w:r>
       <w:r>
         <w:rPr>
-          <w:rFonts w:ascii="Arial Narrow" w:hAnsi="Arial Narrow" w:cs="Arial"/>
+          <w:rFonts w:ascii="Arial Narrow" w:eastAsia="Arial Narrow" w:hAnsi="Arial Narrow" w:cs="Arial Narrow"/>
           <w:sz w:val="22"/>
           <w:szCs w:val="22"/>
           <w:u w:val="single"/>
@@ -8778,26 +8787,32 @@
         <w:suppressAutoHyphens/>
         <w:jc w:val="both"/>
         <w:rPr>
-          <w:rFonts w:ascii="Arial Narrow" w:hAnsi="Arial Narrow" w:cs="Arial"/>
-          <w:sz w:val="22"/>
-          <w:szCs w:val="22"/>
-        </w:rPr>
-      </w:pPr>
-      <w:r>
-        <w:rPr>
-          <w:rFonts w:ascii="Arial Narrow" w:eastAsia="Arial Narrow" w:hAnsi="Arial Narrow" w:cs="Arial Narrow"/>
-          <w:b/>
-          <w:bCs/>
-          <w:sz w:val="22"/>
-          <w:szCs w:val="22"/>
-        </w:rPr>
-        <w:t xml:space="preserve">DÉCIMO PRIMERO: requerir a la señora [DENUNCIANTE] para que, dentro del plazo de dos (2) días hábiles siguientes a la fecha en que reciba la notificación en su bandeja de correo electrónico, efectúe la confirmación de recepción de la notificación remitida por este despacho a su correo electrónico, de conformidad con el segundo párrafo del numeral 4 del artículo 20 del Texto Único Ordenado de la Ley del Procedimiento Administrativo General, aprobado mediante Decreto Supremo 006-2026-JUS, bajo apercibimiento de rehacer el acto de notificación y notificarle conforme al numeral 1 del artículo 20 del citado cuerpo normativo.</w:t>
-      </w:r>
-      <w:r>
-        <w:rPr>
-          <w:rFonts w:ascii="Arial Narrow" w:eastAsia="Arial Narrow" w:hAnsi="Arial Narrow" w:cs="Arial Narrow"/>
-          <w:b/>
-          <w:bCs/>
+          <w:rFonts w:ascii="Arial Narrow" w:eastAsia="Arial Narrow" w:hAnsi="Arial Narrow" w:cs="Arial Narrow"/>
+          <w:sz w:val="22"/>
+          <w:szCs w:val="22"/>
+        </w:rPr>
+      </w:pPr>
+      <w:r>
+        <w:rPr>
+          <w:rFonts w:ascii="Arial Narrow" w:eastAsia="Arial Narrow" w:hAnsi="Arial Narrow" w:cs="Arial Narrow"/>
+          <w:b/>
+          <w:bCs/>
+          <w:sz w:val="22"/>
+          <w:szCs w:val="22"/>
+        </w:rPr>
+        <w:t xml:space="preserve">DÉCIMO PRIMERO: </w:t>
+      </w:r>
+      <w:r>
+        <w:rPr>
+          <w:rFonts w:ascii="Arial Narrow" w:eastAsia="Arial Narrow" w:hAnsi="Arial Narrow" w:cs="Arial Narrow"/>
+          <w:sz w:val="22"/>
+          <w:szCs w:val="22"/>
+        </w:rPr>
+        <w:t xml:space="preserve">requerir a la señora [DENUNCIANTE] para que, dentro del plazo de dos (2) días hábiles siguientes a la fecha en que reciba la notificación en su bandeja de correo electrónico, efectúe la confirmación de recepción de la notificación remitida por este despacho a su correo electrónico, de conformidad con el segundo párrafo del numeral 4 del artículo 20 del Texto Único Ordenado de la Ley del Procedimiento Administrativo General, aprobado mediante Decreto Supremo 006-2026-JUS, bajo apercibimiento de rehacer el acto de notificación y notificarle conforme al numeral 1 del artículo 20 del citado cuerpo normativo.</w:t>
+      </w:r>
+      <w:r>
+        <w:rPr>
+          <w:rFonts w:ascii="Arial Narrow" w:eastAsia="Arial Narrow" w:hAnsi="Arial Narrow" w:cs="Arial Narrow"/>
           <w:sz w:val="22"/>
           <w:szCs w:val="22"/>
         </w:rPr>
@@ -8805,8 +8820,7 @@
       </w:r>
       <w:r>
         <w:rPr>
-          <w:rFonts w:ascii="Arial Narrow" w:hAnsi="Arial Narrow" w:cs="Arial"/>
-          <w:b/>
+          <w:rFonts w:ascii="Arial Narrow" w:eastAsia="Arial Narrow" w:hAnsi="Arial Narrow" w:cs="Arial Narrow"/>
           <w:spacing w:val="-3"/>
           <w:sz w:val="22"/>
           <w:szCs w:val="22"/>
@@ -8815,8 +8829,7 @@
       </w:r>
       <w:r>
         <w:rPr>
-          <w:rFonts w:ascii="Arial Narrow" w:hAnsi="Arial Narrow" w:cs="Arial"/>
-          <w:bCs/>
+          <w:rFonts w:ascii="Arial Narrow" w:eastAsia="Arial Narrow" w:hAnsi="Arial Narrow" w:cs="Arial Narrow"/>
           <w:spacing w:val="-3"/>
           <w:sz w:val="22"/>
           <w:szCs w:val="22"/>
@@ -8825,7 +8838,7 @@
       </w:r>
       <w:r>
         <w:rPr>
-          <w:rFonts w:ascii="Arial Narrow" w:hAnsi="Arial Narrow"/>
+          <w:rFonts w:ascii="Arial Narrow" w:eastAsia="Arial Narrow" w:hAnsi="Arial Narrow" w:cs="Arial Narrow"/>
           <w:color w:val="000000"/>
           <w:sz w:val="22"/>
           <w:szCs w:val="22"/>
@@ -8835,7 +8848,7 @@
       </w:r>
       <w:r>
         <w:rPr>
-          <w:rFonts w:ascii="Arial Narrow" w:hAnsi="Arial Narrow"/>
+          <w:rFonts w:ascii="Arial Narrow" w:eastAsia="Arial Narrow" w:hAnsi="Arial Narrow" w:cs="Arial Narrow"/>
           <w:color w:val="000000"/>
           <w:sz w:val="22"/>
           <w:szCs w:val="22"/>
@@ -8844,7 +8857,7 @@
       </w:r>
       <w:r>
         <w:rPr>
-          <w:rFonts w:ascii="Arial Narrow" w:hAnsi="Arial Narrow"/>
+          <w:rFonts w:ascii="Arial Narrow" w:eastAsia="Arial Narrow" w:hAnsi="Arial Narrow" w:cs="Arial Narrow"/>
           <w:color w:val="000000"/>
           <w:sz w:val="22"/>
           <w:szCs w:val="22"/>
@@ -8854,7 +8867,7 @@
       <w:r>
         <w:rPr>
           <w:rStyle w:val="Refdenotaalpie"/>
-          <w:rFonts w:ascii="Arial Narrow" w:hAnsi="Arial Narrow"/>
+          <w:rFonts w:ascii="Arial Narrow" w:eastAsia="Arial Narrow" w:hAnsi="Arial Narrow" w:cs="Arial Narrow"/>
           <w:sz w:val="22"/>
           <w:szCs w:val="22"/>
           <w:vertAlign w:val="superscript"/>
@@ -8863,7 +8876,7 @@
       </w:r>
       <w:r>
         <w:rPr>
-          <w:rFonts w:ascii="Arial Narrow" w:hAnsi="Arial Narrow" w:cs="Arial"/>
+          <w:rFonts w:ascii="Arial Narrow" w:eastAsia="Arial Narrow" w:hAnsi="Arial Narrow" w:cs="Arial Narrow"/>
           <w:sz w:val="22"/>
           <w:szCs w:val="22"/>
         </w:rPr>
@@ -8875,7 +8888,7 @@
         <w:suppressAutoHyphens/>
         <w:jc w:val="both"/>
         <w:rPr>
-          <w:rFonts w:ascii="Arial Narrow" w:hAnsi="Arial Narrow" w:cs="Arial"/>
+          <w:rFonts w:ascii="Arial Narrow" w:eastAsia="Arial Narrow" w:hAnsi="Arial Narrow" w:cs="Arial Narrow"/>
           <w:sz w:val="22"/>
           <w:szCs w:val="22"/>
         </w:rPr>
@@ -8886,7 +8899,7 @@
         <w:suppressAutoHyphens/>
         <w:jc w:val="both"/>
         <w:rPr>
-          <w:rFonts w:ascii="Arial Narrow" w:eastAsia="Calibri" w:hAnsi="Arial Narrow"/>
+          <w:rFonts w:ascii="Arial Narrow" w:eastAsia="Arial Narrow" w:hAnsi="Arial Narrow" w:cs="Arial Narrow"/>
           <w:sz w:val="22"/>
           <w:szCs w:val="22"/>
         </w:rPr>
@@ -8903,7 +8916,7 @@
       </w:r>
       <w:r>
         <w:rPr>
-          <w:rFonts w:ascii="Arial Narrow" w:hAnsi="Arial Narrow" w:cs="Arial"/>
+          <w:rFonts w:ascii="Arial Narrow" w:eastAsia="Arial Narrow" w:hAnsi="Arial Narrow" w:cs="Arial Narrow"/>
           <w:b/>
           <w:spacing w:val="-3"/>
           <w:sz w:val="22"/>
@@ -8931,7 +8944,7 @@
       </w:r>
       <w:r>
         <w:rPr>
-          <w:rFonts w:ascii="Arial Narrow" w:hAnsi="Arial Narrow"/>
+          <w:rFonts w:ascii="Arial Narrow" w:eastAsia="Arial Narrow" w:hAnsi="Arial Narrow" w:cs="Arial Narrow"/>
           <w:color w:val="000000"/>
           <w:sz w:val="22"/>
           <w:szCs w:val="22"/>
@@ -8941,7 +8954,6 @@
       <w:r>
         <w:rPr>
           <w:rFonts w:ascii="Arial Narrow" w:eastAsia="Arial Narrow" w:hAnsi="Arial Narrow" w:cs="Arial Narrow"/>
-          <w:bCs/>
           <w:sz w:val="22"/>
           <w:szCs w:val="22"/>
         </w:rPr>
@@ -8949,7 +8961,7 @@
       </w:r>
       <w:r>
         <w:rPr>
-          <w:rFonts w:ascii="Arial Narrow" w:hAnsi="Arial Narrow"/>
+          <w:rFonts w:ascii="Arial Narrow" w:eastAsia="Arial Narrow" w:hAnsi="Arial Narrow" w:cs="Arial Narrow"/>
           <w:sz w:val="22"/>
           <w:szCs w:val="22"/>
           <w:shd w:val="clear" w:color="auto" w:fill="FFFFFF"/>
@@ -8958,7 +8970,7 @@
       </w:r>
       <w:r>
         <w:rPr>
-          <w:rFonts w:ascii="Arial Narrow" w:eastAsia="Calibri" w:hAnsi="Arial Narrow"/>
+          <w:rFonts w:ascii="Arial Narrow" w:eastAsia="Arial Narrow" w:hAnsi="Arial Narrow" w:cs="Arial Narrow"/>
           <w:sz w:val="22"/>
           <w:szCs w:val="22"/>
         </w:rPr>
@@ -8966,7 +8978,7 @@
       </w:r>
       <w:r>
         <w:rPr>
-          <w:rFonts w:ascii="Arial Narrow" w:eastAsia="Calibri" w:hAnsi="Arial Narrow"/>
+          <w:rFonts w:ascii="Arial Narrow" w:eastAsia="Arial Narrow" w:hAnsi="Arial Narrow" w:cs="Arial Narrow"/>
           <w:sz w:val="22"/>
           <w:szCs w:val="22"/>
         </w:rPr>
@@ -8974,7 +8986,7 @@
       </w:r>
       <w:r>
         <w:rPr>
-          <w:rFonts w:ascii="Arial Narrow" w:eastAsia="Calibri" w:hAnsi="Arial Narrow"/>
+          <w:rFonts w:ascii="Arial Narrow" w:eastAsia="Arial Narrow" w:hAnsi="Arial Narrow" w:cs="Arial Narrow"/>
           <w:sz w:val="22"/>
           <w:szCs w:val="22"/>
         </w:rPr>
@@ -8986,7 +8998,7 @@
         <w:suppressAutoHyphens/>
         <w:jc w:val="both"/>
         <w:rPr>
-          <w:rFonts w:ascii="Arial Narrow" w:eastAsia="Calibri" w:hAnsi="Arial Narrow"/>
+          <w:rFonts w:ascii="Arial Narrow" w:eastAsia="Arial Narrow" w:hAnsi="Arial Narrow" w:cs="Arial Narrow"/>
           <w:sz w:val="22"/>
           <w:szCs w:val="22"/>
         </w:rPr>
@@ -8997,16 +9009,16 @@
         <w:shd w:val="clear" w:color="auto" w:fill="FFFFFF"/>
         <w:jc w:val="center"/>
         <w:rPr>
-          <w:rFonts w:ascii="Arial Narrow" w:hAnsi="Arial Narrow" w:cs="Arial"/>
-          <w:b/>
-          <w:bCs/>
-          <w:sz w:val="22"/>
-          <w:szCs w:val="22"/>
-        </w:rPr>
-      </w:pPr>
-      <w:r>
-        <w:rPr>
-          <w:rFonts w:ascii="Arial Narrow" w:hAnsi="Arial Narrow" w:cs="Arial"/>
+          <w:rFonts w:ascii="Arial Narrow" w:eastAsia="Arial Narrow" w:hAnsi="Arial Narrow" w:cs="Arial Narrow"/>
+          <w:b/>
+          <w:bCs/>
+          <w:sz w:val="22"/>
+          <w:szCs w:val="22"/>
+        </w:rPr>
+      </w:pPr>
+      <w:r>
+        <w:rPr>
+          <w:rFonts w:ascii="Arial Narrow" w:eastAsia="Arial Narrow" w:hAnsi="Arial Narrow" w:cs="Arial Narrow"/>
           <w:b/>
           <w:bCs/>
           <w:sz w:val="22"/>
@@ -9023,7 +9035,7 @@
         <w:jc w:val="center"/>
         <w:textAlignment w:val="baseline"/>
         <w:rPr>
-          <w:rFonts w:ascii="Arial Narrow" w:hAnsi="Arial Narrow" w:cs="Segoe UI"/>
+          <w:rFonts w:ascii="Arial Narrow" w:eastAsia="Arial Narrow" w:hAnsi="Arial Narrow" w:cs="Arial Narrow"/>
           <w:sz w:val="22"/>
           <w:szCs w:val="22"/>
         </w:rPr>
@@ -9031,7 +9043,7 @@
       <w:r>
         <w:rPr>
           <w:rStyle w:val="normaltextrun"/>
-          <w:rFonts w:ascii="Arial Narrow" w:hAnsi="Arial Narrow" w:cs="Segoe UI"/>
+          <w:rFonts w:ascii="Arial Narrow" w:eastAsia="Arial Narrow" w:hAnsi="Arial Narrow" w:cs="Arial Narrow"/>
           <w:b/>
           <w:bCs/>
           <w:sz w:val="22"/>
@@ -9042,7 +9054,7 @@
       <w:r>
         <w:rPr>
           <w:rStyle w:val="eop"/>
-          <w:rFonts w:ascii="Arial Narrow" w:hAnsi="Arial Narrow" w:cs="Segoe UI"/>
+          <w:rFonts w:ascii="Arial Narrow" w:eastAsia="Arial Narrow" w:hAnsi="Arial Narrow" w:cs="Arial Narrow"/>
           <w:sz w:val="22"/>
           <w:szCs w:val="22"/>
         </w:rPr>
@@ -9057,7 +9069,7 @@
         <w:jc w:val="center"/>
         <w:textAlignment w:val="baseline"/>
         <w:rPr>
-          <w:rFonts w:ascii="Arial Narrow" w:hAnsi="Arial Narrow" w:cs="Segoe UI"/>
+          <w:rFonts w:ascii="Arial Narrow" w:eastAsia="Arial Narrow" w:hAnsi="Arial Narrow" w:cs="Arial Narrow"/>
           <w:sz w:val="22"/>
           <w:szCs w:val="22"/>
         </w:rPr>
@@ -9065,7 +9077,7 @@
       <w:r>
         <w:rPr>
           <w:rStyle w:val="normaltextrun"/>
-          <w:rFonts w:ascii="Arial Narrow" w:hAnsi="Arial Narrow" w:cs="Segoe UI"/>
+          <w:rFonts w:ascii="Arial Narrow" w:eastAsia="Arial Narrow" w:hAnsi="Arial Narrow" w:cs="Arial Narrow"/>
           <w:b/>
           <w:bCs/>
           <w:sz w:val="22"/>
@@ -9076,7 +9088,7 @@
       <w:r>
         <w:rPr>
           <w:rStyle w:val="eop"/>
-          <w:rFonts w:ascii="Arial Narrow" w:hAnsi="Arial Narrow" w:cs="Segoe UI"/>
+          <w:rFonts w:ascii="Arial Narrow" w:eastAsia="Arial Narrow" w:hAnsi="Arial Narrow" w:cs="Arial Narrow"/>
           <w:sz w:val="22"/>
           <w:szCs w:val="22"/>
         </w:rPr>
@@ -9091,7 +9103,7 @@
         <w:jc w:val="center"/>
         <w:textAlignment w:val="baseline"/>
         <w:rPr>
-          <w:rFonts w:ascii="Arial Narrow" w:hAnsi="Arial Narrow" w:cs="Segoe UI"/>
+          <w:rFonts w:ascii="Arial Narrow" w:eastAsia="Arial Narrow" w:hAnsi="Arial Narrow" w:cs="Arial Narrow"/>
           <w:sz w:val="22"/>
           <w:szCs w:val="22"/>
         </w:rPr>
@@ -9099,7 +9111,7 @@
       <w:r>
         <w:rPr>
           <w:rStyle w:val="normaltextrun"/>
-          <w:rFonts w:ascii="Arial Narrow" w:hAnsi="Arial Narrow" w:cs="Segoe UI"/>
+          <w:rFonts w:ascii="Arial Narrow" w:eastAsia="Arial Narrow" w:hAnsi="Arial Narrow" w:cs="Arial Narrow"/>
           <w:b/>
           <w:bCs/>
           <w:sz w:val="22"/>
@@ -9110,7 +9122,7 @@
       <w:r>
         <w:rPr>
           <w:rStyle w:val="normaltextrun"/>
-          <w:rFonts w:ascii="Arial Narrow" w:hAnsi="Arial Narrow" w:cs="Arial"/>
+          <w:rFonts w:ascii="Arial Narrow" w:eastAsia="Arial Narrow" w:hAnsi="Arial Narrow" w:cs="Arial Narrow"/>
           <w:b/>
           <w:bCs/>
           <w:sz w:val="22"/>
@@ -9121,7 +9133,7 @@
       <w:r>
         <w:rPr>
           <w:rStyle w:val="normaltextrun"/>
-          <w:rFonts w:ascii="Arial Narrow" w:hAnsi="Arial Narrow" w:cs="Segoe UI"/>
+          <w:rFonts w:ascii="Arial Narrow" w:eastAsia="Arial Narrow" w:hAnsi="Arial Narrow" w:cs="Arial Narrow"/>
           <w:b/>
           <w:bCs/>
           <w:sz w:val="22"/>
@@ -9133,7 +9145,7 @@
       <w:r>
         <w:rPr>
           <w:rStyle w:val="normaltextrun"/>
-          <w:rFonts w:ascii="Arial Narrow" w:hAnsi="Arial Narrow" w:cs="Arial"/>
+          <w:rFonts w:ascii="Arial Narrow" w:eastAsia="Arial Narrow" w:hAnsi="Arial Narrow" w:cs="Arial Narrow"/>
           <w:b/>
           <w:bCs/>
           <w:sz w:val="22"/>
@@ -9144,7 +9156,7 @@
       <w:r>
         <w:rPr>
           <w:rStyle w:val="normaltextrun"/>
-          <w:rFonts w:ascii="Arial Narrow" w:hAnsi="Arial Narrow" w:cs="Segoe UI"/>
+          <w:rFonts w:ascii="Arial Narrow" w:eastAsia="Arial Narrow" w:hAnsi="Arial Narrow" w:cs="Arial Narrow"/>
           <w:b/>
           <w:bCs/>
           <w:sz w:val="22"/>
@@ -9155,7 +9167,7 @@
       <w:r>
         <w:rPr>
           <w:rStyle w:val="normaltextrun"/>
-          <w:rFonts w:ascii="Arial Narrow" w:hAnsi="Arial Narrow" w:cs="Arial Narrow"/>
+          <w:rFonts w:ascii="Arial Narrow" w:eastAsia="Arial Narrow" w:hAnsi="Arial Narrow" w:cs="Arial Narrow"/>
           <w:b/>
           <w:bCs/>
           <w:sz w:val="22"/>
@@ -9166,7 +9178,7 @@
       <w:r>
         <w:rPr>
           <w:rStyle w:val="normaltextrun"/>
-          <w:rFonts w:ascii="Arial Narrow" w:hAnsi="Arial Narrow" w:cs="Segoe UI"/>
+          <w:rFonts w:ascii="Arial Narrow" w:eastAsia="Arial Narrow" w:hAnsi="Arial Narrow" w:cs="Arial Narrow"/>
           <w:b/>
           <w:bCs/>
           <w:sz w:val="22"/>
@@ -9177,7 +9189,7 @@
       <w:r>
         <w:rPr>
           <w:rStyle w:val="eop"/>
-          <w:rFonts w:ascii="Arial Narrow" w:hAnsi="Arial Narrow" w:cs="Segoe UI"/>
+          <w:rFonts w:ascii="Arial Narrow" w:eastAsia="Arial Narrow" w:hAnsi="Arial Narrow" w:cs="Arial Narrow"/>
           <w:sz w:val="22"/>
           <w:szCs w:val="22"/>
         </w:rPr>
@@ -9188,14 +9200,14 @@
       <w:pPr>
         <w:jc w:val="both"/>
         <w:rPr>
-          <w:rFonts w:ascii="Arial Narrow" w:hAnsi="Arial Narrow"/>
-          <w:sz w:val="16"/>
-          <w:szCs w:val="16"/>
-        </w:rPr>
-      </w:pPr>
-      <w:r>
-        <w:rPr>
-          <w:rFonts w:ascii="Arial Narrow" w:hAnsi="Arial Narrow" w:cs="Arial"/>
+          <w:rFonts w:ascii="Arial Narrow" w:eastAsia="Arial Narrow" w:hAnsi="Arial Narrow" w:cs="Arial Narrow"/>
+          <w:sz w:val="16"/>
+          <w:szCs w:val="16"/>
+        </w:rPr>
+      </w:pPr>
+      <w:r>
+        <w:rPr>
+          <w:rFonts w:ascii="Arial Narrow" w:eastAsia="Arial Narrow" w:hAnsi="Arial Narrow" w:cs="Arial Narrow"/>
           <w:iCs/>
           <w:spacing w:val="-2"/>
           <w:sz w:val="16"/>
@@ -9206,7 +9218,7 @@
       </w:r>
       <w:r>
         <w:rPr>
-          <w:rFonts w:ascii="Arial Narrow" w:hAnsi="Arial Narrow" w:cs="Arial"/>
+          <w:rFonts w:ascii="Arial Narrow" w:eastAsia="Arial Narrow" w:hAnsi="Arial Narrow" w:cs="Arial Narrow"/>
           <w:iCs/>
           <w:spacing w:val="-2"/>
           <w:sz w:val="16"/>
@@ -9217,7 +9229,7 @@
       </w:r>
       <w:r>
         <w:rPr>
-          <w:rFonts w:ascii="Arial Narrow" w:hAnsi="Arial Narrow" w:cs="Arial"/>
+          <w:rFonts w:ascii="Arial Narrow" w:eastAsia="Arial Narrow" w:hAnsi="Arial Narrow" w:cs="Arial Narrow"/>
           <w:iCs/>
           <w:spacing w:val="-2"/>
           <w:sz w:val="16"/>
@@ -9410,7 +9422,7 @@
         <w:ind w:left="567" w:hanging="567"/>
         <w:jc w:val="both"/>
         <w:rPr>
-          <w:rFonts w:ascii="Arial Narrow" w:hAnsi="Arial Narrow" w:cs="Arial"/>
+          <w:rFonts w:ascii="Arial Narrow" w:eastAsia="Arial Narrow" w:hAnsi="Arial Narrow" w:cs="Arial Narrow"/>
           <w:sz w:val="16"/>
           <w:szCs w:val="16"/>
         </w:rPr>
@@ -9418,7 +9430,7 @@
       <w:r>
         <w:rPr>
           <w:rStyle w:val="Refdenotaalpie"/>
-          <w:rFonts w:ascii="Arial Narrow" w:hAnsi="Arial Narrow" w:cs="Arial"/>
+          <w:rFonts w:ascii="Arial Narrow" w:eastAsia="Arial Narrow" w:hAnsi="Arial Narrow" w:cs="Arial Narrow"/>
           <w:sz w:val="16"/>
           <w:szCs w:val="16"/>
           <w:vertAlign w:val="superscript"/>
@@ -9427,7 +9439,7 @@
       </w:r>
       <w:r>
         <w:rPr>
-          <w:rFonts w:ascii="Arial Narrow" w:hAnsi="Arial Narrow" w:cs="Arial"/>
+          <w:rFonts w:ascii="Arial Narrow" w:eastAsia="Arial Narrow" w:hAnsi="Arial Narrow" w:cs="Arial Narrow"/>
           <w:sz w:val="16"/>
           <w:szCs w:val="16"/>
         </w:rPr>
@@ -9435,7 +9447,7 @@
       </w:r>
       <w:r>
         <w:rPr>
-          <w:rFonts w:ascii="Arial Narrow" w:hAnsi="Arial Narrow" w:cs="Arial"/>
+          <w:rFonts w:ascii="Arial Narrow" w:eastAsia="Arial Narrow" w:hAnsi="Arial Narrow" w:cs="Arial Narrow"/>
           <w:sz w:val="16"/>
           <w:szCs w:val="16"/>
         </w:rPr>
@@ -9443,7 +9455,7 @@
       </w:r>
       <w:r>
         <w:rPr>
-          <w:rFonts w:ascii="Arial Narrow" w:eastAsia="Arial" w:hAnsi="Arial Narrow" w:cs="Arial"/>
+          <w:rFonts w:ascii="Arial Narrow" w:eastAsia="Arial Narrow" w:hAnsi="Arial Narrow" w:cs="Arial Narrow"/>
           <w:b/>
           <w:sz w:val="16"/>
           <w:szCs w:val="16"/>
@@ -9452,7 +9464,7 @@
       </w:r>
       <w:r>
         <w:rPr>
-          <w:rFonts w:ascii="Arial Narrow" w:eastAsia="Arial" w:hAnsi="Arial Narrow" w:cs="Arial"/>
+          <w:rFonts w:ascii="Arial Narrow" w:eastAsia="Arial Narrow" w:hAnsi="Arial Narrow" w:cs="Arial Narrow"/>
           <w:sz w:val="16"/>
           <w:szCs w:val="16"/>
         </w:rPr>
@@ -9465,15 +9477,15 @@
         <w:ind w:left="567"/>
         <w:jc w:val="both"/>
         <w:rPr>
-          <w:rFonts w:ascii="Arial Narrow" w:hAnsi="Arial Narrow" w:cs="Arial"/>
-          <w:b/>
-          <w:sz w:val="16"/>
-          <w:szCs w:val="16"/>
-        </w:rPr>
-      </w:pPr>
-      <w:r>
-        <w:rPr>
-          <w:rFonts w:ascii="Arial Narrow" w:hAnsi="Arial Narrow" w:cs="Arial"/>
+          <w:rFonts w:ascii="Arial Narrow" w:eastAsia="Arial Narrow" w:hAnsi="Arial Narrow" w:cs="Arial Narrow"/>
+          <w:b/>
+          <w:sz w:val="16"/>
+          <w:szCs w:val="16"/>
+        </w:rPr>
+      </w:pPr>
+      <w:r>
+        <w:rPr>
+          <w:rFonts w:ascii="Arial Narrow" w:eastAsia="Arial Narrow" w:hAnsi="Arial Narrow" w:cs="Arial Narrow"/>
           <w:b/>
           <w:sz w:val="16"/>
           <w:szCs w:val="16"/>
@@ -9486,14 +9498,14 @@
         <w:pStyle w:val="Textonotapie"/>
         <w:ind w:left="567"/>
         <w:rPr>
-          <w:rFonts w:ascii="Arial Narrow" w:hAnsi="Arial Narrow" w:cs="Arial"/>
-          <w:sz w:val="16"/>
-          <w:szCs w:val="16"/>
-        </w:rPr>
-      </w:pPr>
-      <w:r>
-        <w:rPr>
-          <w:rFonts w:ascii="Arial Narrow" w:hAnsi="Arial Narrow" w:cs="Arial"/>
+          <w:rFonts w:ascii="Arial Narrow" w:eastAsia="Arial Narrow" w:hAnsi="Arial Narrow" w:cs="Arial Narrow"/>
+          <w:sz w:val="16"/>
+          <w:szCs w:val="16"/>
+        </w:rPr>
+      </w:pPr>
+      <w:r>
+        <w:rPr>
+          <w:rFonts w:ascii="Arial Narrow" w:eastAsia="Arial Narrow" w:hAnsi="Arial Narrow" w:cs="Arial Narrow"/>
           <w:sz w:val="16"/>
           <w:szCs w:val="16"/>
         </w:rPr>
@@ -9506,14 +9518,14 @@
         <w:ind w:left="567"/>
         <w:jc w:val="both"/>
         <w:rPr>
-          <w:rFonts w:ascii="Arial Narrow" w:hAnsi="Arial Narrow" w:cs="Arial"/>
-          <w:sz w:val="16"/>
-          <w:szCs w:val="16"/>
-        </w:rPr>
-      </w:pPr>
-      <w:r>
-        <w:rPr>
-          <w:rFonts w:ascii="Arial Narrow" w:hAnsi="Arial Narrow" w:cs="Arial"/>
+          <w:rFonts w:ascii="Arial Narrow" w:eastAsia="Arial Narrow" w:hAnsi="Arial Narrow" w:cs="Arial Narrow"/>
+          <w:sz w:val="16"/>
+          <w:szCs w:val="16"/>
+        </w:rPr>
+      </w:pPr>
+      <w:r>
+        <w:rPr>
+          <w:rFonts w:ascii="Arial Narrow" w:eastAsia="Arial Narrow" w:hAnsi="Arial Narrow" w:cs="Arial Narrow"/>
           <w:sz w:val="16"/>
           <w:szCs w:val="16"/>
         </w:rPr>
@@ -9522,7 +9534,7 @@
       <w:proofErr w:type="spellStart"/>
       <w:r>
         <w:rPr>
-          <w:rFonts w:ascii="Arial Narrow" w:hAnsi="Arial Narrow" w:cs="Arial"/>
+          <w:rFonts w:ascii="Arial Narrow" w:eastAsia="Arial Narrow" w:hAnsi="Arial Narrow" w:cs="Arial Narrow"/>
           <w:sz w:val="16"/>
           <w:szCs w:val="16"/>
         </w:rPr>
@@ -9531,7 +9543,7 @@
       <w:proofErr w:type="spellEnd"/>
       <w:r>
         <w:rPr>
-          <w:rFonts w:ascii="Arial Narrow" w:hAnsi="Arial Narrow" w:cs="Arial"/>
+          <w:rFonts w:ascii="Arial Narrow" w:eastAsia="Arial Narrow" w:hAnsi="Arial Narrow" w:cs="Arial Narrow"/>
           <w:sz w:val="16"/>
           <w:szCs w:val="16"/>
         </w:rPr>
@@ -9544,14 +9556,14 @@
         <w:ind w:left="567"/>
         <w:jc w:val="both"/>
         <w:rPr>
-          <w:rFonts w:ascii="Arial Narrow" w:hAnsi="Arial Narrow" w:cs="Arial"/>
-          <w:sz w:val="16"/>
-          <w:szCs w:val="16"/>
-        </w:rPr>
-      </w:pPr>
-      <w:r>
-        <w:rPr>
-          <w:rFonts w:ascii="Arial Narrow" w:hAnsi="Arial Narrow" w:cs="Arial"/>
+          <w:rFonts w:ascii="Arial Narrow" w:eastAsia="Arial Narrow" w:hAnsi="Arial Narrow" w:cs="Arial Narrow"/>
+          <w:sz w:val="16"/>
+          <w:szCs w:val="16"/>
+        </w:rPr>
+      </w:pPr>
+      <w:r>
+        <w:rPr>
+          <w:rFonts w:ascii="Arial Narrow" w:eastAsia="Arial Narrow" w:hAnsi="Arial Narrow" w:cs="Arial Narrow"/>
           <w:sz w:val="16"/>
           <w:szCs w:val="16"/>
         </w:rPr>
@@ -9561,10 +9573,10 @@
     <w:p>
       <w:pPr>
         <w:pStyle w:val="Textonotapie"/>
-        <w:ind w:left="567"/>
-        <w:jc w:val="both"/>
-        <w:rPr>
-          <w:rFonts w:ascii="Arial Narrow" w:hAnsi="Arial Narrow" w:cs="Arial"/>
+        <w:ind w:left="567" w:hanging="567"/>
+        <w:jc w:val="both"/>
+        <w:rPr>
+          <w:rFonts w:ascii="Arial Narrow" w:eastAsia="Arial Narrow" w:hAnsi="Arial Narrow" w:cs="Arial Narrow"/>
           <w:sz w:val="16"/>
           <w:szCs w:val="16"/>
         </w:rPr>
@@ -9577,7 +9589,7 @@
         <w:ind w:left="567" w:hanging="567"/>
         <w:jc w:val="both"/>
         <w:rPr>
-          <w:rFonts w:ascii="Arial Narrow" w:hAnsi="Arial Narrow" w:cs="Arial"/>
+          <w:rFonts w:ascii="Arial Narrow" w:eastAsia="Arial Narrow" w:hAnsi="Arial Narrow" w:cs="Arial Narrow"/>
           <w:sz w:val="16"/>
           <w:szCs w:val="16"/>
         </w:rPr>
@@ -9585,7 +9597,7 @@
       <w:r>
         <w:rPr>
           <w:rStyle w:val="Refdenotaalpie"/>
-          <w:rFonts w:ascii="Arial Narrow" w:hAnsi="Arial Narrow" w:cs="Arial"/>
+          <w:rFonts w:ascii="Arial Narrow" w:eastAsia="Arial Narrow" w:hAnsi="Arial Narrow" w:cs="Arial Narrow"/>
           <w:sz w:val="16"/>
           <w:szCs w:val="16"/>
           <w:vertAlign w:val="superscript"/>
@@ -9594,7 +9606,7 @@
       </w:r>
       <w:r>
         <w:rPr>
-          <w:rFonts w:ascii="Arial Narrow" w:hAnsi="Arial Narrow" w:cs="Arial"/>
+          <w:rFonts w:ascii="Arial Narrow" w:eastAsia="Arial Narrow" w:hAnsi="Arial Narrow" w:cs="Arial Narrow"/>
           <w:sz w:val="16"/>
           <w:szCs w:val="16"/>
         </w:rPr>
@@ -9602,7 +9614,7 @@
       </w:r>
       <w:r>
         <w:rPr>
-          <w:rFonts w:ascii="Arial Narrow" w:hAnsi="Arial Narrow" w:cs="Arial"/>
+          <w:rFonts w:ascii="Arial Narrow" w:eastAsia="Arial Narrow" w:hAnsi="Arial Narrow" w:cs="Arial Narrow"/>
           <w:sz w:val="16"/>
           <w:szCs w:val="16"/>
         </w:rPr>
@@ -9610,7 +9622,7 @@
       </w:r>
       <w:r>
         <w:rPr>
-          <w:rFonts w:ascii="Arial Narrow" w:hAnsi="Arial Narrow" w:cs="Arial"/>
+          <w:rFonts w:ascii="Arial Narrow" w:eastAsia="Arial Narrow" w:hAnsi="Arial Narrow" w:cs="Arial Narrow"/>
           <w:b/>
           <w:sz w:val="16"/>
           <w:szCs w:val="16"/>
@@ -9623,15 +9635,15 @@
         <w:ind w:left="284"/>
         <w:jc w:val="both"/>
         <w:rPr>
-          <w:rFonts w:ascii="Arial Narrow" w:hAnsi="Arial Narrow" w:cs="Arial"/>
-          <w:b/>
-          <w:sz w:val="16"/>
-          <w:szCs w:val="16"/>
-        </w:rPr>
-      </w:pPr>
-      <w:r>
-        <w:rPr>
-          <w:rFonts w:ascii="Arial Narrow" w:hAnsi="Arial Narrow" w:cs="Arial"/>
+          <w:rFonts w:ascii="Arial Narrow" w:eastAsia="Arial Narrow" w:hAnsi="Arial Narrow" w:cs="Arial Narrow"/>
+          <w:b/>
+          <w:sz w:val="16"/>
+          <w:szCs w:val="16"/>
+        </w:rPr>
+      </w:pPr>
+      <w:r>
+        <w:rPr>
+          <w:rFonts w:ascii="Arial Narrow" w:eastAsia="Arial Narrow" w:hAnsi="Arial Narrow" w:cs="Arial Narrow"/>
           <w:sz w:val="16"/>
           <w:szCs w:val="16"/>
         </w:rPr>
@@ -9639,7 +9651,7 @@
       </w:r>
       <w:r>
         <w:rPr>
-          <w:rFonts w:ascii="Arial Narrow" w:hAnsi="Arial Narrow" w:cs="Arial"/>
+          <w:rFonts w:ascii="Arial Narrow" w:eastAsia="Arial Narrow" w:hAnsi="Arial Narrow" w:cs="Arial Narrow"/>
           <w:b/>
           <w:sz w:val="16"/>
           <w:szCs w:val="16"/>
@@ -9652,14 +9664,14 @@
         <w:ind w:left="567"/>
         <w:jc w:val="both"/>
         <w:rPr>
-          <w:rFonts w:ascii="Arial Narrow" w:hAnsi="Arial Narrow" w:cs="Arial"/>
-          <w:sz w:val="16"/>
-          <w:szCs w:val="16"/>
-        </w:rPr>
-      </w:pPr>
-      <w:r>
-        <w:rPr>
-          <w:rFonts w:ascii="Arial Narrow" w:hAnsi="Arial Narrow" w:cs="Arial"/>
+          <w:rFonts w:ascii="Arial Narrow" w:eastAsia="Arial Narrow" w:hAnsi="Arial Narrow" w:cs="Arial Narrow"/>
+          <w:sz w:val="16"/>
+          <w:szCs w:val="16"/>
+        </w:rPr>
+      </w:pPr>
+      <w:r>
+        <w:rPr>
+          <w:rFonts w:ascii="Arial Narrow" w:eastAsia="Arial Narrow" w:hAnsi="Arial Narrow" w:cs="Arial Narrow"/>
           <w:sz w:val="16"/>
           <w:szCs w:val="16"/>
         </w:rPr>
@@ -9671,14 +9683,14 @@
         <w:ind w:left="567"/>
         <w:jc w:val="both"/>
         <w:rPr>
-          <w:rFonts w:ascii="Arial Narrow" w:hAnsi="Arial Narrow" w:cs="Arial"/>
-          <w:sz w:val="16"/>
-          <w:szCs w:val="16"/>
-        </w:rPr>
-      </w:pPr>
-      <w:r>
-        <w:rPr>
-          <w:rFonts w:ascii="Arial Narrow" w:hAnsi="Arial Narrow" w:cs="Arial"/>
+          <w:rFonts w:ascii="Arial Narrow" w:eastAsia="Arial Narrow" w:hAnsi="Arial Narrow" w:cs="Arial Narrow"/>
+          <w:sz w:val="16"/>
+          <w:szCs w:val="16"/>
+        </w:rPr>
+      </w:pPr>
+      <w:r>
+        <w:rPr>
+          <w:rFonts w:ascii="Arial Narrow" w:eastAsia="Arial Narrow" w:hAnsi="Arial Narrow" w:cs="Arial Narrow"/>
           <w:sz w:val="16"/>
           <w:szCs w:val="16"/>
         </w:rPr>
@@ -9686,7 +9698,7 @@
       </w:r>
       <w:r>
         <w:rPr>
-          <w:rFonts w:ascii="Arial Narrow" w:hAnsi="Arial Narrow" w:cs="Arial"/>
+          <w:rFonts w:ascii="Arial Narrow" w:eastAsia="Arial Narrow" w:hAnsi="Arial Narrow" w:cs="Arial Narrow"/>
           <w:sz w:val="16"/>
           <w:szCs w:val="16"/>
         </w:rPr>
@@ -9698,19 +9710,30 @@
         <w:ind w:left="567"/>
         <w:jc w:val="both"/>
         <w:rPr>
-          <w:rFonts w:ascii="Arial Narrow" w:hAnsi="Arial Narrow" w:cs="Arial"/>
-          <w:sz w:val="16"/>
-          <w:szCs w:val="16"/>
-        </w:rPr>
-      </w:pPr>
-      <w:r>
-        <w:rPr>
-          <w:rFonts w:ascii="Arial Narrow" w:hAnsi="Arial Narrow" w:cs="Arial"/>
+          <w:rFonts w:ascii="Arial Narrow" w:eastAsia="Arial Narrow" w:hAnsi="Arial Narrow" w:cs="Arial Narrow"/>
+          <w:sz w:val="16"/>
+          <w:szCs w:val="16"/>
+        </w:rPr>
+      </w:pPr>
+      <w:r>
+        <w:rPr>
+          <w:rFonts w:ascii="Arial Narrow" w:eastAsia="Arial Narrow" w:hAnsi="Arial Narrow" w:cs="Arial Narrow"/>
           <w:sz w:val="16"/>
           <w:szCs w:val="16"/>
         </w:rPr>
         <w:t>Para efectos de evaluar la conveniencia de levantar la confidencialidad de la información, los órganos resolutivos tendrán en cuenta los principios de ponderación y razonabilidad.</w:t>
       </w:r>
+    </w:p>
+    <w:p>
+      <w:pPr>
+        <w:ind w:left="567" w:hanging="567"/>
+        <w:jc w:val="both"/>
+        <w:rPr>
+          <w:rFonts w:ascii="Arial Narrow" w:eastAsia="Arial Narrow" w:hAnsi="Arial Narrow" w:cs="Arial Narrow"/>
+          <w:sz w:val="16"/>
+          <w:szCs w:val="16"/>
+        </w:rPr>
+      </w:pPr>
     </w:p>
   </w:footnote>
   <w:footnote w:id="3">
@@ -9720,7 +9743,7 @@
         <w:ind w:left="567" w:hanging="567"/>
         <w:jc w:val="both"/>
         <w:rPr>
-          <w:rFonts w:ascii="Arial Narrow" w:hAnsi="Arial Narrow"/>
+          <w:rFonts w:ascii="Arial Narrow" w:eastAsia="Arial Narrow" w:hAnsi="Arial Narrow" w:cs="Arial Narrow"/>
           <w:b/>
           <w:sz w:val="16"/>
           <w:szCs w:val="16"/>
@@ -9729,7 +9752,7 @@
       <w:r>
         <w:rPr>
           <w:rStyle w:val="Refdenotaalpie"/>
-          <w:rFonts w:ascii="Arial Narrow" w:hAnsi="Arial Narrow"/>
+          <w:rFonts w:ascii="Arial Narrow" w:eastAsia="Arial Narrow" w:hAnsi="Arial Narrow" w:cs="Arial Narrow"/>
           <w:sz w:val="16"/>
           <w:szCs w:val="16"/>
           <w:vertAlign w:val="superscript"/>
@@ -9738,7 +9761,7 @@
       </w:r>
       <w:r>
         <w:rPr>
-          <w:rFonts w:ascii="Arial Narrow" w:hAnsi="Arial Narrow"/>
+          <w:rFonts w:ascii="Arial Narrow" w:eastAsia="Arial Narrow" w:hAnsi="Arial Narrow" w:cs="Arial Narrow"/>
           <w:sz w:val="16"/>
           <w:szCs w:val="16"/>
         </w:rPr>
@@ -9746,7 +9769,7 @@
       </w:r>
       <w:r>
         <w:rPr>
-          <w:rFonts w:ascii="Arial Narrow" w:hAnsi="Arial Narrow"/>
+          <w:rFonts w:ascii="Arial Narrow" w:eastAsia="Arial Narrow" w:hAnsi="Arial Narrow" w:cs="Arial Narrow"/>
           <w:sz w:val="16"/>
           <w:szCs w:val="16"/>
         </w:rPr>
@@ -9754,7 +9777,7 @@
       </w:r>
       <w:r>
         <w:rPr>
-          <w:rFonts w:ascii="Arial Narrow" w:hAnsi="Arial Narrow"/>
+          <w:rFonts w:ascii="Arial Narrow" w:eastAsia="Arial Narrow" w:hAnsi="Arial Narrow" w:cs="Arial Narrow"/>
           <w:b/>
           <w:bCs/>
           <w:sz w:val="16"/>
@@ -9764,7 +9787,7 @@
       </w:r>
       <w:r>
         <w:rPr>
-          <w:rFonts w:ascii="Arial Narrow" w:hAnsi="Arial Narrow"/>
+          <w:rFonts w:ascii="Arial Narrow" w:eastAsia="Arial Narrow" w:hAnsi="Arial Narrow" w:cs="Arial Narrow"/>
           <w:sz w:val="16"/>
           <w:szCs w:val="16"/>
         </w:rPr>
@@ -9772,7 +9795,7 @@
       </w:r>
       <w:r>
         <w:rPr>
-          <w:rFonts w:ascii="Arial Narrow" w:hAnsi="Arial Narrow"/>
+          <w:rFonts w:ascii="Arial Narrow" w:eastAsia="Arial Narrow" w:hAnsi="Arial Narrow" w:cs="Arial Narrow"/>
           <w:b/>
           <w:sz w:val="16"/>
           <w:szCs w:val="16"/>
@@ -9786,15 +9809,15 @@
         <w:ind w:left="567"/>
         <w:jc w:val="both"/>
         <w:rPr>
-          <w:rFonts w:ascii="Arial Narrow" w:hAnsi="Arial Narrow"/>
-          <w:b/>
-          <w:sz w:val="16"/>
-          <w:szCs w:val="16"/>
-        </w:rPr>
-      </w:pPr>
-      <w:r>
-        <w:rPr>
-          <w:rFonts w:ascii="Arial Narrow" w:hAnsi="Arial Narrow"/>
+          <w:rFonts w:ascii="Arial Narrow" w:eastAsia="Arial Narrow" w:hAnsi="Arial Narrow" w:cs="Arial Narrow"/>
+          <w:b/>
+          <w:sz w:val="16"/>
+          <w:szCs w:val="16"/>
+        </w:rPr>
+      </w:pPr>
+      <w:r>
+        <w:rPr>
+          <w:rFonts w:ascii="Arial Narrow" w:eastAsia="Arial Narrow" w:hAnsi="Arial Narrow" w:cs="Arial Narrow"/>
           <w:b/>
           <w:sz w:val="16"/>
           <w:szCs w:val="16"/>
@@ -9808,15 +9831,15 @@
         <w:ind w:left="567"/>
         <w:jc w:val="both"/>
         <w:rPr>
-          <w:rFonts w:ascii="Arial Narrow" w:hAnsi="Arial Narrow"/>
-          <w:b/>
-          <w:sz w:val="16"/>
-          <w:szCs w:val="16"/>
-        </w:rPr>
-      </w:pPr>
-      <w:r>
-        <w:rPr>
-          <w:rFonts w:ascii="Arial Narrow" w:hAnsi="Arial Narrow"/>
+          <w:rFonts w:ascii="Arial Narrow" w:eastAsia="Arial Narrow" w:hAnsi="Arial Narrow" w:cs="Arial Narrow"/>
+          <w:b/>
+          <w:sz w:val="16"/>
+          <w:szCs w:val="16"/>
+        </w:rPr>
+      </w:pPr>
+      <w:r>
+        <w:rPr>
+          <w:rFonts w:ascii="Arial Narrow" w:eastAsia="Arial Narrow" w:hAnsi="Arial Narrow" w:cs="Arial Narrow"/>
           <w:b/>
           <w:sz w:val="16"/>
           <w:szCs w:val="16"/>
@@ -9830,14 +9853,14 @@
         <w:ind w:left="567"/>
         <w:jc w:val="both"/>
         <w:rPr>
-          <w:rFonts w:ascii="Arial Narrow" w:hAnsi="Arial Narrow"/>
-          <w:sz w:val="16"/>
-          <w:szCs w:val="16"/>
-        </w:rPr>
-      </w:pPr>
-      <w:r>
-        <w:rPr>
-          <w:rFonts w:ascii="Arial Narrow" w:hAnsi="Arial Narrow"/>
+          <w:rFonts w:ascii="Arial Narrow" w:eastAsia="Arial Narrow" w:hAnsi="Arial Narrow" w:cs="Arial Narrow"/>
+          <w:sz w:val="16"/>
+          <w:szCs w:val="16"/>
+        </w:rPr>
+      </w:pPr>
+      <w:r>
+        <w:rPr>
+          <w:rFonts w:ascii="Arial Narrow" w:eastAsia="Arial Narrow" w:hAnsi="Arial Narrow" w:cs="Arial Narrow"/>
           <w:sz w:val="16"/>
           <w:szCs w:val="16"/>
         </w:rPr>
@@ -9850,14 +9873,14 @@
         <w:ind w:left="567"/>
         <w:jc w:val="both"/>
         <w:rPr>
-          <w:rFonts w:ascii="Arial Narrow" w:hAnsi="Arial Narrow"/>
-          <w:sz w:val="16"/>
-          <w:szCs w:val="16"/>
-        </w:rPr>
-      </w:pPr>
-      <w:r>
-        <w:rPr>
-          <w:rFonts w:ascii="Arial Narrow" w:hAnsi="Arial Narrow"/>
+          <w:rFonts w:ascii="Arial Narrow" w:eastAsia="Arial Narrow" w:hAnsi="Arial Narrow" w:cs="Arial Narrow"/>
+          <w:sz w:val="16"/>
+          <w:szCs w:val="16"/>
+        </w:rPr>
+      </w:pPr>
+      <w:r>
+        <w:rPr>
+          <w:rFonts w:ascii="Arial Narrow" w:eastAsia="Arial Narrow" w:hAnsi="Arial Narrow" w:cs="Arial Narrow"/>
           <w:sz w:val="16"/>
           <w:szCs w:val="16"/>
         </w:rPr>
@@ -9870,19 +9893,32 @@
         <w:ind w:left="567"/>
         <w:jc w:val="both"/>
         <w:rPr>
-          <w:rFonts w:ascii="Arial Narrow" w:hAnsi="Arial Narrow"/>
-          <w:sz w:val="16"/>
-          <w:szCs w:val="16"/>
-        </w:rPr>
-      </w:pPr>
-      <w:r>
-        <w:rPr>
-          <w:rFonts w:ascii="Arial Narrow" w:hAnsi="Arial Narrow"/>
+          <w:rFonts w:ascii="Arial Narrow" w:eastAsia="Arial Narrow" w:hAnsi="Arial Narrow" w:cs="Arial Narrow"/>
+          <w:sz w:val="16"/>
+          <w:szCs w:val="16"/>
+        </w:rPr>
+      </w:pPr>
+      <w:r>
+        <w:rPr>
+          <w:rFonts w:ascii="Arial Narrow" w:eastAsia="Arial Narrow" w:hAnsi="Arial Narrow" w:cs="Arial Narrow"/>
           <w:sz w:val="16"/>
           <w:szCs w:val="16"/>
         </w:rPr>
         <w:t>(…)</w:t>
       </w:r>
+    </w:p>
+    <w:p>
+      <w:pPr>
+        <w:pStyle w:val="Sinespaciado"/>
+        <w:ind w:left="567" w:hanging="567"/>
+        <w:jc w:val="both"/>
+        <w:rPr>
+          <w:rFonts w:ascii="Arial Narrow" w:eastAsia="Arial Narrow" w:hAnsi="Arial Narrow" w:cs="Arial Narrow"/>
+          <w:b/>
+          <w:sz w:val="16"/>
+          <w:szCs w:val="16"/>
+        </w:rPr>
+      </w:pPr>
     </w:p>
   </w:footnote>
   <w:footnote w:id="4">
@@ -9894,7 +9930,7 @@
         <w:jc w:val="both"/>
         <w:textAlignment w:val="baseline"/>
         <w:rPr>
-          <w:rFonts w:ascii="Arial Narrow" w:hAnsi="Arial Narrow" w:cs="Arial"/>
+          <w:rFonts w:ascii="Arial Narrow" w:eastAsia="Arial Narrow" w:hAnsi="Arial Narrow" w:cs="Arial Narrow"/>
           <w:sz w:val="16"/>
           <w:szCs w:val="16"/>
         </w:rPr>
@@ -9902,7 +9938,7 @@
       <w:r>
         <w:rPr>
           <w:rStyle w:val="Refdenotaalpie"/>
-          <w:rFonts w:ascii="Arial Narrow" w:hAnsi="Arial Narrow" w:cs="Arial"/>
+          <w:rFonts w:ascii="Arial Narrow" w:eastAsia="Arial Narrow" w:hAnsi="Arial Narrow" w:cs="Arial Narrow"/>
           <w:sz w:val="16"/>
           <w:szCs w:val="16"/>
           <w:vertAlign w:val="superscript"/>
@@ -9911,7 +9947,7 @@
       </w:r>
       <w:r>
         <w:rPr>
-          <w:rFonts w:ascii="Arial Narrow" w:hAnsi="Arial Narrow" w:cs="Arial"/>
+          <w:rFonts w:ascii="Arial Narrow" w:eastAsia="Arial Narrow" w:hAnsi="Arial Narrow" w:cs="Arial Narrow"/>
           <w:sz w:val="16"/>
           <w:szCs w:val="16"/>
         </w:rPr>
@@ -9919,7 +9955,7 @@
       </w:r>
       <w:r>
         <w:rPr>
-          <w:rFonts w:ascii="Arial Narrow" w:hAnsi="Arial Narrow" w:cs="Arial"/>
+          <w:rFonts w:ascii="Arial Narrow" w:eastAsia="Arial Narrow" w:hAnsi="Arial Narrow" w:cs="Arial Narrow"/>
           <w:sz w:val="16"/>
           <w:szCs w:val="16"/>
         </w:rPr>
@@ -9928,7 +9964,7 @@
       <w:r>
         <w:rPr>
           <w:rStyle w:val="normaltextrun"/>
-          <w:rFonts w:ascii="Arial Narrow" w:hAnsi="Arial Narrow" w:cs="Arial"/>
+          <w:rFonts w:ascii="Arial Narrow" w:eastAsia="Arial Narrow" w:hAnsi="Arial Narrow" w:cs="Arial Narrow"/>
           <w:b/>
           <w:bCs/>
           <w:sz w:val="16"/>
@@ -9939,7 +9975,7 @@
       <w:r>
         <w:rPr>
           <w:rStyle w:val="eop"/>
-          <w:rFonts w:ascii="Arial Narrow" w:hAnsi="Arial Narrow" w:cs="Arial"/>
+          <w:rFonts w:ascii="Arial Narrow" w:eastAsia="Arial Narrow" w:hAnsi="Arial Narrow" w:cs="Arial Narrow"/>
           <w:sz w:val="16"/>
           <w:szCs w:val="16"/>
         </w:rPr>
@@ -9954,7 +9990,7 @@
         <w:jc w:val="both"/>
         <w:textAlignment w:val="baseline"/>
         <w:rPr>
-          <w:rFonts w:ascii="Arial Narrow" w:hAnsi="Arial Narrow" w:cs="Arial"/>
+          <w:rFonts w:ascii="Arial Narrow" w:eastAsia="Arial Narrow" w:hAnsi="Arial Narrow" w:cs="Arial Narrow"/>
           <w:sz w:val="16"/>
           <w:szCs w:val="16"/>
         </w:rPr>
@@ -9962,7 +9998,7 @@
       <w:r>
         <w:rPr>
           <w:rStyle w:val="normaltextrun"/>
-          <w:rFonts w:ascii="Arial Narrow" w:hAnsi="Arial Narrow" w:cs="Arial"/>
+          <w:rFonts w:ascii="Arial Narrow" w:eastAsia="Arial Narrow" w:hAnsi="Arial Narrow" w:cs="Arial Narrow"/>
           <w:b/>
           <w:bCs/>
           <w:sz w:val="16"/>
@@ -9973,7 +10009,7 @@
       <w:r>
         <w:rPr>
           <w:rStyle w:val="normaltextrun"/>
-          <w:rFonts w:ascii="Arial Narrow" w:hAnsi="Arial Narrow" w:cs="Arial"/>
+          <w:rFonts w:ascii="Arial Narrow" w:eastAsia="Arial Narrow" w:hAnsi="Arial Narrow" w:cs="Arial Narrow"/>
           <w:b/>
           <w:bCs/>
           <w:sz w:val="16"/>
@@ -9985,7 +10021,7 @@
       <w:r>
         <w:rPr>
           <w:rStyle w:val="eop"/>
-          <w:rFonts w:ascii="Arial Narrow" w:hAnsi="Arial Narrow" w:cs="Arial"/>
+          <w:rFonts w:ascii="Arial Narrow" w:eastAsia="Arial Narrow" w:hAnsi="Arial Narrow" w:cs="Arial Narrow"/>
           <w:sz w:val="16"/>
           <w:szCs w:val="16"/>
         </w:rPr>
@@ -10000,7 +10036,7 @@
         <w:jc w:val="both"/>
         <w:textAlignment w:val="baseline"/>
         <w:rPr>
-          <w:rFonts w:ascii="Arial Narrow" w:hAnsi="Arial Narrow" w:cs="Arial"/>
+          <w:rFonts w:ascii="Arial Narrow" w:eastAsia="Arial Narrow" w:hAnsi="Arial Narrow" w:cs="Arial Narrow"/>
           <w:sz w:val="16"/>
           <w:szCs w:val="16"/>
         </w:rPr>
@@ -10008,7 +10044,7 @@
       <w:r>
         <w:rPr>
           <w:rStyle w:val="normaltextrun"/>
-          <w:rFonts w:ascii="Arial Narrow" w:hAnsi="Arial Narrow" w:cs="Arial"/>
+          <w:rFonts w:ascii="Arial Narrow" w:eastAsia="Arial Narrow" w:hAnsi="Arial Narrow" w:cs="Arial Narrow"/>
           <w:sz w:val="16"/>
           <w:szCs w:val="16"/>
         </w:rPr>
@@ -10017,7 +10053,7 @@
       <w:r>
         <w:rPr>
           <w:rStyle w:val="eop"/>
-          <w:rFonts w:ascii="Arial Narrow" w:hAnsi="Arial Narrow" w:cs="Arial"/>
+          <w:rFonts w:ascii="Arial Narrow" w:eastAsia="Arial Narrow" w:hAnsi="Arial Narrow" w:cs="Arial Narrow"/>
           <w:sz w:val="16"/>
           <w:szCs w:val="16"/>
         </w:rPr>
@@ -10032,7 +10068,7 @@
         <w:jc w:val="both"/>
         <w:textAlignment w:val="baseline"/>
         <w:rPr>
-          <w:rFonts w:ascii="Arial Narrow" w:hAnsi="Arial Narrow" w:cs="Arial"/>
+          <w:rFonts w:ascii="Arial Narrow" w:eastAsia="Arial Narrow" w:hAnsi="Arial Narrow" w:cs="Arial Narrow"/>
           <w:sz w:val="16"/>
           <w:szCs w:val="16"/>
         </w:rPr>
@@ -10040,7 +10076,7 @@
       <w:r>
         <w:rPr>
           <w:rStyle w:val="normaltextrun"/>
-          <w:rFonts w:ascii="Arial Narrow" w:hAnsi="Arial Narrow" w:cs="Arial"/>
+          <w:rFonts w:ascii="Arial Narrow" w:eastAsia="Arial Narrow" w:hAnsi="Arial Narrow" w:cs="Arial Narrow"/>
           <w:sz w:val="16"/>
           <w:szCs w:val="16"/>
         </w:rPr>
@@ -10049,7 +10085,7 @@
       <w:r>
         <w:rPr>
           <w:rStyle w:val="eop"/>
-          <w:rFonts w:ascii="Arial Narrow" w:hAnsi="Arial Narrow" w:cs="Arial"/>
+          <w:rFonts w:ascii="Arial Narrow" w:eastAsia="Arial Narrow" w:hAnsi="Arial Narrow" w:cs="Arial Narrow"/>
           <w:sz w:val="16"/>
           <w:szCs w:val="16"/>
         </w:rPr>
@@ -10064,7 +10100,7 @@
         <w:jc w:val="both"/>
         <w:textAlignment w:val="baseline"/>
         <w:rPr>
-          <w:rFonts w:ascii="Arial Narrow" w:hAnsi="Arial Narrow" w:cs="Arial"/>
+          <w:rFonts w:ascii="Arial Narrow" w:eastAsia="Arial Narrow" w:hAnsi="Arial Narrow" w:cs="Arial Narrow"/>
           <w:sz w:val="16"/>
           <w:szCs w:val="16"/>
         </w:rPr>
@@ -10072,7 +10108,7 @@
       <w:r>
         <w:rPr>
           <w:rStyle w:val="normaltextrun"/>
-          <w:rFonts w:ascii="Arial Narrow" w:hAnsi="Arial Narrow" w:cs="Arial"/>
+          <w:rFonts w:ascii="Arial Narrow" w:eastAsia="Arial Narrow" w:hAnsi="Arial Narrow" w:cs="Arial Narrow"/>
           <w:b/>
           <w:bCs/>
           <w:sz w:val="16"/>
@@ -10084,7 +10120,7 @@
       <w:r>
         <w:rPr>
           <w:rStyle w:val="normaltextrun"/>
-          <w:rFonts w:ascii="Arial Narrow" w:hAnsi="Arial Narrow" w:cs="Arial"/>
+          <w:rFonts w:ascii="Arial Narrow" w:eastAsia="Arial Narrow" w:hAnsi="Arial Narrow" w:cs="Arial Narrow"/>
           <w:b/>
           <w:bCs/>
           <w:sz w:val="16"/>
@@ -10096,7 +10132,7 @@
       <w:r>
         <w:rPr>
           <w:rStyle w:val="normaltextrun"/>
-          <w:rFonts w:ascii="Arial Narrow" w:hAnsi="Arial Narrow" w:cs="Arial"/>
+          <w:rFonts w:ascii="Arial Narrow" w:eastAsia="Arial Narrow" w:hAnsi="Arial Narrow" w:cs="Arial Narrow"/>
           <w:b/>
           <w:bCs/>
           <w:sz w:val="16"/>
@@ -10107,7 +10143,7 @@
       <w:r>
         <w:rPr>
           <w:rStyle w:val="normaltextrun"/>
-          <w:rFonts w:ascii="Arial Narrow" w:hAnsi="Arial Narrow" w:cs="Arial"/>
+          <w:rFonts w:ascii="Arial Narrow" w:eastAsia="Arial Narrow" w:hAnsi="Arial Narrow" w:cs="Arial Narrow"/>
           <w:sz w:val="16"/>
           <w:szCs w:val="16"/>
         </w:rPr>
@@ -10116,7 +10152,7 @@
       <w:r>
         <w:rPr>
           <w:rStyle w:val="eop"/>
-          <w:rFonts w:ascii="Arial Narrow" w:hAnsi="Arial Narrow" w:cs="Arial"/>
+          <w:rFonts w:ascii="Arial Narrow" w:eastAsia="Arial Narrow" w:hAnsi="Arial Narrow" w:cs="Arial Narrow"/>
           <w:sz w:val="16"/>
           <w:szCs w:val="16"/>
         </w:rPr>
@@ -10131,7 +10167,7 @@
         <w:jc w:val="both"/>
         <w:textAlignment w:val="baseline"/>
         <w:rPr>
-          <w:rFonts w:ascii="Arial Narrow" w:hAnsi="Arial Narrow" w:cs="Arial"/>
+          <w:rFonts w:ascii="Arial Narrow" w:eastAsia="Arial Narrow" w:hAnsi="Arial Narrow" w:cs="Arial Narrow"/>
           <w:sz w:val="16"/>
           <w:szCs w:val="16"/>
         </w:rPr>
@@ -10139,7 +10175,7 @@
       <w:r>
         <w:rPr>
           <w:rStyle w:val="normaltextrun"/>
-          <w:rFonts w:ascii="Arial Narrow" w:hAnsi="Arial Narrow" w:cs="Arial"/>
+          <w:rFonts w:ascii="Arial Narrow" w:eastAsia="Arial Narrow" w:hAnsi="Arial Narrow" w:cs="Arial Narrow"/>
           <w:sz w:val="16"/>
           <w:szCs w:val="16"/>
         </w:rPr>
@@ -10148,11 +10184,99 @@
       <w:r>
         <w:rPr>
           <w:rStyle w:val="eop"/>
-          <w:rFonts w:ascii="Arial Narrow" w:hAnsi="Arial Narrow" w:cs="Arial"/>
+          <w:rFonts w:ascii="Arial Narrow" w:eastAsia="Arial Narrow" w:hAnsi="Arial Narrow" w:cs="Arial Narrow"/>
           <w:sz w:val="16"/>
           <w:szCs w:val="16"/>
         </w:rPr>
         <w:t> </w:t>
+      </w:r>
+    </w:p>
+    <w:p>
+      <w:pPr>
+        <w:pStyle w:val="paragraph"/>
+        <w:spacing w:before="0" w:beforeAutospacing="0" w:after="0" w:afterAutospacing="0"/>
+        <w:ind w:left="555" w:hanging="555"/>
+        <w:jc w:val="both"/>
+        <w:textAlignment w:val="baseline"/>
+        <w:rPr>
+          <w:rFonts w:ascii="Arial Narrow" w:eastAsia="Arial Narrow" w:hAnsi="Arial Narrow" w:cs="Arial Narrow"/>
+          <w:sz w:val="16"/>
+          <w:szCs w:val="16"/>
+        </w:rPr>
+      </w:pPr>
+    </w:p>
+  </w:footnote>
+  <w:footnote w:id="5">
+    <w:p>
+      <w:pPr>
+        <w:pStyle w:val="Textonotapie"/>
+        <w:ind w:left="567" w:hanging="567"/>
+        <w:jc w:val="both"/>
+        <w:rPr>
+          <w:rFonts w:ascii="Arial Narrow" w:eastAsia="Arial Narrow" w:hAnsi="Arial Narrow" w:cs="Arial Narrow"/>
+          <w:b/>
+          <w:sz w:val="16"/>
+          <w:szCs w:val="16"/>
+        </w:rPr>
+      </w:pPr>
+      <w:r>
+        <w:rPr>
+          <w:rStyle w:val="Refdenotaalpie"/>
+          <w:rFonts w:ascii="Arial Narrow" w:eastAsia="Arial Narrow" w:hAnsi="Arial Narrow" w:cs="Arial Narrow"/>
+          <w:sz w:val="16"/>
+          <w:szCs w:val="16"/>
+          <w:vertAlign w:val="superscript"/>
+        </w:rPr>
+        <w:footnoteRef/>
+      </w:r>
+      <w:r>
+        <w:rPr>
+          <w:rFonts w:ascii="Arial Narrow" w:eastAsia="Arial Narrow" w:hAnsi="Arial Narrow" w:cs="Arial Narrow"/>
+          <w:sz w:val="16"/>
+          <w:szCs w:val="16"/>
+        </w:rPr>
+        <w:t xml:space="preserve"> </w:t>
+      </w:r>
+      <w:r>
+        <w:rPr>
+          <w:rFonts w:ascii="Arial Narrow" w:eastAsia="Arial Narrow" w:hAnsi="Arial Narrow" w:cs="Arial Narrow"/>
+          <w:sz w:val="16"/>
+          <w:szCs w:val="16"/>
+        </w:rPr>
+        <w:tab/>
+      </w:r>
+      <w:r>
+        <w:rPr>
+          <w:rFonts w:ascii="Arial Narrow" w:eastAsia="Arial Narrow" w:hAnsi="Arial Narrow" w:cs="Arial Narrow"/>
+          <w:b/>
+          <w:sz w:val="16"/>
+          <w:szCs w:val="16"/>
+        </w:rPr>
+        <w:t>DIRECTIVA 001-2008/TRI-INDECOPI, DIRECTIVA SOBRE CONFIDENCIALIDAD DE LA INFORMACIÓN EN LOS PROCEDIMIENTOS SEGUIDOS POR LOS ÓRGANOS FUNCIONALES DEL INDECOPI, MODIFICADA POR LA DIRECTIVA 002-2017/TRI-INDECOPI Y LA DIRECTIVA 003-2022/TRI-INDECOPI</w:t>
+      </w:r>
+    </w:p>
+    <w:p>
+      <w:pPr>
+        <w:pStyle w:val="Textonotapie"/>
+        <w:ind w:left="567" w:hanging="12"/>
+        <w:jc w:val="both"/>
+        <w:rPr>
+          <w:rFonts w:ascii="Arial Narrow" w:eastAsia="Arial Narrow" w:hAnsi="Arial Narrow" w:cs="Arial Narrow"/>
+          <w:b/>
+          <w:bCs/>
+          <w:sz w:val="16"/>
+          <w:szCs w:val="16"/>
+        </w:rPr>
+      </w:pPr>
+      <w:r>
+        <w:rPr>
+          <w:rFonts w:ascii="Arial Narrow" w:eastAsia="Arial Narrow" w:hAnsi="Arial Narrow" w:cs="Arial Narrow"/>
+          <w:b/>
+          <w:bCs/>
+          <w:sz w:val="16"/>
+          <w:szCs w:val="16"/>
+        </w:rPr>
+        <w:t>5. Medidas de seguridad a adoptar en el caso de información confidencial</w:t>
       </w:r>
     </w:p>
     <w:p>
@@ -10163,261 +10287,174 @@
         <w:jc w:val="both"/>
         <w:textAlignment w:val="baseline"/>
         <w:rPr>
-          <w:rFonts w:ascii="Arial Narrow" w:hAnsi="Arial Narrow" w:cs="Arial"/>
-          <w:sz w:val="16"/>
-          <w:szCs w:val="16"/>
-        </w:rPr>
-      </w:pPr>
-    </w:p>
-  </w:footnote>
-  <w:footnote w:id="5">
+          <w:rFonts w:ascii="Arial Narrow" w:eastAsia="Arial Narrow" w:hAnsi="Arial Narrow" w:cs="Arial Narrow"/>
+          <w:sz w:val="16"/>
+          <w:szCs w:val="16"/>
+        </w:rPr>
+      </w:pPr>
+      <w:r>
+        <w:rPr>
+          <w:rStyle w:val="normaltextrun"/>
+          <w:rFonts w:ascii="Arial Narrow" w:eastAsia="Arial Narrow" w:hAnsi="Arial Narrow" w:cs="Arial Narrow"/>
+          <w:sz w:val="16"/>
+          <w:szCs w:val="16"/>
+        </w:rPr>
+        <w:t>(…)</w:t>
+      </w:r>
+      <w:r>
+        <w:rPr>
+          <w:rStyle w:val="eop"/>
+          <w:rFonts w:ascii="Arial Narrow" w:eastAsia="Arial Narrow" w:hAnsi="Arial Narrow" w:cs="Arial Narrow"/>
+          <w:sz w:val="16"/>
+          <w:szCs w:val="16"/>
+        </w:rPr>
+        <w:t> </w:t>
+      </w:r>
+    </w:p>
+    <w:p>
+      <w:pPr>
+        <w:pStyle w:val="Textonotapie"/>
+        <w:ind w:left="1134" w:hanging="567"/>
+        <w:jc w:val="both"/>
+        <w:rPr>
+          <w:rFonts w:ascii="Arial Narrow" w:eastAsia="Arial Narrow" w:hAnsi="Arial Narrow" w:cs="Arial Narrow"/>
+          <w:sz w:val="16"/>
+          <w:szCs w:val="16"/>
+        </w:rPr>
+      </w:pPr>
+      <w:r>
+        <w:rPr>
+          <w:rFonts w:ascii="Arial Narrow" w:eastAsia="Arial Narrow" w:hAnsi="Arial Narrow" w:cs="Arial Narrow"/>
+          <w:sz w:val="16"/>
+          <w:szCs w:val="16"/>
+        </w:rPr>
+        <w:t xml:space="preserve">5.11 </w:t>
+      </w:r>
+      <w:r>
+        <w:rPr>
+          <w:rFonts w:ascii="Arial Narrow" w:eastAsia="Arial Narrow" w:hAnsi="Arial Narrow" w:cs="Arial Narrow"/>
+          <w:sz w:val="16"/>
+          <w:szCs w:val="16"/>
+        </w:rPr>
+        <w:tab/>
+        <w:t xml:space="preserve">En caso de que el titular de la información previamente declarada confidencial presente de manera posterior un nuevo escrito o documento que contenga la misma </w:t>
+      </w:r>
+      <w:proofErr w:type="gramStart"/>
+      <w:r>
+        <w:rPr>
+          <w:rFonts w:ascii="Arial Narrow" w:eastAsia="Arial Narrow" w:hAnsi="Arial Narrow" w:cs="Arial Narrow"/>
+          <w:sz w:val="16"/>
+          <w:szCs w:val="16"/>
+        </w:rPr>
+        <w:t>información</w:t>
+      </w:r>
+      <w:r>
+        <w:rPr>
+          <w:rFonts w:ascii="Arial Narrow" w:eastAsia="Arial Narrow" w:hAnsi="Arial Narrow" w:cs="Arial Narrow"/>
+          <w:sz w:val="16"/>
+          <w:szCs w:val="16"/>
+        </w:rPr>
+        <w:t>,</w:t>
+      </w:r>
+      <w:proofErr w:type="gramEnd"/>
+      <w:r>
+        <w:rPr>
+          <w:rFonts w:ascii="Arial Narrow" w:eastAsia="Arial Narrow" w:hAnsi="Arial Narrow" w:cs="Arial Narrow"/>
+          <w:sz w:val="16"/>
+          <w:szCs w:val="16"/>
+        </w:rPr>
+        <w:t xml:space="preserve"> deberá adjuntar una “versión confidencial” que señale —de manera clara y precisa— en qué parte está incluida la información previamente declarada confidencial. </w:t>
+      </w:r>
+    </w:p>
+    <w:p>
+      <w:pPr>
+        <w:pStyle w:val="Textonotapie"/>
+        <w:ind w:left="1134"/>
+        <w:jc w:val="both"/>
+        <w:rPr>
+          <w:rFonts w:ascii="Arial Narrow" w:eastAsia="Arial Narrow" w:hAnsi="Arial Narrow" w:cs="Arial Narrow"/>
+          <w:sz w:val="16"/>
+          <w:szCs w:val="16"/>
+        </w:rPr>
+      </w:pPr>
+      <w:r>
+        <w:rPr>
+          <w:rFonts w:ascii="Arial Narrow" w:eastAsia="Arial Narrow" w:hAnsi="Arial Narrow" w:cs="Arial Narrow"/>
+          <w:sz w:val="16"/>
+          <w:szCs w:val="16"/>
+        </w:rPr>
+        <w:t xml:space="preserve">Adicionalmente, el administrado deberá presentar una “versión no confidencial” del referido escrito o documento, cubriendo de forma identificable aquellas secciones en las que haya figurado la información confidencial, a efectos de que dicha versión sea incorporada en el expediente principal y puesta en conocimiento de las partes y de terceros, según corresponda. </w:t>
+      </w:r>
+    </w:p>
+    <w:p>
+      <w:pPr>
+        <w:pStyle w:val="Textonotapie"/>
+        <w:ind w:left="1134"/>
+        <w:jc w:val="both"/>
+        <w:rPr>
+          <w:rFonts w:ascii="Arial Narrow" w:eastAsia="Arial Narrow" w:hAnsi="Arial Narrow" w:cs="Arial Narrow"/>
+          <w:sz w:val="16"/>
+          <w:szCs w:val="16"/>
+        </w:rPr>
+      </w:pPr>
+      <w:r>
+        <w:rPr>
+          <w:rFonts w:ascii="Arial Narrow" w:eastAsia="Arial Narrow" w:hAnsi="Arial Narrow" w:cs="Arial Narrow"/>
+          <w:sz w:val="16"/>
+          <w:szCs w:val="16"/>
+        </w:rPr>
+        <w:t xml:space="preserve">En caso de que el administrado no cumpla con lo señalado en el párrafo anterior, la autoridad le concederá un plazo de hasta 5 (cinco) días hábiles para la presentación de la “versión no confidencial”, bajo apercibimiento de proceder conforme a lo señalado en el numeral 5.12 de la presente Directiva. </w:t>
+      </w:r>
+    </w:p>
+    <w:p>
+      <w:pPr>
+        <w:pStyle w:val="Textonotapie"/>
+        <w:ind w:left="1134" w:hanging="567"/>
+        <w:jc w:val="both"/>
+        <w:rPr>
+          <w:rFonts w:ascii="Arial Narrow" w:eastAsia="Arial Narrow" w:hAnsi="Arial Narrow" w:cs="Arial Narrow"/>
+          <w:sz w:val="16"/>
+          <w:szCs w:val="16"/>
+        </w:rPr>
+      </w:pPr>
+    </w:p>
+    <w:p>
+      <w:pPr>
+        <w:pStyle w:val="Textonotapie"/>
+        <w:ind w:left="1134" w:hanging="567"/>
+        <w:jc w:val="both"/>
+        <w:rPr>
+          <w:rFonts w:ascii="Arial Narrow" w:eastAsia="Arial Narrow" w:hAnsi="Arial Narrow" w:cs="Arial Narrow"/>
+          <w:sz w:val="16"/>
+          <w:szCs w:val="16"/>
+        </w:rPr>
+      </w:pPr>
+      <w:r>
+        <w:rPr>
+          <w:rFonts w:ascii="Arial Narrow" w:eastAsia="Arial Narrow" w:hAnsi="Arial Narrow" w:cs="Arial Narrow"/>
+          <w:sz w:val="16"/>
+          <w:szCs w:val="16"/>
+        </w:rPr>
+        <w:t xml:space="preserve">5.12 </w:t>
+      </w:r>
+      <w:r>
+        <w:rPr>
+          <w:rFonts w:ascii="Arial Narrow" w:eastAsia="Arial Narrow" w:hAnsi="Arial Narrow" w:cs="Arial Narrow"/>
+          <w:sz w:val="16"/>
+          <w:szCs w:val="16"/>
+        </w:rPr>
+        <w:tab/>
+        <w:t>En caso de que el titular de la información previamente declarada confidencial no cumpla con lo dispuesto en el numeral 5.11 de la presente Directiva, la autoridad incorporará al expediente principal dicha documentación en su integridad y la trasladará sin ninguna medida de seguridad en particular, de ser el caso, siendo la divulgación de tal información de responsabilidad del propio administrado.</w:t>
+      </w:r>
+    </w:p>
     <w:p>
       <w:pPr>
         <w:pStyle w:val="Textonotapie"/>
         <w:ind w:left="567" w:hanging="567"/>
         <w:jc w:val="both"/>
         <w:rPr>
-          <w:rFonts w:ascii="Arial Narrow" w:hAnsi="Arial Narrow" w:cs="Arial"/>
-          <w:b/>
-          <w:sz w:val="16"/>
-          <w:szCs w:val="16"/>
-        </w:rPr>
-      </w:pPr>
-      <w:r>
-        <w:rPr>
-          <w:rStyle w:val="Refdenotaalpie"/>
-          <w:rFonts w:ascii="Arial Narrow" w:hAnsi="Arial Narrow" w:cs="Arial"/>
-          <w:sz w:val="16"/>
-          <w:szCs w:val="16"/>
-          <w:vertAlign w:val="superscript"/>
-        </w:rPr>
-        <w:footnoteRef/>
-      </w:r>
-      <w:r>
-        <w:rPr>
-          <w:rFonts w:ascii="Arial Narrow" w:hAnsi="Arial Narrow" w:cs="Arial"/>
-          <w:sz w:val="16"/>
-          <w:szCs w:val="16"/>
-        </w:rPr>
-        <w:t xml:space="preserve"> </w:t>
-      </w:r>
-      <w:r>
-        <w:rPr>
-          <w:rFonts w:ascii="Arial Narrow" w:hAnsi="Arial Narrow" w:cs="Arial"/>
-          <w:sz w:val="16"/>
-          <w:szCs w:val="16"/>
-        </w:rPr>
-        <w:tab/>
-      </w:r>
-      <w:r>
-        <w:rPr>
-          <w:rFonts w:ascii="Arial Narrow" w:hAnsi="Arial Narrow" w:cs="Arial"/>
-          <w:b/>
-          <w:sz w:val="16"/>
-          <w:szCs w:val="16"/>
-        </w:rPr>
-        <w:t>DIRECTIVA 001-2008/TRI-INDECOPI, DIRECTIVA SOBRE CONFIDENCIALIDAD DE LA INFORMACIÓN EN LOS PROCEDIMIENTOS SEGUIDOS POR LOS ÓRGANOS FUNCIONALES DEL INDECOPI, MODIFICADA POR LA DIRECTIVA 002-2017/TRI-INDECOPI Y LA DIRECTIVA 003-2022/TRI-INDECOPI</w:t>
-      </w:r>
-    </w:p>
-    <w:p>
-      <w:pPr>
-        <w:pStyle w:val="Textonotapie"/>
-        <w:ind w:left="567" w:hanging="12"/>
-        <w:jc w:val="both"/>
-        <w:rPr>
-          <w:rFonts w:ascii="Arial Narrow" w:hAnsi="Arial Narrow" w:cs="Arial"/>
-          <w:b/>
-          <w:bCs/>
-          <w:sz w:val="16"/>
-          <w:szCs w:val="16"/>
-        </w:rPr>
-      </w:pPr>
-      <w:r>
-        <w:rPr>
-          <w:rFonts w:ascii="Arial Narrow" w:hAnsi="Arial Narrow" w:cs="Arial"/>
-          <w:b/>
-          <w:bCs/>
-          <w:sz w:val="16"/>
-          <w:szCs w:val="16"/>
-        </w:rPr>
-        <w:t>5. Medidas de seguridad a adoptar en el caso de información confidencial</w:t>
-      </w:r>
-    </w:p>
-    <w:p>
-      <w:pPr>
-        <w:pStyle w:val="paragraph"/>
-        <w:spacing w:before="0" w:beforeAutospacing="0" w:after="0" w:afterAutospacing="0"/>
-        <w:ind w:left="555"/>
-        <w:jc w:val="both"/>
-        <w:textAlignment w:val="baseline"/>
-        <w:rPr>
-          <w:rFonts w:ascii="Arial Narrow" w:hAnsi="Arial Narrow" w:cs="Arial"/>
-          <w:sz w:val="16"/>
-          <w:szCs w:val="16"/>
-        </w:rPr>
-      </w:pPr>
-      <w:r>
-        <w:rPr>
-          <w:rStyle w:val="normaltextrun"/>
-          <w:rFonts w:ascii="Arial Narrow" w:eastAsia="Calibri" w:hAnsi="Arial Narrow" w:cs="Arial"/>
-          <w:sz w:val="16"/>
-          <w:szCs w:val="16"/>
-        </w:rPr>
-        <w:t>(…)</w:t>
-      </w:r>
-      <w:r>
-        <w:rPr>
-          <w:rStyle w:val="eop"/>
-          <w:rFonts w:ascii="Arial Narrow" w:eastAsia="Calibri" w:hAnsi="Arial Narrow" w:cs="Arial"/>
-          <w:sz w:val="16"/>
-          <w:szCs w:val="16"/>
-        </w:rPr>
-        <w:t> </w:t>
-      </w:r>
-    </w:p>
-    <w:p>
-      <w:pPr>
-        <w:pStyle w:val="Textonotapie"/>
-        <w:ind w:left="1134" w:hanging="567"/>
-        <w:jc w:val="both"/>
-        <w:rPr>
-          <w:rFonts w:ascii="Arial Narrow" w:hAnsi="Arial Narrow" w:cs="Arial"/>
-          <w:sz w:val="16"/>
-          <w:szCs w:val="16"/>
-        </w:rPr>
-      </w:pPr>
-      <w:r>
-        <w:rPr>
-          <w:rFonts w:ascii="Arial Narrow" w:hAnsi="Arial Narrow" w:cs="Arial"/>
-          <w:sz w:val="16"/>
-          <w:szCs w:val="16"/>
-        </w:rPr>
-        <w:t xml:space="preserve">5.11 </w:t>
-      </w:r>
-      <w:r>
-        <w:rPr>
-          <w:rFonts w:ascii="Arial Narrow" w:hAnsi="Arial Narrow" w:cs="Arial"/>
-          <w:sz w:val="16"/>
-          <w:szCs w:val="16"/>
-        </w:rPr>
-        <w:tab/>
-        <w:t xml:space="preserve">En caso de que el titular de la información previamente declarada confidencial presente de manera posterior un nuevo escrito o documento que contenga la misma </w:t>
-      </w:r>
-      <w:proofErr w:type="gramStart"/>
-      <w:r>
-        <w:rPr>
-          <w:rFonts w:ascii="Arial Narrow" w:hAnsi="Arial Narrow" w:cs="Arial"/>
-          <w:sz w:val="16"/>
-          <w:szCs w:val="16"/>
-        </w:rPr>
-        <w:t>información</w:t>
-      </w:r>
-      <w:r>
-        <w:rPr>
-          <w:rFonts w:ascii="Arial Narrow" w:hAnsi="Arial Narrow" w:cs="Arial"/>
-          <w:sz w:val="16"/>
-          <w:szCs w:val="16"/>
-        </w:rPr>
-        <w:t>,</w:t>
-      </w:r>
-      <w:proofErr w:type="gramEnd"/>
-      <w:r>
-        <w:rPr>
-          <w:rFonts w:ascii="Arial Narrow" w:hAnsi="Arial Narrow" w:cs="Arial"/>
-          <w:sz w:val="16"/>
-          <w:szCs w:val="16"/>
-        </w:rPr>
-        <w:t xml:space="preserve"> deberá adjuntar una “versión confidencial” que señale —de manera clara y precisa— en qué parte está incluida la información previamente declarada confidencial. </w:t>
-      </w:r>
-    </w:p>
-    <w:p>
-      <w:pPr>
-        <w:pStyle w:val="Textonotapie"/>
-        <w:ind w:left="1134"/>
-        <w:jc w:val="both"/>
-        <w:rPr>
-          <w:rFonts w:ascii="Arial Narrow" w:hAnsi="Arial Narrow" w:cs="Arial"/>
-          <w:sz w:val="16"/>
-          <w:szCs w:val="16"/>
-        </w:rPr>
-      </w:pPr>
-      <w:r>
-        <w:rPr>
-          <w:rFonts w:ascii="Arial Narrow" w:hAnsi="Arial Narrow" w:cs="Arial"/>
-          <w:sz w:val="16"/>
-          <w:szCs w:val="16"/>
-        </w:rPr>
-        <w:t xml:space="preserve">Adicionalmente, el administrado deberá presentar una “versión no confidencial” del referido escrito o documento, cubriendo de forma identificable aquellas secciones en las que haya figurado la información confidencial, a efectos de que dicha versión sea incorporada en el expediente principal y puesta en conocimiento de las partes y de terceros, según corresponda. </w:t>
-      </w:r>
-    </w:p>
-    <w:p>
-      <w:pPr>
-        <w:pStyle w:val="Textonotapie"/>
-        <w:ind w:left="1134"/>
-        <w:jc w:val="both"/>
-        <w:rPr>
-          <w:rFonts w:ascii="Arial Narrow" w:hAnsi="Arial Narrow" w:cs="Arial"/>
-          <w:sz w:val="16"/>
-          <w:szCs w:val="16"/>
-        </w:rPr>
-      </w:pPr>
-      <w:r>
-        <w:rPr>
-          <w:rFonts w:ascii="Arial Narrow" w:hAnsi="Arial Narrow" w:cs="Arial"/>
-          <w:sz w:val="16"/>
-          <w:szCs w:val="16"/>
-        </w:rPr>
-        <w:t xml:space="preserve">En caso de que el administrado no cumpla con lo señalado en el párrafo anterior, la autoridad le concederá un plazo de hasta 5 (cinco) días hábiles para la presentación de la “versión no confidencial”, bajo apercibimiento de proceder conforme a lo señalado en el numeral 5.12 de la presente Directiva. </w:t>
-      </w:r>
-    </w:p>
-    <w:p>
-      <w:pPr>
-        <w:pStyle w:val="Textonotapie"/>
-        <w:ind w:left="1134" w:hanging="567"/>
-        <w:jc w:val="both"/>
-        <w:rPr>
-          <w:rFonts w:ascii="Arial Narrow" w:hAnsi="Arial Narrow" w:cs="Arial"/>
-          <w:sz w:val="16"/>
-          <w:szCs w:val="16"/>
-        </w:rPr>
-      </w:pPr>
-    </w:p>
-    <w:p>
-      <w:pPr>
-        <w:pStyle w:val="Textonotapie"/>
-        <w:ind w:left="1134" w:hanging="567"/>
-        <w:jc w:val="both"/>
-        <w:rPr>
-          <w:rFonts w:ascii="Arial Narrow" w:hAnsi="Arial Narrow" w:cs="Arial"/>
-          <w:sz w:val="16"/>
-          <w:szCs w:val="16"/>
-        </w:rPr>
-      </w:pPr>
-      <w:r>
-        <w:rPr>
-          <w:rFonts w:ascii="Arial Narrow" w:hAnsi="Arial Narrow" w:cs="Arial"/>
-          <w:sz w:val="16"/>
-          <w:szCs w:val="16"/>
-        </w:rPr>
-        <w:t xml:space="preserve">5.12 </w:t>
-      </w:r>
-      <w:r>
-        <w:rPr>
-          <w:rFonts w:ascii="Arial Narrow" w:hAnsi="Arial Narrow" w:cs="Arial"/>
-          <w:sz w:val="16"/>
-          <w:szCs w:val="16"/>
-        </w:rPr>
-        <w:tab/>
-        <w:t>En caso de que el titular de la información previamente declarada confidencial no cumpla con lo dispuesto en el numeral 5.11 de la presente Directiva, la autoridad incorporará al expediente principal dicha documentación en su integridad y la trasladará sin ninguna medida de seguridad en particular, de ser el caso, siendo la divulgación de tal información de responsabilidad del propio administrado.</w:t>
-      </w:r>
-    </w:p>
-    <w:p>
-      <w:pPr>
-        <w:pStyle w:val="Textonotapie"/>
-        <w:ind w:left="1134" w:hanging="567"/>
-        <w:jc w:val="both"/>
-        <w:rPr>
-          <w:rFonts w:ascii="Arial Narrow" w:hAnsi="Arial Narrow" w:cs="Arial"/>
+          <w:rFonts w:ascii="Arial Narrow" w:eastAsia="Arial Narrow" w:hAnsi="Arial Narrow" w:cs="Arial Narrow"/>
+          <w:b/>
           <w:sz w:val="16"/>
           <w:szCs w:val="16"/>
         </w:rPr>
@@ -10431,7 +10468,7 @@
         <w:ind w:left="567" w:hanging="567"/>
         <w:jc w:val="both"/>
         <w:rPr>
-          <w:rFonts w:ascii="Arial Narrow" w:eastAsia="Arial Narrow" w:hAnsi="Arial Narrow" w:cs="Arial"/>
+          <w:rFonts w:ascii="Arial Narrow" w:eastAsia="Arial Narrow" w:hAnsi="Arial Narrow" w:cs="Arial Narrow"/>
           <w:b/>
           <w:bCs/>
           <w:sz w:val="16"/>
@@ -10441,7 +10478,7 @@
       <w:r>
         <w:rPr>
           <w:rStyle w:val="Refdenotaalpie"/>
-          <w:rFonts w:ascii="Arial Narrow" w:hAnsi="Arial Narrow" w:cs="Arial"/>
+          <w:rFonts w:ascii="Arial Narrow" w:eastAsia="Arial Narrow" w:hAnsi="Arial Narrow" w:cs="Arial Narrow"/>
           <w:sz w:val="16"/>
           <w:szCs w:val="16"/>
           <w:vertAlign w:val="superscript"/>
@@ -10450,7 +10487,7 @@
       </w:r>
       <w:r>
         <w:rPr>
-          <w:rFonts w:ascii="Arial Narrow" w:hAnsi="Arial Narrow" w:cs="Arial"/>
+          <w:rFonts w:ascii="Arial Narrow" w:eastAsia="Arial Narrow" w:hAnsi="Arial Narrow" w:cs="Arial Narrow"/>
           <w:sz w:val="16"/>
           <w:szCs w:val="16"/>
         </w:rPr>
@@ -10458,7 +10495,7 @@
       </w:r>
       <w:r>
         <w:rPr>
-          <w:rFonts w:ascii="Arial Narrow" w:hAnsi="Arial Narrow" w:cs="Arial"/>
+          <w:rFonts w:ascii="Arial Narrow" w:eastAsia="Arial Narrow" w:hAnsi="Arial Narrow" w:cs="Arial Narrow"/>
           <w:sz w:val="16"/>
           <w:szCs w:val="16"/>
         </w:rPr>
@@ -10466,7 +10503,7 @@
       </w:r>
       <w:r>
         <w:rPr>
-          <w:rFonts w:ascii="Arial Narrow" w:eastAsia="Arial Narrow" w:hAnsi="Arial Narrow" w:cs="Arial"/>
+          <w:rFonts w:ascii="Arial Narrow" w:eastAsia="Arial Narrow" w:hAnsi="Arial Narrow" w:cs="Arial Narrow"/>
           <w:b/>
           <w:bCs/>
           <w:sz w:val="16"/>
@@ -10481,14 +10518,14 @@
         <w:ind w:left="567"/>
         <w:jc w:val="both"/>
         <w:rPr>
-          <w:rFonts w:ascii="Arial Narrow" w:eastAsia="Arial Narrow" w:hAnsi="Arial Narrow" w:cs="Arial"/>
-          <w:sz w:val="16"/>
-          <w:szCs w:val="16"/>
-        </w:rPr>
-      </w:pPr>
-      <w:r>
-        <w:rPr>
-          <w:rFonts w:ascii="Arial Narrow" w:eastAsia="Arial Narrow" w:hAnsi="Arial Narrow" w:cs="Arial"/>
+          <w:rFonts w:ascii="Arial Narrow" w:eastAsia="Arial Narrow" w:hAnsi="Arial Narrow" w:cs="Arial Narrow"/>
+          <w:sz w:val="16"/>
+          <w:szCs w:val="16"/>
+        </w:rPr>
+      </w:pPr>
+      <w:r>
+        <w:rPr>
+          <w:rFonts w:ascii="Arial Narrow" w:eastAsia="Arial Narrow" w:hAnsi="Arial Narrow" w:cs="Arial Narrow"/>
           <w:b/>
           <w:bCs/>
           <w:sz w:val="16"/>
@@ -10498,7 +10535,7 @@
       </w:r>
       <w:r>
         <w:rPr>
-          <w:rFonts w:ascii="Arial Narrow" w:eastAsia="Arial Narrow" w:hAnsi="Arial Narrow" w:cs="Arial"/>
+          <w:rFonts w:ascii="Arial Narrow" w:eastAsia="Arial Narrow" w:hAnsi="Arial Narrow" w:cs="Arial Narrow"/>
           <w:sz w:val="16"/>
           <w:szCs w:val="16"/>
         </w:rPr>
@@ -10511,14 +10548,14 @@
         <w:ind w:left="567"/>
         <w:jc w:val="both"/>
         <w:rPr>
-          <w:rFonts w:ascii="Arial Narrow" w:eastAsia="Arial Narrow" w:hAnsi="Arial Narrow" w:cs="Arial"/>
-          <w:sz w:val="16"/>
-          <w:szCs w:val="16"/>
-        </w:rPr>
-      </w:pPr>
-      <w:r>
-        <w:rPr>
-          <w:rFonts w:ascii="Arial Narrow" w:eastAsia="Arial Narrow" w:hAnsi="Arial Narrow" w:cs="Arial"/>
+          <w:rFonts w:ascii="Arial Narrow" w:eastAsia="Arial Narrow" w:hAnsi="Arial Narrow" w:cs="Arial Narrow"/>
+          <w:sz w:val="16"/>
+          <w:szCs w:val="16"/>
+        </w:rPr>
+      </w:pPr>
+      <w:r>
+        <w:rPr>
+          <w:rFonts w:ascii="Arial Narrow" w:eastAsia="Arial Narrow" w:hAnsi="Arial Narrow" w:cs="Arial Narrow"/>
           <w:sz w:val="16"/>
           <w:szCs w:val="16"/>
         </w:rPr>
@@ -10531,14 +10568,14 @@
         <w:ind w:left="567"/>
         <w:jc w:val="both"/>
         <w:rPr>
-          <w:rFonts w:ascii="Arial Narrow" w:eastAsia="Arial Narrow" w:hAnsi="Arial Narrow" w:cs="Arial"/>
-          <w:sz w:val="16"/>
-          <w:szCs w:val="16"/>
-        </w:rPr>
-      </w:pPr>
-      <w:r>
-        <w:rPr>
-          <w:rFonts w:ascii="Arial Narrow" w:eastAsia="Arial Narrow" w:hAnsi="Arial Narrow" w:cs="Arial"/>
+          <w:rFonts w:ascii="Arial Narrow" w:eastAsia="Arial Narrow" w:hAnsi="Arial Narrow" w:cs="Arial Narrow"/>
+          <w:sz w:val="16"/>
+          <w:szCs w:val="16"/>
+        </w:rPr>
+      </w:pPr>
+      <w:r>
+        <w:rPr>
+          <w:rFonts w:ascii="Arial Narrow" w:eastAsia="Arial Narrow" w:hAnsi="Arial Narrow" w:cs="Arial Narrow"/>
           <w:sz w:val="16"/>
           <w:szCs w:val="16"/>
         </w:rPr>
@@ -10551,14 +10588,14 @@
         <w:ind w:left="567"/>
         <w:jc w:val="both"/>
         <w:rPr>
-          <w:rFonts w:ascii="Arial Narrow" w:eastAsia="Arial Narrow" w:hAnsi="Arial Narrow" w:cs="Arial"/>
-          <w:sz w:val="16"/>
-          <w:szCs w:val="16"/>
-        </w:rPr>
-      </w:pPr>
-      <w:r>
-        <w:rPr>
-          <w:rFonts w:ascii="Arial Narrow" w:eastAsia="Arial Narrow" w:hAnsi="Arial Narrow" w:cs="Arial"/>
+          <w:rFonts w:ascii="Arial Narrow" w:eastAsia="Arial Narrow" w:hAnsi="Arial Narrow" w:cs="Arial Narrow"/>
+          <w:sz w:val="16"/>
+          <w:szCs w:val="16"/>
+        </w:rPr>
+      </w:pPr>
+      <w:r>
+        <w:rPr>
+          <w:rFonts w:ascii="Arial Narrow" w:eastAsia="Arial Narrow" w:hAnsi="Arial Narrow" w:cs="Arial Narrow"/>
           <w:sz w:val="16"/>
           <w:szCs w:val="16"/>
         </w:rPr>
@@ -10571,16 +10608,16 @@
         <w:ind w:left="567"/>
         <w:jc w:val="both"/>
         <w:rPr>
-          <w:rFonts w:ascii="Arial Narrow" w:eastAsia="Arial Narrow" w:hAnsi="Arial Narrow" w:cs="Arial"/>
-          <w:b/>
-          <w:bCs/>
-          <w:sz w:val="16"/>
-          <w:szCs w:val="16"/>
-        </w:rPr>
-      </w:pPr>
-      <w:r>
-        <w:rPr>
-          <w:rFonts w:ascii="Arial Narrow" w:eastAsia="Arial Narrow" w:hAnsi="Arial Narrow" w:cs="Arial"/>
+          <w:rFonts w:ascii="Arial Narrow" w:eastAsia="Arial Narrow" w:hAnsi="Arial Narrow" w:cs="Arial Narrow"/>
+          <w:b/>
+          <w:bCs/>
+          <w:sz w:val="16"/>
+          <w:szCs w:val="16"/>
+        </w:rPr>
+      </w:pPr>
+      <w:r>
+        <w:rPr>
+          <w:rFonts w:ascii="Arial Narrow" w:eastAsia="Arial Narrow" w:hAnsi="Arial Narrow" w:cs="Arial Narrow"/>
           <w:b/>
           <w:bCs/>
           <w:sz w:val="16"/>
@@ -10595,14 +10632,14 @@
         <w:ind w:left="567"/>
         <w:jc w:val="both"/>
         <w:rPr>
-          <w:rFonts w:ascii="Arial Narrow" w:eastAsia="Arial Narrow" w:hAnsi="Arial Narrow" w:cs="Arial"/>
-          <w:sz w:val="16"/>
-          <w:szCs w:val="16"/>
-        </w:rPr>
-      </w:pPr>
-      <w:r>
-        <w:rPr>
-          <w:rFonts w:ascii="Arial Narrow" w:eastAsia="Arial Narrow" w:hAnsi="Arial Narrow" w:cs="Arial"/>
+          <w:rFonts w:ascii="Arial Narrow" w:eastAsia="Arial Narrow" w:hAnsi="Arial Narrow" w:cs="Arial Narrow"/>
+          <w:sz w:val="16"/>
+          <w:szCs w:val="16"/>
+        </w:rPr>
+      </w:pPr>
+      <w:r>
+        <w:rPr>
+          <w:rFonts w:ascii="Arial Narrow" w:eastAsia="Arial Narrow" w:hAnsi="Arial Narrow" w:cs="Arial Narrow"/>
           <w:b/>
           <w:bCs/>
           <w:sz w:val="16"/>
@@ -10612,7 +10649,7 @@
       </w:r>
       <w:r>
         <w:rPr>
-          <w:rFonts w:ascii="Arial Narrow" w:eastAsia="Arial Narrow" w:hAnsi="Arial Narrow" w:cs="Arial"/>
+          <w:rFonts w:ascii="Arial Narrow" w:eastAsia="Arial Narrow" w:hAnsi="Arial Narrow" w:cs="Arial Narrow"/>
           <w:sz w:val="16"/>
           <w:szCs w:val="16"/>
         </w:rPr>
@@ -10621,7 +10658,7 @@
       <w:proofErr w:type="gramStart"/>
       <w:r>
         <w:rPr>
-          <w:rFonts w:ascii="Arial Narrow" w:eastAsia="Arial Narrow" w:hAnsi="Arial Narrow" w:cs="Arial"/>
+          <w:rFonts w:ascii="Arial Narrow" w:eastAsia="Arial Narrow" w:hAnsi="Arial Narrow" w:cs="Arial Narrow"/>
           <w:sz w:val="16"/>
           <w:szCs w:val="16"/>
         </w:rPr>
@@ -10630,7 +10667,7 @@
       <w:proofErr w:type="gramEnd"/>
       <w:r>
         <w:rPr>
-          <w:rFonts w:ascii="Arial Narrow" w:eastAsia="Arial Narrow" w:hAnsi="Arial Narrow" w:cs="Arial"/>
+          <w:rFonts w:ascii="Arial Narrow" w:eastAsia="Arial Narrow" w:hAnsi="Arial Narrow" w:cs="Arial Narrow"/>
           <w:sz w:val="16"/>
           <w:szCs w:val="16"/>
         </w:rPr>
@@ -10643,14 +10680,14 @@
         <w:ind w:left="567"/>
         <w:jc w:val="both"/>
         <w:rPr>
-          <w:rFonts w:ascii="Arial Narrow" w:eastAsia="Arial Narrow" w:hAnsi="Arial Narrow" w:cs="Arial"/>
-          <w:sz w:val="16"/>
-          <w:szCs w:val="16"/>
-        </w:rPr>
-      </w:pPr>
-      <w:r>
-        <w:rPr>
-          <w:rFonts w:ascii="Arial Narrow" w:eastAsia="Arial Narrow" w:hAnsi="Arial Narrow" w:cs="Arial"/>
+          <w:rFonts w:ascii="Arial Narrow" w:eastAsia="Arial Narrow" w:hAnsi="Arial Narrow" w:cs="Arial Narrow"/>
+          <w:sz w:val="16"/>
+          <w:szCs w:val="16"/>
+        </w:rPr>
+      </w:pPr>
+      <w:r>
+        <w:rPr>
+          <w:rFonts w:ascii="Arial Narrow" w:eastAsia="Arial Narrow" w:hAnsi="Arial Narrow" w:cs="Arial Narrow"/>
           <w:sz w:val="16"/>
           <w:szCs w:val="16"/>
         </w:rPr>
@@ -10663,14 +10700,14 @@
         <w:ind w:left="567"/>
         <w:jc w:val="both"/>
         <w:rPr>
-          <w:rFonts w:ascii="Arial Narrow" w:eastAsia="Arial Narrow" w:hAnsi="Arial Narrow" w:cs="Arial"/>
-          <w:sz w:val="16"/>
-          <w:szCs w:val="16"/>
-        </w:rPr>
-      </w:pPr>
-      <w:r>
-        <w:rPr>
-          <w:rFonts w:ascii="Arial Narrow" w:eastAsia="Arial Narrow" w:hAnsi="Arial Narrow" w:cs="Arial"/>
+          <w:rFonts w:ascii="Arial Narrow" w:eastAsia="Arial Narrow" w:hAnsi="Arial Narrow" w:cs="Arial Narrow"/>
+          <w:sz w:val="16"/>
+          <w:szCs w:val="16"/>
+        </w:rPr>
+      </w:pPr>
+      <w:r>
+        <w:rPr>
+          <w:rFonts w:ascii="Arial Narrow" w:eastAsia="Arial Narrow" w:hAnsi="Arial Narrow" w:cs="Arial Narrow"/>
           <w:sz w:val="16"/>
           <w:szCs w:val="16"/>
         </w:rPr>
@@ -10683,16 +10720,16 @@
         <w:ind w:left="567"/>
         <w:jc w:val="both"/>
         <w:rPr>
-          <w:rFonts w:ascii="Arial Narrow" w:eastAsia="Arial Narrow" w:hAnsi="Arial Narrow" w:cs="Arial"/>
-          <w:b/>
-          <w:bCs/>
-          <w:sz w:val="16"/>
-          <w:szCs w:val="16"/>
-        </w:rPr>
-      </w:pPr>
-      <w:r>
-        <w:rPr>
-          <w:rFonts w:ascii="Arial Narrow" w:eastAsia="Arial Narrow" w:hAnsi="Arial Narrow" w:cs="Arial"/>
+          <w:rFonts w:ascii="Arial Narrow" w:eastAsia="Arial Narrow" w:hAnsi="Arial Narrow" w:cs="Arial Narrow"/>
+          <w:b/>
+          <w:bCs/>
+          <w:sz w:val="16"/>
+          <w:szCs w:val="16"/>
+        </w:rPr>
+      </w:pPr>
+      <w:r>
+        <w:rPr>
+          <w:rFonts w:ascii="Arial Narrow" w:eastAsia="Arial Narrow" w:hAnsi="Arial Narrow" w:cs="Arial Narrow"/>
           <w:b/>
           <w:bCs/>
           <w:sz w:val="16"/>
@@ -10707,14 +10744,14 @@
         <w:ind w:left="567"/>
         <w:jc w:val="both"/>
         <w:rPr>
-          <w:rFonts w:ascii="Arial Narrow" w:eastAsia="Arial Narrow" w:hAnsi="Arial Narrow" w:cs="Arial"/>
-          <w:sz w:val="16"/>
-          <w:szCs w:val="16"/>
-        </w:rPr>
-      </w:pPr>
-      <w:r>
-        <w:rPr>
-          <w:rFonts w:ascii="Arial Narrow" w:eastAsia="Arial Narrow" w:hAnsi="Arial Narrow" w:cs="Arial"/>
+          <w:rFonts w:ascii="Arial Narrow" w:eastAsia="Arial Narrow" w:hAnsi="Arial Narrow" w:cs="Arial Narrow"/>
+          <w:sz w:val="16"/>
+          <w:szCs w:val="16"/>
+        </w:rPr>
+      </w:pPr>
+      <w:r>
+        <w:rPr>
+          <w:rFonts w:ascii="Arial Narrow" w:eastAsia="Arial Narrow" w:hAnsi="Arial Narrow" w:cs="Arial Narrow"/>
           <w:b/>
           <w:bCs/>
           <w:sz w:val="16"/>
@@ -10724,7 +10761,7 @@
       </w:r>
       <w:r>
         <w:rPr>
-          <w:rFonts w:ascii="Arial Narrow" w:eastAsia="Arial Narrow" w:hAnsi="Arial Narrow" w:cs="Arial"/>
+          <w:rFonts w:ascii="Arial Narrow" w:eastAsia="Arial Narrow" w:hAnsi="Arial Narrow" w:cs="Arial Narrow"/>
           <w:sz w:val="16"/>
           <w:szCs w:val="16"/>
         </w:rPr>
@@ -10733,7 +10770,7 @@
       <w:proofErr w:type="gramStart"/>
       <w:r>
         <w:rPr>
-          <w:rFonts w:ascii="Arial Narrow" w:eastAsia="Arial Narrow" w:hAnsi="Arial Narrow" w:cs="Arial"/>
+          <w:rFonts w:ascii="Arial Narrow" w:eastAsia="Arial Narrow" w:hAnsi="Arial Narrow" w:cs="Arial Narrow"/>
           <w:sz w:val="16"/>
           <w:szCs w:val="16"/>
         </w:rPr>
@@ -10742,7 +10779,7 @@
       <w:proofErr w:type="gramEnd"/>
       <w:r>
         <w:rPr>
-          <w:rFonts w:ascii="Arial Narrow" w:eastAsia="Arial Narrow" w:hAnsi="Arial Narrow" w:cs="Arial"/>
+          <w:rFonts w:ascii="Arial Narrow" w:eastAsia="Arial Narrow" w:hAnsi="Arial Narrow" w:cs="Arial Narrow"/>
           <w:sz w:val="16"/>
           <w:szCs w:val="16"/>
         </w:rPr>
@@ -10755,14 +10792,14 @@
         <w:ind w:left="567"/>
         <w:jc w:val="both"/>
         <w:rPr>
-          <w:rFonts w:ascii="Arial Narrow" w:eastAsia="Arial Narrow" w:hAnsi="Arial Narrow" w:cs="Arial"/>
-          <w:sz w:val="16"/>
-          <w:szCs w:val="16"/>
-        </w:rPr>
-      </w:pPr>
-      <w:r>
-        <w:rPr>
-          <w:rFonts w:ascii="Arial Narrow" w:eastAsia="Arial Narrow" w:hAnsi="Arial Narrow" w:cs="Arial"/>
+          <w:rFonts w:ascii="Arial Narrow" w:eastAsia="Arial Narrow" w:hAnsi="Arial Narrow" w:cs="Arial Narrow"/>
+          <w:sz w:val="16"/>
+          <w:szCs w:val="16"/>
+        </w:rPr>
+      </w:pPr>
+      <w:r>
+        <w:rPr>
+          <w:rFonts w:ascii="Arial Narrow" w:eastAsia="Arial Narrow" w:hAnsi="Arial Narrow" w:cs="Arial Narrow"/>
           <w:sz w:val="16"/>
           <w:szCs w:val="16"/>
         </w:rPr>
@@ -10775,14 +10812,14 @@
         <w:ind w:left="567"/>
         <w:jc w:val="both"/>
         <w:rPr>
-          <w:rFonts w:ascii="Arial Narrow" w:eastAsia="Arial Narrow" w:hAnsi="Arial Narrow" w:cs="Arial"/>
-          <w:sz w:val="16"/>
-          <w:szCs w:val="16"/>
-        </w:rPr>
-      </w:pPr>
-      <w:r>
-        <w:rPr>
-          <w:rFonts w:ascii="Arial Narrow" w:eastAsia="Arial Narrow" w:hAnsi="Arial Narrow" w:cs="Arial"/>
+          <w:rFonts w:ascii="Arial Narrow" w:eastAsia="Arial Narrow" w:hAnsi="Arial Narrow" w:cs="Arial Narrow"/>
+          <w:sz w:val="16"/>
+          <w:szCs w:val="16"/>
+        </w:rPr>
+      </w:pPr>
+      <w:r>
+        <w:rPr>
+          <w:rFonts w:ascii="Arial Narrow" w:eastAsia="Arial Narrow" w:hAnsi="Arial Narrow" w:cs="Arial Narrow"/>
           <w:sz w:val="16"/>
           <w:szCs w:val="16"/>
         </w:rPr>
@@ -10795,14 +10832,14 @@
         <w:ind w:left="567"/>
         <w:jc w:val="both"/>
         <w:rPr>
-          <w:rFonts w:ascii="Arial Narrow" w:eastAsia="Arial Narrow" w:hAnsi="Arial Narrow" w:cs="Arial"/>
-          <w:sz w:val="16"/>
-          <w:szCs w:val="16"/>
-        </w:rPr>
-      </w:pPr>
-      <w:r>
-        <w:rPr>
-          <w:rFonts w:ascii="Arial Narrow" w:eastAsia="Arial Narrow" w:hAnsi="Arial Narrow" w:cs="Arial"/>
+          <w:rFonts w:ascii="Arial Narrow" w:eastAsia="Arial Narrow" w:hAnsi="Arial Narrow" w:cs="Arial Narrow"/>
+          <w:sz w:val="16"/>
+          <w:szCs w:val="16"/>
+        </w:rPr>
+      </w:pPr>
+      <w:r>
+        <w:rPr>
+          <w:rFonts w:ascii="Arial Narrow" w:eastAsia="Arial Narrow" w:hAnsi="Arial Narrow" w:cs="Arial Narrow"/>
           <w:sz w:val="16"/>
           <w:szCs w:val="16"/>
         </w:rPr>
@@ -10812,10 +10849,12 @@
     <w:p>
       <w:pPr>
         <w:pStyle w:val="Textonotapie"/>
-        <w:ind w:left="567"/>
-        <w:jc w:val="both"/>
-        <w:rPr>
-          <w:rFonts w:ascii="Arial Narrow" w:eastAsia="Arial Narrow" w:hAnsi="Arial Narrow" w:cs="Arial"/>
+        <w:ind w:left="567" w:hanging="567"/>
+        <w:jc w:val="both"/>
+        <w:rPr>
+          <w:rFonts w:ascii="Arial Narrow" w:eastAsia="Arial Narrow" w:hAnsi="Arial Narrow" w:cs="Arial Narrow"/>
+          <w:b/>
+          <w:bCs/>
           <w:sz w:val="16"/>
           <w:szCs w:val="16"/>
         </w:rPr>
@@ -10842,7 +10881,7 @@
       <w:r>
         <w:rPr>
           <w:rStyle w:val="Refdenotaalpie"/>
-          <w:rFonts w:ascii="Arial Narrow" w:hAnsi="Arial Narrow"/>
+          <w:rFonts w:ascii="Arial Narrow" w:eastAsia="Arial Narrow" w:hAnsi="Arial Narrow" w:cs="Arial Narrow"/>
           <w:sz w:val="16"/>
           <w:szCs w:val="16"/>
           <w:vertAlign w:val="superscript"/>
@@ -10851,7 +10890,7 @@
       </w:r>
       <w:r>
         <w:rPr>
-          <w:rFonts w:ascii="Arial Narrow" w:hAnsi="Arial Narrow"/>
+          <w:rFonts w:ascii="Arial Narrow" w:eastAsia="Arial Narrow" w:hAnsi="Arial Narrow" w:cs="Arial Narrow"/>
           <w:sz w:val="16"/>
           <w:szCs w:val="16"/>
         </w:rPr>
@@ -10859,7 +10898,7 @@
       </w:r>
       <w:r>
         <w:rPr>
-          <w:rFonts w:ascii="Arial Narrow" w:hAnsi="Arial Narrow"/>
+          <w:rFonts w:ascii="Arial Narrow" w:eastAsia="Arial Narrow" w:hAnsi="Arial Narrow" w:cs="Arial Narrow"/>
           <w:sz w:val="16"/>
           <w:szCs w:val="16"/>
         </w:rPr>
@@ -11006,19 +11045,6 @@
         <w:t>El proveedor responde por la idoneidad y calidad de los productos y servicios ofrecidos; por la autenticidad de las marcas y leyendas que exhiben sus productos o del signo que respalda al prestador del servicio, por la falta de conformidad entre la publicidad comercial de los productos y servicios y estos, así como por el contenido y la vida útil del producto indicado en el envase, en lo que corresponda.</w:t>
       </w:r>
     </w:p>
-    <w:p>
-      <w:pPr>
-        <w:pStyle w:val="Textonotapie"/>
-        <w:jc w:val="both"/>
-        <w:rPr>
-          <w:rFonts w:ascii="Arial Narrow" w:hAnsi="Arial Narrow"/>
-          <w:sz w:val="16"/>
-          <w:szCs w:val="16"/>
-        </w:rPr>
-      </w:pPr>
-    </w:p>
-  </w:footnote>
-  <w:footnote w:id="8">
     <w:p>
       <w:pPr>
         <w:pStyle w:val="Textonotapie"/>
@@ -11028,7 +11054,26 @@
         <w:ind w:left="567" w:right="-1" w:hanging="567"/>
         <w:jc w:val="both"/>
         <w:rPr>
-          <w:rFonts w:ascii="Arial Narrow" w:eastAsia="Arial Narrow" w:hAnsi="Arial Narrow" w:cs="Arial"/>
+          <w:rFonts w:ascii="Arial Narrow" w:eastAsia="Arial Narrow" w:hAnsi="Arial Narrow" w:cs="Arial Narrow"/>
+          <w:b/>
+          <w:bCs/>
+          <w:sz w:val="16"/>
+          <w:szCs w:val="16"/>
+        </w:rPr>
+      </w:pPr>
+    </w:p>
+  </w:footnote>
+  <w:footnote w:id="8">
+    <w:p>
+      <w:pPr>
+        <w:pStyle w:val="Textonotapie"/>
+        <w:tabs>
+          <w:tab w:val="left" w:pos="567"/>
+        </w:tabs>
+        <w:ind w:left="567" w:right="-1" w:hanging="567"/>
+        <w:jc w:val="both"/>
+        <w:rPr>
+          <w:rFonts w:ascii="Arial Narrow" w:eastAsia="Arial Narrow" w:hAnsi="Arial Narrow" w:cs="Arial Narrow"/>
           <w:b/>
           <w:bCs/>
           <w:sz w:val="16"/>
@@ -11038,7 +11083,7 @@
       <w:r>
         <w:rPr>
           <w:rStyle w:val="Refdenotaalpie"/>
-          <w:rFonts w:ascii="Arial Narrow" w:hAnsi="Arial Narrow"/>
+          <w:rFonts w:ascii="Arial Narrow" w:eastAsia="Arial Narrow" w:hAnsi="Arial Narrow" w:cs="Arial Narrow"/>
           <w:sz w:val="16"/>
           <w:szCs w:val="16"/>
           <w:vertAlign w:val="superscript"/>
@@ -11047,7 +11092,7 @@
       </w:r>
       <w:r>
         <w:rPr>
-          <w:rFonts w:ascii="Arial Narrow" w:hAnsi="Arial Narrow"/>
+          <w:rFonts w:ascii="Arial Narrow" w:eastAsia="Arial Narrow" w:hAnsi="Arial Narrow" w:cs="Arial Narrow"/>
           <w:sz w:val="16"/>
           <w:szCs w:val="16"/>
         </w:rPr>
@@ -11055,7 +11100,7 @@
       </w:r>
       <w:r>
         <w:rPr>
-          <w:rFonts w:ascii="Arial Narrow" w:hAnsi="Arial Narrow" w:cs="Arial"/>
+          <w:rFonts w:ascii="Arial Narrow" w:eastAsia="Arial Narrow" w:hAnsi="Arial Narrow" w:cs="Arial Narrow"/>
           <w:sz w:val="16"/>
           <w:szCs w:val="16"/>
         </w:rPr>
@@ -11063,7 +11108,7 @@
       </w:r>
       <w:r>
         <w:rPr>
-          <w:rFonts w:ascii="Arial Narrow" w:eastAsia="Arial Narrow" w:hAnsi="Arial Narrow" w:cs="Arial"/>
+          <w:rFonts w:ascii="Arial Narrow" w:eastAsia="Arial Narrow" w:hAnsi="Arial Narrow" w:cs="Arial Narrow"/>
           <w:b/>
           <w:bCs/>
           <w:sz w:val="16"/>
@@ -11074,7 +11119,7 @@
       <w:proofErr w:type="gramStart"/>
       <w:r>
         <w:rPr>
-          <w:rFonts w:ascii="Arial Narrow" w:eastAsia="Arial Narrow" w:hAnsi="Arial Narrow" w:cs="Arial"/>
+          <w:rFonts w:ascii="Arial Narrow" w:eastAsia="Arial Narrow" w:hAnsi="Arial Narrow" w:cs="Arial Narrow"/>
           <w:b/>
           <w:bCs/>
           <w:sz w:val="16"/>
@@ -11090,16 +11135,16 @@
         <w:ind w:firstLine="567"/>
         <w:jc w:val="both"/>
         <w:rPr>
-          <w:rFonts w:ascii="Arial Narrow" w:eastAsia="Arial Narrow" w:hAnsi="Arial Narrow" w:cs="Arial"/>
-          <w:b/>
-          <w:bCs/>
-          <w:sz w:val="16"/>
-          <w:szCs w:val="16"/>
-        </w:rPr>
-      </w:pPr>
-      <w:r>
-        <w:rPr>
-          <w:rFonts w:ascii="Arial Narrow" w:eastAsia="Arial Narrow" w:hAnsi="Arial Narrow" w:cs="Arial"/>
+          <w:rFonts w:ascii="Arial Narrow" w:eastAsia="Arial Narrow" w:hAnsi="Arial Narrow" w:cs="Arial Narrow"/>
+          <w:b/>
+          <w:bCs/>
+          <w:sz w:val="16"/>
+          <w:szCs w:val="16"/>
+        </w:rPr>
+      </w:pPr>
+      <w:r>
+        <w:rPr>
+          <w:rFonts w:ascii="Arial Narrow" w:eastAsia="Arial Narrow" w:hAnsi="Arial Narrow" w:cs="Arial Narrow"/>
           <w:b/>
           <w:bCs/>
           <w:sz w:val="16"/>
@@ -11140,7 +11185,7 @@
         <w:ind w:left="570"/>
         <w:jc w:val="both"/>
         <w:rPr>
-          <w:rFonts w:ascii="Arial Narrow" w:eastAsia="Arial Narrow" w:hAnsi="Arial Narrow" w:cs="Arial"/>
+          <w:rFonts w:ascii="Arial Narrow" w:eastAsia="Arial Narrow" w:hAnsi="Arial Narrow" w:cs="Arial Narrow"/>
           <w:sz w:val="16"/>
           <w:szCs w:val="16"/>
         </w:rPr>
@@ -11155,7 +11200,7 @@
       </w:r>
       <w:r>
         <w:rPr>
-          <w:rFonts w:ascii="Arial Narrow" w:eastAsia="Arial Narrow" w:hAnsi="Arial Narrow" w:cs="Arial"/>
+          <w:rFonts w:ascii="Arial Narrow" w:eastAsia="Arial Narrow" w:hAnsi="Arial Narrow" w:cs="Arial Narrow"/>
           <w:sz w:val="16"/>
           <w:szCs w:val="16"/>
         </w:rPr>
@@ -11171,14 +11216,14 @@
         <w:ind w:left="567" w:right="-1" w:hanging="567"/>
         <w:jc w:val="both"/>
         <w:rPr>
-          <w:rFonts w:ascii="Arial Narrow" w:eastAsia="Arial Narrow" w:hAnsi="Arial Narrow" w:cs="Arial"/>
-          <w:sz w:val="16"/>
-          <w:szCs w:val="16"/>
-        </w:rPr>
-      </w:pPr>
-      <w:r>
-        <w:rPr>
-          <w:rFonts w:ascii="Arial Narrow" w:eastAsia="Arial Narrow" w:hAnsi="Arial Narrow" w:cs="Arial"/>
+          <w:rFonts w:ascii="Arial Narrow" w:eastAsia="Arial Narrow" w:hAnsi="Arial Narrow" w:cs="Arial Narrow"/>
+          <w:sz w:val="16"/>
+          <w:szCs w:val="16"/>
+        </w:rPr>
+      </w:pPr>
+      <w:r>
+        <w:rPr>
+          <w:rFonts w:ascii="Arial Narrow" w:eastAsia="Arial Narrow" w:hAnsi="Arial Narrow" w:cs="Arial Narrow"/>
           <w:sz w:val="16"/>
           <w:szCs w:val="16"/>
         </w:rPr>
@@ -11195,7 +11240,7 @@
         <w:ind w:left="567" w:right="-1" w:hanging="567"/>
         <w:jc w:val="both"/>
         <w:rPr>
-          <w:rFonts w:ascii="Arial Narrow" w:eastAsia="Arial Narrow" w:hAnsi="Arial Narrow" w:cs="Arial"/>
+          <w:rFonts w:ascii="Arial Narrow" w:eastAsia="Arial Narrow" w:hAnsi="Arial Narrow" w:cs="Arial Narrow"/>
           <w:b/>
           <w:bCs/>
           <w:sz w:val="16"/>
@@ -11209,16 +11254,16 @@
         <w:ind w:firstLine="567"/>
         <w:jc w:val="both"/>
         <w:rPr>
-          <w:rFonts w:ascii="Arial Narrow" w:eastAsia="Arial Narrow" w:hAnsi="Arial Narrow" w:cs="Arial"/>
-          <w:b/>
-          <w:bCs/>
-          <w:sz w:val="16"/>
-          <w:szCs w:val="16"/>
-        </w:rPr>
-      </w:pPr>
-      <w:r>
-        <w:rPr>
-          <w:rFonts w:ascii="Arial Narrow" w:eastAsia="Arial Narrow" w:hAnsi="Arial Narrow" w:cs="Arial"/>
+          <w:rFonts w:ascii="Arial Narrow" w:eastAsia="Arial Narrow" w:hAnsi="Arial Narrow" w:cs="Arial Narrow"/>
+          <w:b/>
+          <w:bCs/>
+          <w:sz w:val="16"/>
+          <w:szCs w:val="16"/>
+        </w:rPr>
+      </w:pPr>
+      <w:r>
+        <w:rPr>
+          <w:rFonts w:ascii="Arial Narrow" w:eastAsia="Arial Narrow" w:hAnsi="Arial Narrow" w:cs="Arial Narrow"/>
           <w:b/>
           <w:bCs/>
           <w:sz w:val="16"/>
@@ -11305,7 +11350,7 @@
         <w:ind w:left="567"/>
         <w:jc w:val="both"/>
         <w:rPr>
-          <w:rFonts w:ascii="Arial Narrow" w:eastAsia="Arial Narrow" w:hAnsi="Arial Narrow" w:cs="Arial"/>
+          <w:rFonts w:ascii="Arial Narrow" w:eastAsia="Arial Narrow" w:hAnsi="Arial Narrow" w:cs="Arial Narrow"/>
           <w:sz w:val="16"/>
           <w:szCs w:val="16"/>
         </w:rPr>
@@ -11320,27 +11365,13 @@
       </w:r>
       <w:r>
         <w:rPr>
-          <w:rFonts w:ascii="Arial Narrow" w:eastAsia="Arial Narrow" w:hAnsi="Arial Narrow" w:cs="Arial"/>
+          <w:rFonts w:ascii="Arial Narrow" w:eastAsia="Arial Narrow" w:hAnsi="Arial Narrow" w:cs="Arial Narrow"/>
           <w:sz w:val="16"/>
           <w:szCs w:val="16"/>
         </w:rPr>
         <w:t>.</w:t>
       </w:r>
     </w:p>
-    <w:p>
-      <w:pPr>
-        <w:pStyle w:val="Textonotapie"/>
-        <w:ind w:firstLine="567"/>
-        <w:jc w:val="both"/>
-        <w:rPr>
-          <w:rFonts w:ascii="Arial Narrow" w:hAnsi="Arial Narrow"/>
-          <w:sz w:val="16"/>
-          <w:szCs w:val="16"/>
-        </w:rPr>
-      </w:pPr>
-    </w:p>
-  </w:footnote>
-  <w:footnote w:id="9">
     <w:p>
       <w:pPr>
         <w:pStyle w:val="Textonotapie"/>
@@ -11350,83 +11381,53 @@
         <w:ind w:left="567" w:right="-1" w:hanging="567"/>
         <w:jc w:val="both"/>
         <w:rPr>
-          <w:rFonts w:ascii="Arial Narrow" w:eastAsia="Arial Narrow" w:hAnsi="Arial Narrow" w:cs="Arial"/>
-          <w:b/>
-          <w:bCs/>
-          <w:sz w:val="16"/>
-          <w:szCs w:val="16"/>
-        </w:rPr>
-      </w:pPr>
-      <w:r>
-        <w:rPr>
-          <w:rStyle w:val="Refdenotaalpie"/>
-          <w:rFonts w:ascii="Arial Narrow" w:hAnsi="Arial Narrow"/>
-          <w:sz w:val="16"/>
-          <w:szCs w:val="16"/>
-          <w:vertAlign w:val="superscript"/>
-        </w:rPr>
-        <w:footnoteRef/>
-      </w:r>
-      <w:r>
-        <w:rPr>
-          <w:rFonts w:ascii="Arial Narrow" w:hAnsi="Arial Narrow"/>
-          <w:sz w:val="16"/>
-          <w:szCs w:val="16"/>
-        </w:rPr>
-        <w:t xml:space="preserve"> </w:t>
-      </w:r>
-      <w:r>
-        <w:rPr>
-          <w:rFonts w:ascii="Arial Narrow" w:hAnsi="Arial Narrow" w:cs="Arial"/>
-          <w:sz w:val="16"/>
-          <w:szCs w:val="16"/>
-        </w:rPr>
-        <w:tab/>
-      </w:r>
-      <w:r>
-        <w:rPr>
-          <w:rFonts w:ascii="Arial Narrow" w:eastAsia="Arial Narrow" w:hAnsi="Arial Narrow" w:cs="Arial"/>
-          <w:b/>
-          <w:bCs/>
-          <w:sz w:val="16"/>
-          <w:szCs w:val="16"/>
-        </w:rPr>
-        <w:t xml:space="preserve">LEY 29571, CÓDIGO DE PROTECCIÓN Y DEFENSA DEL CONSUMIDOR, publicado el 2 de setiembre de 2010 y modificado por Decreto </w:t>
-      </w:r>
-      <w:proofErr w:type="gramStart"/>
-      <w:r>
-        <w:rPr>
-          <w:rFonts w:ascii="Arial Narrow" w:eastAsia="Arial Narrow" w:hAnsi="Arial Narrow" w:cs="Arial"/>
-          <w:b/>
-          <w:bCs/>
-          <w:sz w:val="16"/>
-          <w:szCs w:val="16"/>
-        </w:rPr>
-        <w:t>Legislativo 1308</w:t>
-      </w:r>
-      <w:proofErr w:type="gramEnd"/>
-    </w:p>
+          <w:rFonts w:ascii="Arial Narrow" w:eastAsia="Arial Narrow" w:hAnsi="Arial Narrow" w:cs="Arial Narrow"/>
+          <w:b/>
+          <w:bCs/>
+          <w:sz w:val="16"/>
+          <w:szCs w:val="16"/>
+        </w:rPr>
+      </w:pPr>
+    </w:p>
+  </w:footnote>
+  <w:footnote w:id="9">
     <w:p>
       <w:pPr>
         <w:pStyle w:val="Textonotapie"/>
         <w:tabs>
           <w:tab w:val="left" w:pos="567"/>
         </w:tabs>
-        <w:jc w:val="both"/>
-        <w:rPr>
-          <w:rFonts w:ascii="Arial Narrow" w:eastAsia="Arial Narrow" w:hAnsi="Arial Narrow" w:cs="Arial"/>
-          <w:b/>
-          <w:bCs/>
-          <w:sz w:val="16"/>
-          <w:szCs w:val="16"/>
-          <w:lang w:val="pt-PT"/>
-        </w:rPr>
-      </w:pPr>
-      <w:r>
-        <w:rPr>
-          <w:rFonts w:ascii="Arial Narrow" w:eastAsia="Arial Narrow" w:hAnsi="Arial Narrow" w:cs="Arial"/>
-          <w:b/>
-          <w:bCs/>
+        <w:ind w:left="567" w:right="-1" w:hanging="567"/>
+        <w:jc w:val="both"/>
+        <w:rPr>
+          <w:rFonts w:ascii="Arial Narrow" w:eastAsia="Arial Narrow" w:hAnsi="Arial Narrow" w:cs="Arial Narrow"/>
+          <w:b/>
+          <w:bCs/>
+          <w:sz w:val="16"/>
+          <w:szCs w:val="16"/>
+        </w:rPr>
+      </w:pPr>
+      <w:r>
+        <w:rPr>
+          <w:rStyle w:val="Refdenotaalpie"/>
+          <w:rFonts w:ascii="Arial Narrow" w:eastAsia="Arial Narrow" w:hAnsi="Arial Narrow" w:cs="Arial Narrow"/>
+          <w:sz w:val="16"/>
+          <w:szCs w:val="16"/>
+          <w:vertAlign w:val="superscript"/>
+        </w:rPr>
+        <w:footnoteRef/>
+      </w:r>
+      <w:r>
+        <w:rPr>
+          <w:rFonts w:ascii="Arial Narrow" w:eastAsia="Arial Narrow" w:hAnsi="Arial Narrow" w:cs="Arial Narrow"/>
+          <w:sz w:val="16"/>
+          <w:szCs w:val="16"/>
+        </w:rPr>
+        <w:t xml:space="preserve"> </w:t>
+      </w:r>
+      <w:r>
+        <w:rPr>
+          <w:rFonts w:ascii="Arial Narrow" w:eastAsia="Arial Narrow" w:hAnsi="Arial Narrow" w:cs="Arial Narrow"/>
           <w:sz w:val="16"/>
           <w:szCs w:val="16"/>
         </w:rPr>
@@ -11434,15 +11435,26 @@
       </w:r>
       <w:r>
         <w:rPr>
-          <w:rFonts w:ascii="Arial Narrow" w:eastAsia="Arial Narrow" w:hAnsi="Arial Narrow" w:cs="Arial"/>
-          <w:b/>
-          <w:bCs/>
-          <w:sz w:val="16"/>
-          <w:szCs w:val="16"/>
-          <w:lang w:val="pt-PT"/>
-        </w:rPr>
-        <w:t xml:space="preserve">TÍTULO III </w:t>
-      </w:r>
+          <w:rFonts w:ascii="Arial Narrow" w:eastAsia="Arial Narrow" w:hAnsi="Arial Narrow" w:cs="Arial Narrow"/>
+          <w:b/>
+          <w:bCs/>
+          <w:sz w:val="16"/>
+          <w:szCs w:val="16"/>
+        </w:rPr>
+        <w:t xml:space="preserve">LEY 29571, CÓDIGO DE PROTECCIÓN Y DEFENSA DEL CONSUMIDOR, publicado el 2 de setiembre de 2010 y modificado por Decreto </w:t>
+      </w:r>
+      <w:proofErr w:type="gramStart"/>
+      <w:r>
+        <w:rPr>
+          <w:rFonts w:ascii="Arial Narrow" w:eastAsia="Arial Narrow" w:hAnsi="Arial Narrow" w:cs="Arial Narrow"/>
+          <w:b/>
+          <w:bCs/>
+          <w:sz w:val="16"/>
+          <w:szCs w:val="16"/>
+        </w:rPr>
+        <w:t>Legislativo 1308</w:t>
+      </w:r>
+      <w:proofErr w:type="gramEnd"/>
     </w:p>
     <w:p>
       <w:pPr>
@@ -11452,7 +11464,7 @@
         </w:tabs>
         <w:jc w:val="both"/>
         <w:rPr>
-          <w:rFonts w:ascii="Arial Narrow" w:eastAsia="Arial Narrow" w:hAnsi="Arial Narrow" w:cs="Arial"/>
+          <w:rFonts w:ascii="Arial Narrow" w:eastAsia="Arial Narrow" w:hAnsi="Arial Narrow" w:cs="Arial Narrow"/>
           <w:b/>
           <w:bCs/>
           <w:sz w:val="16"/>
@@ -11462,15 +11474,24 @@
       </w:pPr>
       <w:r>
         <w:rPr>
-          <w:rFonts w:ascii="Arial Narrow" w:eastAsia="Arial Narrow" w:hAnsi="Arial Narrow" w:cs="Arial"/>
+          <w:rFonts w:ascii="Arial Narrow" w:eastAsia="Arial Narrow" w:hAnsi="Arial Narrow" w:cs="Arial Narrow"/>
+          <w:b/>
+          <w:bCs/>
+          <w:sz w:val="16"/>
+          <w:szCs w:val="16"/>
+        </w:rPr>
+        <w:tab/>
+      </w:r>
+      <w:r>
+        <w:rPr>
+          <w:rFonts w:ascii="Arial Narrow" w:eastAsia="Arial Narrow" w:hAnsi="Arial Narrow" w:cs="Arial Narrow"/>
           <w:b/>
           <w:bCs/>
           <w:sz w:val="16"/>
           <w:szCs w:val="16"/>
           <w:lang w:val="pt-PT"/>
         </w:rPr>
-        <w:tab/>
-        <w:t xml:space="preserve">MÉTODOS COMERCIALES ABUSIVOS </w:t>
+        <w:t xml:space="preserve">TÍTULO III </w:t>
       </w:r>
     </w:p>
     <w:p>
@@ -11481,7 +11502,7 @@
         </w:tabs>
         <w:jc w:val="both"/>
         <w:rPr>
-          <w:rFonts w:ascii="Arial Narrow" w:eastAsia="Arial Narrow" w:hAnsi="Arial Narrow" w:cs="Arial"/>
+          <w:rFonts w:ascii="Arial Narrow" w:eastAsia="Arial Narrow" w:hAnsi="Arial Narrow" w:cs="Arial Narrow"/>
           <w:b/>
           <w:bCs/>
           <w:sz w:val="16"/>
@@ -11491,7 +11512,7 @@
       </w:pPr>
       <w:r>
         <w:rPr>
-          <w:rFonts w:ascii="Arial Narrow" w:eastAsia="Arial Narrow" w:hAnsi="Arial Narrow" w:cs="Arial"/>
+          <w:rFonts w:ascii="Arial Narrow" w:eastAsia="Arial Narrow" w:hAnsi="Arial Narrow" w:cs="Arial Narrow"/>
           <w:b/>
           <w:bCs/>
           <w:sz w:val="16"/>
@@ -11499,7 +11520,7 @@
           <w:lang w:val="pt-PT"/>
         </w:rPr>
         <w:tab/>
-        <w:t xml:space="preserve">Capítulo I </w:t>
+        <w:t xml:space="preserve">MÉTODOS COMERCIALES ABUSIVOS </w:t>
       </w:r>
     </w:p>
     <w:p>
@@ -11510,25 +11531,54 @@
         </w:tabs>
         <w:jc w:val="both"/>
         <w:rPr>
-          <w:rFonts w:ascii="Arial Narrow" w:hAnsi="Arial Narrow"/>
-          <w:sz w:val="16"/>
-          <w:szCs w:val="16"/>
-        </w:rPr>
-      </w:pPr>
-      <w:r>
-        <w:rPr>
-          <w:rFonts w:ascii="Arial Narrow" w:eastAsia="Arial Narrow" w:hAnsi="Arial Narrow" w:cs="Arial"/>
+          <w:rFonts w:ascii="Arial Narrow" w:eastAsia="Arial Narrow" w:hAnsi="Arial Narrow" w:cs="Arial Narrow"/>
           <w:b/>
           <w:bCs/>
           <w:sz w:val="16"/>
           <w:szCs w:val="16"/>
           <w:lang w:val="pt-PT"/>
         </w:rPr>
+      </w:pPr>
+      <w:r>
+        <w:rPr>
+          <w:rFonts w:ascii="Arial Narrow" w:eastAsia="Arial Narrow" w:hAnsi="Arial Narrow" w:cs="Arial Narrow"/>
+          <w:b/>
+          <w:bCs/>
+          <w:sz w:val="16"/>
+          <w:szCs w:val="16"/>
+          <w:lang w:val="pt-PT"/>
+        </w:rPr>
         <w:tab/>
-      </w:r>
-      <w:r>
-        <w:rPr>
-          <w:rFonts w:ascii="Arial Narrow" w:eastAsia="Arial Narrow" w:hAnsi="Arial Narrow" w:cs="Arial"/>
+        <w:t xml:space="preserve">Capítulo I </w:t>
+      </w:r>
+    </w:p>
+    <w:p>
+      <w:pPr>
+        <w:pStyle w:val="Textonotapie"/>
+        <w:tabs>
+          <w:tab w:val="left" w:pos="567"/>
+        </w:tabs>
+        <w:jc w:val="both"/>
+        <w:rPr>
+          <w:rFonts w:ascii="Arial Narrow" w:eastAsia="Arial Narrow" w:hAnsi="Arial Narrow" w:cs="Arial Narrow"/>
+          <w:sz w:val="16"/>
+          <w:szCs w:val="16"/>
+        </w:rPr>
+      </w:pPr>
+      <w:r>
+        <w:rPr>
+          <w:rFonts w:ascii="Arial Narrow" w:eastAsia="Arial Narrow" w:hAnsi="Arial Narrow" w:cs="Arial Narrow"/>
+          <w:b/>
+          <w:bCs/>
+          <w:sz w:val="16"/>
+          <w:szCs w:val="16"/>
+          <w:lang w:val="pt-PT"/>
+        </w:rPr>
+        <w:tab/>
+      </w:r>
+      <w:r>
+        <w:rPr>
+          <w:rFonts w:ascii="Arial Narrow" w:eastAsia="Arial Narrow" w:hAnsi="Arial Narrow" w:cs="Arial Narrow"/>
           <w:b/>
           <w:bCs/>
           <w:sz w:val="16"/>
@@ -11538,7 +11588,7 @@
       </w:r>
       <w:r>
         <w:rPr>
-          <w:rFonts w:ascii="Arial Narrow" w:hAnsi="Arial Narrow"/>
+          <w:rFonts w:ascii="Arial Narrow" w:eastAsia="Arial Narrow" w:hAnsi="Arial Narrow" w:cs="Arial Narrow"/>
           <w:sz w:val="16"/>
           <w:szCs w:val="16"/>
         </w:rPr>
@@ -11551,16 +11601,16 @@
         <w:ind w:left="567"/>
         <w:jc w:val="both"/>
         <w:rPr>
-          <w:rFonts w:ascii="Arial Narrow" w:hAnsi="Arial Narrow"/>
-          <w:b/>
-          <w:bCs/>
-          <w:sz w:val="16"/>
-          <w:szCs w:val="16"/>
-        </w:rPr>
-      </w:pPr>
-      <w:r>
-        <w:rPr>
-          <w:rFonts w:ascii="Arial Narrow" w:hAnsi="Arial Narrow"/>
+          <w:rFonts w:ascii="Arial Narrow" w:eastAsia="Arial Narrow" w:hAnsi="Arial Narrow" w:cs="Arial Narrow"/>
+          <w:b/>
+          <w:bCs/>
+          <w:sz w:val="16"/>
+          <w:szCs w:val="16"/>
+        </w:rPr>
+      </w:pPr>
+      <w:r>
+        <w:rPr>
+          <w:rFonts w:ascii="Arial Narrow" w:eastAsia="Arial Narrow" w:hAnsi="Arial Narrow" w:cs="Arial Narrow"/>
           <w:b/>
           <w:bCs/>
           <w:sz w:val="16"/>
@@ -11575,14 +11625,14 @@
         <w:ind w:left="567"/>
         <w:jc w:val="both"/>
         <w:rPr>
-          <w:rFonts w:ascii="Arial Narrow" w:hAnsi="Arial Narrow"/>
-          <w:sz w:val="16"/>
-          <w:szCs w:val="16"/>
-        </w:rPr>
-      </w:pPr>
-      <w:r>
-        <w:rPr>
-          <w:rFonts w:ascii="Arial Narrow" w:hAnsi="Arial Narrow"/>
+          <w:rFonts w:ascii="Arial Narrow" w:eastAsia="Arial Narrow" w:hAnsi="Arial Narrow" w:cs="Arial Narrow"/>
+          <w:sz w:val="16"/>
+          <w:szCs w:val="16"/>
+        </w:rPr>
+      </w:pPr>
+      <w:r>
+        <w:rPr>
+          <w:rFonts w:ascii="Arial Narrow" w:eastAsia="Arial Narrow" w:hAnsi="Arial Narrow" w:cs="Arial Narrow"/>
           <w:sz w:val="16"/>
           <w:szCs w:val="16"/>
         </w:rPr>
@@ -11592,10 +11642,15 @@
     <w:p>
       <w:pPr>
         <w:pStyle w:val="Textonotapie"/>
-        <w:ind w:left="567"/>
-        <w:jc w:val="both"/>
-        <w:rPr>
-          <w:rFonts w:ascii="Arial Narrow" w:hAnsi="Arial Narrow"/>
+        <w:tabs>
+          <w:tab w:val="left" w:pos="567"/>
+        </w:tabs>
+        <w:ind w:left="567" w:right="-1" w:hanging="567"/>
+        <w:jc w:val="both"/>
+        <w:rPr>
+          <w:rFonts w:ascii="Arial Narrow" w:eastAsia="Arial Narrow" w:hAnsi="Arial Narrow" w:cs="Arial Narrow"/>
+          <w:b/>
+          <w:bCs/>
           <w:sz w:val="16"/>
           <w:szCs w:val="16"/>
         </w:rPr>
@@ -11608,7 +11663,7 @@
         <w:ind w:left="567" w:hanging="567"/>
         <w:jc w:val="both"/>
         <w:rPr>
-          <w:rFonts w:ascii="Arial Narrow" w:hAnsi="Arial Narrow"/>
+          <w:rFonts w:ascii="Arial Narrow" w:eastAsia="Arial Narrow" w:hAnsi="Arial Narrow" w:cs="Arial Narrow"/>
           <w:sz w:val="16"/>
           <w:szCs w:val="16"/>
         </w:rPr>
@@ -11616,7 +11671,7 @@
       <w:r>
         <w:rPr>
           <w:rStyle w:val="Refdenotaalpie"/>
-          <w:rFonts w:ascii="Arial Narrow" w:hAnsi="Arial Narrow"/>
+          <w:rFonts w:ascii="Arial Narrow" w:eastAsia="Arial Narrow" w:hAnsi="Arial Narrow" w:cs="Arial Narrow"/>
           <w:sz w:val="16"/>
           <w:szCs w:val="16"/>
           <w:vertAlign w:val="superscript"/>
@@ -11625,7 +11680,7 @@
       </w:r>
       <w:r>
         <w:rPr>
-          <w:rFonts w:ascii="Arial Narrow" w:hAnsi="Arial Narrow"/>
+          <w:rFonts w:ascii="Arial Narrow" w:eastAsia="Arial Narrow" w:hAnsi="Arial Narrow" w:cs="Arial Narrow"/>
           <w:sz w:val="16"/>
           <w:szCs w:val="16"/>
         </w:rPr>
@@ -11633,7 +11688,7 @@
       </w:r>
       <w:r>
         <w:rPr>
-          <w:rFonts w:ascii="Arial Narrow" w:hAnsi="Arial Narrow"/>
+          <w:rFonts w:ascii="Arial Narrow" w:eastAsia="Arial Narrow" w:hAnsi="Arial Narrow" w:cs="Arial Narrow"/>
           <w:sz w:val="16"/>
           <w:szCs w:val="16"/>
         </w:rPr>
@@ -11655,7 +11710,7 @@
         <w:ind w:left="567"/>
         <w:jc w:val="both"/>
         <w:rPr>
-          <w:rFonts w:ascii="Arial Narrow" w:hAnsi="Arial Narrow"/>
+          <w:rFonts w:ascii="Arial Narrow" w:eastAsia="Arial Narrow" w:hAnsi="Arial Narrow" w:cs="Arial Narrow"/>
           <w:sz w:val="16"/>
           <w:szCs w:val="16"/>
         </w:rPr>
@@ -11702,7 +11757,7 @@
         <w:ind w:left="567"/>
         <w:jc w:val="both"/>
         <w:rPr>
-          <w:rFonts w:ascii="Arial Narrow" w:hAnsi="Arial Narrow"/>
+          <w:rFonts w:ascii="Arial Narrow" w:eastAsia="Arial Narrow" w:hAnsi="Arial Narrow" w:cs="Arial Narrow"/>
           <w:sz w:val="16"/>
           <w:szCs w:val="16"/>
         </w:rPr>
@@ -11721,7 +11776,7 @@
         <w:ind w:left="567"/>
         <w:jc w:val="both"/>
         <w:rPr>
-          <w:rFonts w:ascii="Arial Narrow" w:hAnsi="Arial Narrow"/>
+          <w:rFonts w:ascii="Arial Narrow" w:eastAsia="Arial Narrow" w:hAnsi="Arial Narrow" w:cs="Arial Narrow"/>
           <w:sz w:val="16"/>
           <w:szCs w:val="16"/>
         </w:rPr>
@@ -11750,7 +11805,7 @@
         <w:ind w:left="567"/>
         <w:jc w:val="both"/>
         <w:rPr>
-          <w:rFonts w:ascii="Arial Narrow" w:hAnsi="Arial Narrow"/>
+          <w:rFonts w:ascii="Arial Narrow" w:eastAsia="Arial Narrow" w:hAnsi="Arial Narrow" w:cs="Arial Narrow"/>
           <w:sz w:val="16"/>
           <w:szCs w:val="16"/>
         </w:rPr>
@@ -11769,7 +11824,7 @@
         <w:ind w:left="567"/>
         <w:jc w:val="both"/>
         <w:rPr>
-          <w:rFonts w:ascii="Arial Narrow" w:hAnsi="Arial Narrow"/>
+          <w:rFonts w:ascii="Arial Narrow" w:eastAsia="Arial Narrow" w:hAnsi="Arial Narrow" w:cs="Arial Narrow"/>
           <w:sz w:val="16"/>
           <w:szCs w:val="16"/>
         </w:rPr>
@@ -11787,7 +11842,7 @@
       <w:pPr>
         <w:jc w:val="both"/>
         <w:rPr>
-          <w:rFonts w:ascii="Arial Narrow" w:hAnsi="Arial Narrow"/>
+          <w:rFonts w:ascii="Arial Narrow" w:eastAsia="Arial Narrow" w:hAnsi="Arial Narrow" w:cs="Arial Narrow"/>
           <w:sz w:val="16"/>
           <w:szCs w:val="16"/>
         </w:rPr>
@@ -11806,7 +11861,7 @@
         <w:ind w:firstLine="567"/>
         <w:jc w:val="both"/>
         <w:rPr>
-          <w:rFonts w:ascii="Arial Narrow" w:hAnsi="Arial Narrow"/>
+          <w:rFonts w:ascii="Arial Narrow" w:eastAsia="Arial Narrow" w:hAnsi="Arial Narrow" w:cs="Arial Narrow"/>
           <w:sz w:val="16"/>
           <w:szCs w:val="16"/>
         </w:rPr>
@@ -11853,7 +11908,7 @@
         <w:ind w:firstLine="567"/>
         <w:jc w:val="both"/>
         <w:rPr>
-          <w:rFonts w:ascii="Arial Narrow" w:hAnsi="Arial Narrow"/>
+          <w:rFonts w:ascii="Arial Narrow" w:eastAsia="Arial Narrow" w:hAnsi="Arial Narrow" w:cs="Arial Narrow"/>
           <w:sz w:val="16"/>
           <w:szCs w:val="16"/>
         </w:rPr>
@@ -11872,7 +11927,7 @@
         <w:ind w:left="567"/>
         <w:jc w:val="both"/>
         <w:rPr>
-          <w:rFonts w:ascii="Arial Narrow" w:hAnsi="Arial Narrow"/>
+          <w:rFonts w:ascii="Arial Narrow" w:eastAsia="Arial Narrow" w:hAnsi="Arial Narrow" w:cs="Arial Narrow"/>
           <w:sz w:val="16"/>
           <w:szCs w:val="16"/>
         </w:rPr>
@@ -11887,7 +11942,7 @@
       </w:r>
       <w:r>
         <w:rPr>
-          <w:rFonts w:ascii="Arial Narrow" w:hAnsi="Arial Narrow"/>
+          <w:rFonts w:ascii="Arial Narrow" w:eastAsia="Arial Narrow" w:hAnsi="Arial Narrow" w:cs="Arial Narrow"/>
           <w:sz w:val="16"/>
           <w:szCs w:val="16"/>
         </w:rPr>
@@ -11911,7 +11966,7 @@
         <w:ind w:left="567"/>
         <w:jc w:val="both"/>
         <w:rPr>
-          <w:rFonts w:ascii="Arial Narrow" w:hAnsi="Arial Narrow"/>
+          <w:rFonts w:ascii="Arial Narrow" w:eastAsia="Arial Narrow" w:hAnsi="Arial Narrow" w:cs="Arial Narrow"/>
           <w:sz w:val="16"/>
           <w:szCs w:val="16"/>
         </w:rPr>
@@ -11924,6 +11979,17 @@
         </w:rPr>
         <w:t>(...).</w:t>
       </w:r>
+    </w:p>
+    <w:p>
+      <w:pPr>
+        <w:ind w:left="567" w:hanging="567"/>
+        <w:jc w:val="both"/>
+        <w:rPr>
+          <w:rFonts w:ascii="Arial Narrow" w:eastAsia="Arial Narrow" w:hAnsi="Arial Narrow" w:cs="Arial Narrow"/>
+          <w:sz w:val="16"/>
+          <w:szCs w:val="16"/>
+        </w:rPr>
+      </w:pPr>
     </w:p>
   </w:footnote>
   <w:footnote w:id="11">
@@ -11933,7 +11999,7 @@
         <w:ind w:left="567" w:hanging="567"/>
         <w:jc w:val="both"/>
         <w:rPr>
-          <w:rFonts w:ascii="Arial Narrow" w:hAnsi="Arial Narrow" w:cs="Arial"/>
+          <w:rFonts w:ascii="Arial Narrow" w:eastAsia="Arial Narrow" w:hAnsi="Arial Narrow" w:cs="Arial Narrow"/>
           <w:sz w:val="16"/>
           <w:szCs w:val="16"/>
         </w:rPr>
@@ -11941,7 +12007,7 @@
       <w:r>
         <w:rPr>
           <w:rStyle w:val="Refdenotaalpie"/>
-          <w:rFonts w:ascii="Arial Narrow" w:hAnsi="Arial Narrow" w:cs="Arial"/>
+          <w:rFonts w:ascii="Arial Narrow" w:eastAsia="Arial Narrow" w:hAnsi="Arial Narrow" w:cs="Arial Narrow"/>
           <w:sz w:val="16"/>
           <w:szCs w:val="16"/>
           <w:vertAlign w:val="superscript"/>
@@ -11950,7 +12016,7 @@
       </w:r>
       <w:r>
         <w:rPr>
-          <w:rFonts w:ascii="Arial Narrow" w:hAnsi="Arial Narrow" w:cs="Arial"/>
+          <w:rFonts w:ascii="Arial Narrow" w:eastAsia="Arial Narrow" w:hAnsi="Arial Narrow" w:cs="Arial Narrow"/>
           <w:sz w:val="16"/>
           <w:szCs w:val="16"/>
         </w:rPr>
@@ -11958,7 +12024,7 @@
       </w:r>
       <w:r>
         <w:rPr>
-          <w:rFonts w:ascii="Arial Narrow" w:hAnsi="Arial Narrow" w:cs="Arial"/>
+          <w:rFonts w:ascii="Arial Narrow" w:eastAsia="Arial Narrow" w:hAnsi="Arial Narrow" w:cs="Arial Narrow"/>
           <w:sz w:val="16"/>
           <w:szCs w:val="16"/>
         </w:rPr>
@@ -11966,7 +12032,7 @@
       </w:r>
       <w:r>
         <w:rPr>
-          <w:rFonts w:ascii="Arial Narrow" w:hAnsi="Arial Narrow" w:cs="Arial"/>
+          <w:rFonts w:ascii="Arial Narrow" w:eastAsia="Arial Narrow" w:hAnsi="Arial Narrow" w:cs="Arial Narrow"/>
           <w:sz w:val="16"/>
           <w:szCs w:val="16"/>
           <w:lang w:eastAsia="es-PE"/>
@@ -11976,7 +12042,7 @@
       <w:proofErr w:type="gramStart"/>
       <w:r>
         <w:rPr>
-          <w:rFonts w:ascii="Arial Narrow" w:hAnsi="Arial Narrow" w:cs="Arial"/>
+          <w:rFonts w:ascii="Arial Narrow" w:eastAsia="Arial Narrow" w:hAnsi="Arial Narrow" w:cs="Arial Narrow"/>
           <w:sz w:val="16"/>
           <w:szCs w:val="16"/>
           <w:lang w:eastAsia="es-PE"/>
@@ -11986,7 +12052,7 @@
       <w:proofErr w:type="gramEnd"/>
       <w:r>
         <w:rPr>
-          <w:rFonts w:ascii="Arial Narrow" w:hAnsi="Arial Narrow" w:cs="Arial"/>
+          <w:rFonts w:ascii="Arial Narrow" w:eastAsia="Arial Narrow" w:hAnsi="Arial Narrow" w:cs="Arial Narrow"/>
           <w:sz w:val="16"/>
           <w:szCs w:val="16"/>
           <w:lang w:eastAsia="es-PE"/>
@@ -12000,7 +12066,7 @@
         <w:ind w:left="567" w:hanging="567"/>
         <w:jc w:val="both"/>
         <w:rPr>
-          <w:rFonts w:ascii="Arial Narrow" w:hAnsi="Arial Narrow" w:cs="Arial"/>
+          <w:rFonts w:ascii="Arial Narrow" w:eastAsia="Arial Narrow" w:hAnsi="Arial Narrow" w:cs="Arial Narrow"/>
           <w:sz w:val="16"/>
           <w:szCs w:val="16"/>
         </w:rPr>
@@ -12014,7 +12080,7 @@
         <w:ind w:left="567" w:hanging="567"/>
         <w:jc w:val="both"/>
         <w:rPr>
-          <w:rFonts w:ascii="Arial Narrow" w:hAnsi="Arial Narrow" w:cs="Arial"/>
+          <w:rFonts w:ascii="Arial Narrow" w:eastAsia="Arial Narrow" w:hAnsi="Arial Narrow" w:cs="Arial Narrow"/>
           <w:sz w:val="16"/>
           <w:szCs w:val="16"/>
         </w:rPr>
@@ -12022,7 +12088,7 @@
       <w:r>
         <w:rPr>
           <w:rStyle w:val="Refdenotaalpie"/>
-          <w:rFonts w:ascii="Arial Narrow" w:hAnsi="Arial Narrow" w:cs="Arial"/>
+          <w:rFonts w:ascii="Arial Narrow" w:eastAsia="Arial Narrow" w:hAnsi="Arial Narrow" w:cs="Arial Narrow"/>
           <w:sz w:val="16"/>
           <w:szCs w:val="16"/>
           <w:vertAlign w:val="superscript"/>
@@ -12031,7 +12097,7 @@
       </w:r>
       <w:r>
         <w:rPr>
-          <w:rFonts w:ascii="Arial Narrow" w:hAnsi="Arial Narrow" w:cs="Arial"/>
+          <w:rFonts w:ascii="Arial Narrow" w:eastAsia="Arial Narrow" w:hAnsi="Arial Narrow" w:cs="Arial Narrow"/>
           <w:sz w:val="16"/>
           <w:szCs w:val="16"/>
         </w:rPr>
@@ -12039,7 +12105,7 @@
       </w:r>
       <w:r>
         <w:rPr>
-          <w:rFonts w:ascii="Arial Narrow" w:hAnsi="Arial Narrow" w:cs="Arial"/>
+          <w:rFonts w:ascii="Arial Narrow" w:eastAsia="Arial Narrow" w:hAnsi="Arial Narrow" w:cs="Arial Narrow"/>
           <w:sz w:val="16"/>
           <w:szCs w:val="16"/>
         </w:rPr>
@@ -12047,7 +12113,7 @@
       </w:r>
       <w:r>
         <w:rPr>
-          <w:rFonts w:ascii="Arial Narrow" w:hAnsi="Arial Narrow" w:cs="Arial"/>
+          <w:rFonts w:ascii="Arial Narrow" w:eastAsia="Arial Narrow" w:hAnsi="Arial Narrow" w:cs="Arial Narrow"/>
           <w:b/>
           <w:sz w:val="16"/>
           <w:szCs w:val="16"/>
@@ -12056,7 +12122,7 @@
       </w:r>
       <w:r>
         <w:rPr>
-          <w:rFonts w:ascii="Arial Narrow" w:hAnsi="Arial Narrow" w:cs="Arial"/>
+          <w:rFonts w:ascii="Arial Narrow" w:eastAsia="Arial Narrow" w:hAnsi="Arial Narrow" w:cs="Arial Narrow"/>
           <w:b/>
           <w:bCs/>
           <w:sz w:val="16"/>
@@ -12071,16 +12137,16 @@
         <w:ind w:left="567" w:hanging="567"/>
         <w:jc w:val="both"/>
         <w:rPr>
-          <w:rFonts w:ascii="Arial Narrow" w:hAnsi="Arial Narrow" w:cs="Arial"/>
-          <w:b/>
-          <w:bCs/>
-          <w:sz w:val="16"/>
-          <w:szCs w:val="16"/>
-        </w:rPr>
-      </w:pPr>
-      <w:r>
-        <w:rPr>
-          <w:rFonts w:ascii="Arial Narrow" w:hAnsi="Arial Narrow" w:cs="Arial"/>
+          <w:rFonts w:ascii="Arial Narrow" w:eastAsia="Arial Narrow" w:hAnsi="Arial Narrow" w:cs="Arial Narrow"/>
+          <w:b/>
+          <w:bCs/>
+          <w:sz w:val="16"/>
+          <w:szCs w:val="16"/>
+        </w:rPr>
+      </w:pPr>
+      <w:r>
+        <w:rPr>
+          <w:rFonts w:ascii="Arial Narrow" w:eastAsia="Arial Narrow" w:hAnsi="Arial Narrow" w:cs="Arial Narrow"/>
           <w:sz w:val="16"/>
           <w:szCs w:val="16"/>
         </w:rPr>
@@ -12088,7 +12154,7 @@
       </w:r>
       <w:r>
         <w:rPr>
-          <w:rFonts w:ascii="Arial Narrow" w:hAnsi="Arial Narrow" w:cs="Arial"/>
+          <w:rFonts w:ascii="Arial Narrow" w:eastAsia="Arial Narrow" w:hAnsi="Arial Narrow" w:cs="Arial Narrow"/>
           <w:b/>
           <w:bCs/>
           <w:sz w:val="16"/>
@@ -12105,14 +12171,14 @@
         <w:ind w:left="567"/>
         <w:jc w:val="both"/>
         <w:rPr>
-          <w:rFonts w:ascii="Arial Narrow" w:hAnsi="Arial Narrow" w:cs="Arial"/>
-          <w:sz w:val="16"/>
-          <w:szCs w:val="16"/>
-        </w:rPr>
-      </w:pPr>
-      <w:r>
-        <w:rPr>
-          <w:rFonts w:ascii="Arial Narrow" w:hAnsi="Arial Narrow" w:cs="Arial"/>
+          <w:rFonts w:ascii="Arial Narrow" w:eastAsia="Arial Narrow" w:hAnsi="Arial Narrow" w:cs="Arial Narrow"/>
+          <w:sz w:val="16"/>
+          <w:szCs w:val="16"/>
+        </w:rPr>
+      </w:pPr>
+      <w:r>
+        <w:rPr>
+          <w:rFonts w:ascii="Arial Narrow" w:eastAsia="Arial Narrow" w:hAnsi="Arial Narrow" w:cs="Arial Narrow"/>
           <w:sz w:val="16"/>
           <w:szCs w:val="16"/>
         </w:rPr>
@@ -12127,16 +12193,16 @@
         <w:ind w:left="567"/>
         <w:jc w:val="both"/>
         <w:rPr>
-          <w:rFonts w:ascii="Arial Narrow" w:hAnsi="Arial Narrow" w:cs="Arial"/>
-          <w:b/>
-          <w:bCs/>
-          <w:sz w:val="16"/>
-          <w:szCs w:val="16"/>
-        </w:rPr>
-      </w:pPr>
-      <w:r>
-        <w:rPr>
-          <w:rFonts w:ascii="Arial Narrow" w:hAnsi="Arial Narrow" w:cs="Arial"/>
+          <w:rFonts w:ascii="Arial Narrow" w:eastAsia="Arial Narrow" w:hAnsi="Arial Narrow" w:cs="Arial Narrow"/>
+          <w:b/>
+          <w:bCs/>
+          <w:sz w:val="16"/>
+          <w:szCs w:val="16"/>
+        </w:rPr>
+      </w:pPr>
+      <w:r>
+        <w:rPr>
+          <w:rFonts w:ascii="Arial Narrow" w:eastAsia="Arial Narrow" w:hAnsi="Arial Narrow" w:cs="Arial Narrow"/>
           <w:sz w:val="16"/>
           <w:szCs w:val="16"/>
         </w:rPr>
@@ -12149,21 +12215,33 @@
         <w:ind w:left="567"/>
         <w:jc w:val="both"/>
         <w:rPr>
-          <w:rFonts w:ascii="Arial Narrow" w:hAnsi="Arial Narrow" w:cs="Arial"/>
-          <w:bCs/>
-          <w:sz w:val="16"/>
-          <w:szCs w:val="16"/>
-        </w:rPr>
-      </w:pPr>
-      <w:r>
-        <w:rPr>
-          <w:rFonts w:ascii="Arial Narrow" w:hAnsi="Arial Narrow" w:cs="Arial"/>
+          <w:rFonts w:ascii="Arial Narrow" w:eastAsia="Arial Narrow" w:hAnsi="Arial Narrow" w:cs="Arial Narrow"/>
+          <w:bCs/>
+          <w:sz w:val="16"/>
+          <w:szCs w:val="16"/>
+        </w:rPr>
+      </w:pPr>
+      <w:r>
+        <w:rPr>
+          <w:rFonts w:ascii="Arial Narrow" w:eastAsia="Arial Narrow" w:hAnsi="Arial Narrow" w:cs="Arial Narrow"/>
           <w:bCs/>
           <w:sz w:val="16"/>
           <w:szCs w:val="16"/>
         </w:rPr>
         <w:t>[…]</w:t>
       </w:r>
+    </w:p>
+    <w:p>
+      <w:pPr>
+        <w:pStyle w:val="Textonotapie"/>
+        <w:ind w:left="567" w:hanging="567"/>
+        <w:jc w:val="both"/>
+        <w:rPr>
+          <w:rFonts w:ascii="Arial Narrow" w:eastAsia="Arial Narrow" w:hAnsi="Arial Narrow" w:cs="Arial Narrow"/>
+          <w:sz w:val="16"/>
+          <w:szCs w:val="16"/>
+        </w:rPr>
+      </w:pPr>
     </w:p>
   </w:footnote>
   <w:footnote w:id="19">
@@ -12172,11 +12250,16 @@
         <w:pStyle w:val="Textonotapie"/>
         <w:ind w:left="567" w:hanging="567"/>
         <w:jc w:val="both"/>
+        <w:rPr>
+          <w:rFonts w:ascii="Arial Narrow" w:eastAsia="Arial Narrow" w:hAnsi="Arial Narrow" w:cs="Arial Narrow"/>
+          <w:sz w:val="16"/>
+          <w:szCs w:val="16"/>
+        </w:rPr>
       </w:pPr>
       <w:r>
         <w:rPr>
           <w:rStyle w:val="Refdenotaalpie"/>
-          <w:rFonts w:ascii="Arial Narrow" w:hAnsi="Arial Narrow" w:cs="Arial"/>
+          <w:rFonts w:ascii="Arial Narrow" w:eastAsia="Arial Narrow" w:hAnsi="Arial Narrow" w:cs="Arial Narrow"/>
           <w:sz w:val="16"/>
           <w:szCs w:val="16"/>
           <w:vertAlign w:val="superscript"/>
@@ -12185,7 +12268,7 @@
       </w:r>
       <w:r>
         <w:rPr>
-          <w:rFonts w:ascii="Arial Narrow" w:eastAsia="Arial" w:hAnsi="Arial Narrow" w:cs="Arial"/>
+          <w:rFonts w:ascii="Arial Narrow" w:eastAsia="Arial Narrow" w:hAnsi="Arial Narrow" w:cs="Arial Narrow"/>
           <w:sz w:val="16"/>
           <w:szCs w:val="16"/>
         </w:rPr>
@@ -12193,7 +12276,7 @@
       </w:r>
       <w:r>
         <w:rPr>
-          <w:rFonts w:ascii="Arial Narrow" w:eastAsia="Arial" w:hAnsi="Arial Narrow" w:cs="Arial"/>
+          <w:rFonts w:ascii="Arial Narrow" w:eastAsia="Arial Narrow" w:hAnsi="Arial Narrow" w:cs="Arial Narrow"/>
           <w:b/>
           <w:bCs/>
           <w:sz w:val="16"/>
@@ -12207,10 +12290,15 @@
         <w:pStyle w:val="Textonotapie"/>
         <w:ind w:left="567" w:hanging="567"/>
         <w:jc w:val="both"/>
-      </w:pPr>
-      <w:r>
-        <w:rPr>
-          <w:rFonts w:ascii="Arial Narrow" w:eastAsia="Arial" w:hAnsi="Arial Narrow" w:cs="Arial"/>
+        <w:rPr>
+          <w:rFonts w:ascii="Arial Narrow" w:eastAsia="Arial Narrow" w:hAnsi="Arial Narrow" w:cs="Arial Narrow"/>
+          <w:sz w:val="16"/>
+          <w:szCs w:val="16"/>
+        </w:rPr>
+      </w:pPr>
+      <w:r>
+        <w:rPr>
+          <w:rFonts w:ascii="Arial Narrow" w:eastAsia="Arial Narrow" w:hAnsi="Arial Narrow" w:cs="Arial Narrow"/>
           <w:sz w:val="16"/>
           <w:szCs w:val="16"/>
         </w:rPr>
@@ -12218,7 +12306,7 @@
       </w:r>
       <w:r>
         <w:rPr>
-          <w:rFonts w:ascii="Arial Narrow" w:eastAsia="Arial" w:hAnsi="Arial Narrow" w:cs="Arial"/>
+          <w:rFonts w:ascii="Arial Narrow" w:eastAsia="Arial Narrow" w:hAnsi="Arial Narrow" w:cs="Arial Narrow"/>
           <w:b/>
           <w:bCs/>
           <w:sz w:val="16"/>
@@ -12228,12 +12316,24 @@
       </w:r>
       <w:r>
         <w:rPr>
-          <w:rFonts w:ascii="Arial Narrow" w:eastAsia="Arial" w:hAnsi="Arial Narrow" w:cs="Arial"/>
+          <w:rFonts w:ascii="Arial Narrow" w:eastAsia="Arial Narrow" w:hAnsi="Arial Narrow" w:cs="Arial Narrow"/>
           <w:sz w:val="16"/>
           <w:szCs w:val="16"/>
         </w:rPr>
         <w:t xml:space="preserve"> Una vez admitida a trámite la denuncia, se correrá traslado de la misma al denunciado, a fin de que éste presente su descargo. El plazo para la presentación del descargo será de cinco (5) días contados desde la notificación, vencido el cual, el Secretario Técnico declarará en rebeldía al denunciado que no lo hubiera presentado.</w:t>
       </w:r>
+    </w:p>
+    <w:p>
+      <w:pPr>
+        <w:pStyle w:val="Textonotapie"/>
+        <w:ind w:left="567" w:hanging="567"/>
+        <w:jc w:val="both"/>
+        <w:rPr>
+          <w:rFonts w:ascii="Arial Narrow" w:eastAsia="Arial Narrow" w:hAnsi="Arial Narrow" w:cs="Arial Narrow"/>
+          <w:sz w:val="16"/>
+          <w:szCs w:val="16"/>
+        </w:rPr>
+      </w:pPr>
     </w:p>
   </w:footnote>
   <w:footnote w:id="20">
@@ -12242,11 +12342,16 @@
         <w:pStyle w:val="Textonotapie"/>
         <w:ind w:left="567" w:hanging="567"/>
         <w:jc w:val="both"/>
+        <w:rPr>
+          <w:rFonts w:ascii="Arial Narrow" w:eastAsia="Arial Narrow" w:hAnsi="Arial Narrow" w:cs="Arial Narrow"/>
+          <w:sz w:val="16"/>
+          <w:szCs w:val="16"/>
+        </w:rPr>
       </w:pPr>
       <w:r>
         <w:rPr>
           <w:rStyle w:val="Refdenotaalpie"/>
-          <w:rFonts w:ascii="Arial Narrow" w:hAnsi="Arial Narrow" w:cs="Arial"/>
+          <w:rFonts w:ascii="Arial Narrow" w:eastAsia="Arial Narrow" w:hAnsi="Arial Narrow" w:cs="Arial Narrow"/>
           <w:sz w:val="16"/>
           <w:szCs w:val="16"/>
           <w:vertAlign w:val="superscript"/>
@@ -12255,7 +12360,7 @@
       </w:r>
       <w:r>
         <w:rPr>
-          <w:rFonts w:ascii="Arial Narrow" w:eastAsia="Arial" w:hAnsi="Arial Narrow" w:cs="Arial"/>
+          <w:rFonts w:ascii="Arial Narrow" w:eastAsia="Arial Narrow" w:hAnsi="Arial Narrow" w:cs="Arial Narrow"/>
           <w:sz w:val="16"/>
           <w:szCs w:val="16"/>
         </w:rPr>
@@ -12263,7 +12368,7 @@
       </w:r>
       <w:r>
         <w:rPr>
-          <w:rFonts w:ascii="Arial Narrow" w:eastAsia="Arial" w:hAnsi="Arial Narrow" w:cs="Arial"/>
+          <w:rFonts w:ascii="Arial Narrow" w:eastAsia="Arial Narrow" w:hAnsi="Arial Narrow" w:cs="Arial Narrow"/>
           <w:b/>
           <w:bCs/>
           <w:sz w:val="16"/>
@@ -12277,10 +12382,15 @@
         <w:pStyle w:val="Textonotapie"/>
         <w:ind w:left="567" w:hanging="567"/>
         <w:jc w:val="both"/>
-      </w:pPr>
-      <w:r>
-        <w:rPr>
-          <w:rFonts w:ascii="Arial Narrow" w:eastAsia="Arial" w:hAnsi="Arial Narrow" w:cs="Arial"/>
+        <w:rPr>
+          <w:rFonts w:ascii="Arial Narrow" w:eastAsia="Arial Narrow" w:hAnsi="Arial Narrow" w:cs="Arial Narrow"/>
+          <w:sz w:val="16"/>
+          <w:szCs w:val="16"/>
+        </w:rPr>
+      </w:pPr>
+      <w:r>
+        <w:rPr>
+          <w:rFonts w:ascii="Arial Narrow" w:eastAsia="Arial Narrow" w:hAnsi="Arial Narrow" w:cs="Arial Narrow"/>
           <w:sz w:val="16"/>
           <w:szCs w:val="16"/>
         </w:rPr>
@@ -12288,7 +12398,7 @@
       </w:r>
       <w:r>
         <w:rPr>
-          <w:rFonts w:ascii="Arial Narrow" w:eastAsia="Arial" w:hAnsi="Arial Narrow" w:cs="Arial"/>
+          <w:rFonts w:ascii="Arial Narrow" w:eastAsia="Arial Narrow" w:hAnsi="Arial Narrow" w:cs="Arial Narrow"/>
           <w:b/>
           <w:bCs/>
           <w:sz w:val="16"/>
@@ -12302,10 +12412,15 @@
         <w:pStyle w:val="Textonotapie"/>
         <w:ind w:left="567" w:hanging="567"/>
         <w:jc w:val="both"/>
-      </w:pPr>
-      <w:r>
-        <w:rPr>
-          <w:rFonts w:ascii="Arial Narrow" w:eastAsia="Arial" w:hAnsi="Arial Narrow" w:cs="Arial"/>
+        <w:rPr>
+          <w:rFonts w:ascii="Arial Narrow" w:eastAsia="Arial Narrow" w:hAnsi="Arial Narrow" w:cs="Arial Narrow"/>
+          <w:sz w:val="16"/>
+          <w:szCs w:val="16"/>
+        </w:rPr>
+      </w:pPr>
+      <w:r>
+        <w:rPr>
+          <w:rFonts w:ascii="Arial Narrow" w:eastAsia="Arial Narrow" w:hAnsi="Arial Narrow" w:cs="Arial Narrow"/>
           <w:sz w:val="16"/>
           <w:szCs w:val="16"/>
         </w:rPr>
@@ -12313,12 +12428,24 @@
       </w:r>
       <w:r>
         <w:rPr>
-          <w:rFonts w:ascii="Arial Narrow" w:eastAsia="Arial" w:hAnsi="Arial Narrow" w:cs="Arial"/>
+          <w:rFonts w:ascii="Arial Narrow" w:eastAsia="Arial Narrow" w:hAnsi="Arial Narrow" w:cs="Arial Narrow"/>
           <w:sz w:val="16"/>
           <w:szCs w:val="16"/>
         </w:rPr>
         <w:t xml:space="preserve">223.1 El reclamado deberá presentar la contestación de la reclamación dentro de los quince (15) días posteriores a la notificación de ésta; vencido este plazo, la Administración declarará en rebeldía al reclamado que no la hubiera presentado. La contestación deberá contener los requisitos de los escritos previstos en el artículo 113 de la presente Ley, así como la absolución de todos los asuntos controvertidos de hecho y de derecho, Las alegaciones y los hechos relevantes de la reclamación, salvo que hayan sido específicamente negadas en la contestación, se tendrán por aceptadas o merituadas como ciertas.</w:t>
       </w:r>
+    </w:p>
+    <w:p>
+      <w:pPr>
+        <w:pStyle w:val="Textonotapie"/>
+        <w:ind w:left="567" w:hanging="567"/>
+        <w:jc w:val="both"/>
+        <w:rPr>
+          <w:rFonts w:ascii="Arial Narrow" w:eastAsia="Arial Narrow" w:hAnsi="Arial Narrow" w:cs="Arial Narrow"/>
+          <w:sz w:val="16"/>
+          <w:szCs w:val="16"/>
+        </w:rPr>
+      </w:pPr>
     </w:p>
   </w:footnote>
   <w:footnote w:id="14">
@@ -12327,7 +12454,7 @@
         <w:ind w:left="567" w:hanging="567"/>
         <w:jc w:val="both"/>
         <w:rPr>
-          <w:rFonts w:ascii="Arial Narrow" w:hAnsi="Arial Narrow"/>
+          <w:rFonts w:ascii="Arial Narrow" w:eastAsia="Arial Narrow" w:hAnsi="Arial Narrow" w:cs="Arial Narrow"/>
           <w:b/>
           <w:bCs/>
           <w:sz w:val="16"/>
@@ -12337,7 +12464,7 @@
       <w:r>
         <w:rPr>
           <w:rStyle w:val="Refdenotaalpie"/>
-          <w:rFonts w:ascii="Arial Narrow" w:hAnsi="Arial Narrow"/>
+          <w:rFonts w:ascii="Arial Narrow" w:eastAsia="Arial Narrow" w:hAnsi="Arial Narrow" w:cs="Arial Narrow"/>
           <w:sz w:val="16"/>
           <w:szCs w:val="16"/>
           <w:vertAlign w:val="superscript"/>
@@ -12346,7 +12473,7 @@
       </w:r>
       <w:r>
         <w:rPr>
-          <w:rFonts w:ascii="Arial Narrow" w:hAnsi="Arial Narrow"/>
+          <w:rFonts w:ascii="Arial Narrow" w:eastAsia="Arial Narrow" w:hAnsi="Arial Narrow" w:cs="Arial Narrow"/>
           <w:sz w:val="16"/>
           <w:szCs w:val="16"/>
         </w:rPr>
@@ -12354,7 +12481,7 @@
       </w:r>
       <w:r>
         <w:rPr>
-          <w:rFonts w:ascii="Arial Narrow" w:hAnsi="Arial Narrow"/>
+          <w:rFonts w:ascii="Arial Narrow" w:eastAsia="Arial Narrow" w:hAnsi="Arial Narrow" w:cs="Arial Narrow"/>
           <w:b/>
           <w:bCs/>
           <w:sz w:val="16"/>
@@ -12582,11 +12709,12 @@
     </w:p>
     <w:p>
       <w:pPr>
-        <w:pStyle w:val="Textonotapie"/>
         <w:ind w:left="567" w:hanging="567"/>
         <w:jc w:val="both"/>
         <w:rPr>
-          <w:rFonts w:ascii="Arial Narrow" w:hAnsi="Arial Narrow"/>
+          <w:rFonts w:ascii="Arial Narrow" w:eastAsia="Arial Narrow" w:hAnsi="Arial Narrow" w:cs="Arial Narrow"/>
+          <w:b/>
+          <w:bCs/>
           <w:sz w:val="16"/>
           <w:szCs w:val="16"/>
         </w:rPr>
@@ -13626,7 +13754,7 @@
         <w:ind w:left="567" w:hanging="567"/>
         <w:jc w:val="both"/>
         <w:rPr>
-          <w:rFonts w:ascii="Arial Narrow" w:eastAsia="Arial Narrow" w:hAnsi="Arial Narrow" w:cs="Arial"/>
+          <w:rFonts w:ascii="Arial Narrow" w:eastAsia="Arial Narrow" w:hAnsi="Arial Narrow" w:cs="Arial Narrow"/>
           <w:b/>
           <w:sz w:val="16"/>
           <w:szCs w:val="16"/>
@@ -13635,7 +13763,7 @@
       <w:r>
         <w:rPr>
           <w:rStyle w:val="Refdenotaalpie"/>
-          <w:rFonts w:ascii="Arial Narrow" w:hAnsi="Arial Narrow" w:cs="Arial"/>
+          <w:rFonts w:ascii="Arial Narrow" w:eastAsia="Arial Narrow" w:hAnsi="Arial Narrow" w:cs="Arial Narrow"/>
           <w:sz w:val="16"/>
           <w:szCs w:val="16"/>
           <w:vertAlign w:val="superscript"/>
@@ -13644,7 +13772,7 @@
       </w:r>
       <w:r>
         <w:rPr>
-          <w:rFonts w:ascii="Arial Narrow" w:hAnsi="Arial Narrow" w:cs="Arial"/>
+          <w:rFonts w:ascii="Arial Narrow" w:eastAsia="Arial Narrow" w:hAnsi="Arial Narrow" w:cs="Arial Narrow"/>
           <w:sz w:val="16"/>
           <w:szCs w:val="16"/>
         </w:rPr>
@@ -13652,7 +13780,7 @@
       </w:r>
       <w:r>
         <w:rPr>
-          <w:rFonts w:ascii="Arial Narrow" w:hAnsi="Arial Narrow" w:cs="Arial"/>
+          <w:rFonts w:ascii="Arial Narrow" w:eastAsia="Arial Narrow" w:hAnsi="Arial Narrow" w:cs="Arial Narrow"/>
           <w:sz w:val="16"/>
           <w:szCs w:val="16"/>
         </w:rPr>
@@ -13660,7 +13788,7 @@
       </w:r>
       <w:r>
         <w:rPr>
-          <w:rFonts w:ascii="Arial Narrow" w:eastAsia="Arial Narrow" w:hAnsi="Arial Narrow" w:cs="Arial"/>
+          <w:rFonts w:ascii="Arial Narrow" w:eastAsia="Arial Narrow" w:hAnsi="Arial Narrow" w:cs="Arial Narrow"/>
           <w:b/>
           <w:sz w:val="16"/>
           <w:szCs w:val="16"/>
@@ -13674,15 +13802,15 @@
         <w:ind w:left="567" w:hanging="567"/>
         <w:jc w:val="both"/>
         <w:rPr>
-          <w:rFonts w:ascii="Arial Narrow" w:eastAsia="Arial Narrow" w:hAnsi="Arial Narrow" w:cs="Arial"/>
-          <w:b/>
-          <w:sz w:val="16"/>
-          <w:szCs w:val="16"/>
-        </w:rPr>
-      </w:pPr>
-      <w:r>
-        <w:rPr>
-          <w:rFonts w:ascii="Arial Narrow" w:eastAsia="Arial Narrow" w:hAnsi="Arial Narrow" w:cs="Arial"/>
+          <w:rFonts w:ascii="Arial Narrow" w:eastAsia="Arial Narrow" w:hAnsi="Arial Narrow" w:cs="Arial Narrow"/>
+          <w:b/>
+          <w:sz w:val="16"/>
+          <w:szCs w:val="16"/>
+        </w:rPr>
+      </w:pPr>
+      <w:r>
+        <w:rPr>
+          <w:rFonts w:ascii="Arial Narrow" w:eastAsia="Arial Narrow" w:hAnsi="Arial Narrow" w:cs="Arial Narrow"/>
           <w:b/>
           <w:sz w:val="16"/>
           <w:szCs w:val="16"/>
@@ -13697,14 +13825,14 @@
         <w:ind w:left="567" w:hanging="567"/>
         <w:jc w:val="both"/>
         <w:rPr>
-          <w:rFonts w:ascii="Arial Narrow" w:eastAsia="Arial Narrow" w:hAnsi="Arial Narrow" w:cs="Arial"/>
-          <w:sz w:val="16"/>
-          <w:szCs w:val="16"/>
-        </w:rPr>
-      </w:pPr>
-      <w:r>
-        <w:rPr>
-          <w:rFonts w:ascii="Arial Narrow" w:eastAsia="Arial Narrow" w:hAnsi="Arial Narrow" w:cs="Arial"/>
+          <w:rFonts w:ascii="Arial Narrow" w:eastAsia="Arial Narrow" w:hAnsi="Arial Narrow" w:cs="Arial Narrow"/>
+          <w:sz w:val="16"/>
+          <w:szCs w:val="16"/>
+        </w:rPr>
+      </w:pPr>
+      <w:r>
+        <w:rPr>
+          <w:rFonts w:ascii="Arial Narrow" w:eastAsia="Arial Narrow" w:hAnsi="Arial Narrow" w:cs="Arial Narrow"/>
           <w:sz w:val="16"/>
           <w:szCs w:val="16"/>
         </w:rPr>
@@ -13718,14 +13846,14 @@
         <w:ind w:left="567" w:hanging="567"/>
         <w:jc w:val="both"/>
         <w:rPr>
-          <w:rFonts w:ascii="Arial Narrow" w:eastAsia="Arial Narrow" w:hAnsi="Arial Narrow" w:cs="Arial"/>
-          <w:sz w:val="16"/>
-          <w:szCs w:val="16"/>
-        </w:rPr>
-      </w:pPr>
-      <w:r>
-        <w:rPr>
-          <w:rFonts w:ascii="Arial Narrow" w:eastAsia="Arial Narrow" w:hAnsi="Arial Narrow" w:cs="Arial"/>
+          <w:rFonts w:ascii="Arial Narrow" w:eastAsia="Arial Narrow" w:hAnsi="Arial Narrow" w:cs="Arial Narrow"/>
+          <w:sz w:val="16"/>
+          <w:szCs w:val="16"/>
+        </w:rPr>
+      </w:pPr>
+      <w:r>
+        <w:rPr>
+          <w:rFonts w:ascii="Arial Narrow" w:eastAsia="Arial Narrow" w:hAnsi="Arial Narrow" w:cs="Arial Narrow"/>
           <w:sz w:val="16"/>
           <w:szCs w:val="16"/>
         </w:rPr>
@@ -13739,14 +13867,14 @@
         <w:ind w:left="567" w:hanging="567"/>
         <w:jc w:val="both"/>
         <w:rPr>
-          <w:rFonts w:ascii="Arial Narrow" w:eastAsia="Arial Narrow" w:hAnsi="Arial Narrow" w:cs="Arial"/>
-          <w:sz w:val="16"/>
-          <w:szCs w:val="16"/>
-        </w:rPr>
-      </w:pPr>
-      <w:r>
-        <w:rPr>
-          <w:rFonts w:ascii="Arial Narrow" w:eastAsia="Arial Narrow" w:hAnsi="Arial Narrow" w:cs="Arial"/>
+          <w:rFonts w:ascii="Arial Narrow" w:eastAsia="Arial Narrow" w:hAnsi="Arial Narrow" w:cs="Arial Narrow"/>
+          <w:sz w:val="16"/>
+          <w:szCs w:val="16"/>
+        </w:rPr>
+      </w:pPr>
+      <w:r>
+        <w:rPr>
+          <w:rFonts w:ascii="Arial Narrow" w:eastAsia="Arial Narrow" w:hAnsi="Arial Narrow" w:cs="Arial Narrow"/>
           <w:sz w:val="16"/>
           <w:szCs w:val="16"/>
         </w:rPr>
@@ -13760,14 +13888,14 @@
         <w:ind w:left="567"/>
         <w:jc w:val="both"/>
         <w:rPr>
-          <w:rFonts w:ascii="Arial Narrow" w:eastAsia="Arial Narrow" w:hAnsi="Arial Narrow" w:cs="Arial"/>
-          <w:sz w:val="16"/>
-          <w:szCs w:val="16"/>
-        </w:rPr>
-      </w:pPr>
-      <w:r>
-        <w:rPr>
-          <w:rFonts w:ascii="Arial Narrow" w:eastAsia="Arial Narrow" w:hAnsi="Arial Narrow" w:cs="Arial"/>
+          <w:rFonts w:ascii="Arial Narrow" w:eastAsia="Arial Narrow" w:hAnsi="Arial Narrow" w:cs="Arial Narrow"/>
+          <w:sz w:val="16"/>
+          <w:szCs w:val="16"/>
+        </w:rPr>
+      </w:pPr>
+      <w:r>
+        <w:rPr>
+          <w:rFonts w:ascii="Arial Narrow" w:eastAsia="Arial Narrow" w:hAnsi="Arial Narrow" w:cs="Arial Narrow"/>
           <w:sz w:val="16"/>
           <w:szCs w:val="16"/>
         </w:rPr>
@@ -13776,7 +13904,7 @@
       <w:proofErr w:type="spellStart"/>
       <w:r>
         <w:rPr>
-          <w:rFonts w:ascii="Arial Narrow" w:eastAsia="Arial Narrow" w:hAnsi="Arial Narrow" w:cs="Arial"/>
+          <w:rFonts w:ascii="Arial Narrow" w:eastAsia="Arial Narrow" w:hAnsi="Arial Narrow" w:cs="Arial Narrow"/>
           <w:sz w:val="16"/>
           <w:szCs w:val="16"/>
         </w:rPr>
@@ -13785,7 +13913,7 @@
       <w:proofErr w:type="spellEnd"/>
       <w:r>
         <w:rPr>
-          <w:rFonts w:ascii="Arial Narrow" w:eastAsia="Arial Narrow" w:hAnsi="Arial Narrow" w:cs="Arial"/>
+          <w:rFonts w:ascii="Arial Narrow" w:eastAsia="Arial Narrow" w:hAnsi="Arial Narrow" w:cs="Arial Narrow"/>
           <w:sz w:val="16"/>
           <w:szCs w:val="16"/>
         </w:rPr>
@@ -13798,7 +13926,8 @@
         <w:ind w:left="567" w:hanging="567"/>
         <w:jc w:val="both"/>
         <w:rPr>
-          <w:rFonts w:ascii="Arial Narrow" w:hAnsi="Arial Narrow" w:cs="Arial"/>
+          <w:rFonts w:ascii="Arial Narrow" w:eastAsia="Arial Narrow" w:hAnsi="Arial Narrow" w:cs="Arial Narrow"/>
+          <w:b/>
           <w:sz w:val="16"/>
           <w:szCs w:val="16"/>
         </w:rPr>
@@ -13814,7 +13943,7 @@
         <w:ind w:left="567" w:hanging="567"/>
         <w:jc w:val="both"/>
         <w:rPr>
-          <w:rFonts w:ascii="Arial Narrow" w:hAnsi="Arial Narrow" w:cs="Arial"/>
+          <w:rFonts w:ascii="Arial Narrow" w:eastAsia="Arial Narrow" w:hAnsi="Arial Narrow" w:cs="Arial Narrow"/>
           <w:b/>
           <w:bCs/>
           <w:sz w:val="16"/>
@@ -13824,7 +13953,7 @@
       <w:r>
         <w:rPr>
           <w:rStyle w:val="Refdenotaalpie"/>
-          <w:rFonts w:ascii="Arial Narrow" w:hAnsi="Arial Narrow" w:cs="Arial"/>
+          <w:rFonts w:ascii="Arial Narrow" w:eastAsia="Arial Narrow" w:hAnsi="Arial Narrow" w:cs="Arial Narrow"/>
           <w:b/>
           <w:bCs/>
           <w:sz w:val="16"/>
@@ -13835,7 +13964,7 @@
       </w:r>
       <w:r>
         <w:rPr>
-          <w:rFonts w:ascii="Arial Narrow" w:hAnsi="Arial Narrow" w:cs="Arial"/>
+          <w:rFonts w:ascii="Arial Narrow" w:eastAsia="Arial Narrow" w:hAnsi="Arial Narrow" w:cs="Arial Narrow"/>
           <w:b/>
           <w:bCs/>
           <w:sz w:val="16"/>
@@ -13845,7 +13974,7 @@
       </w:r>
       <w:r>
         <w:rPr>
-          <w:rFonts w:ascii="Arial Narrow" w:hAnsi="Arial Narrow" w:cs="Arial"/>
+          <w:rFonts w:ascii="Arial Narrow" w:eastAsia="Arial Narrow" w:hAnsi="Arial Narrow" w:cs="Arial Narrow"/>
           <w:b/>
           <w:bCs/>
           <w:sz w:val="16"/>
@@ -13862,14 +13991,14 @@
         <w:ind w:left="567"/>
         <w:jc w:val="both"/>
         <w:rPr>
-          <w:rFonts w:ascii="Arial Narrow" w:hAnsi="Arial Narrow"/>
-          <w:sz w:val="16"/>
-          <w:szCs w:val="16"/>
-        </w:rPr>
-      </w:pPr>
-      <w:r>
-        <w:rPr>
-          <w:rFonts w:ascii="Arial Narrow" w:hAnsi="Arial Narrow"/>
+          <w:rFonts w:ascii="Arial Narrow" w:eastAsia="Arial Narrow" w:hAnsi="Arial Narrow" w:cs="Arial Narrow"/>
+          <w:sz w:val="16"/>
+          <w:szCs w:val="16"/>
+        </w:rPr>
+      </w:pPr>
+      <w:r>
+        <w:rPr>
+          <w:rFonts w:ascii="Arial Narrow" w:eastAsia="Arial Narrow" w:hAnsi="Arial Narrow" w:cs="Arial Narrow"/>
           <w:b/>
           <w:sz w:val="16"/>
           <w:szCs w:val="16"/>
@@ -13878,7 +14007,7 @@
       </w:r>
       <w:r>
         <w:rPr>
-          <w:rFonts w:ascii="Arial Narrow" w:hAnsi="Arial Narrow"/>
+          <w:rFonts w:ascii="Arial Narrow" w:eastAsia="Arial Narrow" w:hAnsi="Arial Narrow" w:cs="Arial Narrow"/>
           <w:bCs/>
           <w:sz w:val="16"/>
           <w:szCs w:val="16"/>
@@ -13888,7 +14017,7 @@
       <w:proofErr w:type="gramStart"/>
       <w:r>
         <w:rPr>
-          <w:rFonts w:ascii="Arial Narrow" w:hAnsi="Arial Narrow"/>
+          <w:rFonts w:ascii="Arial Narrow" w:eastAsia="Arial Narrow" w:hAnsi="Arial Narrow" w:cs="Arial Narrow"/>
           <w:bCs/>
           <w:sz w:val="16"/>
           <w:szCs w:val="16"/>
@@ -13898,7 +14027,7 @@
       <w:proofErr w:type="gramEnd"/>
       <w:r>
         <w:rPr>
-          <w:rFonts w:ascii="Arial Narrow" w:hAnsi="Arial Narrow"/>
+          <w:rFonts w:ascii="Arial Narrow" w:eastAsia="Arial Narrow" w:hAnsi="Arial Narrow" w:cs="Arial Narrow"/>
           <w:bCs/>
           <w:sz w:val="16"/>
           <w:szCs w:val="16"/>
@@ -13908,7 +14037,7 @@
       <w:proofErr w:type="gramStart"/>
       <w:r>
         <w:rPr>
-          <w:rFonts w:ascii="Arial Narrow" w:hAnsi="Arial Narrow"/>
+          <w:rFonts w:ascii="Arial Narrow" w:eastAsia="Arial Narrow" w:hAnsi="Arial Narrow" w:cs="Arial Narrow"/>
           <w:bCs/>
           <w:sz w:val="16"/>
           <w:szCs w:val="16"/>
@@ -13918,13 +14047,29 @@
       <w:proofErr w:type="gramEnd"/>
       <w:r>
         <w:rPr>
-          <w:rFonts w:ascii="Arial Narrow" w:hAnsi="Arial Narrow"/>
+          <w:rFonts w:ascii="Arial Narrow" w:eastAsia="Arial Narrow" w:hAnsi="Arial Narrow" w:cs="Arial Narrow"/>
           <w:bCs/>
           <w:sz w:val="16"/>
           <w:szCs w:val="16"/>
         </w:rPr>
         <w:t xml:space="preserve"> o ante la persona que este designe. Si ambas partes arribaran a un acuerdo respecto de la denuncia, se levantará un acta donde conste el acuerdo respectivo, el mismo que tendrá efectos de transacción extrajudicial. En cualquier caso, la Comisión podrá continuar de oficio el procedimiento, si del análisis de los hechos denunciados considera que podría estarse afectando intereses de terceros.</w:t>
       </w:r>
+    </w:p>
+    <w:p>
+      <w:pPr>
+        <w:autoSpaceDE w:val="0"/>
+        <w:autoSpaceDN w:val="0"/>
+        <w:adjustRightInd w:val="0"/>
+        <w:ind w:left="567" w:hanging="567"/>
+        <w:jc w:val="both"/>
+        <w:rPr>
+          <w:rFonts w:ascii="Arial Narrow" w:eastAsia="Arial Narrow" w:hAnsi="Arial Narrow" w:cs="Arial Narrow"/>
+          <w:b/>
+          <w:bCs/>
+          <w:sz w:val="16"/>
+          <w:szCs w:val="16"/>
+        </w:rPr>
+      </w:pPr>
     </w:p>
   </w:footnote>
   <w:footnote w:id="18">
@@ -13934,7 +14079,7 @@
         <w:ind w:left="567" w:hanging="567"/>
         <w:jc w:val="both"/>
         <w:rPr>
-          <w:rFonts w:ascii="Arial Narrow" w:hAnsi="Arial Narrow" w:cs="Arial"/>
+          <w:rFonts w:ascii="Arial Narrow" w:eastAsia="Arial Narrow" w:hAnsi="Arial Narrow" w:cs="Arial Narrow"/>
           <w:sz w:val="16"/>
           <w:szCs w:val="16"/>
         </w:rPr>
@@ -13942,7 +14087,7 @@
       <w:r>
         <w:rPr>
           <w:rStyle w:val="Refdenotaalpie"/>
-          <w:rFonts w:ascii="Arial Narrow" w:hAnsi="Arial Narrow" w:cs="Arial"/>
+          <w:rFonts w:ascii="Arial Narrow" w:eastAsia="Arial Narrow" w:hAnsi="Arial Narrow" w:cs="Arial Narrow"/>
           <w:sz w:val="16"/>
           <w:szCs w:val="16"/>
           <w:vertAlign w:val="superscript"/>
@@ -13951,7 +14096,7 @@
       </w:r>
       <w:r>
         <w:rPr>
-          <w:rFonts w:ascii="Arial Narrow" w:hAnsi="Arial Narrow" w:cs="Arial"/>
+          <w:rFonts w:ascii="Arial Narrow" w:eastAsia="Arial Narrow" w:hAnsi="Arial Narrow" w:cs="Arial Narrow"/>
           <w:sz w:val="16"/>
           <w:szCs w:val="16"/>
         </w:rPr>
@@ -13959,7 +14104,7 @@
       </w:r>
       <w:r>
         <w:rPr>
-          <w:rFonts w:ascii="Arial Narrow" w:hAnsi="Arial Narrow" w:cs="Arial"/>
+          <w:rFonts w:ascii="Arial Narrow" w:eastAsia="Arial Narrow" w:hAnsi="Arial Narrow" w:cs="Arial Narrow"/>
           <w:sz w:val="16"/>
           <w:szCs w:val="16"/>
         </w:rPr>
@@ -13967,7 +14112,7 @@
       </w:r>
       <w:r>
         <w:rPr>
-          <w:rFonts w:ascii="Arial Narrow" w:eastAsia="Arial" w:hAnsi="Arial Narrow" w:cs="Arial"/>
+          <w:rFonts w:ascii="Arial Narrow" w:eastAsia="Arial Narrow" w:hAnsi="Arial Narrow" w:cs="Arial Narrow"/>
           <w:b/>
           <w:sz w:val="16"/>
           <w:szCs w:val="16"/>
@@ -13981,16 +14126,16 @@
         <w:ind w:left="1134" w:hanging="567"/>
         <w:jc w:val="both"/>
         <w:rPr>
-          <w:rFonts w:ascii="Arial Narrow" w:hAnsi="Arial Narrow" w:cs="Arial"/>
-          <w:b/>
-          <w:bCs/>
-          <w:sz w:val="16"/>
-          <w:szCs w:val="16"/>
-        </w:rPr>
-      </w:pPr>
-      <w:r>
-        <w:rPr>
-          <w:rFonts w:ascii="Arial Narrow" w:hAnsi="Arial Narrow" w:cs="Arial"/>
+          <w:rFonts w:ascii="Arial Narrow" w:eastAsia="Arial Narrow" w:hAnsi="Arial Narrow" w:cs="Arial Narrow"/>
+          <w:b/>
+          <w:bCs/>
+          <w:sz w:val="16"/>
+          <w:szCs w:val="16"/>
+        </w:rPr>
+      </w:pPr>
+      <w:r>
+        <w:rPr>
+          <w:rFonts w:ascii="Arial Narrow" w:eastAsia="Arial Narrow" w:hAnsi="Arial Narrow" w:cs="Arial Narrow"/>
           <w:b/>
           <w:bCs/>
           <w:sz w:val="16"/>
@@ -14005,14 +14150,14 @@
         <w:ind w:left="567"/>
         <w:jc w:val="both"/>
         <w:rPr>
-          <w:rFonts w:ascii="Arial Narrow" w:hAnsi="Arial Narrow" w:cs="Arial"/>
-          <w:sz w:val="16"/>
-          <w:szCs w:val="16"/>
-        </w:rPr>
-      </w:pPr>
-      <w:r>
-        <w:rPr>
-          <w:rFonts w:ascii="Arial Narrow" w:hAnsi="Arial Narrow" w:cs="Arial"/>
+          <w:rFonts w:ascii="Arial Narrow" w:eastAsia="Arial Narrow" w:hAnsi="Arial Narrow" w:cs="Arial Narrow"/>
+          <w:sz w:val="16"/>
+          <w:szCs w:val="16"/>
+        </w:rPr>
+      </w:pPr>
+      <w:r>
+        <w:rPr>
+          <w:rFonts w:ascii="Arial Narrow" w:eastAsia="Arial Narrow" w:hAnsi="Arial Narrow" w:cs="Arial Narrow"/>
           <w:sz w:val="16"/>
           <w:szCs w:val="16"/>
         </w:rPr>
@@ -14025,14 +14170,14 @@
         <w:ind w:left="567"/>
         <w:jc w:val="both"/>
         <w:rPr>
-          <w:rFonts w:ascii="Arial Narrow" w:hAnsi="Arial Narrow" w:cs="Arial"/>
-          <w:sz w:val="16"/>
-          <w:szCs w:val="16"/>
-        </w:rPr>
-      </w:pPr>
-      <w:r>
-        <w:rPr>
-          <w:rFonts w:ascii="Arial Narrow" w:hAnsi="Arial Narrow" w:cs="Arial"/>
+          <w:rFonts w:ascii="Arial Narrow" w:eastAsia="Arial Narrow" w:hAnsi="Arial Narrow" w:cs="Arial Narrow"/>
+          <w:sz w:val="16"/>
+          <w:szCs w:val="16"/>
+        </w:rPr>
+      </w:pPr>
+      <w:r>
+        <w:rPr>
+          <w:rFonts w:ascii="Arial Narrow" w:eastAsia="Arial Narrow" w:hAnsi="Arial Narrow" w:cs="Arial Narrow"/>
           <w:sz w:val="16"/>
           <w:szCs w:val="16"/>
         </w:rPr>
@@ -14045,19 +14190,31 @@
         <w:ind w:left="567"/>
         <w:jc w:val="both"/>
         <w:rPr>
-          <w:rFonts w:ascii="Arial Narrow" w:hAnsi="Arial Narrow" w:cs="Arial"/>
-          <w:sz w:val="16"/>
-          <w:szCs w:val="16"/>
-        </w:rPr>
-      </w:pPr>
-      <w:r>
-        <w:rPr>
-          <w:rFonts w:ascii="Arial Narrow" w:hAnsi="Arial Narrow" w:cs="Arial"/>
+          <w:rFonts w:ascii="Arial Narrow" w:eastAsia="Arial Narrow" w:hAnsi="Arial Narrow" w:cs="Arial Narrow"/>
+          <w:sz w:val="16"/>
+          <w:szCs w:val="16"/>
+        </w:rPr>
+      </w:pPr>
+      <w:r>
+        <w:rPr>
+          <w:rFonts w:ascii="Arial Narrow" w:eastAsia="Arial Narrow" w:hAnsi="Arial Narrow" w:cs="Arial Narrow"/>
           <w:sz w:val="16"/>
           <w:szCs w:val="16"/>
         </w:rPr>
         <w:t>En caso de no recibirse respuesta automática de recepción en un plazo máximo de dos (2) días hábiles contados desde el día siguiente de efectuado el acto de notificación vía correo electrónico, se procede a notificar por cédula conforme al inciso 20.1.1, volviéndose a computar el plazo establecido en el numeral 24.1 del artículo 24.</w:t>
       </w:r>
+    </w:p>
+    <w:p>
+      <w:pPr>
+        <w:pStyle w:val="Textonotapie"/>
+        <w:ind w:left="567" w:hanging="567"/>
+        <w:jc w:val="both"/>
+        <w:rPr>
+          <w:rFonts w:ascii="Arial Narrow" w:eastAsia="Arial Narrow" w:hAnsi="Arial Narrow" w:cs="Arial Narrow"/>
+          <w:sz w:val="16"/>
+          <w:szCs w:val="16"/>
+        </w:rPr>
+      </w:pPr>
     </w:p>
   </w:footnote>
   <w:footnote w:id="13">
@@ -14067,7 +14224,7 @@
         <w:ind w:left="567" w:hanging="567"/>
         <w:jc w:val="both"/>
         <w:rPr>
-          <w:rFonts w:ascii="Arial Narrow" w:eastAsia="Arial Narrow" w:hAnsi="Arial Narrow" w:cs="Arial"/>
+          <w:rFonts w:ascii="Arial Narrow" w:eastAsia="Arial Narrow" w:hAnsi="Arial Narrow" w:cs="Arial Narrow"/>
           <w:b/>
           <w:bCs/>
           <w:sz w:val="16"/>
@@ -14077,7 +14234,7 @@
       <w:r>
         <w:rPr>
           <w:rStyle w:val="Refdenotaalpie"/>
-          <w:rFonts w:ascii="Arial Narrow" w:eastAsia="Arial Narrow" w:hAnsi="Arial Narrow" w:cs="Arial"/>
+          <w:rFonts w:ascii="Arial Narrow" w:eastAsia="Arial Narrow" w:hAnsi="Arial Narrow" w:cs="Arial Narrow"/>
           <w:sz w:val="16"/>
           <w:szCs w:val="16"/>
           <w:vertAlign w:val="superscript"/>
@@ -14086,7 +14243,7 @@
       </w:r>
       <w:r>
         <w:rPr>
-          <w:rFonts w:ascii="Arial Narrow" w:eastAsia="Arial Narrow" w:hAnsi="Arial Narrow" w:cs="Arial"/>
+          <w:rFonts w:ascii="Arial Narrow" w:eastAsia="Arial Narrow" w:hAnsi="Arial Narrow" w:cs="Arial Narrow"/>
           <w:b/>
           <w:bCs/>
           <w:sz w:val="16"/>
@@ -14096,7 +14253,7 @@
       </w:r>
       <w:r>
         <w:rPr>
-          <w:rFonts w:ascii="Arial Narrow" w:hAnsi="Arial Narrow" w:cs="Arial"/>
+          <w:rFonts w:ascii="Arial Narrow" w:eastAsia="Arial Narrow" w:hAnsi="Arial Narrow" w:cs="Arial Narrow"/>
           <w:sz w:val="16"/>
           <w:szCs w:val="16"/>
         </w:rPr>
@@ -14104,7 +14261,7 @@
       </w:r>
       <w:r>
         <w:rPr>
-          <w:rFonts w:ascii="Arial Narrow" w:hAnsi="Arial Narrow" w:cs="Arial"/>
+          <w:rFonts w:ascii="Arial Narrow" w:eastAsia="Arial Narrow" w:hAnsi="Arial Narrow" w:cs="Arial Narrow"/>
           <w:sz w:val="16"/>
           <w:szCs w:val="16"/>
         </w:rPr>
@@ -14112,7 +14269,7 @@
       </w:r>
       <w:r>
         <w:rPr>
-          <w:rFonts w:ascii="Arial Narrow" w:eastAsia="Arial Narrow" w:hAnsi="Arial Narrow" w:cs="Arial"/>
+          <w:rFonts w:ascii="Arial Narrow" w:eastAsia="Arial Narrow" w:hAnsi="Arial Narrow" w:cs="Arial Narrow"/>
           <w:b/>
           <w:bCs/>
           <w:sz w:val="16"/>
@@ -14122,7 +14279,7 @@
       </w:r>
       <w:r>
         <w:rPr>
-          <w:rFonts w:ascii="Arial Narrow" w:eastAsia="Arial Narrow" w:hAnsi="Arial Narrow" w:cs="Arial"/>
+          <w:rFonts w:ascii="Arial Narrow" w:eastAsia="Arial Narrow" w:hAnsi="Arial Narrow" w:cs="Arial Narrow"/>
           <w:b/>
           <w:bCs/>
           <w:sz w:val="16"/>
@@ -14137,16 +14294,16 @@
         <w:ind w:firstLine="567"/>
         <w:jc w:val="both"/>
         <w:rPr>
-          <w:rFonts w:ascii="Arial Narrow" w:hAnsi="Arial Narrow" w:cs="Arial"/>
-          <w:b/>
-          <w:bCs/>
-          <w:sz w:val="16"/>
-          <w:szCs w:val="16"/>
-        </w:rPr>
-      </w:pPr>
-      <w:r>
-        <w:rPr>
-          <w:rFonts w:ascii="Arial Narrow" w:eastAsia="Arial Narrow" w:hAnsi="Arial Narrow" w:cs="Arial"/>
+          <w:rFonts w:ascii="Arial Narrow" w:eastAsia="Arial Narrow" w:hAnsi="Arial Narrow" w:cs="Arial Narrow"/>
+          <w:b/>
+          <w:bCs/>
+          <w:sz w:val="16"/>
+          <w:szCs w:val="16"/>
+        </w:rPr>
+      </w:pPr>
+      <w:r>
+        <w:rPr>
+          <w:rFonts w:ascii="Arial Narrow" w:eastAsia="Arial Narrow" w:hAnsi="Arial Narrow" w:cs="Arial Narrow"/>
           <w:b/>
           <w:bCs/>
           <w:sz w:val="16"/>
@@ -14156,7 +14313,7 @@
       </w:r>
       <w:r>
         <w:rPr>
-          <w:rFonts w:ascii="Arial Narrow" w:eastAsia="Arial Narrow" w:hAnsi="Arial Narrow" w:cs="Arial"/>
+          <w:rFonts w:ascii="Arial Narrow" w:eastAsia="Arial Narrow" w:hAnsi="Arial Narrow" w:cs="Arial Narrow"/>
           <w:b/>
           <w:bCs/>
           <w:sz w:val="16"/>
@@ -14171,14 +14328,14 @@
         <w:ind w:firstLine="567"/>
         <w:jc w:val="both"/>
         <w:rPr>
-          <w:rFonts w:ascii="Arial Narrow" w:eastAsia="Arial Narrow" w:hAnsi="Arial Narrow" w:cs="Arial"/>
-          <w:sz w:val="16"/>
-          <w:szCs w:val="16"/>
-        </w:rPr>
-      </w:pPr>
-      <w:r>
-        <w:rPr>
-          <w:rFonts w:ascii="Arial Narrow" w:eastAsia="Arial Narrow" w:hAnsi="Arial Narrow" w:cs="Arial"/>
+          <w:rFonts w:ascii="Arial Narrow" w:eastAsia="Arial Narrow" w:hAnsi="Arial Narrow" w:cs="Arial Narrow"/>
+          <w:sz w:val="16"/>
+          <w:szCs w:val="16"/>
+        </w:rPr>
+      </w:pPr>
+      <w:r>
+        <w:rPr>
+          <w:rFonts w:ascii="Arial Narrow" w:eastAsia="Arial Narrow" w:hAnsi="Arial Narrow" w:cs="Arial Narrow"/>
           <w:sz w:val="16"/>
           <w:szCs w:val="16"/>
         </w:rPr>
@@ -14186,7 +14343,7 @@
       </w:r>
       <w:r>
         <w:rPr>
-          <w:rFonts w:ascii="Arial Narrow" w:eastAsia="Arial Narrow" w:hAnsi="Arial Narrow" w:cs="Arial"/>
+          <w:rFonts w:ascii="Arial Narrow" w:eastAsia="Arial Narrow" w:hAnsi="Arial Narrow" w:cs="Arial Narrow"/>
           <w:sz w:val="16"/>
           <w:szCs w:val="16"/>
         </w:rPr>
@@ -14199,14 +14356,14 @@
         <w:ind w:firstLine="567"/>
         <w:jc w:val="both"/>
         <w:rPr>
-          <w:rFonts w:ascii="Arial Narrow" w:eastAsia="Arial Narrow" w:hAnsi="Arial Narrow" w:cs="Arial"/>
-          <w:sz w:val="16"/>
-          <w:szCs w:val="16"/>
-        </w:rPr>
-      </w:pPr>
-      <w:r>
-        <w:rPr>
-          <w:rFonts w:ascii="Arial Narrow" w:eastAsia="Arial Narrow" w:hAnsi="Arial Narrow" w:cs="Arial"/>
+          <w:rFonts w:ascii="Arial Narrow" w:eastAsia="Arial Narrow" w:hAnsi="Arial Narrow" w:cs="Arial Narrow"/>
+          <w:sz w:val="16"/>
+          <w:szCs w:val="16"/>
+        </w:rPr>
+      </w:pPr>
+      <w:r>
+        <w:rPr>
+          <w:rFonts w:ascii="Arial Narrow" w:eastAsia="Arial Narrow" w:hAnsi="Arial Narrow" w:cs="Arial Narrow"/>
           <w:sz w:val="16"/>
           <w:szCs w:val="16"/>
         </w:rPr>
@@ -14216,10 +14373,12 @@
     <w:p>
       <w:pPr>
         <w:pStyle w:val="Textonotapie"/>
-        <w:ind w:firstLine="567"/>
-        <w:jc w:val="both"/>
-        <w:rPr>
-          <w:rFonts w:ascii="Arial Narrow" w:hAnsi="Arial Narrow" w:cs="Arial"/>
+        <w:ind w:left="567" w:hanging="567"/>
+        <w:jc w:val="both"/>
+        <w:rPr>
+          <w:rFonts w:ascii="Arial Narrow" w:eastAsia="Arial Narrow" w:hAnsi="Arial Narrow" w:cs="Arial Narrow"/>
+          <w:b/>
+          <w:bCs/>
           <w:sz w:val="16"/>
           <w:szCs w:val="16"/>
         </w:rPr>

--- a/plantillas_maestras/03_seguro_desgravamen/negativa_cobertura/2_o_mas_ddos_varios/varon/TPL_2010_2026_SEGURO_DESGRAVAMEN_NEGATIVA_COBERTURA_ASEGURADORA_VARON_R227.docx
+++ b/plantillas_maestras/03_seguro_desgravamen/negativa_cobertura/2_o_mas_ddos_varios/varon/TPL_2010_2026_SEGURO_DESGRAVAMEN_NEGATIVA_COBERTURA_ASEGURADORA_VARON_R227.docx
@@ -3396,7 +3396,6 @@
           <w:iCs/>
           <w:sz w:val="22"/>
           <w:szCs w:val="22"/>
-          <w:u w:val="single"/>
           <w:lang w:val="es-ES"/>
         </w:rPr>
         <w:t/>
@@ -3517,7 +3516,6 @@
           <w:iCs/>
           <w:sz w:val="22"/>
           <w:szCs w:val="22"/>
-          <w:u w:val="single"/>
           <w:lang w:eastAsia="es-ES"/>
         </w:rPr>
         <w:t>el nombre del documento independiente</w:t>
@@ -3555,7 +3553,6 @@
           <w:iCs/>
           <w:sz w:val="22"/>
           <w:szCs w:val="22"/>
-          <w:u w:val="single"/>
           <w:lang w:eastAsia="es-ES"/>
         </w:rPr>
         <w:t>y presentarlo en un documento separado</w:t>
@@ -3659,7 +3656,6 @@
           <w:iCs/>
           <w:sz w:val="22"/>
           <w:szCs w:val="22"/>
-          <w:u w:val="single"/>
           <w:lang w:eastAsia="es-ES"/>
         </w:rPr>
         <w:t>el nombre del documento independiente</w:t>
@@ -3697,7 +3693,6 @@
           <w:iCs/>
           <w:sz w:val="22"/>
           <w:szCs w:val="22"/>
-          <w:u w:val="single"/>
           <w:lang w:eastAsia="es-ES"/>
         </w:rPr>
         <w:t>y presentarlo en un documento separado</w:t>
@@ -3926,7 +3921,19 @@
           <w:szCs w:val="22"/>
           <w:lang w:val="es-ES"/>
         </w:rPr>
-        <w:t xml:space="preserve">SEGUNDO: informar a la señora [DENUNCIANTE] que de querer declarar confidencialidad del documento denominado “anexos sujetos a confidencialidad parte 1.pdf” y del documento denominado “anexos sujetos a confidencialidad parte 2 (1).pdf” debe cumplir con los requisitos establecidos en la Directiva 001-2008/TRI-INDECOPI, de manera independiente para cada documento debidamente individualizado en piezas diferentes”.</w:t>
+        <w:t xml:space="preserve">SEGUNDO:</w:t>
+      </w:r>
+      <w:r>
+        <w:rPr>
+          <w:rStyle w:val="normaltextrun"/>
+          <w:rFonts w:ascii="Arial Narrow" w:eastAsia="Arial Narrow" w:hAnsi="Arial Narrow" w:cs="Arial Narrow"/>
+          <w:i/>
+          <w:iCs/>
+          <w:sz w:val="22"/>
+          <w:szCs w:val="22"/>
+          <w:lang w:val="es-ES"/>
+        </w:rPr>
+        <w:t xml:space="preserve"> informar a la señora [DENUNCIANTE] que de querer declarar confidencialidad del documento denominado “anexos sujetos a confidencialidad parte 1.pdf” y del documento denominado “anexos sujetos a confidencialidad parte 2 (1).pdf” debe cumplir con los requisitos establecidos en la Directiva 001-2008/TRI-INDECOPI, de manera independiente para cada documento debidamente individualizado en piezas diferentes”.</w:t>
       </w:r>
       <w:bookmarkStart w:id="4" w:name="_Hlk208326960"/>
       <w:r>
@@ -3943,7 +3950,6 @@
       <w:r>
         <w:rPr>
           <w:rFonts w:ascii="Arial Narrow" w:eastAsia="Arial Narrow" w:hAnsi="Arial Narrow" w:cs="Arial Narrow"/>
-          <w:bCs/>
           <w:i/>
           <w:iCs/>
           <w:sz w:val="22"/>
@@ -3955,7 +3961,6 @@
         <w:rPr>
           <w:rStyle w:val="normaltextrun"/>
           <w:rFonts w:ascii="Arial Narrow" w:eastAsia="Arial Narrow" w:hAnsi="Arial Narrow" w:cs="Arial Narrow"/>
-          <w:bCs/>
           <w:i/>
           <w:iCs/>
           <w:sz w:val="22"/>
@@ -3966,7 +3971,6 @@
       <w:r>
         <w:rPr>
           <w:rFonts w:ascii="Arial Narrow" w:eastAsia="Arial Narrow" w:hAnsi="Arial Narrow" w:cs="Arial Narrow"/>
-          <w:bCs/>
           <w:i/>
           <w:iCs/>
           <w:spacing w:val="-3"/>
@@ -3978,7 +3982,6 @@
       <w:r>
         <w:rPr>
           <w:rFonts w:ascii="Arial Narrow" w:eastAsia="Arial Narrow" w:hAnsi="Arial Narrow" w:cs="Arial Narrow"/>
-          <w:bCs/>
           <w:i/>
           <w:iCs/>
           <w:spacing w:val="-3"/>
@@ -4070,14 +4073,11 @@
       <w:r>
         <w:rPr>
           <w:rFonts w:ascii="Arial Narrow" w:eastAsia="Arial Narrow" w:hAnsi="Arial Narrow" w:cs="Arial Narrow"/>
-          <w:b/>
-          <w:bCs/>
           <w:i/>
           <w:iCs/>
           <w:spacing w:val="-3"/>
           <w:sz w:val="22"/>
           <w:szCs w:val="22"/>
-          <w:u w:val="single"/>
         </w:rPr>
         <w:t xml:space="preserve"/>
       </w:r>
@@ -4085,13 +4085,10 @@
         <w:rPr>
           <w:rStyle w:val="normaltextrun"/>
           <w:rFonts w:ascii="Arial Narrow" w:eastAsia="Arial Narrow" w:hAnsi="Arial Narrow" w:cs="Arial Narrow"/>
-          <w:b/>
-          <w:bCs/>
           <w:i/>
           <w:iCs/>
           <w:sz w:val="22"/>
           <w:szCs w:val="22"/>
-          <w:u w:val="single"/>
           <w:lang w:val="es-ES"/>
         </w:rPr>
         <w:t xml:space="preserve"/>
@@ -4099,13 +4096,10 @@
       <w:r>
         <w:rPr>
           <w:rFonts w:ascii="Arial Narrow" w:eastAsia="Arial Narrow" w:hAnsi="Arial Narrow" w:cs="Arial Narrow"/>
-          <w:b/>
-          <w:bCs/>
           <w:i/>
           <w:iCs/>
           <w:sz w:val="22"/>
           <w:szCs w:val="22"/>
-          <w:u w:val="single"/>
           <w:lang w:eastAsia="es-ES"/>
         </w:rPr>
         <w:t/>
@@ -6685,7 +6679,15 @@
           <w:sz w:val="22"/>
           <w:szCs w:val="22"/>
         </w:rPr>
-        <w:t xml:space="preserve">PRIMERO: calificar como confidencial, frente a terceros ajenos al procedimiento, la información presentada por la señora [DENUNCIANTE] con su escrito del 24 de junio de 2026, la cual obra en: (i) el documento 3 denominado “ANEXOS SUJETOS A CONFIDENCIALIDAD PARTE 1.PDF”, y en el documento 4 denominado “ANEXOS SUJETOS A CONFIDENCIALIDAD PARTE 2 (1).PDF”, ambos de la pieza 2 del expediente, presentado el 29 de mayo de 2026; y, (ii) el documento 2 denominado “ANEXOS SUJETOS A CONFIDENCIALIDAD (CONSOLIDADO).PDF” de la pieza 7; precisándose que la confidencialidad declarada deberá mantenerse permanentemente.</w:t>
+        <w:t xml:space="preserve">PRIMERO:</w:t>
+      </w:r>
+      <w:r>
+        <w:rPr>
+          <w:rFonts w:ascii="Arial Narrow" w:eastAsia="Arial Narrow" w:hAnsi="Arial Narrow" w:cs="Arial Narrow"/>
+          <w:sz w:val="22"/>
+          <w:szCs w:val="22"/>
+        </w:rPr>
+        <w:t xml:space="preserve"> calificar como confidencial, frente a terceros ajenos al procedimiento, la información presentada por la señora [DENUNCIANTE] con su escrito del 24 de junio de 2026, la cual obra en: (i) el documento 3 denominado “ANEXOS SUJETOS A CONFIDENCIALIDAD PARTE 1.PDF”, y en el documento 4 denominado “ANEXOS SUJETOS A CONFIDENCIALIDAD PARTE 2 (1).PDF”, ambos de la pieza 2 del expediente, presentado el 29 de mayo de 2026; y, (ii) el documento 2 denominado “ANEXOS SUJETOS A CONFIDENCIALIDAD (CONSOLIDADO).PDF” de la pieza 7; precisándose que la confidencialidad declarada deberá mantenerse permanentemente.</w:t>
       </w:r>
       <w:r>
         <w:rPr>
@@ -6722,7 +6724,6 @@
       <w:r>
         <w:rPr>
           <w:rFonts w:ascii="Arial Narrow" w:eastAsia="Arial Narrow" w:hAnsi="Arial Narrow" w:cs="Arial Narrow"/>
-          <w:b/>
           <w:sz w:val="22"/>
           <w:szCs w:val="22"/>
         </w:rPr>
@@ -6731,7 +6732,6 @@
       <w:r>
         <w:rPr>
           <w:rFonts w:ascii="Arial Narrow" w:eastAsia="Arial Narrow" w:hAnsi="Arial Narrow" w:cs="Arial Narrow"/>
-          <w:bCs/>
           <w:sz w:val="22"/>
           <w:szCs w:val="22"/>
         </w:rPr>
@@ -6788,8 +6788,6 @@
       <w:r>
         <w:rPr>
           <w:rFonts w:ascii="Arial Narrow" w:eastAsia="Arial Narrow" w:hAnsi="Arial Narrow" w:cs="Arial Narrow"/>
-          <w:b/>
-          <w:bCs/>
           <w:sz w:val="22"/>
           <w:szCs w:val="22"/>
         </w:rPr>
@@ -6806,8 +6804,6 @@
       <w:r>
         <w:rPr>
           <w:rFonts w:ascii="Arial Narrow" w:eastAsia="Arial Narrow" w:hAnsi="Arial Narrow" w:cs="Arial Narrow"/>
-          <w:b/>
-          <w:bCs/>
           <w:sz w:val="22"/>
           <w:szCs w:val="22"/>
         </w:rPr>
@@ -6824,8 +6820,6 @@
       <w:r>
         <w:rPr>
           <w:rFonts w:ascii="Arial Narrow" w:eastAsia="Arial Narrow" w:hAnsi="Arial Narrow" w:cs="Arial Narrow"/>
-          <w:b/>
-          <w:bCs/>
           <w:sz w:val="22"/>
           <w:szCs w:val="22"/>
         </w:rPr>
@@ -6886,8 +6880,6 @@
       <w:r>
         <w:rPr>
           <w:rFonts w:ascii="Arial Narrow" w:eastAsia="Arial Narrow" w:hAnsi="Arial Narrow" w:cs="Arial Narrow"/>
-          <w:b/>
-          <w:bCs/>
           <w:sz w:val="22"/>
           <w:szCs w:val="22"/>
         </w:rPr>
@@ -6930,12 +6922,19 @@
           <w:sz w:val="22"/>
           <w:szCs w:val="22"/>
         </w:rPr>
-        <w:t xml:space="preserve">SEGUNDO: admitir a trámite la denuncia del 29 de mayo de 2026, subsanado mediante escrito del 24 de junio de 2026, interpuesta por la señora [DENUNCIANTE] contra Pacífico Compañía de Seguros y Reaseguros S.A., por lo siguiente:</w:t>
-      </w:r>
-      <w:r>
-        <w:rPr>
-          <w:rFonts w:ascii="Arial Narrow" w:eastAsia="Arial Narrow" w:hAnsi="Arial Narrow" w:cs="Arial Narrow"/>
-          <w:b/>
+        <w:t xml:space="preserve">SEGUNDO:</w:t>
+      </w:r>
+      <w:r>
+        <w:rPr>
+          <w:rFonts w:ascii="Arial Narrow" w:eastAsia="Arial Narrow" w:hAnsi="Arial Narrow" w:cs="Arial Narrow"/>
+          <w:sz w:val="22"/>
+          <w:szCs w:val="22"/>
+        </w:rPr>
+        <w:t xml:space="preserve"> admitir a trámite la denuncia del 29 de mayo de 2026, subsanado mediante escrito del 24 de junio de 2026, interpuesta por la señora [DENUNCIANTE] contra Pacífico Compañía de Seguros y Reaseguros S.A., por lo siguiente:</w:t>
+      </w:r>
+      <w:r>
+        <w:rPr>
+          <w:rFonts w:ascii="Arial Narrow" w:eastAsia="Arial Narrow" w:hAnsi="Arial Narrow" w:cs="Arial Narrow"/>
           <w:sz w:val="22"/>
           <w:szCs w:val="22"/>
         </w:rPr>
@@ -6944,7 +6943,6 @@
       <w:r>
         <w:rPr>
           <w:rFonts w:ascii="Arial Narrow" w:eastAsia="Arial Narrow" w:hAnsi="Arial Narrow" w:cs="Arial Narrow"/>
-          <w:bCs/>
           <w:sz w:val="22"/>
           <w:szCs w:val="22"/>
         </w:rPr>
@@ -6961,7 +6959,6 @@
       <w:r>
         <w:rPr>
           <w:rFonts w:ascii="Arial Narrow" w:eastAsia="Arial Narrow" w:hAnsi="Arial Narrow" w:cs="Arial Narrow"/>
-          <w:bCs/>
           <w:sz w:val="22"/>
           <w:szCs w:val="22"/>
         </w:rPr>
@@ -6970,7 +6967,6 @@
       <w:r>
         <w:rPr>
           <w:rFonts w:ascii="Arial Narrow" w:eastAsia="Arial Narrow" w:hAnsi="Arial Narrow" w:cs="Arial Narrow"/>
-          <w:bCs/>
           <w:sz w:val="22"/>
           <w:szCs w:val="22"/>
         </w:rPr>
@@ -6979,7 +6975,6 @@
       <w:r>
         <w:rPr>
           <w:rFonts w:ascii="Arial Narrow" w:eastAsia="Arial Narrow" w:hAnsi="Arial Narrow" w:cs="Arial Narrow"/>
-          <w:bCs/>
           <w:sz w:val="22"/>
           <w:szCs w:val="22"/>
         </w:rPr>
@@ -6988,7 +6983,6 @@
       <w:r>
         <w:rPr>
           <w:rFonts w:ascii="Arial Narrow" w:eastAsia="Arial Narrow" w:hAnsi="Arial Narrow" w:cs="Arial Narrow"/>
-          <w:bCs/>
           <w:sz w:val="22"/>
           <w:szCs w:val="22"/>
         </w:rPr>
@@ -6997,7 +6991,6 @@
       <w:r>
         <w:rPr>
           <w:rFonts w:ascii="Arial Narrow" w:eastAsia="Arial Narrow" w:hAnsi="Arial Narrow" w:cs="Arial Narrow"/>
-          <w:bCs/>
           <w:sz w:val="22"/>
           <w:szCs w:val="22"/>
         </w:rPr>
@@ -7006,7 +6999,6 @@
       <w:r>
         <w:rPr>
           <w:rFonts w:ascii="Arial Narrow" w:eastAsia="Arial Narrow" w:hAnsi="Arial Narrow" w:cs="Arial Narrow"/>
-          <w:bCs/>
           <w:sz w:val="22"/>
           <w:szCs w:val="22"/>
         </w:rPr>
@@ -7015,7 +7007,6 @@
       <w:r>
         <w:rPr>
           <w:rFonts w:ascii="Arial Narrow" w:eastAsia="Arial Narrow" w:hAnsi="Arial Narrow" w:cs="Arial Narrow"/>
-          <w:bCs/>
           <w:sz w:val="22"/>
           <w:szCs w:val="22"/>
         </w:rPr>
@@ -7034,7 +7025,6 @@
       <w:r>
         <w:rPr>
           <w:rFonts w:ascii="Arial Narrow" w:eastAsia="Arial Narrow" w:hAnsi="Arial Narrow" w:cs="Arial Narrow"/>
-          <w:bCs/>
           <w:sz w:val="22"/>
           <w:szCs w:val="22"/>
         </w:rPr>
@@ -7612,7 +7602,15 @@
           <w:sz w:val="22"/>
           <w:szCs w:val="22"/>
         </w:rPr>
-        <w:t xml:space="preserve">: </w:t>
+        <w:t xml:space="preserve">:</w:t>
+      </w:r>
+      <w:r>
+        <w:rPr>
+          <w:rFonts w:ascii="Arial Narrow" w:eastAsia="Arial Narrow" w:hAnsi="Arial Narrow" w:cs="Arial Narrow"/>
+          <w:sz w:val="22"/>
+          <w:szCs w:val="22"/>
+        </w:rPr>
+        <w:t xml:space="preserve"> </w:t>
       </w:r>
       <w:r>
         <w:rPr>
@@ -7693,12 +7691,19 @@
           <w:sz w:val="22"/>
           <w:szCs w:val="22"/>
         </w:rPr>
-        <w:t>: requerir a</w:t>
-      </w:r>
-      <w:r>
-        <w:rPr>
-          <w:rFonts w:ascii="Arial Narrow" w:eastAsia="Arial Narrow" w:hAnsi="Arial Narrow" w:cs="Arial Narrow"/>
-          <w:bCs/>
+        <w:t xml:space="preserve">:</w:t>
+      </w:r>
+      <w:r>
+        <w:rPr>
+          <w:rFonts w:ascii="Arial Narrow" w:eastAsia="Arial Narrow" w:hAnsi="Arial Narrow" w:cs="Arial Narrow"/>
+          <w:sz w:val="22"/>
+          <w:szCs w:val="22"/>
+        </w:rPr>
+        <w:t xml:space="preserve"> requerir a</w:t>
+      </w:r>
+      <w:r>
+        <w:rPr>
+          <w:rFonts w:ascii="Arial Narrow" w:eastAsia="Arial Narrow" w:hAnsi="Arial Narrow" w:cs="Arial Narrow"/>
           <w:sz w:val="22"/>
           <w:szCs w:val="22"/>
         </w:rPr>
@@ -7707,7 +7712,6 @@
       <w:r>
         <w:rPr>
           <w:rFonts w:ascii="Arial Narrow" w:eastAsia="Arial Narrow" w:hAnsi="Arial Narrow" w:cs="Arial Narrow"/>
-          <w:bCs/>
           <w:sz w:val="22"/>
           <w:szCs w:val="22"/>
         </w:rPr>
@@ -8034,7 +8038,15 @@
           <w:sz w:val="22"/>
           <w:szCs w:val="22"/>
         </w:rPr>
-        <w:t xml:space="preserve">QUINTO: </w:t>
+        <w:t xml:space="preserve">QUINTO:</w:t>
+      </w:r>
+      <w:r>
+        <w:rPr>
+          <w:rFonts w:ascii="Arial Narrow" w:eastAsia="Arial Narrow" w:hAnsi="Arial Narrow" w:cs="Arial Narrow"/>
+          <w:sz w:val="22"/>
+          <w:szCs w:val="22"/>
+        </w:rPr>
+        <w:t xml:space="preserve"> </w:t>
       </w:r>
       <w:r>
         <w:rPr>
@@ -8052,7 +8064,7 @@
           <w:szCs w:val="22"/>
           <w:vertAlign w:val="superscript"/>
         </w:rPr>
-        <w:footnoteReference w:id="19"/>
+        <w:footnoteReference w:id="13"/>
       </w:r>
       <w:r>
         <w:rPr>
@@ -8070,7 +8082,7 @@
           <w:szCs w:val="22"/>
           <w:vertAlign w:val="superscript"/>
         </w:rPr>
-        <w:footnoteReference w:id="20"/>
+        <w:footnoteReference w:id="14"/>
       </w:r>
       <w:r>
         <w:rPr>
@@ -8127,8 +8139,6 @@
       <w:r>
         <w:rPr>
           <w:rFonts w:ascii="Arial Narrow" w:eastAsia="Arial Narrow" w:hAnsi="Arial Narrow" w:cs="Arial Narrow"/>
-          <w:b/>
-          <w:bCs/>
           <w:sz w:val="22"/>
           <w:szCs w:val="22"/>
           <w:lang w:val="es-ES" w:eastAsia="es-ES"/>
@@ -8156,7 +8166,6 @@
       <w:r>
         <w:rPr>
           <w:rFonts w:ascii="Arial Narrow" w:eastAsia="Arial Narrow" w:hAnsi="Arial Narrow" w:cs="Arial Narrow"/>
-          <w:bCs/>
           <w:sz w:val="22"/>
           <w:szCs w:val="22"/>
         </w:rPr>
@@ -8317,7 +8326,15 @@
           <w:sz w:val="22"/>
           <w:szCs w:val="22"/>
         </w:rPr>
-        <w:t xml:space="preserve">: </w:t>
+        <w:t xml:space="preserve">:</w:t>
+      </w:r>
+      <w:r>
+        <w:rPr>
+          <w:rFonts w:ascii="Arial Narrow" w:eastAsia="Arial Narrow" w:hAnsi="Arial Narrow" w:cs="Arial Narrow"/>
+          <w:sz w:val="22"/>
+          <w:szCs w:val="22"/>
+        </w:rPr>
+        <w:t xml:space="preserve"> </w:t>
       </w:r>
       <w:r>
         <w:rPr>
@@ -8359,7 +8376,7 @@
           <w:szCs w:val="22"/>
           <w:vertAlign w:val="superscript"/>
         </w:rPr>
-        <w:footnoteReference w:id="14"/>
+        <w:footnoteReference w:id="15"/>
       </w:r>
       <w:r>
         <w:rPr>
@@ -8425,7 +8442,7 @@
           <w:szCs w:val="22"/>
           <w:vertAlign w:val="superscript"/>
         </w:rPr>
-        <w:footnoteReference w:id="15"/>
+        <w:footnoteReference w:id="16"/>
       </w:r>
       <w:r>
         <w:rPr>
@@ -8497,7 +8514,7 @@
           <w:szCs w:val="22"/>
           <w:vertAlign w:val="superscript"/>
         </w:rPr>
-        <w:footnoteReference w:id="16"/>
+        <w:footnoteReference w:id="17"/>
       </w:r>
       <w:r>
         <w:rPr>
@@ -8616,7 +8633,15 @@
           <w:sz w:val="22"/>
           <w:szCs w:val="22"/>
         </w:rPr>
-        <w:t xml:space="preserve">: </w:t>
+        <w:t xml:space="preserve">:</w:t>
+      </w:r>
+      <w:r>
+        <w:rPr>
+          <w:rFonts w:ascii="Arial Narrow" w:eastAsia="Arial Narrow" w:hAnsi="Arial Narrow" w:cs="Arial Narrow"/>
+          <w:sz w:val="22"/>
+          <w:szCs w:val="22"/>
+        </w:rPr>
+        <w:t xml:space="preserve"> </w:t>
       </w:r>
       <w:r>
         <w:rPr>
@@ -8652,7 +8677,7 @@
           <w:szCs w:val="22"/>
           <w:vertAlign w:val="superscript"/>
         </w:rPr>
-        <w:footnoteReference w:id="17"/>
+        <w:footnoteReference w:id="18"/>
       </w:r>
       <w:r>
         <w:rPr>
@@ -8685,14 +8710,12 @@
           <w:rFonts w:ascii="Arial Narrow" w:eastAsia="Arial Narrow" w:hAnsi="Arial Narrow" w:cs="Arial Narrow"/>
           <w:sz w:val="22"/>
           <w:szCs w:val="22"/>
-          <w:u w:val="single"/>
         </w:rPr>
         <w:t>expresamente su facultad para asistir y conciliar en su representación</w:t>
       </w:r>
       <w:r>
         <w:rPr>
           <w:rFonts w:ascii="Arial Narrow" w:eastAsia="Arial Narrow" w:hAnsi="Arial Narrow" w:cs="Arial Narrow"/>
-          <w:bCs/>
           <w:sz w:val="22"/>
           <w:szCs w:val="22"/>
         </w:rPr>
@@ -8701,8 +8724,6 @@
       <w:r>
         <w:rPr>
           <w:rFonts w:ascii="Arial Narrow" w:eastAsia="Arial Narrow" w:hAnsi="Arial Narrow" w:cs="Arial Narrow"/>
-          <w:b/>
-          <w:bCs/>
           <w:sz w:val="22"/>
           <w:szCs w:val="22"/>
         </w:rPr>
@@ -8713,7 +8734,6 @@
           <w:rFonts w:ascii="Arial Narrow" w:eastAsia="Arial Narrow" w:hAnsi="Arial Narrow" w:cs="Arial Narrow"/>
           <w:sz w:val="22"/>
           <w:szCs w:val="22"/>
-          <w:u w:val="single"/>
         </w:rPr>
         <w:t xml:space="preserve">Ello bajo apercibimiento de no realizar la audiencia de conciliación y levantar el acta de inasistencia correspondiente. </w:t>
       </w:r>
@@ -8759,7 +8779,15 @@
           <w:sz w:val="22"/>
           <w:szCs w:val="22"/>
         </w:rPr>
-        <w:t xml:space="preserve">: </w:t>
+        <w:t xml:space="preserve">:</w:t>
+      </w:r>
+      <w:r>
+        <w:rPr>
+          <w:rFonts w:ascii="Arial Narrow" w:eastAsia="Arial Narrow" w:hAnsi="Arial Narrow" w:cs="Arial Narrow"/>
+          <w:sz w:val="22"/>
+          <w:szCs w:val="22"/>
+        </w:rPr>
+        <w:t xml:space="preserve"> </w:t>
       </w:r>
       <w:r>
         <w:rPr>
@@ -8800,7 +8828,15 @@
           <w:sz w:val="22"/>
           <w:szCs w:val="22"/>
         </w:rPr>
-        <w:t xml:space="preserve">DÉCIMO PRIMERO: </w:t>
+        <w:t xml:space="preserve">DÉCIMO PRIMERO:</w:t>
+      </w:r>
+      <w:r>
+        <w:rPr>
+          <w:rFonts w:ascii="Arial Narrow" w:eastAsia="Arial Narrow" w:hAnsi="Arial Narrow" w:cs="Arial Narrow"/>
+          <w:sz w:val="22"/>
+          <w:szCs w:val="22"/>
+        </w:rPr>
+        <w:t xml:space="preserve"> </w:t>
       </w:r>
       <w:r>
         <w:rPr>
@@ -8872,7 +8908,7 @@
           <w:szCs w:val="22"/>
           <w:vertAlign w:val="superscript"/>
         </w:rPr>
-        <w:footnoteReference w:id="18"/>
+        <w:footnoteReference w:id="19"/>
       </w:r>
       <w:r>
         <w:rPr>
@@ -9419,6 +9455,9 @@
     <w:p>
       <w:pPr>
         <w:pStyle w:val="Textonotapie"/>
+        <w:tabs>
+          <w:tab w:val="left" w:pos="567"/>
+        </w:tabs>
         <w:ind w:left="567" w:hanging="567"/>
         <w:jc w:val="both"/>
         <w:rPr>
@@ -9443,7 +9482,8 @@
           <w:sz w:val="16"/>
           <w:szCs w:val="16"/>
         </w:rPr>
-        <w:t xml:space="preserve"> </w:t>
+        <w:tab/>
+        <w:t xml:space="preserve"/>
       </w:r>
       <w:r>
         <w:rPr>
@@ -9586,6 +9626,9 @@
   <w:footnote w:id="2">
     <w:p>
       <w:pPr>
+        <w:tabs>
+          <w:tab w:val="left" w:pos="567"/>
+        </w:tabs>
         <w:ind w:left="567" w:hanging="567"/>
         <w:jc w:val="both"/>
         <w:rPr>
@@ -9610,7 +9653,8 @@
           <w:sz w:val="16"/>
           <w:szCs w:val="16"/>
         </w:rPr>
-        <w:t xml:space="preserve"> </w:t>
+        <w:tab/>
+        <w:t xml:space="preserve"/>
       </w:r>
       <w:r>
         <w:rPr>
@@ -9740,6 +9784,9 @@
     <w:p>
       <w:pPr>
         <w:pStyle w:val="Sinespaciado"/>
+        <w:tabs>
+          <w:tab w:val="left" w:pos="567"/>
+        </w:tabs>
         <w:ind w:left="567" w:hanging="567"/>
         <w:jc w:val="both"/>
         <w:rPr>
@@ -9765,7 +9812,8 @@
           <w:sz w:val="16"/>
           <w:szCs w:val="16"/>
         </w:rPr>
-        <w:t xml:space="preserve"> </w:t>
+        <w:tab/>
+        <w:t xml:space="preserve"/>
       </w:r>
       <w:r>
         <w:rPr>
@@ -9922,6 +9970,70 @@
     </w:p>
   </w:footnote>
   <w:footnote w:id="4">
+    <w:p>
+      <w:pPr>
+        <w:pStyle w:val="paragraph"/>
+        <w:tabs>
+          <w:tab w:val="left" w:pos="555"/>
+        </w:tabs>
+        <w:spacing w:before="0" w:beforeAutospacing="0" w:after="0" w:afterAutospacing="0"/>
+        <w:ind w:left="555" w:hanging="555"/>
+        <w:jc w:val="both"/>
+        <w:textAlignment w:val="baseline"/>
+        <w:rPr>
+          <w:rFonts w:ascii="Arial Narrow" w:eastAsia="Arial Narrow" w:hAnsi="Arial Narrow" w:cs="Arial Narrow"/>
+          <w:sz w:val="16"/>
+          <w:szCs w:val="16"/>
+        </w:rPr>
+      </w:pPr>
+      <w:r>
+        <w:rPr>
+          <w:rStyle w:val="Refdenotaalpie"/>
+          <w:rFonts w:ascii="Arial Narrow" w:eastAsia="Arial Narrow" w:hAnsi="Arial Narrow" w:cs="Arial Narrow"/>
+          <w:sz w:val="16"/>
+          <w:szCs w:val="16"/>
+          <w:vertAlign w:val="superscript"/>
+        </w:rPr>
+        <w:footnoteRef/>
+      </w:r>
+      <w:r>
+        <w:rPr>
+          <w:rFonts w:ascii="Arial Narrow" w:eastAsia="Arial Narrow" w:hAnsi="Arial Narrow" w:cs="Arial Narrow"/>
+          <w:sz w:val="16"/>
+          <w:szCs w:val="16"/>
+        </w:rPr>
+        <w:tab/>
+        <w:t xml:space="preserve"/>
+      </w:r>
+      <w:r>
+        <w:rPr>
+          <w:rFonts w:ascii="Arial Narrow" w:eastAsia="Arial Narrow" w:hAnsi="Arial Narrow" w:cs="Arial Narrow"/>
+          <w:sz w:val="16"/>
+          <w:szCs w:val="16"/>
+        </w:rPr>
+        <w:tab/>
+      </w:r>
+      <w:r>
+        <w:rPr>
+          <w:rStyle w:val="normaltextrun"/>
+          <w:rFonts w:ascii="Arial Narrow" w:eastAsia="Arial Narrow" w:hAnsi="Arial Narrow" w:cs="Arial Narrow"/>
+          <w:b/>
+          <w:bCs/>
+          <w:sz w:val="16"/>
+          <w:szCs w:val="16"/>
+        </w:rPr>
+        <w:t>Decreto Supremo 006-2026-JUS, TEXTO ÚNICO ORDENADO DE LA LEY DEL PROCEDIMIENTO ADMINISTRATIVO GENERAL, publicado el 30 de abril de 2026.</w:t>
+      </w:r>
+      <w:r>
+        <w:rPr>
+          <w:rStyle w:val="eop"/>
+          <w:rFonts w:ascii="Arial Narrow" w:eastAsia="Arial Narrow" w:hAnsi="Arial Narrow" w:cs="Arial Narrow"/>
+          <w:sz w:val="16"/>
+          <w:szCs w:val="16"/>
+        </w:rPr>
+        <w:t xml:space="preserve"> </w:t>
+      </w:r>
+    </w:p>
     <w:p>
       <w:pPr>
         <w:pStyle w:val="paragraph"/>
@@ -9937,40 +10049,58 @@
       </w:pPr>
       <w:r>
         <w:rPr>
-          <w:rStyle w:val="Refdenotaalpie"/>
-          <w:rFonts w:ascii="Arial Narrow" w:eastAsia="Arial Narrow" w:hAnsi="Arial Narrow" w:cs="Arial Narrow"/>
-          <w:sz w:val="16"/>
-          <w:szCs w:val="16"/>
-          <w:vertAlign w:val="superscript"/>
-        </w:rPr>
-        <w:footnoteRef/>
-      </w:r>
-      <w:r>
-        <w:rPr>
-          <w:rFonts w:ascii="Arial Narrow" w:eastAsia="Arial Narrow" w:hAnsi="Arial Narrow" w:cs="Arial Narrow"/>
-          <w:sz w:val="16"/>
-          <w:szCs w:val="16"/>
-        </w:rPr>
-        <w:t xml:space="preserve"> </w:t>
-      </w:r>
-      <w:r>
-        <w:rPr>
-          <w:rFonts w:ascii="Arial Narrow" w:eastAsia="Arial Narrow" w:hAnsi="Arial Narrow" w:cs="Arial Narrow"/>
+          <w:rStyle w:val="normaltextrun"/>
+          <w:rFonts w:ascii="Arial Narrow" w:eastAsia="Arial Narrow" w:hAnsi="Arial Narrow" w:cs="Arial Narrow"/>
+          <w:b/>
+          <w:bCs/>
+          <w:sz w:val="16"/>
+          <w:szCs w:val="16"/>
+        </w:rPr>
+        <w:t xml:space="preserve">            </w:t>
+      </w:r>
+      <w:r>
+        <w:rPr>
+          <w:rStyle w:val="normaltextrun"/>
+          <w:rFonts w:ascii="Arial Narrow" w:eastAsia="Arial Narrow" w:hAnsi="Arial Narrow" w:cs="Arial Narrow"/>
+          <w:b/>
+          <w:bCs/>
           <w:sz w:val="16"/>
           <w:szCs w:val="16"/>
         </w:rPr>
         <w:tab/>
-      </w:r>
+        <w:t>Artículo IV. Principios del procedimiento administrativo</w:t>
+      </w:r>
+      <w:r>
+        <w:rPr>
+          <w:rStyle w:val="eop"/>
+          <w:rFonts w:ascii="Arial Narrow" w:eastAsia="Arial Narrow" w:hAnsi="Arial Narrow" w:cs="Arial Narrow"/>
+          <w:sz w:val="16"/>
+          <w:szCs w:val="16"/>
+        </w:rPr>
+        <w:t xml:space="preserve"> </w:t>
+      </w:r>
+    </w:p>
+    <w:p>
+      <w:pPr>
+        <w:pStyle w:val="paragraph"/>
+        <w:spacing w:before="0" w:beforeAutospacing="0" w:after="0" w:afterAutospacing="0"/>
+        <w:ind w:left="555"/>
+        <w:jc w:val="both"/>
+        <w:textAlignment w:val="baseline"/>
+        <w:rPr>
+          <w:rFonts w:ascii="Arial Narrow" w:eastAsia="Arial Narrow" w:hAnsi="Arial Narrow" w:cs="Arial Narrow"/>
+          <w:sz w:val="16"/>
+          <w:szCs w:val="16"/>
+        </w:rPr>
+      </w:pPr>
       <w:r>
         <w:rPr>
           <w:rStyle w:val="normaltextrun"/>
           <w:rFonts w:ascii="Arial Narrow" w:eastAsia="Arial Narrow" w:hAnsi="Arial Narrow" w:cs="Arial Narrow"/>
-          <w:b/>
-          <w:bCs/>
-          <w:sz w:val="16"/>
-          <w:szCs w:val="16"/>
-        </w:rPr>
-        <w:t>Decreto Supremo 006-2026-JUS, TEXTO ÚNICO ORDENADO DE LA LEY DEL PROCEDIMIENTO ADMINISTRATIVO GENERAL, publicado el 30 de abril de 2026.</w:t>
+          <w:sz w:val="16"/>
+          <w:szCs w:val="16"/>
+        </w:rPr>
+        <w:t>1. El procedimiento administrativo se sustenta fundamentalmente en los siguientes principios, sin perjuicio de la vigencia de otros principios generales del Derecho Administrativo:</w:t>
       </w:r>
       <w:r>
         <w:rPr>
@@ -9979,7 +10109,138 @@
           <w:sz w:val="16"/>
           <w:szCs w:val="16"/>
         </w:rPr>
-        <w:t> </w:t>
+        <w:t xml:space="preserve"> </w:t>
+      </w:r>
+    </w:p>
+    <w:p>
+      <w:pPr>
+        <w:pStyle w:val="paragraph"/>
+        <w:spacing w:before="0" w:beforeAutospacing="0" w:after="0" w:afterAutospacing="0"/>
+        <w:ind w:left="555"/>
+        <w:jc w:val="both"/>
+        <w:textAlignment w:val="baseline"/>
+        <w:rPr>
+          <w:rFonts w:ascii="Arial Narrow" w:eastAsia="Arial Narrow" w:hAnsi="Arial Narrow" w:cs="Arial Narrow"/>
+          <w:sz w:val="16"/>
+          <w:szCs w:val="16"/>
+        </w:rPr>
+      </w:pPr>
+      <w:r>
+        <w:rPr>
+          <w:rStyle w:val="normaltextrun"/>
+          <w:rFonts w:ascii="Arial Narrow" w:eastAsia="Arial Narrow" w:hAnsi="Arial Narrow" w:cs="Arial Narrow"/>
+          <w:sz w:val="16"/>
+          <w:szCs w:val="16"/>
+        </w:rPr>
+        <w:t>(…)</w:t>
+      </w:r>
+      <w:r>
+        <w:rPr>
+          <w:rStyle w:val="eop"/>
+          <w:rFonts w:ascii="Arial Narrow" w:eastAsia="Arial Narrow" w:hAnsi="Arial Narrow" w:cs="Arial Narrow"/>
+          <w:sz w:val="16"/>
+          <w:szCs w:val="16"/>
+        </w:rPr>
+        <w:t xml:space="preserve"> </w:t>
+      </w:r>
+    </w:p>
+    <w:p>
+      <w:pPr>
+        <w:pStyle w:val="paragraph"/>
+        <w:spacing w:before="0" w:beforeAutospacing="0" w:after="0" w:afterAutospacing="0"/>
+        <w:ind w:left="555"/>
+        <w:jc w:val="both"/>
+        <w:textAlignment w:val="baseline"/>
+        <w:rPr>
+          <w:rFonts w:ascii="Arial Narrow" w:eastAsia="Arial Narrow" w:hAnsi="Arial Narrow" w:cs="Arial Narrow"/>
+          <w:sz w:val="16"/>
+          <w:szCs w:val="16"/>
+        </w:rPr>
+      </w:pPr>
+      <w:r>
+        <w:rPr>
+          <w:rStyle w:val="normaltextrun"/>
+          <w:rFonts w:ascii="Arial Narrow" w:eastAsia="Arial Narrow" w:hAnsi="Arial Narrow" w:cs="Arial Narrow"/>
+          <w:b/>
+          <w:bCs/>
+          <w:sz w:val="16"/>
+          <w:szCs w:val="16"/>
+        </w:rPr>
+        <w:t xml:space="preserve">1.8 Principio de buena fe </w:t>
+      </w:r>
+      <w:proofErr w:type="gramStart"/>
+      <w:r>
+        <w:rPr>
+          <w:rStyle w:val="normaltextrun"/>
+          <w:rFonts w:ascii="Arial Narrow" w:eastAsia="Arial Narrow" w:hAnsi="Arial Narrow" w:cs="Arial Narrow"/>
+          <w:b/>
+          <w:bCs/>
+          <w:sz w:val="16"/>
+          <w:szCs w:val="16"/>
+        </w:rPr>
+        <w:t>procedimental.-</w:t>
+      </w:r>
+      <w:proofErr w:type="gramEnd"/>
+      <w:r>
+        <w:rPr>
+          <w:rStyle w:val="normaltextrun"/>
+          <w:rFonts w:ascii="Arial Narrow" w:eastAsia="Arial Narrow" w:hAnsi="Arial Narrow" w:cs="Arial Narrow"/>
+          <w:b/>
+          <w:bCs/>
+          <w:sz w:val="16"/>
+          <w:szCs w:val="16"/>
+        </w:rPr>
+        <w:t xml:space="preserve"> </w:t>
+      </w:r>
+      <w:r>
+        <w:rPr>
+          <w:rStyle w:val="normaltextrun"/>
+          <w:rFonts w:ascii="Arial Narrow" w:eastAsia="Arial Narrow" w:hAnsi="Arial Narrow" w:cs="Arial Narrow"/>
+          <w:sz w:val="16"/>
+          <w:szCs w:val="16"/>
+        </w:rPr>
+        <w:t>La autoridad administrativa, los administrados, sus representantes o abogados, realizan sus respectivos actos procedimentales guiados por el respeto mutuo, la colaboración y la buena fe. La autoridad administrativa no puede actuar contra sus propios actos, salvo los supuestos de revisión de oficio contemplados en la presente Ley.</w:t>
+      </w:r>
+      <w:r>
+        <w:rPr>
+          <w:rStyle w:val="eop"/>
+          <w:rFonts w:ascii="Arial Narrow" w:eastAsia="Arial Narrow" w:hAnsi="Arial Narrow" w:cs="Arial Narrow"/>
+          <w:sz w:val="16"/>
+          <w:szCs w:val="16"/>
+        </w:rPr>
+        <w:t xml:space="preserve"> </w:t>
+      </w:r>
+    </w:p>
+    <w:p>
+      <w:pPr>
+        <w:pStyle w:val="paragraph"/>
+        <w:spacing w:before="0" w:beforeAutospacing="0" w:after="0" w:afterAutospacing="0"/>
+        <w:ind w:left="555"/>
+        <w:jc w:val="both"/>
+        <w:textAlignment w:val="baseline"/>
+        <w:rPr>
+          <w:rFonts w:ascii="Arial Narrow" w:eastAsia="Arial Narrow" w:hAnsi="Arial Narrow" w:cs="Arial Narrow"/>
+          <w:sz w:val="16"/>
+          <w:szCs w:val="16"/>
+        </w:rPr>
+      </w:pPr>
+      <w:r>
+        <w:rPr>
+          <w:rStyle w:val="normaltextrun"/>
+          <w:rFonts w:ascii="Arial Narrow" w:eastAsia="Arial Narrow" w:hAnsi="Arial Narrow" w:cs="Arial Narrow"/>
+          <w:sz w:val="16"/>
+          <w:szCs w:val="16"/>
+        </w:rPr>
+        <w:t>Ninguna regulación del procedimiento administrativo puede interpretarse de modo tal que ampare alguna conducta contra la buena fe procedimental.</w:t>
+      </w:r>
+      <w:r>
+        <w:rPr>
+          <w:rStyle w:val="eop"/>
+          <w:rFonts w:ascii="Arial Narrow" w:eastAsia="Arial Narrow" w:hAnsi="Arial Narrow" w:cs="Arial Narrow"/>
+          <w:sz w:val="16"/>
+          <w:szCs w:val="16"/>
+        </w:rPr>
+        <w:t xml:space="preserve"> </w:t>
       </w:r>
     </w:p>
     <w:p>
@@ -9995,37 +10256,83 @@
           <w:szCs w:val="16"/>
         </w:rPr>
       </w:pPr>
-      <w:r>
-        <w:rPr>
-          <w:rStyle w:val="normaltextrun"/>
-          <w:rFonts w:ascii="Arial Narrow" w:eastAsia="Arial Narrow" w:hAnsi="Arial Narrow" w:cs="Arial Narrow"/>
-          <w:b/>
-          <w:bCs/>
-          <w:sz w:val="16"/>
-          <w:szCs w:val="16"/>
-        </w:rPr>
-        <w:t>            </w:t>
-      </w:r>
-      <w:r>
-        <w:rPr>
-          <w:rStyle w:val="normaltextrun"/>
-          <w:rFonts w:ascii="Arial Narrow" w:eastAsia="Arial Narrow" w:hAnsi="Arial Narrow" w:cs="Arial Narrow"/>
-          <w:b/>
-          <w:bCs/>
+    </w:p>
+  </w:footnote>
+  <w:footnote w:id="5">
+    <w:p>
+      <w:pPr>
+        <w:pStyle w:val="Textonotapie"/>
+        <w:tabs>
+          <w:tab w:val="left" w:pos="567"/>
+        </w:tabs>
+        <w:ind w:left="567" w:hanging="567"/>
+        <w:jc w:val="both"/>
+        <w:rPr>
+          <w:rFonts w:ascii="Arial Narrow" w:eastAsia="Arial Narrow" w:hAnsi="Arial Narrow" w:cs="Arial Narrow"/>
+          <w:b/>
+          <w:sz w:val="16"/>
+          <w:szCs w:val="16"/>
+        </w:rPr>
+      </w:pPr>
+      <w:r>
+        <w:rPr>
+          <w:rStyle w:val="Refdenotaalpie"/>
+          <w:rFonts w:ascii="Arial Narrow" w:eastAsia="Arial Narrow" w:hAnsi="Arial Narrow" w:cs="Arial Narrow"/>
+          <w:sz w:val="16"/>
+          <w:szCs w:val="16"/>
+          <w:vertAlign w:val="superscript"/>
+        </w:rPr>
+        <w:footnoteRef/>
+      </w:r>
+      <w:r>
+        <w:rPr>
+          <w:rFonts w:ascii="Arial Narrow" w:eastAsia="Arial Narrow" w:hAnsi="Arial Narrow" w:cs="Arial Narrow"/>
           <w:sz w:val="16"/>
           <w:szCs w:val="16"/>
         </w:rPr>
         <w:tab/>
-        <w:t>Artículo IV. Principios del procedimiento administrativo</w:t>
-      </w:r>
-      <w:r>
-        <w:rPr>
-          <w:rStyle w:val="eop"/>
-          <w:rFonts w:ascii="Arial Narrow" w:eastAsia="Arial Narrow" w:hAnsi="Arial Narrow" w:cs="Arial Narrow"/>
-          <w:sz w:val="16"/>
-          <w:szCs w:val="16"/>
-        </w:rPr>
-        <w:t> </w:t>
+        <w:t xml:space="preserve"/>
+      </w:r>
+      <w:r>
+        <w:rPr>
+          <w:rFonts w:ascii="Arial Narrow" w:eastAsia="Arial Narrow" w:hAnsi="Arial Narrow" w:cs="Arial Narrow"/>
+          <w:sz w:val="16"/>
+          <w:szCs w:val="16"/>
+        </w:rPr>
+        <w:tab/>
+      </w:r>
+      <w:r>
+        <w:rPr>
+          <w:rFonts w:ascii="Arial Narrow" w:eastAsia="Arial Narrow" w:hAnsi="Arial Narrow" w:cs="Arial Narrow"/>
+          <w:b/>
+          <w:sz w:val="16"/>
+          <w:szCs w:val="16"/>
+        </w:rPr>
+        <w:t>DIRECTIVA 001-2008/TRI-INDECOPI, DIRECTIVA SOBRE CONFIDENCIALIDAD DE LA INFORMACIÓN EN LOS PROCEDIMIENTOS SEGUIDOS POR LOS ÓRGANOS FUNCIONALES DEL INDECOPI, MODIFICADA POR LA DIRECTIVA 002-2017/TRI-INDECOPI Y LA DIRECTIVA 003-2022/TRI-INDECOPI</w:t>
+      </w:r>
+    </w:p>
+    <w:p>
+      <w:pPr>
+        <w:pStyle w:val="Textonotapie"/>
+        <w:ind w:left="567" w:hanging="12"/>
+        <w:jc w:val="both"/>
+        <w:rPr>
+          <w:rFonts w:ascii="Arial Narrow" w:eastAsia="Arial Narrow" w:hAnsi="Arial Narrow" w:cs="Arial Narrow"/>
+          <w:b/>
+          <w:bCs/>
+          <w:sz w:val="16"/>
+          <w:szCs w:val="16"/>
+        </w:rPr>
+      </w:pPr>
+      <w:r>
+        <w:rPr>
+          <w:rFonts w:ascii="Arial Narrow" w:eastAsia="Arial Narrow" w:hAnsi="Arial Narrow" w:cs="Arial Narrow"/>
+          <w:b/>
+          <w:bCs/>
+          <w:sz w:val="16"/>
+          <w:szCs w:val="16"/>
+        </w:rPr>
+        <w:t>5. Medidas de seguridad a adoptar en el caso de información confidencial</w:t>
       </w:r>
     </w:p>
     <w:p>
@@ -10048,7 +10355,7 @@
           <w:sz w:val="16"/>
           <w:szCs w:val="16"/>
         </w:rPr>
-        <w:t>1. El procedimiento administrativo se sustenta fundamentalmente en los siguientes principios, sin perjuicio de la vigencia de otros principios generales del Derecho Administrativo:</w:t>
+        <w:t>(…)</w:t>
       </w:r>
       <w:r>
         <w:rPr>
@@ -10057,156 +10364,133 @@
           <w:sz w:val="16"/>
           <w:szCs w:val="16"/>
         </w:rPr>
-        <w:t> </w:t>
-      </w:r>
-    </w:p>
-    <w:p>
-      <w:pPr>
-        <w:pStyle w:val="paragraph"/>
-        <w:spacing w:before="0" w:beforeAutospacing="0" w:after="0" w:afterAutospacing="0"/>
-        <w:ind w:left="555"/>
-        <w:jc w:val="both"/>
-        <w:textAlignment w:val="baseline"/>
-        <w:rPr>
-          <w:rFonts w:ascii="Arial Narrow" w:eastAsia="Arial Narrow" w:hAnsi="Arial Narrow" w:cs="Arial Narrow"/>
-          <w:sz w:val="16"/>
-          <w:szCs w:val="16"/>
-        </w:rPr>
-      </w:pPr>
-      <w:r>
-        <w:rPr>
-          <w:rStyle w:val="normaltextrun"/>
-          <w:rFonts w:ascii="Arial Narrow" w:eastAsia="Arial Narrow" w:hAnsi="Arial Narrow" w:cs="Arial Narrow"/>
-          <w:sz w:val="16"/>
-          <w:szCs w:val="16"/>
-        </w:rPr>
-        <w:t>(…)</w:t>
-      </w:r>
-      <w:r>
-        <w:rPr>
-          <w:rStyle w:val="eop"/>
-          <w:rFonts w:ascii="Arial Narrow" w:eastAsia="Arial Narrow" w:hAnsi="Arial Narrow" w:cs="Arial Narrow"/>
-          <w:sz w:val="16"/>
-          <w:szCs w:val="16"/>
-        </w:rPr>
-        <w:t> </w:t>
-      </w:r>
-    </w:p>
-    <w:p>
-      <w:pPr>
-        <w:pStyle w:val="paragraph"/>
-        <w:spacing w:before="0" w:beforeAutospacing="0" w:after="0" w:afterAutospacing="0"/>
-        <w:ind w:left="555"/>
-        <w:jc w:val="both"/>
-        <w:textAlignment w:val="baseline"/>
-        <w:rPr>
-          <w:rFonts w:ascii="Arial Narrow" w:eastAsia="Arial Narrow" w:hAnsi="Arial Narrow" w:cs="Arial Narrow"/>
-          <w:sz w:val="16"/>
-          <w:szCs w:val="16"/>
-        </w:rPr>
-      </w:pPr>
-      <w:r>
-        <w:rPr>
-          <w:rStyle w:val="normaltextrun"/>
-          <w:rFonts w:ascii="Arial Narrow" w:eastAsia="Arial Narrow" w:hAnsi="Arial Narrow" w:cs="Arial Narrow"/>
-          <w:b/>
-          <w:bCs/>
-          <w:sz w:val="16"/>
-          <w:szCs w:val="16"/>
-        </w:rPr>
-        <w:t>1.8 Principio de buena fe </w:t>
+        <w:t xml:space="preserve"> </w:t>
+      </w:r>
+    </w:p>
+    <w:p>
+      <w:pPr>
+        <w:pStyle w:val="Textonotapie"/>
+        <w:ind w:left="1134" w:hanging="567"/>
+        <w:jc w:val="both"/>
+        <w:rPr>
+          <w:rFonts w:ascii="Arial Narrow" w:eastAsia="Arial Narrow" w:hAnsi="Arial Narrow" w:cs="Arial Narrow"/>
+          <w:sz w:val="16"/>
+          <w:szCs w:val="16"/>
+        </w:rPr>
+      </w:pPr>
+      <w:r>
+        <w:rPr>
+          <w:rFonts w:ascii="Arial Narrow" w:eastAsia="Arial Narrow" w:hAnsi="Arial Narrow" w:cs="Arial Narrow"/>
+          <w:sz w:val="16"/>
+          <w:szCs w:val="16"/>
+        </w:rPr>
+        <w:t xml:space="preserve">5.11 </w:t>
+      </w:r>
+      <w:r>
+        <w:rPr>
+          <w:rFonts w:ascii="Arial Narrow" w:eastAsia="Arial Narrow" w:hAnsi="Arial Narrow" w:cs="Arial Narrow"/>
+          <w:sz w:val="16"/>
+          <w:szCs w:val="16"/>
+        </w:rPr>
+        <w:tab/>
+        <w:t xml:space="preserve">En caso de que el titular de la información previamente declarada confidencial presente de manera posterior un nuevo escrito o documento que contenga la misma </w:t>
       </w:r>
       <w:proofErr w:type="gramStart"/>
       <w:r>
         <w:rPr>
-          <w:rStyle w:val="normaltextrun"/>
-          <w:rFonts w:ascii="Arial Narrow" w:eastAsia="Arial Narrow" w:hAnsi="Arial Narrow" w:cs="Arial Narrow"/>
-          <w:b/>
-          <w:bCs/>
-          <w:sz w:val="16"/>
-          <w:szCs w:val="16"/>
-        </w:rPr>
-        <w:t>procedimental.-</w:t>
+          <w:rFonts w:ascii="Arial Narrow" w:eastAsia="Arial Narrow" w:hAnsi="Arial Narrow" w:cs="Arial Narrow"/>
+          <w:sz w:val="16"/>
+          <w:szCs w:val="16"/>
+        </w:rPr>
+        <w:t>información</w:t>
+      </w:r>
+      <w:r>
+        <w:rPr>
+          <w:rFonts w:ascii="Arial Narrow" w:eastAsia="Arial Narrow" w:hAnsi="Arial Narrow" w:cs="Arial Narrow"/>
+          <w:sz w:val="16"/>
+          <w:szCs w:val="16"/>
+        </w:rPr>
+        <w:t>,</w:t>
       </w:r>
       <w:proofErr w:type="gramEnd"/>
       <w:r>
         <w:rPr>
-          <w:rStyle w:val="normaltextrun"/>
-          <w:rFonts w:ascii="Arial Narrow" w:eastAsia="Arial Narrow" w:hAnsi="Arial Narrow" w:cs="Arial Narrow"/>
-          <w:b/>
-          <w:bCs/>
-          <w:sz w:val="16"/>
-          <w:szCs w:val="16"/>
-        </w:rPr>
-        <w:t> </w:t>
-      </w:r>
-      <w:r>
-        <w:rPr>
-          <w:rStyle w:val="normaltextrun"/>
-          <w:rFonts w:ascii="Arial Narrow" w:eastAsia="Arial Narrow" w:hAnsi="Arial Narrow" w:cs="Arial Narrow"/>
-          <w:sz w:val="16"/>
-          <w:szCs w:val="16"/>
-        </w:rPr>
-        <w:t>La autoridad administrativa, los administrados, sus representantes o abogados, realizan sus respectivos actos procedimentales guiados por el respeto mutuo, la colaboración y la buena fe. La autoridad administrativa no puede actuar contra sus propios actos, salvo los supuestos de revisión de oficio contemplados en la presente Ley.</w:t>
-      </w:r>
-      <w:r>
-        <w:rPr>
-          <w:rStyle w:val="eop"/>
-          <w:rFonts w:ascii="Arial Narrow" w:eastAsia="Arial Narrow" w:hAnsi="Arial Narrow" w:cs="Arial Narrow"/>
-          <w:sz w:val="16"/>
-          <w:szCs w:val="16"/>
-        </w:rPr>
-        <w:t> </w:t>
-      </w:r>
-    </w:p>
-    <w:p>
-      <w:pPr>
-        <w:pStyle w:val="paragraph"/>
-        <w:spacing w:before="0" w:beforeAutospacing="0" w:after="0" w:afterAutospacing="0"/>
-        <w:ind w:left="555"/>
-        <w:jc w:val="both"/>
-        <w:textAlignment w:val="baseline"/>
-        <w:rPr>
-          <w:rFonts w:ascii="Arial Narrow" w:eastAsia="Arial Narrow" w:hAnsi="Arial Narrow" w:cs="Arial Narrow"/>
-          <w:sz w:val="16"/>
-          <w:szCs w:val="16"/>
-        </w:rPr>
-      </w:pPr>
-      <w:r>
-        <w:rPr>
-          <w:rStyle w:val="normaltextrun"/>
-          <w:rFonts w:ascii="Arial Narrow" w:eastAsia="Arial Narrow" w:hAnsi="Arial Narrow" w:cs="Arial Narrow"/>
-          <w:sz w:val="16"/>
-          <w:szCs w:val="16"/>
-        </w:rPr>
-        <w:t>Ninguna regulación del procedimiento administrativo puede interpretarse de modo tal que ampare alguna conducta contra la buena fe procedimental.</w:t>
-      </w:r>
-      <w:r>
-        <w:rPr>
-          <w:rStyle w:val="eop"/>
-          <w:rFonts w:ascii="Arial Narrow" w:eastAsia="Arial Narrow" w:hAnsi="Arial Narrow" w:cs="Arial Narrow"/>
-          <w:sz w:val="16"/>
-          <w:szCs w:val="16"/>
-        </w:rPr>
-        <w:t> </w:t>
-      </w:r>
-    </w:p>
-    <w:p>
-      <w:pPr>
-        <w:pStyle w:val="paragraph"/>
-        <w:spacing w:before="0" w:beforeAutospacing="0" w:after="0" w:afterAutospacing="0"/>
-        <w:ind w:left="555" w:hanging="555"/>
-        <w:jc w:val="both"/>
-        <w:textAlignment w:val="baseline"/>
-        <w:rPr>
-          <w:rFonts w:ascii="Arial Narrow" w:eastAsia="Arial Narrow" w:hAnsi="Arial Narrow" w:cs="Arial Narrow"/>
-          <w:sz w:val="16"/>
-          <w:szCs w:val="16"/>
-        </w:rPr>
-      </w:pPr>
-    </w:p>
-  </w:footnote>
-  <w:footnote w:id="5">
+          <w:rFonts w:ascii="Arial Narrow" w:eastAsia="Arial Narrow" w:hAnsi="Arial Narrow" w:cs="Arial Narrow"/>
+          <w:sz w:val="16"/>
+          <w:szCs w:val="16"/>
+        </w:rPr>
+        <w:t xml:space="preserve"> deberá adjuntar una “versión confidencial” que señale —de manera clara y precisa— en qué parte está incluida la información previamente declarada confidencial. </w:t>
+      </w:r>
+    </w:p>
+    <w:p>
+      <w:pPr>
+        <w:pStyle w:val="Textonotapie"/>
+        <w:ind w:left="1134"/>
+        <w:jc w:val="both"/>
+        <w:rPr>
+          <w:rFonts w:ascii="Arial Narrow" w:eastAsia="Arial Narrow" w:hAnsi="Arial Narrow" w:cs="Arial Narrow"/>
+          <w:sz w:val="16"/>
+          <w:szCs w:val="16"/>
+        </w:rPr>
+      </w:pPr>
+      <w:r>
+        <w:rPr>
+          <w:rFonts w:ascii="Arial Narrow" w:eastAsia="Arial Narrow" w:hAnsi="Arial Narrow" w:cs="Arial Narrow"/>
+          <w:sz w:val="16"/>
+          <w:szCs w:val="16"/>
+        </w:rPr>
+        <w:t xml:space="preserve">Adicionalmente, el administrado deberá presentar una “versión no confidencial” del referido escrito o documento, cubriendo de forma identificable aquellas secciones en las que haya figurado la información confidencial, a efectos de que dicha versión sea incorporada en el expediente principal y puesta en conocimiento de las partes y de terceros, según corresponda. </w:t>
+      </w:r>
+    </w:p>
+    <w:p>
+      <w:pPr>
+        <w:pStyle w:val="Textonotapie"/>
+        <w:ind w:left="1134"/>
+        <w:jc w:val="both"/>
+        <w:rPr>
+          <w:rFonts w:ascii="Arial Narrow" w:eastAsia="Arial Narrow" w:hAnsi="Arial Narrow" w:cs="Arial Narrow"/>
+          <w:sz w:val="16"/>
+          <w:szCs w:val="16"/>
+        </w:rPr>
+      </w:pPr>
+      <w:r>
+        <w:rPr>
+          <w:rFonts w:ascii="Arial Narrow" w:eastAsia="Arial Narrow" w:hAnsi="Arial Narrow" w:cs="Arial Narrow"/>
+          <w:sz w:val="16"/>
+          <w:szCs w:val="16"/>
+        </w:rPr>
+        <w:t xml:space="preserve">En caso de que el administrado no cumpla con lo señalado en el párrafo anterior, la autoridad le concederá un plazo de hasta 5 (cinco) días hábiles para la presentación de la “versión no confidencial”, bajo apercibimiento de proceder conforme a lo señalado en el numeral 5.12 de la presente Directiva. </w:t>
+      </w:r>
+    </w:p>
+    <w:p>
+      <w:pPr>
+        <w:pStyle w:val="Textonotapie"/>
+        <w:ind w:left="1134" w:hanging="567"/>
+        <w:jc w:val="both"/>
+        <w:rPr>
+          <w:rFonts w:ascii="Arial Narrow" w:eastAsia="Arial Narrow" w:hAnsi="Arial Narrow" w:cs="Arial Narrow"/>
+          <w:sz w:val="16"/>
+          <w:szCs w:val="16"/>
+        </w:rPr>
+      </w:pPr>
+      <w:r>
+        <w:rPr>
+          <w:rFonts w:ascii="Arial Narrow" w:eastAsia="Arial Narrow" w:hAnsi="Arial Narrow" w:cs="Arial Narrow"/>
+          <w:sz w:val="16"/>
+          <w:szCs w:val="16"/>
+        </w:rPr>
+        <w:t xml:space="preserve">5.12 </w:t>
+      </w:r>
+      <w:r>
+        <w:rPr>
+          <w:rFonts w:ascii="Arial Narrow" w:eastAsia="Arial Narrow" w:hAnsi="Arial Narrow" w:cs="Arial Narrow"/>
+          <w:sz w:val="16"/>
+          <w:szCs w:val="16"/>
+        </w:rPr>
+        <w:tab/>
+        <w:t>En caso de que el titular de la información previamente declarada confidencial no cumpla con lo dispuesto en el numeral 5.11 de la presente Directiva, la autoridad incorporará al expediente principal dicha documentación en su integridad y la trasladará sin ninguna medida de seguridad en particular, de ser el caso, siendo la divulgación de tal información de responsabilidad del propio administrado.</w:t>
+      </w:r>
+    </w:p>
     <w:p>
       <w:pPr>
         <w:pStyle w:val="Textonotapie"/>
@@ -10219,252 +10503,15 @@
           <w:szCs w:val="16"/>
         </w:rPr>
       </w:pPr>
-      <w:r>
-        <w:rPr>
-          <w:rStyle w:val="Refdenotaalpie"/>
-          <w:rFonts w:ascii="Arial Narrow" w:eastAsia="Arial Narrow" w:hAnsi="Arial Narrow" w:cs="Arial Narrow"/>
-          <w:sz w:val="16"/>
-          <w:szCs w:val="16"/>
-          <w:vertAlign w:val="superscript"/>
-        </w:rPr>
-        <w:footnoteRef/>
-      </w:r>
-      <w:r>
-        <w:rPr>
-          <w:rFonts w:ascii="Arial Narrow" w:eastAsia="Arial Narrow" w:hAnsi="Arial Narrow" w:cs="Arial Narrow"/>
-          <w:sz w:val="16"/>
-          <w:szCs w:val="16"/>
-        </w:rPr>
-        <w:t xml:space="preserve"> </w:t>
-      </w:r>
-      <w:r>
-        <w:rPr>
-          <w:rFonts w:ascii="Arial Narrow" w:eastAsia="Arial Narrow" w:hAnsi="Arial Narrow" w:cs="Arial Narrow"/>
-          <w:sz w:val="16"/>
-          <w:szCs w:val="16"/>
-        </w:rPr>
-        <w:tab/>
-      </w:r>
-      <w:r>
-        <w:rPr>
-          <w:rFonts w:ascii="Arial Narrow" w:eastAsia="Arial Narrow" w:hAnsi="Arial Narrow" w:cs="Arial Narrow"/>
-          <w:b/>
-          <w:sz w:val="16"/>
-          <w:szCs w:val="16"/>
-        </w:rPr>
-        <w:t>DIRECTIVA 001-2008/TRI-INDECOPI, DIRECTIVA SOBRE CONFIDENCIALIDAD DE LA INFORMACIÓN EN LOS PROCEDIMIENTOS SEGUIDOS POR LOS ÓRGANOS FUNCIONALES DEL INDECOPI, MODIFICADA POR LA DIRECTIVA 002-2017/TRI-INDECOPI Y LA DIRECTIVA 003-2022/TRI-INDECOPI</w:t>
-      </w:r>
-    </w:p>
-    <w:p>
-      <w:pPr>
-        <w:pStyle w:val="Textonotapie"/>
-        <w:ind w:left="567" w:hanging="12"/>
-        <w:jc w:val="both"/>
-        <w:rPr>
-          <w:rFonts w:ascii="Arial Narrow" w:eastAsia="Arial Narrow" w:hAnsi="Arial Narrow" w:cs="Arial Narrow"/>
-          <w:b/>
-          <w:bCs/>
-          <w:sz w:val="16"/>
-          <w:szCs w:val="16"/>
-        </w:rPr>
-      </w:pPr>
-      <w:r>
-        <w:rPr>
-          <w:rFonts w:ascii="Arial Narrow" w:eastAsia="Arial Narrow" w:hAnsi="Arial Narrow" w:cs="Arial Narrow"/>
-          <w:b/>
-          <w:bCs/>
-          <w:sz w:val="16"/>
-          <w:szCs w:val="16"/>
-        </w:rPr>
-        <w:t>5. Medidas de seguridad a adoptar en el caso de información confidencial</w:t>
-      </w:r>
-    </w:p>
-    <w:p>
-      <w:pPr>
-        <w:pStyle w:val="paragraph"/>
-        <w:spacing w:before="0" w:beforeAutospacing="0" w:after="0" w:afterAutospacing="0"/>
-        <w:ind w:left="555"/>
-        <w:jc w:val="both"/>
-        <w:textAlignment w:val="baseline"/>
-        <w:rPr>
-          <w:rFonts w:ascii="Arial Narrow" w:eastAsia="Arial Narrow" w:hAnsi="Arial Narrow" w:cs="Arial Narrow"/>
-          <w:sz w:val="16"/>
-          <w:szCs w:val="16"/>
-        </w:rPr>
-      </w:pPr>
-      <w:r>
-        <w:rPr>
-          <w:rStyle w:val="normaltextrun"/>
-          <w:rFonts w:ascii="Arial Narrow" w:eastAsia="Arial Narrow" w:hAnsi="Arial Narrow" w:cs="Arial Narrow"/>
-          <w:sz w:val="16"/>
-          <w:szCs w:val="16"/>
-        </w:rPr>
-        <w:t>(…)</w:t>
-      </w:r>
-      <w:r>
-        <w:rPr>
-          <w:rStyle w:val="eop"/>
-          <w:rFonts w:ascii="Arial Narrow" w:eastAsia="Arial Narrow" w:hAnsi="Arial Narrow" w:cs="Arial Narrow"/>
-          <w:sz w:val="16"/>
-          <w:szCs w:val="16"/>
-        </w:rPr>
-        <w:t> </w:t>
-      </w:r>
-    </w:p>
-    <w:p>
-      <w:pPr>
-        <w:pStyle w:val="Textonotapie"/>
-        <w:ind w:left="1134" w:hanging="567"/>
-        <w:jc w:val="both"/>
-        <w:rPr>
-          <w:rFonts w:ascii="Arial Narrow" w:eastAsia="Arial Narrow" w:hAnsi="Arial Narrow" w:cs="Arial Narrow"/>
-          <w:sz w:val="16"/>
-          <w:szCs w:val="16"/>
-        </w:rPr>
-      </w:pPr>
-      <w:r>
-        <w:rPr>
-          <w:rFonts w:ascii="Arial Narrow" w:eastAsia="Arial Narrow" w:hAnsi="Arial Narrow" w:cs="Arial Narrow"/>
-          <w:sz w:val="16"/>
-          <w:szCs w:val="16"/>
-        </w:rPr>
-        <w:t xml:space="preserve">5.11 </w:t>
-      </w:r>
-      <w:r>
-        <w:rPr>
-          <w:rFonts w:ascii="Arial Narrow" w:eastAsia="Arial Narrow" w:hAnsi="Arial Narrow" w:cs="Arial Narrow"/>
-          <w:sz w:val="16"/>
-          <w:szCs w:val="16"/>
-        </w:rPr>
-        <w:tab/>
-        <w:t xml:space="preserve">En caso de que el titular de la información previamente declarada confidencial presente de manera posterior un nuevo escrito o documento que contenga la misma </w:t>
-      </w:r>
-      <w:proofErr w:type="gramStart"/>
-      <w:r>
-        <w:rPr>
-          <w:rFonts w:ascii="Arial Narrow" w:eastAsia="Arial Narrow" w:hAnsi="Arial Narrow" w:cs="Arial Narrow"/>
-          <w:sz w:val="16"/>
-          <w:szCs w:val="16"/>
-        </w:rPr>
-        <w:t>información</w:t>
-      </w:r>
-      <w:r>
-        <w:rPr>
-          <w:rFonts w:ascii="Arial Narrow" w:eastAsia="Arial Narrow" w:hAnsi="Arial Narrow" w:cs="Arial Narrow"/>
-          <w:sz w:val="16"/>
-          <w:szCs w:val="16"/>
-        </w:rPr>
-        <w:t>,</w:t>
-      </w:r>
-      <w:proofErr w:type="gramEnd"/>
-      <w:r>
-        <w:rPr>
-          <w:rFonts w:ascii="Arial Narrow" w:eastAsia="Arial Narrow" w:hAnsi="Arial Narrow" w:cs="Arial Narrow"/>
-          <w:sz w:val="16"/>
-          <w:szCs w:val="16"/>
-        </w:rPr>
-        <w:t xml:space="preserve"> deberá adjuntar una “versión confidencial” que señale —de manera clara y precisa— en qué parte está incluida la información previamente declarada confidencial. </w:t>
-      </w:r>
-    </w:p>
-    <w:p>
-      <w:pPr>
-        <w:pStyle w:val="Textonotapie"/>
-        <w:ind w:left="1134"/>
-        <w:jc w:val="both"/>
-        <w:rPr>
-          <w:rFonts w:ascii="Arial Narrow" w:eastAsia="Arial Narrow" w:hAnsi="Arial Narrow" w:cs="Arial Narrow"/>
-          <w:sz w:val="16"/>
-          <w:szCs w:val="16"/>
-        </w:rPr>
-      </w:pPr>
-      <w:r>
-        <w:rPr>
-          <w:rFonts w:ascii="Arial Narrow" w:eastAsia="Arial Narrow" w:hAnsi="Arial Narrow" w:cs="Arial Narrow"/>
-          <w:sz w:val="16"/>
-          <w:szCs w:val="16"/>
-        </w:rPr>
-        <w:t xml:space="preserve">Adicionalmente, el administrado deberá presentar una “versión no confidencial” del referido escrito o documento, cubriendo de forma identificable aquellas secciones en las que haya figurado la información confidencial, a efectos de que dicha versión sea incorporada en el expediente principal y puesta en conocimiento de las partes y de terceros, según corresponda. </w:t>
-      </w:r>
-    </w:p>
-    <w:p>
-      <w:pPr>
-        <w:pStyle w:val="Textonotapie"/>
-        <w:ind w:left="1134"/>
-        <w:jc w:val="both"/>
-        <w:rPr>
-          <w:rFonts w:ascii="Arial Narrow" w:eastAsia="Arial Narrow" w:hAnsi="Arial Narrow" w:cs="Arial Narrow"/>
-          <w:sz w:val="16"/>
-          <w:szCs w:val="16"/>
-        </w:rPr>
-      </w:pPr>
-      <w:r>
-        <w:rPr>
-          <w:rFonts w:ascii="Arial Narrow" w:eastAsia="Arial Narrow" w:hAnsi="Arial Narrow" w:cs="Arial Narrow"/>
-          <w:sz w:val="16"/>
-          <w:szCs w:val="16"/>
-        </w:rPr>
-        <w:t xml:space="preserve">En caso de que el administrado no cumpla con lo señalado en el párrafo anterior, la autoridad le concederá un plazo de hasta 5 (cinco) días hábiles para la presentación de la “versión no confidencial”, bajo apercibimiento de proceder conforme a lo señalado en el numeral 5.12 de la presente Directiva. </w:t>
-      </w:r>
-    </w:p>
-    <w:p>
-      <w:pPr>
-        <w:pStyle w:val="Textonotapie"/>
-        <w:ind w:left="1134" w:hanging="567"/>
-        <w:jc w:val="both"/>
-        <w:rPr>
-          <w:rFonts w:ascii="Arial Narrow" w:eastAsia="Arial Narrow" w:hAnsi="Arial Narrow" w:cs="Arial Narrow"/>
-          <w:sz w:val="16"/>
-          <w:szCs w:val="16"/>
-        </w:rPr>
-      </w:pPr>
-    </w:p>
-    <w:p>
-      <w:pPr>
-        <w:pStyle w:val="Textonotapie"/>
-        <w:ind w:left="1134" w:hanging="567"/>
-        <w:jc w:val="both"/>
-        <w:rPr>
-          <w:rFonts w:ascii="Arial Narrow" w:eastAsia="Arial Narrow" w:hAnsi="Arial Narrow" w:cs="Arial Narrow"/>
-          <w:sz w:val="16"/>
-          <w:szCs w:val="16"/>
-        </w:rPr>
-      </w:pPr>
-      <w:r>
-        <w:rPr>
-          <w:rFonts w:ascii="Arial Narrow" w:eastAsia="Arial Narrow" w:hAnsi="Arial Narrow" w:cs="Arial Narrow"/>
-          <w:sz w:val="16"/>
-          <w:szCs w:val="16"/>
-        </w:rPr>
-        <w:t xml:space="preserve">5.12 </w:t>
-      </w:r>
-      <w:r>
-        <w:rPr>
-          <w:rFonts w:ascii="Arial Narrow" w:eastAsia="Arial Narrow" w:hAnsi="Arial Narrow" w:cs="Arial Narrow"/>
-          <w:sz w:val="16"/>
-          <w:szCs w:val="16"/>
-        </w:rPr>
-        <w:tab/>
-        <w:t>En caso de que el titular de la información previamente declarada confidencial no cumpla con lo dispuesto en el numeral 5.11 de la presente Directiva, la autoridad incorporará al expediente principal dicha documentación en su integridad y la trasladará sin ninguna medida de seguridad en particular, de ser el caso, siendo la divulgación de tal información de responsabilidad del propio administrado.</w:t>
-      </w:r>
-    </w:p>
-    <w:p>
-      <w:pPr>
-        <w:pStyle w:val="Textonotapie"/>
-        <w:ind w:left="567" w:hanging="567"/>
-        <w:jc w:val="both"/>
-        <w:rPr>
-          <w:rFonts w:ascii="Arial Narrow" w:eastAsia="Arial Narrow" w:hAnsi="Arial Narrow" w:cs="Arial Narrow"/>
-          <w:b/>
-          <w:sz w:val="16"/>
-          <w:szCs w:val="16"/>
-        </w:rPr>
-      </w:pPr>
     </w:p>
   </w:footnote>
   <w:footnote w:id="6">
     <w:p>
       <w:pPr>
         <w:pStyle w:val="Textonotapie"/>
+        <w:tabs>
+          <w:tab w:val="left" w:pos="567"/>
+        </w:tabs>
         <w:ind w:left="567" w:hanging="567"/>
         <w:jc w:val="both"/>
         <w:rPr>
@@ -10491,7 +10538,8 @@
           <w:sz w:val="16"/>
           <w:szCs w:val="16"/>
         </w:rPr>
-        <w:t xml:space="preserve"> </w:t>
+        <w:tab/>
+        <w:t xml:space="preserve"/>
       </w:r>
       <w:r>
         <w:rPr>
@@ -10589,17 +10637,21 @@
         <w:jc w:val="both"/>
         <w:rPr>
           <w:rFonts w:ascii="Arial Narrow" w:eastAsia="Arial Narrow" w:hAnsi="Arial Narrow" w:cs="Arial Narrow"/>
-          <w:sz w:val="16"/>
-          <w:szCs w:val="16"/>
-        </w:rPr>
-      </w:pPr>
-      <w:r>
-        <w:rPr>
-          <w:rFonts w:ascii="Arial Narrow" w:eastAsia="Arial Narrow" w:hAnsi="Arial Narrow" w:cs="Arial Narrow"/>
-          <w:sz w:val="16"/>
-          <w:szCs w:val="16"/>
-        </w:rPr>
-        <w:t xml:space="preserve"> </w:t>
+          <w:b/>
+          <w:bCs/>
+          <w:sz w:val="16"/>
+          <w:szCs w:val="16"/>
+        </w:rPr>
+      </w:pPr>
+      <w:r>
+        <w:rPr>
+          <w:rFonts w:ascii="Arial Narrow" w:eastAsia="Arial Narrow" w:hAnsi="Arial Narrow" w:cs="Arial Narrow"/>
+          <w:b/>
+          <w:bCs/>
+          <w:sz w:val="16"/>
+          <w:szCs w:val="16"/>
+        </w:rPr>
+        <w:t xml:space="preserve">LEY DE ORGANIZACIÓN Y FUNCIONES DEL INDECOPI, APROBADA POR DECRETO LEGISLATIVO 1033 </w:t>
       </w:r>
     </w:p>
     <w:p>
@@ -10609,21 +10661,45 @@
         <w:jc w:val="both"/>
         <w:rPr>
           <w:rFonts w:ascii="Arial Narrow" w:eastAsia="Arial Narrow" w:hAnsi="Arial Narrow" w:cs="Arial Narrow"/>
-          <w:b/>
-          <w:bCs/>
-          <w:sz w:val="16"/>
-          <w:szCs w:val="16"/>
-        </w:rPr>
-      </w:pPr>
-      <w:r>
-        <w:rPr>
-          <w:rFonts w:ascii="Arial Narrow" w:eastAsia="Arial Narrow" w:hAnsi="Arial Narrow" w:cs="Arial Narrow"/>
-          <w:b/>
-          <w:bCs/>
-          <w:sz w:val="16"/>
-          <w:szCs w:val="16"/>
-        </w:rPr>
-        <w:t xml:space="preserve">LEY DE ORGANIZACIÓN Y FUNCIONES DEL INDECOPI, APROBADA POR DECRETO LEGISLATIVO 1033 </w:t>
+          <w:sz w:val="16"/>
+          <w:szCs w:val="16"/>
+        </w:rPr>
+      </w:pPr>
+      <w:r>
+        <w:rPr>
+          <w:rFonts w:ascii="Arial Narrow" w:eastAsia="Arial Narrow" w:hAnsi="Arial Narrow" w:cs="Arial Narrow"/>
+          <w:b/>
+          <w:bCs/>
+          <w:sz w:val="16"/>
+          <w:szCs w:val="16"/>
+        </w:rPr>
+        <w:t>Artículo 27.-</w:t>
+      </w:r>
+      <w:r>
+        <w:rPr>
+          <w:rFonts w:ascii="Arial Narrow" w:eastAsia="Arial Narrow" w:hAnsi="Arial Narrow" w:cs="Arial Narrow"/>
+          <w:sz w:val="16"/>
+          <w:szCs w:val="16"/>
+        </w:rPr>
+        <w:t xml:space="preserve"> De la Comisión de Protección al </w:t>
+      </w:r>
+      <w:proofErr w:type="gramStart"/>
+      <w:r>
+        <w:rPr>
+          <w:rFonts w:ascii="Arial Narrow" w:eastAsia="Arial Narrow" w:hAnsi="Arial Narrow" w:cs="Arial Narrow"/>
+          <w:sz w:val="16"/>
+          <w:szCs w:val="16"/>
+        </w:rPr>
+        <w:t>Consumidor.-</w:t>
+      </w:r>
+      <w:proofErr w:type="gramEnd"/>
+      <w:r>
+        <w:rPr>
+          <w:rFonts w:ascii="Arial Narrow" w:eastAsia="Arial Narrow" w:hAnsi="Arial Narrow" w:cs="Arial Narrow"/>
+          <w:sz w:val="16"/>
+          <w:szCs w:val="16"/>
+        </w:rPr>
+        <w:t xml:space="preserve"> </w:t>
       </w:r>
     </w:p>
     <w:p>
@@ -10640,78 +10716,10 @@
       <w:r>
         <w:rPr>
           <w:rFonts w:ascii="Arial Narrow" w:eastAsia="Arial Narrow" w:hAnsi="Arial Narrow" w:cs="Arial Narrow"/>
-          <w:b/>
-          <w:bCs/>
-          <w:sz w:val="16"/>
-          <w:szCs w:val="16"/>
-        </w:rPr>
-        <w:t>Artículo 27.-</w:t>
-      </w:r>
-      <w:r>
-        <w:rPr>
-          <w:rFonts w:ascii="Arial Narrow" w:eastAsia="Arial Narrow" w:hAnsi="Arial Narrow" w:cs="Arial Narrow"/>
-          <w:sz w:val="16"/>
-          <w:szCs w:val="16"/>
-        </w:rPr>
-        <w:t xml:space="preserve"> De la Comisión de Protección al </w:t>
-      </w:r>
-      <w:proofErr w:type="gramStart"/>
-      <w:r>
-        <w:rPr>
-          <w:rFonts w:ascii="Arial Narrow" w:eastAsia="Arial Narrow" w:hAnsi="Arial Narrow" w:cs="Arial Narrow"/>
-          <w:sz w:val="16"/>
-          <w:szCs w:val="16"/>
-        </w:rPr>
-        <w:t>Consumidor.-</w:t>
-      </w:r>
-      <w:proofErr w:type="gramEnd"/>
-      <w:r>
-        <w:rPr>
-          <w:rFonts w:ascii="Arial Narrow" w:eastAsia="Arial Narrow" w:hAnsi="Arial Narrow" w:cs="Arial Narrow"/>
-          <w:sz w:val="16"/>
-          <w:szCs w:val="16"/>
-        </w:rPr>
-        <w:t xml:space="preserve"> </w:t>
-      </w:r>
-    </w:p>
-    <w:p>
-      <w:pPr>
-        <w:pStyle w:val="Textonotapie"/>
-        <w:ind w:left="567"/>
-        <w:jc w:val="both"/>
-        <w:rPr>
-          <w:rFonts w:ascii="Arial Narrow" w:eastAsia="Arial Narrow" w:hAnsi="Arial Narrow" w:cs="Arial Narrow"/>
-          <w:sz w:val="16"/>
-          <w:szCs w:val="16"/>
-        </w:rPr>
-      </w:pPr>
-      <w:r>
-        <w:rPr>
-          <w:rFonts w:ascii="Arial Narrow" w:eastAsia="Arial Narrow" w:hAnsi="Arial Narrow" w:cs="Arial Narrow"/>
           <w:sz w:val="16"/>
           <w:szCs w:val="16"/>
         </w:rPr>
         <w:t xml:space="preserve">Corresponde a la Comisión de Protección al Consumidor velar por el cumplimiento de la Ley de Protección al Consumidor y de las leyes que, en general, protegen a los consumidores de la falta de idoneidad de los bienes y servicios en función de la información brindada, de las omisiones de información y de la discriminación en el consumo, así como de aquellas que complementen o sustituyan a las anteriores. </w:t>
-      </w:r>
-    </w:p>
-    <w:p>
-      <w:pPr>
-        <w:pStyle w:val="Textonotapie"/>
-        <w:ind w:left="567"/>
-        <w:jc w:val="both"/>
-        <w:rPr>
-          <w:rFonts w:ascii="Arial Narrow" w:eastAsia="Arial Narrow" w:hAnsi="Arial Narrow" w:cs="Arial Narrow"/>
-          <w:sz w:val="16"/>
-          <w:szCs w:val="16"/>
-        </w:rPr>
-      </w:pPr>
-      <w:r>
-        <w:rPr>
-          <w:rFonts w:ascii="Arial Narrow" w:eastAsia="Arial Narrow" w:hAnsi="Arial Narrow" w:cs="Arial Narrow"/>
-          <w:sz w:val="16"/>
-          <w:szCs w:val="16"/>
-        </w:rPr>
-        <w:t xml:space="preserve"> </w:t>
       </w:r>
     </w:p>
     <w:p>
@@ -10894,7 +10902,8 @@
           <w:sz w:val="16"/>
           <w:szCs w:val="16"/>
         </w:rPr>
-        <w:t xml:space="preserve"> </w:t>
+        <w:tab/>
+        <w:t xml:space="preserve"/>
       </w:r>
       <w:r>
         <w:rPr>
@@ -10990,18 +10999,6 @@
         </w:rPr>
         <w:t>La idoneidad es evaluada en función a la propia naturaleza del producto o servicio y a su aptitud para satisfacer la finalidad para la cual ha sido puesto en el mercado. Las autorizaciones por parte de los organismos del Estado para la fabricación de un producto o la prestación de un servicio, en los casos que sea necesario, no eximen de responsabilidad al proveedor frente al consumidor.</w:t>
       </w:r>
-    </w:p>
-    <w:p>
-      <w:pPr>
-        <w:pStyle w:val="Textonotapie"/>
-        <w:ind w:left="567" w:right="-1"/>
-        <w:jc w:val="both"/>
-        <w:rPr>
-          <w:rFonts w:ascii="Arial Narrow" w:eastAsia="Arial Narrow" w:hAnsi="Arial Narrow" w:cs="Arial Narrow"/>
-          <w:sz w:val="16"/>
-          <w:szCs w:val="16"/>
-        </w:rPr>
-      </w:pPr>
     </w:p>
     <w:p>
       <w:pPr>
@@ -11096,7 +11093,8 @@
           <w:sz w:val="16"/>
           <w:szCs w:val="16"/>
         </w:rPr>
-        <w:t xml:space="preserve"> </w:t>
+        <w:tab/>
+        <w:t xml:space="preserve"/>
       </w:r>
       <w:r>
         <w:rPr>
@@ -11234,23 +11232,6 @@
     <w:p>
       <w:pPr>
         <w:pStyle w:val="Textonotapie"/>
-        <w:tabs>
-          <w:tab w:val="left" w:pos="567"/>
-        </w:tabs>
-        <w:ind w:left="567" w:right="-1" w:hanging="567"/>
-        <w:jc w:val="both"/>
-        <w:rPr>
-          <w:rFonts w:ascii="Arial Narrow" w:eastAsia="Arial Narrow" w:hAnsi="Arial Narrow" w:cs="Arial Narrow"/>
-          <w:b/>
-          <w:bCs/>
-          <w:sz w:val="16"/>
-          <w:szCs w:val="16"/>
-        </w:rPr>
-      </w:pPr>
-    </w:p>
-    <w:p>
-      <w:pPr>
-        <w:pStyle w:val="Textonotapie"/>
         <w:ind w:firstLine="567"/>
         <w:jc w:val="both"/>
         <w:rPr>
@@ -11423,7 +11404,8 @@
           <w:sz w:val="16"/>
           <w:szCs w:val="16"/>
         </w:rPr>
-        <w:t xml:space="preserve"> </w:t>
+        <w:tab/>
+        <w:t xml:space="preserve"/>
       </w:r>
       <w:r>
         <w:rPr>
@@ -11660,6 +11642,9 @@
   <w:footnote w:id="10">
     <w:p>
       <w:pPr>
+        <w:tabs>
+          <w:tab w:val="left" w:pos="567"/>
+        </w:tabs>
         <w:ind w:left="567" w:hanging="567"/>
         <w:jc w:val="both"/>
         <w:rPr>
@@ -11684,15 +11669,16 @@
           <w:sz w:val="16"/>
           <w:szCs w:val="16"/>
         </w:rPr>
-        <w:t xml:space="preserve"> </w:t>
-      </w:r>
-      <w:r>
-        <w:rPr>
-          <w:rFonts w:ascii="Arial Narrow" w:eastAsia="Arial Narrow" w:hAnsi="Arial Narrow" w:cs="Arial Narrow"/>
-          <w:sz w:val="16"/>
-          <w:szCs w:val="16"/>
-        </w:rPr>
         <w:tab/>
+        <w:t xml:space="preserve"/>
+      </w:r>
+      <w:r>
+        <w:rPr>
+          <w:rFonts w:ascii="Arial Narrow" w:eastAsia="Arial Narrow" w:hAnsi="Arial Narrow" w:cs="Arial Narrow"/>
+          <w:sz w:val="16"/>
+          <w:szCs w:val="16"/>
+        </w:rPr>
+        <w:tab/>
       </w:r>
       <w:r>
         <w:rPr>
@@ -11765,10 +11751,20 @@
       <w:r>
         <w:rPr>
           <w:rFonts w:ascii="Arial Narrow" w:eastAsia="Arial Narrow" w:hAnsi="Arial Narrow" w:cs="Arial Narrow"/>
-          <w:sz w:val="16"/>
-          <w:szCs w:val="16"/>
-        </w:rPr>
-        <w:t xml:space="preserve"> </w:t>
+          <w:b/>
+          <w:bCs/>
+          <w:sz w:val="16"/>
+          <w:szCs w:val="16"/>
+        </w:rPr>
+        <w:t xml:space="preserve">Artículo 2.- </w:t>
+      </w:r>
+      <w:r>
+        <w:rPr>
+          <w:rFonts w:ascii="Arial Narrow" w:eastAsia="Arial Narrow" w:hAnsi="Arial Narrow" w:cs="Arial Narrow"/>
+          <w:sz w:val="16"/>
+          <w:szCs w:val="16"/>
+        </w:rPr>
+        <w:t>Sin que la presente enumeración tenga carácter taxativo cada Comisión, Oficina o Sala del Tribunal del INDECOPI tiene las siguientes facultades:</w:t>
       </w:r>
     </w:p>
     <w:p>
@@ -11784,20 +11780,10 @@
       <w:r>
         <w:rPr>
           <w:rFonts w:ascii="Arial Narrow" w:eastAsia="Arial Narrow" w:hAnsi="Arial Narrow" w:cs="Arial Narrow"/>
-          <w:b/>
-          <w:bCs/>
-          <w:sz w:val="16"/>
-          <w:szCs w:val="16"/>
-        </w:rPr>
-        <w:t xml:space="preserve">Artículo 2.- </w:t>
-      </w:r>
-      <w:r>
-        <w:rPr>
-          <w:rFonts w:ascii="Arial Narrow" w:eastAsia="Arial Narrow" w:hAnsi="Arial Narrow" w:cs="Arial Narrow"/>
-          <w:sz w:val="16"/>
-          <w:szCs w:val="16"/>
-        </w:rPr>
-        <w:t>Sin que la presente enumeración tenga carácter taxativo cada Comisión, Oficina o Sala del Tribunal del INDECOPI tiene las siguientes facultades:</w:t>
+          <w:sz w:val="16"/>
+          <w:szCs w:val="16"/>
+        </w:rPr>
+        <w:t>a) Exigir a las personas naturales o jurídicas la exhibición de todo tipo de documentos, incluyendo los libros contables y societarios, los comprobantes de pago, la correspondencia comercial y los registros magnéticos incluyendo, en este caso, los programas que fueran necesarios para su lectura; así como solicitar información referida a la organización, los negocios, el accionariado y la estructura de propiedad de las empresas.</w:t>
       </w:r>
     </w:p>
     <w:p>
@@ -11816,44 +11802,7 @@
           <w:sz w:val="16"/>
           <w:szCs w:val="16"/>
         </w:rPr>
-        <w:t>a) Exigir a las personas naturales o jurídicas la exhibición de todo tipo de documentos, incluyendo los libros contables y societarios, los comprobantes de pago, la correspondencia comercial y los registros magnéticos incluyendo, en este caso, los programas que fueran necesarios para su lectura; así como solicitar información referida a la organización, los negocios, el accionariado y la estructura de propiedad de las empresas.</w:t>
-      </w:r>
-    </w:p>
-    <w:p>
-      <w:pPr>
-        <w:ind w:left="567"/>
-        <w:jc w:val="both"/>
-        <w:rPr>
-          <w:rFonts w:ascii="Arial Narrow" w:eastAsia="Arial Narrow" w:hAnsi="Arial Narrow" w:cs="Arial Narrow"/>
-          <w:sz w:val="16"/>
-          <w:szCs w:val="16"/>
-        </w:rPr>
-      </w:pPr>
-      <w:r>
-        <w:rPr>
-          <w:rFonts w:ascii="Arial Narrow" w:eastAsia="Arial Narrow" w:hAnsi="Arial Narrow" w:cs="Arial Narrow"/>
-          <w:sz w:val="16"/>
-          <w:szCs w:val="16"/>
-        </w:rPr>
         <w:t>(...).</w:t>
-      </w:r>
-    </w:p>
-    <w:p>
-      <w:pPr>
-        <w:jc w:val="both"/>
-        <w:rPr>
-          <w:rFonts w:ascii="Arial Narrow" w:eastAsia="Arial Narrow" w:hAnsi="Arial Narrow" w:cs="Arial Narrow"/>
-          <w:sz w:val="16"/>
-          <w:szCs w:val="16"/>
-        </w:rPr>
-      </w:pPr>
-      <w:r>
-        <w:rPr>
-          <w:rFonts w:ascii="Arial Narrow" w:eastAsia="Arial Narrow" w:hAnsi="Arial Narrow" w:cs="Arial Narrow"/>
-          <w:sz w:val="16"/>
-          <w:szCs w:val="16"/>
-        </w:rPr>
-        <w:t xml:space="preserve"> </w:t>
       </w:r>
     </w:p>
     <w:p>
@@ -11996,6 +11945,9 @@
     <w:p>
       <w:pPr>
         <w:pStyle w:val="Textonotapie"/>
+        <w:tabs>
+          <w:tab w:val="left" w:pos="567"/>
+        </w:tabs>
         <w:ind w:left="567" w:hanging="567"/>
         <w:jc w:val="both"/>
         <w:rPr>
@@ -12020,7 +11972,8 @@
           <w:sz w:val="16"/>
           <w:szCs w:val="16"/>
         </w:rPr>
-        <w:t xml:space="preserve"> </w:t>
+        <w:tab/>
+        <w:t xml:space="preserve"/>
       </w:r>
       <w:r>
         <w:rPr>
@@ -12077,6 +12030,9 @@
     <w:p>
       <w:pPr>
         <w:pStyle w:val="Textonotapie"/>
+        <w:tabs>
+          <w:tab w:val="left" w:pos="567"/>
+        </w:tabs>
         <w:ind w:left="567" w:hanging="567"/>
         <w:jc w:val="both"/>
         <w:rPr>
@@ -12101,7 +12057,8 @@
           <w:sz w:val="16"/>
           <w:szCs w:val="16"/>
         </w:rPr>
-        <w:t xml:space="preserve"> </w:t>
+        <w:tab/>
+        <w:t xml:space="preserve"/>
       </w:r>
       <w:r>
         <w:rPr>
@@ -12244,7 +12201,50 @@
       </w:pPr>
     </w:p>
   </w:footnote>
-  <w:footnote w:id="19">
+  <w:footnote w:id="13">
+    <w:p>
+      <w:pPr>
+        <w:pStyle w:val="Textonotapie"/>
+        <w:tabs>
+          <w:tab w:val="left" w:pos="567"/>
+        </w:tabs>
+        <w:ind w:left="567" w:hanging="567"/>
+        <w:jc w:val="both"/>
+        <w:rPr>
+          <w:rFonts w:ascii="Arial Narrow" w:eastAsia="Arial Narrow" w:hAnsi="Arial Narrow" w:cs="Arial Narrow"/>
+          <w:sz w:val="16"/>
+          <w:szCs w:val="16"/>
+        </w:rPr>
+      </w:pPr>
+      <w:r>
+        <w:rPr>
+          <w:rStyle w:val="Refdenotaalpie"/>
+          <w:rFonts w:ascii="Arial Narrow" w:eastAsia="Arial Narrow" w:hAnsi="Arial Narrow" w:cs="Arial Narrow"/>
+          <w:sz w:val="16"/>
+          <w:szCs w:val="16"/>
+          <w:vertAlign w:val="superscript"/>
+        </w:rPr>
+        <w:footnoteRef/>
+      </w:r>
+      <w:r>
+        <w:rPr>
+          <w:rFonts w:ascii="Arial Narrow" w:eastAsia="Arial Narrow" w:hAnsi="Arial Narrow" w:cs="Arial Narrow"/>
+          <w:sz w:val="16"/>
+          <w:szCs w:val="16"/>
+        </w:rPr>
+        <w:tab/>
+      </w:r>
+      <w:r>
+        <w:rPr>
+          <w:rFonts w:ascii="Arial Narrow" w:eastAsia="Arial Narrow" w:hAnsi="Arial Narrow" w:cs="Arial Narrow"/>
+          <w:b/>
+          <w:bCs/>
+          <w:sz w:val="16"/>
+          <w:szCs w:val="16"/>
+        </w:rPr>
+        <w:t xml:space="preserve">DECRETO LEGISLATIVO 807, LEY SOBRE FACULTADES, NORMAS Y ORGANIZACIÓN DEL INDECOPI, publicado el 18 de abril de 1996</w:t>
+      </w:r>
+    </w:p>
     <w:p>
       <w:pPr>
         <w:pStyle w:val="Textonotapie"/>
@@ -12258,16 +12258,6 @@
       </w:pPr>
       <w:r>
         <w:rPr>
-          <w:rStyle w:val="Refdenotaalpie"/>
-          <w:rFonts w:ascii="Arial Narrow" w:eastAsia="Arial Narrow" w:hAnsi="Arial Narrow" w:cs="Arial Narrow"/>
-          <w:sz w:val="16"/>
-          <w:szCs w:val="16"/>
-          <w:vertAlign w:val="superscript"/>
-        </w:rPr>
-        <w:footnoteRef/>
-      </w:r>
-      <w:r>
-        <w:rPr>
           <w:rFonts w:ascii="Arial Narrow" w:eastAsia="Arial Narrow" w:hAnsi="Arial Narrow" w:cs="Arial Narrow"/>
           <w:sz w:val="16"/>
           <w:szCs w:val="16"/>
@@ -12282,7 +12272,15 @@
           <w:sz w:val="16"/>
           <w:szCs w:val="16"/>
         </w:rPr>
-        <w:t xml:space="preserve">DECRETO LEGISLATIVO 807, LEY SOBRE FACULTADES, NORMAS Y ORGANIZACIÓN DEL INDECOPI, publicado el 18 de abril de 1996</w:t>
+        <w:t xml:space="preserve">Artículo 26.-</w:t>
+      </w:r>
+      <w:r>
+        <w:rPr>
+          <w:rFonts w:ascii="Arial Narrow" w:eastAsia="Arial Narrow" w:hAnsi="Arial Narrow" w:cs="Arial Narrow"/>
+          <w:sz w:val="16"/>
+          <w:szCs w:val="16"/>
+        </w:rPr>
+        <w:t xml:space="preserve"> Una vez admitida a trámite la denuncia, se correrá traslado de la misma al denunciado, a fin de que éste presente su descargo. El plazo para la presentación del descargo será de cinco (5) días contados desde la notificación, vencido el cual, el Secretario Técnico declarará en rebeldía al denunciado que no lo hubiera presentado.</w:t>
       </w:r>
     </w:p>
     <w:p>
@@ -12296,6 +12294,33 @@
           <w:szCs w:val="16"/>
         </w:rPr>
       </w:pPr>
+    </w:p>
+  </w:footnote>
+  <w:footnote w:id="14">
+    <w:p>
+      <w:pPr>
+        <w:pStyle w:val="Textonotapie"/>
+        <w:tabs>
+          <w:tab w:val="left" w:pos="567"/>
+        </w:tabs>
+        <w:ind w:left="567" w:hanging="567"/>
+        <w:jc w:val="both"/>
+        <w:rPr>
+          <w:rFonts w:ascii="Arial Narrow" w:eastAsia="Arial Narrow" w:hAnsi="Arial Narrow" w:cs="Arial Narrow"/>
+          <w:sz w:val="16"/>
+          <w:szCs w:val="16"/>
+        </w:rPr>
+      </w:pPr>
+      <w:r>
+        <w:rPr>
+          <w:rStyle w:val="Refdenotaalpie"/>
+          <w:rFonts w:ascii="Arial Narrow" w:eastAsia="Arial Narrow" w:hAnsi="Arial Narrow" w:cs="Arial Narrow"/>
+          <w:sz w:val="16"/>
+          <w:szCs w:val="16"/>
+          <w:vertAlign w:val="superscript"/>
+        </w:rPr>
+        <w:footnoteRef/>
+      </w:r>
       <w:r>
         <w:rPr>
           <w:rFonts w:ascii="Arial Narrow" w:eastAsia="Arial Narrow" w:hAnsi="Arial Narrow" w:cs="Arial Narrow"/>
@@ -12312,15 +12337,7 @@
           <w:sz w:val="16"/>
           <w:szCs w:val="16"/>
         </w:rPr>
-        <w:t xml:space="preserve">Artículo 26.-</w:t>
-      </w:r>
-      <w:r>
-        <w:rPr>
-          <w:rFonts w:ascii="Arial Narrow" w:eastAsia="Arial Narrow" w:hAnsi="Arial Narrow" w:cs="Arial Narrow"/>
-          <w:sz w:val="16"/>
-          <w:szCs w:val="16"/>
-        </w:rPr>
-        <w:t xml:space="preserve"> Una vez admitida a trámite la denuncia, se correrá traslado de la misma al denunciado, a fin de que éste presente su descargo. El plazo para la presentación del descargo será de cinco (5) días contados desde la notificación, vencido el cual, el Secretario Técnico declarará en rebeldía al denunciado que no lo hubiera presentado.</w:t>
+        <w:t xml:space="preserve">DECRETO SUPREMO 006-2026-JUS, TEXTO ÚNICO ORDENADO DE LA LEY 27444, LEY DEL PROCEDIMIENTO ADMINISTRATIVO GENERAL, publicado el 30 de abril de 2026</w:t>
       </w:r>
     </w:p>
     <w:p>
@@ -12334,9 +12351,25 @@
           <w:szCs w:val="16"/>
         </w:rPr>
       </w:pPr>
-    </w:p>
-  </w:footnote>
-  <w:footnote w:id="20">
+      <w:r>
+        <w:rPr>
+          <w:rFonts w:ascii="Arial Narrow" w:eastAsia="Arial Narrow" w:hAnsi="Arial Narrow" w:cs="Arial Narrow"/>
+          <w:sz w:val="16"/>
+          <w:szCs w:val="16"/>
+        </w:rPr>
+        <w:tab/>
+      </w:r>
+      <w:r>
+        <w:rPr>
+          <w:rFonts w:ascii="Arial Narrow" w:eastAsia="Arial Narrow" w:hAnsi="Arial Narrow" w:cs="Arial Narrow"/>
+          <w:b/>
+          <w:bCs/>
+          <w:sz w:val="16"/>
+          <w:szCs w:val="16"/>
+        </w:rPr>
+        <w:t xml:space="preserve">Artículo 223.- Contestación de la reclamación</w:t>
+      </w:r>
+    </w:p>
     <w:p>
       <w:pPr>
         <w:pStyle w:val="Textonotapie"/>
@@ -12350,16 +12383,6 @@
       </w:pPr>
       <w:r>
         <w:rPr>
-          <w:rStyle w:val="Refdenotaalpie"/>
-          <w:rFonts w:ascii="Arial Narrow" w:eastAsia="Arial Narrow" w:hAnsi="Arial Narrow" w:cs="Arial Narrow"/>
-          <w:sz w:val="16"/>
-          <w:szCs w:val="16"/>
-          <w:vertAlign w:val="superscript"/>
-        </w:rPr>
-        <w:footnoteRef/>
-      </w:r>
-      <w:r>
-        <w:rPr>
           <w:rFonts w:ascii="Arial Narrow" w:eastAsia="Arial Narrow" w:hAnsi="Arial Narrow" w:cs="Arial Narrow"/>
           <w:sz w:val="16"/>
           <w:szCs w:val="16"/>
@@ -12369,12 +12392,10 @@
       <w:r>
         <w:rPr>
           <w:rFonts w:ascii="Arial Narrow" w:eastAsia="Arial Narrow" w:hAnsi="Arial Narrow" w:cs="Arial Narrow"/>
-          <w:b/>
-          <w:bCs/>
-          <w:sz w:val="16"/>
-          <w:szCs w:val="16"/>
-        </w:rPr>
-        <w:t xml:space="preserve">DECRETO SUPREMO 006-2026-JUS, TEXTO ÚNICO ORDENADO DE LA LEY 27444, LEY DEL PROCEDIMIENTO ADMINISTRATIVO GENERAL, publicado el 30 de abril de 2026</w:t>
+          <w:sz w:val="16"/>
+          <w:szCs w:val="16"/>
+        </w:rPr>
+        <w:t xml:space="preserve">223.1 El reclamado deberá presentar la contestación de la reclamación dentro de los quince (15) días posteriores a la notificación de ésta; vencido este plazo, la Administración declarará en rebeldía al reclamado que no la hubiera presentado. La contestación deberá contener los requisitos de los escritos previstos en el artículo 113 de la presente Ley, así como la absolución de todos los asuntos controvertidos de hecho y de derecho, Las alegaciones y los hechos relevantes de la reclamación, salvo que hayan sido específicamente negadas en la contestación, se tendrán por aceptadas o merituadas como ciertas.</w:t>
       </w:r>
     </w:p>
     <w:p>
@@ -12388,6 +12409,34 @@
           <w:szCs w:val="16"/>
         </w:rPr>
       </w:pPr>
+    </w:p>
+  </w:footnote>
+  <w:footnote w:id="15">
+    <w:p>
+      <w:pPr>
+        <w:tabs>
+          <w:tab w:val="left" w:pos="567"/>
+        </w:tabs>
+        <w:ind w:left="567" w:hanging="567"/>
+        <w:jc w:val="both"/>
+        <w:rPr>
+          <w:rFonts w:ascii="Arial Narrow" w:eastAsia="Arial Narrow" w:hAnsi="Arial Narrow" w:cs="Arial Narrow"/>
+          <w:b/>
+          <w:bCs/>
+          <w:sz w:val="16"/>
+          <w:szCs w:val="16"/>
+        </w:rPr>
+      </w:pPr>
+      <w:r>
+        <w:rPr>
+          <w:rStyle w:val="Refdenotaalpie"/>
+          <w:rFonts w:ascii="Arial Narrow" w:eastAsia="Arial Narrow" w:hAnsi="Arial Narrow" w:cs="Arial Narrow"/>
+          <w:sz w:val="16"/>
+          <w:szCs w:val="16"/>
+          <w:vertAlign w:val="superscript"/>
+        </w:rPr>
+        <w:footnoteRef/>
+      </w:r>
       <w:r>
         <w:rPr>
           <w:rFonts w:ascii="Arial Narrow" w:eastAsia="Arial Narrow" w:hAnsi="Arial Narrow" w:cs="Arial Narrow"/>
@@ -12395,89 +12444,7 @@
           <w:szCs w:val="16"/>
         </w:rPr>
         <w:tab/>
-      </w:r>
-      <w:r>
-        <w:rPr>
-          <w:rFonts w:ascii="Arial Narrow" w:eastAsia="Arial Narrow" w:hAnsi="Arial Narrow" w:cs="Arial Narrow"/>
-          <w:b/>
-          <w:bCs/>
-          <w:sz w:val="16"/>
-          <w:szCs w:val="16"/>
-        </w:rPr>
-        <w:t xml:space="preserve">Artículo 223.- Contestación de la reclamación</w:t>
-      </w:r>
-    </w:p>
-    <w:p>
-      <w:pPr>
-        <w:pStyle w:val="Textonotapie"/>
-        <w:ind w:left="567" w:hanging="567"/>
-        <w:jc w:val="both"/>
-        <w:rPr>
-          <w:rFonts w:ascii="Arial Narrow" w:eastAsia="Arial Narrow" w:hAnsi="Arial Narrow" w:cs="Arial Narrow"/>
-          <w:sz w:val="16"/>
-          <w:szCs w:val="16"/>
-        </w:rPr>
-      </w:pPr>
-      <w:r>
-        <w:rPr>
-          <w:rFonts w:ascii="Arial Narrow" w:eastAsia="Arial Narrow" w:hAnsi="Arial Narrow" w:cs="Arial Narrow"/>
-          <w:sz w:val="16"/>
-          <w:szCs w:val="16"/>
-        </w:rPr>
-        <w:tab/>
-      </w:r>
-      <w:r>
-        <w:rPr>
-          <w:rFonts w:ascii="Arial Narrow" w:eastAsia="Arial Narrow" w:hAnsi="Arial Narrow" w:cs="Arial Narrow"/>
-          <w:sz w:val="16"/>
-          <w:szCs w:val="16"/>
-        </w:rPr>
-        <w:t xml:space="preserve">223.1 El reclamado deberá presentar la contestación de la reclamación dentro de los quince (15) días posteriores a la notificación de ésta; vencido este plazo, la Administración declarará en rebeldía al reclamado que no la hubiera presentado. La contestación deberá contener los requisitos de los escritos previstos en el artículo 113 de la presente Ley, así como la absolución de todos los asuntos controvertidos de hecho y de derecho, Las alegaciones y los hechos relevantes de la reclamación, salvo que hayan sido específicamente negadas en la contestación, se tendrán por aceptadas o merituadas como ciertas.</w:t>
-      </w:r>
-    </w:p>
-    <w:p>
-      <w:pPr>
-        <w:pStyle w:val="Textonotapie"/>
-        <w:ind w:left="567" w:hanging="567"/>
-        <w:jc w:val="both"/>
-        <w:rPr>
-          <w:rFonts w:ascii="Arial Narrow" w:eastAsia="Arial Narrow" w:hAnsi="Arial Narrow" w:cs="Arial Narrow"/>
-          <w:sz w:val="16"/>
-          <w:szCs w:val="16"/>
-        </w:rPr>
-      </w:pPr>
-    </w:p>
-  </w:footnote>
-  <w:footnote w:id="14">
-    <w:p>
-      <w:pPr>
-        <w:ind w:left="567" w:hanging="567"/>
-        <w:jc w:val="both"/>
-        <w:rPr>
-          <w:rFonts w:ascii="Arial Narrow" w:eastAsia="Arial Narrow" w:hAnsi="Arial Narrow" w:cs="Arial Narrow"/>
-          <w:b/>
-          <w:bCs/>
-          <w:sz w:val="16"/>
-          <w:szCs w:val="16"/>
-        </w:rPr>
-      </w:pPr>
-      <w:r>
-        <w:rPr>
-          <w:rStyle w:val="Refdenotaalpie"/>
-          <w:rFonts w:ascii="Arial Narrow" w:eastAsia="Arial Narrow" w:hAnsi="Arial Narrow" w:cs="Arial Narrow"/>
-          <w:sz w:val="16"/>
-          <w:szCs w:val="16"/>
-          <w:vertAlign w:val="superscript"/>
-        </w:rPr>
-        <w:footnoteRef/>
-      </w:r>
-      <w:r>
-        <w:rPr>
-          <w:rFonts w:ascii="Arial Narrow" w:eastAsia="Arial Narrow" w:hAnsi="Arial Narrow" w:cs="Arial Narrow"/>
-          <w:sz w:val="16"/>
-          <w:szCs w:val="16"/>
-        </w:rPr>
-        <w:t xml:space="preserve"> </w:t>
+        <w:t xml:space="preserve"/>
       </w:r>
       <w:r>
         <w:rPr>
@@ -12602,17 +12569,6 @@
     </w:p>
     <w:p>
       <w:pPr>
-        <w:ind w:left="426"/>
-        <w:jc w:val="both"/>
-        <w:rPr>
-          <w:rFonts w:ascii="Arial Narrow" w:eastAsia="Arial Narrow" w:hAnsi="Arial Narrow" w:cs="Arial Narrow"/>
-          <w:sz w:val="16"/>
-          <w:szCs w:val="16"/>
-        </w:rPr>
-      </w:pPr>
-    </w:p>
-    <w:p>
-      <w:pPr>
         <w:ind w:left="567" w:hanging="426"/>
         <w:jc w:val="both"/>
         <w:rPr>
@@ -12630,17 +12586,6 @@
         <w:tab/>
         <w:t>En el caso de las microempresas, la multa no puede superar el diez por ciento (10%) de las ventas o ingresos brutos percibidos por el infractor, relativos a todas sus actividades económicas, correspondientes al ejercicio inmediato anterior al de la expedición de la resolución de primera instancia, siempre que se haya acreditado dichos ingresos, no se encuentre en una situación de reincidencia y el caso no verse sobre la vida, salud o integridad de los consumidores. Para el caso de las pequeñas empresas, la multa no puede superar el veinte por ciento (20%) de las ventas o ingresos brutos percibidos por el infractor, conforme a los requisitos señalados anteriormente.</w:t>
       </w:r>
-    </w:p>
-    <w:p>
-      <w:pPr>
-        <w:ind w:left="567" w:hanging="426"/>
-        <w:jc w:val="both"/>
-        <w:rPr>
-          <w:rFonts w:ascii="Arial Narrow" w:eastAsia="Arial Narrow" w:hAnsi="Arial Narrow" w:cs="Arial Narrow"/>
-          <w:sz w:val="16"/>
-          <w:szCs w:val="16"/>
-        </w:rPr>
-      </w:pPr>
     </w:p>
     <w:p>
       <w:pPr>
@@ -12721,9 +12666,12 @@
       </w:pPr>
     </w:p>
   </w:footnote>
-  <w:footnote w:id="15">
-    <w:p>
-      <w:pPr>
+  <w:footnote w:id="16">
+    <w:p>
+      <w:pPr>
+        <w:tabs>
+          <w:tab w:val="left" w:pos="567"/>
+        </w:tabs>
         <w:ind w:left="567" w:hanging="567"/>
         <w:jc w:val="both"/>
         <w:rPr>
@@ -12841,17 +12789,6 @@
         <w:tab/>
         <w:t>Las medidas correctivas complementarias pueden dictarse de oficio o a pedido de parte.</w:t>
       </w:r>
-    </w:p>
-    <w:p>
-      <w:pPr>
-        <w:ind w:left="567" w:hanging="567"/>
-        <w:jc w:val="both"/>
-        <w:rPr>
-          <w:rFonts w:ascii="Arial Narrow" w:eastAsia="Arial Narrow" w:hAnsi="Arial Narrow" w:cs="Arial Narrow"/>
-          <w:sz w:val="16"/>
-          <w:szCs w:val="16"/>
-        </w:rPr>
-      </w:pPr>
     </w:p>
     <w:p>
       <w:pPr>
@@ -13114,17 +13051,6 @@
     </w:p>
     <w:p>
       <w:pPr>
-        <w:ind w:left="567"/>
-        <w:jc w:val="both"/>
-        <w:rPr>
-          <w:rFonts w:ascii="Arial Narrow" w:eastAsia="Arial Narrow" w:hAnsi="Arial Narrow" w:cs="Arial Narrow"/>
-          <w:sz w:val="16"/>
-          <w:szCs w:val="16"/>
-        </w:rPr>
-      </w:pPr>
-    </w:p>
-    <w:p>
-      <w:pPr>
         <w:tabs>
           <w:tab w:val="left" w:pos="568"/>
         </w:tabs>
@@ -13165,17 +13091,6 @@
     </w:p>
     <w:p>
       <w:pPr>
-        <w:ind w:left="567" w:hanging="567"/>
-        <w:jc w:val="both"/>
-        <w:rPr>
-          <w:rFonts w:ascii="Arial Narrow" w:eastAsia="Arial Narrow" w:hAnsi="Arial Narrow" w:cs="Arial Narrow"/>
-          <w:sz w:val="16"/>
-          <w:szCs w:val="16"/>
-        </w:rPr>
-      </w:pPr>
-    </w:p>
-    <w:p>
-      <w:pPr>
         <w:ind w:left="1134" w:hanging="567"/>
         <w:jc w:val="both"/>
         <w:rPr>
@@ -13203,6 +13118,14 @@
           <w:szCs w:val="16"/>
         </w:rPr>
       </w:pPr>
+      <w:r>
+        <w:rPr>
+          <w:rFonts w:ascii="Arial Narrow" w:eastAsia="Arial Narrow" w:hAnsi="Arial Narrow" w:cs="Arial Narrow"/>
+          <w:sz w:val="16"/>
+          <w:szCs w:val="16"/>
+        </w:rPr>
+        <w:t>115.4 Corresponde al consumidor que solicita el dictado de la medida correctiva reparadora probar las consecuencias patrimoniales directas e inmediatas causadas por la comisión de la infracción administrativa.</w:t>
+      </w:r>
     </w:p>
     <w:p>
       <w:pPr>
@@ -13220,7 +13143,7 @@
           <w:sz w:val="16"/>
           <w:szCs w:val="16"/>
         </w:rPr>
-        <w:t>115.4 Corresponde al consumidor que solicita el dictado de la medida correctiva reparadora probar las consecuencias patrimoniales directas e inmediatas causadas por la comisión de la infracción administrativa.</w:t>
+        <w:t>115.5 Los bienes o montos objeto de medidas correctivas reparadoras son entregados por el proveedor directamente al consumidor que los reclama, salvo mandato distinto contenido en la resolución. Aquellos bienes o montos materia de una medida correctiva reparadora, que por algún motivo se encuentran en posesión del Indecopi y deban ser entregados a los consumidores beneficiados, son puestos a disposición de estos.</w:t>
       </w:r>
     </w:p>
     <w:p>
@@ -13233,47 +13156,6 @@
           <w:szCs w:val="16"/>
         </w:rPr>
       </w:pPr>
-    </w:p>
-    <w:p>
-      <w:pPr>
-        <w:ind w:left="1134" w:hanging="567"/>
-        <w:jc w:val="both"/>
-        <w:rPr>
-          <w:rFonts w:ascii="Arial Narrow" w:eastAsia="Arial Narrow" w:hAnsi="Arial Narrow" w:cs="Arial Narrow"/>
-          <w:sz w:val="16"/>
-          <w:szCs w:val="16"/>
-        </w:rPr>
-      </w:pPr>
-      <w:r>
-        <w:rPr>
-          <w:rFonts w:ascii="Arial Narrow" w:eastAsia="Arial Narrow" w:hAnsi="Arial Narrow" w:cs="Arial Narrow"/>
-          <w:sz w:val="16"/>
-          <w:szCs w:val="16"/>
-        </w:rPr>
-        <w:t>115.5 Los bienes o montos objeto de medidas correctivas reparadoras son entregados por el proveedor directamente al consumidor que los reclama, salvo mandato distinto contenido en la resolución. Aquellos bienes o montos materia de una medida correctiva reparadora, que por algún motivo se encuentran en posesión del Indecopi y deban ser entregados a los consumidores beneficiados, son puestos a disposición de estos.</w:t>
-      </w:r>
-    </w:p>
-    <w:p>
-      <w:pPr>
-        <w:ind w:left="1134" w:hanging="567"/>
-        <w:jc w:val="both"/>
-        <w:rPr>
-          <w:rFonts w:ascii="Arial Narrow" w:eastAsia="Arial Narrow" w:hAnsi="Arial Narrow" w:cs="Arial Narrow"/>
-          <w:sz w:val="16"/>
-          <w:szCs w:val="16"/>
-        </w:rPr>
-      </w:pPr>
-    </w:p>
-    <w:p>
-      <w:pPr>
-        <w:ind w:left="1134" w:hanging="567"/>
-        <w:jc w:val="both"/>
-        <w:rPr>
-          <w:rFonts w:ascii="Arial Narrow" w:eastAsia="Arial Narrow" w:hAnsi="Arial Narrow" w:cs="Arial Narrow"/>
-          <w:sz w:val="16"/>
-          <w:szCs w:val="16"/>
-        </w:rPr>
-      </w:pPr>
       <w:r>
         <w:rPr>
           <w:rFonts w:ascii="Arial Narrow" w:eastAsia="Arial Narrow" w:hAnsi="Arial Narrow" w:cs="Arial Narrow"/>
@@ -13282,17 +13164,6 @@
         </w:rPr>
         <w:t>115.6 El extremo de la resolución final que ordena el cumplimiento de una medida correctiva reparadora a favor del consumidor constituye título ejecutivo conforme con lo dispuesto en el artículo 688 del Código Procesal Civil, una vez que quedan consentidas o causan estado en la vía administrativa. La legitimidad para obrar en los procesos civiles de ejecución corresponde a los consumidores beneficiados con la medida correctiva reparadora.</w:t>
       </w:r>
-    </w:p>
-    <w:p>
-      <w:pPr>
-        <w:ind w:left="1134" w:hanging="567"/>
-        <w:jc w:val="both"/>
-        <w:rPr>
-          <w:rFonts w:ascii="Arial Narrow" w:eastAsia="Arial Narrow" w:hAnsi="Arial Narrow" w:cs="Arial Narrow"/>
-          <w:sz w:val="16"/>
-          <w:szCs w:val="16"/>
-        </w:rPr>
-      </w:pPr>
     </w:p>
     <w:p>
       <w:pPr>
@@ -13321,17 +13192,6 @@
         <w:tab/>
         <w:t>Las medidas correctivas reparadoras como mandatos dirigidos a resarcir las consecuencias patrimoniales directas e inmediatas originadas por la infracción buscan corregir la conducta infractora y no tienen naturaleza indemnizatoria; son dictadas sin perjuicio de la indemnización por los daños y perjuicios que el consumidor puede solicitar en la vía judicial o arbitral correspondiente. No obstante, se descuenta de la indemnización patrimonial aquella satisfacción patrimonial deducible que el consumidor haya recibido a consecuencia del dictado de una medida correctiva reparadora en sede administrativa.</w:t>
       </w:r>
-    </w:p>
-    <w:p>
-      <w:pPr>
-        <w:ind w:left="567"/>
-        <w:jc w:val="both"/>
-        <w:rPr>
-          <w:rFonts w:ascii="Arial Narrow" w:eastAsia="Arial Narrow" w:hAnsi="Arial Narrow" w:cs="Arial Narrow"/>
-          <w:sz w:val="16"/>
-          <w:szCs w:val="16"/>
-        </w:rPr>
-      </w:pPr>
     </w:p>
     <w:p>
       <w:pPr>
@@ -13597,24 +13457,6 @@
     </w:p>
     <w:p>
       <w:pPr>
-        <w:pBdr>
-          <w:top w:val="nil"/>
-          <w:left w:val="nil"/>
-          <w:bottom w:val="nil"/>
-          <w:right w:val="nil"/>
-          <w:between w:val="nil"/>
-        </w:pBdr>
-        <w:ind w:left="567"/>
-        <w:jc w:val="both"/>
-        <w:rPr>
-          <w:rFonts w:ascii="Arial Narrow" w:eastAsia="Arial Narrow" w:hAnsi="Arial Narrow" w:cs="Arial Narrow"/>
-          <w:sz w:val="16"/>
-          <w:szCs w:val="16"/>
-        </w:rPr>
-      </w:pPr>
-    </w:p>
-    <w:p>
-      <w:pPr>
         <w:numPr>
           <w:ilvl w:val="0"/>
           <w:numId w:val="4"/>
@@ -13708,24 +13550,6 @@
           <w:szCs w:val="16"/>
         </w:rPr>
       </w:pPr>
-    </w:p>
-    <w:p>
-      <w:pPr>
-        <w:pBdr>
-          <w:top w:val="nil"/>
-          <w:left w:val="nil"/>
-          <w:bottom w:val="nil"/>
-          <w:right w:val="nil"/>
-          <w:between w:val="nil"/>
-        </w:pBdr>
-        <w:ind w:left="567"/>
-        <w:jc w:val="both"/>
-        <w:rPr>
-          <w:rFonts w:ascii="Arial Narrow" w:eastAsia="Arial Narrow" w:hAnsi="Arial Narrow" w:cs="Arial Narrow"/>
-          <w:sz w:val="16"/>
-          <w:szCs w:val="16"/>
-        </w:rPr>
-      </w:pPr>
       <w:r>
         <w:rPr>
           <w:rFonts w:ascii="Arial Narrow" w:eastAsia="Arial Narrow" w:hAnsi="Arial Narrow" w:cs="Arial Narrow"/>
@@ -13747,7 +13571,59 @@
       </w:pPr>
     </w:p>
   </w:footnote>
-  <w:footnote w:id="16">
+  <w:footnote w:id="17">
+    <w:p>
+      <w:pPr>
+        <w:pStyle w:val="Textonotapie"/>
+        <w:tabs>
+          <w:tab w:val="left" w:pos="567"/>
+        </w:tabs>
+        <w:ind w:left="567" w:hanging="567"/>
+        <w:jc w:val="both"/>
+        <w:rPr>
+          <w:rFonts w:ascii="Arial Narrow" w:eastAsia="Arial Narrow" w:hAnsi="Arial Narrow" w:cs="Arial Narrow"/>
+          <w:b/>
+          <w:sz w:val="16"/>
+          <w:szCs w:val="16"/>
+        </w:rPr>
+      </w:pPr>
+      <w:r>
+        <w:rPr>
+          <w:rStyle w:val="Refdenotaalpie"/>
+          <w:rFonts w:ascii="Arial Narrow" w:eastAsia="Arial Narrow" w:hAnsi="Arial Narrow" w:cs="Arial Narrow"/>
+          <w:sz w:val="16"/>
+          <w:szCs w:val="16"/>
+          <w:vertAlign w:val="superscript"/>
+        </w:rPr>
+        <w:footnoteRef/>
+      </w:r>
+      <w:r>
+        <w:rPr>
+          <w:rFonts w:ascii="Arial Narrow" w:eastAsia="Arial Narrow" w:hAnsi="Arial Narrow" w:cs="Arial Narrow"/>
+          <w:sz w:val="16"/>
+          <w:szCs w:val="16"/>
+        </w:rPr>
+        <w:tab/>
+        <w:t xml:space="preserve"/>
+      </w:r>
+      <w:r>
+        <w:rPr>
+          <w:rFonts w:ascii="Arial Narrow" w:eastAsia="Arial Narrow" w:hAnsi="Arial Narrow" w:cs="Arial Narrow"/>
+          <w:sz w:val="16"/>
+          <w:szCs w:val="16"/>
+        </w:rPr>
+        <w:tab/>
+      </w:r>
+      <w:r>
+        <w:rPr>
+          <w:rFonts w:ascii="Arial Narrow" w:eastAsia="Arial Narrow" w:hAnsi="Arial Narrow" w:cs="Arial Narrow"/>
+          <w:b/>
+          <w:sz w:val="16"/>
+          <w:szCs w:val="16"/>
+        </w:rPr>
+        <w:t>LEY 29571, CÓDIGO DE PROTECCIÓN Y DEFENSA DEL CONSUMIDOR</w:t>
+      </w:r>
+    </w:p>
     <w:p>
       <w:pPr>
         <w:pStyle w:val="Textonotapie"/>
@@ -13762,38 +13638,13 @@
       </w:pPr>
       <w:r>
         <w:rPr>
-          <w:rStyle w:val="Refdenotaalpie"/>
-          <w:rFonts w:ascii="Arial Narrow" w:eastAsia="Arial Narrow" w:hAnsi="Arial Narrow" w:cs="Arial Narrow"/>
-          <w:sz w:val="16"/>
-          <w:szCs w:val="16"/>
-          <w:vertAlign w:val="superscript"/>
-        </w:rPr>
-        <w:footnoteRef/>
-      </w:r>
-      <w:r>
-        <w:rPr>
-          <w:rFonts w:ascii="Arial Narrow" w:eastAsia="Arial Narrow" w:hAnsi="Arial Narrow" w:cs="Arial Narrow"/>
-          <w:sz w:val="16"/>
-          <w:szCs w:val="16"/>
-        </w:rPr>
-        <w:t xml:space="preserve"> </w:t>
-      </w:r>
-      <w:r>
-        <w:rPr>
-          <w:rFonts w:ascii="Arial Narrow" w:eastAsia="Arial Narrow" w:hAnsi="Arial Narrow" w:cs="Arial Narrow"/>
+          <w:rFonts w:ascii="Arial Narrow" w:eastAsia="Arial Narrow" w:hAnsi="Arial Narrow" w:cs="Arial Narrow"/>
+          <w:b/>
           <w:sz w:val="16"/>
           <w:szCs w:val="16"/>
         </w:rPr>
         <w:tab/>
-      </w:r>
-      <w:r>
-        <w:rPr>
-          <w:rFonts w:ascii="Arial Narrow" w:eastAsia="Arial Narrow" w:hAnsi="Arial Narrow" w:cs="Arial Narrow"/>
-          <w:b/>
-          <w:sz w:val="16"/>
-          <w:szCs w:val="16"/>
-        </w:rPr>
-        <w:t>LEY 29571, CÓDIGO DE PROTECCIÓN Y DEFENSA DEL CONSUMIDOR</w:t>
+        <w:t>Artículo 112.- Criterios de graduación de las sanciones administrativas</w:t>
       </w:r>
     </w:p>
     <w:p>
@@ -13803,20 +13654,18 @@
         <w:jc w:val="both"/>
         <w:rPr>
           <w:rFonts w:ascii="Arial Narrow" w:eastAsia="Arial Narrow" w:hAnsi="Arial Narrow" w:cs="Arial Narrow"/>
-          <w:b/>
-          <w:sz w:val="16"/>
-          <w:szCs w:val="16"/>
-        </w:rPr>
-      </w:pPr>
-      <w:r>
-        <w:rPr>
-          <w:rFonts w:ascii="Arial Narrow" w:eastAsia="Arial Narrow" w:hAnsi="Arial Narrow" w:cs="Arial Narrow"/>
-          <w:b/>
+          <w:sz w:val="16"/>
+          <w:szCs w:val="16"/>
+        </w:rPr>
+      </w:pPr>
+      <w:r>
+        <w:rPr>
+          <w:rFonts w:ascii="Arial Narrow" w:eastAsia="Arial Narrow" w:hAnsi="Arial Narrow" w:cs="Arial Narrow"/>
           <w:sz w:val="16"/>
           <w:szCs w:val="16"/>
         </w:rPr>
         <w:tab/>
-        <w:t>Artículo 112.- Criterios de graduación de las sanciones administrativas</w:t>
+        <w:t>[…]</w:t>
       </w:r>
     </w:p>
     <w:p>
@@ -13837,7 +13686,7 @@
           <w:szCs w:val="16"/>
         </w:rPr>
         <w:tab/>
-        <w:t>[…]</w:t>
+        <w:t>Se consideran circunstancias atenuantes especiales, las siguientes:</w:t>
       </w:r>
     </w:p>
     <w:p>
@@ -13858,7 +13707,45 @@
           <w:szCs w:val="16"/>
         </w:rPr>
         <w:tab/>
-        <w:t>Se consideran circunstancias atenuantes especiales, las siguientes:</w:t>
+        <w:t>[…]</w:t>
+      </w:r>
+    </w:p>
+    <w:p>
+      <w:pPr>
+        <w:pStyle w:val="Textonotapie"/>
+        <w:ind w:left="567"/>
+        <w:jc w:val="both"/>
+        <w:rPr>
+          <w:rFonts w:ascii="Arial Narrow" w:eastAsia="Arial Narrow" w:hAnsi="Arial Narrow" w:cs="Arial Narrow"/>
+          <w:sz w:val="16"/>
+          <w:szCs w:val="16"/>
+        </w:rPr>
+      </w:pPr>
+      <w:r>
+        <w:rPr>
+          <w:rFonts w:ascii="Arial Narrow" w:eastAsia="Arial Narrow" w:hAnsi="Arial Narrow" w:cs="Arial Narrow"/>
+          <w:sz w:val="16"/>
+          <w:szCs w:val="16"/>
+        </w:rPr>
+        <w:t xml:space="preserve">3. En los procedimientos de oficio promovidos por una denuncia de parte, cuando el proveedor se allana a la denuncia presentada o reconoce las pretensiones en ella contenidas, se da por concluido el procedimiento </w:t>
+      </w:r>
+      <w:proofErr w:type="spellStart"/>
+      <w:r>
+        <w:rPr>
+          <w:rFonts w:ascii="Arial Narrow" w:eastAsia="Arial Narrow" w:hAnsi="Arial Narrow" w:cs="Arial Narrow"/>
+          <w:sz w:val="16"/>
+          <w:szCs w:val="16"/>
+        </w:rPr>
+        <w:t>liminarmente</w:t>
+      </w:r>
+      <w:proofErr w:type="spellEnd"/>
+      <w:r>
+        <w:rPr>
+          <w:rFonts w:ascii="Arial Narrow" w:eastAsia="Arial Narrow" w:hAnsi="Arial Narrow" w:cs="Arial Narrow"/>
+          <w:sz w:val="16"/>
+          <w:szCs w:val="16"/>
+        </w:rPr>
+        <w:t>, pudiendo imponerse una amonestación si el allanamiento o reconocimiento se realiza con la presentación de los descargos; caso contrario la sanción a imponer será pecuniaria. En aquellos casos en que el allanamiento o reconocimiento verse sobre controversias referidas a actos de discriminación, actos contrarios a la vida y a la salud y sustancias peligrosas, se considera como un atenuante pero la sanción a imponer será pecuniaria. En todos los supuestos de allanamiento y reconocimiento formulados con la presentación de los descargos, se exonera al denunciado del pago de los costos del procedimiento, pero no de las costas.</w:t>
       </w:r>
     </w:p>
     <w:p>
@@ -13868,23 +13755,71 @@
         <w:jc w:val="both"/>
         <w:rPr>
           <w:rFonts w:ascii="Arial Narrow" w:eastAsia="Arial Narrow" w:hAnsi="Arial Narrow" w:cs="Arial Narrow"/>
-          <w:sz w:val="16"/>
-          <w:szCs w:val="16"/>
-        </w:rPr>
-      </w:pPr>
-      <w:r>
-        <w:rPr>
-          <w:rFonts w:ascii="Arial Narrow" w:eastAsia="Arial Narrow" w:hAnsi="Arial Narrow" w:cs="Arial Narrow"/>
+          <w:b/>
+          <w:sz w:val="16"/>
+          <w:szCs w:val="16"/>
+        </w:rPr>
+      </w:pPr>
+    </w:p>
+  </w:footnote>
+  <w:footnote w:id="18">
+    <w:p>
+      <w:pPr>
+        <w:autoSpaceDE w:val="0"/>
+        <w:autoSpaceDN w:val="0"/>
+        <w:adjustRightInd w:val="0"/>
+        <w:tabs>
+          <w:tab w:val="left" w:pos="567"/>
+        </w:tabs>
+        <w:ind w:left="567" w:hanging="567"/>
+        <w:jc w:val="both"/>
+        <w:rPr>
+          <w:rFonts w:ascii="Arial Narrow" w:eastAsia="Arial Narrow" w:hAnsi="Arial Narrow" w:cs="Arial Narrow"/>
+          <w:b/>
+          <w:bCs/>
+          <w:sz w:val="16"/>
+          <w:szCs w:val="16"/>
+        </w:rPr>
+      </w:pPr>
+      <w:r>
+        <w:rPr>
+          <w:rStyle w:val="Refdenotaalpie"/>
+          <w:rFonts w:ascii="Arial Narrow" w:eastAsia="Arial Narrow" w:hAnsi="Arial Narrow" w:cs="Arial Narrow"/>
+          <w:b/>
+          <w:bCs/>
+          <w:sz w:val="16"/>
+          <w:szCs w:val="16"/>
+          <w:vertAlign w:val="superscript"/>
+        </w:rPr>
+        <w:footnoteRef/>
+      </w:r>
+      <w:r>
+        <w:rPr>
+          <w:rFonts w:ascii="Arial Narrow" w:eastAsia="Arial Narrow" w:hAnsi="Arial Narrow" w:cs="Arial Narrow"/>
+          <w:b/>
+          <w:bCs/>
           <w:sz w:val="16"/>
           <w:szCs w:val="16"/>
         </w:rPr>
         <w:tab/>
-        <w:t>[…]</w:t>
-      </w:r>
-    </w:p>
-    <w:p>
-      <w:pPr>
-        <w:pStyle w:val="Textonotapie"/>
+        <w:t xml:space="preserve"/>
+      </w:r>
+      <w:r>
+        <w:rPr>
+          <w:rFonts w:ascii="Arial Narrow" w:eastAsia="Arial Narrow" w:hAnsi="Arial Narrow" w:cs="Arial Narrow"/>
+          <w:b/>
+          <w:bCs/>
+          <w:sz w:val="16"/>
+          <w:szCs w:val="16"/>
+        </w:rPr>
+        <w:tab/>
+        <w:t>DECRETO LEGISLATIVO 807, LEY SOBRE FACULTADES, NORMAS Y ORGANIZACIÓN DEL INDECOPI FACULTADES DE LAS COMISIONES Y OFICINAS DEL INDECOPI.</w:t>
+      </w:r>
+    </w:p>
+    <w:p>
+      <w:pPr>
+        <w:pStyle w:val="NormalWeb"/>
+        <w:spacing w:after="0" w:line="240" w:lineRule="auto"/>
         <w:ind w:left="567"/>
         <w:jc w:val="both"/>
         <w:rPr>
@@ -13896,45 +13831,62 @@
       <w:r>
         <w:rPr>
           <w:rFonts w:ascii="Arial Narrow" w:eastAsia="Arial Narrow" w:hAnsi="Arial Narrow" w:cs="Arial Narrow"/>
-          <w:sz w:val="16"/>
-          <w:szCs w:val="16"/>
-        </w:rPr>
-        <w:t xml:space="preserve">3. En los procedimientos de oficio promovidos por una denuncia de parte, cuando el proveedor se allana a la denuncia presentada o reconoce las pretensiones en ella contenidas, se da por concluido el procedimiento </w:t>
-      </w:r>
-      <w:proofErr w:type="spellStart"/>
-      <w:r>
-        <w:rPr>
-          <w:rFonts w:ascii="Arial Narrow" w:eastAsia="Arial Narrow" w:hAnsi="Arial Narrow" w:cs="Arial Narrow"/>
-          <w:sz w:val="16"/>
-          <w:szCs w:val="16"/>
-        </w:rPr>
-        <w:t>liminarmente</w:t>
-      </w:r>
-      <w:proofErr w:type="spellEnd"/>
-      <w:r>
-        <w:rPr>
-          <w:rFonts w:ascii="Arial Narrow" w:eastAsia="Arial Narrow" w:hAnsi="Arial Narrow" w:cs="Arial Narrow"/>
-          <w:sz w:val="16"/>
-          <w:szCs w:val="16"/>
-        </w:rPr>
-        <w:t>, pudiendo imponerse una amonestación si el allanamiento o reconocimiento se realiza con la presentación de los descargos; caso contrario la sanción a imponer será pecuniaria. En aquellos casos en que el allanamiento o reconocimiento verse sobre controversias referidas a actos de discriminación, actos contrarios a la vida y a la salud y sustancias peligrosas, se considera como un atenuante pero la sanción a imponer será pecuniaria. En todos los supuestos de allanamiento y reconocimiento formulados con la presentación de los descargos, se exonera al denunciado del pago de los costos del procedimiento, pero no de las costas.</w:t>
-      </w:r>
-    </w:p>
-    <w:p>
-      <w:pPr>
-        <w:pStyle w:val="Textonotapie"/>
-        <w:ind w:left="567" w:hanging="567"/>
-        <w:jc w:val="both"/>
-        <w:rPr>
-          <w:rFonts w:ascii="Arial Narrow" w:eastAsia="Arial Narrow" w:hAnsi="Arial Narrow" w:cs="Arial Narrow"/>
-          <w:b/>
-          <w:sz w:val="16"/>
-          <w:szCs w:val="16"/>
-        </w:rPr>
-      </w:pPr>
-    </w:p>
-  </w:footnote>
-  <w:footnote w:id="17">
+          <w:b/>
+          <w:sz w:val="16"/>
+          <w:szCs w:val="16"/>
+        </w:rPr>
+        <w:t xml:space="preserve">Artículo 29.- </w:t>
+      </w:r>
+      <w:r>
+        <w:rPr>
+          <w:rFonts w:ascii="Arial Narrow" w:eastAsia="Arial Narrow" w:hAnsi="Arial Narrow" w:cs="Arial Narrow"/>
+          <w:bCs/>
+          <w:sz w:val="16"/>
+          <w:szCs w:val="16"/>
+        </w:rPr>
+        <w:t xml:space="preserve">En cualquier estado del procedimiento, e incluso antes de admitirse a trámite la denuncia, el </w:t>
+      </w:r>
+      <w:proofErr w:type="gramStart"/>
+      <w:r>
+        <w:rPr>
+          <w:rFonts w:ascii="Arial Narrow" w:eastAsia="Arial Narrow" w:hAnsi="Arial Narrow" w:cs="Arial Narrow"/>
+          <w:bCs/>
+          <w:sz w:val="16"/>
+          <w:szCs w:val="16"/>
+        </w:rPr>
+        <w:t>Secretario Técnico</w:t>
+      </w:r>
+      <w:proofErr w:type="gramEnd"/>
+      <w:r>
+        <w:rPr>
+          <w:rFonts w:ascii="Arial Narrow" w:eastAsia="Arial Narrow" w:hAnsi="Arial Narrow" w:cs="Arial Narrow"/>
+          <w:bCs/>
+          <w:sz w:val="16"/>
+          <w:szCs w:val="16"/>
+        </w:rPr>
+        <w:t xml:space="preserve"> podrá citar a las partes a audiencia de conciliación. La audiencia se desarrollará ante el </w:t>
+      </w:r>
+      <w:proofErr w:type="gramStart"/>
+      <w:r>
+        <w:rPr>
+          <w:rFonts w:ascii="Arial Narrow" w:eastAsia="Arial Narrow" w:hAnsi="Arial Narrow" w:cs="Arial Narrow"/>
+          <w:bCs/>
+          <w:sz w:val="16"/>
+          <w:szCs w:val="16"/>
+        </w:rPr>
+        <w:t>Secretario Técnico</w:t>
+      </w:r>
+      <w:proofErr w:type="gramEnd"/>
+      <w:r>
+        <w:rPr>
+          <w:rFonts w:ascii="Arial Narrow" w:eastAsia="Arial Narrow" w:hAnsi="Arial Narrow" w:cs="Arial Narrow"/>
+          <w:bCs/>
+          <w:sz w:val="16"/>
+          <w:szCs w:val="16"/>
+        </w:rPr>
+        <w:t xml:space="preserve"> o ante la persona que este designe. Si ambas partes arribaran a un acuerdo respecto de la denuncia, se levantará un acta donde conste el acuerdo respectivo, el mismo que tendrá efectos de transacción extrajudicial. En cualquier caso, la Comisión podrá continuar de oficio el procedimiento, si del análisis de los hechos denunciados considera que podría estarse afectando intereses de terceros.</w:t>
+      </w:r>
+    </w:p>
     <w:p>
       <w:pPr>
         <w:autoSpaceDE w:val="0"/>
@@ -13950,12 +13902,27 @@
           <w:szCs w:val="16"/>
         </w:rPr>
       </w:pPr>
+    </w:p>
+  </w:footnote>
+  <w:footnote w:id="19">
+    <w:p>
+      <w:pPr>
+        <w:pStyle w:val="Textonotapie"/>
+        <w:tabs>
+          <w:tab w:val="left" w:pos="567"/>
+        </w:tabs>
+        <w:ind w:left="567" w:hanging="567"/>
+        <w:jc w:val="both"/>
+        <w:rPr>
+          <w:rFonts w:ascii="Arial Narrow" w:eastAsia="Arial Narrow" w:hAnsi="Arial Narrow" w:cs="Arial Narrow"/>
+          <w:sz w:val="16"/>
+          <w:szCs w:val="16"/>
+        </w:rPr>
+      </w:pPr>
       <w:r>
         <w:rPr>
           <w:rStyle w:val="Refdenotaalpie"/>
           <w:rFonts w:ascii="Arial Narrow" w:eastAsia="Arial Narrow" w:hAnsi="Arial Narrow" w:cs="Arial Narrow"/>
-          <w:b/>
-          <w:bCs/>
           <w:sz w:val="16"/>
           <w:szCs w:val="16"/>
           <w:vertAlign w:val="superscript"/>
@@ -13965,29 +13932,57 @@
       <w:r>
         <w:rPr>
           <w:rFonts w:ascii="Arial Narrow" w:eastAsia="Arial Narrow" w:hAnsi="Arial Narrow" w:cs="Arial Narrow"/>
-          <w:b/>
-          <w:bCs/>
-          <w:sz w:val="16"/>
-          <w:szCs w:val="16"/>
-        </w:rPr>
-        <w:t xml:space="preserve"> </w:t>
-      </w:r>
-      <w:r>
-        <w:rPr>
-          <w:rFonts w:ascii="Arial Narrow" w:eastAsia="Arial Narrow" w:hAnsi="Arial Narrow" w:cs="Arial Narrow"/>
-          <w:b/>
-          <w:bCs/>
           <w:sz w:val="16"/>
           <w:szCs w:val="16"/>
         </w:rPr>
         <w:tab/>
-        <w:t>DECRETO LEGISLATIVO 807, LEY SOBRE FACULTADES, NORMAS Y ORGANIZACIÓN DEL INDECOPI FACULTADES DE LAS COMISIONES Y OFICINAS DEL INDECOPI.</w:t>
-      </w:r>
-    </w:p>
-    <w:p>
-      <w:pPr>
-        <w:pStyle w:val="NormalWeb"/>
-        <w:spacing w:after="0" w:line="240" w:lineRule="auto"/>
+        <w:t xml:space="preserve"/>
+      </w:r>
+      <w:r>
+        <w:rPr>
+          <w:rFonts w:ascii="Arial Narrow" w:eastAsia="Arial Narrow" w:hAnsi="Arial Narrow" w:cs="Arial Narrow"/>
+          <w:sz w:val="16"/>
+          <w:szCs w:val="16"/>
+        </w:rPr>
+        <w:tab/>
+      </w:r>
+      <w:r>
+        <w:rPr>
+          <w:rFonts w:ascii="Arial Narrow" w:eastAsia="Arial Narrow" w:hAnsi="Arial Narrow" w:cs="Arial Narrow"/>
+          <w:b/>
+          <w:sz w:val="16"/>
+          <w:szCs w:val="16"/>
+        </w:rPr>
+        <w:t>TEXTO ÚNICO ORDENADO DE LA LEY DEL PROCEDIMIENTO ADMINISTRATIVO GENERAL, aprobado mediante DECRETO SUPREMO 006-2026-JUS y publicado el 30 de abril de 2026</w:t>
+      </w:r>
+    </w:p>
+    <w:p>
+      <w:pPr>
+        <w:pStyle w:val="Textonotapie"/>
+        <w:ind w:left="1134" w:hanging="567"/>
+        <w:jc w:val="both"/>
+        <w:rPr>
+          <w:rFonts w:ascii="Arial Narrow" w:eastAsia="Arial Narrow" w:hAnsi="Arial Narrow" w:cs="Arial Narrow"/>
+          <w:b/>
+          <w:bCs/>
+          <w:sz w:val="16"/>
+          <w:szCs w:val="16"/>
+        </w:rPr>
+      </w:pPr>
+      <w:r>
+        <w:rPr>
+          <w:rFonts w:ascii="Arial Narrow" w:eastAsia="Arial Narrow" w:hAnsi="Arial Narrow" w:cs="Arial Narrow"/>
+          <w:b/>
+          <w:bCs/>
+          <w:sz w:val="16"/>
+          <w:szCs w:val="16"/>
+        </w:rPr>
+        <w:t>Artículo 20.- Modalidades de notificación</w:t>
+      </w:r>
+    </w:p>
+    <w:p>
+      <w:pPr>
+        <w:pStyle w:val="Textonotapie"/>
         <w:ind w:left="567"/>
         <w:jc w:val="both"/>
         <w:rPr>
@@ -13999,80 +13994,52 @@
       <w:r>
         <w:rPr>
           <w:rFonts w:ascii="Arial Narrow" w:eastAsia="Arial Narrow" w:hAnsi="Arial Narrow" w:cs="Arial Narrow"/>
-          <w:b/>
-          <w:sz w:val="16"/>
-          <w:szCs w:val="16"/>
-        </w:rPr>
-        <w:t xml:space="preserve">Artículo 29.- </w:t>
-      </w:r>
-      <w:r>
-        <w:rPr>
-          <w:rFonts w:ascii="Arial Narrow" w:eastAsia="Arial Narrow" w:hAnsi="Arial Narrow" w:cs="Arial Narrow"/>
-          <w:bCs/>
-          <w:sz w:val="16"/>
-          <w:szCs w:val="16"/>
-        </w:rPr>
-        <w:t xml:space="preserve">En cualquier estado del procedimiento, e incluso antes de admitirse a trámite la denuncia, el </w:t>
-      </w:r>
-      <w:proofErr w:type="gramStart"/>
-      <w:r>
-        <w:rPr>
-          <w:rFonts w:ascii="Arial Narrow" w:eastAsia="Arial Narrow" w:hAnsi="Arial Narrow" w:cs="Arial Narrow"/>
-          <w:bCs/>
-          <w:sz w:val="16"/>
-          <w:szCs w:val="16"/>
-        </w:rPr>
-        <w:t>Secretario Técnico</w:t>
-      </w:r>
-      <w:proofErr w:type="gramEnd"/>
-      <w:r>
-        <w:rPr>
-          <w:rFonts w:ascii="Arial Narrow" w:eastAsia="Arial Narrow" w:hAnsi="Arial Narrow" w:cs="Arial Narrow"/>
-          <w:bCs/>
-          <w:sz w:val="16"/>
-          <w:szCs w:val="16"/>
-        </w:rPr>
-        <w:t xml:space="preserve"> podrá citar a las partes a audiencia de conciliación. La audiencia se desarrollará ante el </w:t>
-      </w:r>
-      <w:proofErr w:type="gramStart"/>
-      <w:r>
-        <w:rPr>
-          <w:rFonts w:ascii="Arial Narrow" w:eastAsia="Arial Narrow" w:hAnsi="Arial Narrow" w:cs="Arial Narrow"/>
-          <w:bCs/>
-          <w:sz w:val="16"/>
-          <w:szCs w:val="16"/>
-        </w:rPr>
-        <w:t>Secretario Técnico</w:t>
-      </w:r>
-      <w:proofErr w:type="gramEnd"/>
-      <w:r>
-        <w:rPr>
-          <w:rFonts w:ascii="Arial Narrow" w:eastAsia="Arial Narrow" w:hAnsi="Arial Narrow" w:cs="Arial Narrow"/>
-          <w:bCs/>
-          <w:sz w:val="16"/>
-          <w:szCs w:val="16"/>
-        </w:rPr>
-        <w:t xml:space="preserve"> o ante la persona que este designe. Si ambas partes arribaran a un acuerdo respecto de la denuncia, se levantará un acta donde conste el acuerdo respectivo, el mismo que tendrá efectos de transacción extrajudicial. En cualquier caso, la Comisión podrá continuar de oficio el procedimiento, si del análisis de los hechos denunciados considera que podría estarse afectando intereses de terceros.</w:t>
-      </w:r>
-    </w:p>
-    <w:p>
-      <w:pPr>
-        <w:autoSpaceDE w:val="0"/>
-        <w:autoSpaceDN w:val="0"/>
-        <w:adjustRightInd w:val="0"/>
-        <w:ind w:left="567" w:hanging="567"/>
-        <w:jc w:val="both"/>
-        <w:rPr>
-          <w:rFonts w:ascii="Arial Narrow" w:eastAsia="Arial Narrow" w:hAnsi="Arial Narrow" w:cs="Arial Narrow"/>
-          <w:b/>
-          <w:bCs/>
-          <w:sz w:val="16"/>
-          <w:szCs w:val="16"/>
-        </w:rPr>
-      </w:pPr>
-    </w:p>
-  </w:footnote>
-  <w:footnote w:id="18">
+          <w:sz w:val="16"/>
+          <w:szCs w:val="16"/>
+        </w:rPr>
+        <w:t xml:space="preserve">20.4. El administrado interesado o afectado por el acto que hubiera consignado en su escrito alguna dirección electrónica que conste en el expediente puede ser notificado a través de ese medio siempre que haya dado su autorización expresa para ello. Para este caso no es de aplicación el orden de prelación dispuesto en el numeral 20.1. </w:t>
+      </w:r>
+    </w:p>
+    <w:p>
+      <w:pPr>
+        <w:pStyle w:val="Textonotapie"/>
+        <w:ind w:left="567"/>
+        <w:jc w:val="both"/>
+        <w:rPr>
+          <w:rFonts w:ascii="Arial Narrow" w:eastAsia="Arial Narrow" w:hAnsi="Arial Narrow" w:cs="Arial Narrow"/>
+          <w:sz w:val="16"/>
+          <w:szCs w:val="16"/>
+        </w:rPr>
+      </w:pPr>
+      <w:r>
+        <w:rPr>
+          <w:rFonts w:ascii="Arial Narrow" w:eastAsia="Arial Narrow" w:hAnsi="Arial Narrow" w:cs="Arial Narrow"/>
+          <w:sz w:val="16"/>
+          <w:szCs w:val="16"/>
+        </w:rPr>
+        <w:t xml:space="preserve">La notificación dirigida a la dirección de correo electrónico señalada por el administrado se entiende válidamente efectuada cuando la entidad reciba la respuesta de recepción de la dirección electrónica señalada por el administrado o esta sea generada en forma automática por una plataforma tecnológica o sistema informático que garantice que la notificación ha sido efectuada. La notificación surte efectos el día que conste haber sido recibida, conforme lo previsto en el numeral 2 del artículo 25. </w:t>
+      </w:r>
+    </w:p>
+    <w:p>
+      <w:pPr>
+        <w:pStyle w:val="Textonotapie"/>
+        <w:ind w:left="567"/>
+        <w:jc w:val="both"/>
+        <w:rPr>
+          <w:rFonts w:ascii="Arial Narrow" w:eastAsia="Arial Narrow" w:hAnsi="Arial Narrow" w:cs="Arial Narrow"/>
+          <w:sz w:val="16"/>
+          <w:szCs w:val="16"/>
+        </w:rPr>
+      </w:pPr>
+      <w:r>
+        <w:rPr>
+          <w:rFonts w:ascii="Arial Narrow" w:eastAsia="Arial Narrow" w:hAnsi="Arial Narrow" w:cs="Arial Narrow"/>
+          <w:sz w:val="16"/>
+          <w:szCs w:val="16"/>
+        </w:rPr>
+        <w:t>En caso de no recibirse respuesta automática de recepción en un plazo máximo de dos (2) días hábiles contados desde el día siguiente de efectuado el acto de notificación vía correo electrónico, se procede a notificar por cédula conforme al inciso 20.1.1, volviéndose a computar el plazo establecido en el numeral 24.1 del artículo 24.</w:t>
+      </w:r>
+    </w:p>
     <w:p>
       <w:pPr>
         <w:pStyle w:val="Textonotapie"/>
@@ -14080,305 +14047,6 @@
         <w:jc w:val="both"/>
         <w:rPr>
           <w:rFonts w:ascii="Arial Narrow" w:eastAsia="Arial Narrow" w:hAnsi="Arial Narrow" w:cs="Arial Narrow"/>
-          <w:sz w:val="16"/>
-          <w:szCs w:val="16"/>
-        </w:rPr>
-      </w:pPr>
-      <w:r>
-        <w:rPr>
-          <w:rStyle w:val="Refdenotaalpie"/>
-          <w:rFonts w:ascii="Arial Narrow" w:eastAsia="Arial Narrow" w:hAnsi="Arial Narrow" w:cs="Arial Narrow"/>
-          <w:sz w:val="16"/>
-          <w:szCs w:val="16"/>
-          <w:vertAlign w:val="superscript"/>
-        </w:rPr>
-        <w:footnoteRef/>
-      </w:r>
-      <w:r>
-        <w:rPr>
-          <w:rFonts w:ascii="Arial Narrow" w:eastAsia="Arial Narrow" w:hAnsi="Arial Narrow" w:cs="Arial Narrow"/>
-          <w:sz w:val="16"/>
-          <w:szCs w:val="16"/>
-        </w:rPr>
-        <w:t xml:space="preserve"> </w:t>
-      </w:r>
-      <w:r>
-        <w:rPr>
-          <w:rFonts w:ascii="Arial Narrow" w:eastAsia="Arial Narrow" w:hAnsi="Arial Narrow" w:cs="Arial Narrow"/>
-          <w:sz w:val="16"/>
-          <w:szCs w:val="16"/>
-        </w:rPr>
-        <w:tab/>
-      </w:r>
-      <w:r>
-        <w:rPr>
-          <w:rFonts w:ascii="Arial Narrow" w:eastAsia="Arial Narrow" w:hAnsi="Arial Narrow" w:cs="Arial Narrow"/>
-          <w:b/>
-          <w:sz w:val="16"/>
-          <w:szCs w:val="16"/>
-        </w:rPr>
-        <w:t>TEXTO ÚNICO ORDENADO DE LA LEY DEL PROCEDIMIENTO ADMINISTRATIVO GENERAL, aprobado mediante DECRETO SUPREMO 006-2026-JUS y publicado el 30 de abril de 2026</w:t>
-      </w:r>
-    </w:p>
-    <w:p>
-      <w:pPr>
-        <w:pStyle w:val="Textonotapie"/>
-        <w:ind w:left="1134" w:hanging="567"/>
-        <w:jc w:val="both"/>
-        <w:rPr>
-          <w:rFonts w:ascii="Arial Narrow" w:eastAsia="Arial Narrow" w:hAnsi="Arial Narrow" w:cs="Arial Narrow"/>
-          <w:b/>
-          <w:bCs/>
-          <w:sz w:val="16"/>
-          <w:szCs w:val="16"/>
-        </w:rPr>
-      </w:pPr>
-      <w:r>
-        <w:rPr>
-          <w:rFonts w:ascii="Arial Narrow" w:eastAsia="Arial Narrow" w:hAnsi="Arial Narrow" w:cs="Arial Narrow"/>
-          <w:b/>
-          <w:bCs/>
-          <w:sz w:val="16"/>
-          <w:szCs w:val="16"/>
-        </w:rPr>
-        <w:t>Artículo 20.- Modalidades de notificación</w:t>
-      </w:r>
-    </w:p>
-    <w:p>
-      <w:pPr>
-        <w:pStyle w:val="Textonotapie"/>
-        <w:ind w:left="567"/>
-        <w:jc w:val="both"/>
-        <w:rPr>
-          <w:rFonts w:ascii="Arial Narrow" w:eastAsia="Arial Narrow" w:hAnsi="Arial Narrow" w:cs="Arial Narrow"/>
-          <w:sz w:val="16"/>
-          <w:szCs w:val="16"/>
-        </w:rPr>
-      </w:pPr>
-      <w:r>
-        <w:rPr>
-          <w:rFonts w:ascii="Arial Narrow" w:eastAsia="Arial Narrow" w:hAnsi="Arial Narrow" w:cs="Arial Narrow"/>
-          <w:sz w:val="16"/>
-          <w:szCs w:val="16"/>
-        </w:rPr>
-        <w:t xml:space="preserve">20.4. El administrado interesado o afectado por el acto que hubiera consignado en su escrito alguna dirección electrónica que conste en el expediente puede ser notificado a través de ese medio siempre que haya dado su autorización expresa para ello. Para este caso no es de aplicación el orden de prelación dispuesto en el numeral 20.1. </w:t>
-      </w:r>
-    </w:p>
-    <w:p>
-      <w:pPr>
-        <w:pStyle w:val="Textonotapie"/>
-        <w:ind w:left="567"/>
-        <w:jc w:val="both"/>
-        <w:rPr>
-          <w:rFonts w:ascii="Arial Narrow" w:eastAsia="Arial Narrow" w:hAnsi="Arial Narrow" w:cs="Arial Narrow"/>
-          <w:sz w:val="16"/>
-          <w:szCs w:val="16"/>
-        </w:rPr>
-      </w:pPr>
-      <w:r>
-        <w:rPr>
-          <w:rFonts w:ascii="Arial Narrow" w:eastAsia="Arial Narrow" w:hAnsi="Arial Narrow" w:cs="Arial Narrow"/>
-          <w:sz w:val="16"/>
-          <w:szCs w:val="16"/>
-        </w:rPr>
-        <w:t xml:space="preserve">La notificación dirigida a la dirección de correo electrónico señalada por el administrado se entiende válidamente efectuada cuando la entidad reciba la respuesta de recepción de la dirección electrónica señalada por el administrado o esta sea generada en forma automática por una plataforma tecnológica o sistema informático que garantice que la notificación ha sido efectuada. La notificación surte efectos el día que conste haber sido recibida, conforme lo previsto en el numeral 2 del artículo 25. </w:t>
-      </w:r>
-    </w:p>
-    <w:p>
-      <w:pPr>
-        <w:pStyle w:val="Textonotapie"/>
-        <w:ind w:left="567"/>
-        <w:jc w:val="both"/>
-        <w:rPr>
-          <w:rFonts w:ascii="Arial Narrow" w:eastAsia="Arial Narrow" w:hAnsi="Arial Narrow" w:cs="Arial Narrow"/>
-          <w:sz w:val="16"/>
-          <w:szCs w:val="16"/>
-        </w:rPr>
-      </w:pPr>
-      <w:r>
-        <w:rPr>
-          <w:rFonts w:ascii="Arial Narrow" w:eastAsia="Arial Narrow" w:hAnsi="Arial Narrow" w:cs="Arial Narrow"/>
-          <w:sz w:val="16"/>
-          <w:szCs w:val="16"/>
-        </w:rPr>
-        <w:t>En caso de no recibirse respuesta automática de recepción en un plazo máximo de dos (2) días hábiles contados desde el día siguiente de efectuado el acto de notificación vía correo electrónico, se procede a notificar por cédula conforme al inciso 20.1.1, volviéndose a computar el plazo establecido en el numeral 24.1 del artículo 24.</w:t>
-      </w:r>
-    </w:p>
-    <w:p>
-      <w:pPr>
-        <w:pStyle w:val="Textonotapie"/>
-        <w:ind w:left="567" w:hanging="567"/>
-        <w:jc w:val="both"/>
-        <w:rPr>
-          <w:rFonts w:ascii="Arial Narrow" w:eastAsia="Arial Narrow" w:hAnsi="Arial Narrow" w:cs="Arial Narrow"/>
-          <w:sz w:val="16"/>
-          <w:szCs w:val="16"/>
-        </w:rPr>
-      </w:pPr>
-    </w:p>
-  </w:footnote>
-  <w:footnote w:id="13">
-    <w:p>
-      <w:pPr>
-        <w:pStyle w:val="Textonotapie"/>
-        <w:ind w:left="567" w:hanging="567"/>
-        <w:jc w:val="both"/>
-        <w:rPr>
-          <w:rFonts w:ascii="Arial Narrow" w:eastAsia="Arial Narrow" w:hAnsi="Arial Narrow" w:cs="Arial Narrow"/>
-          <w:b/>
-          <w:bCs/>
-          <w:sz w:val="16"/>
-          <w:szCs w:val="16"/>
-        </w:rPr>
-      </w:pPr>
-      <w:r>
-        <w:rPr>
-          <w:rStyle w:val="Refdenotaalpie"/>
-          <w:rFonts w:ascii="Arial Narrow" w:eastAsia="Arial Narrow" w:hAnsi="Arial Narrow" w:cs="Arial Narrow"/>
-          <w:sz w:val="16"/>
-          <w:szCs w:val="16"/>
-          <w:vertAlign w:val="superscript"/>
-        </w:rPr>
-        <w:footnoteRef/>
-      </w:r>
-      <w:r>
-        <w:rPr>
-          <w:rFonts w:ascii="Arial Narrow" w:eastAsia="Arial Narrow" w:hAnsi="Arial Narrow" w:cs="Arial Narrow"/>
-          <w:b/>
-          <w:bCs/>
-          <w:sz w:val="16"/>
-          <w:szCs w:val="16"/>
-        </w:rPr>
-        <w:t xml:space="preserve"> </w:t>
-      </w:r>
-      <w:r>
-        <w:rPr>
-          <w:rFonts w:ascii="Arial Narrow" w:eastAsia="Arial Narrow" w:hAnsi="Arial Narrow" w:cs="Arial Narrow"/>
-          <w:sz w:val="16"/>
-          <w:szCs w:val="16"/>
-        </w:rPr>
-        <w:t xml:space="preserve"> </w:t>
-      </w:r>
-      <w:r>
-        <w:rPr>
-          <w:rFonts w:ascii="Arial Narrow" w:eastAsia="Arial Narrow" w:hAnsi="Arial Narrow" w:cs="Arial Narrow"/>
-          <w:sz w:val="16"/>
-          <w:szCs w:val="16"/>
-        </w:rPr>
-        <w:tab/>
-      </w:r>
-      <w:r>
-        <w:rPr>
-          <w:rFonts w:ascii="Arial Narrow" w:eastAsia="Arial Narrow" w:hAnsi="Arial Narrow" w:cs="Arial Narrow"/>
-          <w:b/>
-          <w:bCs/>
-          <w:sz w:val="16"/>
-          <w:szCs w:val="16"/>
-        </w:rPr>
-        <w:t xml:space="preserve">TEXTO ÚNICO ORDENADO DE LA LEY 27444, LEY DE PROCEDIMIENTO ADMINISTRATIVO GENERAL, aprobado por el Decreto Supremo </w:t>
-      </w:r>
-      <w:r>
-        <w:rPr>
-          <w:rFonts w:ascii="Arial Narrow" w:eastAsia="Arial Narrow" w:hAnsi="Arial Narrow" w:cs="Arial Narrow"/>
-          <w:b/>
-          <w:bCs/>
-          <w:sz w:val="16"/>
-          <w:szCs w:val="16"/>
-        </w:rPr>
-        <w:t>006-2026-JUS</w:t>
-      </w:r>
-    </w:p>
-    <w:p>
-      <w:pPr>
-        <w:pStyle w:val="Textonotapie"/>
-        <w:ind w:firstLine="567"/>
-        <w:jc w:val="both"/>
-        <w:rPr>
-          <w:rFonts w:ascii="Arial Narrow" w:eastAsia="Arial Narrow" w:hAnsi="Arial Narrow" w:cs="Arial Narrow"/>
-          <w:b/>
-          <w:bCs/>
-          <w:sz w:val="16"/>
-          <w:szCs w:val="16"/>
-        </w:rPr>
-      </w:pPr>
-      <w:r>
-        <w:rPr>
-          <w:rFonts w:ascii="Arial Narrow" w:eastAsia="Arial Narrow" w:hAnsi="Arial Narrow" w:cs="Arial Narrow"/>
-          <w:b/>
-          <w:bCs/>
-          <w:sz w:val="16"/>
-          <w:szCs w:val="16"/>
-        </w:rPr>
-        <w:t>223</w:t>
-      </w:r>
-      <w:r>
-        <w:rPr>
-          <w:rFonts w:ascii="Arial Narrow" w:eastAsia="Arial Narrow" w:hAnsi="Arial Narrow" w:cs="Arial Narrow"/>
-          <w:b/>
-          <w:bCs/>
-          <w:sz w:val="16"/>
-          <w:szCs w:val="16"/>
-        </w:rPr>
-        <w:t>.- Contestación de la reclamación</w:t>
-      </w:r>
-    </w:p>
-    <w:p>
-      <w:pPr>
-        <w:pStyle w:val="Textonotapie"/>
-        <w:ind w:firstLine="567"/>
-        <w:jc w:val="both"/>
-        <w:rPr>
-          <w:rFonts w:ascii="Arial Narrow" w:eastAsia="Arial Narrow" w:hAnsi="Arial Narrow" w:cs="Arial Narrow"/>
-          <w:sz w:val="16"/>
-          <w:szCs w:val="16"/>
-        </w:rPr>
-      </w:pPr>
-      <w:r>
-        <w:rPr>
-          <w:rFonts w:ascii="Arial Narrow" w:eastAsia="Arial Narrow" w:hAnsi="Arial Narrow" w:cs="Arial Narrow"/>
-          <w:sz w:val="16"/>
-          <w:szCs w:val="16"/>
-        </w:rPr>
-        <w:t>223</w:t>
-      </w:r>
-      <w:r>
-        <w:rPr>
-          <w:rFonts w:ascii="Arial Narrow" w:eastAsia="Arial Narrow" w:hAnsi="Arial Narrow" w:cs="Arial Narrow"/>
-          <w:sz w:val="16"/>
-          <w:szCs w:val="16"/>
-        </w:rPr>
-        <w:t>.1 “(…) Las alegaciones y los hechos relevantes de la reclamación, salvo que hayan sido específicamente negadas en la contestación,</w:t>
-      </w:r>
-    </w:p>
-    <w:p>
-      <w:pPr>
-        <w:pStyle w:val="Textonotapie"/>
-        <w:ind w:firstLine="567"/>
-        <w:jc w:val="both"/>
-        <w:rPr>
-          <w:rFonts w:ascii="Arial Narrow" w:eastAsia="Arial Narrow" w:hAnsi="Arial Narrow" w:cs="Arial Narrow"/>
-          <w:sz w:val="16"/>
-          <w:szCs w:val="16"/>
-        </w:rPr>
-      </w:pPr>
-      <w:r>
-        <w:rPr>
-          <w:rFonts w:ascii="Arial Narrow" w:eastAsia="Arial Narrow" w:hAnsi="Arial Narrow" w:cs="Arial Narrow"/>
-          <w:sz w:val="16"/>
-          <w:szCs w:val="16"/>
-        </w:rPr>
-        <w:t>se tendrán por aceptadas o merituadas como ciertas”.</w:t>
-      </w:r>
-    </w:p>
-    <w:p>
-      <w:pPr>
-        <w:pStyle w:val="Textonotapie"/>
-        <w:ind w:left="567" w:hanging="567"/>
-        <w:jc w:val="both"/>
-        <w:rPr>
-          <w:rFonts w:ascii="Arial Narrow" w:eastAsia="Arial Narrow" w:hAnsi="Arial Narrow" w:cs="Arial Narrow"/>
-          <w:b/>
-          <w:bCs/>
           <w:sz w:val="16"/>
           <w:szCs w:val="16"/>
         </w:rPr>

--- a/plantillas_maestras/03_seguro_desgravamen/negativa_cobertura/2_o_mas_ddos_varios/varon/TPL_2010_2026_SEGURO_DESGRAVAMEN_NEGATIVA_COBERTURA_ASEGURADORA_VARON_R227.docx
+++ b/plantillas_maestras/03_seguro_desgravamen/negativa_cobertura/2_o_mas_ddos_varios/varon/TPL_2010_2026_SEGURO_DESGRAVAMEN_NEGATIVA_COBERTURA_ASEGURADORA_VARON_R227.docx
@@ -470,6 +470,7 @@
     </w:p>
     <w:p>
       <w:pPr>
+        <w:spacing w:before="0" w:after="0" w:line="240" w:lineRule="auto"/>
         <w:jc w:val="both"/>
         <w:rPr>
           <w:rFonts w:ascii="Arial Narrow" w:eastAsia="Arial Narrow" w:hAnsi="Arial Narrow" w:cs="Arial Narrow"/>
@@ -602,6 +603,7 @@
     </w:p>
     <w:p>
       <w:pPr>
+        <w:spacing w:before="0" w:after="0" w:line="240" w:lineRule="auto"/>
         <w:rPr>
           <w:rFonts w:ascii="Arial Narrow" w:eastAsia="Arial Narrow" w:hAnsi="Arial Narrow" w:cs="Arial Narrow"/>
           <w:sz w:val="22"/>
@@ -674,6 +676,7 @@
     </w:p>
     <w:p>
       <w:pPr>
+        <w:spacing w:before="0" w:after="0" w:line="240" w:lineRule="auto"/>
         <w:pBdr>
           <w:top w:val="nil"/>
           <w:left w:val="nil"/>
@@ -746,6 +749,7 @@
     </w:p>
     <w:p>
       <w:pPr>
+        <w:spacing w:before="0" w:after="0" w:line="240" w:lineRule="auto"/>
         <w:pBdr>
           <w:top w:val="nil"/>
           <w:left w:val="nil"/>
@@ -820,6 +824,7 @@
     </w:p>
     <w:p>
       <w:pPr>
+        <w:spacing w:before="0" w:after="0" w:line="240" w:lineRule="auto"/>
         <w:pBdr>
           <w:top w:val="nil"/>
           <w:left w:val="nil"/>
@@ -868,6 +873,7 @@
     </w:p>
     <w:p>
       <w:pPr>
+        <w:spacing w:before="0" w:after="0" w:line="240" w:lineRule="auto"/>
         <w:pBdr>
           <w:top w:val="nil"/>
           <w:left w:val="nil"/>
@@ -916,6 +922,7 @@
     </w:p>
     <w:p>
       <w:pPr>
+        <w:spacing w:before="0" w:after="0" w:line="240" w:lineRule="auto"/>
         <w:pBdr>
           <w:top w:val="nil"/>
           <w:left w:val="nil"/>
@@ -964,6 +971,7 @@
     </w:p>
     <w:p>
       <w:pPr>
+        <w:spacing w:before="0" w:after="0" w:line="240" w:lineRule="auto"/>
         <w:pBdr>
           <w:top w:val="nil"/>
           <w:left w:val="nil"/>
@@ -1036,6 +1044,7 @@
     </w:p>
     <w:p>
       <w:pPr>
+        <w:spacing w:before="0" w:after="0" w:line="240" w:lineRule="auto"/>
         <w:pBdr>
           <w:top w:val="nil"/>
           <w:left w:val="nil"/>
@@ -1092,6 +1101,7 @@
     </w:p>
     <w:p>
       <w:pPr>
+        <w:spacing w:before="0" w:after="0" w:line="240" w:lineRule="auto"/>
         <w:pBdr>
           <w:top w:val="nil"/>
           <w:left w:val="nil"/>
@@ -1400,6 +1410,7 @@
     </w:p>
     <w:p>
       <w:pPr>
+        <w:spacing w:before="0" w:after="0" w:line="240" w:lineRule="auto"/>
         <w:contextualSpacing/>
         <w:jc w:val="both"/>
         <w:rPr>
@@ -1440,6 +1451,7 @@
     </w:p>
     <w:p>
       <w:pPr>
+        <w:spacing w:before="0" w:after="0" w:line="240" w:lineRule="auto"/>
         <w:ind w:left="567"/>
         <w:contextualSpacing/>
         <w:jc w:val="both"/>
@@ -1479,6 +1491,7 @@
     <w:p>
       <w:pPr>
         <w:pStyle w:val="Prrafodelista"/>
+        <w:spacing w:before="0" w:after="0" w:line="240" w:lineRule="auto"/>
         <w:ind w:left="567"/>
         <w:jc w:val="both"/>
         <w:rPr>
@@ -1514,6 +1527,7 @@
     </w:p>
     <w:p>
       <w:pPr>
+        <w:spacing w:before="0" w:after="0" w:line="240" w:lineRule="auto"/>
         <w:ind w:left="720"/>
         <w:contextualSpacing/>
         <w:rPr>
@@ -1567,6 +1581,7 @@
     </w:p>
     <w:p>
       <w:pPr>
+        <w:spacing w:before="0" w:after="0" w:line="240" w:lineRule="auto"/>
         <w:ind w:left="1134" w:right="4"/>
         <w:contextualSpacing/>
         <w:jc w:val="both"/>
@@ -1642,6 +1657,7 @@
     </w:p>
     <w:p>
       <w:pPr>
+        <w:spacing w:before="0" w:after="0" w:line="240" w:lineRule="auto"/>
         <w:ind w:left="1134"/>
         <w:contextualSpacing/>
         <w:rPr>
@@ -1688,6 +1704,7 @@
     </w:p>
     <w:p>
       <w:pPr>
+        <w:spacing w:before="0" w:after="0" w:line="240" w:lineRule="auto"/>
         <w:ind w:left="2268"/>
         <w:contextualSpacing/>
         <w:rPr>
@@ -1802,6 +1819,7 @@
     </w:p>
     <w:p>
       <w:pPr>
+        <w:spacing w:before="0" w:after="0" w:line="240" w:lineRule="auto"/>
         <w:ind w:left="2268"/>
         <w:contextualSpacing/>
         <w:jc w:val="both"/>
@@ -1855,6 +1873,7 @@
     </w:p>
     <w:p>
       <w:pPr>
+        <w:spacing w:before="0" w:after="0" w:line="240" w:lineRule="auto"/>
         <w:ind w:left="2268"/>
         <w:contextualSpacing/>
         <w:jc w:val="both"/>
@@ -1908,6 +1927,7 @@
     </w:p>
     <w:p>
       <w:pPr>
+        <w:spacing w:before="0" w:after="0" w:line="240" w:lineRule="auto"/>
         <w:ind w:left="2835"/>
         <w:contextualSpacing/>
         <w:jc w:val="both"/>
@@ -1950,6 +1970,7 @@
     </w:p>
     <w:p>
       <w:pPr>
+        <w:spacing w:before="0" w:after="0" w:line="240" w:lineRule="auto"/>
         <w:ind w:left="2835"/>
         <w:contextualSpacing/>
         <w:jc w:val="both"/>
@@ -2082,6 +2103,7 @@
     </w:p>
     <w:p>
       <w:pPr>
+        <w:spacing w:before="0" w:after="0" w:line="240" w:lineRule="auto"/>
         <w:ind w:left="1134"/>
         <w:contextualSpacing/>
         <w:jc w:val="both"/>
@@ -2222,6 +2244,7 @@
     </w:p>
     <w:p>
       <w:pPr>
+        <w:spacing w:before="0" w:after="0" w:line="240" w:lineRule="auto"/>
         <w:ind w:left="3402" w:hanging="567"/>
         <w:contextualSpacing/>
         <w:jc w:val="both"/>
@@ -2263,6 +2286,7 @@
     </w:p>
     <w:p>
       <w:pPr>
+        <w:spacing w:before="0" w:after="0" w:line="240" w:lineRule="auto"/>
         <w:ind w:left="2268" w:right="4" w:hanging="567"/>
         <w:contextualSpacing/>
         <w:jc w:val="both"/>
@@ -2312,6 +2336,7 @@
     </w:p>
     <w:p>
       <w:pPr>
+        <w:spacing w:before="0" w:after="0" w:line="240" w:lineRule="auto"/>
         <w:ind w:left="2268" w:right="4" w:hanging="567"/>
         <w:contextualSpacing/>
         <w:jc w:val="both"/>
@@ -2348,6 +2373,7 @@
     </w:p>
     <w:p>
       <w:pPr>
+        <w:spacing w:before="0" w:after="0" w:line="240" w:lineRule="auto"/>
         <w:contextualSpacing/>
         <w:rPr>
           <w:rFonts w:ascii="Arial Narrow" w:eastAsia="Arial Narrow" w:hAnsi="Arial Narrow" w:cs="Arial Narrow"/>
@@ -2390,6 +2416,7 @@
     </w:p>
     <w:p>
       <w:pPr>
+        <w:spacing w:before="0" w:after="0" w:line="240" w:lineRule="auto"/>
         <w:ind w:left="2268" w:right="4" w:hanging="567"/>
         <w:contextualSpacing/>
         <w:jc w:val="both"/>
@@ -2455,6 +2482,7 @@
     </w:p>
     <w:p>
       <w:pPr>
+        <w:spacing w:before="0" w:after="0" w:line="240" w:lineRule="auto"/>
         <w:ind w:left="2835" w:right="4" w:hanging="567"/>
         <w:contextualSpacing/>
         <w:jc w:val="both"/>
@@ -2570,6 +2598,7 @@
     </w:p>
     <w:p>
       <w:pPr>
+        <w:spacing w:before="0" w:after="0" w:line="240" w:lineRule="auto"/>
         <w:ind w:left="2835" w:hanging="567"/>
         <w:contextualSpacing/>
         <w:jc w:val="both"/>
@@ -2685,6 +2714,7 @@
     </w:p>
     <w:p>
       <w:pPr>
+        <w:spacing w:before="0" w:after="0" w:line="240" w:lineRule="auto"/>
         <w:ind w:left="2835" w:hanging="567"/>
         <w:contextualSpacing/>
         <w:jc w:val="both"/>
@@ -2766,6 +2796,7 @@
     </w:p>
     <w:p>
       <w:pPr>
+        <w:spacing w:before="0" w:after="0" w:line="240" w:lineRule="auto"/>
         <w:ind w:left="2835" w:hanging="567"/>
         <w:contextualSpacing/>
         <w:jc w:val="both"/>
@@ -2814,6 +2845,7 @@
     </w:p>
     <w:p>
       <w:pPr>
+        <w:spacing w:before="0" w:after="0" w:line="240" w:lineRule="auto"/>
         <w:ind w:left="2835" w:hanging="3"/>
         <w:contextualSpacing/>
         <w:jc w:val="both"/>
@@ -2863,6 +2895,7 @@
     </w:p>
     <w:p>
       <w:pPr>
+        <w:spacing w:before="0" w:after="0" w:line="240" w:lineRule="auto"/>
         <w:ind w:left="2835" w:hanging="567"/>
         <w:contextualSpacing/>
         <w:jc w:val="both"/>
@@ -2934,6 +2967,7 @@
     </w:p>
     <w:p>
       <w:pPr>
+        <w:spacing w:before="0" w:after="0" w:line="240" w:lineRule="auto"/>
         <w:ind w:left="2835" w:hanging="567"/>
         <w:contextualSpacing/>
         <w:jc w:val="both"/>
@@ -2983,6 +3017,7 @@
     </w:p>
     <w:p>
       <w:pPr>
+        <w:spacing w:before="0" w:after="0" w:line="240" w:lineRule="auto"/>
         <w:ind w:left="567"/>
         <w:contextualSpacing/>
         <w:jc w:val="both"/>
@@ -3019,6 +3054,7 @@
     </w:p>
     <w:p>
       <w:pPr>
+        <w:spacing w:before="0" w:after="0" w:line="240" w:lineRule="auto"/>
         <w:ind w:left="567"/>
         <w:contextualSpacing/>
         <w:jc w:val="both"/>
@@ -3099,6 +3135,7 @@
     </w:p>
     <w:p>
       <w:pPr>
+        <w:spacing w:before="0" w:after="0" w:line="240" w:lineRule="auto"/>
         <w:ind w:left="567"/>
         <w:contextualSpacing/>
         <w:jc w:val="both"/>
@@ -3155,9 +3192,9 @@
     <w:p>
       <w:pPr>
         <w:pStyle w:val="Prrafodelista"/>
-        <w:rPr>
-          <w:rFonts w:ascii="Arial Narrow" w:eastAsia="Arial Narrow" w:hAnsi="Arial Narrow" w:cs="Arial Narrow"/>
-          <w:spacing w:val="-3"/>
+        <w:spacing w:before="0" w:after="0" w:line="240" w:lineRule="auto"/>
+        <w:rPr>
+          <w:rFonts w:ascii="Arial Narrow" w:eastAsia="Arial Narrow" w:hAnsi="Arial Narrow" w:cs="Arial Narrow"/>
           <w:sz w:val="22"/>
           <w:szCs w:val="22"/>
         </w:rPr>
@@ -3216,6 +3253,7 @@
     </w:p>
     <w:p>
       <w:pPr>
+        <w:spacing w:before="0" w:after="0" w:line="240" w:lineRule="auto"/>
         <w:rPr>
           <w:rStyle w:val="normaltextrun"/>
           <w:rFonts w:ascii="Arial Narrow" w:eastAsia="Arial Narrow" w:hAnsi="Arial Narrow" w:cs="Arial Narrow"/>
@@ -3319,6 +3357,7 @@
     </w:p>
     <w:p>
       <w:pPr>
+        <w:spacing w:before="0" w:after="0" w:line="240" w:lineRule="auto"/>
         <w:jc w:val="both"/>
         <w:rPr>
           <w:rFonts w:ascii="Arial Narrow" w:eastAsia="Arial Narrow" w:hAnsi="Arial Narrow" w:cs="Arial Narrow"/>
@@ -3463,6 +3502,7 @@
     </w:p>
     <w:p>
       <w:pPr>
+        <w:spacing w:before="0" w:after="0" w:line="240" w:lineRule="auto"/>
         <w:tabs>
           <w:tab w:val="left" w:pos="284"/>
           <w:tab w:val="left" w:pos="1701"/>
@@ -3606,6 +3646,7 @@
     <w:p>
       <w:pPr>
         <w:pStyle w:val="Prrafodelista"/>
+        <w:spacing w:before="0" w:after="0" w:line="240" w:lineRule="auto"/>
         <w:ind w:left="1134"/>
         <w:jc w:val="both"/>
         <w:rPr>
@@ -3771,6 +3812,7 @@
     <w:p>
       <w:pPr>
         <w:pStyle w:val="Prrafodelista"/>
+        <w:spacing w:before="0" w:after="0" w:line="240" w:lineRule="auto"/>
         <w:ind w:left="1134"/>
         <w:jc w:val="both"/>
         <w:rPr>
@@ -3878,7 +3920,7 @@
     <w:p>
       <w:pPr>
         <w:pStyle w:val="paragraph"/>
-        <w:spacing w:before="0" w:beforeAutospacing="0" w:after="0" w:afterAutospacing="0"/>
+        <w:spacing w:before="0" w:after="0" w:line="240" w:lineRule="auto"/>
         <w:ind w:left="1134"/>
         <w:jc w:val="both"/>
         <w:textAlignment w:val="baseline"/>
@@ -4117,6 +4159,7 @@
     </w:p>
     <w:p>
       <w:pPr>
+        <w:spacing w:before="0" w:after="0" w:line="240" w:lineRule="auto"/>
         <w:jc w:val="both"/>
         <w:rPr>
           <w:rFonts w:ascii="Arial Narrow" w:eastAsia="Arial Narrow" w:hAnsi="Arial Narrow" w:cs="Arial Narrow"/>
@@ -4251,11 +4294,11 @@
     <w:p>
       <w:pPr>
         <w:pStyle w:val="Prrafodelista"/>
+        <w:spacing w:before="0" w:after="0" w:line="240" w:lineRule="auto"/>
         <w:rPr>
           <w:rFonts w:ascii="Arial Narrow" w:eastAsia="Arial Narrow" w:hAnsi="Arial Narrow" w:cs="Arial Narrow"/>
           <w:i/>
           <w:iCs/>
-          <w:spacing w:val="-3"/>
           <w:sz w:val="22"/>
           <w:szCs w:val="22"/>
         </w:rPr>
@@ -4440,6 +4483,7 @@
     </w:p>
     <w:p>
       <w:pPr>
+        <w:spacing w:before="0" w:after="0" w:line="240" w:lineRule="auto"/>
         <w:rPr>
           <w:rFonts w:ascii="Arial Narrow" w:eastAsia="Arial Narrow" w:hAnsi="Arial Narrow" w:cs="Arial Narrow"/>
           <w:sz w:val="22"/>
@@ -4543,6 +4587,7 @@
     <w:p>
       <w:pPr>
         <w:pStyle w:val="Prrafodelista"/>
+        <w:spacing w:before="0" w:after="0" w:line="240" w:lineRule="auto"/>
         <w:rPr>
           <w:rFonts w:ascii="Arial Narrow" w:eastAsia="Arial Narrow" w:hAnsi="Arial Narrow" w:cs="Arial Narrow"/>
           <w:sz w:val="22"/>
@@ -4729,6 +4774,7 @@
     <w:p>
       <w:pPr>
         <w:pStyle w:val="Prrafodelista"/>
+        <w:spacing w:before="0" w:after="0" w:line="240" w:lineRule="auto"/>
         <w:rPr>
           <w:rFonts w:ascii="Arial Narrow" w:eastAsia="Arial Narrow" w:hAnsi="Arial Narrow" w:cs="Arial Narrow"/>
           <w:sz w:val="22"/>
@@ -4762,6 +4808,7 @@
     </w:p>
     <w:p>
       <w:pPr>
+        <w:spacing w:before="0" w:after="0" w:line="240" w:lineRule="auto"/>
         <w:contextualSpacing/>
         <w:rPr>
           <w:rFonts w:ascii="Arial Narrow" w:eastAsia="Arial Narrow" w:hAnsi="Arial Narrow" w:cs="Arial Narrow"/>
@@ -4794,6 +4841,7 @@
     </w:p>
     <w:p>
       <w:pPr>
+        <w:spacing w:before="0" w:after="0" w:line="240" w:lineRule="auto"/>
         <w:rPr>
           <w:rFonts w:ascii="Arial Narrow" w:eastAsia="Arial Narrow" w:hAnsi="Arial Narrow" w:cs="Arial Narrow"/>
           <w:sz w:val="22"/>
@@ -4997,6 +5045,7 @@
     </w:p>
     <w:p>
       <w:pPr>
+        <w:spacing w:before="0" w:after="0" w:line="240" w:lineRule="auto"/>
         <w:rPr>
           <w:rFonts w:ascii="Arial Narrow" w:eastAsia="Arial Narrow" w:hAnsi="Arial Narrow" w:cs="Arial Narrow"/>
           <w:sz w:val="22"/>
@@ -5121,6 +5170,7 @@
     <w:p>
       <w:pPr>
         <w:pStyle w:val="Prrafodelista"/>
+        <w:spacing w:before="0" w:after="0" w:line="240" w:lineRule="auto"/>
         <w:rPr>
           <w:rFonts w:ascii="Arial Narrow" w:eastAsia="Arial Narrow" w:hAnsi="Arial Narrow" w:cs="Arial Narrow"/>
           <w:sz w:val="22"/>
@@ -5317,6 +5367,7 @@
     <w:p>
       <w:pPr>
         <w:pStyle w:val="Prrafodelista"/>
+        <w:spacing w:before="0" w:after="0" w:line="240" w:lineRule="auto"/>
         <w:rPr>
           <w:rFonts w:ascii="Arial Narrow" w:eastAsia="Arial Narrow" w:hAnsi="Arial Narrow" w:cs="Arial Narrow"/>
           <w:sz w:val="22"/>
@@ -5373,6 +5424,7 @@
     <w:p>
       <w:pPr>
         <w:pStyle w:val="Prrafodelista"/>
+        <w:spacing w:before="0" w:after="0" w:line="240" w:lineRule="auto"/>
         <w:rPr>
           <w:rFonts w:ascii="Arial Narrow" w:eastAsia="Arial Narrow" w:hAnsi="Arial Narrow" w:cs="Arial Narrow"/>
           <w:sz w:val="22"/>
@@ -5457,6 +5509,7 @@
     <w:p>
       <w:pPr>
         <w:pStyle w:val="Prrafodelista"/>
+        <w:spacing w:before="0" w:after="0" w:line="240" w:lineRule="auto"/>
         <w:rPr>
           <w:rFonts w:ascii="Arial Narrow" w:eastAsia="Arial Narrow" w:hAnsi="Arial Narrow" w:cs="Arial Narrow"/>
           <w:sz w:val="22"/>
@@ -5763,6 +5816,7 @@
     </w:p>
     <w:p>
       <w:pPr>
+        <w:spacing w:before="0" w:after="0" w:line="240" w:lineRule="auto"/>
         <w:jc w:val="both"/>
         <w:rPr>
           <w:rFonts w:ascii="Arial Narrow" w:eastAsia="Arial Narrow" w:hAnsi="Arial Narrow" w:cs="Arial Narrow"/>
@@ -5806,6 +5860,7 @@
     </w:p>
     <w:p>
       <w:pPr>
+        <w:spacing w:before="0" w:after="0" w:line="240" w:lineRule="auto"/>
         <w:jc w:val="both"/>
         <w:rPr>
           <w:rFonts w:ascii="Arial Narrow" w:eastAsia="Arial Narrow" w:hAnsi="Arial Narrow" w:cs="Arial Narrow"/>
@@ -5953,6 +6008,7 @@
     </w:p>
     <w:p>
       <w:pPr>
+        <w:spacing w:before="0" w:after="0" w:line="240" w:lineRule="auto"/>
         <w:jc w:val="both"/>
         <w:rPr>
           <w:rFonts w:ascii="Arial Narrow" w:eastAsia="Arial Narrow" w:hAnsi="Arial Narrow" w:cs="Arial Narrow"/>
@@ -6080,6 +6136,7 @@
     <w:p>
       <w:pPr>
         <w:pStyle w:val="Prrafodelista"/>
+        <w:spacing w:before="0" w:after="0" w:line="240" w:lineRule="auto"/>
         <w:rPr>
           <w:rFonts w:ascii="Arial Narrow" w:eastAsia="Arial Narrow" w:hAnsi="Arial Narrow" w:cs="Arial Narrow"/>
           <w:sz w:val="22"/>
@@ -6217,6 +6274,7 @@
     </w:p>
     <w:p>
       <w:pPr>
+        <w:spacing w:before="0" w:after="0" w:line="240" w:lineRule="auto"/>
         <w:jc w:val="both"/>
         <w:rPr>
           <w:rFonts w:ascii="Arial Narrow" w:eastAsia="Arial Narrow" w:hAnsi="Arial Narrow" w:cs="Arial Narrow"/>
@@ -6252,6 +6310,7 @@
     </w:p>
     <w:p>
       <w:pPr>
+        <w:spacing w:before="0" w:after="0" w:line="240" w:lineRule="auto"/>
         <w:pBdr>
           <w:top w:val="nil"/>
           <w:left w:val="nil"/>
@@ -6302,6 +6361,7 @@
     </w:p>
     <w:p>
       <w:pPr>
+        <w:spacing w:before="0" w:after="0" w:line="240" w:lineRule="auto"/>
         <w:pBdr>
           <w:top w:val="nil"/>
           <w:left w:val="nil"/>
@@ -6603,6 +6663,7 @@
     </w:p>
     <w:p>
       <w:pPr>
+        <w:spacing w:before="0" w:after="0" w:line="240" w:lineRule="auto"/>
         <w:jc w:val="both"/>
         <w:rPr>
           <w:rFonts w:ascii="Arial Narrow" w:eastAsia="Arial Narrow" w:hAnsi="Arial Narrow" w:cs="Arial Narrow"/>
@@ -6645,6 +6706,7 @@
     </w:p>
     <w:p>
       <w:pPr>
+        <w:spacing w:before="0" w:after="0" w:line="240" w:lineRule="auto"/>
         <w:pBdr>
           <w:top w:val="nil"/>
           <w:left w:val="nil"/>
@@ -6896,6 +6958,7 @@
     </w:p>
     <w:p>
       <w:pPr>
+        <w:spacing w:before="0" w:after="0" w:line="240" w:lineRule="auto"/>
         <w:jc w:val="both"/>
         <w:rPr>
           <w:rFonts w:ascii="Arial Narrow" w:eastAsia="Arial Narrow" w:hAnsi="Arial Narrow" w:cs="Arial Narrow"/>
@@ -7043,6 +7106,7 @@
     </w:p>
     <w:p>
       <w:pPr>
+        <w:spacing w:before="0" w:after="0" w:line="240" w:lineRule="auto"/>
         <w:jc w:val="both"/>
         <w:rPr>
           <w:rFonts w:ascii="Arial Narrow" w:eastAsia="Arial Narrow" w:hAnsi="Arial Narrow" w:cs="Arial Narrow"/>
@@ -7259,6 +7323,7 @@
     </w:p>
     <w:p>
       <w:pPr>
+        <w:spacing w:before="0" w:after="0" w:line="240" w:lineRule="auto"/>
         <w:jc w:val="both"/>
         <w:rPr>
           <w:rFonts w:ascii="Arial Narrow" w:eastAsia="Arial Narrow" w:hAnsi="Arial Narrow" w:cs="Arial Narrow"/>
@@ -7468,6 +7533,7 @@
     <w:p>
       <w:pPr>
         <w:pStyle w:val="Prrafodelista"/>
+        <w:spacing w:before="0" w:after="0" w:line="240" w:lineRule="auto"/>
         <w:rPr>
           <w:rFonts w:ascii="Arial Narrow" w:eastAsia="Arial Narrow" w:hAnsi="Arial Narrow" w:cs="Arial Narrow"/>
           <w:sz w:val="22"/>
@@ -7560,6 +7626,7 @@
     </w:p>
     <w:p>
       <w:pPr>
+        <w:spacing w:before="0" w:after="0" w:line="240" w:lineRule="auto"/>
         <w:jc w:val="both"/>
         <w:rPr>
           <w:rFonts w:ascii="Arial Narrow" w:eastAsia="Arial Narrow" w:hAnsi="Arial Narrow" w:cs="Arial Narrow"/>
@@ -7648,6 +7715,7 @@
     </w:p>
     <w:p>
       <w:pPr>
+        <w:spacing w:before="0" w:after="0" w:line="240" w:lineRule="auto"/>
         <w:jc w:val="both"/>
         <w:rPr>
           <w:rFonts w:ascii="Arial Narrow" w:eastAsia="Arial Narrow" w:hAnsi="Arial Narrow" w:cs="Arial Narrow"/>
@@ -7739,6 +7807,7 @@
     <w:bookmarkEnd w:id="13"/>
     <w:p>
       <w:pPr>
+        <w:spacing w:before="0" w:after="0" w:line="240" w:lineRule="auto"/>
         <w:autoSpaceDE w:val="0"/>
         <w:autoSpaceDN w:val="0"/>
         <w:adjustRightInd w:val="0"/>
@@ -7776,6 +7845,7 @@
     </w:p>
     <w:p>
       <w:pPr>
+        <w:spacing w:before="0" w:after="0" w:line="240" w:lineRule="auto"/>
         <w:widowControl w:val="0"/>
         <w:ind w:left="567" w:hanging="567"/>
         <w:jc w:val="both"/>
@@ -7813,6 +7883,7 @@
     </w:p>
     <w:p>
       <w:pPr>
+        <w:spacing w:before="0" w:after="0" w:line="240" w:lineRule="auto"/>
         <w:widowControl w:val="0"/>
         <w:ind w:left="567"/>
         <w:jc w:val="both"/>
@@ -7849,6 +7920,7 @@
     </w:p>
     <w:p>
       <w:pPr>
+        <w:spacing w:before="0" w:after="0" w:line="240" w:lineRule="auto"/>
         <w:widowControl w:val="0"/>
         <w:ind w:left="567"/>
         <w:jc w:val="both"/>
@@ -7886,6 +7958,7 @@
     </w:p>
     <w:p>
       <w:pPr>
+        <w:spacing w:before="0" w:after="0" w:line="240" w:lineRule="auto"/>
         <w:widowControl w:val="0"/>
         <w:ind w:left="567"/>
         <w:jc w:val="both"/>
@@ -8007,6 +8080,7 @@
     <w:bookmarkEnd w:id="14"/>
     <w:p>
       <w:pPr>
+        <w:spacing w:before="0" w:after="0" w:line="240" w:lineRule="auto"/>
         <w:jc w:val="both"/>
         <w:rPr>
           <w:rFonts w:ascii="Arial Narrow" w:eastAsia="Arial Narrow" w:hAnsi="Arial Narrow" w:cs="Arial Narrow"/>
@@ -8095,6 +8169,7 @@
     </w:p>
     <w:p>
       <w:pPr>
+        <w:spacing w:before="0" w:after="0" w:line="240" w:lineRule="auto"/>
         <w:jc w:val="both"/>
         <w:rPr>
           <w:rFonts w:ascii="Arial Narrow" w:eastAsia="Arial Narrow" w:hAnsi="Arial Narrow" w:cs="Arial Narrow"/>
@@ -8276,6 +8351,7 @@
     </w:p>
     <w:p>
       <w:pPr>
+        <w:spacing w:before="0" w:after="0" w:line="240" w:lineRule="auto"/>
         <w:pBdr>
           <w:top w:val="nil"/>
           <w:left w:val="nil"/>
@@ -8528,10 +8604,10 @@
     </w:p>
     <w:p>
       <w:pPr>
-        <w:jc w:val="both"/>
-        <w:rPr>
-          <w:rFonts w:ascii="Arial Narrow" w:eastAsia="Arial Narrow" w:hAnsi="Arial Narrow" w:cs="Arial Narrow"/>
-          <w:spacing w:val="-2"/>
+        <w:spacing w:before="0" w:after="0" w:line="240" w:lineRule="auto"/>
+        <w:jc w:val="both"/>
+        <w:rPr>
+          <w:rFonts w:ascii="Arial Narrow" w:eastAsia="Arial Narrow" w:hAnsi="Arial Narrow" w:cs="Arial Narrow"/>
           <w:sz w:val="22"/>
           <w:szCs w:val="22"/>
         </w:rPr>
@@ -8595,6 +8671,7 @@
     </w:p>
     <w:p>
       <w:pPr>
+        <w:spacing w:before="0" w:after="0" w:line="240" w:lineRule="auto"/>
         <w:shd w:val="clear" w:color="auto" w:fill="FFFFFF"/>
         <w:jc w:val="both"/>
         <w:rPr>
@@ -8740,6 +8817,7 @@
     </w:p>
     <w:p>
       <w:pPr>
+        <w:spacing w:before="0" w:after="0" w:line="240" w:lineRule="auto"/>
         <w:shd w:val="clear" w:color="auto" w:fill="FFFFFF" w:themeFill="background1"/>
         <w:jc w:val="both"/>
         <w:rPr>
@@ -8800,6 +8878,7 @@
     </w:p>
     <w:p>
       <w:pPr>
+        <w:spacing w:before="0" w:after="0" w:line="240" w:lineRule="auto"/>
         <w:shd w:val="clear" w:color="auto" w:fill="FFFFFF" w:themeFill="background1"/>
         <w:jc w:val="both"/>
         <w:rPr>
@@ -8921,6 +9000,7 @@
     </w:p>
     <w:p>
       <w:pPr>
+        <w:spacing w:before="0" w:after="0" w:line="240" w:lineRule="auto"/>
         <w:suppressAutoHyphens/>
         <w:jc w:val="both"/>
         <w:rPr>
@@ -9482,24 +9562,23 @@
           <w:sz w:val="16"/>
           <w:szCs w:val="16"/>
         </w:rPr>
+        <w:t xml:space="preserve"/>
+      </w:r>
+      <w:r>
+        <w:rPr>
+          <w:rFonts w:ascii="Arial Narrow" w:eastAsia="Arial Narrow" w:hAnsi="Arial Narrow" w:cs="Arial Narrow"/>
+          <w:sz w:val="16"/>
+          <w:szCs w:val="16"/>
+        </w:rPr>
+      </w:r>
+      <w:r>
+        <w:rPr>
+          <w:rFonts w:ascii="Arial Narrow" w:eastAsia="Arial Narrow" w:hAnsi="Arial Narrow" w:cs="Arial Narrow"/>
+          <w:b/>
+          <w:sz w:val="16"/>
+          <w:szCs w:val="16"/>
+        </w:rPr>
         <w:tab/>
-        <w:t xml:space="preserve"/>
-      </w:r>
-      <w:r>
-        <w:rPr>
-          <w:rFonts w:ascii="Arial Narrow" w:eastAsia="Arial Narrow" w:hAnsi="Arial Narrow" w:cs="Arial Narrow"/>
-          <w:sz w:val="16"/>
-          <w:szCs w:val="16"/>
-        </w:rPr>
-        <w:tab/>
-      </w:r>
-      <w:r>
-        <w:rPr>
-          <w:rFonts w:ascii="Arial Narrow" w:eastAsia="Arial Narrow" w:hAnsi="Arial Narrow" w:cs="Arial Narrow"/>
-          <w:b/>
-          <w:sz w:val="16"/>
-          <w:szCs w:val="16"/>
-        </w:rPr>
         <w:t xml:space="preserve">DIRECTIVA 001-2008-TRI-INDECOPI, DIRECTIVA SOBRE CONFIDENCIALIDAD DE LA INFORMACIÓN EN LOS PROCEDIMIENTOS SEGUIDOS POR LOS ÓRGANOS FUNCIONALES DEL INDECOPI, MODIFICADA POR LA DIRECTIVA 002-2017/TRI-INDECOPI, PUBLICADA EL 24 de noviembre de 2017</w:t>
       </w:r>
       <w:r>
@@ -9653,24 +9732,23 @@
           <w:sz w:val="16"/>
           <w:szCs w:val="16"/>
         </w:rPr>
+        <w:t xml:space="preserve"/>
+      </w:r>
+      <w:r>
+        <w:rPr>
+          <w:rFonts w:ascii="Arial Narrow" w:eastAsia="Arial Narrow" w:hAnsi="Arial Narrow" w:cs="Arial Narrow"/>
+          <w:sz w:val="16"/>
+          <w:szCs w:val="16"/>
+        </w:rPr>
+      </w:r>
+      <w:r>
+        <w:rPr>
+          <w:rFonts w:ascii="Arial Narrow" w:eastAsia="Arial Narrow" w:hAnsi="Arial Narrow" w:cs="Arial Narrow"/>
+          <w:b/>
+          <w:sz w:val="16"/>
+          <w:szCs w:val="16"/>
+        </w:rPr>
         <w:tab/>
-        <w:t xml:space="preserve"/>
-      </w:r>
-      <w:r>
-        <w:rPr>
-          <w:rFonts w:ascii="Arial Narrow" w:eastAsia="Arial Narrow" w:hAnsi="Arial Narrow" w:cs="Arial Narrow"/>
-          <w:sz w:val="16"/>
-          <w:szCs w:val="16"/>
-        </w:rPr>
-        <w:tab/>
-      </w:r>
-      <w:r>
-        <w:rPr>
-          <w:rFonts w:ascii="Arial Narrow" w:eastAsia="Arial Narrow" w:hAnsi="Arial Narrow" w:cs="Arial Narrow"/>
-          <w:b/>
-          <w:sz w:val="16"/>
-          <w:szCs w:val="16"/>
-        </w:rPr>
         <w:t>DIRECTIVA 001-2008/TRI-INDECOPI, SOBRE CONFIDENCIALIDAD DE LA INFORMACIÓN EN LOS PROCEDIMIENTOS SEGUIDOS POR LOS ÓRGANOS FUNCIONALES DEL INDECOPI</w:t>
       </w:r>
     </w:p>
@@ -9812,25 +9890,24 @@
           <w:sz w:val="16"/>
           <w:szCs w:val="16"/>
         </w:rPr>
+        <w:t xml:space="preserve"/>
+      </w:r>
+      <w:r>
+        <w:rPr>
+          <w:rFonts w:ascii="Arial Narrow" w:eastAsia="Arial Narrow" w:hAnsi="Arial Narrow" w:cs="Arial Narrow"/>
+          <w:sz w:val="16"/>
+          <w:szCs w:val="16"/>
+        </w:rPr>
+      </w:r>
+      <w:r>
+        <w:rPr>
+          <w:rFonts w:ascii="Arial Narrow" w:eastAsia="Arial Narrow" w:hAnsi="Arial Narrow" w:cs="Arial Narrow"/>
+          <w:b/>
+          <w:bCs/>
+          <w:sz w:val="16"/>
+          <w:szCs w:val="16"/>
+        </w:rPr>
         <w:tab/>
-        <w:t xml:space="preserve"/>
-      </w:r>
-      <w:r>
-        <w:rPr>
-          <w:rFonts w:ascii="Arial Narrow" w:eastAsia="Arial Narrow" w:hAnsi="Arial Narrow" w:cs="Arial Narrow"/>
-          <w:sz w:val="16"/>
-          <w:szCs w:val="16"/>
-        </w:rPr>
-        <w:tab/>
-      </w:r>
-      <w:r>
-        <w:rPr>
-          <w:rFonts w:ascii="Arial Narrow" w:eastAsia="Arial Narrow" w:hAnsi="Arial Narrow" w:cs="Arial Narrow"/>
-          <w:b/>
-          <w:bCs/>
-          <w:sz w:val="16"/>
-          <w:szCs w:val="16"/>
-        </w:rPr>
         <w:t>Directiva 001-2025-GEG/INDECOPI, Directiva que regula la tramitación del expediente electrónico del Instituto Nacional de Defensa de la Competencia y de la Protección de la Propiedad Intelectual</w:t>
       </w:r>
       <w:r>
@@ -10002,26 +10079,25 @@
           <w:sz w:val="16"/>
           <w:szCs w:val="16"/>
         </w:rPr>
+        <w:t xml:space="preserve"/>
+      </w:r>
+      <w:r>
+        <w:rPr>
+          <w:rFonts w:ascii="Arial Narrow" w:eastAsia="Arial Narrow" w:hAnsi="Arial Narrow" w:cs="Arial Narrow"/>
+          <w:sz w:val="16"/>
+          <w:szCs w:val="16"/>
+        </w:rPr>
+      </w:r>
+      <w:r>
+        <w:rPr>
+          <w:rStyle w:val="normaltextrun"/>
+          <w:rFonts w:ascii="Arial Narrow" w:eastAsia="Arial Narrow" w:hAnsi="Arial Narrow" w:cs="Arial Narrow"/>
+          <w:b/>
+          <w:bCs/>
+          <w:sz w:val="16"/>
+          <w:szCs w:val="16"/>
+        </w:rPr>
         <w:tab/>
-        <w:t xml:space="preserve"/>
-      </w:r>
-      <w:r>
-        <w:rPr>
-          <w:rFonts w:ascii="Arial Narrow" w:eastAsia="Arial Narrow" w:hAnsi="Arial Narrow" w:cs="Arial Narrow"/>
-          <w:sz w:val="16"/>
-          <w:szCs w:val="16"/>
-        </w:rPr>
-        <w:tab/>
-      </w:r>
-      <w:r>
-        <w:rPr>
-          <w:rStyle w:val="normaltextrun"/>
-          <w:rFonts w:ascii="Arial Narrow" w:eastAsia="Arial Narrow" w:hAnsi="Arial Narrow" w:cs="Arial Narrow"/>
-          <w:b/>
-          <w:bCs/>
-          <w:sz w:val="16"/>
-          <w:szCs w:val="16"/>
-        </w:rPr>
         <w:t>Decreto Supremo 006-2026-JUS, TEXTO ÚNICO ORDENADO DE LA LEY DEL PROCEDIMIENTO ADMINISTRATIVO GENERAL, publicado el 30 de abril de 2026.</w:t>
       </w:r>
       <w:r>
@@ -10290,31 +10366,30 @@
           <w:sz w:val="16"/>
           <w:szCs w:val="16"/>
         </w:rPr>
+        <w:t xml:space="preserve"/>
+      </w:r>
+      <w:r>
+        <w:rPr>
+          <w:rFonts w:ascii="Arial Narrow" w:eastAsia="Arial Narrow" w:hAnsi="Arial Narrow" w:cs="Arial Narrow"/>
+          <w:sz w:val="16"/>
+          <w:szCs w:val="16"/>
+        </w:rPr>
+      </w:r>
+      <w:r>
+        <w:rPr>
+          <w:rFonts w:ascii="Arial Narrow" w:eastAsia="Arial Narrow" w:hAnsi="Arial Narrow" w:cs="Arial Narrow"/>
+          <w:b/>
+          <w:sz w:val="16"/>
+          <w:szCs w:val="16"/>
+        </w:rPr>
         <w:tab/>
-        <w:t xml:space="preserve"/>
-      </w:r>
-      <w:r>
-        <w:rPr>
-          <w:rFonts w:ascii="Arial Narrow" w:eastAsia="Arial Narrow" w:hAnsi="Arial Narrow" w:cs="Arial Narrow"/>
-          <w:sz w:val="16"/>
-          <w:szCs w:val="16"/>
-        </w:rPr>
-        <w:tab/>
-      </w:r>
-      <w:r>
-        <w:rPr>
-          <w:rFonts w:ascii="Arial Narrow" w:eastAsia="Arial Narrow" w:hAnsi="Arial Narrow" w:cs="Arial Narrow"/>
-          <w:b/>
-          <w:sz w:val="16"/>
-          <w:szCs w:val="16"/>
-        </w:rPr>
         <w:t>DIRECTIVA 001-2008/TRI-INDECOPI, DIRECTIVA SOBRE CONFIDENCIALIDAD DE LA INFORMACIÓN EN LOS PROCEDIMIENTOS SEGUIDOS POR LOS ÓRGANOS FUNCIONALES DEL INDECOPI, MODIFICADA POR LA DIRECTIVA 002-2017/TRI-INDECOPI Y LA DIRECTIVA 003-2022/TRI-INDECOPI</w:t>
       </w:r>
     </w:p>
     <w:p>
       <w:pPr>
         <w:pStyle w:val="Textonotapie"/>
-        <w:ind w:left="567" w:hanging="12"/>
+        <w:ind w:left="567"/>
         <w:jc w:val="both"/>
         <w:rPr>
           <w:rFonts w:ascii="Arial Narrow" w:eastAsia="Arial Narrow" w:hAnsi="Arial Narrow" w:cs="Arial Narrow"/>
@@ -10370,7 +10445,7 @@
     <w:p>
       <w:pPr>
         <w:pStyle w:val="Textonotapie"/>
-        <w:ind w:left="1134" w:hanging="567"/>
+        <w:ind w:left="1134" w:hanging="1134"/>
         <w:jc w:val="both"/>
         <w:rPr>
           <w:rFonts w:ascii="Arial Narrow" w:eastAsia="Arial Narrow" w:hAnsi="Arial Narrow" w:cs="Arial Narrow"/>
@@ -10465,7 +10540,7 @@
     <w:p>
       <w:pPr>
         <w:pStyle w:val="Textonotapie"/>
-        <w:ind w:left="1134" w:hanging="567"/>
+        <w:ind w:left="1134" w:hanging="1134"/>
         <w:jc w:val="both"/>
         <w:rPr>
           <w:rFonts w:ascii="Arial Narrow" w:eastAsia="Arial Narrow" w:hAnsi="Arial Narrow" w:cs="Arial Narrow"/>
@@ -10538,25 +10613,24 @@
           <w:sz w:val="16"/>
           <w:szCs w:val="16"/>
         </w:rPr>
+        <w:t xml:space="preserve"/>
+      </w:r>
+      <w:r>
+        <w:rPr>
+          <w:rFonts w:ascii="Arial Narrow" w:eastAsia="Arial Narrow" w:hAnsi="Arial Narrow" w:cs="Arial Narrow"/>
+          <w:sz w:val="16"/>
+          <w:szCs w:val="16"/>
+        </w:rPr>
+      </w:r>
+      <w:r>
+        <w:rPr>
+          <w:rFonts w:ascii="Arial Narrow" w:eastAsia="Arial Narrow" w:hAnsi="Arial Narrow" w:cs="Arial Narrow"/>
+          <w:b/>
+          <w:bCs/>
+          <w:sz w:val="16"/>
+          <w:szCs w:val="16"/>
+        </w:rPr>
         <w:tab/>
-        <w:t xml:space="preserve"/>
-      </w:r>
-      <w:r>
-        <w:rPr>
-          <w:rFonts w:ascii="Arial Narrow" w:eastAsia="Arial Narrow" w:hAnsi="Arial Narrow" w:cs="Arial Narrow"/>
-          <w:sz w:val="16"/>
-          <w:szCs w:val="16"/>
-        </w:rPr>
-        <w:tab/>
-      </w:r>
-      <w:r>
-        <w:rPr>
-          <w:rFonts w:ascii="Arial Narrow" w:eastAsia="Arial Narrow" w:hAnsi="Arial Narrow" w:cs="Arial Narrow"/>
-          <w:b/>
-          <w:bCs/>
-          <w:sz w:val="16"/>
-          <w:szCs w:val="16"/>
-        </w:rPr>
         <w:t xml:space="preserve">LEY 29571, CÓDIGO DE PROTECCIÓN Y DEFENSA DEL CONSUMIDOR, publicado el 2 de setiembre de 2010 y modificado por Decreto Legislativo 1308 </w:t>
       </w:r>
     </w:p>
@@ -10902,25 +10976,24 @@
           <w:sz w:val="16"/>
           <w:szCs w:val="16"/>
         </w:rPr>
+        <w:t xml:space="preserve"/>
+      </w:r>
+      <w:r>
+        <w:rPr>
+          <w:rFonts w:ascii="Arial Narrow" w:eastAsia="Arial Narrow" w:hAnsi="Arial Narrow" w:cs="Arial Narrow"/>
+          <w:sz w:val="16"/>
+          <w:szCs w:val="16"/>
+        </w:rPr>
+      </w:r>
+      <w:r>
+        <w:rPr>
+          <w:rFonts w:ascii="Arial Narrow" w:eastAsia="Arial Narrow" w:hAnsi="Arial Narrow" w:cs="Arial Narrow"/>
+          <w:b/>
+          <w:bCs/>
+          <w:sz w:val="16"/>
+          <w:szCs w:val="16"/>
+        </w:rPr>
         <w:tab/>
-        <w:t xml:space="preserve"/>
-      </w:r>
-      <w:r>
-        <w:rPr>
-          <w:rFonts w:ascii="Arial Narrow" w:eastAsia="Arial Narrow" w:hAnsi="Arial Narrow" w:cs="Arial Narrow"/>
-          <w:sz w:val="16"/>
-          <w:szCs w:val="16"/>
-        </w:rPr>
-        <w:tab/>
-      </w:r>
-      <w:r>
-        <w:rPr>
-          <w:rFonts w:ascii="Arial Narrow" w:eastAsia="Arial Narrow" w:hAnsi="Arial Narrow" w:cs="Arial Narrow"/>
-          <w:b/>
-          <w:bCs/>
-          <w:sz w:val="16"/>
-          <w:szCs w:val="16"/>
-        </w:rPr>
         <w:t xml:space="preserve">LEY 29571, CÓDIGO DE PROTECCIÓN Y DEFENSA DEL CONSUMIDOR, publicado el 2 de setiembre de 2010 y modificado por Decreto </w:t>
       </w:r>
       <w:proofErr w:type="gramStart"/>
@@ -11093,25 +11166,24 @@
           <w:sz w:val="16"/>
           <w:szCs w:val="16"/>
         </w:rPr>
+        <w:t xml:space="preserve"/>
+      </w:r>
+      <w:r>
+        <w:rPr>
+          <w:rFonts w:ascii="Arial Narrow" w:eastAsia="Arial Narrow" w:hAnsi="Arial Narrow" w:cs="Arial Narrow"/>
+          <w:sz w:val="16"/>
+          <w:szCs w:val="16"/>
+        </w:rPr>
+      </w:r>
+      <w:r>
+        <w:rPr>
+          <w:rFonts w:ascii="Arial Narrow" w:eastAsia="Arial Narrow" w:hAnsi="Arial Narrow" w:cs="Arial Narrow"/>
+          <w:b/>
+          <w:bCs/>
+          <w:sz w:val="16"/>
+          <w:szCs w:val="16"/>
+        </w:rPr>
         <w:tab/>
-        <w:t xml:space="preserve"/>
-      </w:r>
-      <w:r>
-        <w:rPr>
-          <w:rFonts w:ascii="Arial Narrow" w:eastAsia="Arial Narrow" w:hAnsi="Arial Narrow" w:cs="Arial Narrow"/>
-          <w:sz w:val="16"/>
-          <w:szCs w:val="16"/>
-        </w:rPr>
-        <w:tab/>
-      </w:r>
-      <w:r>
-        <w:rPr>
-          <w:rFonts w:ascii="Arial Narrow" w:eastAsia="Arial Narrow" w:hAnsi="Arial Narrow" w:cs="Arial Narrow"/>
-          <w:b/>
-          <w:bCs/>
-          <w:sz w:val="16"/>
-          <w:szCs w:val="16"/>
-        </w:rPr>
         <w:t xml:space="preserve">LEY 29571, CÓDIGO DE PROTECCIÓN Y DEFENSA DEL CONSUMIDOR, publicado el 2 de setiembre de 2010 y modificado por Decreto </w:t>
       </w:r>
       <w:proofErr w:type="gramStart"/>
@@ -11404,25 +11476,24 @@
           <w:sz w:val="16"/>
           <w:szCs w:val="16"/>
         </w:rPr>
+        <w:t xml:space="preserve"/>
+      </w:r>
+      <w:r>
+        <w:rPr>
+          <w:rFonts w:ascii="Arial Narrow" w:eastAsia="Arial Narrow" w:hAnsi="Arial Narrow" w:cs="Arial Narrow"/>
+          <w:sz w:val="16"/>
+          <w:szCs w:val="16"/>
+        </w:rPr>
+      </w:r>
+      <w:r>
+        <w:rPr>
+          <w:rFonts w:ascii="Arial Narrow" w:eastAsia="Arial Narrow" w:hAnsi="Arial Narrow" w:cs="Arial Narrow"/>
+          <w:b/>
+          <w:bCs/>
+          <w:sz w:val="16"/>
+          <w:szCs w:val="16"/>
+        </w:rPr>
         <w:tab/>
-        <w:t xml:space="preserve"/>
-      </w:r>
-      <w:r>
-        <w:rPr>
-          <w:rFonts w:ascii="Arial Narrow" w:eastAsia="Arial Narrow" w:hAnsi="Arial Narrow" w:cs="Arial Narrow"/>
-          <w:sz w:val="16"/>
-          <w:szCs w:val="16"/>
-        </w:rPr>
-        <w:tab/>
-      </w:r>
-      <w:r>
-        <w:rPr>
-          <w:rFonts w:ascii="Arial Narrow" w:eastAsia="Arial Narrow" w:hAnsi="Arial Narrow" w:cs="Arial Narrow"/>
-          <w:b/>
-          <w:bCs/>
-          <w:sz w:val="16"/>
-          <w:szCs w:val="16"/>
-        </w:rPr>
         <w:t xml:space="preserve">LEY 29571, CÓDIGO DE PROTECCIÓN Y DEFENSA DEL CONSUMIDOR, publicado el 2 de setiembre de 2010 y modificado por Decreto </w:t>
       </w:r>
       <w:proofErr w:type="gramStart"/>
@@ -11669,25 +11740,24 @@
           <w:sz w:val="16"/>
           <w:szCs w:val="16"/>
         </w:rPr>
+        <w:t xml:space="preserve"/>
+      </w:r>
+      <w:r>
+        <w:rPr>
+          <w:rFonts w:ascii="Arial Narrow" w:eastAsia="Arial Narrow" w:hAnsi="Arial Narrow" w:cs="Arial Narrow"/>
+          <w:sz w:val="16"/>
+          <w:szCs w:val="16"/>
+        </w:rPr>
+      </w:r>
+      <w:r>
+        <w:rPr>
+          <w:rFonts w:ascii="Arial Narrow" w:eastAsia="Arial Narrow" w:hAnsi="Arial Narrow" w:cs="Arial Narrow"/>
+          <w:b/>
+          <w:bCs/>
+          <w:sz w:val="16"/>
+          <w:szCs w:val="16"/>
+        </w:rPr>
         <w:tab/>
-        <w:t xml:space="preserve"/>
-      </w:r>
-      <w:r>
-        <w:rPr>
-          <w:rFonts w:ascii="Arial Narrow" w:eastAsia="Arial Narrow" w:hAnsi="Arial Narrow" w:cs="Arial Narrow"/>
-          <w:sz w:val="16"/>
-          <w:szCs w:val="16"/>
-        </w:rPr>
-        <w:tab/>
-      </w:r>
-      <w:r>
-        <w:rPr>
-          <w:rFonts w:ascii="Arial Narrow" w:eastAsia="Arial Narrow" w:hAnsi="Arial Narrow" w:cs="Arial Narrow"/>
-          <w:b/>
-          <w:bCs/>
-          <w:sz w:val="16"/>
-          <w:szCs w:val="16"/>
-        </w:rPr>
         <w:t>LEY SOBRE FACULTADES, NORMAS Y ORGANIZACIÓN DEL INDECOPI, aprobada por Decreto Legislativo 807, publicado el 18 de abril de 1996</w:t>
       </w:r>
     </w:p>
@@ -11873,7 +11943,7 @@
     </w:p>
     <w:p>
       <w:pPr>
-        <w:ind w:left="567"/>
+        <w:ind w:left="567" w:hanging="567"/>
         <w:jc w:val="both"/>
         <w:rPr>
           <w:rFonts w:ascii="Arial Narrow" w:eastAsia="Arial Narrow" w:hAnsi="Arial Narrow" w:cs="Arial Narrow"/>
@@ -11972,24 +12042,23 @@
           <w:sz w:val="16"/>
           <w:szCs w:val="16"/>
         </w:rPr>
+        <w:t xml:space="preserve"/>
+      </w:r>
+      <w:r>
+        <w:rPr>
+          <w:rFonts w:ascii="Arial Narrow" w:eastAsia="Arial Narrow" w:hAnsi="Arial Narrow" w:cs="Arial Narrow"/>
+          <w:sz w:val="16"/>
+          <w:szCs w:val="16"/>
+        </w:rPr>
+      </w:r>
+      <w:r>
+        <w:rPr>
+          <w:rFonts w:ascii="Arial Narrow" w:eastAsia="Arial Narrow" w:hAnsi="Arial Narrow" w:cs="Arial Narrow"/>
+          <w:sz w:val="16"/>
+          <w:szCs w:val="16"/>
+          <w:lang w:eastAsia="es-PE"/>
+        </w:rPr>
         <w:tab/>
-        <w:t xml:space="preserve"/>
-      </w:r>
-      <w:r>
-        <w:rPr>
-          <w:rFonts w:ascii="Arial Narrow" w:eastAsia="Arial Narrow" w:hAnsi="Arial Narrow" w:cs="Arial Narrow"/>
-          <w:sz w:val="16"/>
-          <w:szCs w:val="16"/>
-        </w:rPr>
-        <w:tab/>
-      </w:r>
-      <w:r>
-        <w:rPr>
-          <w:rFonts w:ascii="Arial Narrow" w:eastAsia="Arial Narrow" w:hAnsi="Arial Narrow" w:cs="Arial Narrow"/>
-          <w:sz w:val="16"/>
-          <w:szCs w:val="16"/>
-          <w:lang w:eastAsia="es-PE"/>
-        </w:rPr>
         <w:t xml:space="preserve">El número de trabajadores se atenderá siempre que la empresa haya sido constituida antes de la vigencia de la Ley 30056, publicada el 2 de julio de 2013, que modificó el artículo 5 del Texto Único Ordenado de la Ley de Promoción de la Competitividad, Formalización y Desarrollo de la Micro y Pequeña Empresa y de Acceso al Empleo Decente (LEY MYPE). Ello, en la medida que la Tercera Disposición Complementaria Transitoria de la norma modificatoria precisa que las empresas constituidas antes de la </w:t>
       </w:r>
       <w:proofErr w:type="gramStart"/>
@@ -12057,24 +12126,23 @@
           <w:sz w:val="16"/>
           <w:szCs w:val="16"/>
         </w:rPr>
+        <w:t xml:space="preserve"/>
+      </w:r>
+      <w:r>
+        <w:rPr>
+          <w:rFonts w:ascii="Arial Narrow" w:eastAsia="Arial Narrow" w:hAnsi="Arial Narrow" w:cs="Arial Narrow"/>
+          <w:sz w:val="16"/>
+          <w:szCs w:val="16"/>
+        </w:rPr>
+      </w:r>
+      <w:r>
+        <w:rPr>
+          <w:rFonts w:ascii="Arial Narrow" w:eastAsia="Arial Narrow" w:hAnsi="Arial Narrow" w:cs="Arial Narrow"/>
+          <w:b/>
+          <w:sz w:val="16"/>
+          <w:szCs w:val="16"/>
+        </w:rPr>
         <w:tab/>
-        <w:t xml:space="preserve"/>
-      </w:r>
-      <w:r>
-        <w:rPr>
-          <w:rFonts w:ascii="Arial Narrow" w:eastAsia="Arial Narrow" w:hAnsi="Arial Narrow" w:cs="Arial Narrow"/>
-          <w:sz w:val="16"/>
-          <w:szCs w:val="16"/>
-        </w:rPr>
-        <w:tab/>
-      </w:r>
-      <w:r>
-        <w:rPr>
-          <w:rFonts w:ascii="Arial Narrow" w:eastAsia="Arial Narrow" w:hAnsi="Arial Narrow" w:cs="Arial Narrow"/>
-          <w:b/>
-          <w:sz w:val="16"/>
-          <w:szCs w:val="16"/>
-        </w:rPr>
         <w:t xml:space="preserve">LEY </w:t>
       </w:r>
       <w:r>
@@ -12481,7 +12549,7 @@
     </w:p>
     <w:p>
       <w:pPr>
-        <w:ind w:left="566" w:hanging="566"/>
+        <w:ind w:left="566"/>
         <w:jc w:val="both"/>
         <w:rPr>
           <w:rFonts w:ascii="Arial Narrow" w:eastAsia="Arial Narrow" w:hAnsi="Arial Narrow" w:cs="Arial Narrow"/>
@@ -12816,7 +12884,7 @@
         <w:tabs>
           <w:tab w:val="left" w:pos="568"/>
         </w:tabs>
-        <w:ind w:left="1134" w:hanging="566"/>
+        <w:ind w:left="1134" w:hanging="1134"/>
         <w:jc w:val="both"/>
         <w:rPr>
           <w:rFonts w:ascii="Arial Narrow" w:eastAsia="Arial Narrow" w:hAnsi="Arial Narrow" w:cs="Arial Narrow"/>
@@ -12848,7 +12916,7 @@
           <w:ilvl w:val="0"/>
           <w:numId w:val="5"/>
         </w:numPr>
-        <w:ind w:left="1418" w:hanging="284"/>
+        <w:ind w:left="1418"/>
         <w:jc w:val="both"/>
         <w:rPr>
           <w:rFonts w:ascii="Arial Narrow" w:eastAsia="Arial Narrow" w:hAnsi="Arial Narrow" w:cs="Arial Narrow"/>
@@ -12871,7 +12939,7 @@
           <w:ilvl w:val="0"/>
           <w:numId w:val="5"/>
         </w:numPr>
-        <w:ind w:left="1418" w:hanging="284"/>
+        <w:ind w:left="1418"/>
         <w:jc w:val="both"/>
         <w:rPr>
           <w:rFonts w:ascii="Arial Narrow" w:eastAsia="Arial Narrow" w:hAnsi="Arial Narrow" w:cs="Arial Narrow"/>
@@ -12894,7 +12962,7 @@
           <w:ilvl w:val="0"/>
           <w:numId w:val="5"/>
         </w:numPr>
-        <w:ind w:left="1418" w:hanging="284"/>
+        <w:ind w:left="1418"/>
         <w:jc w:val="both"/>
         <w:rPr>
           <w:rFonts w:ascii="Arial Narrow" w:eastAsia="Arial Narrow" w:hAnsi="Arial Narrow" w:cs="Arial Narrow"/>
@@ -12917,7 +12985,7 @@
           <w:ilvl w:val="0"/>
           <w:numId w:val="5"/>
         </w:numPr>
-        <w:ind w:left="1418" w:hanging="284"/>
+        <w:ind w:left="1418"/>
         <w:jc w:val="both"/>
         <w:rPr>
           <w:rFonts w:ascii="Arial Narrow" w:eastAsia="Arial Narrow" w:hAnsi="Arial Narrow" w:cs="Arial Narrow"/>
@@ -12940,7 +13008,7 @@
           <w:ilvl w:val="0"/>
           <w:numId w:val="5"/>
         </w:numPr>
-        <w:ind w:left="1418" w:hanging="284"/>
+        <w:ind w:left="1418"/>
         <w:jc w:val="both"/>
         <w:rPr>
           <w:rFonts w:ascii="Arial Narrow" w:eastAsia="Arial Narrow" w:hAnsi="Arial Narrow" w:cs="Arial Narrow"/>
@@ -12963,7 +13031,7 @@
           <w:ilvl w:val="0"/>
           <w:numId w:val="5"/>
         </w:numPr>
-        <w:ind w:left="1418" w:hanging="284"/>
+        <w:ind w:left="1418"/>
         <w:jc w:val="both"/>
         <w:rPr>
           <w:rFonts w:ascii="Arial Narrow" w:eastAsia="Arial Narrow" w:hAnsi="Arial Narrow" w:cs="Arial Narrow"/>
@@ -12986,7 +13054,7 @@
           <w:ilvl w:val="0"/>
           <w:numId w:val="5"/>
         </w:numPr>
-        <w:ind w:left="1418" w:hanging="284"/>
+        <w:ind w:left="1418"/>
         <w:jc w:val="both"/>
         <w:rPr>
           <w:rFonts w:ascii="Arial Narrow" w:eastAsia="Arial Narrow" w:hAnsi="Arial Narrow" w:cs="Arial Narrow"/>
@@ -13009,7 +13077,7 @@
           <w:ilvl w:val="0"/>
           <w:numId w:val="5"/>
         </w:numPr>
-        <w:ind w:left="1418" w:hanging="284"/>
+        <w:ind w:left="1418"/>
         <w:jc w:val="both"/>
         <w:rPr>
           <w:rFonts w:ascii="Arial Narrow" w:eastAsia="Arial Narrow" w:hAnsi="Arial Narrow" w:cs="Arial Narrow"/>
@@ -13032,7 +13100,7 @@
           <w:ilvl w:val="0"/>
           <w:numId w:val="5"/>
         </w:numPr>
-        <w:ind w:left="1418" w:hanging="284"/>
+        <w:ind w:left="1418"/>
         <w:jc w:val="both"/>
         <w:rPr>
           <w:rFonts w:ascii="Arial Narrow" w:eastAsia="Arial Narrow" w:hAnsi="Arial Narrow" w:cs="Arial Narrow"/>
@@ -13054,7 +13122,7 @@
         <w:tabs>
           <w:tab w:val="left" w:pos="568"/>
         </w:tabs>
-        <w:ind w:left="1134" w:hanging="566"/>
+        <w:ind w:left="1134"/>
         <w:jc w:val="both"/>
         <w:rPr>
           <w:rFonts w:ascii="Arial Narrow" w:eastAsia="Arial Narrow" w:hAnsi="Arial Narrow" w:cs="Arial Narrow"/>
@@ -13091,7 +13159,7 @@
     </w:p>
     <w:p>
       <w:pPr>
-        <w:ind w:left="1134" w:hanging="567"/>
+        <w:ind w:left="1134"/>
         <w:jc w:val="both"/>
         <w:rPr>
           <w:rFonts w:ascii="Arial Narrow" w:eastAsia="Arial Narrow" w:hAnsi="Arial Narrow" w:cs="Arial Narrow"/>
@@ -13110,7 +13178,7 @@
     </w:p>
     <w:p>
       <w:pPr>
-        <w:ind w:left="1134" w:hanging="567"/>
+        <w:ind w:left="1134"/>
         <w:jc w:val="both"/>
         <w:rPr>
           <w:rFonts w:ascii="Arial Narrow" w:eastAsia="Arial Narrow" w:hAnsi="Arial Narrow" w:cs="Arial Narrow"/>
@@ -13129,7 +13197,7 @@
     </w:p>
     <w:p>
       <w:pPr>
-        <w:ind w:left="1134" w:hanging="567"/>
+        <w:ind w:left="1134"/>
         <w:jc w:val="both"/>
         <w:rPr>
           <w:rFonts w:ascii="Arial Narrow" w:eastAsia="Arial Narrow" w:hAnsi="Arial Narrow" w:cs="Arial Narrow"/>
@@ -13148,7 +13216,7 @@
     </w:p>
     <w:p>
       <w:pPr>
-        <w:ind w:left="1134" w:hanging="567"/>
+        <w:ind w:left="1134"/>
         <w:jc w:val="both"/>
         <w:rPr>
           <w:rFonts w:ascii="Arial Narrow" w:eastAsia="Arial Narrow" w:hAnsi="Arial Narrow" w:cs="Arial Narrow"/>
@@ -13167,7 +13235,7 @@
     </w:p>
     <w:p>
       <w:pPr>
-        <w:ind w:left="1134" w:hanging="567"/>
+        <w:ind w:left="1134" w:hanging="1134"/>
         <w:jc w:val="both"/>
         <w:rPr>
           <w:rFonts w:ascii="Arial Narrow" w:eastAsia="Arial Narrow" w:hAnsi="Arial Narrow" w:cs="Arial Narrow"/>
@@ -13603,24 +13671,23 @@
           <w:sz w:val="16"/>
           <w:szCs w:val="16"/>
         </w:rPr>
+        <w:t xml:space="preserve"/>
+      </w:r>
+      <w:r>
+        <w:rPr>
+          <w:rFonts w:ascii="Arial Narrow" w:eastAsia="Arial Narrow" w:hAnsi="Arial Narrow" w:cs="Arial Narrow"/>
+          <w:sz w:val="16"/>
+          <w:szCs w:val="16"/>
+        </w:rPr>
+      </w:r>
+      <w:r>
+        <w:rPr>
+          <w:rFonts w:ascii="Arial Narrow" w:eastAsia="Arial Narrow" w:hAnsi="Arial Narrow" w:cs="Arial Narrow"/>
+          <w:b/>
+          <w:sz w:val="16"/>
+          <w:szCs w:val="16"/>
+        </w:rPr>
         <w:tab/>
-        <w:t xml:space="preserve"/>
-      </w:r>
-      <w:r>
-        <w:rPr>
-          <w:rFonts w:ascii="Arial Narrow" w:eastAsia="Arial Narrow" w:hAnsi="Arial Narrow" w:cs="Arial Narrow"/>
-          <w:sz w:val="16"/>
-          <w:szCs w:val="16"/>
-        </w:rPr>
-        <w:tab/>
-      </w:r>
-      <w:r>
-        <w:rPr>
-          <w:rFonts w:ascii="Arial Narrow" w:eastAsia="Arial Narrow" w:hAnsi="Arial Narrow" w:cs="Arial Narrow"/>
-          <w:b/>
-          <w:sz w:val="16"/>
-          <w:szCs w:val="16"/>
-        </w:rPr>
         <w:t>LEY 29571, CÓDIGO DE PROTECCIÓN Y DEFENSA DEL CONSUMIDOR</w:t>
       </w:r>
     </w:p>
@@ -13801,7 +13868,6 @@
           <w:sz w:val="16"/>
           <w:szCs w:val="16"/>
         </w:rPr>
-        <w:tab/>
         <w:t xml:space="preserve"/>
       </w:r>
       <w:r>
@@ -13935,31 +14001,30 @@
           <w:sz w:val="16"/>
           <w:szCs w:val="16"/>
         </w:rPr>
+        <w:t xml:space="preserve"/>
+      </w:r>
+      <w:r>
+        <w:rPr>
+          <w:rFonts w:ascii="Arial Narrow" w:eastAsia="Arial Narrow" w:hAnsi="Arial Narrow" w:cs="Arial Narrow"/>
+          <w:sz w:val="16"/>
+          <w:szCs w:val="16"/>
+        </w:rPr>
+      </w:r>
+      <w:r>
+        <w:rPr>
+          <w:rFonts w:ascii="Arial Narrow" w:eastAsia="Arial Narrow" w:hAnsi="Arial Narrow" w:cs="Arial Narrow"/>
+          <w:b/>
+          <w:sz w:val="16"/>
+          <w:szCs w:val="16"/>
+        </w:rPr>
         <w:tab/>
-        <w:t xml:space="preserve"/>
-      </w:r>
-      <w:r>
-        <w:rPr>
-          <w:rFonts w:ascii="Arial Narrow" w:eastAsia="Arial Narrow" w:hAnsi="Arial Narrow" w:cs="Arial Narrow"/>
-          <w:sz w:val="16"/>
-          <w:szCs w:val="16"/>
-        </w:rPr>
-        <w:tab/>
-      </w:r>
-      <w:r>
-        <w:rPr>
-          <w:rFonts w:ascii="Arial Narrow" w:eastAsia="Arial Narrow" w:hAnsi="Arial Narrow" w:cs="Arial Narrow"/>
-          <w:b/>
-          <w:sz w:val="16"/>
-          <w:szCs w:val="16"/>
-        </w:rPr>
         <w:t>TEXTO ÚNICO ORDENADO DE LA LEY DEL PROCEDIMIENTO ADMINISTRATIVO GENERAL, aprobado mediante DECRETO SUPREMO 006-2026-JUS y publicado el 30 de abril de 2026</w:t>
       </w:r>
     </w:p>
     <w:p>
       <w:pPr>
         <w:pStyle w:val="Textonotapie"/>
-        <w:ind w:left="1134" w:hanging="567"/>
+        <w:ind w:left="1134"/>
         <w:jc w:val="both"/>
         <w:rPr>
           <w:rFonts w:ascii="Arial Narrow" w:eastAsia="Arial Narrow" w:hAnsi="Arial Narrow" w:cs="Arial Narrow"/>

--- a/plantillas_maestras/03_seguro_desgravamen/negativa_cobertura/2_o_mas_ddos_varios/varon/TPL_2010_2026_SEGURO_DESGRAVAMEN_NEGATIVA_COBERTURA_ASEGURADORA_VARON_R227.docx
+++ b/plantillas_maestras/03_seguro_desgravamen/negativa_cobertura/2_o_mas_ddos_varios/varon/TPL_2010_2026_SEGURO_DESGRAVAMEN_NEGATIVA_COBERTURA_ASEGURADORA_VARON_R227.docx
@@ -6055,7 +6055,7 @@
           <w:sz w:val="22"/>
           <w:szCs w:val="22"/>
         </w:rPr>
-        <w:t>la compañía aseguradora no habría cumplido con brindar información a la denunciante respecto del estado de su solicitud de cobertura, del 15 de agosto de 2025, de la Póliza S000082035 del Seguro de Desgravamen por la invalidez total y permanente que padece</w:t>
+        <w:t xml:space="preserve">la compañía aseguradora no habría cumplido con brindar información a la denunciante respecto del estado de su solicitud de cobertura, del 15 de agosto de 2025, de la Póliza S000082035 del Seguro de Desgravamen por la invalidez total y permanente que padece</w:t>
       </w:r>
       <w:r>
         <w:rPr>
@@ -6065,7 +6065,7 @@
           <w:sz w:val="22"/>
           <w:szCs w:val="22"/>
         </w:rPr>
-        <w:t xml:space="preserve">. Por </w:t>
+        <w:t xml:space="preserve">; involucraría una presunta afectación al derecho de información de los consumidores. Por consiguiente, corresponde calificar el hecho materia de denuncia como una presunta infracción al deber de información, tipificado en el artículo 1, numeral 1, literal b) y al artículo 2 del Código</w:t>
       </w:r>
       <w:r>
         <w:rPr>
@@ -6076,7 +6076,7 @@
           <w:szCs w:val="22"/>
         </w:rPr>
         <w:lastRenderedPageBreak/>
-        <w:t xml:space="preserve">consiguiente, </w:t>
+        <w:t xml:space="preserve"/>
       </w:r>
       <w:r>
         <w:rPr>
@@ -6086,7 +6086,7 @@
           <w:sz w:val="22"/>
           <w:szCs w:val="22"/>
         </w:rPr>
-        <w:t xml:space="preserve">corresponde calificar el hecho materia de denuncia como una presunta infracción al deber de información, tipificado en el </w:t>
+        <w:t xml:space="preserve"/>
       </w:r>
       <w:bookmarkStart w:id="10" w:name="_Hlk195611851"/>
       <w:r>
@@ -6097,7 +6097,7 @@
           <w:sz w:val="22"/>
           <w:szCs w:val="22"/>
         </w:rPr>
-        <w:t xml:space="preserve">artículo 1, numeral 1, literal b) </w:t>
+        <w:t xml:space="preserve"/>
       </w:r>
       <w:bookmarkEnd w:id="10"/>
       <w:r>
@@ -6108,7 +6108,7 @@
           <w:sz w:val="22"/>
           <w:szCs w:val="22"/>
         </w:rPr>
-        <w:t>y al artículo 2 del Código</w:t>
+        <w:t xml:space="preserve"/>
       </w:r>
       <w:r>
         <w:rPr>
@@ -6130,7 +6130,7 @@
           <w:sz w:val="22"/>
           <w:szCs w:val="22"/>
         </w:rPr>
-        <w:t>.</w:t>
+        <w:t xml:space="preserve">.</w:t>
       </w:r>
     </w:p>
     <w:p>

--- a/plantillas_maestras/03_seguro_desgravamen/negativa_cobertura/2_o_mas_ddos_varios/varon/TPL_2010_2026_SEGURO_DESGRAVAMEN_NEGATIVA_COBERTURA_ASEGURADORA_VARON_R227.docx
+++ b/plantillas_maestras/03_seguro_desgravamen/negativa_cobertura/2_o_mas_ddos_varios/varon/TPL_2010_2026_SEGURO_DESGRAVAMEN_NEGATIVA_COBERTURA_ASEGURADORA_VARON_R227.docx
@@ -8128,7 +8128,7 @@
           <w:sz w:val="22"/>
           <w:szCs w:val="22"/>
         </w:rPr>
-        <w:t xml:space="preserve">correr traslado de la presente resolución a Pacífico Compañía de Seguros y Reaseguros S.A. para que, de conformidad con lo dispuesto por el artículo 26 de la Ley sobre Facultades, Normas y Organización del Indecopi, aprobada por Decreto Legislativo 807</w:t>
+        <w:t xml:space="preserve">correr traslado de la denuncia del 29 de mayo de 2026, subsanado mediante escrito del 24 de junio de 2026 a Pacífico Compañía de Seguros y Reaseguros S.A. para que, de conformidad con lo dispuesto por el artículo 26 de la Ley sobre Facultades, Normas y Organización del Indecopi, aprobada por Decreto Legislativo 807</w:t>
       </w:r>
       <w:r>
         <w:rPr>
